--- a/Vizsgaremek.docx
+++ b/Vizsgaremek.docx
@@ -37,7 +37,6 @@
           <w:lang w:eastAsia="hu-HU"/>
         </w:rPr>
       </w:pPr>
-      <w:proofErr w:type="spellStart"/>
       <w:r>
         <w:rPr>
           <w:rFonts w:ascii="Times New Roman" w:eastAsia="Times New Roman" w:hAnsi="Times New Roman" w:cs="Times New Roman"/>
@@ -46,18 +45,7 @@
           <w:szCs w:val="44"/>
           <w:lang w:eastAsia="hu-HU"/>
         </w:rPr>
-        <w:t>SportHub</w:t>
-      </w:r>
-      <w:proofErr w:type="spellEnd"/>
-      <w:r>
-        <w:rPr>
-          <w:rFonts w:ascii="Times New Roman" w:eastAsia="Times New Roman" w:hAnsi="Times New Roman" w:cs="Times New Roman"/>
-          <w:b/>
-          <w:sz w:val="44"/>
-          <w:szCs w:val="44"/>
-          <w:lang w:eastAsia="hu-HU"/>
-        </w:rPr>
-        <w:t xml:space="preserve"> webalkalmazás</w:t>
+        <w:t>SportHub webalkalmazás</w:t>
       </w:r>
     </w:p>
     <w:p>
@@ -299,6 +287,209 @@
     </w:p>
     <w:p>
       <w:pPr>
+        <w:rPr>
+          <w:lang w:eastAsia="hu-HU"/>
+        </w:rPr>
+      </w:pPr>
+    </w:p>
+    <w:sdt>
+      <w:sdtPr>
+        <w:id w:val="-672950562"/>
+        <w:docPartObj>
+          <w:docPartGallery w:val="Table of Contents"/>
+          <w:docPartUnique/>
+        </w:docPartObj>
+      </w:sdtPr>
+      <w:sdtEndPr>
+        <w:rPr>
+          <w:b/>
+          <w:bCs/>
+        </w:rPr>
+      </w:sdtEndPr>
+      <w:sdtContent>
+        <w:p>
+          <w:r>
+            <w:t>Tartalom</w:t>
+          </w:r>
+        </w:p>
+        <w:p>
+          <w:pPr>
+            <w:rPr>
+              <w:noProof/>
+            </w:rPr>
+          </w:pPr>
+          <w:r>
+            <w:fldChar w:fldCharType="begin"/>
+          </w:r>
+          <w:r>
+            <w:instrText xml:space="preserve"> TOC \o "1-3" \h \z \u </w:instrText>
+          </w:r>
+          <w:r>
+            <w:fldChar w:fldCharType="separate"/>
+          </w:r>
+          <w:hyperlink w:anchor="_Toc221525413" w:history="1">
+            <w:r>
+              <w:rPr>
+                <w:rStyle w:val="Hiperhivatkozs"/>
+                <w:rFonts w:eastAsia="Times New Roman"/>
+                <w:noProof/>
+                <w:lang w:eastAsia="hu-HU"/>
+              </w:rPr>
+              <w:t>Melléklet</w:t>
+            </w:r>
+            <w:r>
+              <w:rPr>
+                <w:noProof/>
+                <w:webHidden/>
+              </w:rPr>
+              <w:tab/>
+            </w:r>
+            <w:r>
+              <w:rPr>
+                <w:noProof/>
+                <w:webHidden/>
+              </w:rPr>
+              <w:fldChar w:fldCharType="begin"/>
+            </w:r>
+            <w:r>
+              <w:rPr>
+                <w:noProof/>
+                <w:webHidden/>
+              </w:rPr>
+              <w:instrText xml:space="preserve"> PAGEREF _Toc221525413 \h </w:instrText>
+            </w:r>
+            <w:r>
+              <w:rPr>
+                <w:noProof/>
+                <w:webHidden/>
+              </w:rPr>
+            </w:r>
+            <w:r>
+              <w:rPr>
+                <w:noProof/>
+                <w:webHidden/>
+              </w:rPr>
+              <w:fldChar w:fldCharType="separate"/>
+            </w:r>
+            <w:r>
+              <w:rPr>
+                <w:noProof/>
+                <w:webHidden/>
+              </w:rPr>
+              <w:t>5</w:t>
+            </w:r>
+            <w:r>
+              <w:rPr>
+                <w:noProof/>
+                <w:webHidden/>
+              </w:rPr>
+              <w:fldChar w:fldCharType="end"/>
+            </w:r>
+          </w:hyperlink>
+        </w:p>
+        <w:p>
+          <w:pPr>
+            <w:rPr>
+              <w:noProof/>
+            </w:rPr>
+          </w:pPr>
+          <w:hyperlink w:anchor="_Toc221525414" w:history="1">
+            <w:r>
+              <w:rPr>
+                <w:rStyle w:val="Hiperhivatkozs"/>
+                <w:noProof/>
+                <w:lang w:eastAsia="hu-HU"/>
+              </w:rPr>
+              <w:t>Gantt diagram</w:t>
+            </w:r>
+            <w:r>
+              <w:rPr>
+                <w:noProof/>
+                <w:webHidden/>
+              </w:rPr>
+              <w:tab/>
+            </w:r>
+            <w:r>
+              <w:rPr>
+                <w:noProof/>
+                <w:webHidden/>
+              </w:rPr>
+              <w:fldChar w:fldCharType="begin"/>
+            </w:r>
+            <w:r>
+              <w:rPr>
+                <w:noProof/>
+                <w:webHidden/>
+              </w:rPr>
+              <w:instrText xml:space="preserve"> PAGEREF _Toc221525414 \h </w:instrText>
+            </w:r>
+            <w:r>
+              <w:rPr>
+                <w:noProof/>
+                <w:webHidden/>
+              </w:rPr>
+            </w:r>
+            <w:r>
+              <w:rPr>
+                <w:noProof/>
+                <w:webHidden/>
+              </w:rPr>
+              <w:fldChar w:fldCharType="separate"/>
+            </w:r>
+            <w:r>
+              <w:rPr>
+                <w:noProof/>
+                <w:webHidden/>
+              </w:rPr>
+              <w:t>5</w:t>
+            </w:r>
+            <w:r>
+              <w:rPr>
+                <w:noProof/>
+                <w:webHidden/>
+              </w:rPr>
+              <w:fldChar w:fldCharType="end"/>
+            </w:r>
+          </w:hyperlink>
+        </w:p>
+        <w:p>
+          <w:r>
+            <w:rPr>
+              <w:b/>
+              <w:bCs/>
+            </w:rPr>
+            <w:fldChar w:fldCharType="end"/>
+          </w:r>
+        </w:p>
+      </w:sdtContent>
+    </w:sdt>
+    <w:p>
+      <w:pPr>
+        <w:rPr>
+          <w:lang w:eastAsia="hu-HU"/>
+        </w:rPr>
+      </w:pPr>
+      <w:r>
+        <w:rPr>
+          <w:lang w:eastAsia="hu-HU"/>
+        </w:rPr>
+        <w:br w:type="page"/>
+      </w:r>
+      <w:bookmarkStart w:id="0" w:name="_GoBack"/>
+      <w:bookmarkEnd w:id="0"/>
+    </w:p>
+    <w:p>
+      <w:pPr>
+        <w:rPr>
+          <w:rFonts w:ascii="Times New Roman" w:eastAsia="Times New Roman" w:hAnsi="Times New Roman" w:cs="Times New Roman"/>
+          <w:sz w:val="28"/>
+          <w:szCs w:val="28"/>
+          <w:lang w:eastAsia="hu-HU"/>
+        </w:rPr>
+      </w:pPr>
+    </w:p>
+    <w:p>
+      <w:pPr>
         <w:spacing w:before="240" w:after="240" w:line="360" w:lineRule="auto"/>
         <w:jc w:val="both"/>
         <w:rPr>
@@ -315,7 +506,6 @@
           <w:szCs w:val="28"/>
           <w:lang w:eastAsia="hu-HU"/>
         </w:rPr>
-        <w:lastRenderedPageBreak/>
         <w:t>A projektmunka keretében megvalósított projekt célja egy olyan webes alkalmazás tervezése és fejlesztése volt, amely támogatta a felhasználókat a helyi sportolási lehetőségek hatékony feltérképezésében és kihasználásában. Az alkalmazással egy központi, felhasználóbarát platformot hoztunk létre, amely összegyűjtötte és rendszerezte a helyi közösségekben elérhető sportolási lehetőségeket, elősegítve az információk könnyű elérését és áttekinthetőségét.</w:t>
       </w:r>
     </w:p>
@@ -358,27 +548,7 @@
           <w:szCs w:val="28"/>
           <w:lang w:eastAsia="hu-HU"/>
         </w:rPr>
-        <w:t xml:space="preserve">A célcsoportot a sportolni vágyó emberek széles </w:t>
-      </w:r>
-      <w:proofErr w:type="spellStart"/>
-      <w:r>
-        <w:rPr>
-          <w:rFonts w:ascii="Times New Roman" w:eastAsia="Times New Roman" w:hAnsi="Times New Roman" w:cs="Times New Roman"/>
-          <w:sz w:val="28"/>
-          <w:szCs w:val="28"/>
-          <w:lang w:eastAsia="hu-HU"/>
-        </w:rPr>
-        <w:t>rétege</w:t>
-      </w:r>
-      <w:proofErr w:type="spellEnd"/>
-      <w:r>
-        <w:rPr>
-          <w:rFonts w:ascii="Times New Roman" w:eastAsia="Times New Roman" w:hAnsi="Times New Roman" w:cs="Times New Roman"/>
-          <w:sz w:val="28"/>
-          <w:szCs w:val="28"/>
-          <w:lang w:eastAsia="hu-HU"/>
-        </w:rPr>
-        <w:t xml:space="preserve"> alkotta. Ide tartoztak a rendszeresen sportoló felhasználók, akik új helyszíneket vagy edzési lehetőségeket kerestek, valamint azok a kezdők is, akik még csak most ismerkedtek valamely sportággal, és segítségre volt szükségük az első lépések megtételéhez. Az alkalmazás különösen hasznosnak bizonyult azok számára, akik új városba vagy településre költöztek, mivel számukra az ismeretlen környezetben nehézséget jelentett a megfelelő sportolási lehetőségek felkutatása.</w:t>
+        <w:t>A célcsoportot a sportolni vágyó emberek széles rétege alkotta. Ide tartoztak a rendszeresen sportoló felhasználók, akik új helyszíneket vagy edzési lehetőségeket kerestek, valamint azok a kezdők is, akik még csak most ismerkedtek valamely sportággal, és segítségre volt szükségük az első lépések megtételéhez. Az alkalmazás különösen hasznosnak bizonyult azok számára, akik új városba vagy településre költöztek, mivel számukra az ismeretlen környezetben nehézséget jelentett a megfelelő sportolási lehetőségek felkutatása.</w:t>
       </w:r>
     </w:p>
     <w:p>
@@ -432,8 +602,47 @@
         </w:rPr>
         <w:t>A szakdolgozat célja nem csupán az alkalmazás funkcionalitásának bemutatása volt, hanem a fejlesztési folyamat során alkalmazott technológiai megoldások, tervezési elvek és felhasználói igények elemzése is. A dolgozatban bemutattuk a rendszer tervezésének lépéseit, az alkalmazott technológiákat, valamint azokat a döntéseket, amelyek a felhasználói élmény és a rendszer hatékonyságának javítását szolgálták.</w:t>
       </w:r>
-      <w:bookmarkStart w:id="0" w:name="_GoBack"/>
-      <w:bookmarkEnd w:id="0"/>
+    </w:p>
+    <w:p>
+      <w:pPr>
+        <w:spacing w:before="240" w:after="240" w:line="360" w:lineRule="auto"/>
+        <w:jc w:val="both"/>
+        <w:rPr>
+          <w:rFonts w:ascii="Times New Roman" w:eastAsia="Times New Roman" w:hAnsi="Times New Roman" w:cs="Times New Roman"/>
+          <w:sz w:val="28"/>
+          <w:szCs w:val="28"/>
+          <w:lang w:eastAsia="hu-HU"/>
+        </w:rPr>
+      </w:pPr>
+      <w:r>
+        <w:rPr>
+          <w:rFonts w:ascii="Times New Roman" w:eastAsia="Times New Roman" w:hAnsi="Times New Roman" w:cs="Times New Roman"/>
+          <w:sz w:val="28"/>
+          <w:szCs w:val="28"/>
+          <w:lang w:eastAsia="hu-HU"/>
+        </w:rPr>
+        <w:t xml:space="preserve">A </w:t>
+      </w:r>
+      <w:proofErr w:type="spellStart"/>
+      <w:r>
+        <w:rPr>
+          <w:rFonts w:ascii="Times New Roman" w:eastAsia="Times New Roman" w:hAnsi="Times New Roman" w:cs="Times New Roman"/>
+          <w:sz w:val="28"/>
+          <w:szCs w:val="28"/>
+          <w:lang w:eastAsia="hu-HU"/>
+        </w:rPr>
+        <w:t>grantt</w:t>
+      </w:r>
+      <w:proofErr w:type="spellEnd"/>
+      <w:r>
+        <w:rPr>
+          <w:rFonts w:ascii="Times New Roman" w:eastAsia="Times New Roman" w:hAnsi="Times New Roman" w:cs="Times New Roman"/>
+          <w:sz w:val="28"/>
+          <w:szCs w:val="28"/>
+          <w:lang w:eastAsia="hu-HU"/>
+        </w:rPr>
+        <w:t xml:space="preserve"> diagrammunk sokat segített a határidők betartásában és a gördülékenyebb haladásban!</w:t>
+      </w:r>
     </w:p>
     <w:p>
       <w:pPr>
@@ -462,8 +671,166 @@
     </w:p>
     <w:p>
       <w:pPr>
-        <w:spacing w:before="100" w:beforeAutospacing="1" w:after="100" w:afterAutospacing="1" w:line="240" w:lineRule="auto"/>
-        <w:outlineLvl w:val="2"/>
+        <w:pStyle w:val="Cmsor2"/>
+        <w:rPr>
+          <w:rFonts w:eastAsia="Times New Roman"/>
+          <w:lang w:eastAsia="hu-HU"/>
+        </w:rPr>
+      </w:pPr>
+      <w:bookmarkStart w:id="1" w:name="_Toc221525413"/>
+      <w:r>
+        <w:rPr>
+          <w:rFonts w:eastAsia="Times New Roman"/>
+          <w:lang w:eastAsia="hu-HU"/>
+        </w:rPr>
+        <w:lastRenderedPageBreak/>
+        <w:t>Melléklet</w:t>
+      </w:r>
+      <w:bookmarkEnd w:id="1"/>
+    </w:p>
+    <w:p>
+      <w:pPr>
+        <w:pStyle w:val="Cmsor2"/>
+        <w:rPr>
+          <w:lang w:eastAsia="hu-HU"/>
+        </w:rPr>
+      </w:pPr>
+      <w:bookmarkStart w:id="2" w:name="_Toc221525414"/>
+      <w:r>
+        <w:rPr>
+          <w:lang w:eastAsia="hu-HU"/>
+        </w:rPr>
+        <w:t>Gantt diagram</w:t>
+      </w:r>
+      <w:bookmarkEnd w:id="2"/>
+    </w:p>
+    <w:p>
+      <w:pPr>
+        <w:keepNext/>
+      </w:pPr>
+      <w:r>
+        <w:rPr>
+          <w:noProof/>
+          <w:lang w:eastAsia="hu-HU"/>
+        </w:rPr>
+        <w:drawing>
+          <wp:inline distT="0" distB="0" distL="0" distR="0" wp14:anchorId="29198D98" wp14:editId="494EF14F">
+            <wp:extent cx="5753100" cy="3829050"/>
+            <wp:effectExtent l="0" t="0" r="0" b="0"/>
+            <wp:docPr id="2" name="Kép 2"/>
+            <wp:cNvGraphicFramePr>
+              <a:graphicFrameLocks xmlns:a="http://schemas.openxmlformats.org/drawingml/2006/main" noChangeAspect="1"/>
+            </wp:cNvGraphicFramePr>
+            <a:graphic xmlns:a="http://schemas.openxmlformats.org/drawingml/2006/main">
+              <a:graphicData uri="http://schemas.openxmlformats.org/drawingml/2006/picture">
+                <pic:pic xmlns:pic="http://schemas.openxmlformats.org/drawingml/2006/picture">
+                  <pic:nvPicPr>
+                    <pic:cNvPr id="0" name="Picture 1"/>
+                    <pic:cNvPicPr>
+                      <a:picLocks noChangeAspect="1" noChangeArrowheads="1"/>
+                    </pic:cNvPicPr>
+                  </pic:nvPicPr>
+                  <pic:blipFill>
+                    <a:blip r:embed="rId9" cstate="print">
+                      <a:extLst>
+                        <a:ext uri="{28A0092B-C50C-407E-A947-70E740481C1C}">
+                          <a14:useLocalDpi xmlns:a14="http://schemas.microsoft.com/office/drawing/2010/main" val="0"/>
+                        </a:ext>
+                      </a:extLst>
+                    </a:blip>
+                    <a:srcRect/>
+                    <a:stretch>
+                      <a:fillRect/>
+                    </a:stretch>
+                  </pic:blipFill>
+                  <pic:spPr bwMode="auto">
+                    <a:xfrm>
+                      <a:off x="0" y="0"/>
+                      <a:ext cx="5753100" cy="3829050"/>
+                    </a:xfrm>
+                    <a:prstGeom prst="rect">
+                      <a:avLst/>
+                    </a:prstGeom>
+                    <a:noFill/>
+                    <a:ln>
+                      <a:noFill/>
+                    </a:ln>
+                  </pic:spPr>
+                </pic:pic>
+              </a:graphicData>
+            </a:graphic>
+          </wp:inline>
+        </w:drawing>
+      </w:r>
+    </w:p>
+    <w:p>
+      <w:pPr>
+        <w:pStyle w:val="Kpalrs"/>
+        <w:jc w:val="center"/>
+        <w:rPr>
+          <w:rFonts w:ascii="Times New Roman" w:hAnsi="Times New Roman" w:cs="Times New Roman"/>
+          <w:sz w:val="20"/>
+          <w:szCs w:val="20"/>
+          <w:lang w:eastAsia="hu-HU"/>
+        </w:rPr>
+      </w:pPr>
+      <w:r>
+        <w:rPr>
+          <w:rFonts w:ascii="Times New Roman" w:hAnsi="Times New Roman" w:cs="Times New Roman"/>
+          <w:sz w:val="20"/>
+          <w:szCs w:val="20"/>
+          <w:lang w:eastAsia="hu-HU"/>
+        </w:rPr>
+        <w:fldChar w:fldCharType="begin"/>
+      </w:r>
+      <w:r>
+        <w:rPr>
+          <w:rFonts w:ascii="Times New Roman" w:hAnsi="Times New Roman" w:cs="Times New Roman"/>
+          <w:sz w:val="20"/>
+          <w:szCs w:val="20"/>
+          <w:lang w:eastAsia="hu-HU"/>
+        </w:rPr>
+        <w:instrText xml:space="preserve"> SEQ ábra \* ARABIC </w:instrText>
+      </w:r>
+      <w:r>
+        <w:rPr>
+          <w:rFonts w:ascii="Times New Roman" w:hAnsi="Times New Roman" w:cs="Times New Roman"/>
+          <w:sz w:val="20"/>
+          <w:szCs w:val="20"/>
+          <w:lang w:eastAsia="hu-HU"/>
+        </w:rPr>
+        <w:fldChar w:fldCharType="separate"/>
+      </w:r>
+      <w:r>
+        <w:rPr>
+          <w:rFonts w:ascii="Times New Roman" w:hAnsi="Times New Roman" w:cs="Times New Roman"/>
+          <w:noProof/>
+          <w:sz w:val="20"/>
+          <w:szCs w:val="20"/>
+          <w:lang w:eastAsia="hu-HU"/>
+        </w:rPr>
+        <w:t>1</w:t>
+      </w:r>
+      <w:r>
+        <w:rPr>
+          <w:rFonts w:ascii="Times New Roman" w:hAnsi="Times New Roman" w:cs="Times New Roman"/>
+          <w:sz w:val="20"/>
+          <w:szCs w:val="20"/>
+          <w:lang w:eastAsia="hu-HU"/>
+        </w:rPr>
+        <w:fldChar w:fldCharType="end"/>
+      </w:r>
+      <w:r>
+        <w:rPr>
+          <w:rFonts w:ascii="Times New Roman" w:hAnsi="Times New Roman" w:cs="Times New Roman"/>
+          <w:sz w:val="20"/>
+          <w:szCs w:val="20"/>
+        </w:rPr>
+        <w:t>. ábra: Gantt diagram (saját forrás)</w:t>
+      </w:r>
+    </w:p>
+    <w:p>
+      <w:pPr>
         <w:rPr>
           <w:rFonts w:ascii="Times New Roman" w:eastAsia="Times New Roman" w:hAnsi="Times New Roman" w:cs="Times New Roman"/>
           <w:b/>
@@ -482,93 +849,29 @@
           <w:szCs w:val="27"/>
           <w:lang w:eastAsia="hu-HU"/>
         </w:rPr>
-        <w:lastRenderedPageBreak/>
-        <w:t>Funkcionalitás:</w:t>
-      </w:r>
-    </w:p>
-    <w:p>
-      <w:pPr>
-        <w:numPr>
-          <w:ilvl w:val="0"/>
-          <w:numId w:val="1"/>
-        </w:numPr>
-        <w:spacing w:before="100" w:beforeAutospacing="1" w:after="100" w:afterAutospacing="1" w:line="240" w:lineRule="auto"/>
-        <w:rPr>
-          <w:rFonts w:ascii="Times New Roman" w:eastAsia="Times New Roman" w:hAnsi="Times New Roman" w:cs="Times New Roman"/>
-          <w:sz w:val="28"/>
-          <w:szCs w:val="24"/>
-          <w:lang w:eastAsia="hu-HU"/>
-        </w:rPr>
-      </w:pPr>
+        <w:br w:type="page"/>
+      </w:r>
       <w:r>
         <w:rPr>
           <w:rFonts w:ascii="Times New Roman" w:eastAsia="Times New Roman" w:hAnsi="Times New Roman" w:cs="Times New Roman"/>
           <w:b/>
           <w:bCs/>
           <w:sz w:val="28"/>
-          <w:szCs w:val="24"/>
-          <w:lang w:eastAsia="hu-HU"/>
-        </w:rPr>
-        <w:t>Sportlétesítmények keresése:</w:t>
-      </w:r>
-      <w:r>
-        <w:rPr>
-          <w:rFonts w:ascii="Times New Roman" w:eastAsia="Times New Roman" w:hAnsi="Times New Roman" w:cs="Times New Roman"/>
-          <w:sz w:val="28"/>
-          <w:szCs w:val="24"/>
-          <w:lang w:eastAsia="hu-HU"/>
-        </w:rPr>
-        <w:br/>
-        <w:t>Az alkalmazás lehetővé teszi, hogy a felhasználók különböző sportlétesítményeket keressenek, mint például konditermek, uszodák, sportpályák, fitnesz központok, és más sportolási helyek. A keresés helyszín és sportág szerint szűrhető.</w:t>
-      </w:r>
-    </w:p>
-    <w:p>
-      <w:pPr>
-        <w:numPr>
-          <w:ilvl w:val="0"/>
-          <w:numId w:val="1"/>
-        </w:numPr>
-        <w:spacing w:before="100" w:beforeAutospacing="1" w:after="100" w:afterAutospacing="1" w:line="240" w:lineRule="auto"/>
-        <w:rPr>
-          <w:rFonts w:ascii="Times New Roman" w:eastAsia="Times New Roman" w:hAnsi="Times New Roman" w:cs="Times New Roman"/>
-          <w:sz w:val="28"/>
-          <w:szCs w:val="24"/>
-          <w:lang w:eastAsia="hu-HU"/>
-        </w:rPr>
-      </w:pPr>
-      <w:r>
+          <w:szCs w:val="27"/>
+          <w:lang w:eastAsia="hu-HU"/>
+        </w:rPr>
+        <w:lastRenderedPageBreak/>
+        <w:t>Adatbázis</w:t>
+      </w:r>
+    </w:p>
+    <w:p>
+      <w:pPr>
         <w:rPr>
           <w:rFonts w:ascii="Times New Roman" w:eastAsia="Times New Roman" w:hAnsi="Times New Roman" w:cs="Times New Roman"/>
           <w:b/>
           <w:bCs/>
           <w:sz w:val="28"/>
-          <w:szCs w:val="24"/>
-          <w:lang w:eastAsia="hu-HU"/>
-        </w:rPr>
-        <w:t>Szűrők és keresési lehetőségek:</w:t>
-      </w:r>
-      <w:r>
-        <w:rPr>
-          <w:rFonts w:ascii="Times New Roman" w:eastAsia="Times New Roman" w:hAnsi="Times New Roman" w:cs="Times New Roman"/>
-          <w:sz w:val="28"/>
-          <w:szCs w:val="24"/>
-          <w:lang w:eastAsia="hu-HU"/>
-        </w:rPr>
-        <w:br/>
-        <w:t>Az alkalmazás fejlett keresési lehetőségeket kínál, amelyek segítségével a felhasználók könnyedén találhatnak például az általuk preferált sportot (pl. futás, úszás, kosárlabda, teniszezés) vagy helyszínt (pl. zárt helyek, szabadtéri pályák).</w:t>
-      </w:r>
-    </w:p>
-    <w:p>
-      <w:pPr>
-        <w:numPr>
-          <w:ilvl w:val="0"/>
-          <w:numId w:val="1"/>
-        </w:numPr>
-        <w:spacing w:before="100" w:beforeAutospacing="1" w:after="100" w:afterAutospacing="1" w:line="240" w:lineRule="auto"/>
-        <w:rPr>
-          <w:rFonts w:ascii="Times New Roman" w:eastAsia="Times New Roman" w:hAnsi="Times New Roman" w:cs="Times New Roman"/>
-          <w:sz w:val="28"/>
-          <w:szCs w:val="24"/>
+          <w:szCs w:val="27"/>
           <w:lang w:eastAsia="hu-HU"/>
         </w:rPr>
       </w:pPr>
@@ -578,89 +881,20 @@
           <w:b/>
           <w:bCs/>
           <w:sz w:val="28"/>
-          <w:szCs w:val="24"/>
-          <w:lang w:eastAsia="hu-HU"/>
-        </w:rPr>
-        <w:t>Részletes információk:</w:t>
-      </w:r>
-      <w:r>
-        <w:rPr>
-          <w:rFonts w:ascii="Times New Roman" w:eastAsia="Times New Roman" w:hAnsi="Times New Roman" w:cs="Times New Roman"/>
-          <w:sz w:val="28"/>
-          <w:szCs w:val="24"/>
-          <w:lang w:eastAsia="hu-HU"/>
-        </w:rPr>
-        <w:br/>
-        <w:t xml:space="preserve">Minden sportlétesítményről részletes információkat biztosítunk, beleértve a </w:t>
-      </w:r>
-      <w:proofErr w:type="spellStart"/>
-      <w:r>
-        <w:rPr>
-          <w:rFonts w:ascii="Times New Roman" w:eastAsia="Times New Roman" w:hAnsi="Times New Roman" w:cs="Times New Roman"/>
-          <w:sz w:val="28"/>
-          <w:szCs w:val="24"/>
-          <w:lang w:eastAsia="hu-HU"/>
-        </w:rPr>
-        <w:t>nyitvatartást</w:t>
-      </w:r>
-      <w:proofErr w:type="spellEnd"/>
-      <w:r>
-        <w:rPr>
-          <w:rFonts w:ascii="Times New Roman" w:eastAsia="Times New Roman" w:hAnsi="Times New Roman" w:cs="Times New Roman"/>
-          <w:sz w:val="28"/>
-          <w:szCs w:val="24"/>
-          <w:lang w:eastAsia="hu-HU"/>
-        </w:rPr>
-        <w:t>, elérhetőséget, szolgáltatásokat (pl. edzőterem, csoportos órák), valamint a felhasználók által írt értékeléseket és véleményeket.</w:t>
-      </w:r>
-    </w:p>
-    <w:p>
-      <w:pPr>
-        <w:numPr>
-          <w:ilvl w:val="0"/>
-          <w:numId w:val="1"/>
-        </w:numPr>
-        <w:spacing w:before="100" w:beforeAutospacing="1" w:after="100" w:afterAutospacing="1" w:line="240" w:lineRule="auto"/>
-        <w:rPr>
-          <w:rFonts w:ascii="Times New Roman" w:eastAsia="Times New Roman" w:hAnsi="Times New Roman" w:cs="Times New Roman"/>
-          <w:sz w:val="28"/>
-          <w:szCs w:val="24"/>
-          <w:lang w:eastAsia="hu-HU"/>
-        </w:rPr>
-      </w:pPr>
-      <w:r>
+          <w:szCs w:val="27"/>
+          <w:lang w:eastAsia="hu-HU"/>
+        </w:rPr>
+        <w:br w:type="page"/>
+      </w:r>
+    </w:p>
+    <w:p>
+      <w:pPr>
         <w:rPr>
           <w:rFonts w:ascii="Times New Roman" w:eastAsia="Times New Roman" w:hAnsi="Times New Roman" w:cs="Times New Roman"/>
           <w:b/>
           <w:bCs/>
           <w:sz w:val="28"/>
-          <w:szCs w:val="24"/>
-          <w:lang w:eastAsia="hu-HU"/>
-        </w:rPr>
-        <w:t>Események és programok:</w:t>
-      </w:r>
-      <w:r>
-        <w:rPr>
-          <w:rFonts w:ascii="Times New Roman" w:eastAsia="Times New Roman" w:hAnsi="Times New Roman" w:cs="Times New Roman"/>
-          <w:sz w:val="28"/>
-          <w:szCs w:val="24"/>
-          <w:lang w:eastAsia="hu-HU"/>
-        </w:rPr>
-        <w:br/>
-        <w:t>Az alkalmazás nemcsak a sportlétesítményeket, hanem a sporteseményeket, programokat is összegyűjti, hogy a felhasználók könnyen csatlakozhassanak helyi sporteseményekhez, versenyekhez, edzésprogramokhoz.</w:t>
-      </w:r>
-    </w:p>
-    <w:p>
-      <w:pPr>
-        <w:numPr>
-          <w:ilvl w:val="0"/>
-          <w:numId w:val="1"/>
-        </w:numPr>
-        <w:spacing w:before="100" w:beforeAutospacing="1" w:after="100" w:afterAutospacing="1" w:line="240" w:lineRule="auto"/>
-        <w:rPr>
-          <w:rFonts w:ascii="Times New Roman" w:eastAsia="Times New Roman" w:hAnsi="Times New Roman" w:cs="Times New Roman"/>
-          <w:sz w:val="28"/>
-          <w:szCs w:val="24"/>
+          <w:szCs w:val="27"/>
           <w:lang w:eastAsia="hu-HU"/>
         </w:rPr>
       </w:pPr>
@@ -670,69 +904,21 @@
           <w:b/>
           <w:bCs/>
           <w:sz w:val="28"/>
-          <w:szCs w:val="24"/>
-          <w:lang w:eastAsia="hu-HU"/>
-        </w:rPr>
-        <w:t>Regisztráció és személyre szabott ajánlások:</w:t>
-      </w:r>
-      <w:r>
-        <w:rPr>
-          <w:rFonts w:ascii="Times New Roman" w:eastAsia="Times New Roman" w:hAnsi="Times New Roman" w:cs="Times New Roman"/>
-          <w:sz w:val="28"/>
-          <w:szCs w:val="24"/>
-          <w:lang w:eastAsia="hu-HU"/>
-        </w:rPr>
-        <w:br/>
-        <w:t>A felhasználók regisztrációja lehetőséget ad arra, hogy személyre szabott ajánlásokat kapjanak a sportolási lehetőségekre, figyelembe véve a személyes preferenciáikat és korábbi aktivitásaikat.</w:t>
-      </w:r>
-    </w:p>
-    <w:p>
-      <w:pPr>
-        <w:numPr>
-          <w:ilvl w:val="0"/>
-          <w:numId w:val="1"/>
-        </w:numPr>
-        <w:spacing w:before="100" w:beforeAutospacing="1" w:after="100" w:afterAutospacing="1" w:line="240" w:lineRule="auto"/>
-        <w:rPr>
-          <w:rFonts w:ascii="Times New Roman" w:eastAsia="Times New Roman" w:hAnsi="Times New Roman" w:cs="Times New Roman"/>
-          <w:sz w:val="28"/>
-          <w:szCs w:val="24"/>
-          <w:lang w:eastAsia="hu-HU"/>
-        </w:rPr>
-      </w:pPr>
-      <w:r>
+          <w:szCs w:val="27"/>
+          <w:lang w:eastAsia="hu-HU"/>
+        </w:rPr>
+        <w:lastRenderedPageBreak/>
+        <w:t>Backend</w:t>
+      </w:r>
+    </w:p>
+    <w:p>
+      <w:pPr>
         <w:rPr>
           <w:rFonts w:ascii="Times New Roman" w:eastAsia="Times New Roman" w:hAnsi="Times New Roman" w:cs="Times New Roman"/>
           <w:b/>
           <w:bCs/>
           <w:sz w:val="28"/>
-          <w:szCs w:val="24"/>
-          <w:lang w:eastAsia="hu-HU"/>
-        </w:rPr>
-        <w:t>Interaktív térkép:</w:t>
-      </w:r>
-      <w:r>
-        <w:rPr>
-          <w:rFonts w:ascii="Times New Roman" w:eastAsia="Times New Roman" w:hAnsi="Times New Roman" w:cs="Times New Roman"/>
-          <w:sz w:val="28"/>
-          <w:szCs w:val="24"/>
-          <w:lang w:eastAsia="hu-HU"/>
-        </w:rPr>
-        <w:br/>
-        <w:t>A felhasználók egy interaktív térképen kereshetik meg a sportlétesítményeket a közvetlen környezetükben. A térkép lehetővé teszi az egyes helyek gyors elérését és a közlekedési lehetőségek figyelembevételével történő navigálást.</w:t>
-      </w:r>
-    </w:p>
-    <w:p>
-      <w:pPr>
-        <w:numPr>
-          <w:ilvl w:val="0"/>
-          <w:numId w:val="1"/>
-        </w:numPr>
-        <w:spacing w:before="100" w:beforeAutospacing="1" w:after="100" w:afterAutospacing="1" w:line="240" w:lineRule="auto"/>
-        <w:rPr>
-          <w:rFonts w:ascii="Times New Roman" w:eastAsia="Times New Roman" w:hAnsi="Times New Roman" w:cs="Times New Roman"/>
-          <w:sz w:val="28"/>
-          <w:szCs w:val="24"/>
+          <w:szCs w:val="27"/>
           <w:lang w:eastAsia="hu-HU"/>
         </w:rPr>
       </w:pPr>
@@ -742,20 +928,10 @@
           <w:b/>
           <w:bCs/>
           <w:sz w:val="28"/>
-          <w:szCs w:val="24"/>
-          <w:lang w:eastAsia="hu-HU"/>
-        </w:rPr>
-        <w:t>Szociális interakciók:</w:t>
-      </w:r>
-      <w:r>
-        <w:rPr>
-          <w:rFonts w:ascii="Times New Roman" w:eastAsia="Times New Roman" w:hAnsi="Times New Roman" w:cs="Times New Roman"/>
-          <w:sz w:val="28"/>
-          <w:szCs w:val="24"/>
-          <w:lang w:eastAsia="hu-HU"/>
-        </w:rPr>
-        <w:br/>
-        <w:t>Az alkalmazás közösségi funkciókat is tartalmazhat, például fórumokat vagy csoportokat, ahol a felhasználók megoszthatják tapasztalataikat, tippeket kérhetnek vagy adhatnak, illetve találkozhatnak más sportolókkal.</w:t>
+          <w:szCs w:val="27"/>
+          <w:lang w:eastAsia="hu-HU"/>
+        </w:rPr>
+        <w:br w:type="page"/>
       </w:r>
     </w:p>
     <w:p>
@@ -778,13 +954,12 @@
           <w:szCs w:val="27"/>
           <w:lang w:eastAsia="hu-HU"/>
         </w:rPr>
-        <w:br w:type="page"/>
-      </w:r>
-    </w:p>
-    <w:p>
-      <w:pPr>
-        <w:spacing w:before="100" w:beforeAutospacing="1" w:after="100" w:afterAutospacing="1" w:line="240" w:lineRule="auto"/>
-        <w:outlineLvl w:val="2"/>
+        <w:lastRenderedPageBreak/>
+        <w:t>Frontend</w:t>
+      </w:r>
+    </w:p>
+    <w:p>
+      <w:pPr>
         <w:rPr>
           <w:rFonts w:ascii="Times New Roman" w:eastAsia="Times New Roman" w:hAnsi="Times New Roman" w:cs="Times New Roman"/>
           <w:b/>
@@ -803,134 +978,11 @@
           <w:szCs w:val="27"/>
           <w:lang w:eastAsia="hu-HU"/>
         </w:rPr>
-        <w:lastRenderedPageBreak/>
-        <w:t>Technológiai háttér:</w:t>
-      </w:r>
-    </w:p>
-    <w:p>
-      <w:pPr>
-        <w:spacing w:before="100" w:beforeAutospacing="1" w:after="100" w:afterAutospacing="1" w:line="240" w:lineRule="auto"/>
-        <w:rPr>
-          <w:rFonts w:ascii="Times New Roman" w:eastAsia="Times New Roman" w:hAnsi="Times New Roman" w:cs="Times New Roman"/>
-          <w:sz w:val="28"/>
-          <w:szCs w:val="24"/>
-          <w:lang w:eastAsia="hu-HU"/>
-        </w:rPr>
-      </w:pPr>
-      <w:r>
-        <w:rPr>
-          <w:rFonts w:ascii="Times New Roman" w:eastAsia="Times New Roman" w:hAnsi="Times New Roman" w:cs="Times New Roman"/>
-          <w:sz w:val="28"/>
-          <w:szCs w:val="24"/>
-          <w:lang w:eastAsia="hu-HU"/>
-        </w:rPr>
-        <w:t>A projekt webes alkalmazás formájában készül, HTML, CSS, JavaScript (</w:t>
-      </w:r>
-      <w:proofErr w:type="spellStart"/>
-      <w:r>
-        <w:rPr>
-          <w:rFonts w:ascii="Times New Roman" w:eastAsia="Times New Roman" w:hAnsi="Times New Roman" w:cs="Times New Roman"/>
-          <w:sz w:val="28"/>
-          <w:szCs w:val="24"/>
-          <w:lang w:eastAsia="hu-HU"/>
-        </w:rPr>
-        <w:t>React</w:t>
-      </w:r>
-      <w:proofErr w:type="spellEnd"/>
-      <w:r>
-        <w:rPr>
-          <w:rFonts w:ascii="Times New Roman" w:eastAsia="Times New Roman" w:hAnsi="Times New Roman" w:cs="Times New Roman"/>
-          <w:sz w:val="28"/>
-          <w:szCs w:val="24"/>
-          <w:lang w:eastAsia="hu-HU"/>
-        </w:rPr>
-        <w:t xml:space="preserve"> vagy Vue.js) technológiák felhasználásával, és backend oldalon egy megfelelő adatbázis-kezelő rendszert (pl. </w:t>
-      </w:r>
-      <w:proofErr w:type="spellStart"/>
-      <w:r>
-        <w:rPr>
-          <w:rFonts w:ascii="Times New Roman" w:eastAsia="Times New Roman" w:hAnsi="Times New Roman" w:cs="Times New Roman"/>
-          <w:sz w:val="28"/>
-          <w:szCs w:val="24"/>
-          <w:lang w:eastAsia="hu-HU"/>
-        </w:rPr>
-        <w:t>MySQL</w:t>
-      </w:r>
-      <w:proofErr w:type="spellEnd"/>
-      <w:r>
-        <w:rPr>
-          <w:rFonts w:ascii="Times New Roman" w:eastAsia="Times New Roman" w:hAnsi="Times New Roman" w:cs="Times New Roman"/>
-          <w:sz w:val="28"/>
-          <w:szCs w:val="24"/>
-          <w:lang w:eastAsia="hu-HU"/>
-        </w:rPr>
-        <w:t xml:space="preserve"> vagy </w:t>
-      </w:r>
-      <w:proofErr w:type="spellStart"/>
-      <w:r>
-        <w:rPr>
-          <w:rFonts w:ascii="Times New Roman" w:eastAsia="Times New Roman" w:hAnsi="Times New Roman" w:cs="Times New Roman"/>
-          <w:sz w:val="28"/>
-          <w:szCs w:val="24"/>
-          <w:lang w:eastAsia="hu-HU"/>
-        </w:rPr>
-        <w:t>MongoDB</w:t>
-      </w:r>
-      <w:proofErr w:type="spellEnd"/>
-      <w:r>
-        <w:rPr>
-          <w:rFonts w:ascii="Times New Roman" w:eastAsia="Times New Roman" w:hAnsi="Times New Roman" w:cs="Times New Roman"/>
-          <w:sz w:val="28"/>
-          <w:szCs w:val="24"/>
-          <w:lang w:eastAsia="hu-HU"/>
-        </w:rPr>
-        <w:t xml:space="preserve">) alkalmazunk a helyi sportlétesítmények és események adatainak tárolására. Az interaktív térképes funkciókhoz az API-k (pl. Google </w:t>
-      </w:r>
-      <w:proofErr w:type="spellStart"/>
-      <w:r>
-        <w:rPr>
-          <w:rFonts w:ascii="Times New Roman" w:eastAsia="Times New Roman" w:hAnsi="Times New Roman" w:cs="Times New Roman"/>
-          <w:sz w:val="28"/>
-          <w:szCs w:val="24"/>
-          <w:lang w:eastAsia="hu-HU"/>
-        </w:rPr>
-        <w:t>Maps</w:t>
-      </w:r>
-      <w:proofErr w:type="spellEnd"/>
-      <w:r>
-        <w:rPr>
-          <w:rFonts w:ascii="Times New Roman" w:eastAsia="Times New Roman" w:hAnsi="Times New Roman" w:cs="Times New Roman"/>
-          <w:sz w:val="28"/>
-          <w:szCs w:val="24"/>
-          <w:lang w:eastAsia="hu-HU"/>
-        </w:rPr>
-        <w:t xml:space="preserve"> API) és </w:t>
-      </w:r>
-      <w:proofErr w:type="spellStart"/>
-      <w:r>
-        <w:rPr>
-          <w:rFonts w:ascii="Times New Roman" w:eastAsia="Times New Roman" w:hAnsi="Times New Roman" w:cs="Times New Roman"/>
-          <w:sz w:val="28"/>
-          <w:szCs w:val="24"/>
-          <w:lang w:eastAsia="hu-HU"/>
-        </w:rPr>
-        <w:t>geolokációs</w:t>
-      </w:r>
-      <w:proofErr w:type="spellEnd"/>
-      <w:r>
-        <w:rPr>
-          <w:rFonts w:ascii="Times New Roman" w:eastAsia="Times New Roman" w:hAnsi="Times New Roman" w:cs="Times New Roman"/>
-          <w:sz w:val="28"/>
-          <w:szCs w:val="24"/>
-          <w:lang w:eastAsia="hu-HU"/>
-        </w:rPr>
-        <w:t xml:space="preserve"> technológia használata szükséges. A felhasználói élmény javítása érdekében reszponzív design-t alkalmazunk, hogy az alkalmazás mobil eszközökön is kényelmesen használható legyen.</w:t>
-      </w:r>
-    </w:p>
-    <w:p>
-      <w:pPr>
-        <w:spacing w:before="100" w:beforeAutospacing="1" w:after="100" w:afterAutospacing="1" w:line="240" w:lineRule="auto"/>
-        <w:outlineLvl w:val="2"/>
+        <w:br w:type="page"/>
+      </w:r>
+    </w:p>
+    <w:p>
+      <w:pPr>
         <w:rPr>
           <w:rFonts w:ascii="Times New Roman" w:eastAsia="Times New Roman" w:hAnsi="Times New Roman" w:cs="Times New Roman"/>
           <w:b/>
@@ -949,41 +1001,16 @@
           <w:szCs w:val="27"/>
           <w:lang w:eastAsia="hu-HU"/>
         </w:rPr>
-        <w:t>Célok és eredmények:</w:t>
-      </w:r>
-    </w:p>
-    <w:p>
-      <w:pPr>
-        <w:spacing w:before="100" w:beforeAutospacing="1" w:after="100" w:afterAutospacing="1" w:line="240" w:lineRule="auto"/>
-        <w:rPr>
-          <w:rFonts w:ascii="Times New Roman" w:eastAsia="Times New Roman" w:hAnsi="Times New Roman" w:cs="Times New Roman"/>
-          <w:sz w:val="28"/>
-          <w:szCs w:val="24"/>
-          <w:lang w:eastAsia="hu-HU"/>
-        </w:rPr>
-      </w:pPr>
-      <w:r>
-        <w:rPr>
-          <w:rFonts w:ascii="Times New Roman" w:eastAsia="Times New Roman" w:hAnsi="Times New Roman" w:cs="Times New Roman"/>
-          <w:sz w:val="28"/>
-          <w:szCs w:val="24"/>
-          <w:lang w:eastAsia="hu-HU"/>
-        </w:rPr>
-        <w:t>A projekt fő célja, hogy egyszerűsítse a helyi sportolási lehetőségek megtalálását, és elősegítse a rendszeres mozgást és egészséges életmódot. A végső cél egy olyan alkalmazás létrehozása, amelyet a felhasználók napi szinten használnak a sportolásra való motiválás érdekében. A siker mérhető a felhasználói aktivitás növekedésében, valamint a helyi sportlétesítmények és események népszerűsítésében.</w:t>
-      </w:r>
-    </w:p>
-    <w:p>
-      <w:pPr>
-        <w:rPr>
-          <w:rFonts w:ascii="Times New Roman" w:hAnsi="Times New Roman" w:cs="Times New Roman"/>
-          <w:sz w:val="24"/>
-        </w:rPr>
-      </w:pPr>
+        <w:lastRenderedPageBreak/>
+        <w:t>Melléklet</w:t>
+      </w:r>
     </w:p>
     <w:sectPr>
+      <w:footerReference w:type="default" r:id="rId10"/>
       <w:pgSz w:w="11906" w:h="16838"/>
-      <w:pgMar w:top="1417" w:right="1417" w:bottom="1417" w:left="1417" w:header="708" w:footer="708" w:gutter="0"/>
+      <w:pgMar w:top="1417" w:right="1417" w:bottom="1417" w:left="1417" w:header="680" w:footer="680" w:gutter="0"/>
       <w:cols w:space="708"/>
+      <w:titlePg/>
       <w:docGrid w:linePitch="360"/>
     </w:sectPr>
   </w:body>
@@ -1013,6 +1040,48 @@
     </w:p>
   </w:endnote>
 </w:endnotes>
+</file>
+
+<file path=word/footer1.xml><?xml version="1.0" encoding="utf-8"?>
+<w:ftr xmlns:wpc="http://schemas.microsoft.com/office/word/2010/wordprocessingCanvas" xmlns:cx="http://schemas.microsoft.com/office/drawing/2014/chartex" xmlns:cx1="http://schemas.microsoft.com/office/drawing/2015/9/8/chartex" xmlns:cx2="http://schemas.microsoft.com/office/drawing/2015/10/21/chartex" xmlns:cx3="http://schemas.microsoft.com/office/drawing/2016/5/9/chartex" xmlns:cx4="http://schemas.microsoft.com/office/drawing/2016/5/10/chartex" xmlns:cx5="http://schemas.microsoft.com/office/drawing/2016/5/11/chartex" xmlns:cx6="http://schemas.microsoft.com/office/drawing/2016/5/12/chartex" xmlns:cx7="http://schemas.microsoft.com/office/drawing/2016/5/13/chartex" xmlns:cx8="http://schemas.microsoft.com/office/drawing/2016/5/14/chartex" xmlns:mc="http://schemas.openxmlformats.org/markup-compatibility/2006" xmlns:aink="http://schemas.microsoft.com/office/drawing/2016/ink" xmlns:am3d="http://schemas.microsoft.com/office/drawing/2017/model3d" xmlns:o="urn:schemas-microsoft-com:office:office" xmlns:r="http://schemas.openxmlformats.org/officeDocument/2006/relationships" xmlns:m="http://schemas.openxmlformats.org/officeDocument/2006/math" xmlns:v="urn:schemas-microsoft-com:vml" xmlns:wp14="http://schemas.microsoft.com/office/word/2010/wordprocessingDrawing" xmlns:wp="http://schemas.openxmlformats.org/drawingml/2006/wordprocessingDrawing" xmlns:w10="urn:schemas-microsoft-com:office:word" xmlns:w="http://schemas.openxmlformats.org/wordprocessingml/2006/main" xmlns:w14="http://schemas.microsoft.com/office/word/2010/wordml" xmlns:w15="http://schemas.microsoft.com/office/word/2012/wordml" xmlns:w16cid="http://schemas.microsoft.com/office/word/2016/wordml/cid" xmlns:w16se="http://schemas.microsoft.com/office/word/2015/wordml/symex" xmlns:wpg="http://schemas.microsoft.com/office/word/2010/wordprocessingGroup" xmlns:wpi="http://schemas.microsoft.com/office/word/2010/wordprocessingInk" xmlns:wne="http://schemas.microsoft.com/office/word/2006/wordml" xmlns:wps="http://schemas.microsoft.com/office/word/2010/wordprocessingShape" mc:Ignorable="w14 w15 w16se w16cid wp14">
+  <w:sdt>
+    <w:sdtPr>
+      <w:id w:val="307360176"/>
+      <w:docPartObj>
+        <w:docPartGallery w:val="Page Numbers (Bottom of Page)"/>
+        <w:docPartUnique/>
+      </w:docPartObj>
+    </w:sdtPr>
+    <w:sdtContent>
+      <w:p>
+        <w:pPr>
+          <w:pStyle w:val="llb"/>
+          <w:jc w:val="right"/>
+        </w:pPr>
+        <w:r>
+          <w:fldChar w:fldCharType="begin"/>
+        </w:r>
+        <w:r>
+          <w:instrText>PAGE   \* MERGEFORMAT</w:instrText>
+        </w:r>
+        <w:r>
+          <w:fldChar w:fldCharType="separate"/>
+        </w:r>
+        <w:r>
+          <w:t>2</w:t>
+        </w:r>
+        <w:r>
+          <w:fldChar w:fldCharType="end"/>
+        </w:r>
+      </w:p>
+    </w:sdtContent>
+  </w:sdt>
+  <w:p>
+    <w:pPr>
+      <w:pStyle w:val="llb"/>
+    </w:pPr>
+  </w:p>
+</w:ftr>
 </file>
 
 <file path=word/footnotes.xml><?xml version="1.0" encoding="utf-8"?>
@@ -1559,6 +1628,50 @@
     <w:name w:val="Normal"/>
     <w:qFormat/>
   </w:style>
+  <w:style w:type="paragraph" w:styleId="Cmsor1">
+    <w:name w:val="heading 1"/>
+    <w:basedOn w:val="Norml"/>
+    <w:next w:val="Norml"/>
+    <w:link w:val="Cmsor1Char"/>
+    <w:uiPriority w:val="9"/>
+    <w:qFormat/>
+    <w:rsid w:val="00DA06E8"/>
+    <w:pPr>
+      <w:keepNext/>
+      <w:keepLines/>
+      <w:spacing w:before="240" w:after="0"/>
+      <w:outlineLvl w:val="0"/>
+    </w:pPr>
+    <w:rPr>
+      <w:rFonts w:asciiTheme="majorHAnsi" w:eastAsiaTheme="majorEastAsia" w:hAnsiTheme="majorHAnsi" w:cstheme="majorBidi"/>
+      <w:color w:val="2F5496" w:themeColor="accent1" w:themeShade="BF"/>
+      <w:sz w:val="32"/>
+      <w:szCs w:val="32"/>
+    </w:rPr>
+  </w:style>
+  <w:style w:type="paragraph" w:styleId="Cmsor2">
+    <w:name w:val="heading 2"/>
+    <w:basedOn w:val="Norml"/>
+    <w:next w:val="Norml"/>
+    <w:link w:val="Cmsor2Char"/>
+    <w:uiPriority w:val="9"/>
+    <w:unhideWhenUsed/>
+    <w:qFormat/>
+    <w:rsid w:val="00DA06E8"/>
+    <w:pPr>
+      <w:keepNext/>
+      <w:keepLines/>
+      <w:spacing w:before="240" w:after="240"/>
+      <w:outlineLvl w:val="1"/>
+    </w:pPr>
+    <w:rPr>
+      <w:rFonts w:ascii="Times New Roman" w:eastAsiaTheme="majorEastAsia" w:hAnsi="Times New Roman" w:cstheme="majorBidi"/>
+      <w:b/>
+      <w:color w:val="000000" w:themeColor="text1"/>
+      <w:sz w:val="26"/>
+      <w:szCs w:val="26"/>
+    </w:rPr>
+  </w:style>
   <w:style w:type="paragraph" w:styleId="Cmsor3">
     <w:name w:val="heading 3"/>
     <w:basedOn w:val="Norml"/>
@@ -1692,6 +1805,111 @@
     <w:link w:val="llb"/>
     <w:uiPriority w:val="99"/>
     <w:rsid w:val="003823BF"/>
+  </w:style>
+  <w:style w:type="paragraph" w:styleId="Listaszerbekezds">
+    <w:name w:val="List Paragraph"/>
+    <w:basedOn w:val="Norml"/>
+    <w:uiPriority w:val="34"/>
+    <w:qFormat/>
+    <w:rsid w:val="00DF7887"/>
+    <w:pPr>
+      <w:ind w:left="720"/>
+      <w:contextualSpacing/>
+    </w:pPr>
+  </w:style>
+  <w:style w:type="character" w:customStyle="1" w:styleId="Cmsor1Char">
+    <w:name w:val="Címsor 1 Char"/>
+    <w:basedOn w:val="Bekezdsalapbettpusa"/>
+    <w:link w:val="Cmsor1"/>
+    <w:uiPriority w:val="9"/>
+    <w:rsid w:val="00DA06E8"/>
+    <w:rPr>
+      <w:rFonts w:asciiTheme="majorHAnsi" w:eastAsiaTheme="majorEastAsia" w:hAnsiTheme="majorHAnsi" w:cstheme="majorBidi"/>
+      <w:color w:val="2F5496" w:themeColor="accent1" w:themeShade="BF"/>
+      <w:sz w:val="32"/>
+      <w:szCs w:val="32"/>
+    </w:rPr>
+  </w:style>
+  <w:style w:type="character" w:customStyle="1" w:styleId="Cmsor2Char">
+    <w:name w:val="Címsor 2 Char"/>
+    <w:basedOn w:val="Bekezdsalapbettpusa"/>
+    <w:link w:val="Cmsor2"/>
+    <w:uiPriority w:val="9"/>
+    <w:rsid w:val="00DA06E8"/>
+    <w:rPr>
+      <w:rFonts w:ascii="Times New Roman" w:eastAsiaTheme="majorEastAsia" w:hAnsi="Times New Roman" w:cstheme="majorBidi"/>
+      <w:b/>
+      <w:color w:val="000000" w:themeColor="text1"/>
+      <w:sz w:val="26"/>
+      <w:szCs w:val="26"/>
+    </w:rPr>
+  </w:style>
+  <w:style w:type="paragraph" w:styleId="Kpalrs">
+    <w:name w:val="caption"/>
+    <w:basedOn w:val="Norml"/>
+    <w:next w:val="Norml"/>
+    <w:uiPriority w:val="35"/>
+    <w:unhideWhenUsed/>
+    <w:qFormat/>
+    <w:rsid w:val="00D60605"/>
+    <w:pPr>
+      <w:spacing w:after="200" w:line="240" w:lineRule="auto"/>
+    </w:pPr>
+    <w:rPr>
+      <w:i/>
+      <w:iCs/>
+      <w:color w:val="44546A" w:themeColor="text2"/>
+      <w:sz w:val="18"/>
+      <w:szCs w:val="18"/>
+    </w:rPr>
+  </w:style>
+  <w:style w:type="paragraph" w:styleId="Tartalomjegyzkcmsora">
+    <w:name w:val="TOC Heading"/>
+    <w:basedOn w:val="Cmsor1"/>
+    <w:next w:val="Norml"/>
+    <w:uiPriority w:val="39"/>
+    <w:unhideWhenUsed/>
+    <w:qFormat/>
+    <w:rsid w:val="00BD3324"/>
+    <w:pPr>
+      <w:outlineLvl w:val="9"/>
+    </w:pPr>
+    <w:rPr>
+      <w:lang w:eastAsia="hu-HU"/>
+    </w:rPr>
+  </w:style>
+  <w:style w:type="paragraph" w:styleId="TJ2">
+    <w:name w:val="toc 2"/>
+    <w:basedOn w:val="Norml"/>
+    <w:next w:val="Norml"/>
+    <w:autoRedefine/>
+    <w:uiPriority w:val="39"/>
+    <w:unhideWhenUsed/>
+    <w:rsid w:val="00BD3324"/>
+    <w:pPr>
+      <w:spacing w:after="100"/>
+      <w:ind w:left="220"/>
+    </w:pPr>
+  </w:style>
+  <w:style w:type="character" w:styleId="Hiperhivatkozs">
+    <w:name w:val="Hyperlink"/>
+    <w:basedOn w:val="Bekezdsalapbettpusa"/>
+    <w:uiPriority w:val="99"/>
+    <w:unhideWhenUsed/>
+    <w:rsid w:val="00BD3324"/>
+    <w:rPr>
+      <w:color w:val="0563C1" w:themeColor="hyperlink"/>
+      <w:u w:val="single"/>
+    </w:rPr>
+  </w:style>
+  <w:style w:type="paragraph" w:styleId="Nincstrkz">
+    <w:name w:val="No Spacing"/>
+    <w:uiPriority w:val="1"/>
+    <w:qFormat/>
+    <w:rsid w:val="00BD3324"/>
+    <w:pPr>
+      <w:spacing w:after="0" w:line="240" w:lineRule="auto"/>
+    </w:pPr>
   </w:style>
 </w:styles>
 </file>
@@ -1996,7 +2214,7 @@
 </file>
 
 <file path=customXml/itemProps1.xml><?xml version="1.0" encoding="utf-8"?>
-<ds:datastoreItem xmlns:ds="http://schemas.openxmlformats.org/officeDocument/2006/customXml" ds:itemID="{C1C001B7-6B75-414E-BD7D-DD10FBB63D92}">
+<ds:datastoreItem xmlns:ds="http://schemas.openxmlformats.org/officeDocument/2006/customXml" ds:itemID="{330CE0F5-661C-46BB-B4A6-04D1CF00FDEA}">
   <ds:schemaRefs>
     <ds:schemaRef ds:uri="http://schemas.openxmlformats.org/officeDocument/2006/bibliography"/>
   </ds:schemaRefs>

--- a/Vizsgaremek.docx
+++ b/Vizsgaremek.docx
@@ -294,7 +294,7 @@
     </w:p>
     <w:sdt>
       <w:sdtPr>
-        <w:id w:val="-672950562"/>
+        <w:id w:val="516590173"/>
         <w:docPartObj>
           <w:docPartGallery w:val="Table of Contents"/>
           <w:docPartUnique/>
@@ -302,20 +302,34 @@
       </w:sdtPr>
       <w:sdtEndPr>
         <w:rPr>
+          <w:rFonts w:asciiTheme="minorHAnsi" w:eastAsiaTheme="minorHAnsi" w:hAnsiTheme="minorHAnsi" w:cstheme="minorBidi"/>
           <w:b/>
           <w:bCs/>
+          <w:color w:val="auto"/>
+          <w:sz w:val="22"/>
+          <w:szCs w:val="22"/>
+          <w:lang w:eastAsia="en-US"/>
         </w:rPr>
       </w:sdtEndPr>
       <w:sdtContent>
         <w:p>
+          <w:pPr>
+            <w:pStyle w:val="Tartalomjegyzkcmsora"/>
+          </w:pPr>
           <w:r>
             <w:t>Tartalom</w:t>
           </w:r>
         </w:p>
         <w:p>
           <w:pPr>
+            <w:pStyle w:val="TJ2"/>
+            <w:tabs>
+              <w:tab w:val="right" w:leader="dot" w:pos="9062"/>
+            </w:tabs>
             <w:rPr>
+              <w:rFonts w:eastAsiaTheme="minorEastAsia"/>
               <w:noProof/>
+              <w:lang w:eastAsia="hu-HU"/>
             </w:rPr>
           </w:pPr>
           <w:r>
@@ -327,7 +341,7 @@
           <w:r>
             <w:fldChar w:fldCharType="separate"/>
           </w:r>
-          <w:hyperlink w:anchor="_Toc221525413" w:history="1">
+          <w:hyperlink w:anchor="_Toc221528220" w:history="1">
             <w:r>
               <w:rPr>
                 <w:rStyle w:val="Hiperhivatkozs"/>
@@ -335,7 +349,7 @@
                 <w:noProof/>
                 <w:lang w:eastAsia="hu-HU"/>
               </w:rPr>
-              <w:t>Melléklet</w:t>
+              <w:t>Bevezetés</w:t>
             </w:r>
             <w:r>
               <w:rPr>
@@ -356,7 +370,7 @@
                 <w:noProof/>
                 <w:webHidden/>
               </w:rPr>
-              <w:instrText xml:space="preserve"> PAGEREF _Toc221525413 \h </w:instrText>
+              <w:instrText xml:space="preserve"> PAGEREF _Toc221528220 \h </w:instrText>
             </w:r>
             <w:r>
               <w:rPr>
@@ -376,7 +390,7 @@
                 <w:noProof/>
                 <w:webHidden/>
               </w:rPr>
-              <w:t>5</w:t>
+              <w:t>3</w:t>
             </w:r>
             <w:r>
               <w:rPr>
@@ -389,18 +403,25 @@
         </w:p>
         <w:p>
           <w:pPr>
+            <w:pStyle w:val="TJ2"/>
+            <w:tabs>
+              <w:tab w:val="right" w:leader="dot" w:pos="9062"/>
+            </w:tabs>
             <w:rPr>
+              <w:rFonts w:eastAsiaTheme="minorEastAsia"/>
               <w:noProof/>
+              <w:lang w:eastAsia="hu-HU"/>
             </w:rPr>
           </w:pPr>
-          <w:hyperlink w:anchor="_Toc221525414" w:history="1">
+          <w:hyperlink w:anchor="_Toc221528221" w:history="1">
             <w:r>
               <w:rPr>
                 <w:rStyle w:val="Hiperhivatkozs"/>
+                <w:rFonts w:eastAsia="Times New Roman"/>
                 <w:noProof/>
                 <w:lang w:eastAsia="hu-HU"/>
               </w:rPr>
-              <w:t>Gantt diagram</w:t>
+              <w:t>Melléklet</w:t>
             </w:r>
             <w:r>
               <w:rPr>
@@ -421,7 +442,7 @@
                 <w:noProof/>
                 <w:webHidden/>
               </w:rPr>
-              <w:instrText xml:space="preserve"> PAGEREF _Toc221525414 \h </w:instrText>
+              <w:instrText xml:space="preserve"> PAGEREF _Toc221528221 \h </w:instrText>
             </w:r>
             <w:r>
               <w:rPr>
@@ -442,6 +463,292 @@
                 <w:webHidden/>
               </w:rPr>
               <w:t>5</w:t>
+            </w:r>
+            <w:r>
+              <w:rPr>
+                <w:noProof/>
+                <w:webHidden/>
+              </w:rPr>
+              <w:fldChar w:fldCharType="end"/>
+            </w:r>
+          </w:hyperlink>
+        </w:p>
+        <w:p>
+          <w:pPr>
+            <w:pStyle w:val="TJ2"/>
+            <w:tabs>
+              <w:tab w:val="right" w:leader="dot" w:pos="9062"/>
+            </w:tabs>
+            <w:rPr>
+              <w:rFonts w:eastAsiaTheme="minorEastAsia"/>
+              <w:noProof/>
+              <w:lang w:eastAsia="hu-HU"/>
+            </w:rPr>
+          </w:pPr>
+          <w:hyperlink w:anchor="_Toc221528222" w:history="1">
+            <w:r>
+              <w:rPr>
+                <w:rStyle w:val="Hiperhivatkozs"/>
+                <w:rFonts w:eastAsia="Times New Roman"/>
+                <w:noProof/>
+                <w:lang w:eastAsia="hu-HU"/>
+              </w:rPr>
+              <w:t>Adatbázis</w:t>
+            </w:r>
+            <w:r>
+              <w:rPr>
+                <w:noProof/>
+                <w:webHidden/>
+              </w:rPr>
+              <w:tab/>
+            </w:r>
+            <w:r>
+              <w:rPr>
+                <w:noProof/>
+                <w:webHidden/>
+              </w:rPr>
+              <w:fldChar w:fldCharType="begin"/>
+            </w:r>
+            <w:r>
+              <w:rPr>
+                <w:noProof/>
+                <w:webHidden/>
+              </w:rPr>
+              <w:instrText xml:space="preserve"> PAGEREF _Toc221528222 \h </w:instrText>
+            </w:r>
+            <w:r>
+              <w:rPr>
+                <w:noProof/>
+                <w:webHidden/>
+              </w:rPr>
+            </w:r>
+            <w:r>
+              <w:rPr>
+                <w:noProof/>
+                <w:webHidden/>
+              </w:rPr>
+              <w:fldChar w:fldCharType="separate"/>
+            </w:r>
+            <w:r>
+              <w:rPr>
+                <w:noProof/>
+                <w:webHidden/>
+              </w:rPr>
+              <w:t>6</w:t>
+            </w:r>
+            <w:r>
+              <w:rPr>
+                <w:noProof/>
+                <w:webHidden/>
+              </w:rPr>
+              <w:fldChar w:fldCharType="end"/>
+            </w:r>
+          </w:hyperlink>
+        </w:p>
+        <w:p>
+          <w:pPr>
+            <w:pStyle w:val="TJ2"/>
+            <w:tabs>
+              <w:tab w:val="right" w:leader="dot" w:pos="9062"/>
+            </w:tabs>
+            <w:rPr>
+              <w:rFonts w:eastAsiaTheme="minorEastAsia"/>
+              <w:noProof/>
+              <w:lang w:eastAsia="hu-HU"/>
+            </w:rPr>
+          </w:pPr>
+          <w:hyperlink w:anchor="_Toc221528223" w:history="1">
+            <w:r>
+              <w:rPr>
+                <w:rStyle w:val="Hiperhivatkozs"/>
+                <w:rFonts w:eastAsia="Times New Roman"/>
+                <w:noProof/>
+                <w:lang w:eastAsia="hu-HU"/>
+              </w:rPr>
+              <w:t>Backend</w:t>
+            </w:r>
+            <w:r>
+              <w:rPr>
+                <w:noProof/>
+                <w:webHidden/>
+              </w:rPr>
+              <w:tab/>
+            </w:r>
+            <w:r>
+              <w:rPr>
+                <w:noProof/>
+                <w:webHidden/>
+              </w:rPr>
+              <w:fldChar w:fldCharType="begin"/>
+            </w:r>
+            <w:r>
+              <w:rPr>
+                <w:noProof/>
+                <w:webHidden/>
+              </w:rPr>
+              <w:instrText xml:space="preserve"> PAGEREF _Toc221528223 \h </w:instrText>
+            </w:r>
+            <w:r>
+              <w:rPr>
+                <w:noProof/>
+                <w:webHidden/>
+              </w:rPr>
+            </w:r>
+            <w:r>
+              <w:rPr>
+                <w:noProof/>
+                <w:webHidden/>
+              </w:rPr>
+              <w:fldChar w:fldCharType="separate"/>
+            </w:r>
+            <w:r>
+              <w:rPr>
+                <w:noProof/>
+                <w:webHidden/>
+              </w:rPr>
+              <w:t>7</w:t>
+            </w:r>
+            <w:r>
+              <w:rPr>
+                <w:noProof/>
+                <w:webHidden/>
+              </w:rPr>
+              <w:fldChar w:fldCharType="end"/>
+            </w:r>
+          </w:hyperlink>
+        </w:p>
+        <w:p>
+          <w:pPr>
+            <w:pStyle w:val="TJ2"/>
+            <w:tabs>
+              <w:tab w:val="right" w:leader="dot" w:pos="9062"/>
+            </w:tabs>
+            <w:rPr>
+              <w:rFonts w:eastAsiaTheme="minorEastAsia"/>
+              <w:noProof/>
+              <w:lang w:eastAsia="hu-HU"/>
+            </w:rPr>
+          </w:pPr>
+          <w:hyperlink w:anchor="_Toc221528224" w:history="1">
+            <w:r>
+              <w:rPr>
+                <w:rStyle w:val="Hiperhivatkozs"/>
+                <w:rFonts w:eastAsia="Times New Roman"/>
+                <w:noProof/>
+                <w:lang w:eastAsia="hu-HU"/>
+              </w:rPr>
+              <w:t>Frontend</w:t>
+            </w:r>
+            <w:r>
+              <w:rPr>
+                <w:noProof/>
+                <w:webHidden/>
+              </w:rPr>
+              <w:tab/>
+            </w:r>
+            <w:r>
+              <w:rPr>
+                <w:noProof/>
+                <w:webHidden/>
+              </w:rPr>
+              <w:fldChar w:fldCharType="begin"/>
+            </w:r>
+            <w:r>
+              <w:rPr>
+                <w:noProof/>
+                <w:webHidden/>
+              </w:rPr>
+              <w:instrText xml:space="preserve"> PAGEREF _Toc221528224 \h </w:instrText>
+            </w:r>
+            <w:r>
+              <w:rPr>
+                <w:noProof/>
+                <w:webHidden/>
+              </w:rPr>
+            </w:r>
+            <w:r>
+              <w:rPr>
+                <w:noProof/>
+                <w:webHidden/>
+              </w:rPr>
+              <w:fldChar w:fldCharType="separate"/>
+            </w:r>
+            <w:r>
+              <w:rPr>
+                <w:noProof/>
+                <w:webHidden/>
+              </w:rPr>
+              <w:t>8</w:t>
+            </w:r>
+            <w:r>
+              <w:rPr>
+                <w:noProof/>
+                <w:webHidden/>
+              </w:rPr>
+              <w:fldChar w:fldCharType="end"/>
+            </w:r>
+          </w:hyperlink>
+        </w:p>
+        <w:p>
+          <w:pPr>
+            <w:pStyle w:val="TJ2"/>
+            <w:tabs>
+              <w:tab w:val="right" w:leader="dot" w:pos="9062"/>
+            </w:tabs>
+            <w:rPr>
+              <w:rFonts w:eastAsiaTheme="minorEastAsia"/>
+              <w:noProof/>
+              <w:lang w:eastAsia="hu-HU"/>
+            </w:rPr>
+          </w:pPr>
+          <w:hyperlink w:anchor="_Toc221528225" w:history="1">
+            <w:r>
+              <w:rPr>
+                <w:rStyle w:val="Hiperhivatkozs"/>
+                <w:noProof/>
+              </w:rPr>
+              <w:t>Alkalmazások</w:t>
+            </w:r>
+            <w:r>
+              <w:rPr>
+                <w:noProof/>
+                <w:webHidden/>
+              </w:rPr>
+              <w:tab/>
+            </w:r>
+            <w:r>
+              <w:rPr>
+                <w:noProof/>
+                <w:webHidden/>
+              </w:rPr>
+              <w:fldChar w:fldCharType="begin"/>
+            </w:r>
+            <w:r>
+              <w:rPr>
+                <w:noProof/>
+                <w:webHidden/>
+              </w:rPr>
+              <w:instrText xml:space="preserve"> PAGEREF _Toc221528225 \h </w:instrText>
+            </w:r>
+            <w:r>
+              <w:rPr>
+                <w:noProof/>
+                <w:webHidden/>
+              </w:rPr>
+            </w:r>
+            <w:r>
+              <w:rPr>
+                <w:noProof/>
+                <w:webHidden/>
+              </w:rPr>
+              <w:fldChar w:fldCharType="separate"/>
+            </w:r>
+            <w:r>
+              <w:rPr>
+                <w:noProof/>
+                <w:webHidden/>
+              </w:rPr>
+              <w:t>9</w:t>
             </w:r>
             <w:r>
               <w:rPr>
@@ -469,24 +776,38 @@
           <w:lang w:eastAsia="hu-HU"/>
         </w:rPr>
       </w:pPr>
+    </w:p>
+    <w:p>
+      <w:pPr>
+        <w:rPr>
+          <w:lang w:eastAsia="hu-HU"/>
+        </w:rPr>
+      </w:pPr>
       <w:r>
         <w:rPr>
           <w:lang w:eastAsia="hu-HU"/>
         </w:rPr>
         <w:br w:type="page"/>
       </w:r>
-      <w:bookmarkStart w:id="0" w:name="_GoBack"/>
+    </w:p>
+    <w:p>
+      <w:pPr>
+        <w:pStyle w:val="Cmsor2"/>
+        <w:rPr>
+          <w:rFonts w:eastAsia="Times New Roman"/>
+          <w:lang w:eastAsia="hu-HU"/>
+        </w:rPr>
+      </w:pPr>
+      <w:bookmarkStart w:id="0" w:name="_Toc221528220"/>
+      <w:r>
+        <w:rPr>
+          <w:rFonts w:eastAsia="Times New Roman"/>
+          <w:lang w:eastAsia="hu-HU"/>
+        </w:rPr>
+        <w:lastRenderedPageBreak/>
+        <w:t>Bevezetés</w:t>
+      </w:r>
       <w:bookmarkEnd w:id="0"/>
-    </w:p>
-    <w:p>
-      <w:pPr>
-        <w:rPr>
-          <w:rFonts w:ascii="Times New Roman" w:eastAsia="Times New Roman" w:hAnsi="Times New Roman" w:cs="Times New Roman"/>
-          <w:sz w:val="28"/>
-          <w:szCs w:val="28"/>
-          <w:lang w:eastAsia="hu-HU"/>
-        </w:rPr>
-      </w:pPr>
     </w:p>
     <w:p>
       <w:pPr>
@@ -621,19 +942,18 @@
           <w:szCs w:val="28"/>
           <w:lang w:eastAsia="hu-HU"/>
         </w:rPr>
-        <w:t xml:space="preserve">A </w:t>
-      </w:r>
-      <w:proofErr w:type="spellStart"/>
-      <w:r>
-        <w:rPr>
+        <w:t>A gantt diagrammunk</w:t>
+      </w:r>
+      <w:r>
+        <w:rPr>
+          <w:rStyle w:val="Lbjegyzet-hivatkozs"/>
           <w:rFonts w:ascii="Times New Roman" w:eastAsia="Times New Roman" w:hAnsi="Times New Roman" w:cs="Times New Roman"/>
           <w:sz w:val="28"/>
           <w:szCs w:val="28"/>
           <w:lang w:eastAsia="hu-HU"/>
         </w:rPr>
-        <w:t>grantt</w:t>
-      </w:r>
-      <w:proofErr w:type="spellEnd"/>
+        <w:footnoteReference w:id="1"/>
+      </w:r>
       <w:r>
         <w:rPr>
           <w:rFonts w:ascii="Times New Roman" w:eastAsia="Times New Roman" w:hAnsi="Times New Roman" w:cs="Times New Roman"/>
@@ -641,7 +961,7 @@
           <w:szCs w:val="28"/>
           <w:lang w:eastAsia="hu-HU"/>
         </w:rPr>
-        <w:t xml:space="preserve"> diagrammunk sokat segített a határidők betartásában és a gördülékenyebb haladásban!</w:t>
+        <w:t xml:space="preserve"> sokat segített a határidők betartásában és a gördülékenyebb haladásban!</w:t>
       </w:r>
     </w:p>
     <w:p>
@@ -677,7 +997,7 @@
           <w:lang w:eastAsia="hu-HU"/>
         </w:rPr>
       </w:pPr>
-      <w:bookmarkStart w:id="1" w:name="_Toc221525413"/>
+      <w:bookmarkStart w:id="1" w:name="_Toc221528221"/>
       <w:r>
         <w:rPr>
           <w:rFonts w:eastAsia="Times New Roman"/>
@@ -690,19 +1010,16 @@
     </w:p>
     <w:p>
       <w:pPr>
-        <w:pStyle w:val="Cmsor2"/>
-        <w:rPr>
-          <w:lang w:eastAsia="hu-HU"/>
-        </w:rPr>
-      </w:pPr>
-      <w:bookmarkStart w:id="2" w:name="_Toc221525414"/>
+        <w:rPr>
+          <w:lang w:eastAsia="hu-HU"/>
+        </w:rPr>
+      </w:pPr>
       <w:r>
         <w:rPr>
           <w:lang w:eastAsia="hu-HU"/>
         </w:rPr>
         <w:t>Gantt diagram</w:t>
       </w:r>
-      <w:bookmarkEnd w:id="2"/>
     </w:p>
     <w:p>
       <w:pPr>
@@ -831,6 +1148,243 @@
     </w:p>
     <w:p>
       <w:pPr>
+        <w:pStyle w:val="Cmsor2"/>
+        <w:rPr>
+          <w:rFonts w:eastAsia="Times New Roman"/>
+          <w:lang w:eastAsia="hu-HU"/>
+        </w:rPr>
+      </w:pPr>
+      <w:r>
+        <w:rPr>
+          <w:rFonts w:eastAsia="Times New Roman"/>
+          <w:lang w:eastAsia="hu-HU"/>
+        </w:rPr>
+        <w:br w:type="page"/>
+      </w:r>
+      <w:bookmarkStart w:id="2" w:name="_Toc221528222"/>
+      <w:r>
+        <w:rPr>
+          <w:rFonts w:eastAsia="Times New Roman"/>
+          <w:lang w:eastAsia="hu-HU"/>
+        </w:rPr>
+        <w:lastRenderedPageBreak/>
+        <w:t>Adatbázis</w:t>
+      </w:r>
+      <w:bookmarkEnd w:id="2"/>
+    </w:p>
+    <w:p>
+      <w:pPr>
+        <w:pStyle w:val="NormlWeb"/>
+        <w:jc w:val="both"/>
+        <w:rPr>
+          <w:sz w:val="28"/>
+        </w:rPr>
+      </w:pPr>
+      <w:r>
+        <w:rPr>
+          <w:sz w:val="28"/>
+        </w:rPr>
+        <w:t>Az adatbázis a projekt egyik legfontosabb része, mivel az alkalmazás működéséhez szükséges adatok strukturált tárolását és kezelését biztosítja. Az adatbázis lehetővé teszi, hogy az információk hosszú távon megmaradjanak, visszakereshetők és módosíthatók legyenek. Enélkül az alkalmazás nem tudná megfelelően kezelni a felhasználói adatokat és a rendszer működéséhez szükséges információkat.</w:t>
+      </w:r>
+    </w:p>
+    <w:p>
+      <w:pPr>
+        <w:pStyle w:val="NormlWeb"/>
+        <w:jc w:val="both"/>
+        <w:rPr>
+          <w:sz w:val="28"/>
+        </w:rPr>
+      </w:pPr>
+      <w:r>
+        <w:rPr>
+          <w:sz w:val="28"/>
+        </w:rPr>
+        <w:t xml:space="preserve">A projekt során </w:t>
+      </w:r>
+      <w:r>
+        <w:rPr>
+          <w:rStyle w:val="Kiemels2"/>
+          <w:sz w:val="28"/>
+        </w:rPr>
+        <w:t>relációs adatbázist</w:t>
+      </w:r>
+      <w:r>
+        <w:rPr>
+          <w:sz w:val="28"/>
+        </w:rPr>
+        <w:t xml:space="preserve"> használtunk, amely táblákból épül fel. Ezek a táblák sorokból és oszlopokból állnak, ahol minden sor egy rekordot, minden oszlop pedig egy adott tulajdonságot jelöl. A táblák között kapcsolatok hozhatók létre, amelyek biztosítják az adatok közötti összefüggéseket és az adatkonzisztenciát. Ez a felépítés átláthatóvá és jól kezelhetővé teszi az adatokat.</w:t>
+      </w:r>
+    </w:p>
+    <w:p>
+      <w:pPr>
+        <w:pStyle w:val="NormlWeb"/>
+        <w:jc w:val="both"/>
+        <w:rPr>
+          <w:sz w:val="28"/>
+        </w:rPr>
+      </w:pPr>
+      <w:r>
+        <w:rPr>
+          <w:sz w:val="28"/>
+        </w:rPr>
+        <w:t xml:space="preserve">Az adatbázis kezelésére a </w:t>
+      </w:r>
+      <w:proofErr w:type="spellStart"/>
+      <w:r>
+        <w:rPr>
+          <w:rStyle w:val="Kiemels2"/>
+          <w:sz w:val="28"/>
+        </w:rPr>
+        <w:t>MySQL</w:t>
+      </w:r>
+      <w:proofErr w:type="spellEnd"/>
+      <w:r>
+        <w:rPr>
+          <w:rStyle w:val="Kiemels2"/>
+          <w:sz w:val="28"/>
+        </w:rPr>
+        <w:t>/</w:t>
+      </w:r>
+      <w:proofErr w:type="spellStart"/>
+      <w:r>
+        <w:rPr>
+          <w:rStyle w:val="Kiemels2"/>
+          <w:sz w:val="28"/>
+        </w:rPr>
+        <w:t>MariaDB</w:t>
+      </w:r>
+      <w:proofErr w:type="spellEnd"/>
+      <w:r>
+        <w:rPr>
+          <w:sz w:val="28"/>
+        </w:rPr>
+        <w:t xml:space="preserve"> adatbázis-kezelő rendszert használtuk, amely a XAMPP csomag része. A rendszer SQL (</w:t>
+      </w:r>
+      <w:proofErr w:type="spellStart"/>
+      <w:r>
+        <w:rPr>
+          <w:sz w:val="28"/>
+        </w:rPr>
+        <w:t>Structured</w:t>
+      </w:r>
+      <w:proofErr w:type="spellEnd"/>
+      <w:r>
+        <w:rPr>
+          <w:sz w:val="28"/>
+        </w:rPr>
+        <w:t xml:space="preserve"> </w:t>
+      </w:r>
+      <w:proofErr w:type="spellStart"/>
+      <w:r>
+        <w:rPr>
+          <w:sz w:val="28"/>
+        </w:rPr>
+        <w:t>Query</w:t>
+      </w:r>
+      <w:proofErr w:type="spellEnd"/>
+      <w:r>
+        <w:rPr>
+          <w:sz w:val="28"/>
+        </w:rPr>
+        <w:t xml:space="preserve"> </w:t>
+      </w:r>
+      <w:proofErr w:type="spellStart"/>
+      <w:r>
+        <w:rPr>
+          <w:sz w:val="28"/>
+        </w:rPr>
+        <w:t>Language</w:t>
+      </w:r>
+      <w:proofErr w:type="spellEnd"/>
+      <w:r>
+        <w:rPr>
+          <w:sz w:val="28"/>
+        </w:rPr>
+        <w:t>) nyelvet használ, amely lehetőséget biztosít adatok lekérdezésére, beszúrására, módosítására és törlésére. Az SQL parancsok segítségével az alkalmazás hatékonyan kommunikál az adatbázissal.</w:t>
+      </w:r>
+    </w:p>
+    <w:p>
+      <w:pPr>
+        <w:pStyle w:val="NormlWeb"/>
+        <w:jc w:val="both"/>
+        <w:rPr>
+          <w:sz w:val="28"/>
+        </w:rPr>
+      </w:pPr>
+      <w:r>
+        <w:rPr>
+          <w:sz w:val="28"/>
+        </w:rPr>
+        <w:t>Az adatbázisban külön táblák szolgálnak az egyes adatok tárolására, például felhasználói adatok, bejegyzések vagy egyéb, a projekt működéséhez szükséges információk számára. A megfelelő adatstruktúra kialakítása segít elkerülni az adatok ismétlődését és hibás tárolását. Az elsődleges és idegen kulcsok használata biztosítja a táblák közötti logikai kapcsolatokat.</w:t>
+      </w:r>
+    </w:p>
+    <w:p>
+      <w:pPr>
+        <w:pStyle w:val="NormlWeb"/>
+        <w:jc w:val="both"/>
+        <w:rPr>
+          <w:sz w:val="28"/>
+        </w:rPr>
+      </w:pPr>
+      <w:r>
+        <w:rPr>
+          <w:sz w:val="28"/>
+        </w:rPr>
+        <w:t xml:space="preserve">A fejlesztés során az adatbázist </w:t>
+      </w:r>
+      <w:r>
+        <w:rPr>
+          <w:rStyle w:val="Kiemels2"/>
+          <w:sz w:val="28"/>
+        </w:rPr>
+        <w:t>helyi környezetben</w:t>
+      </w:r>
+      <w:r>
+        <w:rPr>
+          <w:sz w:val="28"/>
+        </w:rPr>
+        <w:t xml:space="preserve">, XAMPP segítségével futtattuk. Ez lehetővé tette a gyors tesztelést és a hibák egyszerű javítását anélkül, hogy éles környezetet kellett volna használni. A </w:t>
+      </w:r>
+      <w:proofErr w:type="spellStart"/>
+      <w:r>
+        <w:rPr>
+          <w:sz w:val="28"/>
+        </w:rPr>
+        <w:t>php</w:t>
+      </w:r>
+      <w:bookmarkStart w:id="3" w:name="_GoBack"/>
+      <w:bookmarkEnd w:id="3"/>
+      <w:r>
+        <w:rPr>
+          <w:sz w:val="28"/>
+        </w:rPr>
+        <w:t>MyAdmin</w:t>
+      </w:r>
+      <w:proofErr w:type="spellEnd"/>
+      <w:r>
+        <w:rPr>
+          <w:sz w:val="28"/>
+        </w:rPr>
+        <w:t xml:space="preserve"> felület segítségével az adatbázis könnyen kezelhető volt, így az adatok ellenőrzése és módosítása egyszerűen megoldhatóvá vált.</w:t>
+      </w:r>
+    </w:p>
+    <w:p>
+      <w:pPr>
+        <w:pStyle w:val="NormlWeb"/>
+        <w:jc w:val="both"/>
+        <w:rPr>
+          <w:sz w:val="28"/>
+        </w:rPr>
+      </w:pPr>
+      <w:r>
+        <w:rPr>
+          <w:sz w:val="28"/>
+        </w:rPr>
+        <w:t>Összességében az adatbázis biztosítja az alkalmazás stabil működését, az adatok biztonságos tárolását és hatékony kezelését. A megfelelően megtervezett adatbázis hozzájárul a rendszer megbízhatóságához, bővíthetőségéhez és hosszú távú használhatóságához.</w:t>
+      </w:r>
+    </w:p>
+    <w:p>
+      <w:pPr>
         <w:rPr>
           <w:rFonts w:ascii="Times New Roman" w:eastAsia="Times New Roman" w:hAnsi="Times New Roman" w:cs="Times New Roman"/>
           <w:b/>
@@ -849,7 +1403,7 @@
           <w:szCs w:val="27"/>
           <w:lang w:eastAsia="hu-HU"/>
         </w:rPr>
-        <w:br w:type="page"/>
+        <w:t xml:space="preserve"> </w:t>
       </w:r>
       <w:r>
         <w:rPr>
@@ -860,9 +1414,27 @@
           <w:szCs w:val="27"/>
           <w:lang w:eastAsia="hu-HU"/>
         </w:rPr>
+        <w:br w:type="page"/>
+      </w:r>
+    </w:p>
+    <w:p>
+      <w:pPr>
+        <w:pStyle w:val="Cmsor2"/>
+        <w:rPr>
+          <w:rFonts w:eastAsia="Times New Roman"/>
+          <w:lang w:eastAsia="hu-HU"/>
+        </w:rPr>
+      </w:pPr>
+      <w:bookmarkStart w:id="4" w:name="_Toc221528223"/>
+      <w:r>
+        <w:rPr>
+          <w:rFonts w:eastAsia="Times New Roman"/>
+          <w:lang w:eastAsia="hu-HU"/>
+        </w:rPr>
         <w:lastRenderedPageBreak/>
-        <w:t>Adatbázis</w:t>
-      </w:r>
+        <w:t>Backend</w:t>
+      </w:r>
+      <w:bookmarkEnd w:id="4"/>
     </w:p>
     <w:p>
       <w:pPr>
@@ -889,6 +1461,25 @@
     </w:p>
     <w:p>
       <w:pPr>
+        <w:pStyle w:val="Cmsor2"/>
+        <w:rPr>
+          <w:rFonts w:eastAsia="Times New Roman"/>
+          <w:lang w:eastAsia="hu-HU"/>
+        </w:rPr>
+      </w:pPr>
+      <w:bookmarkStart w:id="5" w:name="_Toc221528224"/>
+      <w:r>
+        <w:rPr>
+          <w:rFonts w:eastAsia="Times New Roman"/>
+          <w:lang w:eastAsia="hu-HU"/>
+        </w:rPr>
+        <w:lastRenderedPageBreak/>
+        <w:t>Frontend</w:t>
+      </w:r>
+      <w:bookmarkEnd w:id="5"/>
+    </w:p>
+    <w:p>
+      <w:pPr>
         <w:rPr>
           <w:rFonts w:ascii="Times New Roman" w:eastAsia="Times New Roman" w:hAnsi="Times New Roman" w:cs="Times New Roman"/>
           <w:b/>
@@ -907,103 +1498,370 @@
           <w:szCs w:val="27"/>
           <w:lang w:eastAsia="hu-HU"/>
         </w:rPr>
+        <w:br w:type="page"/>
+      </w:r>
+    </w:p>
+    <w:p>
+      <w:pPr>
+        <w:pStyle w:val="Cmsor2"/>
+        <w:jc w:val="both"/>
+        <w:rPr>
+          <w:rFonts w:cs="Times New Roman"/>
+          <w:sz w:val="40"/>
+        </w:rPr>
+      </w:pPr>
+      <w:bookmarkStart w:id="6" w:name="_Toc221528225"/>
+      <w:r>
+        <w:rPr>
+          <w:rFonts w:cs="Times New Roman"/>
+          <w:sz w:val="40"/>
+        </w:rPr>
         <w:lastRenderedPageBreak/>
-        <w:t>Backend</w:t>
-      </w:r>
-    </w:p>
-    <w:p>
-      <w:pPr>
-        <w:rPr>
-          <w:rFonts w:ascii="Times New Roman" w:eastAsia="Times New Roman" w:hAnsi="Times New Roman" w:cs="Times New Roman"/>
+        <w:t>Alkalmazások</w:t>
+      </w:r>
+      <w:bookmarkEnd w:id="6"/>
+    </w:p>
+    <w:p>
+      <w:pPr>
+        <w:jc w:val="both"/>
+        <w:rPr>
+          <w:rFonts w:ascii="Times New Roman" w:hAnsi="Times New Roman" w:cs="Times New Roman"/>
           <w:b/>
-          <w:bCs/>
-          <w:sz w:val="28"/>
-          <w:szCs w:val="27"/>
-          <w:lang w:eastAsia="hu-HU"/>
-        </w:rPr>
-      </w:pPr>
-      <w:r>
-        <w:rPr>
-          <w:rFonts w:ascii="Times New Roman" w:eastAsia="Times New Roman" w:hAnsi="Times New Roman" w:cs="Times New Roman"/>
+          <w:sz w:val="32"/>
+          <w:szCs w:val="28"/>
+          <w:lang w:eastAsia="hu-HU"/>
+        </w:rPr>
+      </w:pPr>
+      <w:r>
+        <w:rPr>
+          <w:rFonts w:ascii="Times New Roman" w:hAnsi="Times New Roman" w:cs="Times New Roman"/>
           <w:b/>
-          <w:bCs/>
-          <w:sz w:val="28"/>
-          <w:szCs w:val="27"/>
-          <w:lang w:eastAsia="hu-HU"/>
-        </w:rPr>
-        <w:br w:type="page"/>
-      </w:r>
-    </w:p>
-    <w:p>
-      <w:pPr>
-        <w:rPr>
-          <w:rFonts w:ascii="Times New Roman" w:eastAsia="Times New Roman" w:hAnsi="Times New Roman" w:cs="Times New Roman"/>
+          <w:sz w:val="32"/>
+          <w:szCs w:val="28"/>
+          <w:lang w:eastAsia="hu-HU"/>
+        </w:rPr>
+        <w:t xml:space="preserve">Visual </w:t>
+      </w:r>
+      <w:proofErr w:type="spellStart"/>
+      <w:r>
+        <w:rPr>
+          <w:rFonts w:ascii="Times New Roman" w:hAnsi="Times New Roman" w:cs="Times New Roman"/>
           <w:b/>
-          <w:bCs/>
-          <w:sz w:val="28"/>
-          <w:szCs w:val="27"/>
-          <w:lang w:eastAsia="hu-HU"/>
-        </w:rPr>
-      </w:pPr>
-      <w:r>
-        <w:rPr>
-          <w:rFonts w:ascii="Times New Roman" w:eastAsia="Times New Roman" w:hAnsi="Times New Roman" w:cs="Times New Roman"/>
+          <w:sz w:val="32"/>
+          <w:szCs w:val="28"/>
+          <w:lang w:eastAsia="hu-HU"/>
+        </w:rPr>
+        <w:t>Studio</w:t>
+      </w:r>
+      <w:proofErr w:type="spellEnd"/>
+      <w:r>
+        <w:rPr>
+          <w:rFonts w:ascii="Times New Roman" w:hAnsi="Times New Roman" w:cs="Times New Roman"/>
           <w:b/>
-          <w:bCs/>
-          <w:sz w:val="28"/>
-          <w:szCs w:val="27"/>
-          <w:lang w:eastAsia="hu-HU"/>
-        </w:rPr>
-        <w:lastRenderedPageBreak/>
-        <w:t>Frontend</w:t>
-      </w:r>
-    </w:p>
-    <w:p>
-      <w:pPr>
-        <w:rPr>
-          <w:rFonts w:ascii="Times New Roman" w:eastAsia="Times New Roman" w:hAnsi="Times New Roman" w:cs="Times New Roman"/>
+          <w:sz w:val="32"/>
+          <w:szCs w:val="28"/>
+          <w:lang w:eastAsia="hu-HU"/>
+        </w:rPr>
+        <w:t xml:space="preserve"> </w:t>
+      </w:r>
+      <w:proofErr w:type="spellStart"/>
+      <w:r>
+        <w:rPr>
+          <w:rFonts w:ascii="Times New Roman" w:hAnsi="Times New Roman" w:cs="Times New Roman"/>
           <w:b/>
-          <w:bCs/>
-          <w:sz w:val="28"/>
-          <w:szCs w:val="27"/>
-          <w:lang w:eastAsia="hu-HU"/>
-        </w:rPr>
-      </w:pPr>
-      <w:r>
-        <w:rPr>
-          <w:rFonts w:ascii="Times New Roman" w:eastAsia="Times New Roman" w:hAnsi="Times New Roman" w:cs="Times New Roman"/>
+          <w:sz w:val="32"/>
+          <w:szCs w:val="28"/>
+          <w:lang w:eastAsia="hu-HU"/>
+        </w:rPr>
+        <w:t>Code</w:t>
+      </w:r>
+      <w:proofErr w:type="spellEnd"/>
+    </w:p>
+    <w:p>
+      <w:pPr>
+        <w:jc w:val="both"/>
+        <w:rPr>
+          <w:rFonts w:ascii="Times New Roman" w:hAnsi="Times New Roman" w:cs="Times New Roman"/>
+          <w:sz w:val="28"/>
+        </w:rPr>
+      </w:pPr>
+      <w:r>
+        <w:rPr>
+          <w:rFonts w:ascii="Times New Roman" w:hAnsi="Times New Roman" w:cs="Times New Roman"/>
+          <w:sz w:val="28"/>
+        </w:rPr>
+        <w:t xml:space="preserve">A Visual </w:t>
+      </w:r>
+      <w:proofErr w:type="spellStart"/>
+      <w:r>
+        <w:rPr>
+          <w:rFonts w:ascii="Times New Roman" w:hAnsi="Times New Roman" w:cs="Times New Roman"/>
+          <w:sz w:val="28"/>
+        </w:rPr>
+        <w:t>Studio</w:t>
+      </w:r>
+      <w:proofErr w:type="spellEnd"/>
+      <w:r>
+        <w:rPr>
+          <w:rFonts w:ascii="Times New Roman" w:hAnsi="Times New Roman" w:cs="Times New Roman"/>
+          <w:sz w:val="28"/>
+        </w:rPr>
+        <w:t xml:space="preserve"> </w:t>
+      </w:r>
+      <w:proofErr w:type="spellStart"/>
+      <w:r>
+        <w:rPr>
+          <w:rFonts w:ascii="Times New Roman" w:hAnsi="Times New Roman" w:cs="Times New Roman"/>
+          <w:sz w:val="28"/>
+        </w:rPr>
+        <w:t>Code</w:t>
+      </w:r>
+      <w:proofErr w:type="spellEnd"/>
+      <w:r>
+        <w:rPr>
+          <w:rFonts w:ascii="Times New Roman" w:hAnsi="Times New Roman" w:cs="Times New Roman"/>
+          <w:sz w:val="28"/>
+        </w:rPr>
+        <w:t xml:space="preserve"> egy ingyenes forráskódszerkesztő, amely számos programozási nyelvet támogat. A projekt során a frontend és backend kódok megírására és szerkesztésére használtuk. Bővítményei segítségével hatékonyabbá tette a fejlesztési folyamatot.</w:t>
+      </w:r>
+    </w:p>
+    <w:p>
+      <w:pPr>
+        <w:jc w:val="both"/>
+        <w:rPr>
+          <w:rFonts w:ascii="Times New Roman" w:hAnsi="Times New Roman" w:cs="Times New Roman"/>
+          <w:sz w:val="28"/>
+          <w:szCs w:val="28"/>
+        </w:rPr>
+      </w:pPr>
+    </w:p>
+    <w:p>
+      <w:pPr>
+        <w:jc w:val="both"/>
+        <w:rPr>
+          <w:rFonts w:ascii="Times New Roman" w:hAnsi="Times New Roman" w:cs="Times New Roman"/>
           <w:b/>
-          <w:bCs/>
-          <w:sz w:val="28"/>
-          <w:szCs w:val="27"/>
-          <w:lang w:eastAsia="hu-HU"/>
-        </w:rPr>
-        <w:br w:type="page"/>
-      </w:r>
-    </w:p>
-    <w:p>
-      <w:pPr>
-        <w:rPr>
-          <w:rFonts w:ascii="Times New Roman" w:eastAsia="Times New Roman" w:hAnsi="Times New Roman" w:cs="Times New Roman"/>
+          <w:sz w:val="32"/>
+          <w:szCs w:val="28"/>
+        </w:rPr>
+      </w:pPr>
+      <w:proofErr w:type="spellStart"/>
+      <w:r>
+        <w:rPr>
+          <w:rFonts w:ascii="Times New Roman" w:hAnsi="Times New Roman" w:cs="Times New Roman"/>
           <w:b/>
-          <w:bCs/>
-          <w:sz w:val="28"/>
-          <w:szCs w:val="27"/>
-          <w:lang w:eastAsia="hu-HU"/>
-        </w:rPr>
-      </w:pPr>
-      <w:r>
-        <w:rPr>
-          <w:rFonts w:ascii="Times New Roman" w:eastAsia="Times New Roman" w:hAnsi="Times New Roman" w:cs="Times New Roman"/>
+          <w:sz w:val="32"/>
+          <w:szCs w:val="28"/>
+        </w:rPr>
+        <w:t>Xampp</w:t>
+      </w:r>
+      <w:proofErr w:type="spellEnd"/>
+    </w:p>
+    <w:p>
+      <w:pPr>
+        <w:jc w:val="both"/>
+        <w:rPr>
+          <w:rFonts w:ascii="Times New Roman" w:hAnsi="Times New Roman" w:cs="Times New Roman"/>
+          <w:sz w:val="28"/>
+        </w:rPr>
+      </w:pPr>
+      <w:r>
+        <w:rPr>
+          <w:rFonts w:ascii="Times New Roman" w:hAnsi="Times New Roman" w:cs="Times New Roman"/>
+          <w:sz w:val="28"/>
+        </w:rPr>
+        <w:t xml:space="preserve">A XAMPP egy könnyen használható webszerver-csomag, amely tartalmazza az </w:t>
+      </w:r>
+      <w:proofErr w:type="spellStart"/>
+      <w:r>
+        <w:rPr>
+          <w:rFonts w:ascii="Times New Roman" w:hAnsi="Times New Roman" w:cs="Times New Roman"/>
+          <w:sz w:val="28"/>
+        </w:rPr>
+        <w:t>Apache</w:t>
+      </w:r>
+      <w:proofErr w:type="spellEnd"/>
+      <w:r>
+        <w:rPr>
+          <w:rFonts w:ascii="Times New Roman" w:hAnsi="Times New Roman" w:cs="Times New Roman"/>
+          <w:sz w:val="28"/>
+        </w:rPr>
+        <w:t xml:space="preserve"> webszervert, a </w:t>
+      </w:r>
+      <w:proofErr w:type="spellStart"/>
+      <w:r>
+        <w:rPr>
+          <w:rFonts w:ascii="Times New Roman" w:hAnsi="Times New Roman" w:cs="Times New Roman"/>
+          <w:sz w:val="28"/>
+        </w:rPr>
+        <w:t>MySQL</w:t>
+      </w:r>
+      <w:proofErr w:type="spellEnd"/>
+      <w:r>
+        <w:rPr>
+          <w:rFonts w:ascii="Times New Roman" w:hAnsi="Times New Roman" w:cs="Times New Roman"/>
+          <w:sz w:val="28"/>
+        </w:rPr>
+        <w:t>/</w:t>
+      </w:r>
+      <w:proofErr w:type="spellStart"/>
+      <w:r>
+        <w:rPr>
+          <w:rFonts w:ascii="Times New Roman" w:hAnsi="Times New Roman" w:cs="Times New Roman"/>
+          <w:sz w:val="28"/>
+        </w:rPr>
+        <w:t>MariaDB</w:t>
+      </w:r>
+      <w:proofErr w:type="spellEnd"/>
+      <w:r>
+        <w:rPr>
+          <w:rFonts w:ascii="Times New Roman" w:hAnsi="Times New Roman" w:cs="Times New Roman"/>
+          <w:sz w:val="28"/>
+        </w:rPr>
+        <w:t xml:space="preserve"> adatbázist és a PHP-t. A projekt helyi futtatására és tesztelésére használtuk fejlesztési környezetben. Segítségével biztosítottuk a szerveroldali működést és az adatbázis-kezelést.</w:t>
+      </w:r>
+    </w:p>
+    <w:p>
+      <w:pPr>
+        <w:jc w:val="both"/>
+        <w:rPr>
+          <w:rFonts w:ascii="Times New Roman" w:hAnsi="Times New Roman" w:cs="Times New Roman"/>
+          <w:sz w:val="28"/>
+          <w:szCs w:val="28"/>
+        </w:rPr>
+      </w:pPr>
+    </w:p>
+    <w:p>
+      <w:pPr>
+        <w:jc w:val="both"/>
+        <w:rPr>
+          <w:rFonts w:ascii="Times New Roman" w:hAnsi="Times New Roman" w:cs="Times New Roman"/>
           <w:b/>
-          <w:bCs/>
-          <w:sz w:val="28"/>
-          <w:szCs w:val="27"/>
-          <w:lang w:eastAsia="hu-HU"/>
-        </w:rPr>
-        <w:lastRenderedPageBreak/>
-        <w:t>Melléklet</w:t>
-      </w:r>
+          <w:sz w:val="32"/>
+          <w:szCs w:val="32"/>
+          <w:lang w:eastAsia="hu-HU"/>
+        </w:rPr>
+      </w:pPr>
+      <w:proofErr w:type="spellStart"/>
+      <w:r>
+        <w:rPr>
+          <w:rFonts w:ascii="Times New Roman" w:hAnsi="Times New Roman" w:cs="Times New Roman"/>
+          <w:b/>
+          <w:sz w:val="32"/>
+          <w:szCs w:val="32"/>
+          <w:lang w:eastAsia="hu-HU"/>
+        </w:rPr>
+        <w:t>Discord</w:t>
+      </w:r>
+      <w:proofErr w:type="spellEnd"/>
+    </w:p>
+    <w:p>
+      <w:pPr>
+        <w:jc w:val="both"/>
+        <w:rPr>
+          <w:rFonts w:ascii="Times New Roman" w:hAnsi="Times New Roman" w:cs="Times New Roman"/>
+          <w:sz w:val="28"/>
+        </w:rPr>
+      </w:pPr>
+      <w:r>
+        <w:rPr>
+          <w:rFonts w:ascii="Times New Roman" w:hAnsi="Times New Roman" w:cs="Times New Roman"/>
+          <w:sz w:val="28"/>
+        </w:rPr>
+        <w:t xml:space="preserve">A </w:t>
+      </w:r>
+      <w:proofErr w:type="spellStart"/>
+      <w:r>
+        <w:rPr>
+          <w:rFonts w:ascii="Times New Roman" w:hAnsi="Times New Roman" w:cs="Times New Roman"/>
+          <w:sz w:val="28"/>
+        </w:rPr>
+        <w:t>Discord</w:t>
+      </w:r>
+      <w:proofErr w:type="spellEnd"/>
+      <w:r>
+        <w:rPr>
+          <w:rFonts w:ascii="Times New Roman" w:hAnsi="Times New Roman" w:cs="Times New Roman"/>
+          <w:sz w:val="28"/>
+        </w:rPr>
+        <w:t xml:space="preserve"> egy online kommunikációs platform, amely szöveges és hangalapú kapcsolattartást tesz lehetővé. A projekt során a csapattagok közötti kommunikációra és egyeztetésre használtuk. Elősegítette az információk gyors megosztását és az együttműködést.</w:t>
+      </w:r>
+    </w:p>
+    <w:p>
+      <w:pPr>
+        <w:jc w:val="both"/>
+        <w:rPr>
+          <w:rFonts w:ascii="Times New Roman" w:hAnsi="Times New Roman" w:cs="Times New Roman"/>
+          <w:sz w:val="28"/>
+          <w:szCs w:val="32"/>
+          <w:lang w:eastAsia="hu-HU"/>
+        </w:rPr>
+      </w:pPr>
+    </w:p>
+    <w:p>
+      <w:pPr>
+        <w:jc w:val="both"/>
+        <w:rPr>
+          <w:rFonts w:ascii="Times New Roman" w:hAnsi="Times New Roman" w:cs="Times New Roman"/>
+          <w:b/>
+          <w:sz w:val="32"/>
+          <w:szCs w:val="32"/>
+          <w:lang w:eastAsia="hu-HU"/>
+        </w:rPr>
+      </w:pPr>
+      <w:proofErr w:type="spellStart"/>
+      <w:r>
+        <w:rPr>
+          <w:rFonts w:ascii="Times New Roman" w:hAnsi="Times New Roman" w:cs="Times New Roman"/>
+          <w:b/>
+          <w:sz w:val="32"/>
+          <w:szCs w:val="32"/>
+          <w:lang w:eastAsia="hu-HU"/>
+        </w:rPr>
+        <w:t>Inkscape</w:t>
+      </w:r>
+      <w:proofErr w:type="spellEnd"/>
+    </w:p>
+    <w:p>
+      <w:pPr>
+        <w:jc w:val="both"/>
+        <w:rPr>
+          <w:rFonts w:ascii="Times New Roman" w:hAnsi="Times New Roman" w:cs="Times New Roman"/>
+          <w:sz w:val="28"/>
+        </w:rPr>
+      </w:pPr>
+      <w:r>
+        <w:rPr>
+          <w:rFonts w:ascii="Times New Roman" w:hAnsi="Times New Roman" w:cs="Times New Roman"/>
+          <w:sz w:val="28"/>
+        </w:rPr>
+        <w:t xml:space="preserve">Az </w:t>
+      </w:r>
+      <w:proofErr w:type="spellStart"/>
+      <w:r>
+        <w:rPr>
+          <w:rFonts w:ascii="Times New Roman" w:hAnsi="Times New Roman" w:cs="Times New Roman"/>
+          <w:sz w:val="28"/>
+        </w:rPr>
+        <w:t>Inkscape</w:t>
+      </w:r>
+      <w:proofErr w:type="spellEnd"/>
+      <w:r>
+        <w:rPr>
+          <w:rFonts w:ascii="Times New Roman" w:hAnsi="Times New Roman" w:cs="Times New Roman"/>
+          <w:sz w:val="28"/>
+        </w:rPr>
+        <w:t xml:space="preserve"> egy ingyenes, nyílt forráskódú vektorgrafikus szerkesztőprogram. A projekt logójának megtervezésére és elkészítésére használtuk. Lehetővé tette jó minőségű, méretezhető grafikai elemek létrehozását.</w:t>
+      </w:r>
+    </w:p>
+    <w:p>
+      <w:pPr>
+        <w:jc w:val="both"/>
+        <w:rPr>
+          <w:rFonts w:ascii="Times New Roman" w:hAnsi="Times New Roman" w:cs="Times New Roman"/>
+          <w:sz w:val="28"/>
+        </w:rPr>
+      </w:pPr>
     </w:p>
     <w:sectPr>
       <w:footerReference w:type="default" r:id="rId10"/>
@@ -1052,6 +1910,7 @@
         <w:docPartUnique/>
       </w:docPartObj>
     </w:sdtPr>
+    <w:sdtEndPr/>
     <w:sdtContent>
       <w:p>
         <w:pPr>
@@ -1106,6 +1965,22 @@
       </w:r>
     </w:p>
   </w:footnote>
+  <w:footnote w:id="1">
+    <w:p>
+      <w:pPr>
+        <w:pStyle w:val="Lbjegyzetszveg"/>
+      </w:pPr>
+      <w:r>
+        <w:rPr>
+          <w:rStyle w:val="Lbjegyzet-hivatkozs"/>
+        </w:rPr>
+        <w:footnoteRef/>
+      </w:r>
+      <w:r>
+        <w:t xml:space="preserve"> Gantt diagram saját forrás</w:t>
+      </w:r>
+    </w:p>
+  </w:footnote>
 </w:footnotes>
 </file>
 
@@ -1224,8 +2099,97 @@
       </w:pPr>
     </w:lvl>
   </w:abstractNum>
+  <w:abstractNum w:abstractNumId="1" w15:restartNumberingAfterBreak="0">
+    <w:nsid w:val="655120AB"/>
+    <w:multiLevelType w:val="hybridMultilevel"/>
+    <w:tmpl w:val="000E67CC"/>
+    <w:lvl w:ilvl="0" w:tplc="040E000F">
+      <w:start w:val="1"/>
+      <w:numFmt w:val="decimal"/>
+      <w:lvlText w:val="%1."/>
+      <w:lvlJc w:val="left"/>
+      <w:pPr>
+        <w:ind w:left="720" w:hanging="360"/>
+      </w:pPr>
+    </w:lvl>
+    <w:lvl w:ilvl="1" w:tplc="040E0019" w:tentative="1">
+      <w:start w:val="1"/>
+      <w:numFmt w:val="lowerLetter"/>
+      <w:lvlText w:val="%2."/>
+      <w:lvlJc w:val="left"/>
+      <w:pPr>
+        <w:ind w:left="1440" w:hanging="360"/>
+      </w:pPr>
+    </w:lvl>
+    <w:lvl w:ilvl="2" w:tplc="040E001B" w:tentative="1">
+      <w:start w:val="1"/>
+      <w:numFmt w:val="lowerRoman"/>
+      <w:lvlText w:val="%3."/>
+      <w:lvlJc w:val="right"/>
+      <w:pPr>
+        <w:ind w:left="2160" w:hanging="180"/>
+      </w:pPr>
+    </w:lvl>
+    <w:lvl w:ilvl="3" w:tplc="040E000F" w:tentative="1">
+      <w:start w:val="1"/>
+      <w:numFmt w:val="decimal"/>
+      <w:lvlText w:val="%4."/>
+      <w:lvlJc w:val="left"/>
+      <w:pPr>
+        <w:ind w:left="2880" w:hanging="360"/>
+      </w:pPr>
+    </w:lvl>
+    <w:lvl w:ilvl="4" w:tplc="040E0019" w:tentative="1">
+      <w:start w:val="1"/>
+      <w:numFmt w:val="lowerLetter"/>
+      <w:lvlText w:val="%5."/>
+      <w:lvlJc w:val="left"/>
+      <w:pPr>
+        <w:ind w:left="3600" w:hanging="360"/>
+      </w:pPr>
+    </w:lvl>
+    <w:lvl w:ilvl="5" w:tplc="040E001B" w:tentative="1">
+      <w:start w:val="1"/>
+      <w:numFmt w:val="lowerRoman"/>
+      <w:lvlText w:val="%6."/>
+      <w:lvlJc w:val="right"/>
+      <w:pPr>
+        <w:ind w:left="4320" w:hanging="180"/>
+      </w:pPr>
+    </w:lvl>
+    <w:lvl w:ilvl="6" w:tplc="040E000F" w:tentative="1">
+      <w:start w:val="1"/>
+      <w:numFmt w:val="decimal"/>
+      <w:lvlText w:val="%7."/>
+      <w:lvlJc w:val="left"/>
+      <w:pPr>
+        <w:ind w:left="5040" w:hanging="360"/>
+      </w:pPr>
+    </w:lvl>
+    <w:lvl w:ilvl="7" w:tplc="040E0019" w:tentative="1">
+      <w:start w:val="1"/>
+      <w:numFmt w:val="lowerLetter"/>
+      <w:lvlText w:val="%8."/>
+      <w:lvlJc w:val="left"/>
+      <w:pPr>
+        <w:ind w:left="5760" w:hanging="360"/>
+      </w:pPr>
+    </w:lvl>
+    <w:lvl w:ilvl="8" w:tplc="040E001B" w:tentative="1">
+      <w:start w:val="1"/>
+      <w:numFmt w:val="lowerRoman"/>
+      <w:lvlText w:val="%9."/>
+      <w:lvlJc w:val="right"/>
+      <w:pPr>
+        <w:ind w:left="6480" w:hanging="180"/>
+      </w:pPr>
+    </w:lvl>
+  </w:abstractNum>
   <w:num w:numId="1">
     <w:abstractNumId w:val="0"/>
+  </w:num>
+  <w:num w:numId="2">
+    <w:abstractNumId w:val="1"/>
   </w:num>
 </w:numbering>
 </file>
@@ -1911,6 +2875,78 @@
       <w:spacing w:after="0" w:line="240" w:lineRule="auto"/>
     </w:pPr>
   </w:style>
+  <w:style w:type="paragraph" w:styleId="TJ1">
+    <w:name w:val="toc 1"/>
+    <w:basedOn w:val="Norml"/>
+    <w:next w:val="Norml"/>
+    <w:autoRedefine/>
+    <w:uiPriority w:val="39"/>
+    <w:unhideWhenUsed/>
+    <w:rsid w:val="000A3A7B"/>
+    <w:pPr>
+      <w:spacing w:after="100"/>
+    </w:pPr>
+    <w:rPr>
+      <w:rFonts w:eastAsiaTheme="minorEastAsia" w:cs="Times New Roman"/>
+      <w:lang w:eastAsia="hu-HU"/>
+    </w:rPr>
+  </w:style>
+  <w:style w:type="paragraph" w:styleId="TJ3">
+    <w:name w:val="toc 3"/>
+    <w:basedOn w:val="Norml"/>
+    <w:next w:val="Norml"/>
+    <w:autoRedefine/>
+    <w:uiPriority w:val="39"/>
+    <w:unhideWhenUsed/>
+    <w:rsid w:val="000A3A7B"/>
+    <w:pPr>
+      <w:spacing w:after="100"/>
+      <w:ind w:left="440"/>
+    </w:pPr>
+    <w:rPr>
+      <w:rFonts w:eastAsiaTheme="minorEastAsia" w:cs="Times New Roman"/>
+      <w:lang w:eastAsia="hu-HU"/>
+    </w:rPr>
+  </w:style>
+  <w:style w:type="paragraph" w:styleId="Lbjegyzetszveg">
+    <w:name w:val="footnote text"/>
+    <w:basedOn w:val="Norml"/>
+    <w:link w:val="LbjegyzetszvegChar"/>
+    <w:uiPriority w:val="99"/>
+    <w:semiHidden/>
+    <w:unhideWhenUsed/>
+    <w:rsid w:val="004A7D9F"/>
+    <w:pPr>
+      <w:spacing w:after="0" w:line="240" w:lineRule="auto"/>
+    </w:pPr>
+    <w:rPr>
+      <w:sz w:val="20"/>
+      <w:szCs w:val="20"/>
+    </w:rPr>
+  </w:style>
+  <w:style w:type="character" w:customStyle="1" w:styleId="LbjegyzetszvegChar">
+    <w:name w:val="Lábjegyzetszöveg Char"/>
+    <w:basedOn w:val="Bekezdsalapbettpusa"/>
+    <w:link w:val="Lbjegyzetszveg"/>
+    <w:uiPriority w:val="99"/>
+    <w:semiHidden/>
+    <w:rsid w:val="004A7D9F"/>
+    <w:rPr>
+      <w:sz w:val="20"/>
+      <w:szCs w:val="20"/>
+    </w:rPr>
+  </w:style>
+  <w:style w:type="character" w:styleId="Lbjegyzet-hivatkozs">
+    <w:name w:val="footnote reference"/>
+    <w:basedOn w:val="Bekezdsalapbettpusa"/>
+    <w:uiPriority w:val="99"/>
+    <w:semiHidden/>
+    <w:unhideWhenUsed/>
+    <w:rsid w:val="004A7D9F"/>
+    <w:rPr>
+      <w:vertAlign w:val="superscript"/>
+    </w:rPr>
+  </w:style>
 </w:styles>
 </file>
 
@@ -2214,7 +3250,7 @@
 </file>
 
 <file path=customXml/itemProps1.xml><?xml version="1.0" encoding="utf-8"?>
-<ds:datastoreItem xmlns:ds="http://schemas.openxmlformats.org/officeDocument/2006/customXml" ds:itemID="{330CE0F5-661C-46BB-B4A6-04D1CF00FDEA}">
+<ds:datastoreItem xmlns:ds="http://schemas.openxmlformats.org/officeDocument/2006/customXml" ds:itemID="{685432BB-18E9-420F-9F37-B5735C568BB0}">
   <ds:schemaRefs>
     <ds:schemaRef ds:uri="http://schemas.openxmlformats.org/officeDocument/2006/bibliography"/>
   </ds:schemaRefs>

--- a/Vizsgaremek.docx
+++ b/Vizsgaremek.docx
@@ -294,6 +294,13 @@
     </w:p>
     <w:sdt>
       <w:sdtPr>
+        <w:rPr>
+          <w:rFonts w:asciiTheme="minorHAnsi" w:eastAsiaTheme="minorHAnsi" w:hAnsiTheme="minorHAnsi" w:cstheme="minorBidi"/>
+          <w:color w:val="auto"/>
+          <w:sz w:val="22"/>
+          <w:szCs w:val="22"/>
+          <w:lang w:eastAsia="en-US"/>
+        </w:rPr>
         <w:id w:val="516590173"/>
         <w:docPartObj>
           <w:docPartGallery w:val="Table of Contents"/>
@@ -302,13 +309,8 @@
       </w:sdtPr>
       <w:sdtEndPr>
         <w:rPr>
-          <w:rFonts w:asciiTheme="minorHAnsi" w:eastAsiaTheme="minorHAnsi" w:hAnsiTheme="minorHAnsi" w:cstheme="minorBidi"/>
           <w:b/>
           <w:bCs/>
-          <w:color w:val="auto"/>
-          <w:sz w:val="22"/>
-          <w:szCs w:val="22"/>
-          <w:lang w:eastAsia="en-US"/>
         </w:rPr>
       </w:sdtEndPr>
       <w:sdtContent>
@@ -1229,21 +1231,12 @@
         </w:rPr>
         <w:t xml:space="preserve">Az adatbázis kezelésére a </w:t>
       </w:r>
-      <w:proofErr w:type="spellStart"/>
       <w:r>
         <w:rPr>
           <w:rStyle w:val="Kiemels2"/>
           <w:sz w:val="28"/>
         </w:rPr>
-        <w:t>MySQL</w:t>
-      </w:r>
-      <w:proofErr w:type="spellEnd"/>
-      <w:r>
-        <w:rPr>
-          <w:rStyle w:val="Kiemels2"/>
-          <w:sz w:val="28"/>
-        </w:rPr>
-        <w:t>/</w:t>
+        <w:t>MySQL/</w:t>
       </w:r>
       <w:proofErr w:type="spellStart"/>
       <w:r>
@@ -1350,15 +1343,7 @@
         <w:rPr>
           <w:sz w:val="28"/>
         </w:rPr>
-        <w:t>php</w:t>
-      </w:r>
-      <w:bookmarkStart w:id="3" w:name="_GoBack"/>
-      <w:bookmarkEnd w:id="3"/>
-      <w:r>
-        <w:rPr>
-          <w:sz w:val="28"/>
-        </w:rPr>
-        <w:t>MyAdmin</w:t>
+        <w:t>phpMyAdmin</w:t>
       </w:r>
       <w:proofErr w:type="spellEnd"/>
       <w:r>
@@ -1425,7 +1410,7 @@
           <w:lang w:eastAsia="hu-HU"/>
         </w:rPr>
       </w:pPr>
-      <w:bookmarkStart w:id="4" w:name="_Toc221528223"/>
+      <w:bookmarkStart w:id="3" w:name="_Toc221528223"/>
       <w:r>
         <w:rPr>
           <w:rFonts w:eastAsia="Times New Roman"/>
@@ -1434,7 +1419,7 @@
         <w:lastRenderedPageBreak/>
         <w:t>Backend</w:t>
       </w:r>
-      <w:bookmarkEnd w:id="4"/>
+      <w:bookmarkEnd w:id="3"/>
     </w:p>
     <w:p>
       <w:pPr>
@@ -1467,7 +1452,7 @@
           <w:lang w:eastAsia="hu-HU"/>
         </w:rPr>
       </w:pPr>
-      <w:bookmarkStart w:id="5" w:name="_Toc221528224"/>
+      <w:bookmarkStart w:id="4" w:name="_Toc221528224"/>
       <w:r>
         <w:rPr>
           <w:rFonts w:eastAsia="Times New Roman"/>
@@ -1476,7 +1461,7 @@
         <w:lastRenderedPageBreak/>
         <w:t>Frontend</w:t>
       </w:r>
-      <w:bookmarkEnd w:id="5"/>
+      <w:bookmarkEnd w:id="4"/>
     </w:p>
     <w:p>
       <w:pPr>
@@ -1510,7 +1495,7 @@
           <w:sz w:val="40"/>
         </w:rPr>
       </w:pPr>
-      <w:bookmarkStart w:id="6" w:name="_Toc221528225"/>
+      <w:bookmarkStart w:id="5" w:name="_Toc221528225"/>
       <w:r>
         <w:rPr>
           <w:rFonts w:cs="Times New Roman"/>
@@ -1519,347 +1504,571 @@
         <w:lastRenderedPageBreak/>
         <w:t>Alkalmazások</w:t>
       </w:r>
+      <w:bookmarkEnd w:id="5"/>
+    </w:p>
+    <w:p>
+      <w:pPr>
+        <w:spacing w:line="360" w:lineRule="auto"/>
+        <w:jc w:val="both"/>
+        <w:rPr>
+          <w:rFonts w:ascii="Times New Roman" w:hAnsi="Times New Roman" w:cs="Times New Roman"/>
+          <w:b/>
+          <w:sz w:val="24"/>
+          <w:szCs w:val="24"/>
+          <w:lang w:eastAsia="hu-HU"/>
+        </w:rPr>
+      </w:pPr>
+      <w:r>
+        <w:rPr>
+          <w:rFonts w:ascii="Times New Roman" w:hAnsi="Times New Roman" w:cs="Times New Roman"/>
+          <w:b/>
+          <w:sz w:val="24"/>
+          <w:szCs w:val="24"/>
+          <w:lang w:eastAsia="hu-HU"/>
+        </w:rPr>
+        <w:t xml:space="preserve">Visual </w:t>
+      </w:r>
+      <w:proofErr w:type="spellStart"/>
+      <w:r>
+        <w:rPr>
+          <w:rFonts w:ascii="Times New Roman" w:hAnsi="Times New Roman" w:cs="Times New Roman"/>
+          <w:b/>
+          <w:sz w:val="24"/>
+          <w:szCs w:val="24"/>
+          <w:lang w:eastAsia="hu-HU"/>
+        </w:rPr>
+        <w:t>Studio</w:t>
+      </w:r>
+      <w:proofErr w:type="spellEnd"/>
+      <w:r>
+        <w:rPr>
+          <w:rFonts w:ascii="Times New Roman" w:hAnsi="Times New Roman" w:cs="Times New Roman"/>
+          <w:b/>
+          <w:sz w:val="24"/>
+          <w:szCs w:val="24"/>
+          <w:lang w:eastAsia="hu-HU"/>
+        </w:rPr>
+        <w:t xml:space="preserve"> </w:t>
+      </w:r>
+      <w:proofErr w:type="spellStart"/>
+      <w:r>
+        <w:rPr>
+          <w:rFonts w:ascii="Times New Roman" w:hAnsi="Times New Roman" w:cs="Times New Roman"/>
+          <w:b/>
+          <w:sz w:val="24"/>
+          <w:szCs w:val="24"/>
+          <w:lang w:eastAsia="hu-HU"/>
+        </w:rPr>
+        <w:t>Code</w:t>
+      </w:r>
+      <w:proofErr w:type="spellEnd"/>
+    </w:p>
+    <w:p>
+      <w:pPr>
+        <w:spacing w:line="360" w:lineRule="auto"/>
+        <w:jc w:val="both"/>
+        <w:rPr>
+          <w:rFonts w:ascii="Times New Roman" w:hAnsi="Times New Roman" w:cs="Times New Roman"/>
+          <w:sz w:val="24"/>
+          <w:szCs w:val="24"/>
+        </w:rPr>
+      </w:pPr>
+      <w:r>
+        <w:rPr>
+          <w:rFonts w:ascii="Times New Roman" w:hAnsi="Times New Roman" w:cs="Times New Roman"/>
+          <w:sz w:val="24"/>
+          <w:szCs w:val="24"/>
+        </w:rPr>
+        <w:t xml:space="preserve">A Visual </w:t>
+      </w:r>
+      <w:proofErr w:type="spellStart"/>
+      <w:r>
+        <w:rPr>
+          <w:rFonts w:ascii="Times New Roman" w:hAnsi="Times New Roman" w:cs="Times New Roman"/>
+          <w:sz w:val="24"/>
+          <w:szCs w:val="24"/>
+        </w:rPr>
+        <w:t>Studio</w:t>
+      </w:r>
+      <w:proofErr w:type="spellEnd"/>
+      <w:r>
+        <w:rPr>
+          <w:rFonts w:ascii="Times New Roman" w:hAnsi="Times New Roman" w:cs="Times New Roman"/>
+          <w:sz w:val="24"/>
+          <w:szCs w:val="24"/>
+        </w:rPr>
+        <w:t xml:space="preserve"> </w:t>
+      </w:r>
+      <w:proofErr w:type="spellStart"/>
+      <w:r>
+        <w:rPr>
+          <w:rFonts w:ascii="Times New Roman" w:hAnsi="Times New Roman" w:cs="Times New Roman"/>
+          <w:sz w:val="24"/>
+          <w:szCs w:val="24"/>
+        </w:rPr>
+        <w:t>Code</w:t>
+      </w:r>
+      <w:proofErr w:type="spellEnd"/>
+      <w:r>
+        <w:rPr>
+          <w:rFonts w:ascii="Times New Roman" w:hAnsi="Times New Roman" w:cs="Times New Roman"/>
+          <w:sz w:val="24"/>
+          <w:szCs w:val="24"/>
+        </w:rPr>
+        <w:t xml:space="preserve"> egy ingyenes forráskódszerkesztő, amely számos programozási nyelvet támogat. A projekt során a frontend és backend kódok megírására és szerkesztésére használtuk. Bővítményei segítségével hatékonyabbá tette a fejlesztési folyamatot.</w:t>
+      </w:r>
+    </w:p>
+    <w:p>
+      <w:pPr>
+        <w:spacing w:line="360" w:lineRule="auto"/>
+        <w:jc w:val="both"/>
+        <w:rPr>
+          <w:rFonts w:ascii="Times New Roman" w:hAnsi="Times New Roman" w:cs="Times New Roman"/>
+          <w:b/>
+          <w:sz w:val="24"/>
+          <w:szCs w:val="24"/>
+        </w:rPr>
+      </w:pPr>
+      <w:r>
+        <w:rPr>
+          <w:rFonts w:ascii="Times New Roman" w:hAnsi="Times New Roman" w:cs="Times New Roman"/>
+          <w:b/>
+          <w:sz w:val="24"/>
+          <w:szCs w:val="24"/>
+        </w:rPr>
+        <w:t xml:space="preserve">Docker </w:t>
+      </w:r>
+      <w:proofErr w:type="spellStart"/>
+      <w:r>
+        <w:rPr>
+          <w:rFonts w:ascii="Times New Roman" w:hAnsi="Times New Roman" w:cs="Times New Roman"/>
+          <w:b/>
+          <w:sz w:val="24"/>
+          <w:szCs w:val="24"/>
+        </w:rPr>
+        <w:t>Desktop</w:t>
+      </w:r>
+      <w:proofErr w:type="spellEnd"/>
+    </w:p>
+    <w:p>
+      <w:pPr>
+        <w:spacing w:line="360" w:lineRule="auto"/>
+        <w:jc w:val="both"/>
+        <w:rPr>
+          <w:rFonts w:ascii="Times New Roman" w:hAnsi="Times New Roman" w:cs="Times New Roman"/>
+          <w:sz w:val="24"/>
+          <w:szCs w:val="24"/>
+        </w:rPr>
+      </w:pPr>
+      <w:r>
+        <w:rPr>
+          <w:rFonts w:ascii="Times New Roman" w:hAnsi="Times New Roman" w:cs="Times New Roman"/>
+          <w:sz w:val="24"/>
+          <w:szCs w:val="24"/>
+        </w:rPr>
+        <w:t xml:space="preserve">A Docker </w:t>
+      </w:r>
+      <w:proofErr w:type="spellStart"/>
+      <w:r>
+        <w:rPr>
+          <w:rFonts w:ascii="Times New Roman" w:hAnsi="Times New Roman" w:cs="Times New Roman"/>
+          <w:sz w:val="24"/>
+          <w:szCs w:val="24"/>
+        </w:rPr>
+        <w:t>Desktop</w:t>
+      </w:r>
+      <w:proofErr w:type="spellEnd"/>
+      <w:r>
+        <w:rPr>
+          <w:rFonts w:ascii="Times New Roman" w:hAnsi="Times New Roman" w:cs="Times New Roman"/>
+          <w:sz w:val="24"/>
+          <w:szCs w:val="24"/>
+        </w:rPr>
+        <w:t xml:space="preserve"> egy </w:t>
+      </w:r>
+      <w:proofErr w:type="spellStart"/>
+      <w:r>
+        <w:rPr>
+          <w:rFonts w:ascii="Times New Roman" w:hAnsi="Times New Roman" w:cs="Times New Roman"/>
+          <w:sz w:val="24"/>
+          <w:szCs w:val="24"/>
+        </w:rPr>
+        <w:t>konténerizációs</w:t>
+      </w:r>
+      <w:proofErr w:type="spellEnd"/>
+      <w:r>
+        <w:rPr>
+          <w:rFonts w:ascii="Times New Roman" w:hAnsi="Times New Roman" w:cs="Times New Roman"/>
+          <w:sz w:val="24"/>
+          <w:szCs w:val="24"/>
+        </w:rPr>
+        <w:t xml:space="preserve"> platform, amely lehetővé teszi alkalmazások futtatását elkülönített környezetben. A projekt során a fejlesztői környezet kialakítására és a rendszer helyi futtatására használtuk. Segítségével biztosítottuk az egységes környezetet a backend és az adatbázis számára, valamint leegyszerűsítettük a telepítési és futtatási folyamatot. A konténerek használata megkönnyítette a projekt hordozhatóságát és a csapattagok közötti egységes </w:t>
+      </w:r>
+      <w:proofErr w:type="spellStart"/>
+      <w:r>
+        <w:rPr>
+          <w:rFonts w:ascii="Times New Roman" w:hAnsi="Times New Roman" w:cs="Times New Roman"/>
+          <w:sz w:val="24"/>
+          <w:szCs w:val="24"/>
+        </w:rPr>
+        <w:t>működést.</w:t>
+      </w:r>
+    </w:p>
+    <w:p>
+      <w:pPr>
+        <w:spacing w:line="360" w:lineRule="auto"/>
+        <w:jc w:val="both"/>
+        <w:rPr>
+          <w:rFonts w:ascii="Times New Roman" w:hAnsi="Times New Roman" w:cs="Times New Roman"/>
+          <w:b/>
+          <w:sz w:val="24"/>
+          <w:szCs w:val="24"/>
+          <w:lang w:eastAsia="hu-HU"/>
+        </w:rPr>
+      </w:pPr>
+      <w:r>
+        <w:rPr>
+          <w:rFonts w:ascii="Times New Roman" w:hAnsi="Times New Roman" w:cs="Times New Roman"/>
+          <w:b/>
+          <w:sz w:val="24"/>
+          <w:szCs w:val="24"/>
+          <w:lang w:eastAsia="hu-HU"/>
+        </w:rPr>
+        <w:t>Discor</w:t>
+      </w:r>
+      <w:proofErr w:type="spellEnd"/>
+      <w:r>
+        <w:rPr>
+          <w:rFonts w:ascii="Times New Roman" w:hAnsi="Times New Roman" w:cs="Times New Roman"/>
+          <w:b/>
+          <w:sz w:val="24"/>
+          <w:szCs w:val="24"/>
+          <w:lang w:eastAsia="hu-HU"/>
+        </w:rPr>
+        <w:t>d</w:t>
+      </w:r>
+    </w:p>
+    <w:p>
+      <w:pPr>
+        <w:spacing w:line="360" w:lineRule="auto"/>
+        <w:jc w:val="both"/>
+        <w:rPr>
+          <w:rFonts w:ascii="Times New Roman" w:hAnsi="Times New Roman" w:cs="Times New Roman"/>
+          <w:sz w:val="24"/>
+          <w:szCs w:val="24"/>
+        </w:rPr>
+      </w:pPr>
+      <w:r>
+        <w:rPr>
+          <w:rFonts w:ascii="Times New Roman" w:hAnsi="Times New Roman" w:cs="Times New Roman"/>
+          <w:sz w:val="24"/>
+          <w:szCs w:val="24"/>
+        </w:rPr>
+        <w:t xml:space="preserve">A </w:t>
+      </w:r>
+      <w:proofErr w:type="spellStart"/>
+      <w:r>
+        <w:rPr>
+          <w:rFonts w:ascii="Times New Roman" w:hAnsi="Times New Roman" w:cs="Times New Roman"/>
+          <w:sz w:val="24"/>
+          <w:szCs w:val="24"/>
+        </w:rPr>
+        <w:t>Discord</w:t>
+      </w:r>
+      <w:proofErr w:type="spellEnd"/>
+      <w:r>
+        <w:rPr>
+          <w:rFonts w:ascii="Times New Roman" w:hAnsi="Times New Roman" w:cs="Times New Roman"/>
+          <w:sz w:val="24"/>
+          <w:szCs w:val="24"/>
+        </w:rPr>
+        <w:t xml:space="preserve"> egy online kommunikációs platform, amely szöveges és hangalapú kapcsolattartást tesz lehetővé. A projekt során a csapattagok közötti kommunikációra és egyeztetésre használtuk. Elősegítette az információk gyors megosztását és az együttműködést.</w:t>
+      </w:r>
+    </w:p>
+    <w:p>
+      <w:pPr>
+        <w:spacing w:line="360" w:lineRule="auto"/>
+        <w:jc w:val="both"/>
+        <w:rPr>
+          <w:rFonts w:ascii="Times New Roman" w:hAnsi="Times New Roman" w:cs="Times New Roman"/>
+          <w:b/>
+          <w:sz w:val="24"/>
+          <w:szCs w:val="24"/>
+          <w:lang w:eastAsia="hu-HU"/>
+        </w:rPr>
+      </w:pPr>
+      <w:proofErr w:type="spellStart"/>
+      <w:r>
+        <w:rPr>
+          <w:rFonts w:ascii="Times New Roman" w:hAnsi="Times New Roman" w:cs="Times New Roman"/>
+          <w:b/>
+          <w:sz w:val="24"/>
+          <w:szCs w:val="24"/>
+          <w:lang w:eastAsia="hu-HU"/>
+        </w:rPr>
+        <w:t>Inkscape</w:t>
+      </w:r>
+      <w:proofErr w:type="spellEnd"/>
+    </w:p>
+    <w:p>
+      <w:pPr>
+        <w:spacing w:line="360" w:lineRule="auto"/>
+        <w:jc w:val="both"/>
+        <w:rPr>
+          <w:rFonts w:ascii="Times New Roman" w:hAnsi="Times New Roman" w:cs="Times New Roman"/>
+          <w:sz w:val="24"/>
+          <w:szCs w:val="24"/>
+        </w:rPr>
+      </w:pPr>
+      <w:r>
+        <w:rPr>
+          <w:rFonts w:ascii="Times New Roman" w:hAnsi="Times New Roman" w:cs="Times New Roman"/>
+          <w:sz w:val="24"/>
+          <w:szCs w:val="24"/>
+        </w:rPr>
+        <w:t xml:space="preserve">Az </w:t>
+      </w:r>
+      <w:proofErr w:type="spellStart"/>
+      <w:r>
+        <w:rPr>
+          <w:rFonts w:ascii="Times New Roman" w:hAnsi="Times New Roman" w:cs="Times New Roman"/>
+          <w:sz w:val="24"/>
+          <w:szCs w:val="24"/>
+        </w:rPr>
+        <w:t>Inkscape</w:t>
+      </w:r>
+      <w:proofErr w:type="spellEnd"/>
+      <w:r>
+        <w:rPr>
+          <w:rFonts w:ascii="Times New Roman" w:hAnsi="Times New Roman" w:cs="Times New Roman"/>
+          <w:sz w:val="24"/>
+          <w:szCs w:val="24"/>
+        </w:rPr>
+        <w:t xml:space="preserve"> egy ingyenes, nyílt forráskódú vektorgrafikus szerkesztőprogram. A projekt logójának megtervezésére és elkészítésére használtuk. Lehetővé tette jó minőségű, méretezhető grafikai elemek létrehozását.</w:t>
+      </w:r>
+    </w:p>
+    <w:p>
+      <w:pPr>
+        <w:spacing w:line="360" w:lineRule="auto"/>
+        <w:jc w:val="both"/>
+        <w:rPr>
+          <w:rFonts w:ascii="Times New Roman" w:hAnsi="Times New Roman" w:cs="Times New Roman"/>
+          <w:b/>
+          <w:sz w:val="24"/>
+          <w:szCs w:val="24"/>
+        </w:rPr>
+      </w:pPr>
+      <w:proofErr w:type="spellStart"/>
+      <w:r>
+        <w:rPr>
+          <w:rFonts w:ascii="Times New Roman" w:hAnsi="Times New Roman" w:cs="Times New Roman"/>
+          <w:b/>
+          <w:sz w:val="24"/>
+          <w:szCs w:val="24"/>
+        </w:rPr>
+        <w:t>Canva</w:t>
+      </w:r>
+      <w:proofErr w:type="spellEnd"/>
+    </w:p>
+    <w:p>
+      <w:pPr>
+        <w:spacing w:line="360" w:lineRule="auto"/>
+        <w:jc w:val="both"/>
+        <w:rPr>
+          <w:rFonts w:ascii="Times New Roman" w:hAnsi="Times New Roman" w:cs="Times New Roman"/>
+          <w:sz w:val="24"/>
+          <w:szCs w:val="24"/>
+        </w:rPr>
+      </w:pPr>
+      <w:r>
+        <w:rPr>
+          <w:rFonts w:ascii="Times New Roman" w:hAnsi="Times New Roman" w:cs="Times New Roman"/>
+          <w:sz w:val="24"/>
+          <w:szCs w:val="24"/>
+        </w:rPr>
+        <w:t xml:space="preserve">A </w:t>
+      </w:r>
+      <w:proofErr w:type="spellStart"/>
+      <w:r>
+        <w:rPr>
+          <w:rFonts w:ascii="Times New Roman" w:hAnsi="Times New Roman" w:cs="Times New Roman"/>
+          <w:sz w:val="24"/>
+          <w:szCs w:val="24"/>
+        </w:rPr>
+        <w:t>Canva</w:t>
+      </w:r>
+      <w:proofErr w:type="spellEnd"/>
+      <w:r>
+        <w:rPr>
+          <w:rFonts w:ascii="Times New Roman" w:hAnsi="Times New Roman" w:cs="Times New Roman"/>
+          <w:sz w:val="24"/>
+          <w:szCs w:val="24"/>
+        </w:rPr>
+        <w:t xml:space="preserve"> egy online grafikai tervezőprogram, amely sablonok és könnyen használható szerkesztőeszközök segítségével teszi lehetővé különböző vizuális tartalmak elkészítését. A projekt során a Gantt-diagram megtervezésére és elkészítésére használtuk. Segítségével átláthatóan tudtuk bemutatni a feladatok ütemezését, időtartamát és egymásra épülését. A sablonok megkönnyítették a strukturált, esztétikus megjelenítés kialakítását.</w:t>
+      </w:r>
+    </w:p>
+    <w:p>
+      <w:pPr>
+        <w:spacing w:line="360" w:lineRule="auto"/>
+        <w:rPr>
+          <w:rFonts w:ascii="Times New Roman" w:hAnsi="Times New Roman" w:cs="Times New Roman"/>
+          <w:b/>
+          <w:sz w:val="24"/>
+          <w:szCs w:val="24"/>
+        </w:rPr>
+      </w:pPr>
+      <w:r>
+        <w:rPr>
+          <w:rFonts w:ascii="Times New Roman" w:hAnsi="Times New Roman" w:cs="Times New Roman"/>
+          <w:b/>
+          <w:sz w:val="24"/>
+          <w:szCs w:val="24"/>
+        </w:rPr>
+        <w:br w:type="page"/>
+      </w:r>
+    </w:p>
+    <w:p>
+      <w:pPr>
+        <w:spacing w:line="360" w:lineRule="auto"/>
+        <w:jc w:val="both"/>
+        <w:rPr>
+          <w:rFonts w:ascii="Times New Roman" w:hAnsi="Times New Roman" w:cs="Times New Roman"/>
+          <w:b/>
+          <w:sz w:val="24"/>
+          <w:szCs w:val="24"/>
+        </w:rPr>
+      </w:pPr>
+      <w:r>
+        <w:rPr>
+          <w:rFonts w:ascii="Times New Roman" w:hAnsi="Times New Roman" w:cs="Times New Roman"/>
+          <w:b/>
+          <w:sz w:val="24"/>
+          <w:szCs w:val="24"/>
+        </w:rPr>
+        <w:lastRenderedPageBreak/>
+        <w:t>GitHub</w:t>
+      </w:r>
+    </w:p>
+    <w:p>
+      <w:pPr>
+        <w:spacing w:line="360" w:lineRule="auto"/>
+        <w:jc w:val="both"/>
+        <w:rPr>
+          <w:rFonts w:ascii="Times New Roman" w:hAnsi="Times New Roman" w:cs="Times New Roman"/>
+          <w:sz w:val="24"/>
+          <w:szCs w:val="24"/>
+        </w:rPr>
+      </w:pPr>
+      <w:r>
+        <w:rPr>
+          <w:rFonts w:ascii="Times New Roman" w:hAnsi="Times New Roman" w:cs="Times New Roman"/>
+          <w:sz w:val="24"/>
+          <w:szCs w:val="24"/>
+        </w:rPr>
+        <w:t xml:space="preserve">A GitHub egy online verziókezelő és kódtároló platform, amely a </w:t>
+      </w:r>
+      <w:proofErr w:type="spellStart"/>
+      <w:r>
+        <w:rPr>
+          <w:rFonts w:ascii="Times New Roman" w:hAnsi="Times New Roman" w:cs="Times New Roman"/>
+          <w:sz w:val="24"/>
+          <w:szCs w:val="24"/>
+        </w:rPr>
+        <w:t>Git</w:t>
+      </w:r>
+      <w:proofErr w:type="spellEnd"/>
+      <w:r>
+        <w:rPr>
+          <w:rFonts w:ascii="Times New Roman" w:hAnsi="Times New Roman" w:cs="Times New Roman"/>
+          <w:sz w:val="24"/>
+          <w:szCs w:val="24"/>
+        </w:rPr>
+        <w:t xml:space="preserve"> rendszerre épül. A projekt során a forráskód tárolására és verziókövetésére használtuk. Lehetővé tette a csapattagok számára a párhuzamos munkavégzést, a módosítások nyomon követését és az egyes verziók visszaállítását. A </w:t>
+      </w:r>
+      <w:proofErr w:type="spellStart"/>
+      <w:r>
+        <w:rPr>
+          <w:rFonts w:ascii="Times New Roman" w:hAnsi="Times New Roman" w:cs="Times New Roman"/>
+          <w:sz w:val="24"/>
+          <w:szCs w:val="24"/>
+        </w:rPr>
+        <w:t>pull</w:t>
+      </w:r>
+      <w:proofErr w:type="spellEnd"/>
+      <w:r>
+        <w:rPr>
+          <w:rFonts w:ascii="Times New Roman" w:hAnsi="Times New Roman" w:cs="Times New Roman"/>
+          <w:sz w:val="24"/>
+          <w:szCs w:val="24"/>
+        </w:rPr>
+        <w:t xml:space="preserve"> </w:t>
+      </w:r>
+      <w:proofErr w:type="spellStart"/>
+      <w:r>
+        <w:rPr>
+          <w:rFonts w:ascii="Times New Roman" w:hAnsi="Times New Roman" w:cs="Times New Roman"/>
+          <w:sz w:val="24"/>
+          <w:szCs w:val="24"/>
+        </w:rPr>
+        <w:t>requestek</w:t>
+      </w:r>
+      <w:proofErr w:type="spellEnd"/>
+      <w:r>
+        <w:rPr>
+          <w:rFonts w:ascii="Times New Roman" w:hAnsi="Times New Roman" w:cs="Times New Roman"/>
+          <w:sz w:val="24"/>
+          <w:szCs w:val="24"/>
+        </w:rPr>
+        <w:t xml:space="preserve"> és </w:t>
+      </w:r>
+      <w:proofErr w:type="spellStart"/>
+      <w:r>
+        <w:rPr>
+          <w:rFonts w:ascii="Times New Roman" w:hAnsi="Times New Roman" w:cs="Times New Roman"/>
+          <w:sz w:val="24"/>
+          <w:szCs w:val="24"/>
+        </w:rPr>
+        <w:t>branch</w:t>
+      </w:r>
+      <w:proofErr w:type="spellEnd"/>
+      <w:r>
+        <w:rPr>
+          <w:rFonts w:ascii="Times New Roman" w:hAnsi="Times New Roman" w:cs="Times New Roman"/>
+          <w:sz w:val="24"/>
+          <w:szCs w:val="24"/>
+        </w:rPr>
+        <w:t>-ek használatával biztosítottuk az átlátható és rendszerezett fejlesztési folyamatot, valamint megkönnyítettük az együttműködést.</w:t>
+      </w:r>
+    </w:p>
+    <w:p>
+      <w:pPr>
+        <w:pStyle w:val="NormlWeb"/>
+        <w:spacing w:line="360" w:lineRule="auto"/>
+      </w:pPr>
+      <w:r>
+        <w:rPr>
+          <w:rStyle w:val="whitespace-normal"/>
+          <w:b/>
+          <w:bCs/>
+        </w:rPr>
+        <w:t>dbdiagram.io</w:t>
+      </w:r>
+      <w:r>
+        <w:br/>
+        <w:t>A dbdiagram.io egy online adatbázistervező eszköz, amely lehetővé teszi adatbázis-diagramok egyszerű és gyors elkészítését. A projekt során az adatbázis szerkezetének megtervezésére és vizuális ábrázolására használtuk. Segítségével áttekinthetően tudtuk megjeleníteni a táblákat, mezőket és a köztük lévő kapcsolatokat. Megkönnyítette a struktúra megértését, a tervezési hibák felismerését, valamint támogatta a csapaton belüli egyeztetést.</w:t>
+      </w:r>
+      <w:bookmarkStart w:id="6" w:name="_GoBack"/>
       <w:bookmarkEnd w:id="6"/>
     </w:p>
     <w:p>
       <w:pPr>
+        <w:spacing w:line="360" w:lineRule="auto"/>
         <w:jc w:val="both"/>
         <w:rPr>
           <w:rFonts w:ascii="Times New Roman" w:hAnsi="Times New Roman" w:cs="Times New Roman"/>
           <w:b/>
-          <w:sz w:val="32"/>
-          <w:szCs w:val="28"/>
-          <w:lang w:eastAsia="hu-HU"/>
-        </w:rPr>
-      </w:pPr>
-      <w:r>
-        <w:rPr>
-          <w:rFonts w:ascii="Times New Roman" w:hAnsi="Times New Roman" w:cs="Times New Roman"/>
-          <w:b/>
-          <w:sz w:val="32"/>
-          <w:szCs w:val="28"/>
-          <w:lang w:eastAsia="hu-HU"/>
-        </w:rPr>
-        <w:t xml:space="preserve">Visual </w:t>
-      </w:r>
-      <w:proofErr w:type="spellStart"/>
-      <w:r>
-        <w:rPr>
-          <w:rFonts w:ascii="Times New Roman" w:hAnsi="Times New Roman" w:cs="Times New Roman"/>
-          <w:b/>
-          <w:sz w:val="32"/>
-          <w:szCs w:val="28"/>
-          <w:lang w:eastAsia="hu-HU"/>
-        </w:rPr>
-        <w:t>Studio</w:t>
-      </w:r>
-      <w:proofErr w:type="spellEnd"/>
-      <w:r>
-        <w:rPr>
-          <w:rFonts w:ascii="Times New Roman" w:hAnsi="Times New Roman" w:cs="Times New Roman"/>
-          <w:b/>
-          <w:sz w:val="32"/>
-          <w:szCs w:val="28"/>
-          <w:lang w:eastAsia="hu-HU"/>
-        </w:rPr>
-        <w:t xml:space="preserve"> </w:t>
-      </w:r>
-      <w:proofErr w:type="spellStart"/>
-      <w:r>
-        <w:rPr>
-          <w:rFonts w:ascii="Times New Roman" w:hAnsi="Times New Roman" w:cs="Times New Roman"/>
-          <w:b/>
-          <w:sz w:val="32"/>
-          <w:szCs w:val="28"/>
-          <w:lang w:eastAsia="hu-HU"/>
-        </w:rPr>
-        <w:t>Code</w:t>
-      </w:r>
-      <w:proofErr w:type="spellEnd"/>
-    </w:p>
-    <w:p>
-      <w:pPr>
-        <w:jc w:val="both"/>
-        <w:rPr>
-          <w:rFonts w:ascii="Times New Roman" w:hAnsi="Times New Roman" w:cs="Times New Roman"/>
-          <w:sz w:val="28"/>
-        </w:rPr>
-      </w:pPr>
-      <w:r>
-        <w:rPr>
-          <w:rFonts w:ascii="Times New Roman" w:hAnsi="Times New Roman" w:cs="Times New Roman"/>
-          <w:sz w:val="28"/>
-        </w:rPr>
-        <w:t xml:space="preserve">A Visual </w:t>
-      </w:r>
-      <w:proofErr w:type="spellStart"/>
-      <w:r>
-        <w:rPr>
-          <w:rFonts w:ascii="Times New Roman" w:hAnsi="Times New Roman" w:cs="Times New Roman"/>
-          <w:sz w:val="28"/>
-        </w:rPr>
-        <w:t>Studio</w:t>
-      </w:r>
-      <w:proofErr w:type="spellEnd"/>
-      <w:r>
-        <w:rPr>
-          <w:rFonts w:ascii="Times New Roman" w:hAnsi="Times New Roman" w:cs="Times New Roman"/>
-          <w:sz w:val="28"/>
-        </w:rPr>
-        <w:t xml:space="preserve"> </w:t>
-      </w:r>
-      <w:proofErr w:type="spellStart"/>
-      <w:r>
-        <w:rPr>
-          <w:rFonts w:ascii="Times New Roman" w:hAnsi="Times New Roman" w:cs="Times New Roman"/>
-          <w:sz w:val="28"/>
-        </w:rPr>
-        <w:t>Code</w:t>
-      </w:r>
-      <w:proofErr w:type="spellEnd"/>
-      <w:r>
-        <w:rPr>
-          <w:rFonts w:ascii="Times New Roman" w:hAnsi="Times New Roman" w:cs="Times New Roman"/>
-          <w:sz w:val="28"/>
-        </w:rPr>
-        <w:t xml:space="preserve"> egy ingyenes forráskódszerkesztő, amely számos programozási nyelvet támogat. A projekt során a frontend és backend kódok megírására és szerkesztésére használtuk. Bővítményei segítségével hatékonyabbá tette a fejlesztési folyamatot.</w:t>
-      </w:r>
-    </w:p>
-    <w:p>
-      <w:pPr>
-        <w:jc w:val="both"/>
-        <w:rPr>
-          <w:rFonts w:ascii="Times New Roman" w:hAnsi="Times New Roman" w:cs="Times New Roman"/>
-          <w:sz w:val="28"/>
-          <w:szCs w:val="28"/>
-        </w:rPr>
-      </w:pPr>
-    </w:p>
-    <w:p>
-      <w:pPr>
-        <w:jc w:val="both"/>
-        <w:rPr>
-          <w:rFonts w:ascii="Times New Roman" w:hAnsi="Times New Roman" w:cs="Times New Roman"/>
-          <w:b/>
-          <w:sz w:val="32"/>
-          <w:szCs w:val="28"/>
-        </w:rPr>
-      </w:pPr>
-      <w:proofErr w:type="spellStart"/>
-      <w:r>
-        <w:rPr>
-          <w:rFonts w:ascii="Times New Roman" w:hAnsi="Times New Roman" w:cs="Times New Roman"/>
-          <w:b/>
-          <w:sz w:val="32"/>
-          <w:szCs w:val="28"/>
-        </w:rPr>
-        <w:t>Xampp</w:t>
-      </w:r>
-      <w:proofErr w:type="spellEnd"/>
-    </w:p>
-    <w:p>
-      <w:pPr>
-        <w:jc w:val="both"/>
-        <w:rPr>
-          <w:rFonts w:ascii="Times New Roman" w:hAnsi="Times New Roman" w:cs="Times New Roman"/>
-          <w:sz w:val="28"/>
-        </w:rPr>
-      </w:pPr>
-      <w:r>
-        <w:rPr>
-          <w:rFonts w:ascii="Times New Roman" w:hAnsi="Times New Roman" w:cs="Times New Roman"/>
-          <w:sz w:val="28"/>
-        </w:rPr>
-        <w:t xml:space="preserve">A XAMPP egy könnyen használható webszerver-csomag, amely tartalmazza az </w:t>
-      </w:r>
-      <w:proofErr w:type="spellStart"/>
-      <w:r>
-        <w:rPr>
-          <w:rFonts w:ascii="Times New Roman" w:hAnsi="Times New Roman" w:cs="Times New Roman"/>
-          <w:sz w:val="28"/>
-        </w:rPr>
-        <w:t>Apache</w:t>
-      </w:r>
-      <w:proofErr w:type="spellEnd"/>
-      <w:r>
-        <w:rPr>
-          <w:rFonts w:ascii="Times New Roman" w:hAnsi="Times New Roman" w:cs="Times New Roman"/>
-          <w:sz w:val="28"/>
-        </w:rPr>
-        <w:t xml:space="preserve"> webszervert, a </w:t>
-      </w:r>
-      <w:proofErr w:type="spellStart"/>
-      <w:r>
-        <w:rPr>
-          <w:rFonts w:ascii="Times New Roman" w:hAnsi="Times New Roman" w:cs="Times New Roman"/>
-          <w:sz w:val="28"/>
-        </w:rPr>
-        <w:t>MySQL</w:t>
-      </w:r>
-      <w:proofErr w:type="spellEnd"/>
-      <w:r>
-        <w:rPr>
-          <w:rFonts w:ascii="Times New Roman" w:hAnsi="Times New Roman" w:cs="Times New Roman"/>
-          <w:sz w:val="28"/>
-        </w:rPr>
-        <w:t>/</w:t>
-      </w:r>
-      <w:proofErr w:type="spellStart"/>
-      <w:r>
-        <w:rPr>
-          <w:rFonts w:ascii="Times New Roman" w:hAnsi="Times New Roman" w:cs="Times New Roman"/>
-          <w:sz w:val="28"/>
-        </w:rPr>
-        <w:t>MariaDB</w:t>
-      </w:r>
-      <w:proofErr w:type="spellEnd"/>
-      <w:r>
-        <w:rPr>
-          <w:rFonts w:ascii="Times New Roman" w:hAnsi="Times New Roman" w:cs="Times New Roman"/>
-          <w:sz w:val="28"/>
-        </w:rPr>
-        <w:t xml:space="preserve"> adatbázist és a PHP-t. A projekt helyi futtatására és tesztelésére használtuk fejlesztési környezetben. Segítségével biztosítottuk a szerveroldali működést és az adatbázis-kezelést.</w:t>
-      </w:r>
-    </w:p>
-    <w:p>
-      <w:pPr>
-        <w:jc w:val="both"/>
-        <w:rPr>
-          <w:rFonts w:ascii="Times New Roman" w:hAnsi="Times New Roman" w:cs="Times New Roman"/>
-          <w:sz w:val="28"/>
-          <w:szCs w:val="28"/>
-        </w:rPr>
-      </w:pPr>
-    </w:p>
-    <w:p>
-      <w:pPr>
-        <w:jc w:val="both"/>
-        <w:rPr>
-          <w:rFonts w:ascii="Times New Roman" w:hAnsi="Times New Roman" w:cs="Times New Roman"/>
-          <w:b/>
-          <w:sz w:val="32"/>
-          <w:szCs w:val="32"/>
-          <w:lang w:eastAsia="hu-HU"/>
-        </w:rPr>
-      </w:pPr>
-      <w:proofErr w:type="spellStart"/>
-      <w:r>
-        <w:rPr>
-          <w:rFonts w:ascii="Times New Roman" w:hAnsi="Times New Roman" w:cs="Times New Roman"/>
-          <w:b/>
-          <w:sz w:val="32"/>
-          <w:szCs w:val="32"/>
-          <w:lang w:eastAsia="hu-HU"/>
-        </w:rPr>
-        <w:t>Discord</w:t>
-      </w:r>
-      <w:proofErr w:type="spellEnd"/>
-    </w:p>
-    <w:p>
-      <w:pPr>
-        <w:jc w:val="both"/>
-        <w:rPr>
-          <w:rFonts w:ascii="Times New Roman" w:hAnsi="Times New Roman" w:cs="Times New Roman"/>
-          <w:sz w:val="28"/>
-        </w:rPr>
-      </w:pPr>
-      <w:r>
-        <w:rPr>
-          <w:rFonts w:ascii="Times New Roman" w:hAnsi="Times New Roman" w:cs="Times New Roman"/>
-          <w:sz w:val="28"/>
-        </w:rPr>
-        <w:t xml:space="preserve">A </w:t>
-      </w:r>
-      <w:proofErr w:type="spellStart"/>
-      <w:r>
-        <w:rPr>
-          <w:rFonts w:ascii="Times New Roman" w:hAnsi="Times New Roman" w:cs="Times New Roman"/>
-          <w:sz w:val="28"/>
-        </w:rPr>
-        <w:t>Discord</w:t>
-      </w:r>
-      <w:proofErr w:type="spellEnd"/>
-      <w:r>
-        <w:rPr>
-          <w:rFonts w:ascii="Times New Roman" w:hAnsi="Times New Roman" w:cs="Times New Roman"/>
-          <w:sz w:val="28"/>
-        </w:rPr>
-        <w:t xml:space="preserve"> egy online kommunikációs platform, amely szöveges és hangalapú kapcsolattartást tesz lehetővé. A projekt során a csapattagok közötti kommunikációra és egyeztetésre használtuk. Elősegítette az információk gyors megosztását és az együttműködést.</w:t>
-      </w:r>
-    </w:p>
-    <w:p>
-      <w:pPr>
-        <w:jc w:val="both"/>
-        <w:rPr>
-          <w:rFonts w:ascii="Times New Roman" w:hAnsi="Times New Roman" w:cs="Times New Roman"/>
-          <w:sz w:val="28"/>
-          <w:szCs w:val="32"/>
-          <w:lang w:eastAsia="hu-HU"/>
-        </w:rPr>
-      </w:pPr>
-    </w:p>
-    <w:p>
-      <w:pPr>
-        <w:jc w:val="both"/>
-        <w:rPr>
-          <w:rFonts w:ascii="Times New Roman" w:hAnsi="Times New Roman" w:cs="Times New Roman"/>
-          <w:b/>
-          <w:sz w:val="32"/>
-          <w:szCs w:val="32"/>
-          <w:lang w:eastAsia="hu-HU"/>
-        </w:rPr>
-      </w:pPr>
-      <w:proofErr w:type="spellStart"/>
-      <w:r>
-        <w:rPr>
-          <w:rFonts w:ascii="Times New Roman" w:hAnsi="Times New Roman" w:cs="Times New Roman"/>
-          <w:b/>
-          <w:sz w:val="32"/>
-          <w:szCs w:val="32"/>
-          <w:lang w:eastAsia="hu-HU"/>
-        </w:rPr>
-        <w:t>Inkscape</w:t>
-      </w:r>
-      <w:proofErr w:type="spellEnd"/>
-    </w:p>
-    <w:p>
-      <w:pPr>
-        <w:jc w:val="both"/>
-        <w:rPr>
-          <w:rFonts w:ascii="Times New Roman" w:hAnsi="Times New Roman" w:cs="Times New Roman"/>
-          <w:sz w:val="28"/>
-        </w:rPr>
-      </w:pPr>
-      <w:r>
-        <w:rPr>
-          <w:rFonts w:ascii="Times New Roman" w:hAnsi="Times New Roman" w:cs="Times New Roman"/>
-          <w:sz w:val="28"/>
-        </w:rPr>
-        <w:t xml:space="preserve">Az </w:t>
-      </w:r>
-      <w:proofErr w:type="spellStart"/>
-      <w:r>
-        <w:rPr>
-          <w:rFonts w:ascii="Times New Roman" w:hAnsi="Times New Roman" w:cs="Times New Roman"/>
-          <w:sz w:val="28"/>
-        </w:rPr>
-        <w:t>Inkscape</w:t>
-      </w:r>
-      <w:proofErr w:type="spellEnd"/>
-      <w:r>
-        <w:rPr>
-          <w:rFonts w:ascii="Times New Roman" w:hAnsi="Times New Roman" w:cs="Times New Roman"/>
-          <w:sz w:val="28"/>
-        </w:rPr>
-        <w:t xml:space="preserve"> egy ingyenes, nyílt forráskódú vektorgrafikus szerkesztőprogram. A projekt logójának megtervezésére és elkészítésére használtuk. Lehetővé tette jó minőségű, méretezhető grafikai elemek létrehozását.</w:t>
-      </w:r>
-    </w:p>
-    <w:p>
-      <w:pPr>
-        <w:jc w:val="both"/>
-        <w:rPr>
-          <w:rFonts w:ascii="Times New Roman" w:hAnsi="Times New Roman" w:cs="Times New Roman"/>
-          <w:sz w:val="28"/>
+          <w:sz w:val="24"/>
+          <w:szCs w:val="24"/>
         </w:rPr>
       </w:pPr>
     </w:p>
@@ -2947,6 +3156,11 @@
       <w:vertAlign w:val="superscript"/>
     </w:rPr>
   </w:style>
+  <w:style w:type="character" w:customStyle="1" w:styleId="whitespace-normal">
+    <w:name w:val="whitespace-normal"/>
+    <w:basedOn w:val="Bekezdsalapbettpusa"/>
+    <w:rsid w:val="00D066EE"/>
+  </w:style>
 </w:styles>
 </file>
 
@@ -3250,7 +3464,7 @@
 </file>
 
 <file path=customXml/itemProps1.xml><?xml version="1.0" encoding="utf-8"?>
-<ds:datastoreItem xmlns:ds="http://schemas.openxmlformats.org/officeDocument/2006/customXml" ds:itemID="{685432BB-18E9-420F-9F37-B5735C568BB0}">
+<ds:datastoreItem xmlns:ds="http://schemas.openxmlformats.org/officeDocument/2006/customXml" ds:itemID="{E26A4056-97B8-4CD0-97C1-FE6AB1D0691F}">
   <ds:schemaRefs>
     <ds:schemaRef ds:uri="http://schemas.openxmlformats.org/officeDocument/2006/bibliography"/>
   </ds:schemaRefs>

--- a/Vizsgaremek.docx
+++ b/Vizsgaremek.docx
@@ -1231,12 +1231,21 @@
         </w:rPr>
         <w:t xml:space="preserve">Az adatbázis kezelésére a </w:t>
       </w:r>
+      <w:proofErr w:type="spellStart"/>
       <w:r>
         <w:rPr>
           <w:rStyle w:val="Kiemels2"/>
           <w:sz w:val="28"/>
         </w:rPr>
-        <w:t>MySQL/</w:t>
+        <w:t>MySQL</w:t>
+      </w:r>
+      <w:proofErr w:type="spellEnd"/>
+      <w:r>
+        <w:rPr>
+          <w:rStyle w:val="Kiemels2"/>
+          <w:sz w:val="28"/>
+        </w:rPr>
+        <w:t>/</w:t>
       </w:r>
       <w:proofErr w:type="spellStart"/>
       <w:r>
@@ -1702,16 +1711,7 @@
           <w:sz w:val="24"/>
           <w:szCs w:val="24"/>
         </w:rPr>
-        <w:t xml:space="preserve"> platform, amely lehetővé teszi alkalmazások futtatását elkülönített környezetben. A projekt során a fejlesztői környezet kialakítására és a rendszer helyi futtatására használtuk. Segítségével biztosítottuk az egységes környezetet a backend és az adatbázis számára, valamint leegyszerűsítettük a telepítési és futtatási folyamatot. A konténerek használata megkönnyítette a projekt hordozhatóságát és a csapattagok közötti egységes </w:t>
-      </w:r>
-      <w:proofErr w:type="spellStart"/>
-      <w:r>
-        <w:rPr>
-          <w:rFonts w:ascii="Times New Roman" w:hAnsi="Times New Roman" w:cs="Times New Roman"/>
-          <w:sz w:val="24"/>
-          <w:szCs w:val="24"/>
-        </w:rPr>
-        <w:t>működést.</w:t>
+        <w:t xml:space="preserve"> platform, amely lehetővé teszi alkalmazások futtatását elkülönített környezetben. A projekt során a fejlesztői környezet kialakítására és a rendszer helyi futtatására használtuk. Segítségével biztosítottuk az egységes környezetet a backend és az adatbázis számára, valamint leegyszerűsítettük a telepítési és futtatási folyamatot. A konténerek használata megkönnyítette a projekt hordozhatóságát és a csapattagok közötti egységes működést.</w:t>
       </w:r>
     </w:p>
     <w:p>
@@ -1726,27 +1726,18 @@
           <w:lang w:eastAsia="hu-HU"/>
         </w:rPr>
       </w:pPr>
-      <w:r>
-        <w:rPr>
-          <w:rFonts w:ascii="Times New Roman" w:hAnsi="Times New Roman" w:cs="Times New Roman"/>
-          <w:b/>
-          <w:sz w:val="24"/>
-          <w:szCs w:val="24"/>
-          <w:lang w:eastAsia="hu-HU"/>
-        </w:rPr>
-        <w:t>Discor</w:t>
+      <w:proofErr w:type="spellStart"/>
+      <w:r>
+        <w:rPr>
+          <w:rFonts w:ascii="Times New Roman" w:hAnsi="Times New Roman" w:cs="Times New Roman"/>
+          <w:b/>
+          <w:sz w:val="24"/>
+          <w:szCs w:val="24"/>
+          <w:lang w:eastAsia="hu-HU"/>
+        </w:rPr>
+        <w:t>Discord</w:t>
       </w:r>
       <w:proofErr w:type="spellEnd"/>
-      <w:r>
-        <w:rPr>
-          <w:rFonts w:ascii="Times New Roman" w:hAnsi="Times New Roman" w:cs="Times New Roman"/>
-          <w:b/>
-          <w:sz w:val="24"/>
-          <w:szCs w:val="24"/>
-          <w:lang w:eastAsia="hu-HU"/>
-        </w:rPr>
-        <w:t>d</w:t>
-      </w:r>
     </w:p>
     <w:p>
       <w:pPr>
@@ -2057,20 +2048,49 @@
         <w:br/>
         <w:t>A dbdiagram.io egy online adatbázistervező eszköz, amely lehetővé teszi adatbázis-diagramok egyszerű és gyors elkészítését. A projekt során az adatbázis szerkezetének megtervezésére és vizuális ábrázolására használtuk. Segítségével áttekinthetően tudtuk megjeleníteni a táblákat, mezőket és a köztük lévő kapcsolatokat. Megkönnyítette a struktúra megértését, a tervezési hibák felismerését, valamint támogatta a csapaton belüli egyeztetést.</w:t>
       </w:r>
+    </w:p>
+    <w:p>
+      <w:pPr>
+        <w:spacing w:line="360" w:lineRule="auto"/>
+        <w:jc w:val="both"/>
+        <w:rPr>
+          <w:rFonts w:ascii="Times New Roman" w:hAnsi="Times New Roman" w:cs="Times New Roman"/>
+          <w:b/>
+          <w:sz w:val="24"/>
+          <w:szCs w:val="24"/>
+        </w:rPr>
+      </w:pPr>
+      <w:r>
+        <w:rPr>
+          <w:rFonts w:ascii="Times New Roman" w:hAnsi="Times New Roman" w:cs="Times New Roman"/>
+          <w:b/>
+          <w:sz w:val="24"/>
+          <w:szCs w:val="24"/>
+        </w:rPr>
+        <w:t>Microsoft Word</w:t>
+      </w:r>
+    </w:p>
+    <w:p>
+      <w:pPr>
+        <w:spacing w:line="360" w:lineRule="auto"/>
+        <w:jc w:val="both"/>
+        <w:rPr>
+          <w:rFonts w:ascii="Times New Roman" w:hAnsi="Times New Roman" w:cs="Times New Roman"/>
+          <w:b/>
+          <w:sz w:val="24"/>
+          <w:szCs w:val="24"/>
+        </w:rPr>
+      </w:pPr>
+      <w:r>
+        <w:rPr>
+          <w:rFonts w:ascii="Times New Roman" w:hAnsi="Times New Roman" w:cs="Times New Roman"/>
+          <w:sz w:val="24"/>
+          <w:szCs w:val="24"/>
+        </w:rPr>
+        <w:t>A Microsoft Word egy szövegszerkesztő program, amely a Microsoft Office irodai programcsomag része. A projekt során a dokumentáció elkészítésére használtuk. Segítségével formázott szöveges anyagokat, jegyzőkönyveket és részletes leírásokat készítettünk. A beépített stílusok, tartalomjegyzék-készítési lehetőségek és egyéb szerkesztési funkciók megkönnyítették az egységes és átlátható dokumentumstruktúra kialakítását.</w:t>
+      </w:r>
       <w:bookmarkStart w:id="6" w:name="_GoBack"/>
       <w:bookmarkEnd w:id="6"/>
-    </w:p>
-    <w:p>
-      <w:pPr>
-        <w:spacing w:line="360" w:lineRule="auto"/>
-        <w:jc w:val="both"/>
-        <w:rPr>
-          <w:rFonts w:ascii="Times New Roman" w:hAnsi="Times New Roman" w:cs="Times New Roman"/>
-          <w:b/>
-          <w:sz w:val="24"/>
-          <w:szCs w:val="24"/>
-        </w:rPr>
-      </w:pPr>
     </w:p>
     <w:sectPr>
       <w:footerReference w:type="default" r:id="rId10"/>
@@ -3464,7 +3484,7 @@
 </file>
 
 <file path=customXml/itemProps1.xml><?xml version="1.0" encoding="utf-8"?>
-<ds:datastoreItem xmlns:ds="http://schemas.openxmlformats.org/officeDocument/2006/customXml" ds:itemID="{E26A4056-97B8-4CD0-97C1-FE6AB1D0691F}">
+<ds:datastoreItem xmlns:ds="http://schemas.openxmlformats.org/officeDocument/2006/customXml" ds:itemID="{01279D51-56E9-4D13-A172-2AD00410DDD2}">
   <ds:schemaRefs>
     <ds:schemaRef ds:uri="http://schemas.openxmlformats.org/officeDocument/2006/bibliography"/>
   </ds:schemaRefs>

--- a/Vizsgaremek.docx
+++ b/Vizsgaremek.docx
@@ -7,7 +7,7 @@
         <w:spacing w:before="120" w:after="240" w:line="240" w:lineRule="auto"/>
         <w:jc w:val="center"/>
         <w:rPr>
-          <w:rFonts w:ascii="Times New Roman" w:eastAsia="Times New Roman" w:hAnsi="Times New Roman" w:cs="Times New Roman"/>
+          <w:rFonts w:eastAsia="Times New Roman" w:cs="Times New Roman"/>
           <w:b/>
           <w:sz w:val="40"/>
           <w:szCs w:val="40"/>
@@ -16,7 +16,7 @@
       </w:pPr>
       <w:r>
         <w:rPr>
-          <w:rFonts w:ascii="Times New Roman" w:eastAsia="Times New Roman" w:hAnsi="Times New Roman" w:cs="Times New Roman"/>
+          <w:rFonts w:eastAsia="Times New Roman" w:cs="Times New Roman"/>
           <w:b/>
           <w:sz w:val="40"/>
           <w:szCs w:val="40"/>
@@ -30,7 +30,7 @@
         <w:spacing w:before="360" w:after="240" w:line="240" w:lineRule="auto"/>
         <w:jc w:val="center"/>
         <w:rPr>
-          <w:rFonts w:ascii="Times New Roman" w:eastAsia="Times New Roman" w:hAnsi="Times New Roman" w:cs="Times New Roman"/>
+          <w:rFonts w:eastAsia="Times New Roman" w:cs="Times New Roman"/>
           <w:b/>
           <w:sz w:val="44"/>
           <w:szCs w:val="44"/>
@@ -39,7 +39,7 @@
       </w:pPr>
       <w:r>
         <w:rPr>
-          <w:rFonts w:ascii="Times New Roman" w:eastAsia="Times New Roman" w:hAnsi="Times New Roman" w:cs="Times New Roman"/>
+          <w:rFonts w:eastAsia="Times New Roman" w:cs="Times New Roman"/>
           <w:b/>
           <w:sz w:val="44"/>
           <w:szCs w:val="44"/>
@@ -53,7 +53,7 @@
         <w:spacing w:before="100" w:beforeAutospacing="1" w:after="100" w:afterAutospacing="1" w:line="240" w:lineRule="auto"/>
         <w:jc w:val="center"/>
         <w:rPr>
-          <w:rFonts w:ascii="Times New Roman" w:eastAsia="Times New Roman" w:hAnsi="Times New Roman" w:cs="Times New Roman"/>
+          <w:rFonts w:eastAsia="Times New Roman" w:cs="Times New Roman"/>
           <w:i/>
           <w:sz w:val="40"/>
           <w:szCs w:val="40"/>
@@ -62,7 +62,7 @@
       </w:pPr>
       <w:r>
         <w:rPr>
-          <w:rFonts w:ascii="Times New Roman" w:eastAsia="Times New Roman" w:hAnsi="Times New Roman" w:cs="Times New Roman"/>
+          <w:rFonts w:eastAsia="Times New Roman" w:cs="Times New Roman"/>
           <w:i/>
           <w:noProof/>
           <w:sz w:val="40"/>
@@ -124,7 +124,7 @@
         <w:spacing w:before="240" w:after="240" w:line="240" w:lineRule="auto"/>
         <w:jc w:val="center"/>
         <w:rPr>
-          <w:rFonts w:ascii="Times New Roman" w:eastAsia="Times New Roman" w:hAnsi="Times New Roman" w:cs="Times New Roman"/>
+          <w:rFonts w:eastAsia="Times New Roman" w:cs="Times New Roman"/>
           <w:sz w:val="40"/>
           <w:szCs w:val="40"/>
           <w:lang w:eastAsia="hu-HU"/>
@@ -132,7 +132,7 @@
       </w:pPr>
       <w:r>
         <w:rPr>
-          <w:rFonts w:ascii="Times New Roman" w:eastAsia="Times New Roman" w:hAnsi="Times New Roman" w:cs="Times New Roman"/>
+          <w:rFonts w:eastAsia="Times New Roman" w:cs="Times New Roman"/>
           <w:sz w:val="40"/>
           <w:szCs w:val="40"/>
           <w:lang w:eastAsia="hu-HU"/>
@@ -145,7 +145,7 @@
         <w:spacing w:before="240" w:after="240" w:line="240" w:lineRule="auto"/>
         <w:jc w:val="center"/>
         <w:rPr>
-          <w:rFonts w:ascii="Times New Roman" w:eastAsia="Times New Roman" w:hAnsi="Times New Roman" w:cs="Times New Roman"/>
+          <w:rFonts w:eastAsia="Times New Roman" w:cs="Times New Roman"/>
           <w:sz w:val="40"/>
           <w:szCs w:val="40"/>
           <w:lang w:eastAsia="hu-HU"/>
@@ -153,7 +153,7 @@
       </w:pPr>
       <w:r>
         <w:rPr>
-          <w:rFonts w:ascii="Times New Roman" w:eastAsia="Times New Roman" w:hAnsi="Times New Roman" w:cs="Times New Roman"/>
+          <w:rFonts w:eastAsia="Times New Roman" w:cs="Times New Roman"/>
           <w:sz w:val="40"/>
           <w:szCs w:val="40"/>
           <w:lang w:eastAsia="hu-HU"/>
@@ -166,7 +166,7 @@
         <w:spacing w:before="240" w:after="840" w:line="240" w:lineRule="auto"/>
         <w:jc w:val="center"/>
         <w:rPr>
-          <w:rFonts w:ascii="Times New Roman" w:eastAsia="Times New Roman" w:hAnsi="Times New Roman" w:cs="Times New Roman"/>
+          <w:rFonts w:eastAsia="Times New Roman" w:cs="Times New Roman"/>
           <w:sz w:val="40"/>
           <w:szCs w:val="40"/>
           <w:lang w:eastAsia="hu-HU"/>
@@ -174,7 +174,7 @@
       </w:pPr>
       <w:r>
         <w:rPr>
-          <w:rFonts w:ascii="Times New Roman" w:eastAsia="Times New Roman" w:hAnsi="Times New Roman" w:cs="Times New Roman"/>
+          <w:rFonts w:eastAsia="Times New Roman" w:cs="Times New Roman"/>
           <w:sz w:val="40"/>
           <w:szCs w:val="40"/>
           <w:lang w:eastAsia="hu-HU"/>
@@ -187,7 +187,7 @@
         <w:spacing w:before="240" w:after="120" w:line="240" w:lineRule="auto"/>
         <w:jc w:val="center"/>
         <w:rPr>
-          <w:rFonts w:ascii="Times New Roman" w:eastAsia="Times New Roman" w:hAnsi="Times New Roman" w:cs="Times New Roman"/>
+          <w:rFonts w:eastAsia="Times New Roman" w:cs="Times New Roman"/>
           <w:sz w:val="40"/>
           <w:szCs w:val="40"/>
           <w:lang w:eastAsia="hu-HU"/>
@@ -195,7 +195,7 @@
       </w:pPr>
       <w:r>
         <w:rPr>
-          <w:rFonts w:ascii="Times New Roman" w:eastAsia="Times New Roman" w:hAnsi="Times New Roman" w:cs="Times New Roman"/>
+          <w:rFonts w:eastAsia="Times New Roman" w:cs="Times New Roman"/>
           <w:sz w:val="40"/>
           <w:szCs w:val="40"/>
           <w:lang w:eastAsia="hu-HU"/>
@@ -208,7 +208,7 @@
         <w:spacing w:before="100" w:beforeAutospacing="1" w:after="840" w:line="240" w:lineRule="auto"/>
         <w:jc w:val="center"/>
         <w:rPr>
-          <w:rFonts w:ascii="Times New Roman" w:eastAsia="Times New Roman" w:hAnsi="Times New Roman" w:cs="Times New Roman"/>
+          <w:rFonts w:eastAsia="Times New Roman" w:cs="Times New Roman"/>
           <w:sz w:val="40"/>
           <w:szCs w:val="40"/>
           <w:lang w:eastAsia="hu-HU"/>
@@ -216,7 +216,7 @@
       </w:pPr>
       <w:r>
         <w:rPr>
-          <w:rFonts w:ascii="Times New Roman" w:eastAsia="Times New Roman" w:hAnsi="Times New Roman" w:cs="Times New Roman"/>
+          <w:rFonts w:eastAsia="Times New Roman" w:cs="Times New Roman"/>
           <w:sz w:val="40"/>
           <w:szCs w:val="40"/>
           <w:lang w:eastAsia="hu-HU"/>
@@ -229,7 +229,7 @@
         <w:spacing w:before="100" w:beforeAutospacing="1" w:after="240" w:line="240" w:lineRule="auto"/>
         <w:jc w:val="center"/>
         <w:rPr>
-          <w:rFonts w:ascii="Times New Roman" w:eastAsia="Times New Roman" w:hAnsi="Times New Roman" w:cs="Times New Roman"/>
+          <w:rFonts w:eastAsia="Times New Roman" w:cs="Times New Roman"/>
           <w:sz w:val="40"/>
           <w:szCs w:val="40"/>
           <w:lang w:eastAsia="hu-HU"/>
@@ -237,7 +237,7 @@
       </w:pPr>
       <w:r>
         <w:rPr>
-          <w:rFonts w:ascii="Times New Roman" w:eastAsia="Times New Roman" w:hAnsi="Times New Roman" w:cs="Times New Roman"/>
+          <w:rFonts w:eastAsia="Times New Roman" w:cs="Times New Roman"/>
           <w:sz w:val="40"/>
           <w:szCs w:val="40"/>
           <w:lang w:eastAsia="hu-HU"/>
@@ -250,7 +250,7 @@
         <w:spacing w:before="100" w:beforeAutospacing="1" w:after="100" w:afterAutospacing="1" w:line="240" w:lineRule="auto"/>
         <w:jc w:val="center"/>
         <w:rPr>
-          <w:rFonts w:ascii="Times New Roman" w:eastAsia="Times New Roman" w:hAnsi="Times New Roman" w:cs="Times New Roman"/>
+          <w:rFonts w:eastAsia="Times New Roman" w:cs="Times New Roman"/>
           <w:sz w:val="40"/>
           <w:szCs w:val="40"/>
           <w:lang w:eastAsia="hu-HU"/>
@@ -258,7 +258,7 @@
       </w:pPr>
       <w:r>
         <w:rPr>
-          <w:rFonts w:ascii="Times New Roman" w:eastAsia="Times New Roman" w:hAnsi="Times New Roman" w:cs="Times New Roman"/>
+          <w:rFonts w:eastAsia="Times New Roman" w:cs="Times New Roman"/>
           <w:sz w:val="40"/>
           <w:szCs w:val="40"/>
           <w:lang w:eastAsia="hu-HU"/>
@@ -269,7 +269,7 @@
     <w:p>
       <w:pPr>
         <w:rPr>
-          <w:rFonts w:ascii="Times New Roman" w:eastAsia="Times New Roman" w:hAnsi="Times New Roman" w:cs="Times New Roman"/>
+          <w:rFonts w:eastAsia="Times New Roman" w:cs="Times New Roman"/>
           <w:sz w:val="28"/>
           <w:szCs w:val="28"/>
           <w:lang w:eastAsia="hu-HU"/>
@@ -277,7 +277,7 @@
       </w:pPr>
       <w:r>
         <w:rPr>
-          <w:rFonts w:ascii="Times New Roman" w:eastAsia="Times New Roman" w:hAnsi="Times New Roman" w:cs="Times New Roman"/>
+          <w:rFonts w:eastAsia="Times New Roman" w:cs="Times New Roman"/>
           <w:sz w:val="28"/>
           <w:szCs w:val="28"/>
           <w:lang w:eastAsia="hu-HU"/>
@@ -296,6 +296,7 @@
       <w:sdtPr>
         <w:rPr>
           <w:rFonts w:asciiTheme="minorHAnsi" w:eastAsiaTheme="minorHAnsi" w:hAnsiTheme="minorHAnsi" w:cstheme="minorBidi"/>
+          <w:b w:val="0"/>
           <w:color w:val="auto"/>
           <w:sz w:val="22"/>
           <w:szCs w:val="22"/>
@@ -309,8 +310,9 @@
       </w:sdtPr>
       <w:sdtEndPr>
         <w:rPr>
-          <w:b/>
+          <w:rFonts w:ascii="Times New Roman" w:hAnsi="Times New Roman"/>
           <w:bCs/>
+          <w:sz w:val="24"/>
         </w:rPr>
       </w:sdtEndPr>
       <w:sdtContent>
@@ -794,7 +796,7 @@
     </w:p>
     <w:p>
       <w:pPr>
-        <w:pStyle w:val="Cmsor2"/>
+        <w:pStyle w:val="Cmsor1"/>
         <w:rPr>
           <w:rFonts w:eastAsia="Times New Roman"/>
           <w:lang w:eastAsia="hu-HU"/>
@@ -813,165 +815,2027 @@
     </w:p>
     <w:p>
       <w:pPr>
-        <w:spacing w:before="240" w:after="240" w:line="360" w:lineRule="auto"/>
-        <w:jc w:val="both"/>
-        <w:rPr>
-          <w:rFonts w:ascii="Times New Roman" w:eastAsia="Times New Roman" w:hAnsi="Times New Roman" w:cs="Times New Roman"/>
+        <w:spacing w:before="240" w:after="240"/>
+        <w:rPr>
+          <w:rFonts w:eastAsia="Times New Roman" w:cs="Times New Roman"/>
+          <w:szCs w:val="24"/>
+          <w:lang w:eastAsia="hu-HU"/>
+        </w:rPr>
+      </w:pPr>
+      <w:r>
+        <w:rPr>
+          <w:rFonts w:eastAsia="Times New Roman" w:cs="Times New Roman"/>
+          <w:szCs w:val="24"/>
+          <w:lang w:eastAsia="hu-HU"/>
+        </w:rPr>
+        <w:t>A projektmunka keretében megvalósított projekt célja egy olyan webes alkalmazás tervezése és fejlesztése volt, amely támogatta a felhasználókat a helyi sportolási lehetőségek hatékony feltérképezésében és kihasználásában. Az alkalmazással egy központi, felhasználóbarát platformot hoztunk létre, amely összegyűjtötte és rendszerezte a helyi közösségekben elérhető sportolási lehetőségeket, elősegítve az információk könnyű elérését és áttekinthetőségét.</w:t>
+      </w:r>
+    </w:p>
+    <w:p>
+      <w:pPr>
+        <w:spacing w:before="240" w:after="240"/>
+        <w:rPr>
+          <w:rFonts w:eastAsia="Times New Roman" w:cs="Times New Roman"/>
+          <w:szCs w:val="24"/>
+          <w:lang w:eastAsia="hu-HU"/>
+        </w:rPr>
+      </w:pPr>
+      <w:r>
+        <w:rPr>
+          <w:rFonts w:eastAsia="Times New Roman" w:cs="Times New Roman"/>
+          <w:szCs w:val="24"/>
+          <w:lang w:eastAsia="hu-HU"/>
+        </w:rPr>
+        <w:t>A rendszerrel arra a problémára kívántunk megoldást nyújtani, hogy a sportolni vágyó emberek gyakran nehezen találtak megbízható és naprakész információkat a lakóhelyük közelében elérhető sportlétesítményekről, sportprogramokról és közösségi eseményekről. Az alkalmazás lehetőséget biztosított különböző sportágak, helyszínek és események szerinti keresésre és szűrésre, figyelembe véve olyan szempontokat, mint a földrajzi elhelyezkedés, az elérhetőség, a nyitvatartási idő, a költségek, valamint az adott lehetőségekhez kapcsolódó felhasználói értékelések és visszajelzések.</w:t>
+      </w:r>
+    </w:p>
+    <w:p>
+      <w:pPr>
+        <w:spacing w:before="240" w:after="240"/>
+        <w:rPr>
+          <w:rFonts w:eastAsia="Times New Roman" w:cs="Times New Roman"/>
+          <w:szCs w:val="24"/>
+          <w:lang w:eastAsia="hu-HU"/>
+        </w:rPr>
+      </w:pPr>
+      <w:r>
+        <w:rPr>
+          <w:rFonts w:eastAsia="Times New Roman" w:cs="Times New Roman"/>
+          <w:szCs w:val="24"/>
+          <w:lang w:eastAsia="hu-HU"/>
+        </w:rPr>
+        <w:t>A célcsoportot a sportolni vágyó emberek széles rétege alkotta. Ide tartoztak a rendszeresen sportoló felhasználók, akik új helyszíneket vagy edzési lehetőségeket kerestek, valamint azok a kezdők is, akik még csak most ismerkedtek valamely sportággal, és segítségre volt szükségük az első lépések megtételéhez. Az alkalmazás különösen hasznosnak bizonyult azok számára, akik új városba vagy településre költöztek, mivel számukra az ismeretlen környezetben nehézséget jelentett a megfelelő sportolási lehetőségek felkutatása.</w:t>
+      </w:r>
+    </w:p>
+    <w:p>
+      <w:pPr>
+        <w:spacing w:before="240" w:after="240"/>
+        <w:rPr>
+          <w:rFonts w:eastAsia="Times New Roman" w:cs="Times New Roman"/>
+          <w:szCs w:val="24"/>
+          <w:lang w:eastAsia="hu-HU"/>
+        </w:rPr>
+      </w:pPr>
+      <w:r>
+        <w:rPr>
+          <w:rFonts w:eastAsia="Times New Roman" w:cs="Times New Roman"/>
+          <w:szCs w:val="24"/>
+          <w:lang w:eastAsia="hu-HU"/>
+        </w:rPr>
+        <w:t>A projekt további célja az egészséges életmód és a rendszeres testmozgás népszerűsítése, valamint a mozgásszegény életmód negatív hatásainak csökkentése volt. Az alkalmazással ösztönözni kívántuk a felhasználókat az aktív életvitel kialakítására és fenntartására azáltal, hogy a sportolási lehetőségeket könnyen elérhetővé és vonzóvá tettük. Emellett hozzájárultunk a helyi sportközösségek, sportegyesületek és szolgáltatók láthatóságának növeléséhez, elősegítve ezzel a közösségi kapcsolatok erősödését.</w:t>
+      </w:r>
+    </w:p>
+    <w:p>
+      <w:pPr>
+        <w:spacing w:before="240" w:after="240"/>
+        <w:rPr>
+          <w:rFonts w:eastAsia="Times New Roman" w:cs="Times New Roman"/>
+          <w:szCs w:val="24"/>
+          <w:lang w:eastAsia="hu-HU"/>
+        </w:rPr>
+      </w:pPr>
+      <w:r>
+        <w:rPr>
+          <w:rFonts w:eastAsia="Times New Roman" w:cs="Times New Roman"/>
+          <w:szCs w:val="24"/>
+          <w:lang w:eastAsia="hu-HU"/>
+        </w:rPr>
+        <w:t>A szakdolgozat célja nem csupán az alkalmazás funkcionalitásának bemutatása volt, hanem a fejlesztési folyamat során alkalmazott technológiai megoldások, tervezési elvek és felhasználói igények elemzése is. A dolgozatban bemutattuk a rendszer tervezésének lépéseit, az alkalmazott technológiákat, valamint azokat a döntéseket, amelyek a felhasználói élmény és a rendszer hatékonyságának javítását szolgálták.</w:t>
+      </w:r>
+      <w:r>
+        <w:rPr>
+          <w:rFonts w:eastAsia="Times New Roman"/>
+          <w:lang w:eastAsia="hu-HU"/>
+        </w:rPr>
+        <w:br w:type="page"/>
+      </w:r>
+      <w:bookmarkStart w:id="1" w:name="_Toc221528222"/>
+      <w:r>
+        <w:rPr>
+          <w:rStyle w:val="Cmsor1Char"/>
+        </w:rPr>
+        <w:lastRenderedPageBreak/>
+        <w:t>Adatbázis</w:t>
+      </w:r>
+      <w:bookmarkEnd w:id="1"/>
+    </w:p>
+    <w:p>
+      <w:pPr>
+        <w:pStyle w:val="NormlWeb"/>
+        <w:spacing w:line="360" w:lineRule="auto"/>
+      </w:pPr>
+      <w:r>
+        <w:t>Az adatbázis a projekt egyik legfontosabb része, mivel az alkalmazás működéséhez szükséges adatok strukturált tárolását és kezelését biztosítja. Az adatbázis lehetővé teszi, hogy az információk hosszú távon megmaradjanak, visszakereshetők és módosíthatók legyenek. Enélkül az alkalmazás nem tudná megfelelően kezelni a felhasználói adatokat és a rendszer működéséhez szükséges információkat.</w:t>
+      </w:r>
+    </w:p>
+    <w:p>
+      <w:pPr>
+        <w:pStyle w:val="NormlWeb"/>
+        <w:spacing w:line="360" w:lineRule="auto"/>
+      </w:pPr>
+      <w:r>
+        <w:t xml:space="preserve">A projekt során </w:t>
+      </w:r>
+      <w:r>
+        <w:rPr>
+          <w:rStyle w:val="Kiemels2"/>
+          <w:b w:val="0"/>
+        </w:rPr>
+        <w:t>relációs adatbázist</w:t>
+      </w:r>
+      <w:r>
+        <w:rPr>
+          <w:b/>
+        </w:rPr>
+        <w:t xml:space="preserve"> </w:t>
+      </w:r>
+      <w:r>
+        <w:t>használtunk, amely táblákból épül fel. Ezek a táblák sorokból és oszlopokból állnak, ahol minden sor egy rekordot, minden oszlop pedig egy adott tulajdonságot jelöl. A táblák között kapcsolatok hozhatók létre, amelyek biztosítják az adatok közötti összefüggéseket és az adatkonzisztenciát. Ez a felépítés átláthatóvá és jól kezelhetővé teszi az adatokat.</w:t>
+      </w:r>
+    </w:p>
+    <w:p>
+      <w:pPr>
+        <w:pStyle w:val="NormlWeb"/>
+        <w:spacing w:line="360" w:lineRule="auto"/>
+      </w:pPr>
+      <w:r>
+        <w:t xml:space="preserve">Az adatbázis kezelésére a </w:t>
+      </w:r>
+      <w:r>
+        <w:rPr>
+          <w:rStyle w:val="Kiemels2"/>
+          <w:b w:val="0"/>
+        </w:rPr>
+        <w:t>MySQL/MariaDB</w:t>
+      </w:r>
+      <w:r>
+        <w:t xml:space="preserve"> adatbázis-kezelő rendszert használtuk, amely a XAMPP csomag része. A rendszer SQL (Structured Query Language) nyelvet használ, amely lehetőséget biztosít adatok lekérdezésére, beszúrására, módosítására és törlésére. Az SQL parancsok segítségével az alkalmazás hatékonyan kommunikál az adatbázissal.</w:t>
+      </w:r>
+    </w:p>
+    <w:p>
+      <w:pPr>
+        <w:pStyle w:val="NormlWeb"/>
+        <w:spacing w:line="360" w:lineRule="auto"/>
+      </w:pPr>
+      <w:r>
+        <w:t>A</w:t>
+      </w:r>
+      <w:r>
+        <w:t>datbázis</w:t>
+      </w:r>
+      <w:r>
+        <w:t>unk</w:t>
+      </w:r>
+      <w:r>
+        <w:t xml:space="preserve"> biztosítja az alkalmazás</w:t>
+      </w:r>
+      <w:r>
+        <w:t>unk</w:t>
+      </w:r>
+      <w:r>
+        <w:t xml:space="preserve"> </w:t>
+      </w:r>
+      <w:r>
+        <w:t>stabil működését, az adatok biztonságos tárolását és hatékony kezelését.</w:t>
+      </w:r>
+    </w:p>
+    <w:p>
+      <w:pPr>
+        <w:pStyle w:val="NormlWeb"/>
+        <w:keepNext/>
+        <w:spacing w:line="360" w:lineRule="auto"/>
+      </w:pPr>
+      <w:r>
+        <w:rPr>
+          <w:noProof/>
+        </w:rPr>
+        <w:drawing>
+          <wp:inline distT="0" distB="0" distL="0" distR="0" wp14:anchorId="3596383B" wp14:editId="136F4BC8">
+            <wp:extent cx="5760720" cy="1598720"/>
+            <wp:effectExtent l="0" t="0" r="0" b="1905"/>
+            <wp:docPr id="3" name="Kép 3"/>
+            <wp:cNvGraphicFramePr>
+              <a:graphicFrameLocks xmlns:a="http://schemas.openxmlformats.org/drawingml/2006/main" noChangeAspect="1"/>
+            </wp:cNvGraphicFramePr>
+            <a:graphic xmlns:a="http://schemas.openxmlformats.org/drawingml/2006/main">
+              <a:graphicData uri="http://schemas.openxmlformats.org/drawingml/2006/picture">
+                <pic:pic xmlns:pic="http://schemas.openxmlformats.org/drawingml/2006/picture">
+                  <pic:nvPicPr>
+                    <pic:cNvPr id="0" name="Picture 1"/>
+                    <pic:cNvPicPr>
+                      <a:picLocks noChangeAspect="1" noChangeArrowheads="1"/>
+                    </pic:cNvPicPr>
+                  </pic:nvPicPr>
+                  <pic:blipFill>
+                    <a:blip r:embed="rId9">
+                      <a:extLst>
+                        <a:ext uri="{28A0092B-C50C-407E-A947-70E740481C1C}">
+                          <a14:useLocalDpi xmlns:a14="http://schemas.microsoft.com/office/drawing/2010/main" val="0"/>
+                        </a:ext>
+                      </a:extLst>
+                    </a:blip>
+                    <a:srcRect/>
+                    <a:stretch>
+                      <a:fillRect/>
+                    </a:stretch>
+                  </pic:blipFill>
+                  <pic:spPr bwMode="auto">
+                    <a:xfrm>
+                      <a:off x="0" y="0"/>
+                      <a:ext cx="5760720" cy="1598720"/>
+                    </a:xfrm>
+                    <a:prstGeom prst="rect">
+                      <a:avLst/>
+                    </a:prstGeom>
+                    <a:noFill/>
+                    <a:ln>
+                      <a:noFill/>
+                    </a:ln>
+                  </pic:spPr>
+                </pic:pic>
+              </a:graphicData>
+            </a:graphic>
+          </wp:inline>
+        </w:drawing>
+      </w:r>
+    </w:p>
+    <w:p>
+      <w:pPr>
+        <w:pStyle w:val="Kpalrs"/>
+        <w:jc w:val="center"/>
+        <w:rPr>
+          <w:color w:val="000000" w:themeColor="text1"/>
+        </w:rPr>
+      </w:pPr>
+      <w:fldSimple w:instr=" SEQ ábra \* ARABIC ">
+        <w:r>
+          <w:rPr>
+            <w:noProof/>
+          </w:rPr>
+          <w:t>1</w:t>
+        </w:r>
+      </w:fldSimple>
+      <w:r>
+        <w:t>. ábra: adatbázis</w:t>
+      </w:r>
+    </w:p>
+    <w:p>
+      <w:pPr>
+        <w:spacing w:after="160" w:line="259" w:lineRule="auto"/>
+        <w:jc w:val="left"/>
+        <w:rPr>
+          <w:rFonts w:eastAsia="Times New Roman" w:cs="Times New Roman"/>
+          <w:szCs w:val="24"/>
+          <w:lang w:eastAsia="hu-HU"/>
+        </w:rPr>
+      </w:pPr>
+      <w:r>
+        <w:br w:type="page"/>
+      </w:r>
+    </w:p>
+    <w:p>
+      <w:pPr>
+        <w:pStyle w:val="Cmsor2"/>
+        <w:rPr>
           <w:sz w:val="28"/>
           <w:szCs w:val="28"/>
-          <w:lang w:eastAsia="hu-HU"/>
-        </w:rPr>
-      </w:pPr>
-      <w:r>
-        <w:rPr>
-          <w:rFonts w:ascii="Times New Roman" w:eastAsia="Times New Roman" w:hAnsi="Times New Roman" w:cs="Times New Roman"/>
+        </w:rPr>
+      </w:pPr>
+      <w:r>
+        <w:rPr>
           <w:sz w:val="28"/>
           <w:szCs w:val="28"/>
-          <w:lang w:eastAsia="hu-HU"/>
-        </w:rPr>
-        <w:t>A projektmunka keretében megvalósított projekt célja egy olyan webes alkalmazás tervezése és fejlesztése volt, amely támogatta a felhasználókat a helyi sportolási lehetőségek hatékony feltérképezésében és kihasználásában. Az alkalmazással egy központi, felhasználóbarát platformot hoztunk létre, amely összegyűjtötte és rendszerezte a helyi közösségekben elérhető sportolási lehetőségeket, elősegítve az információk könnyű elérését és áttekinthetőségét.</w:t>
-      </w:r>
-    </w:p>
-    <w:p>
-      <w:pPr>
-        <w:spacing w:before="240" w:after="240" w:line="360" w:lineRule="auto"/>
-        <w:jc w:val="both"/>
-        <w:rPr>
-          <w:rFonts w:ascii="Times New Roman" w:eastAsia="Times New Roman" w:hAnsi="Times New Roman" w:cs="Times New Roman"/>
+        </w:rPr>
+        <w:lastRenderedPageBreak/>
+        <w:t>Adatbázis felépítése</w:t>
+      </w:r>
+    </w:p>
+    <w:p>
+      <w:pPr>
+        <w:pStyle w:val="NormlWeb"/>
+        <w:spacing w:line="360" w:lineRule="auto"/>
+        <w:jc w:val="left"/>
+      </w:pPr>
+      <w:r>
+        <w:rPr>
+          <w:b/>
+        </w:rPr>
+        <w:t>H</w:t>
+      </w:r>
+      <w:r>
+        <w:rPr>
+          <w:b/>
+        </w:rPr>
+        <w:t>elysz</w:t>
+      </w:r>
+      <w:r>
+        <w:rPr>
+          <w:b/>
+        </w:rPr>
+        <w:t>í</w:t>
+      </w:r>
+      <w:r>
+        <w:rPr>
+          <w:b/>
+        </w:rPr>
+        <w:t>n tábla</w:t>
+      </w:r>
+      <w:r>
+        <w:t xml:space="preserve">: </w:t>
+      </w:r>
+      <w:r>
+        <w:t>Feladata a sportlehetőségek fizikai helyszíneinek tárolása.</w:t>
+      </w:r>
+    </w:p>
+    <w:p>
+      <w:pPr>
+        <w:pStyle w:val="NormlWeb"/>
+        <w:numPr>
+          <w:ilvl w:val="0"/>
+          <w:numId w:val="4"/>
+        </w:numPr>
+        <w:spacing w:line="360" w:lineRule="auto"/>
+      </w:pPr>
+      <w:proofErr w:type="spellStart"/>
+      <w:r>
+        <w:t>id</w:t>
+      </w:r>
+      <w:proofErr w:type="spellEnd"/>
+      <w:r>
+        <w:t xml:space="preserve"> (int, elsődleges kulcs, </w:t>
+      </w:r>
+      <w:proofErr w:type="spellStart"/>
+      <w:r>
+        <w:t>auto</w:t>
+      </w:r>
+      <w:proofErr w:type="spellEnd"/>
+      <w:r>
+        <w:t xml:space="preserve"> </w:t>
+      </w:r>
+      <w:proofErr w:type="spellStart"/>
+      <w:r>
+        <w:t>increment</w:t>
+      </w:r>
+      <w:proofErr w:type="spellEnd"/>
+      <w:r>
+        <w:t>) – egyedi azonosító</w:t>
+      </w:r>
+    </w:p>
+    <w:p>
+      <w:pPr>
+        <w:pStyle w:val="NormlWeb"/>
+        <w:numPr>
+          <w:ilvl w:val="0"/>
+          <w:numId w:val="4"/>
+        </w:numPr>
+        <w:spacing w:line="360" w:lineRule="auto"/>
+      </w:pPr>
+      <w:r>
+        <w:t>varos (</w:t>
+      </w:r>
+      <w:proofErr w:type="spellStart"/>
+      <w:r>
+        <w:t>varchar</w:t>
+      </w:r>
+      <w:proofErr w:type="spellEnd"/>
+      <w:r>
+        <w:t>(100)) – a helyszín városa</w:t>
+      </w:r>
+    </w:p>
+    <w:p>
+      <w:pPr>
+        <w:pStyle w:val="NormlWeb"/>
+        <w:numPr>
+          <w:ilvl w:val="0"/>
+          <w:numId w:val="4"/>
+        </w:numPr>
+        <w:spacing w:line="360" w:lineRule="auto"/>
+      </w:pPr>
+      <w:proofErr w:type="spellStart"/>
+      <w:r>
+        <w:t>cim</w:t>
+      </w:r>
+      <w:proofErr w:type="spellEnd"/>
+      <w:r>
+        <w:t xml:space="preserve"> (</w:t>
+      </w:r>
+      <w:proofErr w:type="spellStart"/>
+      <w:r>
+        <w:t>varchar</w:t>
+      </w:r>
+      <w:proofErr w:type="spellEnd"/>
+      <w:r>
+        <w:t>(255)) – pontos cím</w:t>
+      </w:r>
+    </w:p>
+    <w:p>
+      <w:pPr>
+        <w:pStyle w:val="NormlWeb"/>
+        <w:spacing w:line="360" w:lineRule="auto"/>
+        <w:jc w:val="left"/>
+      </w:pPr>
+      <w:r>
+        <w:rPr>
+          <w:b/>
+        </w:rPr>
+        <w:t>S</w:t>
+      </w:r>
+      <w:r>
+        <w:rPr>
+          <w:b/>
+        </w:rPr>
+        <w:t>zervez</w:t>
+      </w:r>
+      <w:r>
+        <w:rPr>
+          <w:b/>
+        </w:rPr>
+        <w:t>ő</w:t>
+      </w:r>
+      <w:r>
+        <w:t xml:space="preserve"> </w:t>
+      </w:r>
+      <w:r>
+        <w:rPr>
+          <w:b/>
+        </w:rPr>
+        <w:t>tábla</w:t>
+      </w:r>
+      <w:r>
+        <w:t xml:space="preserve">: </w:t>
+      </w:r>
+      <w:r>
+        <w:t>A programokat szervező személyek vagy szervezetek adatait tartalmazza.</w:t>
+      </w:r>
+    </w:p>
+    <w:p>
+      <w:pPr>
+        <w:pStyle w:val="NormlWeb"/>
+        <w:numPr>
+          <w:ilvl w:val="0"/>
+          <w:numId w:val="5"/>
+        </w:numPr>
+        <w:spacing w:line="360" w:lineRule="auto"/>
+      </w:pPr>
+      <w:proofErr w:type="spellStart"/>
+      <w:r>
+        <w:t>id</w:t>
+      </w:r>
+      <w:proofErr w:type="spellEnd"/>
+      <w:r>
+        <w:t xml:space="preserve"> (int, elsődleges kulcs, </w:t>
+      </w:r>
+      <w:proofErr w:type="spellStart"/>
+      <w:r>
+        <w:t>auto</w:t>
+      </w:r>
+      <w:proofErr w:type="spellEnd"/>
+      <w:r>
+        <w:t xml:space="preserve"> </w:t>
+      </w:r>
+      <w:proofErr w:type="spellStart"/>
+      <w:r>
+        <w:t>increment</w:t>
+      </w:r>
+      <w:proofErr w:type="spellEnd"/>
+      <w:r>
+        <w:t>) – egyedi azonosító</w:t>
+      </w:r>
+    </w:p>
+    <w:p>
+      <w:pPr>
+        <w:pStyle w:val="NormlWeb"/>
+        <w:numPr>
+          <w:ilvl w:val="0"/>
+          <w:numId w:val="5"/>
+        </w:numPr>
+        <w:spacing w:line="360" w:lineRule="auto"/>
+      </w:pPr>
+      <w:proofErr w:type="spellStart"/>
+      <w:r>
+        <w:t>nev</w:t>
+      </w:r>
+      <w:proofErr w:type="spellEnd"/>
+      <w:r>
+        <w:t xml:space="preserve"> (</w:t>
+      </w:r>
+      <w:proofErr w:type="spellStart"/>
+      <w:r>
+        <w:t>varchar</w:t>
+      </w:r>
+      <w:proofErr w:type="spellEnd"/>
+      <w:r>
+        <w:t>(150)) – a szervező neve</w:t>
+      </w:r>
+    </w:p>
+    <w:p>
+      <w:pPr>
+        <w:pStyle w:val="NormlWeb"/>
+        <w:numPr>
+          <w:ilvl w:val="0"/>
+          <w:numId w:val="5"/>
+        </w:numPr>
+        <w:spacing w:line="360" w:lineRule="auto"/>
+      </w:pPr>
+      <w:r>
+        <w:t>telefon (</w:t>
+      </w:r>
+      <w:proofErr w:type="spellStart"/>
+      <w:r>
+        <w:t>varchar</w:t>
+      </w:r>
+      <w:proofErr w:type="spellEnd"/>
+      <w:r>
+        <w:t>(30)) – telefonszám</w:t>
+      </w:r>
+    </w:p>
+    <w:p>
+      <w:pPr>
+        <w:pStyle w:val="NormlWeb"/>
+        <w:numPr>
+          <w:ilvl w:val="0"/>
+          <w:numId w:val="5"/>
+        </w:numPr>
+        <w:spacing w:line="360" w:lineRule="auto"/>
+      </w:pPr>
+      <w:r>
+        <w:t>email (</w:t>
+      </w:r>
+      <w:proofErr w:type="spellStart"/>
+      <w:r>
+        <w:t>varchar</w:t>
+      </w:r>
+      <w:proofErr w:type="spellEnd"/>
+      <w:r>
+        <w:t>(150)) – email cím</w:t>
+      </w:r>
+    </w:p>
+    <w:p>
+      <w:pPr>
+        <w:pStyle w:val="NormlWeb"/>
+        <w:numPr>
+          <w:ilvl w:val="0"/>
+          <w:numId w:val="5"/>
+        </w:numPr>
+        <w:spacing w:line="360" w:lineRule="auto"/>
+      </w:pPr>
+      <w:r>
+        <w:t>weboldal (</w:t>
+      </w:r>
+      <w:proofErr w:type="spellStart"/>
+      <w:r>
+        <w:t>varchar</w:t>
+      </w:r>
+      <w:proofErr w:type="spellEnd"/>
+      <w:r>
+        <w:t>(255)) – hivatalos weboldal</w:t>
+      </w:r>
+    </w:p>
+    <w:p>
+      <w:pPr>
+        <w:pStyle w:val="NormlWeb"/>
+        <w:spacing w:line="360" w:lineRule="auto"/>
+        <w:jc w:val="left"/>
+      </w:pPr>
+      <w:r>
+        <w:rPr>
+          <w:b/>
+        </w:rPr>
+        <w:t>K</w:t>
+      </w:r>
+      <w:r>
+        <w:rPr>
+          <w:b/>
+        </w:rPr>
+        <w:t>ategória</w:t>
+      </w:r>
+      <w:r>
+        <w:rPr>
+          <w:b/>
+        </w:rPr>
+        <w:t xml:space="preserve"> tábla</w:t>
+      </w:r>
+      <w:r>
+        <w:t xml:space="preserve">: </w:t>
+      </w:r>
+      <w:r>
+        <w:t>A sportlehetőségek kategorizálására szolgál.</w:t>
+      </w:r>
+    </w:p>
+    <w:p>
+      <w:pPr>
+        <w:pStyle w:val="NormlWeb"/>
+        <w:numPr>
+          <w:ilvl w:val="0"/>
+          <w:numId w:val="6"/>
+        </w:numPr>
+        <w:spacing w:line="360" w:lineRule="auto"/>
+      </w:pPr>
+      <w:proofErr w:type="spellStart"/>
+      <w:r>
+        <w:t>id</w:t>
+      </w:r>
+      <w:proofErr w:type="spellEnd"/>
+      <w:r>
+        <w:t xml:space="preserve"> (int, elsődleges kulcs, </w:t>
+      </w:r>
+      <w:proofErr w:type="spellStart"/>
+      <w:r>
+        <w:t>auto</w:t>
+      </w:r>
+      <w:proofErr w:type="spellEnd"/>
+      <w:r>
+        <w:t xml:space="preserve"> </w:t>
+      </w:r>
+      <w:proofErr w:type="spellStart"/>
+      <w:r>
+        <w:t>increment</w:t>
+      </w:r>
+      <w:proofErr w:type="spellEnd"/>
+      <w:r>
+        <w:t>) – egyedi azonosító</w:t>
+      </w:r>
+    </w:p>
+    <w:p>
+      <w:pPr>
+        <w:pStyle w:val="NormlWeb"/>
+        <w:numPr>
+          <w:ilvl w:val="0"/>
+          <w:numId w:val="6"/>
+        </w:numPr>
+        <w:spacing w:line="360" w:lineRule="auto"/>
+      </w:pPr>
+      <w:proofErr w:type="spellStart"/>
+      <w:r>
+        <w:t>nev</w:t>
+      </w:r>
+      <w:proofErr w:type="spellEnd"/>
+      <w:r>
+        <w:t xml:space="preserve"> (</w:t>
+      </w:r>
+      <w:proofErr w:type="spellStart"/>
+      <w:r>
+        <w:t>varchar</w:t>
+      </w:r>
+      <w:proofErr w:type="spellEnd"/>
+      <w:r>
+        <w:t>(50)) – a kategória neve</w:t>
+      </w:r>
+    </w:p>
+    <w:p>
+      <w:pPr>
+        <w:pStyle w:val="NormlWeb"/>
+        <w:spacing w:line="360" w:lineRule="auto"/>
+        <w:jc w:val="left"/>
+      </w:pPr>
+      <w:r>
+        <w:rPr>
+          <w:b/>
+        </w:rPr>
+        <w:t>I</w:t>
+      </w:r>
+      <w:r>
+        <w:rPr>
+          <w:b/>
+        </w:rPr>
+        <w:t>d</w:t>
+      </w:r>
+      <w:r>
+        <w:rPr>
+          <w:b/>
+        </w:rPr>
+        <w:t>ő</w:t>
+      </w:r>
+      <w:r>
+        <w:rPr>
+          <w:b/>
+        </w:rPr>
+        <w:t>pont tábla</w:t>
+      </w:r>
+      <w:r>
+        <w:t xml:space="preserve">: </w:t>
+      </w:r>
+      <w:r>
+        <w:t>Az események dátumát és időpontját tárolja.</w:t>
+      </w:r>
+    </w:p>
+    <w:p>
+      <w:pPr>
+        <w:pStyle w:val="NormlWeb"/>
+        <w:numPr>
+          <w:ilvl w:val="0"/>
+          <w:numId w:val="7"/>
+        </w:numPr>
+        <w:spacing w:line="360" w:lineRule="auto"/>
+      </w:pPr>
+      <w:proofErr w:type="spellStart"/>
+      <w:r>
+        <w:t>id</w:t>
+      </w:r>
+      <w:proofErr w:type="spellEnd"/>
+      <w:r>
+        <w:t xml:space="preserve"> (int, elsődleges kulcs, </w:t>
+      </w:r>
+      <w:proofErr w:type="spellStart"/>
+      <w:r>
+        <w:t>auto</w:t>
+      </w:r>
+      <w:proofErr w:type="spellEnd"/>
+      <w:r>
+        <w:t xml:space="preserve"> </w:t>
+      </w:r>
+      <w:proofErr w:type="spellStart"/>
+      <w:r>
+        <w:t>increment</w:t>
+      </w:r>
+      <w:proofErr w:type="spellEnd"/>
+      <w:r>
+        <w:t>) – egyedi azonosító</w:t>
+      </w:r>
+    </w:p>
+    <w:p>
+      <w:pPr>
+        <w:pStyle w:val="NormlWeb"/>
+        <w:numPr>
+          <w:ilvl w:val="0"/>
+          <w:numId w:val="7"/>
+        </w:numPr>
+        <w:spacing w:line="360" w:lineRule="auto"/>
+      </w:pPr>
+      <w:proofErr w:type="spellStart"/>
+      <w:r>
+        <w:t>datum</w:t>
+      </w:r>
+      <w:proofErr w:type="spellEnd"/>
+      <w:r>
+        <w:t xml:space="preserve"> (</w:t>
+      </w:r>
+      <w:proofErr w:type="spellStart"/>
+      <w:r>
+        <w:t>date</w:t>
+      </w:r>
+      <w:proofErr w:type="spellEnd"/>
+      <w:r>
+        <w:t>) – az esemény dátuma</w:t>
+      </w:r>
+    </w:p>
+    <w:p>
+      <w:pPr>
+        <w:pStyle w:val="NormlWeb"/>
+        <w:numPr>
+          <w:ilvl w:val="0"/>
+          <w:numId w:val="7"/>
+        </w:numPr>
+        <w:spacing w:line="360" w:lineRule="auto"/>
+      </w:pPr>
+      <w:proofErr w:type="spellStart"/>
+      <w:r>
+        <w:t>idopont</w:t>
+      </w:r>
+      <w:proofErr w:type="spellEnd"/>
+      <w:r>
+        <w:t xml:space="preserve"> (</w:t>
+      </w:r>
+      <w:proofErr w:type="spellStart"/>
+      <w:r>
+        <w:t>time</w:t>
+      </w:r>
+      <w:proofErr w:type="spellEnd"/>
+      <w:r>
+        <w:t>) – az esemény kezdési időpontja</w:t>
+      </w:r>
+    </w:p>
+    <w:p>
+      <w:pPr>
+        <w:pStyle w:val="NormlWeb"/>
+        <w:spacing w:line="360" w:lineRule="auto"/>
+        <w:jc w:val="left"/>
+      </w:pPr>
+      <w:r>
+        <w:rPr>
+          <w:b/>
+        </w:rPr>
+        <w:t>Sport lehetőségek</w:t>
+      </w:r>
+      <w:r>
+        <w:rPr>
+          <w:b/>
+        </w:rPr>
+        <w:t xml:space="preserve"> tábla</w:t>
+      </w:r>
+      <w:r>
+        <w:t xml:space="preserve">: </w:t>
+      </w:r>
+      <w:r>
+        <w:t>Ez a központi tábla, amely az egyes sportprogramokat tartalmazza.</w:t>
+      </w:r>
+    </w:p>
+    <w:p>
+      <w:pPr>
+        <w:pStyle w:val="NormlWeb"/>
+        <w:numPr>
+          <w:ilvl w:val="0"/>
+          <w:numId w:val="8"/>
+        </w:numPr>
+        <w:spacing w:line="360" w:lineRule="auto"/>
+      </w:pPr>
+      <w:proofErr w:type="spellStart"/>
+      <w:r>
+        <w:t>id</w:t>
+      </w:r>
+      <w:proofErr w:type="spellEnd"/>
+      <w:r>
+        <w:t xml:space="preserve"> (int, elsődleges kulcs, </w:t>
+      </w:r>
+      <w:proofErr w:type="spellStart"/>
+      <w:r>
+        <w:t>auto</w:t>
+      </w:r>
+      <w:proofErr w:type="spellEnd"/>
+      <w:r>
+        <w:t xml:space="preserve"> </w:t>
+      </w:r>
+      <w:proofErr w:type="spellStart"/>
+      <w:r>
+        <w:t>increment</w:t>
+      </w:r>
+      <w:proofErr w:type="spellEnd"/>
+      <w:r>
+        <w:t>) – egyedi azonosító</w:t>
+      </w:r>
+    </w:p>
+    <w:p>
+      <w:pPr>
+        <w:pStyle w:val="NormlWeb"/>
+        <w:numPr>
+          <w:ilvl w:val="0"/>
+          <w:numId w:val="8"/>
+        </w:numPr>
+        <w:spacing w:line="360" w:lineRule="auto"/>
+      </w:pPr>
+      <w:proofErr w:type="spellStart"/>
+      <w:r>
+        <w:t>nev</w:t>
+      </w:r>
+      <w:proofErr w:type="spellEnd"/>
+      <w:r>
+        <w:t xml:space="preserve"> (</w:t>
+      </w:r>
+      <w:proofErr w:type="spellStart"/>
+      <w:r>
+        <w:t>varchar</w:t>
+      </w:r>
+      <w:proofErr w:type="spellEnd"/>
+      <w:r>
+        <w:t>(100)) – a program neve</w:t>
+      </w:r>
+    </w:p>
+    <w:p>
+      <w:pPr>
+        <w:pStyle w:val="NormlWeb"/>
+        <w:numPr>
+          <w:ilvl w:val="0"/>
+          <w:numId w:val="8"/>
+        </w:numPr>
+        <w:spacing w:line="360" w:lineRule="auto"/>
+      </w:pPr>
+      <w:r>
+        <w:t>sport (</w:t>
+      </w:r>
+      <w:proofErr w:type="spellStart"/>
+      <w:r>
+        <w:t>varchar</w:t>
+      </w:r>
+      <w:proofErr w:type="spellEnd"/>
+      <w:r>
+        <w:t>(100)) – a sportág megnevezése</w:t>
+      </w:r>
+    </w:p>
+    <w:p>
+      <w:pPr>
+        <w:pStyle w:val="NormlWeb"/>
+        <w:numPr>
+          <w:ilvl w:val="0"/>
+          <w:numId w:val="8"/>
+        </w:numPr>
+        <w:spacing w:line="360" w:lineRule="auto"/>
+      </w:pPr>
+      <w:proofErr w:type="spellStart"/>
+      <w:r>
+        <w:t>ar</w:t>
+      </w:r>
+      <w:proofErr w:type="spellEnd"/>
+      <w:r>
+        <w:t xml:space="preserve"> (int) – részvételi díj</w:t>
+      </w:r>
+    </w:p>
+    <w:p>
+      <w:pPr>
+        <w:pStyle w:val="NormlWeb"/>
+        <w:numPr>
+          <w:ilvl w:val="0"/>
+          <w:numId w:val="8"/>
+        </w:numPr>
+        <w:spacing w:line="360" w:lineRule="auto"/>
+      </w:pPr>
+      <w:proofErr w:type="spellStart"/>
+      <w:r>
+        <w:t>korosztaly</w:t>
+      </w:r>
+      <w:proofErr w:type="spellEnd"/>
+      <w:r>
+        <w:t xml:space="preserve"> (int) – ajánlott életkor</w:t>
+      </w:r>
+    </w:p>
+    <w:p>
+      <w:pPr>
+        <w:pStyle w:val="NormlWeb"/>
+        <w:numPr>
+          <w:ilvl w:val="0"/>
+          <w:numId w:val="8"/>
+        </w:numPr>
+        <w:spacing w:line="360" w:lineRule="auto"/>
+      </w:pPr>
+      <w:proofErr w:type="spellStart"/>
+      <w:r>
+        <w:t>megjegyzes</w:t>
+      </w:r>
+      <w:proofErr w:type="spellEnd"/>
+      <w:r>
+        <w:t xml:space="preserve"> (text) – egyéb információk</w:t>
+      </w:r>
+    </w:p>
+    <w:p>
+      <w:pPr>
+        <w:pStyle w:val="NormlWeb"/>
+        <w:numPr>
+          <w:ilvl w:val="0"/>
+          <w:numId w:val="8"/>
+        </w:numPr>
+        <w:spacing w:line="360" w:lineRule="auto"/>
+      </w:pPr>
+      <w:proofErr w:type="spellStart"/>
+      <w:r>
+        <w:t>szervezo_id</w:t>
+      </w:r>
+      <w:proofErr w:type="spellEnd"/>
+      <w:r>
+        <w:t xml:space="preserve"> (int, idegen kulcs) – hivatkozás a </w:t>
+      </w:r>
+      <w:proofErr w:type="spellStart"/>
+      <w:r>
+        <w:t>szervezo</w:t>
+      </w:r>
+      <w:proofErr w:type="spellEnd"/>
+      <w:r>
+        <w:t xml:space="preserve"> táblára</w:t>
+      </w:r>
+    </w:p>
+    <w:p>
+      <w:pPr>
+        <w:pStyle w:val="NormlWeb"/>
+        <w:numPr>
+          <w:ilvl w:val="0"/>
+          <w:numId w:val="8"/>
+        </w:numPr>
+        <w:spacing w:line="360" w:lineRule="auto"/>
+      </w:pPr>
+      <w:proofErr w:type="spellStart"/>
+      <w:r>
+        <w:t>helyszin_id</w:t>
+      </w:r>
+      <w:proofErr w:type="spellEnd"/>
+      <w:r>
+        <w:t xml:space="preserve"> (int, idegen kulcs) – hivatkozás a </w:t>
+      </w:r>
+      <w:proofErr w:type="spellStart"/>
+      <w:r>
+        <w:t>helyszin</w:t>
+      </w:r>
+      <w:proofErr w:type="spellEnd"/>
+      <w:r>
+        <w:t xml:space="preserve"> táblára</w:t>
+      </w:r>
+    </w:p>
+    <w:p>
+      <w:pPr>
+        <w:pStyle w:val="NormlWeb"/>
+        <w:numPr>
+          <w:ilvl w:val="0"/>
+          <w:numId w:val="8"/>
+        </w:numPr>
+        <w:spacing w:line="360" w:lineRule="auto"/>
+      </w:pPr>
+      <w:proofErr w:type="spellStart"/>
+      <w:r>
+        <w:lastRenderedPageBreak/>
+        <w:t>idopont_id</w:t>
+      </w:r>
+      <w:proofErr w:type="spellEnd"/>
+      <w:r>
+        <w:t xml:space="preserve"> (int, idegen kulcs) – hivatkozás az </w:t>
+      </w:r>
+      <w:proofErr w:type="spellStart"/>
+      <w:r>
+        <w:t>idopont</w:t>
+      </w:r>
+      <w:proofErr w:type="spellEnd"/>
+      <w:r>
+        <w:t xml:space="preserve"> táblára</w:t>
+      </w:r>
+    </w:p>
+    <w:p>
+      <w:pPr>
+        <w:pStyle w:val="NormlWeb"/>
+        <w:numPr>
+          <w:ilvl w:val="0"/>
+          <w:numId w:val="8"/>
+        </w:numPr>
+        <w:spacing w:line="360" w:lineRule="auto"/>
+      </w:pPr>
+      <w:proofErr w:type="spellStart"/>
+      <w:r>
+        <w:t>kategoria_id</w:t>
+      </w:r>
+      <w:proofErr w:type="spellEnd"/>
+      <w:r>
+        <w:t xml:space="preserve"> (int, idegen kulcs) – hivatkozás a </w:t>
+      </w:r>
+      <w:proofErr w:type="spellStart"/>
+      <w:r>
+        <w:t>kategoria</w:t>
+      </w:r>
+      <w:proofErr w:type="spellEnd"/>
+      <w:r>
+        <w:t xml:space="preserve"> táblára</w:t>
+      </w:r>
+    </w:p>
+    <w:p>
+      <w:pPr>
+        <w:pStyle w:val="NormlWeb"/>
+        <w:spacing w:line="360" w:lineRule="auto"/>
+        <w:jc w:val="left"/>
+      </w:pPr>
+      <w:r>
+        <w:rPr>
+          <w:b/>
+        </w:rPr>
+        <w:t>F</w:t>
+      </w:r>
+      <w:r>
+        <w:rPr>
+          <w:b/>
+        </w:rPr>
+        <w:t>elhasznál</w:t>
+      </w:r>
+      <w:r>
+        <w:rPr>
+          <w:b/>
+        </w:rPr>
+        <w:t>ó</w:t>
+      </w:r>
+      <w:r>
+        <w:rPr>
+          <w:b/>
+        </w:rPr>
+        <w:t xml:space="preserve"> tábla</w:t>
+      </w:r>
+      <w:r>
+        <w:t xml:space="preserve">: </w:t>
+      </w:r>
+      <w:r>
+        <w:t>A rendszerben regisztrált felhasználók adatait tárolja.</w:t>
+      </w:r>
+    </w:p>
+    <w:p>
+      <w:pPr>
+        <w:pStyle w:val="NormlWeb"/>
+        <w:numPr>
+          <w:ilvl w:val="0"/>
+          <w:numId w:val="9"/>
+        </w:numPr>
+        <w:spacing w:line="360" w:lineRule="auto"/>
+      </w:pPr>
+      <w:proofErr w:type="spellStart"/>
+      <w:r>
+        <w:t>id</w:t>
+      </w:r>
+      <w:proofErr w:type="spellEnd"/>
+      <w:r>
+        <w:t xml:space="preserve"> (int, elsődleges kulcs, </w:t>
+      </w:r>
+      <w:proofErr w:type="spellStart"/>
+      <w:r>
+        <w:t>auto</w:t>
+      </w:r>
+      <w:proofErr w:type="spellEnd"/>
+      <w:r>
+        <w:t xml:space="preserve"> </w:t>
+      </w:r>
+      <w:proofErr w:type="spellStart"/>
+      <w:r>
+        <w:t>increment</w:t>
+      </w:r>
+      <w:proofErr w:type="spellEnd"/>
+      <w:r>
+        <w:t>) – egyedi azonosító</w:t>
+      </w:r>
+    </w:p>
+    <w:p>
+      <w:pPr>
+        <w:pStyle w:val="NormlWeb"/>
+        <w:numPr>
+          <w:ilvl w:val="0"/>
+          <w:numId w:val="9"/>
+        </w:numPr>
+        <w:spacing w:line="360" w:lineRule="auto"/>
+      </w:pPr>
+      <w:proofErr w:type="spellStart"/>
+      <w:r>
+        <w:t>felhasznalonev</w:t>
+      </w:r>
+      <w:proofErr w:type="spellEnd"/>
+      <w:r>
+        <w:t xml:space="preserve"> (</w:t>
+      </w:r>
+      <w:proofErr w:type="spellStart"/>
+      <w:r>
+        <w:t>varchar</w:t>
+      </w:r>
+      <w:proofErr w:type="spellEnd"/>
+      <w:r>
+        <w:t>(50), egyedi) – egyedi felhasználónév</w:t>
+      </w:r>
+    </w:p>
+    <w:p>
+      <w:pPr>
+        <w:pStyle w:val="NormlWeb"/>
+        <w:numPr>
+          <w:ilvl w:val="0"/>
+          <w:numId w:val="9"/>
+        </w:numPr>
+        <w:spacing w:line="360" w:lineRule="auto"/>
+      </w:pPr>
+      <w:r>
+        <w:t>email (</w:t>
+      </w:r>
+      <w:proofErr w:type="spellStart"/>
+      <w:r>
+        <w:t>varchar</w:t>
+      </w:r>
+      <w:proofErr w:type="spellEnd"/>
+      <w:r>
+        <w:t>(150), egyedi) – egyedi email cím</w:t>
+      </w:r>
+    </w:p>
+    <w:p>
+      <w:pPr>
+        <w:pStyle w:val="NormlWeb"/>
+        <w:numPr>
+          <w:ilvl w:val="0"/>
+          <w:numId w:val="9"/>
+        </w:numPr>
+        <w:spacing w:line="360" w:lineRule="auto"/>
+      </w:pPr>
+      <w:proofErr w:type="spellStart"/>
+      <w:r>
+        <w:t>jelszo_hash</w:t>
+      </w:r>
+      <w:proofErr w:type="spellEnd"/>
+      <w:r>
+        <w:t xml:space="preserve"> (</w:t>
+      </w:r>
+      <w:proofErr w:type="spellStart"/>
+      <w:r>
+        <w:t>varchar</w:t>
+      </w:r>
+      <w:proofErr w:type="spellEnd"/>
+      <w:r>
+        <w:t>(255)) – titkosított jelszó</w:t>
+      </w:r>
+    </w:p>
+    <w:p>
+      <w:pPr>
+        <w:pStyle w:val="NormlWeb"/>
+        <w:numPr>
+          <w:ilvl w:val="0"/>
+          <w:numId w:val="9"/>
+        </w:numPr>
+        <w:spacing w:line="360" w:lineRule="auto"/>
+      </w:pPr>
+      <w:proofErr w:type="spellStart"/>
+      <w:r>
+        <w:t>regisztracio_datum</w:t>
+      </w:r>
+      <w:proofErr w:type="spellEnd"/>
+      <w:r>
+        <w:t xml:space="preserve"> (</w:t>
+      </w:r>
+      <w:proofErr w:type="spellStart"/>
+      <w:r>
+        <w:t>datetime</w:t>
+      </w:r>
+      <w:proofErr w:type="spellEnd"/>
+      <w:r>
+        <w:t>) – a regisztráció időpontja</w:t>
+      </w:r>
+    </w:p>
+    <w:p>
+      <w:pPr>
+        <w:pStyle w:val="NormlWeb"/>
+        <w:numPr>
+          <w:ilvl w:val="0"/>
+          <w:numId w:val="9"/>
+        </w:numPr>
+        <w:spacing w:line="360" w:lineRule="auto"/>
+      </w:pPr>
+      <w:r>
+        <w:t>szerepkor (</w:t>
+      </w:r>
+      <w:proofErr w:type="spellStart"/>
+      <w:r>
+        <w:t>varchar</w:t>
+      </w:r>
+      <w:proofErr w:type="spellEnd"/>
+      <w:r>
+        <w:t>(50)) – jogosultsági szint</w:t>
+      </w:r>
+    </w:p>
+    <w:p>
+      <w:pPr>
+        <w:pStyle w:val="NormlWeb"/>
+        <w:spacing w:line="360" w:lineRule="auto"/>
+        <w:jc w:val="left"/>
+      </w:pPr>
+      <w:r>
+        <w:rPr>
+          <w:b/>
+        </w:rPr>
+        <w:t>B</w:t>
+      </w:r>
+      <w:r>
+        <w:rPr>
+          <w:b/>
+        </w:rPr>
+        <w:t>ejel</w:t>
+      </w:r>
+      <w:r>
+        <w:rPr>
+          <w:b/>
+        </w:rPr>
+        <w:t>entkezés</w:t>
+      </w:r>
+      <w:r>
+        <w:rPr>
+          <w:b/>
+        </w:rPr>
+        <w:t xml:space="preserve"> tábla</w:t>
+      </w:r>
+      <w:r>
+        <w:rPr>
+          <w:b/>
+        </w:rPr>
+        <w:t xml:space="preserve">: </w:t>
+      </w:r>
+      <w:r>
+        <w:t>A bejelentkezéseket naplózza.</w:t>
+      </w:r>
+    </w:p>
+    <w:p>
+      <w:pPr>
+        <w:pStyle w:val="NormlWeb"/>
+        <w:numPr>
+          <w:ilvl w:val="0"/>
+          <w:numId w:val="10"/>
+        </w:numPr>
+        <w:spacing w:line="360" w:lineRule="auto"/>
+      </w:pPr>
+      <w:proofErr w:type="spellStart"/>
+      <w:r>
+        <w:t>id</w:t>
+      </w:r>
+      <w:proofErr w:type="spellEnd"/>
+      <w:r>
+        <w:t xml:space="preserve"> (int, elsődleges kulcs, </w:t>
+      </w:r>
+      <w:proofErr w:type="spellStart"/>
+      <w:r>
+        <w:t>auto</w:t>
+      </w:r>
+      <w:proofErr w:type="spellEnd"/>
+      <w:r>
+        <w:t xml:space="preserve"> </w:t>
+      </w:r>
+      <w:proofErr w:type="spellStart"/>
+      <w:r>
+        <w:t>increment</w:t>
+      </w:r>
+      <w:proofErr w:type="spellEnd"/>
+      <w:r>
+        <w:t>) – egyedi azonosító</w:t>
+      </w:r>
+    </w:p>
+    <w:p>
+      <w:pPr>
+        <w:pStyle w:val="NormlWeb"/>
+        <w:numPr>
+          <w:ilvl w:val="0"/>
+          <w:numId w:val="10"/>
+        </w:numPr>
+        <w:spacing w:line="360" w:lineRule="auto"/>
+      </w:pPr>
+      <w:proofErr w:type="spellStart"/>
+      <w:r>
+        <w:t>felhasznalo_id</w:t>
+      </w:r>
+      <w:proofErr w:type="spellEnd"/>
+      <w:r>
+        <w:t xml:space="preserve"> (int, idegen kulcs) – hivatkozás a </w:t>
+      </w:r>
+      <w:proofErr w:type="spellStart"/>
+      <w:r>
+        <w:t>felhasznalo</w:t>
+      </w:r>
+      <w:proofErr w:type="spellEnd"/>
+      <w:r>
+        <w:t xml:space="preserve"> táblára</w:t>
+      </w:r>
+    </w:p>
+    <w:p>
+      <w:pPr>
+        <w:pStyle w:val="NormlWeb"/>
+        <w:numPr>
+          <w:ilvl w:val="0"/>
+          <w:numId w:val="10"/>
+        </w:numPr>
+        <w:spacing w:line="360" w:lineRule="auto"/>
+      </w:pPr>
+      <w:proofErr w:type="spellStart"/>
+      <w:r>
+        <w:t>bejelentkezes_idopont</w:t>
+      </w:r>
+      <w:proofErr w:type="spellEnd"/>
+      <w:r>
+        <w:t xml:space="preserve"> (</w:t>
+      </w:r>
+      <w:proofErr w:type="spellStart"/>
+      <w:r>
+        <w:t>datetime</w:t>
+      </w:r>
+      <w:proofErr w:type="spellEnd"/>
+      <w:r>
+        <w:t>) – a bejelentkezés időpontja</w:t>
+      </w:r>
+    </w:p>
+    <w:p>
+      <w:pPr>
+        <w:pStyle w:val="NormlWeb"/>
+        <w:numPr>
+          <w:ilvl w:val="0"/>
+          <w:numId w:val="10"/>
+        </w:numPr>
+        <w:spacing w:line="360" w:lineRule="auto"/>
+      </w:pPr>
+      <w:proofErr w:type="spellStart"/>
+      <w:r>
+        <w:t>ip_cim</w:t>
+      </w:r>
+      <w:proofErr w:type="spellEnd"/>
+      <w:r>
+        <w:t xml:space="preserve"> (</w:t>
+      </w:r>
+      <w:proofErr w:type="spellStart"/>
+      <w:r>
+        <w:t>varchar</w:t>
+      </w:r>
+      <w:proofErr w:type="spellEnd"/>
+      <w:r>
+        <w:t>(45)) – a felhasználó IP címe</w:t>
+      </w:r>
+    </w:p>
+    <w:p>
+      <w:pPr>
+        <w:pStyle w:val="NormlWeb"/>
+        <w:numPr>
+          <w:ilvl w:val="0"/>
+          <w:numId w:val="10"/>
+        </w:numPr>
+        <w:spacing w:line="360" w:lineRule="auto"/>
+      </w:pPr>
+      <w:r>
+        <w:t>sikeres (</w:t>
+      </w:r>
+      <w:proofErr w:type="spellStart"/>
+      <w:r>
+        <w:t>boolean</w:t>
+      </w:r>
+      <w:proofErr w:type="spellEnd"/>
+      <w:r>
+        <w:t>) – jelzi, hogy a bejelentkezés sikeres volt-e</w:t>
+      </w:r>
+    </w:p>
+    <w:p>
+      <w:pPr>
+        <w:spacing w:after="160" w:line="259" w:lineRule="auto"/>
+        <w:jc w:val="left"/>
+        <w:rPr>
+          <w:rFonts w:eastAsia="Times New Roman" w:cs="Times New Roman"/>
+          <w:szCs w:val="24"/>
+          <w:lang w:eastAsia="hu-HU"/>
+        </w:rPr>
+      </w:pPr>
+      <w:r>
+        <w:br w:type="page"/>
+      </w:r>
+    </w:p>
+    <w:p>
+      <w:pPr>
+        <w:pStyle w:val="NormlWeb"/>
+        <w:spacing w:line="360" w:lineRule="auto"/>
+      </w:pPr>
+    </w:p>
+    <w:p>
+      <w:pPr>
+        <w:pStyle w:val="Cmsor1"/>
+        <w:rPr>
+          <w:lang w:eastAsia="hu-HU"/>
+        </w:rPr>
+      </w:pPr>
+      <w:r>
+        <w:rPr>
+          <w:lang w:eastAsia="hu-HU"/>
+        </w:rPr>
+        <w:t>ER MODELL</w:t>
+      </w:r>
+    </w:p>
+    <w:p>
+      <w:pPr>
+        <w:spacing w:before="100" w:beforeAutospacing="1" w:after="100" w:afterAutospacing="1"/>
+        <w:rPr>
+          <w:rFonts w:eastAsia="Times New Roman" w:cs="Times New Roman"/>
+          <w:szCs w:val="24"/>
+          <w:lang w:eastAsia="hu-HU"/>
+        </w:rPr>
+      </w:pPr>
+      <w:r>
+        <w:rPr>
+          <w:rFonts w:eastAsia="Times New Roman" w:cs="Times New Roman"/>
+          <w:szCs w:val="24"/>
+          <w:lang w:eastAsia="hu-HU"/>
+        </w:rPr>
+        <w:t>Az ER modell (</w:t>
+      </w:r>
+      <w:proofErr w:type="spellStart"/>
+      <w:r>
+        <w:rPr>
+          <w:rFonts w:eastAsia="Times New Roman" w:cs="Times New Roman"/>
+          <w:szCs w:val="24"/>
+          <w:lang w:eastAsia="hu-HU"/>
+        </w:rPr>
+        <w:t>Entity</w:t>
+      </w:r>
+      <w:proofErr w:type="spellEnd"/>
+      <w:r>
+        <w:rPr>
+          <w:rFonts w:eastAsia="Times New Roman" w:cs="Times New Roman"/>
+          <w:szCs w:val="24"/>
+          <w:lang w:eastAsia="hu-HU"/>
+        </w:rPr>
+        <w:t>–</w:t>
+      </w:r>
+      <w:proofErr w:type="spellStart"/>
+      <w:r>
+        <w:rPr>
+          <w:rFonts w:eastAsia="Times New Roman" w:cs="Times New Roman"/>
+          <w:szCs w:val="24"/>
+          <w:lang w:eastAsia="hu-HU"/>
+        </w:rPr>
+        <w:t>Relationship</w:t>
+      </w:r>
+      <w:proofErr w:type="spellEnd"/>
+      <w:r>
+        <w:rPr>
+          <w:rFonts w:eastAsia="Times New Roman" w:cs="Times New Roman"/>
+          <w:szCs w:val="24"/>
+          <w:lang w:eastAsia="hu-HU"/>
+        </w:rPr>
+        <w:t xml:space="preserve"> modell) egy adatbázis-tervezési módszer, amely megmutatja, milyen </w:t>
+      </w:r>
+      <w:proofErr w:type="spellStart"/>
+      <w:r>
+        <w:rPr>
+          <w:rFonts w:eastAsia="Times New Roman" w:cs="Times New Roman"/>
+          <w:szCs w:val="24"/>
+          <w:lang w:eastAsia="hu-HU"/>
+        </w:rPr>
+        <w:t>egyedek</w:t>
+      </w:r>
+      <w:proofErr w:type="spellEnd"/>
+      <w:r>
+        <w:rPr>
+          <w:rFonts w:eastAsia="Times New Roman" w:cs="Times New Roman"/>
+          <w:szCs w:val="24"/>
+          <w:lang w:eastAsia="hu-HU"/>
+        </w:rPr>
+        <w:t xml:space="preserve"> (például táblák), azok milyen tulajdonságokkal rendelkeznek, és hogyan kapcsolódnak egymáshoz. Segítségével még a tényleges adatbázis létrehozása előtt meg lehet tervezni a rendszer felépítését. Leggyakrabban ER diagram formájában ábrázolják.</w:t>
+      </w:r>
+    </w:p>
+    <w:p>
+      <w:pPr>
+        <w:pStyle w:val="NormlWeb"/>
+        <w:keepNext/>
+        <w:jc w:val="center"/>
+      </w:pPr>
+      <w:r>
+        <w:rPr>
+          <w:noProof/>
+        </w:rPr>
+        <w:drawing>
+          <wp:inline distT="0" distB="0" distL="0" distR="0" wp14:anchorId="7DD206C5" wp14:editId="71133EE1">
+            <wp:extent cx="5799006" cy="3828704"/>
+            <wp:effectExtent l="0" t="0" r="0" b="635"/>
+            <wp:docPr id="4" name="Kép 4"/>
+            <wp:cNvGraphicFramePr>
+              <a:graphicFrameLocks xmlns:a="http://schemas.openxmlformats.org/drawingml/2006/main" noChangeAspect="1"/>
+            </wp:cNvGraphicFramePr>
+            <a:graphic xmlns:a="http://schemas.openxmlformats.org/drawingml/2006/main">
+              <a:graphicData uri="http://schemas.openxmlformats.org/drawingml/2006/picture">
+                <pic:pic xmlns:pic="http://schemas.openxmlformats.org/drawingml/2006/picture">
+                  <pic:nvPicPr>
+                    <pic:cNvPr id="0" name="Picture 1"/>
+                    <pic:cNvPicPr>
+                      <a:picLocks noChangeAspect="1" noChangeArrowheads="1"/>
+                    </pic:cNvPicPr>
+                  </pic:nvPicPr>
+                  <pic:blipFill>
+                    <a:blip r:embed="rId10">
+                      <a:extLst>
+                        <a:ext uri="{28A0092B-C50C-407E-A947-70E740481C1C}">
+                          <a14:useLocalDpi xmlns:a14="http://schemas.microsoft.com/office/drawing/2010/main" val="0"/>
+                        </a:ext>
+                      </a:extLst>
+                    </a:blip>
+                    <a:srcRect/>
+                    <a:stretch>
+                      <a:fillRect/>
+                    </a:stretch>
+                  </pic:blipFill>
+                  <pic:spPr bwMode="auto">
+                    <a:xfrm>
+                      <a:off x="0" y="0"/>
+                      <a:ext cx="6077322" cy="4012458"/>
+                    </a:xfrm>
+                    <a:prstGeom prst="rect">
+                      <a:avLst/>
+                    </a:prstGeom>
+                    <a:noFill/>
+                    <a:ln>
+                      <a:noFill/>
+                    </a:ln>
+                  </pic:spPr>
+                </pic:pic>
+              </a:graphicData>
+            </a:graphic>
+          </wp:inline>
+        </w:drawing>
+      </w:r>
+    </w:p>
+    <w:p>
+      <w:pPr>
+        <w:pStyle w:val="Kpalrs"/>
+        <w:shd w:val="clear" w:color="auto" w:fill="FFFFFF" w:themeFill="background1"/>
+        <w:jc w:val="center"/>
+        <w:rPr>
+          <w:color w:val="000000" w:themeColor="text1"/>
           <w:sz w:val="28"/>
-          <w:szCs w:val="28"/>
-          <w:lang w:eastAsia="hu-HU"/>
-        </w:rPr>
-      </w:pPr>
-      <w:r>
-        <w:rPr>
-          <w:rFonts w:ascii="Times New Roman" w:eastAsia="Times New Roman" w:hAnsi="Times New Roman" w:cs="Times New Roman"/>
+        </w:rPr>
+      </w:pPr>
+      <w:r>
+        <w:rPr>
+          <w:color w:val="000000" w:themeColor="text1"/>
           <w:sz w:val="28"/>
-          <w:szCs w:val="28"/>
-          <w:lang w:eastAsia="hu-HU"/>
-        </w:rPr>
-        <w:t>A rendszerrel arra a problémára kívántunk megoldást nyújtani, hogy a sportolni vágyó emberek gyakran nehezen találtak megbízható és naprakész információkat a lakóhelyük közelében elérhető sportlétesítményekről, sportprogramokról és közösségi eseményekről. Az alkalmazás lehetőséget biztosított különböző sportágak, helyszínek és események szerinti keresésre és szűrésre, figyelembe véve olyan szempontokat, mint a földrajzi elhelyezkedés, az elérhetőség, a nyitvatartási idő, a költségek, valamint az adott lehetőségekhez kapcsolódó felhasználói értékelések és visszajelzések.</w:t>
-      </w:r>
-    </w:p>
-    <w:p>
-      <w:pPr>
-        <w:spacing w:before="240" w:after="240" w:line="360" w:lineRule="auto"/>
-        <w:jc w:val="both"/>
-        <w:rPr>
-          <w:rFonts w:ascii="Times New Roman" w:eastAsia="Times New Roman" w:hAnsi="Times New Roman" w:cs="Times New Roman"/>
+        </w:rPr>
+        <w:fldChar w:fldCharType="begin"/>
+      </w:r>
+      <w:r>
+        <w:rPr>
+          <w:color w:val="000000" w:themeColor="text1"/>
           <w:sz w:val="28"/>
-          <w:szCs w:val="28"/>
-          <w:lang w:eastAsia="hu-HU"/>
-        </w:rPr>
-      </w:pPr>
-      <w:r>
-        <w:rPr>
-          <w:rFonts w:ascii="Times New Roman" w:eastAsia="Times New Roman" w:hAnsi="Times New Roman" w:cs="Times New Roman"/>
+        </w:rPr>
+        <w:instrText xml:space="preserve"> SEQ ábra \* ARABIC </w:instrText>
+      </w:r>
+      <w:r>
+        <w:rPr>
+          <w:color w:val="000000" w:themeColor="text1"/>
           <w:sz w:val="28"/>
-          <w:szCs w:val="28"/>
-          <w:lang w:eastAsia="hu-HU"/>
-        </w:rPr>
-        <w:t>A célcsoportot a sportolni vágyó emberek széles rétege alkotta. Ide tartoztak a rendszeresen sportoló felhasználók, akik új helyszíneket vagy edzési lehetőségeket kerestek, valamint azok a kezdők is, akik még csak most ismerkedtek valamely sportággal, és segítségre volt szükségük az első lépések megtételéhez. Az alkalmazás különösen hasznosnak bizonyult azok számára, akik új városba vagy településre költöztek, mivel számukra az ismeretlen környezetben nehézséget jelentett a megfelelő sportolási lehetőségek felkutatása.</w:t>
-      </w:r>
-    </w:p>
-    <w:p>
-      <w:pPr>
-        <w:spacing w:before="240" w:after="240" w:line="360" w:lineRule="auto"/>
-        <w:jc w:val="both"/>
-        <w:rPr>
-          <w:rFonts w:ascii="Times New Roman" w:eastAsia="Times New Roman" w:hAnsi="Times New Roman" w:cs="Times New Roman"/>
+        </w:rPr>
+        <w:fldChar w:fldCharType="separate"/>
+      </w:r>
+      <w:r>
+        <w:rPr>
+          <w:noProof/>
+          <w:color w:val="000000" w:themeColor="text1"/>
           <w:sz w:val="28"/>
-          <w:szCs w:val="28"/>
-          <w:lang w:eastAsia="hu-HU"/>
-        </w:rPr>
-      </w:pPr>
-      <w:r>
-        <w:rPr>
-          <w:rFonts w:ascii="Times New Roman" w:eastAsia="Times New Roman" w:hAnsi="Times New Roman" w:cs="Times New Roman"/>
+        </w:rPr>
+        <w:t>2</w:t>
+      </w:r>
+      <w:r>
+        <w:rPr>
+          <w:color w:val="000000" w:themeColor="text1"/>
           <w:sz w:val="28"/>
-          <w:szCs w:val="28"/>
-          <w:lang w:eastAsia="hu-HU"/>
-        </w:rPr>
-        <w:t xml:space="preserve">A projekt további célja az egészséges életmód és a rendszeres testmozgás népszerűsítése, valamint a mozgásszegény életmód negatív hatásainak csökkentése volt. Az alkalmazással ösztönözni kívántuk a felhasználókat az aktív életvitel kialakítására és fenntartására azáltal, hogy a sportolási lehetőségeket könnyen elérhetővé és vonzóvá tettük. Emellett hozzájárultunk a helyi </w:t>
-      </w:r>
-      <w:r>
-        <w:rPr>
-          <w:rFonts w:ascii="Times New Roman" w:eastAsia="Times New Roman" w:hAnsi="Times New Roman" w:cs="Times New Roman"/>
-          <w:sz w:val="28"/>
-          <w:szCs w:val="28"/>
+        </w:rPr>
+        <w:fldChar w:fldCharType="end"/>
+      </w:r>
+      <w:r>
+        <w:rPr>
+          <w:color w:val="000000" w:themeColor="text1"/>
+        </w:rPr>
+        <w:t>. ábra: kapcsolat ábra</w:t>
+      </w:r>
+    </w:p>
+    <w:p>
+      <w:pPr>
+        <w:pStyle w:val="Cmsor2"/>
+      </w:pPr>
+      <w:r>
+        <w:t>Kapcsolatok leírása</w:t>
+      </w:r>
+    </w:p>
+    <w:p>
+      <w:pPr>
+        <w:spacing w:before="100" w:beforeAutospacing="1" w:after="100" w:afterAutospacing="1"/>
+        <w:rPr>
+          <w:rFonts w:eastAsia="Times New Roman" w:cs="Times New Roman"/>
+          <w:szCs w:val="24"/>
+          <w:lang w:eastAsia="hu-HU"/>
+        </w:rPr>
+      </w:pPr>
+      <w:r>
+        <w:rPr>
+          <w:rFonts w:eastAsia="Times New Roman" w:cs="Times New Roman"/>
+          <w:szCs w:val="24"/>
+          <w:lang w:eastAsia="hu-HU"/>
+        </w:rPr>
+        <w:t xml:space="preserve">A </w:t>
+      </w:r>
+      <w:proofErr w:type="spellStart"/>
+      <w:r>
+        <w:rPr>
+          <w:rFonts w:eastAsia="Times New Roman" w:cs="Times New Roman"/>
+          <w:bCs/>
+          <w:szCs w:val="24"/>
+          <w:lang w:eastAsia="hu-HU"/>
+        </w:rPr>
+        <w:t>sportlehetosegek</w:t>
+      </w:r>
+      <w:proofErr w:type="spellEnd"/>
+      <w:r>
+        <w:rPr>
+          <w:rFonts w:eastAsia="Times New Roman" w:cs="Times New Roman"/>
+          <w:szCs w:val="24"/>
+          <w:lang w:eastAsia="hu-HU"/>
+        </w:rPr>
+        <w:t xml:space="preserve"> tábla kapcsolatban áll a </w:t>
+      </w:r>
+      <w:proofErr w:type="spellStart"/>
+      <w:r>
+        <w:rPr>
+          <w:rFonts w:eastAsia="Times New Roman" w:cs="Times New Roman"/>
+          <w:bCs/>
+          <w:szCs w:val="24"/>
+          <w:lang w:eastAsia="hu-HU"/>
+        </w:rPr>
+        <w:t>szervezo</w:t>
+      </w:r>
+      <w:proofErr w:type="spellEnd"/>
+      <w:r>
+        <w:rPr>
+          <w:rFonts w:eastAsia="Times New Roman" w:cs="Times New Roman"/>
+          <w:szCs w:val="24"/>
+          <w:lang w:eastAsia="hu-HU"/>
+        </w:rPr>
+        <w:t xml:space="preserve">, </w:t>
+      </w:r>
+      <w:proofErr w:type="spellStart"/>
+      <w:r>
+        <w:rPr>
+          <w:rFonts w:eastAsia="Times New Roman" w:cs="Times New Roman"/>
+          <w:bCs/>
+          <w:szCs w:val="24"/>
+          <w:lang w:eastAsia="hu-HU"/>
+        </w:rPr>
+        <w:t>helyszin</w:t>
+      </w:r>
+      <w:proofErr w:type="spellEnd"/>
+      <w:r>
+        <w:rPr>
+          <w:rFonts w:eastAsia="Times New Roman" w:cs="Times New Roman"/>
+          <w:szCs w:val="24"/>
+          <w:lang w:eastAsia="hu-HU"/>
+        </w:rPr>
+        <w:t xml:space="preserve">, </w:t>
+      </w:r>
+      <w:proofErr w:type="spellStart"/>
+      <w:r>
+        <w:rPr>
+          <w:rFonts w:eastAsia="Times New Roman" w:cs="Times New Roman"/>
+          <w:bCs/>
+          <w:szCs w:val="24"/>
+          <w:lang w:eastAsia="hu-HU"/>
+        </w:rPr>
+        <w:t>idopont</w:t>
+      </w:r>
+      <w:proofErr w:type="spellEnd"/>
+      <w:r>
+        <w:rPr>
+          <w:rFonts w:eastAsia="Times New Roman" w:cs="Times New Roman"/>
+          <w:szCs w:val="24"/>
+          <w:lang w:eastAsia="hu-HU"/>
+        </w:rPr>
+        <w:t xml:space="preserve"> és </w:t>
+      </w:r>
+      <w:proofErr w:type="spellStart"/>
+      <w:r>
+        <w:rPr>
+          <w:rFonts w:eastAsia="Times New Roman" w:cs="Times New Roman"/>
+          <w:bCs/>
+          <w:szCs w:val="24"/>
+          <w:lang w:eastAsia="hu-HU"/>
+        </w:rPr>
+        <w:t>kategoria</w:t>
+      </w:r>
+      <w:proofErr w:type="spellEnd"/>
+      <w:r>
+        <w:rPr>
+          <w:rFonts w:eastAsia="Times New Roman" w:cs="Times New Roman"/>
+          <w:szCs w:val="24"/>
+          <w:lang w:eastAsia="hu-HU"/>
+        </w:rPr>
+        <w:t xml:space="preserve"> táblákkal. A </w:t>
+      </w:r>
+      <w:proofErr w:type="spellStart"/>
+      <w:r>
+        <w:rPr>
+          <w:rFonts w:eastAsia="Times New Roman" w:cs="Times New Roman"/>
+          <w:szCs w:val="24"/>
+          <w:lang w:eastAsia="hu-HU"/>
+        </w:rPr>
+        <w:t>szervezo_id</w:t>
+      </w:r>
+      <w:proofErr w:type="spellEnd"/>
+      <w:r>
+        <w:rPr>
+          <w:rFonts w:eastAsia="Times New Roman" w:cs="Times New Roman"/>
+          <w:szCs w:val="24"/>
+          <w:lang w:eastAsia="hu-HU"/>
+        </w:rPr>
+        <w:t xml:space="preserve">, </w:t>
+      </w:r>
+      <w:proofErr w:type="spellStart"/>
+      <w:r>
+        <w:rPr>
+          <w:rFonts w:eastAsia="Times New Roman" w:cs="Times New Roman"/>
+          <w:szCs w:val="24"/>
+          <w:lang w:eastAsia="hu-HU"/>
+        </w:rPr>
+        <w:t>helyszin_id</w:t>
+      </w:r>
+      <w:proofErr w:type="spellEnd"/>
+      <w:r>
+        <w:rPr>
+          <w:rFonts w:eastAsia="Times New Roman" w:cs="Times New Roman"/>
+          <w:szCs w:val="24"/>
+          <w:lang w:eastAsia="hu-HU"/>
+        </w:rPr>
+        <w:t xml:space="preserve">, </w:t>
+      </w:r>
+      <w:proofErr w:type="spellStart"/>
+      <w:r>
+        <w:rPr>
+          <w:rFonts w:eastAsia="Times New Roman" w:cs="Times New Roman"/>
+          <w:szCs w:val="24"/>
+          <w:lang w:eastAsia="hu-HU"/>
+        </w:rPr>
+        <w:t>idopont_id</w:t>
+      </w:r>
+      <w:proofErr w:type="spellEnd"/>
+      <w:r>
+        <w:rPr>
+          <w:rFonts w:eastAsia="Times New Roman" w:cs="Times New Roman"/>
+          <w:szCs w:val="24"/>
+          <w:lang w:eastAsia="hu-HU"/>
+        </w:rPr>
+        <w:t xml:space="preserve"> és </w:t>
+      </w:r>
+      <w:proofErr w:type="spellStart"/>
+      <w:r>
+        <w:rPr>
+          <w:rFonts w:eastAsia="Times New Roman" w:cs="Times New Roman"/>
+          <w:szCs w:val="24"/>
+          <w:lang w:eastAsia="hu-HU"/>
+        </w:rPr>
+        <w:t>kategoria_id</w:t>
+      </w:r>
+      <w:proofErr w:type="spellEnd"/>
+      <w:r>
+        <w:rPr>
+          <w:rFonts w:eastAsia="Times New Roman" w:cs="Times New Roman"/>
+          <w:szCs w:val="24"/>
+          <w:lang w:eastAsia="hu-HU"/>
+        </w:rPr>
+        <w:t xml:space="preserve"> mezők idegen kulcsként hivatkoznak a megfelelő táblák elsődleges kulcsaira. Ezek 1:N kapcsolatok, mivel egy szervező több sportlehetőséget is szervezhet, egy helyszínen több esemény is megvalósulhat, egy kategóriába több sportprogram tartozhat, illetve egy időponthoz több esemény is kapcsolódhat. Ez a megoldás csökkenti az adatismétlést és biztosítja a konzisztens adattárolást.</w:t>
+      </w:r>
+    </w:p>
+    <w:p>
+      <w:pPr>
+        <w:spacing w:before="100" w:beforeAutospacing="1" w:after="100" w:afterAutospacing="1"/>
+        <w:rPr>
+          <w:rFonts w:eastAsia="Times New Roman" w:cs="Times New Roman"/>
+          <w:szCs w:val="24"/>
+          <w:lang w:eastAsia="hu-HU"/>
+        </w:rPr>
+      </w:pPr>
+      <w:r>
+        <w:rPr>
+          <w:rFonts w:eastAsia="Times New Roman" w:cs="Times New Roman"/>
+          <w:szCs w:val="24"/>
           <w:lang w:eastAsia="hu-HU"/>
         </w:rPr>
         <w:lastRenderedPageBreak/>
-        <w:t>sportközösségek, sportegyesületek és szolgáltatók láthatóságának növeléséhez, elősegítve ezzel a közösségi kapcsolatok erősödését.</w:t>
-      </w:r>
-    </w:p>
-    <w:p>
-      <w:pPr>
-        <w:spacing w:before="240" w:after="240" w:line="360" w:lineRule="auto"/>
-        <w:jc w:val="both"/>
-        <w:rPr>
-          <w:rFonts w:ascii="Times New Roman" w:eastAsia="Times New Roman" w:hAnsi="Times New Roman" w:cs="Times New Roman"/>
-          <w:sz w:val="28"/>
-          <w:szCs w:val="28"/>
-          <w:lang w:eastAsia="hu-HU"/>
-        </w:rPr>
-      </w:pPr>
-      <w:r>
-        <w:rPr>
-          <w:rFonts w:ascii="Times New Roman" w:eastAsia="Times New Roman" w:hAnsi="Times New Roman" w:cs="Times New Roman"/>
-          <w:sz w:val="28"/>
-          <w:szCs w:val="28"/>
-          <w:lang w:eastAsia="hu-HU"/>
-        </w:rPr>
-        <w:t>A szakdolgozat célja nem csupán az alkalmazás funkcionalitásának bemutatása volt, hanem a fejlesztési folyamat során alkalmazott technológiai megoldások, tervezési elvek és felhasználói igények elemzése is. A dolgozatban bemutattuk a rendszer tervezésének lépéseit, az alkalmazott technológiákat, valamint azokat a döntéseket, amelyek a felhasználói élmény és a rendszer hatékonyságának javítását szolgálták.</w:t>
-      </w:r>
-    </w:p>
-    <w:p>
-      <w:pPr>
-        <w:spacing w:before="240" w:after="240" w:line="360" w:lineRule="auto"/>
-        <w:jc w:val="both"/>
-        <w:rPr>
-          <w:rFonts w:ascii="Times New Roman" w:eastAsia="Times New Roman" w:hAnsi="Times New Roman" w:cs="Times New Roman"/>
-          <w:sz w:val="28"/>
-          <w:szCs w:val="28"/>
-          <w:lang w:eastAsia="hu-HU"/>
-        </w:rPr>
-      </w:pPr>
-      <w:r>
-        <w:rPr>
-          <w:rFonts w:ascii="Times New Roman" w:eastAsia="Times New Roman" w:hAnsi="Times New Roman" w:cs="Times New Roman"/>
-          <w:sz w:val="28"/>
-          <w:szCs w:val="28"/>
-          <w:lang w:eastAsia="hu-HU"/>
-        </w:rPr>
-        <w:t>A gantt diagrammunk</w:t>
-      </w:r>
-      <w:r>
-        <w:rPr>
-          <w:rStyle w:val="Lbjegyzet-hivatkozs"/>
-          <w:rFonts w:ascii="Times New Roman" w:eastAsia="Times New Roman" w:hAnsi="Times New Roman" w:cs="Times New Roman"/>
-          <w:sz w:val="28"/>
-          <w:szCs w:val="28"/>
-          <w:lang w:eastAsia="hu-HU"/>
-        </w:rPr>
-        <w:footnoteReference w:id="1"/>
-      </w:r>
-      <w:r>
-        <w:rPr>
-          <w:rFonts w:ascii="Times New Roman" w:eastAsia="Times New Roman" w:hAnsi="Times New Roman" w:cs="Times New Roman"/>
-          <w:sz w:val="28"/>
-          <w:szCs w:val="28"/>
-          <w:lang w:eastAsia="hu-HU"/>
-        </w:rPr>
-        <w:t xml:space="preserve"> sokat segített a határidők betartásában és a gördülékenyebb haladásban!</w:t>
-      </w:r>
-    </w:p>
-    <w:p>
-      <w:pPr>
-        <w:spacing w:line="360" w:lineRule="auto"/>
-        <w:jc w:val="both"/>
-        <w:rPr>
-          <w:rFonts w:ascii="Times New Roman" w:eastAsia="Times New Roman" w:hAnsi="Times New Roman" w:cs="Times New Roman"/>
+        <w:t xml:space="preserve">A </w:t>
+      </w:r>
+      <w:proofErr w:type="spellStart"/>
+      <w:r>
+        <w:rPr>
+          <w:rFonts w:eastAsia="Times New Roman" w:cs="Times New Roman"/>
+          <w:bCs/>
+          <w:szCs w:val="24"/>
+          <w:lang w:eastAsia="hu-HU"/>
+        </w:rPr>
+        <w:t>helyszin</w:t>
+      </w:r>
+      <w:proofErr w:type="spellEnd"/>
+      <w:r>
+        <w:rPr>
+          <w:rFonts w:eastAsia="Times New Roman" w:cs="Times New Roman"/>
+          <w:szCs w:val="24"/>
+          <w:lang w:eastAsia="hu-HU"/>
+        </w:rPr>
+        <w:t xml:space="preserve"> tábla a </w:t>
+      </w:r>
+      <w:proofErr w:type="spellStart"/>
+      <w:r>
+        <w:rPr>
+          <w:rFonts w:eastAsia="Times New Roman" w:cs="Times New Roman"/>
+          <w:bCs/>
+          <w:szCs w:val="24"/>
+          <w:lang w:eastAsia="hu-HU"/>
+        </w:rPr>
+        <w:t>telepules</w:t>
+      </w:r>
+      <w:proofErr w:type="spellEnd"/>
+      <w:r>
+        <w:rPr>
+          <w:rFonts w:eastAsia="Times New Roman" w:cs="Times New Roman"/>
+          <w:szCs w:val="24"/>
+          <w:lang w:eastAsia="hu-HU"/>
+        </w:rPr>
+        <w:t xml:space="preserve"> táblához kapcsolódik a </w:t>
+      </w:r>
+      <w:proofErr w:type="spellStart"/>
+      <w:r>
+        <w:rPr>
+          <w:rFonts w:eastAsia="Times New Roman" w:cs="Times New Roman"/>
+          <w:szCs w:val="24"/>
+          <w:lang w:eastAsia="hu-HU"/>
+        </w:rPr>
+        <w:t>telepules_id</w:t>
+      </w:r>
+      <w:proofErr w:type="spellEnd"/>
+      <w:r>
+        <w:rPr>
+          <w:rFonts w:eastAsia="Times New Roman" w:cs="Times New Roman"/>
+          <w:szCs w:val="24"/>
+          <w:lang w:eastAsia="hu-HU"/>
+        </w:rPr>
+        <w:t xml:space="preserve"> idegen kulcson keresztül. Ez szintén 1:N kapcsolat, mivel egy településen több helyszín is található. A külön tábla használata lehetővé teszi a településadatok egységes kezelését és elkerüli a városnevek ismételt tárolását.</w:t>
+      </w:r>
+    </w:p>
+    <w:p>
+      <w:pPr>
+        <w:spacing w:before="100" w:beforeAutospacing="1" w:after="100" w:afterAutospacing="1"/>
+        <w:rPr>
+          <w:rFonts w:eastAsia="Times New Roman" w:cs="Times New Roman"/>
+          <w:szCs w:val="24"/>
+          <w:lang w:eastAsia="hu-HU"/>
+        </w:rPr>
+      </w:pPr>
+      <w:r>
+        <w:rPr>
+          <w:rFonts w:eastAsia="Times New Roman" w:cs="Times New Roman"/>
+          <w:szCs w:val="24"/>
+          <w:lang w:eastAsia="hu-HU"/>
+        </w:rPr>
+        <w:t xml:space="preserve">A </w:t>
+      </w:r>
+      <w:proofErr w:type="spellStart"/>
+      <w:r>
+        <w:rPr>
+          <w:rFonts w:eastAsia="Times New Roman" w:cs="Times New Roman"/>
+          <w:bCs/>
+          <w:szCs w:val="24"/>
+          <w:lang w:eastAsia="hu-HU"/>
+        </w:rPr>
+        <w:t>bejelentkezes</w:t>
+      </w:r>
+      <w:proofErr w:type="spellEnd"/>
+      <w:r>
+        <w:rPr>
+          <w:rFonts w:eastAsia="Times New Roman" w:cs="Times New Roman"/>
+          <w:szCs w:val="24"/>
+          <w:lang w:eastAsia="hu-HU"/>
+        </w:rPr>
+        <w:t xml:space="preserve"> tábla a </w:t>
+      </w:r>
+      <w:proofErr w:type="spellStart"/>
+      <w:r>
+        <w:rPr>
+          <w:rFonts w:eastAsia="Times New Roman" w:cs="Times New Roman"/>
+          <w:bCs/>
+          <w:szCs w:val="24"/>
+          <w:lang w:eastAsia="hu-HU"/>
+        </w:rPr>
+        <w:t>felhasznalo</w:t>
+      </w:r>
+      <w:proofErr w:type="spellEnd"/>
+      <w:r>
+        <w:rPr>
+          <w:rFonts w:eastAsia="Times New Roman" w:cs="Times New Roman"/>
+          <w:szCs w:val="24"/>
+          <w:lang w:eastAsia="hu-HU"/>
+        </w:rPr>
+        <w:t xml:space="preserve"> táblához kapcsolódik a </w:t>
+      </w:r>
+      <w:proofErr w:type="spellStart"/>
+      <w:r>
+        <w:rPr>
+          <w:rFonts w:eastAsia="Times New Roman" w:cs="Times New Roman"/>
+          <w:szCs w:val="24"/>
+          <w:lang w:eastAsia="hu-HU"/>
+        </w:rPr>
+        <w:t>felhasznalo_id</w:t>
+      </w:r>
+      <w:proofErr w:type="spellEnd"/>
+      <w:r>
+        <w:rPr>
+          <w:rFonts w:eastAsia="Times New Roman" w:cs="Times New Roman"/>
+          <w:szCs w:val="24"/>
+          <w:lang w:eastAsia="hu-HU"/>
+        </w:rPr>
+        <w:t xml:space="preserve"> mezőn keresztül. Ez 1:N kapcsolat, mivel egy felhasználó több bejelentkezéssel is rendelkezhet. Ez a struktúra támogatja a bejelentkezések naplózását, valamint a rendszerbiztonság és az ellenőrizhetőség biztosítását.</w:t>
+      </w:r>
+    </w:p>
+    <w:p>
+      <w:pPr>
+        <w:spacing w:before="100" w:beforeAutospacing="1" w:after="100" w:afterAutospacing="1"/>
+        <w:rPr>
+          <w:rFonts w:eastAsia="Times New Roman" w:cs="Times New Roman"/>
+          <w:szCs w:val="24"/>
+          <w:lang w:eastAsia="hu-HU"/>
+        </w:rPr>
+      </w:pPr>
+      <w:r>
+        <w:rPr>
+          <w:rFonts w:eastAsia="Times New Roman" w:cs="Times New Roman"/>
+          <w:szCs w:val="24"/>
+          <w:lang w:eastAsia="hu-HU"/>
+        </w:rPr>
+        <w:t xml:space="preserve">Az alkalmazott kapcsolati struktúra megfelel a relációs adatmodell elveinek, elősegíti a normalizált adattárolást, minimalizálja az </w:t>
+      </w:r>
+      <w:proofErr w:type="spellStart"/>
+      <w:r>
+        <w:rPr>
+          <w:rFonts w:eastAsia="Times New Roman" w:cs="Times New Roman"/>
+          <w:szCs w:val="24"/>
+          <w:lang w:eastAsia="hu-HU"/>
+        </w:rPr>
+        <w:t>adatduplikációt</w:t>
+      </w:r>
+      <w:proofErr w:type="spellEnd"/>
+      <w:r>
+        <w:rPr>
+          <w:rFonts w:eastAsia="Times New Roman" w:cs="Times New Roman"/>
+          <w:szCs w:val="24"/>
+          <w:lang w:eastAsia="hu-HU"/>
+        </w:rPr>
+        <w:t>, és biztosítja az adatintegritást az idegen kulcs megszorítások révén.</w:t>
+      </w:r>
+    </w:p>
+    <w:p/>
+    <w:p>
+      <w:pPr>
+        <w:rPr>
+          <w:rFonts w:eastAsia="Times New Roman" w:cs="Times New Roman"/>
           <w:b/>
           <w:bCs/>
           <w:sz w:val="28"/>
@@ -981,25 +2845,1287 @@
       </w:pPr>
       <w:r>
         <w:rPr>
-          <w:rFonts w:ascii="Times New Roman" w:eastAsia="Times New Roman" w:hAnsi="Times New Roman" w:cs="Times New Roman"/>
+          <w:rFonts w:eastAsia="Times New Roman" w:cs="Times New Roman"/>
           <w:b/>
           <w:bCs/>
           <w:sz w:val="28"/>
           <w:szCs w:val="27"/>
           <w:lang w:eastAsia="hu-HU"/>
         </w:rPr>
+        <w:t xml:space="preserve"> </w:t>
+      </w:r>
+      <w:r>
+        <w:rPr>
+          <w:rFonts w:eastAsia="Times New Roman" w:cs="Times New Roman"/>
+          <w:b/>
+          <w:bCs/>
+          <w:sz w:val="28"/>
+          <w:szCs w:val="27"/>
+          <w:lang w:eastAsia="hu-HU"/>
+        </w:rPr>
         <w:br w:type="page"/>
       </w:r>
     </w:p>
     <w:p>
       <w:pPr>
+        <w:pStyle w:val="Cmsor1"/>
+        <w:rPr>
+          <w:rFonts w:eastAsia="Times New Roman"/>
+          <w:lang w:eastAsia="hu-HU"/>
+        </w:rPr>
+      </w:pPr>
+      <w:bookmarkStart w:id="2" w:name="_Toc221528223"/>
+      <w:r>
+        <w:rPr>
+          <w:rFonts w:eastAsia="Times New Roman"/>
+          <w:lang w:eastAsia="hu-HU"/>
+        </w:rPr>
+        <w:lastRenderedPageBreak/>
+        <w:t>Backend</w:t>
+      </w:r>
+      <w:bookmarkEnd w:id="2"/>
+    </w:p>
+    <w:p>
+      <w:pPr>
+        <w:pStyle w:val="Cmsor1"/>
+        <w:rPr>
+          <w:rFonts w:eastAsia="Times New Roman"/>
+          <w:lang w:eastAsia="hu-HU"/>
+        </w:rPr>
+      </w:pPr>
+      <w:r>
+        <w:rPr>
+          <w:noProof/>
+        </w:rPr>
+        <w:drawing>
+          <wp:inline distT="0" distB="0" distL="0" distR="0" wp14:anchorId="622E9A2A" wp14:editId="30DD2C61">
+            <wp:extent cx="2828925" cy="1666875"/>
+            <wp:effectExtent l="0" t="0" r="9525" b="9525"/>
+            <wp:docPr id="6" name="Kép 6"/>
+            <wp:cNvGraphicFramePr>
+              <a:graphicFrameLocks xmlns:a="http://schemas.openxmlformats.org/drawingml/2006/main" noChangeAspect="1"/>
+            </wp:cNvGraphicFramePr>
+            <a:graphic xmlns:a="http://schemas.openxmlformats.org/drawingml/2006/main">
+              <a:graphicData uri="http://schemas.openxmlformats.org/drawingml/2006/picture">
+                <pic:pic xmlns:pic="http://schemas.openxmlformats.org/drawingml/2006/picture">
+                  <pic:nvPicPr>
+                    <pic:cNvPr id="0" name="Picture 51"/>
+                    <pic:cNvPicPr>
+                      <a:picLocks noChangeAspect="1" noChangeArrowheads="1"/>
+                    </pic:cNvPicPr>
+                  </pic:nvPicPr>
+                  <pic:blipFill>
+                    <a:blip r:embed="rId11">
+                      <a:extLst>
+                        <a:ext uri="{28A0092B-C50C-407E-A947-70E740481C1C}">
+                          <a14:useLocalDpi xmlns:a14="http://schemas.microsoft.com/office/drawing/2010/main" val="0"/>
+                        </a:ext>
+                      </a:extLst>
+                    </a:blip>
+                    <a:srcRect/>
+                    <a:stretch>
+                      <a:fillRect/>
+                    </a:stretch>
+                  </pic:blipFill>
+                  <pic:spPr bwMode="auto">
+                    <a:xfrm>
+                      <a:off x="0" y="0"/>
+                      <a:ext cx="2828925" cy="1666875"/>
+                    </a:xfrm>
+                    <a:prstGeom prst="rect">
+                      <a:avLst/>
+                    </a:prstGeom>
+                    <a:noFill/>
+                    <a:ln>
+                      <a:noFill/>
+                    </a:ln>
+                  </pic:spPr>
+                </pic:pic>
+              </a:graphicData>
+            </a:graphic>
+          </wp:inline>
+        </w:drawing>
+      </w:r>
+    </w:p>
+    <w:p>
+      <w:pPr>
+        <w:rPr>
+          <w:lang w:eastAsia="hu-HU"/>
+        </w:rPr>
+      </w:pPr>
+      <w:r>
+        <w:rPr>
+          <w:lang w:eastAsia="hu-HU"/>
+        </w:rPr>
+        <w:t>backend/server.js</w:t>
+      </w:r>
+    </w:p>
+    <w:p>
+      <w:pPr>
+        <w:rPr>
+          <w:lang w:eastAsia="hu-HU"/>
+        </w:rPr>
+      </w:pPr>
+      <w:r>
+        <w:rPr>
+          <w:lang w:eastAsia="hu-HU"/>
+        </w:rPr>
+        <w:t xml:space="preserve">Ez a belépési pont, amely egyszerűen betölti a tényleges alkalmazáslogikát tartalmazó fájlt. Célja, hogy a futtatási környezet (pl. </w:t>
+      </w:r>
+      <w:proofErr w:type="spellStart"/>
+      <w:r>
+        <w:rPr>
+          <w:lang w:eastAsia="hu-HU"/>
+        </w:rPr>
+        <w:t>node</w:t>
+      </w:r>
+      <w:proofErr w:type="spellEnd"/>
+      <w:r>
+        <w:rPr>
+          <w:lang w:eastAsia="hu-HU"/>
+        </w:rPr>
+        <w:t xml:space="preserve"> backend/server.js) egyetlen, stabil belépési fájlon keresztül indítsa az API-t, így a projektstruktúra később is könnyen bővíthető marad.</w:t>
+      </w:r>
+    </w:p>
+    <w:p>
+      <w:pPr>
+        <w:rPr>
+          <w:lang w:eastAsia="hu-HU"/>
+        </w:rPr>
+      </w:pPr>
+      <w:r>
+        <w:rPr>
+          <w:noProof/>
+          <w:lang w:eastAsia="hu-HU"/>
+        </w:rPr>
+        <w:drawing>
+          <wp:inline distT="0" distB="0" distL="0" distR="0" wp14:anchorId="59F756BF" wp14:editId="00C7C58B">
+            <wp:extent cx="3162741" cy="1162212"/>
+            <wp:effectExtent l="0" t="0" r="0" b="0"/>
+            <wp:docPr id="7" name="Kép 7"/>
+            <wp:cNvGraphicFramePr>
+              <a:graphicFrameLocks xmlns:a="http://schemas.openxmlformats.org/drawingml/2006/main" noChangeAspect="1"/>
+            </wp:cNvGraphicFramePr>
+            <a:graphic xmlns:a="http://schemas.openxmlformats.org/drawingml/2006/main">
+              <a:graphicData uri="http://schemas.openxmlformats.org/drawingml/2006/picture">
+                <pic:pic xmlns:pic="http://schemas.openxmlformats.org/drawingml/2006/picture">
+                  <pic:nvPicPr>
+                    <pic:cNvPr id="1" name=""/>
+                    <pic:cNvPicPr/>
+                  </pic:nvPicPr>
+                  <pic:blipFill>
+                    <a:blip r:embed="rId12"/>
+                    <a:stretch>
+                      <a:fillRect/>
+                    </a:stretch>
+                  </pic:blipFill>
+                  <pic:spPr>
+                    <a:xfrm>
+                      <a:off x="0" y="0"/>
+                      <a:ext cx="3162741" cy="1162212"/>
+                    </a:xfrm>
+                    <a:prstGeom prst="rect">
+                      <a:avLst/>
+                    </a:prstGeom>
+                  </pic:spPr>
+                </pic:pic>
+              </a:graphicData>
+            </a:graphic>
+          </wp:inline>
+        </w:drawing>
+      </w:r>
+    </w:p>
+    <w:p>
+      <w:pPr>
+        <w:rPr>
+          <w:lang w:eastAsia="hu-HU"/>
+        </w:rPr>
+      </w:pPr>
+    </w:p>
+    <w:p>
+      <w:pPr>
+        <w:rPr>
+          <w:lang w:eastAsia="hu-HU"/>
+        </w:rPr>
+      </w:pPr>
+      <w:r>
+        <w:rPr>
+          <w:lang w:eastAsia="hu-HU"/>
+        </w:rPr>
+        <w:t>backend/</w:t>
+      </w:r>
+      <w:proofErr w:type="spellStart"/>
+      <w:r>
+        <w:rPr>
+          <w:lang w:eastAsia="hu-HU"/>
+        </w:rPr>
+        <w:t>src</w:t>
+      </w:r>
+      <w:proofErr w:type="spellEnd"/>
+      <w:r>
+        <w:rPr>
+          <w:lang w:eastAsia="hu-HU"/>
+        </w:rPr>
+        <w:t>/app.js</w:t>
+      </w:r>
+    </w:p>
+    <w:p>
+      <w:pPr>
+        <w:rPr>
+          <w:lang w:eastAsia="hu-HU"/>
+        </w:rPr>
+      </w:pPr>
+      <w:r>
+        <w:rPr>
+          <w:lang w:eastAsia="hu-HU"/>
+        </w:rPr>
+        <w:t>Ebben a fájlban található a teljes HTTP szerver és az összes API végpont, ezért ez a backend fő logikai központja. A szerver natív Node.js http modult használ, itt történik az útvonalak kezelése, a kérés‑törzs JSON‑ként való beolvasása, a válaszok egységes JSON formátumú visszaadása és a CORS fejlécek beállítása. A fájl kezeli a felhasználói regisztrációt és bejelentkezést, jelszó‑</w:t>
+      </w:r>
+      <w:proofErr w:type="spellStart"/>
+      <w:r>
+        <w:rPr>
+          <w:lang w:eastAsia="hu-HU"/>
+        </w:rPr>
+        <w:t>hashinget</w:t>
+      </w:r>
+      <w:proofErr w:type="spellEnd"/>
+      <w:r>
+        <w:rPr>
+          <w:lang w:eastAsia="hu-HU"/>
+        </w:rPr>
+        <w:t xml:space="preserve"> végez </w:t>
+      </w:r>
+      <w:proofErr w:type="spellStart"/>
+      <w:r>
+        <w:rPr>
+          <w:lang w:eastAsia="hu-HU"/>
+        </w:rPr>
+        <w:t>scrypt</w:t>
+      </w:r>
+      <w:proofErr w:type="spellEnd"/>
+      <w:r>
+        <w:rPr>
+          <w:lang w:eastAsia="hu-HU"/>
+        </w:rPr>
+        <w:t xml:space="preserve"> segítségével, </w:t>
+      </w:r>
+      <w:proofErr w:type="spellStart"/>
+      <w:r>
+        <w:rPr>
+          <w:lang w:eastAsia="hu-HU"/>
+        </w:rPr>
+        <w:t>admin</w:t>
+      </w:r>
+      <w:proofErr w:type="spellEnd"/>
+      <w:r>
+        <w:rPr>
+          <w:lang w:eastAsia="hu-HU"/>
+        </w:rPr>
+        <w:t xml:space="preserve"> jogosultságot ellenőriz, valamint naplózza a bejelentkezéseket IP‑címmel és sikerességi állapottal. Ugyanitt van a sportlehetőségek listázása, létrehozása, módosítása és törlése, továbbá a kedvencek kezelése, így ez a fájl köti össze a kliens kéréseit az adatbázis műveletekkel. A logika tranzakciókat használ a sportlehetőségek létrehozásánál és módosításánál, és gondoskodik arról is, hogy az egyes kapcsolódó táblák (kategória, sportág, helyszín, szervező) szükség esetén létrejöjjenek vagy frissüljenek.</w:t>
+      </w:r>
+      <w:r>
+        <w:t xml:space="preserve"> </w:t>
+      </w:r>
+      <w:r>
+        <w:rPr>
+          <w:lang w:eastAsia="hu-HU"/>
+        </w:rPr>
+        <w:t xml:space="preserve">Ide illessz be képet: [KÉP: API végpontok és kérés‑válasz folyamat áttekintése]. Ide illessz be képet: [KÉP: sportlehetőség létrehozásának </w:t>
+      </w:r>
+      <w:proofErr w:type="spellStart"/>
+      <w:r>
+        <w:rPr>
+          <w:lang w:eastAsia="hu-HU"/>
+        </w:rPr>
+        <w:t>adatfolyama</w:t>
+      </w:r>
+      <w:proofErr w:type="spellEnd"/>
+      <w:r>
+        <w:rPr>
+          <w:lang w:eastAsia="hu-HU"/>
+        </w:rPr>
+        <w:t xml:space="preserve"> és tranzakciós lépések]. Ide illessz be képet: [KÉP: hitelesítési és </w:t>
+      </w:r>
+      <w:proofErr w:type="spellStart"/>
+      <w:r>
+        <w:rPr>
+          <w:lang w:eastAsia="hu-HU"/>
+        </w:rPr>
+        <w:t>admin</w:t>
+      </w:r>
+      <w:proofErr w:type="spellEnd"/>
+      <w:r>
+        <w:rPr>
+          <w:lang w:eastAsia="hu-HU"/>
+        </w:rPr>
+        <w:t xml:space="preserve"> jogosultsági ellenőrzés folyamata].</w:t>
+      </w:r>
+      <w:bookmarkStart w:id="3" w:name="_GoBack"/>
+      <w:bookmarkEnd w:id="3"/>
+    </w:p>
+    <w:p>
+      <w:pPr>
+        <w:rPr>
+          <w:lang w:eastAsia="hu-HU"/>
+        </w:rPr>
+      </w:pPr>
+    </w:p>
+    <w:p>
+      <w:pPr>
+        <w:rPr>
+          <w:lang w:eastAsia="hu-HU"/>
+        </w:rPr>
+      </w:pPr>
+    </w:p>
+    <w:p>
+      <w:pPr>
+        <w:rPr>
+          <w:lang w:eastAsia="hu-HU"/>
+        </w:rPr>
+      </w:pPr>
+    </w:p>
+    <w:p>
+      <w:pPr>
+        <w:rPr>
+          <w:lang w:eastAsia="hu-HU"/>
+        </w:rPr>
+      </w:pPr>
+      <w:r>
+        <w:rPr>
+          <w:lang w:eastAsia="hu-HU"/>
+        </w:rPr>
+        <w:t>backend/</w:t>
+      </w:r>
+      <w:proofErr w:type="spellStart"/>
+      <w:r>
+        <w:rPr>
+          <w:lang w:eastAsia="hu-HU"/>
+        </w:rPr>
+        <w:t>src</w:t>
+      </w:r>
+      <w:proofErr w:type="spellEnd"/>
+      <w:r>
+        <w:rPr>
+          <w:lang w:eastAsia="hu-HU"/>
+        </w:rPr>
+        <w:t>/</w:t>
+      </w:r>
+      <w:proofErr w:type="spellStart"/>
+      <w:r>
+        <w:rPr>
+          <w:lang w:eastAsia="hu-HU"/>
+        </w:rPr>
+        <w:t>config</w:t>
+      </w:r>
+      <w:proofErr w:type="spellEnd"/>
+      <w:r>
+        <w:rPr>
+          <w:lang w:eastAsia="hu-HU"/>
+        </w:rPr>
+        <w:t>/db.js</w:t>
+      </w:r>
+    </w:p>
+    <w:p>
+      <w:pPr>
+        <w:rPr>
+          <w:lang w:eastAsia="hu-HU"/>
+        </w:rPr>
+      </w:pPr>
+      <w:r>
+        <w:rPr>
+          <w:lang w:eastAsia="hu-HU"/>
+        </w:rPr>
+        <w:t xml:space="preserve">Ez a fájl kezeli az adatbázis kapcsolatot és az adatbázis séma inicializálását. Itt jön létre a </w:t>
+      </w:r>
+      <w:proofErr w:type="spellStart"/>
+      <w:r>
+        <w:rPr>
+          <w:lang w:eastAsia="hu-HU"/>
+        </w:rPr>
+        <w:t>MySQL</w:t>
+      </w:r>
+      <w:proofErr w:type="spellEnd"/>
+      <w:r>
+        <w:rPr>
+          <w:lang w:eastAsia="hu-HU"/>
+        </w:rPr>
+        <w:t xml:space="preserve"> kapcsolat </w:t>
+      </w:r>
+      <w:proofErr w:type="spellStart"/>
+      <w:r>
+        <w:rPr>
+          <w:lang w:eastAsia="hu-HU"/>
+        </w:rPr>
+        <w:t>pool</w:t>
+      </w:r>
+      <w:proofErr w:type="spellEnd"/>
+      <w:r>
+        <w:rPr>
+          <w:lang w:eastAsia="hu-HU"/>
+        </w:rPr>
+        <w:t>, a környezeti változók alapján konfigurálva (</w:t>
+      </w:r>
+      <w:proofErr w:type="spellStart"/>
+      <w:r>
+        <w:rPr>
+          <w:lang w:eastAsia="hu-HU"/>
+        </w:rPr>
+        <w:t>host</w:t>
+      </w:r>
+      <w:proofErr w:type="spellEnd"/>
+      <w:r>
+        <w:rPr>
+          <w:lang w:eastAsia="hu-HU"/>
+        </w:rPr>
+        <w:t>, port, felhasználó, jelszó, adatbázis). A fájl biztosít segédfüggvényeket általános lekérdezéshez, végrehajtáshoz és tranzakcióhoz, valamint implementálja az adatbázis elérhetőségének megvárását újra‑próbálkozásokkal, ami stabil indulást biztosít. A fájl tartalmazza a szükséges táblák létrehozását, indexek és idegen kulcsok beállítását, továbbá egy migrációs logikát is, amely régebbi séma esetén frissíti a sportlehetőségek táblát az új struktúrára. Ez a réteg garantálja, hogy az alkalmazás futásakor a teljes adatmodell konzisztens és a backend logika számára használható legyen. Ide illessz be képet: [KÉP: adatbázis séma áttekintő diagram]. Ide illessz be képet: [KÉP: migrációs folyamat lépései].</w:t>
+      </w:r>
+    </w:p>
+    <w:p>
+      <w:pPr>
+        <w:rPr>
+          <w:lang w:eastAsia="hu-HU"/>
+        </w:rPr>
+      </w:pPr>
+    </w:p>
+    <w:p>
+      <w:pPr>
+        <w:rPr>
+          <w:lang w:eastAsia="hu-HU"/>
+        </w:rPr>
+      </w:pPr>
+      <w:r>
+        <w:rPr>
+          <w:lang w:eastAsia="hu-HU"/>
+        </w:rPr>
+        <w:t>backend/.</w:t>
+      </w:r>
+      <w:proofErr w:type="spellStart"/>
+      <w:r>
+        <w:rPr>
+          <w:lang w:eastAsia="hu-HU"/>
+        </w:rPr>
+        <w:t>env.example</w:t>
+      </w:r>
+      <w:proofErr w:type="spellEnd"/>
+    </w:p>
+    <w:p>
+      <w:pPr>
+        <w:rPr>
+          <w:lang w:eastAsia="hu-HU"/>
+        </w:rPr>
+      </w:pPr>
+      <w:r>
+        <w:rPr>
+          <w:lang w:eastAsia="hu-HU"/>
+        </w:rPr>
+        <w:t xml:space="preserve">Ez a fájl mintaként szolgál a környezeti változók beállításához, amelyeket a backend induláskor használ. Ide kerül a szerver </w:t>
+      </w:r>
+      <w:proofErr w:type="spellStart"/>
+      <w:r>
+        <w:rPr>
+          <w:lang w:eastAsia="hu-HU"/>
+        </w:rPr>
+        <w:t>portja</w:t>
+      </w:r>
+      <w:proofErr w:type="spellEnd"/>
+      <w:r>
+        <w:rPr>
+          <w:lang w:eastAsia="hu-HU"/>
+        </w:rPr>
+        <w:t>, illetve az adatbázis kapcsolat paraméterei és a kapcsolódási várakozás beállításai. A célja, hogy egységes és dokumentált legyen, milyen konfiguráció szükséges a futtatáshoz, és hogy fejlesztői környezetben könnyen lehessen egy .</w:t>
+      </w:r>
+      <w:proofErr w:type="spellStart"/>
+      <w:r>
+        <w:rPr>
+          <w:lang w:eastAsia="hu-HU"/>
+        </w:rPr>
+        <w:t>env</w:t>
+      </w:r>
+      <w:proofErr w:type="spellEnd"/>
+      <w:r>
+        <w:rPr>
+          <w:lang w:eastAsia="hu-HU"/>
+        </w:rPr>
+        <w:t xml:space="preserve"> fájlt létrehozni. Ide illessz be képet: [KÉP: környezeti változók szerepe és beállítási példa].</w:t>
+      </w:r>
+    </w:p>
+    <w:p>
+      <w:pPr>
+        <w:rPr>
+          <w:lang w:eastAsia="hu-HU"/>
+        </w:rPr>
+      </w:pPr>
+    </w:p>
+    <w:p>
+      <w:pPr>
+        <w:rPr>
+          <w:lang w:eastAsia="hu-HU"/>
+        </w:rPr>
+      </w:pPr>
+      <w:r>
+        <w:rPr>
+          <w:lang w:eastAsia="hu-HU"/>
+        </w:rPr>
+        <w:t>backend/Dockerfile</w:t>
+      </w:r>
+    </w:p>
+    <w:p>
+      <w:pPr>
+        <w:rPr>
+          <w:lang w:eastAsia="hu-HU"/>
+        </w:rPr>
+      </w:pPr>
+      <w:r>
+        <w:rPr>
+          <w:lang w:eastAsia="hu-HU"/>
+        </w:rPr>
+        <w:t xml:space="preserve">Ez a Dockerfile jelenleg egy .NET alapú </w:t>
+      </w:r>
+      <w:proofErr w:type="spellStart"/>
+      <w:r>
+        <w:rPr>
+          <w:lang w:eastAsia="hu-HU"/>
+        </w:rPr>
+        <w:t>build</w:t>
+      </w:r>
+      <w:proofErr w:type="spellEnd"/>
+      <w:r>
+        <w:rPr>
+          <w:lang w:eastAsia="hu-HU"/>
+        </w:rPr>
+        <w:t xml:space="preserve"> és </w:t>
+      </w:r>
+      <w:proofErr w:type="spellStart"/>
+      <w:r>
+        <w:rPr>
+          <w:lang w:eastAsia="hu-HU"/>
+        </w:rPr>
+        <w:t>runtime</w:t>
+      </w:r>
+      <w:proofErr w:type="spellEnd"/>
+      <w:r>
+        <w:rPr>
+          <w:lang w:eastAsia="hu-HU"/>
+        </w:rPr>
+        <w:t xml:space="preserve"> folyamatot definiál, ami eltér a Node.js alapú backendtől, ezért itt valószínűleg egy korábbi vagy másik projekthez tartozó sablon maradt a mappában. A fájl kétlépcsős </w:t>
+      </w:r>
+      <w:proofErr w:type="spellStart"/>
+      <w:r>
+        <w:rPr>
+          <w:lang w:eastAsia="hu-HU"/>
+        </w:rPr>
+        <w:t>buildet</w:t>
+      </w:r>
+      <w:proofErr w:type="spellEnd"/>
+      <w:r>
+        <w:rPr>
+          <w:lang w:eastAsia="hu-HU"/>
+        </w:rPr>
+        <w:t xml:space="preserve"> ír le, először egy SDK képpel fordít és publikál, majd egy </w:t>
+      </w:r>
+      <w:proofErr w:type="spellStart"/>
+      <w:r>
+        <w:rPr>
+          <w:lang w:eastAsia="hu-HU"/>
+        </w:rPr>
+        <w:t>runtime</w:t>
+      </w:r>
+      <w:proofErr w:type="spellEnd"/>
+      <w:r>
+        <w:rPr>
+          <w:lang w:eastAsia="hu-HU"/>
+        </w:rPr>
+        <w:t xml:space="preserve"> képre másolja az elkészült DLL‑t, és </w:t>
+      </w:r>
+      <w:proofErr w:type="spellStart"/>
+      <w:r>
+        <w:rPr>
+          <w:lang w:eastAsia="hu-HU"/>
+        </w:rPr>
+        <w:t>dotnet</w:t>
+      </w:r>
+      <w:proofErr w:type="spellEnd"/>
+      <w:r>
+        <w:rPr>
+          <w:lang w:eastAsia="hu-HU"/>
+        </w:rPr>
+        <w:t xml:space="preserve"> paranccsal indítja a szolgáltatást. Ha ezt a backendhez szeretnéd használni, akkor a tartalma átírásra szorul, hogy Node.js környezetet és server.js indítást használjon; ha pedig nem része a jelenlegi backendnek, akkor dokumentációban jelezni érdemes a tényleges szerepét vagy a cseréjének szükségességét. Ide illessz be képet: [KÉP: jelenlegi Docker </w:t>
+      </w:r>
+      <w:proofErr w:type="spellStart"/>
+      <w:r>
+        <w:rPr>
+          <w:lang w:eastAsia="hu-HU"/>
+        </w:rPr>
+        <w:t>build</w:t>
+      </w:r>
+      <w:proofErr w:type="spellEnd"/>
+      <w:r>
+        <w:rPr>
+          <w:lang w:eastAsia="hu-HU"/>
+        </w:rPr>
+        <w:t xml:space="preserve"> folyamat és a tervezett backend‑konténer indítás összevetése].</w:t>
+      </w:r>
+    </w:p>
+    <w:p>
+      <w:pPr>
+        <w:spacing w:after="160" w:line="259" w:lineRule="auto"/>
+        <w:jc w:val="left"/>
+        <w:rPr>
+          <w:rFonts w:eastAsia="Times New Roman" w:cs="Times New Roman"/>
+          <w:szCs w:val="24"/>
+          <w:lang w:eastAsia="hu-HU"/>
+        </w:rPr>
+      </w:pPr>
+      <w:bookmarkStart w:id="4" w:name="_Toc221528224"/>
+      <w:r>
+        <w:br w:type="page"/>
+      </w:r>
+    </w:p>
+    <w:p>
+      <w:pPr>
+        <w:spacing w:after="160" w:line="259" w:lineRule="auto"/>
+        <w:jc w:val="left"/>
+        <w:rPr>
+          <w:rFonts w:eastAsia="Times New Roman"/>
+          <w:lang w:eastAsia="hu-HU"/>
+        </w:rPr>
+      </w:pPr>
+    </w:p>
+    <w:p>
+      <w:pPr>
+        <w:spacing w:after="160" w:line="259" w:lineRule="auto"/>
+        <w:jc w:val="left"/>
+        <w:rPr>
+          <w:rFonts w:eastAsia="Times New Roman"/>
+          <w:lang w:eastAsia="hu-HU"/>
+        </w:rPr>
+      </w:pPr>
+    </w:p>
+    <w:p>
+      <w:pPr>
+        <w:spacing w:after="160" w:line="259" w:lineRule="auto"/>
+        <w:jc w:val="left"/>
+        <w:rPr>
+          <w:rFonts w:eastAsia="Times New Roman"/>
+          <w:lang w:eastAsia="hu-HU"/>
+        </w:rPr>
+      </w:pPr>
+    </w:p>
+    <w:p>
+      <w:pPr>
+        <w:spacing w:after="160" w:line="259" w:lineRule="auto"/>
+        <w:jc w:val="left"/>
+        <w:rPr>
+          <w:rFonts w:eastAsia="Times New Roman"/>
+          <w:lang w:eastAsia="hu-HU"/>
+        </w:rPr>
+      </w:pPr>
+    </w:p>
+    <w:p>
+      <w:pPr>
+        <w:spacing w:after="160" w:line="259" w:lineRule="auto"/>
+        <w:jc w:val="left"/>
+        <w:rPr>
+          <w:rFonts w:eastAsia="Times New Roman"/>
+          <w:lang w:eastAsia="hu-HU"/>
+        </w:rPr>
+      </w:pPr>
+    </w:p>
+    <w:p>
+      <w:pPr>
+        <w:spacing w:after="160" w:line="259" w:lineRule="auto"/>
+        <w:jc w:val="left"/>
+        <w:rPr>
+          <w:rFonts w:eastAsia="Times New Roman"/>
+          <w:lang w:eastAsia="hu-HU"/>
+        </w:rPr>
+      </w:pPr>
+    </w:p>
+    <w:p>
+      <w:pPr>
+        <w:spacing w:after="160" w:line="259" w:lineRule="auto"/>
+        <w:jc w:val="left"/>
+        <w:rPr>
+          <w:rFonts w:eastAsia="Times New Roman" w:cstheme="majorBidi"/>
+          <w:b/>
+          <w:color w:val="000000" w:themeColor="text1"/>
+          <w:szCs w:val="26"/>
+          <w:lang w:eastAsia="hu-HU"/>
+        </w:rPr>
+      </w:pPr>
+      <w:r>
+        <w:rPr>
+          <w:rFonts w:eastAsia="Times New Roman"/>
+          <w:lang w:eastAsia="hu-HU"/>
+        </w:rPr>
+        <w:br w:type="page"/>
+      </w:r>
+    </w:p>
+    <w:p>
+      <w:pPr>
         <w:pStyle w:val="Cmsor2"/>
         <w:rPr>
           <w:rFonts w:eastAsia="Times New Roman"/>
           <w:lang w:eastAsia="hu-HU"/>
         </w:rPr>
       </w:pPr>
-      <w:bookmarkStart w:id="1" w:name="_Toc221528221"/>
+      <w:r>
+        <w:rPr>
+          <w:rFonts w:eastAsia="Times New Roman"/>
+          <w:lang w:eastAsia="hu-HU"/>
+        </w:rPr>
+        <w:lastRenderedPageBreak/>
+        <w:t>Frontend</w:t>
+      </w:r>
+      <w:bookmarkEnd w:id="4"/>
+    </w:p>
+    <w:p>
+      <w:pPr>
+        <w:rPr>
+          <w:rFonts w:eastAsia="Times New Roman" w:cs="Times New Roman"/>
+          <w:b/>
+          <w:bCs/>
+          <w:sz w:val="28"/>
+          <w:szCs w:val="27"/>
+          <w:lang w:eastAsia="hu-HU"/>
+        </w:rPr>
+      </w:pPr>
+      <w:r>
+        <w:rPr>
+          <w:rFonts w:eastAsia="Times New Roman" w:cs="Times New Roman"/>
+          <w:b/>
+          <w:bCs/>
+          <w:sz w:val="28"/>
+          <w:szCs w:val="27"/>
+          <w:lang w:eastAsia="hu-HU"/>
+        </w:rPr>
+        <w:br w:type="page"/>
+      </w:r>
+    </w:p>
+    <w:p>
+      <w:pPr>
+        <w:pStyle w:val="Cmsor1"/>
+      </w:pPr>
+      <w:bookmarkStart w:id="5" w:name="_Toc221528225"/>
+      <w:r>
+        <w:lastRenderedPageBreak/>
+        <w:t>Alkalmazások</w:t>
+      </w:r>
+      <w:bookmarkEnd w:id="5"/>
+    </w:p>
+    <w:p>
+      <w:pPr>
+        <w:rPr>
+          <w:rFonts w:cs="Times New Roman"/>
+          <w:b/>
+          <w:szCs w:val="24"/>
+          <w:lang w:eastAsia="hu-HU"/>
+        </w:rPr>
+      </w:pPr>
+      <w:r>
+        <w:rPr>
+          <w:rFonts w:cs="Times New Roman"/>
+          <w:b/>
+          <w:szCs w:val="24"/>
+          <w:lang w:eastAsia="hu-HU"/>
+        </w:rPr>
+        <w:t xml:space="preserve">Visual </w:t>
+      </w:r>
+      <w:proofErr w:type="spellStart"/>
+      <w:r>
+        <w:rPr>
+          <w:rFonts w:cs="Times New Roman"/>
+          <w:b/>
+          <w:szCs w:val="24"/>
+          <w:lang w:eastAsia="hu-HU"/>
+        </w:rPr>
+        <w:t>Studio</w:t>
+      </w:r>
+      <w:proofErr w:type="spellEnd"/>
+      <w:r>
+        <w:rPr>
+          <w:rFonts w:cs="Times New Roman"/>
+          <w:b/>
+          <w:szCs w:val="24"/>
+          <w:lang w:eastAsia="hu-HU"/>
+        </w:rPr>
+        <w:t xml:space="preserve"> </w:t>
+      </w:r>
+      <w:proofErr w:type="spellStart"/>
+      <w:r>
+        <w:rPr>
+          <w:rFonts w:cs="Times New Roman"/>
+          <w:b/>
+          <w:szCs w:val="24"/>
+          <w:lang w:eastAsia="hu-HU"/>
+        </w:rPr>
+        <w:t>Code</w:t>
+      </w:r>
+      <w:proofErr w:type="spellEnd"/>
+    </w:p>
+    <w:p>
+      <w:pPr>
+        <w:rPr>
+          <w:rFonts w:cs="Times New Roman"/>
+          <w:szCs w:val="24"/>
+        </w:rPr>
+      </w:pPr>
+      <w:r>
+        <w:rPr>
+          <w:rFonts w:cs="Times New Roman"/>
+          <w:szCs w:val="24"/>
+        </w:rPr>
+        <w:t xml:space="preserve">A Visual </w:t>
+      </w:r>
+      <w:proofErr w:type="spellStart"/>
+      <w:r>
+        <w:rPr>
+          <w:rFonts w:cs="Times New Roman"/>
+          <w:szCs w:val="24"/>
+        </w:rPr>
+        <w:t>Studio</w:t>
+      </w:r>
+      <w:proofErr w:type="spellEnd"/>
+      <w:r>
+        <w:rPr>
+          <w:rFonts w:cs="Times New Roman"/>
+          <w:szCs w:val="24"/>
+        </w:rPr>
+        <w:t xml:space="preserve"> </w:t>
+      </w:r>
+      <w:proofErr w:type="spellStart"/>
+      <w:r>
+        <w:rPr>
+          <w:rFonts w:cs="Times New Roman"/>
+          <w:szCs w:val="24"/>
+        </w:rPr>
+        <w:t>Code</w:t>
+      </w:r>
+      <w:proofErr w:type="spellEnd"/>
+      <w:r>
+        <w:rPr>
+          <w:rFonts w:cs="Times New Roman"/>
+          <w:szCs w:val="24"/>
+        </w:rPr>
+        <w:t xml:space="preserve"> egy ingyenes forráskódszerkesztő, amely számos programozási nyelvet támogat. A projekt során a frontend és backend kódok megírására és szerkesztésére használtuk. Bővítményei segítségével hatékonyabbá tette a fejlesztési folyamatot.</w:t>
+      </w:r>
+    </w:p>
+    <w:p>
+      <w:pPr>
+        <w:rPr>
+          <w:rFonts w:cs="Times New Roman"/>
+          <w:b/>
+          <w:szCs w:val="24"/>
+        </w:rPr>
+      </w:pPr>
+      <w:r>
+        <w:rPr>
+          <w:rFonts w:cs="Times New Roman"/>
+          <w:b/>
+          <w:szCs w:val="24"/>
+        </w:rPr>
+        <w:t xml:space="preserve">Docker </w:t>
+      </w:r>
+      <w:proofErr w:type="spellStart"/>
+      <w:r>
+        <w:rPr>
+          <w:rFonts w:cs="Times New Roman"/>
+          <w:b/>
+          <w:szCs w:val="24"/>
+        </w:rPr>
+        <w:t>Desktop</w:t>
+      </w:r>
+      <w:proofErr w:type="spellEnd"/>
+    </w:p>
+    <w:p>
+      <w:pPr>
+        <w:rPr>
+          <w:rFonts w:cs="Times New Roman"/>
+          <w:szCs w:val="24"/>
+        </w:rPr>
+      </w:pPr>
+      <w:r>
+        <w:rPr>
+          <w:rFonts w:cs="Times New Roman"/>
+          <w:szCs w:val="24"/>
+        </w:rPr>
+        <w:t xml:space="preserve">A Docker </w:t>
+      </w:r>
+      <w:proofErr w:type="spellStart"/>
+      <w:r>
+        <w:rPr>
+          <w:rFonts w:cs="Times New Roman"/>
+          <w:szCs w:val="24"/>
+        </w:rPr>
+        <w:t>Desktop</w:t>
+      </w:r>
+      <w:proofErr w:type="spellEnd"/>
+      <w:r>
+        <w:rPr>
+          <w:rFonts w:cs="Times New Roman"/>
+          <w:szCs w:val="24"/>
+        </w:rPr>
+        <w:t xml:space="preserve"> egy </w:t>
+      </w:r>
+      <w:proofErr w:type="spellStart"/>
+      <w:r>
+        <w:rPr>
+          <w:rFonts w:cs="Times New Roman"/>
+          <w:szCs w:val="24"/>
+        </w:rPr>
+        <w:t>konténerizációs</w:t>
+      </w:r>
+      <w:proofErr w:type="spellEnd"/>
+      <w:r>
+        <w:rPr>
+          <w:rFonts w:cs="Times New Roman"/>
+          <w:szCs w:val="24"/>
+        </w:rPr>
+        <w:t xml:space="preserve"> platform, amely lehetővé teszi alkalmazások futtatását elkülönített környezetben. A projekt során a fejlesztői környezet kialakítására és a rendszer helyi futtatására használtuk. Segítségével biztosítottuk az egységes környezetet a backend és az adatbázis számára, valamint leegyszerűsítettük a telepítési és futtatási folyamatot. A konténerek használata megkönnyítette a projekt hordozhatóságát és a csapattagok közötti egységes működést.</w:t>
+      </w:r>
+    </w:p>
+    <w:p>
+      <w:pPr>
+        <w:rPr>
+          <w:rFonts w:cs="Times New Roman"/>
+          <w:b/>
+          <w:szCs w:val="24"/>
+          <w:lang w:eastAsia="hu-HU"/>
+        </w:rPr>
+      </w:pPr>
+      <w:proofErr w:type="spellStart"/>
+      <w:r>
+        <w:rPr>
+          <w:rFonts w:cs="Times New Roman"/>
+          <w:b/>
+          <w:szCs w:val="24"/>
+          <w:lang w:eastAsia="hu-HU"/>
+        </w:rPr>
+        <w:t>Discord</w:t>
+      </w:r>
+      <w:proofErr w:type="spellEnd"/>
+    </w:p>
+    <w:p>
+      <w:pPr>
+        <w:rPr>
+          <w:rFonts w:cs="Times New Roman"/>
+          <w:szCs w:val="24"/>
+        </w:rPr>
+      </w:pPr>
+      <w:r>
+        <w:rPr>
+          <w:rFonts w:cs="Times New Roman"/>
+          <w:szCs w:val="24"/>
+        </w:rPr>
+        <w:t xml:space="preserve">A </w:t>
+      </w:r>
+      <w:proofErr w:type="spellStart"/>
+      <w:r>
+        <w:rPr>
+          <w:rFonts w:cs="Times New Roman"/>
+          <w:szCs w:val="24"/>
+        </w:rPr>
+        <w:t>Discord</w:t>
+      </w:r>
+      <w:proofErr w:type="spellEnd"/>
+      <w:r>
+        <w:rPr>
+          <w:rFonts w:cs="Times New Roman"/>
+          <w:szCs w:val="24"/>
+        </w:rPr>
+        <w:t xml:space="preserve"> egy online kommunikációs platform, amely szöveges és hangalapú kapcsolattartást tesz lehetővé. A projekt során a csapattagok közötti kommunikációra és egyeztetésre használtuk. Elősegítette az információk gyors megosztását és az együttműködést.</w:t>
+      </w:r>
+    </w:p>
+    <w:p>
+      <w:pPr>
+        <w:rPr>
+          <w:rFonts w:cs="Times New Roman"/>
+          <w:b/>
+          <w:szCs w:val="24"/>
+          <w:lang w:eastAsia="hu-HU"/>
+        </w:rPr>
+      </w:pPr>
+      <w:proofErr w:type="spellStart"/>
+      <w:r>
+        <w:rPr>
+          <w:rFonts w:cs="Times New Roman"/>
+          <w:b/>
+          <w:szCs w:val="24"/>
+          <w:lang w:eastAsia="hu-HU"/>
+        </w:rPr>
+        <w:t>Inkscape</w:t>
+      </w:r>
+      <w:proofErr w:type="spellEnd"/>
+    </w:p>
+    <w:p>
+      <w:pPr>
+        <w:rPr>
+          <w:rFonts w:cs="Times New Roman"/>
+          <w:szCs w:val="24"/>
+        </w:rPr>
+      </w:pPr>
+      <w:r>
+        <w:rPr>
+          <w:rFonts w:cs="Times New Roman"/>
+          <w:szCs w:val="24"/>
+        </w:rPr>
+        <w:t xml:space="preserve">Az </w:t>
+      </w:r>
+      <w:proofErr w:type="spellStart"/>
+      <w:r>
+        <w:rPr>
+          <w:rFonts w:cs="Times New Roman"/>
+          <w:szCs w:val="24"/>
+        </w:rPr>
+        <w:t>Inkscape</w:t>
+      </w:r>
+      <w:proofErr w:type="spellEnd"/>
+      <w:r>
+        <w:rPr>
+          <w:rFonts w:cs="Times New Roman"/>
+          <w:szCs w:val="24"/>
+        </w:rPr>
+        <w:t xml:space="preserve"> egy ingyenes, nyílt forráskódú vektorgrafikus szerkesztőprogram. A projekt logójának megtervezésére és elkészítésére használtuk. Lehetővé tette jó minőségű, méretezhető grafikai elemek létrehozását.</w:t>
+      </w:r>
+    </w:p>
+    <w:p>
+      <w:pPr>
+        <w:rPr>
+          <w:rFonts w:cs="Times New Roman"/>
+          <w:b/>
+          <w:szCs w:val="24"/>
+        </w:rPr>
+      </w:pPr>
+      <w:proofErr w:type="spellStart"/>
+      <w:r>
+        <w:rPr>
+          <w:rFonts w:cs="Times New Roman"/>
+          <w:b/>
+          <w:szCs w:val="24"/>
+        </w:rPr>
+        <w:t>Canva</w:t>
+      </w:r>
+      <w:proofErr w:type="spellEnd"/>
+    </w:p>
+    <w:p>
+      <w:pPr>
+        <w:rPr>
+          <w:rFonts w:cs="Times New Roman"/>
+          <w:szCs w:val="24"/>
+        </w:rPr>
+      </w:pPr>
+      <w:r>
+        <w:rPr>
+          <w:rFonts w:cs="Times New Roman"/>
+          <w:szCs w:val="24"/>
+        </w:rPr>
+        <w:t xml:space="preserve">A </w:t>
+      </w:r>
+      <w:proofErr w:type="spellStart"/>
+      <w:r>
+        <w:rPr>
+          <w:rFonts w:cs="Times New Roman"/>
+          <w:szCs w:val="24"/>
+        </w:rPr>
+        <w:t>Canva</w:t>
+      </w:r>
+      <w:proofErr w:type="spellEnd"/>
+      <w:r>
+        <w:rPr>
+          <w:rFonts w:cs="Times New Roman"/>
+          <w:szCs w:val="24"/>
+        </w:rPr>
+        <w:t xml:space="preserve"> egy online grafikai tervezőprogram, amely sablonok és könnyen használható szerkesztőeszközök segítségével teszi lehetővé különböző vizuális tartalmak elkészítését. A projekt során a Gantt-diagram megtervezésére és elkészítésére használtuk. Segítségével átláthatóan tudtuk bemutatni a feladatok ütemezését, időtartamát és egymásra épülését. A sablonok megkönnyítették a strukturált, esztétikus megjelenítés kialakítását.</w:t>
+      </w:r>
+    </w:p>
+    <w:p>
+      <w:pPr>
+        <w:rPr>
+          <w:rFonts w:cs="Times New Roman"/>
+          <w:b/>
+          <w:szCs w:val="24"/>
+        </w:rPr>
+      </w:pPr>
+      <w:r>
+        <w:rPr>
+          <w:rFonts w:cs="Times New Roman"/>
+          <w:b/>
+          <w:szCs w:val="24"/>
+        </w:rPr>
+        <w:br w:type="page"/>
+      </w:r>
+    </w:p>
+    <w:p>
+      <w:pPr>
+        <w:rPr>
+          <w:rFonts w:cs="Times New Roman"/>
+          <w:b/>
+          <w:szCs w:val="24"/>
+        </w:rPr>
+      </w:pPr>
+      <w:r>
+        <w:rPr>
+          <w:rFonts w:cs="Times New Roman"/>
+          <w:b/>
+          <w:szCs w:val="24"/>
+        </w:rPr>
+        <w:lastRenderedPageBreak/>
+        <w:t>GitHub</w:t>
+      </w:r>
+    </w:p>
+    <w:p>
+      <w:pPr>
+        <w:rPr>
+          <w:rFonts w:cs="Times New Roman"/>
+          <w:szCs w:val="24"/>
+        </w:rPr>
+      </w:pPr>
+      <w:r>
+        <w:rPr>
+          <w:rFonts w:cs="Times New Roman"/>
+          <w:szCs w:val="24"/>
+        </w:rPr>
+        <w:t xml:space="preserve">A GitHub egy online verziókezelő és kódtároló platform, amely a </w:t>
+      </w:r>
+      <w:proofErr w:type="spellStart"/>
+      <w:r>
+        <w:rPr>
+          <w:rFonts w:cs="Times New Roman"/>
+          <w:szCs w:val="24"/>
+        </w:rPr>
+        <w:t>Git</w:t>
+      </w:r>
+      <w:proofErr w:type="spellEnd"/>
+      <w:r>
+        <w:rPr>
+          <w:rFonts w:cs="Times New Roman"/>
+          <w:szCs w:val="24"/>
+        </w:rPr>
+        <w:t xml:space="preserve"> rendszerre épül. A projekt során a forráskód tárolására és verziókövetésére használtuk. Lehetővé tette a csapattagok számára a párhuzamos munkavégzést, a módosítások nyomon követését és az egyes verziók visszaállítását. A </w:t>
+      </w:r>
+      <w:proofErr w:type="spellStart"/>
+      <w:r>
+        <w:rPr>
+          <w:rFonts w:cs="Times New Roman"/>
+          <w:szCs w:val="24"/>
+        </w:rPr>
+        <w:t>pull</w:t>
+      </w:r>
+      <w:proofErr w:type="spellEnd"/>
+      <w:r>
+        <w:rPr>
+          <w:rFonts w:cs="Times New Roman"/>
+          <w:szCs w:val="24"/>
+        </w:rPr>
+        <w:t xml:space="preserve"> </w:t>
+      </w:r>
+      <w:proofErr w:type="spellStart"/>
+      <w:r>
+        <w:rPr>
+          <w:rFonts w:cs="Times New Roman"/>
+          <w:szCs w:val="24"/>
+        </w:rPr>
+        <w:t>requestek</w:t>
+      </w:r>
+      <w:proofErr w:type="spellEnd"/>
+      <w:r>
+        <w:rPr>
+          <w:rFonts w:cs="Times New Roman"/>
+          <w:szCs w:val="24"/>
+        </w:rPr>
+        <w:t xml:space="preserve"> és </w:t>
+      </w:r>
+      <w:proofErr w:type="spellStart"/>
+      <w:r>
+        <w:rPr>
+          <w:rFonts w:cs="Times New Roman"/>
+          <w:szCs w:val="24"/>
+        </w:rPr>
+        <w:t>branch</w:t>
+      </w:r>
+      <w:proofErr w:type="spellEnd"/>
+      <w:r>
+        <w:rPr>
+          <w:rFonts w:cs="Times New Roman"/>
+          <w:szCs w:val="24"/>
+        </w:rPr>
+        <w:t>-ek használatával biztosítottuk az átlátható és rendszerezett fejlesztési folyamatot, valamint megkönnyítettük az együttműködést.</w:t>
+      </w:r>
+    </w:p>
+    <w:p>
+      <w:pPr>
+        <w:pStyle w:val="NormlWeb"/>
+        <w:spacing w:line="360" w:lineRule="auto"/>
+      </w:pPr>
+      <w:r>
+        <w:rPr>
+          <w:rStyle w:val="whitespace-normal"/>
+          <w:b/>
+          <w:bCs/>
+        </w:rPr>
+        <w:t>dbdiagram.io</w:t>
+      </w:r>
+      <w:r>
+        <w:br/>
+        <w:t>A dbdiagram.io egy online adatbázistervező eszköz, amely lehetővé teszi adatbázis-diagramok egyszerű és gyors elkészítését. A projekt során az adatbázis szerkezetének megtervezésére és vizuális ábrázolására használtuk. Segítségével áttekinthetően tudtuk megjeleníteni a táblákat, mezőket és a köztük lévő kapcsolatokat. Megkönnyítette a struktúra megértését, a tervezési hibák felismerését, valamint támogatta a csapaton belüli egyeztetést.</w:t>
+      </w:r>
+    </w:p>
+    <w:p>
+      <w:pPr>
+        <w:rPr>
+          <w:rFonts w:cs="Times New Roman"/>
+          <w:b/>
+          <w:szCs w:val="24"/>
+        </w:rPr>
+      </w:pPr>
+      <w:r>
+        <w:rPr>
+          <w:rFonts w:cs="Times New Roman"/>
+          <w:b/>
+          <w:szCs w:val="24"/>
+        </w:rPr>
+        <w:t>Microsoft Word</w:t>
+      </w:r>
+    </w:p>
+    <w:p>
+      <w:pPr>
+        <w:rPr>
+          <w:rFonts w:cs="Times New Roman"/>
+          <w:szCs w:val="24"/>
+        </w:rPr>
+      </w:pPr>
+      <w:r>
+        <w:rPr>
+          <w:rFonts w:cs="Times New Roman"/>
+          <w:szCs w:val="24"/>
+        </w:rPr>
+        <w:t>A Microsoft Word egy szövegszerkesztő program, amely a Microsoft Office irodai programcsomag része. A projekt során a dokumentáció elkészítésére használtuk. Segítségével formázott szöveges anyagokat, jegyzőkönyveket és részletes leírásokat készítettünk. A beépített stílusok, tartalomjegyzék-készítési lehetőségek és egyéb szerkesztési funkciók megkönnyítették az egységes és átlátható dokumentumstruktúra kialakítását.</w:t>
+      </w:r>
+    </w:p>
+    <w:p>
+      <w:pPr>
+        <w:rPr>
+          <w:rFonts w:cs="Times New Roman"/>
+          <w:szCs w:val="24"/>
+        </w:rPr>
+      </w:pPr>
+      <w:r>
+        <w:rPr>
+          <w:rFonts w:cs="Times New Roman"/>
+          <w:szCs w:val="24"/>
+        </w:rPr>
+        <w:br w:type="page"/>
+      </w:r>
+    </w:p>
+    <w:p>
+      <w:pPr>
+        <w:pStyle w:val="Cmsor2"/>
+        <w:rPr>
+          <w:rFonts w:eastAsia="Times New Roman"/>
+          <w:lang w:eastAsia="hu-HU"/>
+        </w:rPr>
+      </w:pPr>
+      <w:bookmarkStart w:id="6" w:name="_Toc221528221"/>
       <w:r>
         <w:rPr>
           <w:rFonts w:eastAsia="Times New Roman"/>
@@ -1008,19 +4134,27 @@
         <w:lastRenderedPageBreak/>
         <w:t>Melléklet</w:t>
       </w:r>
-      <w:bookmarkEnd w:id="1"/>
-    </w:p>
-    <w:p>
-      <w:pPr>
-        <w:rPr>
-          <w:lang w:eastAsia="hu-HU"/>
-        </w:rPr>
-      </w:pPr>
-      <w:r>
-        <w:rPr>
-          <w:lang w:eastAsia="hu-HU"/>
-        </w:rPr>
-        <w:t>Gantt diagram</w:t>
+      <w:bookmarkEnd w:id="6"/>
+    </w:p>
+    <w:p>
+      <w:pPr>
+        <w:rPr>
+          <w:lang w:eastAsia="hu-HU"/>
+        </w:rPr>
+      </w:pPr>
+      <w:proofErr w:type="spellStart"/>
+      <w:r>
+        <w:rPr>
+          <w:lang w:eastAsia="hu-HU"/>
+        </w:rPr>
+        <w:t>Gantt</w:t>
+      </w:r>
+      <w:proofErr w:type="spellEnd"/>
+      <w:r>
+        <w:rPr>
+          <w:lang w:eastAsia="hu-HU"/>
+        </w:rPr>
+        <w:t xml:space="preserve"> diagram</w:t>
       </w:r>
     </w:p>
     <w:p>
@@ -1033,7 +4167,7 @@
           <w:lang w:eastAsia="hu-HU"/>
         </w:rPr>
         <w:drawing>
-          <wp:inline distT="0" distB="0" distL="0" distR="0" wp14:anchorId="29198D98" wp14:editId="494EF14F">
+          <wp:inline distT="0" distB="0" distL="0" distR="0" wp14:anchorId="23936C7C" wp14:editId="69B58605">
             <wp:extent cx="5753100" cy="3829050"/>
             <wp:effectExtent l="0" t="0" r="0" b="0"/>
             <wp:docPr id="2" name="Kép 2"/>
@@ -1050,7 +4184,7 @@
                     </pic:cNvPicPr>
                   </pic:nvPicPr>
                   <pic:blipFill>
-                    <a:blip r:embed="rId9" cstate="print">
+                    <a:blip r:embed="rId13" cstate="print">
                       <a:extLst>
                         <a:ext uri="{28A0092B-C50C-407E-A947-70E740481C1C}">
                           <a14:useLocalDpi xmlns:a14="http://schemas.microsoft.com/office/drawing/2010/main" val="0"/>
@@ -1087,7 +4221,7 @@
         <w:pStyle w:val="Kpalrs"/>
         <w:jc w:val="center"/>
         <w:rPr>
-          <w:rFonts w:ascii="Times New Roman" w:hAnsi="Times New Roman" w:cs="Times New Roman"/>
+          <w:rFonts w:cs="Times New Roman"/>
           <w:sz w:val="20"/>
           <w:szCs w:val="20"/>
           <w:lang w:eastAsia="hu-HU"/>
@@ -1095,7 +4229,7 @@
       </w:pPr>
       <w:r>
         <w:rPr>
-          <w:rFonts w:ascii="Times New Roman" w:hAnsi="Times New Roman" w:cs="Times New Roman"/>
+          <w:rFonts w:cs="Times New Roman"/>
           <w:sz w:val="20"/>
           <w:szCs w:val="20"/>
           <w:lang w:eastAsia="hu-HU"/>
@@ -1104,7 +4238,7 @@
       </w:r>
       <w:r>
         <w:rPr>
-          <w:rFonts w:ascii="Times New Roman" w:hAnsi="Times New Roman" w:cs="Times New Roman"/>
+          <w:rFonts w:cs="Times New Roman"/>
           <w:sz w:val="20"/>
           <w:szCs w:val="20"/>
           <w:lang w:eastAsia="hu-HU"/>
@@ -1113,7 +4247,7 @@
       </w:r>
       <w:r>
         <w:rPr>
-          <w:rFonts w:ascii="Times New Roman" w:hAnsi="Times New Roman" w:cs="Times New Roman"/>
+          <w:rFonts w:cs="Times New Roman"/>
           <w:sz w:val="20"/>
           <w:szCs w:val="20"/>
           <w:lang w:eastAsia="hu-HU"/>
@@ -1122,17 +4256,17 @@
       </w:r>
       <w:r>
         <w:rPr>
-          <w:rFonts w:ascii="Times New Roman" w:hAnsi="Times New Roman" w:cs="Times New Roman"/>
+          <w:rFonts w:cs="Times New Roman"/>
           <w:noProof/>
           <w:sz w:val="20"/>
           <w:szCs w:val="20"/>
           <w:lang w:eastAsia="hu-HU"/>
         </w:rPr>
-        <w:t>1</w:t>
-      </w:r>
-      <w:r>
-        <w:rPr>
-          <w:rFonts w:ascii="Times New Roman" w:hAnsi="Times New Roman" w:cs="Times New Roman"/>
+        <w:t>3</w:t>
+      </w:r>
+      <w:r>
+        <w:rPr>
+          <w:rFonts w:cs="Times New Roman"/>
           <w:sz w:val="20"/>
           <w:szCs w:val="20"/>
           <w:lang w:eastAsia="hu-HU"/>
@@ -1141,959 +4275,42 @@
       </w:r>
       <w:r>
         <w:rPr>
-          <w:rFonts w:ascii="Times New Roman" w:hAnsi="Times New Roman" w:cs="Times New Roman"/>
+          <w:rFonts w:cs="Times New Roman"/>
           <w:sz w:val="20"/>
           <w:szCs w:val="20"/>
         </w:rPr>
-        <w:t>. ábra: Gantt diagram (saját forrás)</w:t>
-      </w:r>
-    </w:p>
-    <w:p>
-      <w:pPr>
-        <w:pStyle w:val="Cmsor2"/>
-        <w:rPr>
-          <w:rFonts w:eastAsia="Times New Roman"/>
-          <w:lang w:eastAsia="hu-HU"/>
-        </w:rPr>
-      </w:pPr>
-      <w:r>
-        <w:rPr>
-          <w:rFonts w:eastAsia="Times New Roman"/>
-          <w:lang w:eastAsia="hu-HU"/>
-        </w:rPr>
-        <w:br w:type="page"/>
-      </w:r>
-      <w:bookmarkStart w:id="2" w:name="_Toc221528222"/>
-      <w:r>
-        <w:rPr>
-          <w:rFonts w:eastAsia="Times New Roman"/>
-          <w:lang w:eastAsia="hu-HU"/>
-        </w:rPr>
-        <w:lastRenderedPageBreak/>
-        <w:t>Adatbázis</w:t>
-      </w:r>
-      <w:bookmarkEnd w:id="2"/>
-    </w:p>
-    <w:p>
-      <w:pPr>
-        <w:pStyle w:val="NormlWeb"/>
-        <w:jc w:val="both"/>
-        <w:rPr>
-          <w:sz w:val="28"/>
-        </w:rPr>
-      </w:pPr>
-      <w:r>
-        <w:rPr>
-          <w:sz w:val="28"/>
-        </w:rPr>
-        <w:t>Az adatbázis a projekt egyik legfontosabb része, mivel az alkalmazás működéséhez szükséges adatok strukturált tárolását és kezelését biztosítja. Az adatbázis lehetővé teszi, hogy az információk hosszú távon megmaradjanak, visszakereshetők és módosíthatók legyenek. Enélkül az alkalmazás nem tudná megfelelően kezelni a felhasználói adatokat és a rendszer működéséhez szükséges információkat.</w:t>
-      </w:r>
-    </w:p>
-    <w:p>
-      <w:pPr>
-        <w:pStyle w:val="NormlWeb"/>
-        <w:jc w:val="both"/>
-        <w:rPr>
-          <w:sz w:val="28"/>
-        </w:rPr>
-      </w:pPr>
-      <w:r>
-        <w:rPr>
-          <w:sz w:val="28"/>
-        </w:rPr>
-        <w:t xml:space="preserve">A projekt során </w:t>
-      </w:r>
-      <w:r>
-        <w:rPr>
-          <w:rStyle w:val="Kiemels2"/>
-          <w:sz w:val="28"/>
-        </w:rPr>
-        <w:t>relációs adatbázist</w:t>
-      </w:r>
-      <w:r>
-        <w:rPr>
-          <w:sz w:val="28"/>
-        </w:rPr>
-        <w:t xml:space="preserve"> használtunk, amely táblákból épül fel. Ezek a táblák sorokból és oszlopokból állnak, ahol minden sor egy rekordot, minden oszlop pedig egy adott tulajdonságot jelöl. A táblák között kapcsolatok hozhatók létre, amelyek biztosítják az adatok közötti összefüggéseket és az adatkonzisztenciát. Ez a felépítés átláthatóvá és jól kezelhetővé teszi az adatokat.</w:t>
-      </w:r>
-    </w:p>
-    <w:p>
-      <w:pPr>
-        <w:pStyle w:val="NormlWeb"/>
-        <w:jc w:val="both"/>
-        <w:rPr>
-          <w:sz w:val="28"/>
-        </w:rPr>
-      </w:pPr>
-      <w:r>
-        <w:rPr>
-          <w:sz w:val="28"/>
-        </w:rPr>
-        <w:t xml:space="preserve">Az adatbázis kezelésére a </w:t>
-      </w:r>
-      <w:proofErr w:type="spellStart"/>
-      <w:r>
-        <w:rPr>
-          <w:rStyle w:val="Kiemels2"/>
-          <w:sz w:val="28"/>
-        </w:rPr>
-        <w:t>MySQL</w:t>
-      </w:r>
-      <w:proofErr w:type="spellEnd"/>
-      <w:r>
-        <w:rPr>
-          <w:rStyle w:val="Kiemels2"/>
-          <w:sz w:val="28"/>
-        </w:rPr>
-        <w:t>/</w:t>
-      </w:r>
-      <w:proofErr w:type="spellStart"/>
-      <w:r>
-        <w:rPr>
-          <w:rStyle w:val="Kiemels2"/>
-          <w:sz w:val="28"/>
-        </w:rPr>
-        <w:t>MariaDB</w:t>
-      </w:r>
-      <w:proofErr w:type="spellEnd"/>
-      <w:r>
-        <w:rPr>
-          <w:sz w:val="28"/>
-        </w:rPr>
-        <w:t xml:space="preserve"> adatbázis-kezelő rendszert használtuk, amely a XAMPP csomag része. A rendszer SQL (</w:t>
-      </w:r>
-      <w:proofErr w:type="spellStart"/>
-      <w:r>
-        <w:rPr>
-          <w:sz w:val="28"/>
-        </w:rPr>
-        <w:t>Structured</w:t>
-      </w:r>
-      <w:proofErr w:type="spellEnd"/>
-      <w:r>
-        <w:rPr>
-          <w:sz w:val="28"/>
-        </w:rPr>
-        <w:t xml:space="preserve"> </w:t>
-      </w:r>
-      <w:proofErr w:type="spellStart"/>
-      <w:r>
-        <w:rPr>
-          <w:sz w:val="28"/>
-        </w:rPr>
-        <w:t>Query</w:t>
-      </w:r>
-      <w:proofErr w:type="spellEnd"/>
-      <w:r>
-        <w:rPr>
-          <w:sz w:val="28"/>
-        </w:rPr>
-        <w:t xml:space="preserve"> </w:t>
-      </w:r>
-      <w:proofErr w:type="spellStart"/>
-      <w:r>
-        <w:rPr>
-          <w:sz w:val="28"/>
-        </w:rPr>
-        <w:t>Language</w:t>
-      </w:r>
-      <w:proofErr w:type="spellEnd"/>
-      <w:r>
-        <w:rPr>
-          <w:sz w:val="28"/>
-        </w:rPr>
-        <w:t>) nyelvet használ, amely lehetőséget biztosít adatok lekérdezésére, beszúrására, módosítására és törlésére. Az SQL parancsok segítségével az alkalmazás hatékonyan kommunikál az adatbázissal.</w:t>
-      </w:r>
-    </w:p>
-    <w:p>
-      <w:pPr>
-        <w:pStyle w:val="NormlWeb"/>
-        <w:jc w:val="both"/>
-        <w:rPr>
-          <w:sz w:val="28"/>
-        </w:rPr>
-      </w:pPr>
-      <w:r>
-        <w:rPr>
-          <w:sz w:val="28"/>
-        </w:rPr>
-        <w:t>Az adatbázisban külön táblák szolgálnak az egyes adatok tárolására, például felhasználói adatok, bejegyzések vagy egyéb, a projekt működéséhez szükséges információk számára. A megfelelő adatstruktúra kialakítása segít elkerülni az adatok ismétlődését és hibás tárolását. Az elsődleges és idegen kulcsok használata biztosítja a táblák közötti logikai kapcsolatokat.</w:t>
-      </w:r>
-    </w:p>
-    <w:p>
-      <w:pPr>
-        <w:pStyle w:val="NormlWeb"/>
-        <w:jc w:val="both"/>
-        <w:rPr>
-          <w:sz w:val="28"/>
-        </w:rPr>
-      </w:pPr>
-      <w:r>
-        <w:rPr>
-          <w:sz w:val="28"/>
-        </w:rPr>
-        <w:t xml:space="preserve">A fejlesztés során az adatbázist </w:t>
-      </w:r>
-      <w:r>
-        <w:rPr>
-          <w:rStyle w:val="Kiemels2"/>
-          <w:sz w:val="28"/>
-        </w:rPr>
-        <w:t>helyi környezetben</w:t>
-      </w:r>
-      <w:r>
-        <w:rPr>
-          <w:sz w:val="28"/>
-        </w:rPr>
-        <w:t xml:space="preserve">, XAMPP segítségével futtattuk. Ez lehetővé tette a gyors tesztelést és a hibák egyszerű javítását anélkül, hogy éles környezetet kellett volna használni. A </w:t>
-      </w:r>
-      <w:proofErr w:type="spellStart"/>
-      <w:r>
-        <w:rPr>
-          <w:sz w:val="28"/>
-        </w:rPr>
-        <w:t>phpMyAdmin</w:t>
-      </w:r>
-      <w:proofErr w:type="spellEnd"/>
-      <w:r>
-        <w:rPr>
-          <w:sz w:val="28"/>
-        </w:rPr>
-        <w:t xml:space="preserve"> felület segítségével az adatbázis könnyen kezelhető volt, így az adatok ellenőrzése és módosítása egyszerűen megoldhatóvá vált.</w:t>
-      </w:r>
-    </w:p>
-    <w:p>
-      <w:pPr>
-        <w:pStyle w:val="NormlWeb"/>
-        <w:jc w:val="both"/>
-        <w:rPr>
-          <w:sz w:val="28"/>
-        </w:rPr>
-      </w:pPr>
-      <w:r>
-        <w:rPr>
-          <w:sz w:val="28"/>
-        </w:rPr>
-        <w:t>Összességében az adatbázis biztosítja az alkalmazás stabil működését, az adatok biztonságos tárolását és hatékony kezelését. A megfelelően megtervezett adatbázis hozzájárul a rendszer megbízhatóságához, bővíthetőségéhez és hosszú távú használhatóságához.</w:t>
-      </w:r>
-    </w:p>
-    <w:p>
-      <w:pPr>
-        <w:rPr>
-          <w:rFonts w:ascii="Times New Roman" w:eastAsia="Times New Roman" w:hAnsi="Times New Roman" w:cs="Times New Roman"/>
+        <w:t xml:space="preserve">. ábra: </w:t>
+      </w:r>
+      <w:proofErr w:type="spellStart"/>
+      <w:r>
+        <w:rPr>
+          <w:rFonts w:cs="Times New Roman"/>
+          <w:sz w:val="20"/>
+          <w:szCs w:val="20"/>
+        </w:rPr>
+        <w:t>Gantt</w:t>
+      </w:r>
+      <w:proofErr w:type="spellEnd"/>
+      <w:r>
+        <w:rPr>
+          <w:rFonts w:cs="Times New Roman"/>
+          <w:sz w:val="20"/>
+          <w:szCs w:val="20"/>
+        </w:rPr>
+        <w:t xml:space="preserve"> diagram (saját forrás)</w:t>
+      </w:r>
+    </w:p>
+    <w:p>
+      <w:pPr>
+        <w:rPr>
+          <w:rFonts w:cs="Times New Roman"/>
           <w:b/>
-          <w:bCs/>
-          <w:sz w:val="28"/>
-          <w:szCs w:val="27"/>
-          <w:lang w:eastAsia="hu-HU"/>
-        </w:rPr>
-      </w:pPr>
-      <w:r>
-        <w:rPr>
-          <w:rFonts w:ascii="Times New Roman" w:eastAsia="Times New Roman" w:hAnsi="Times New Roman" w:cs="Times New Roman"/>
-          <w:b/>
-          <w:bCs/>
-          <w:sz w:val="28"/>
-          <w:szCs w:val="27"/>
-          <w:lang w:eastAsia="hu-HU"/>
-        </w:rPr>
-        <w:t xml:space="preserve"> </w:t>
-      </w:r>
-      <w:r>
-        <w:rPr>
-          <w:rFonts w:ascii="Times New Roman" w:eastAsia="Times New Roman" w:hAnsi="Times New Roman" w:cs="Times New Roman"/>
-          <w:b/>
-          <w:bCs/>
-          <w:sz w:val="28"/>
-          <w:szCs w:val="27"/>
-          <w:lang w:eastAsia="hu-HU"/>
-        </w:rPr>
-        <w:br w:type="page"/>
-      </w:r>
-    </w:p>
-    <w:p>
-      <w:pPr>
-        <w:pStyle w:val="Cmsor2"/>
-        <w:rPr>
-          <w:rFonts w:eastAsia="Times New Roman"/>
-          <w:lang w:eastAsia="hu-HU"/>
-        </w:rPr>
-      </w:pPr>
-      <w:bookmarkStart w:id="3" w:name="_Toc221528223"/>
-      <w:r>
-        <w:rPr>
-          <w:rFonts w:eastAsia="Times New Roman"/>
-          <w:lang w:eastAsia="hu-HU"/>
-        </w:rPr>
-        <w:lastRenderedPageBreak/>
-        <w:t>Backend</w:t>
-      </w:r>
-      <w:bookmarkEnd w:id="3"/>
-    </w:p>
-    <w:p>
-      <w:pPr>
-        <w:rPr>
-          <w:rFonts w:ascii="Times New Roman" w:eastAsia="Times New Roman" w:hAnsi="Times New Roman" w:cs="Times New Roman"/>
-          <w:b/>
-          <w:bCs/>
-          <w:sz w:val="28"/>
-          <w:szCs w:val="27"/>
-          <w:lang w:eastAsia="hu-HU"/>
-        </w:rPr>
-      </w:pPr>
-      <w:r>
-        <w:rPr>
-          <w:rFonts w:ascii="Times New Roman" w:eastAsia="Times New Roman" w:hAnsi="Times New Roman" w:cs="Times New Roman"/>
-          <w:b/>
-          <w:bCs/>
-          <w:sz w:val="28"/>
-          <w:szCs w:val="27"/>
-          <w:lang w:eastAsia="hu-HU"/>
-        </w:rPr>
-        <w:br w:type="page"/>
-      </w:r>
-    </w:p>
-    <w:p>
-      <w:pPr>
-        <w:pStyle w:val="Cmsor2"/>
-        <w:rPr>
-          <w:rFonts w:eastAsia="Times New Roman"/>
-          <w:lang w:eastAsia="hu-HU"/>
-        </w:rPr>
-      </w:pPr>
-      <w:bookmarkStart w:id="4" w:name="_Toc221528224"/>
-      <w:r>
-        <w:rPr>
-          <w:rFonts w:eastAsia="Times New Roman"/>
-          <w:lang w:eastAsia="hu-HU"/>
-        </w:rPr>
-        <w:lastRenderedPageBreak/>
-        <w:t>Frontend</w:t>
-      </w:r>
-      <w:bookmarkEnd w:id="4"/>
-    </w:p>
-    <w:p>
-      <w:pPr>
-        <w:rPr>
-          <w:rFonts w:ascii="Times New Roman" w:eastAsia="Times New Roman" w:hAnsi="Times New Roman" w:cs="Times New Roman"/>
-          <w:b/>
-          <w:bCs/>
-          <w:sz w:val="28"/>
-          <w:szCs w:val="27"/>
-          <w:lang w:eastAsia="hu-HU"/>
-        </w:rPr>
-      </w:pPr>
-      <w:r>
-        <w:rPr>
-          <w:rFonts w:ascii="Times New Roman" w:eastAsia="Times New Roman" w:hAnsi="Times New Roman" w:cs="Times New Roman"/>
-          <w:b/>
-          <w:bCs/>
-          <w:sz w:val="28"/>
-          <w:szCs w:val="27"/>
-          <w:lang w:eastAsia="hu-HU"/>
-        </w:rPr>
-        <w:br w:type="page"/>
-      </w:r>
-    </w:p>
-    <w:p>
-      <w:pPr>
-        <w:pStyle w:val="Cmsor2"/>
-        <w:jc w:val="both"/>
-        <w:rPr>
-          <w:rFonts w:cs="Times New Roman"/>
-          <w:sz w:val="40"/>
-        </w:rPr>
-      </w:pPr>
-      <w:bookmarkStart w:id="5" w:name="_Toc221528225"/>
-      <w:r>
-        <w:rPr>
-          <w:rFonts w:cs="Times New Roman"/>
-          <w:sz w:val="40"/>
-        </w:rPr>
-        <w:lastRenderedPageBreak/>
-        <w:t>Alkalmazások</w:t>
-      </w:r>
-      <w:bookmarkEnd w:id="5"/>
-    </w:p>
-    <w:p>
-      <w:pPr>
-        <w:spacing w:line="360" w:lineRule="auto"/>
-        <w:jc w:val="both"/>
-        <w:rPr>
-          <w:rFonts w:ascii="Times New Roman" w:hAnsi="Times New Roman" w:cs="Times New Roman"/>
-          <w:b/>
-          <w:sz w:val="24"/>
-          <w:szCs w:val="24"/>
-          <w:lang w:eastAsia="hu-HU"/>
-        </w:rPr>
-      </w:pPr>
-      <w:r>
-        <w:rPr>
-          <w:rFonts w:ascii="Times New Roman" w:hAnsi="Times New Roman" w:cs="Times New Roman"/>
-          <w:b/>
-          <w:sz w:val="24"/>
-          <w:szCs w:val="24"/>
-          <w:lang w:eastAsia="hu-HU"/>
-        </w:rPr>
-        <w:t xml:space="preserve">Visual </w:t>
-      </w:r>
-      <w:proofErr w:type="spellStart"/>
-      <w:r>
-        <w:rPr>
-          <w:rFonts w:ascii="Times New Roman" w:hAnsi="Times New Roman" w:cs="Times New Roman"/>
-          <w:b/>
-          <w:sz w:val="24"/>
-          <w:szCs w:val="24"/>
-          <w:lang w:eastAsia="hu-HU"/>
-        </w:rPr>
-        <w:t>Studio</w:t>
-      </w:r>
-      <w:proofErr w:type="spellEnd"/>
-      <w:r>
-        <w:rPr>
-          <w:rFonts w:ascii="Times New Roman" w:hAnsi="Times New Roman" w:cs="Times New Roman"/>
-          <w:b/>
-          <w:sz w:val="24"/>
-          <w:szCs w:val="24"/>
-          <w:lang w:eastAsia="hu-HU"/>
-        </w:rPr>
-        <w:t xml:space="preserve"> </w:t>
-      </w:r>
-      <w:proofErr w:type="spellStart"/>
-      <w:r>
-        <w:rPr>
-          <w:rFonts w:ascii="Times New Roman" w:hAnsi="Times New Roman" w:cs="Times New Roman"/>
-          <w:b/>
-          <w:sz w:val="24"/>
-          <w:szCs w:val="24"/>
-          <w:lang w:eastAsia="hu-HU"/>
-        </w:rPr>
-        <w:t>Code</w:t>
-      </w:r>
-      <w:proofErr w:type="spellEnd"/>
-    </w:p>
-    <w:p>
-      <w:pPr>
-        <w:spacing w:line="360" w:lineRule="auto"/>
-        <w:jc w:val="both"/>
-        <w:rPr>
-          <w:rFonts w:ascii="Times New Roman" w:hAnsi="Times New Roman" w:cs="Times New Roman"/>
-          <w:sz w:val="24"/>
-          <w:szCs w:val="24"/>
-        </w:rPr>
-      </w:pPr>
-      <w:r>
-        <w:rPr>
-          <w:rFonts w:ascii="Times New Roman" w:hAnsi="Times New Roman" w:cs="Times New Roman"/>
-          <w:sz w:val="24"/>
-          <w:szCs w:val="24"/>
-        </w:rPr>
-        <w:t xml:space="preserve">A Visual </w:t>
-      </w:r>
-      <w:proofErr w:type="spellStart"/>
-      <w:r>
-        <w:rPr>
-          <w:rFonts w:ascii="Times New Roman" w:hAnsi="Times New Roman" w:cs="Times New Roman"/>
-          <w:sz w:val="24"/>
-          <w:szCs w:val="24"/>
-        </w:rPr>
-        <w:t>Studio</w:t>
-      </w:r>
-      <w:proofErr w:type="spellEnd"/>
-      <w:r>
-        <w:rPr>
-          <w:rFonts w:ascii="Times New Roman" w:hAnsi="Times New Roman" w:cs="Times New Roman"/>
-          <w:sz w:val="24"/>
-          <w:szCs w:val="24"/>
-        </w:rPr>
-        <w:t xml:space="preserve"> </w:t>
-      </w:r>
-      <w:proofErr w:type="spellStart"/>
-      <w:r>
-        <w:rPr>
-          <w:rFonts w:ascii="Times New Roman" w:hAnsi="Times New Roman" w:cs="Times New Roman"/>
-          <w:sz w:val="24"/>
-          <w:szCs w:val="24"/>
-        </w:rPr>
-        <w:t>Code</w:t>
-      </w:r>
-      <w:proofErr w:type="spellEnd"/>
-      <w:r>
-        <w:rPr>
-          <w:rFonts w:ascii="Times New Roman" w:hAnsi="Times New Roman" w:cs="Times New Roman"/>
-          <w:sz w:val="24"/>
-          <w:szCs w:val="24"/>
-        </w:rPr>
-        <w:t xml:space="preserve"> egy ingyenes forráskódszerkesztő, amely számos programozási nyelvet támogat. A projekt során a frontend és backend kódok megírására és szerkesztésére használtuk. Bővítményei segítségével hatékonyabbá tette a fejlesztési folyamatot.</w:t>
-      </w:r>
-    </w:p>
-    <w:p>
-      <w:pPr>
-        <w:spacing w:line="360" w:lineRule="auto"/>
-        <w:jc w:val="both"/>
-        <w:rPr>
-          <w:rFonts w:ascii="Times New Roman" w:hAnsi="Times New Roman" w:cs="Times New Roman"/>
-          <w:b/>
-          <w:sz w:val="24"/>
-          <w:szCs w:val="24"/>
-        </w:rPr>
-      </w:pPr>
-      <w:r>
-        <w:rPr>
-          <w:rFonts w:ascii="Times New Roman" w:hAnsi="Times New Roman" w:cs="Times New Roman"/>
-          <w:b/>
-          <w:sz w:val="24"/>
-          <w:szCs w:val="24"/>
-        </w:rPr>
-        <w:t xml:space="preserve">Docker </w:t>
-      </w:r>
-      <w:proofErr w:type="spellStart"/>
-      <w:r>
-        <w:rPr>
-          <w:rFonts w:ascii="Times New Roman" w:hAnsi="Times New Roman" w:cs="Times New Roman"/>
-          <w:b/>
-          <w:sz w:val="24"/>
-          <w:szCs w:val="24"/>
-        </w:rPr>
-        <w:t>Desktop</w:t>
-      </w:r>
-      <w:proofErr w:type="spellEnd"/>
-    </w:p>
-    <w:p>
-      <w:pPr>
-        <w:spacing w:line="360" w:lineRule="auto"/>
-        <w:jc w:val="both"/>
-        <w:rPr>
-          <w:rFonts w:ascii="Times New Roman" w:hAnsi="Times New Roman" w:cs="Times New Roman"/>
-          <w:sz w:val="24"/>
-          <w:szCs w:val="24"/>
-        </w:rPr>
-      </w:pPr>
-      <w:r>
-        <w:rPr>
-          <w:rFonts w:ascii="Times New Roman" w:hAnsi="Times New Roman" w:cs="Times New Roman"/>
-          <w:sz w:val="24"/>
-          <w:szCs w:val="24"/>
-        </w:rPr>
-        <w:t xml:space="preserve">A Docker </w:t>
-      </w:r>
-      <w:proofErr w:type="spellStart"/>
-      <w:r>
-        <w:rPr>
-          <w:rFonts w:ascii="Times New Roman" w:hAnsi="Times New Roman" w:cs="Times New Roman"/>
-          <w:sz w:val="24"/>
-          <w:szCs w:val="24"/>
-        </w:rPr>
-        <w:t>Desktop</w:t>
-      </w:r>
-      <w:proofErr w:type="spellEnd"/>
-      <w:r>
-        <w:rPr>
-          <w:rFonts w:ascii="Times New Roman" w:hAnsi="Times New Roman" w:cs="Times New Roman"/>
-          <w:sz w:val="24"/>
-          <w:szCs w:val="24"/>
-        </w:rPr>
-        <w:t xml:space="preserve"> egy </w:t>
-      </w:r>
-      <w:proofErr w:type="spellStart"/>
-      <w:r>
-        <w:rPr>
-          <w:rFonts w:ascii="Times New Roman" w:hAnsi="Times New Roman" w:cs="Times New Roman"/>
-          <w:sz w:val="24"/>
-          <w:szCs w:val="24"/>
-        </w:rPr>
-        <w:t>konténerizációs</w:t>
-      </w:r>
-      <w:proofErr w:type="spellEnd"/>
-      <w:r>
-        <w:rPr>
-          <w:rFonts w:ascii="Times New Roman" w:hAnsi="Times New Roman" w:cs="Times New Roman"/>
-          <w:sz w:val="24"/>
-          <w:szCs w:val="24"/>
-        </w:rPr>
-        <w:t xml:space="preserve"> platform, amely lehetővé teszi alkalmazások futtatását elkülönített környezetben. A projekt során a fejlesztői környezet kialakítására és a rendszer helyi futtatására használtuk. Segítségével biztosítottuk az egységes környezetet a backend és az adatbázis számára, valamint leegyszerűsítettük a telepítési és futtatási folyamatot. A konténerek használata megkönnyítette a projekt hordozhatóságát és a csapattagok közötti egységes működést.</w:t>
-      </w:r>
-    </w:p>
-    <w:p>
-      <w:pPr>
-        <w:spacing w:line="360" w:lineRule="auto"/>
-        <w:jc w:val="both"/>
-        <w:rPr>
-          <w:rFonts w:ascii="Times New Roman" w:hAnsi="Times New Roman" w:cs="Times New Roman"/>
-          <w:b/>
-          <w:sz w:val="24"/>
-          <w:szCs w:val="24"/>
-          <w:lang w:eastAsia="hu-HU"/>
-        </w:rPr>
-      </w:pPr>
-      <w:proofErr w:type="spellStart"/>
-      <w:r>
-        <w:rPr>
-          <w:rFonts w:ascii="Times New Roman" w:hAnsi="Times New Roman" w:cs="Times New Roman"/>
-          <w:b/>
-          <w:sz w:val="24"/>
-          <w:szCs w:val="24"/>
-          <w:lang w:eastAsia="hu-HU"/>
-        </w:rPr>
-        <w:t>Discord</w:t>
-      </w:r>
-      <w:proofErr w:type="spellEnd"/>
-    </w:p>
-    <w:p>
-      <w:pPr>
-        <w:spacing w:line="360" w:lineRule="auto"/>
-        <w:jc w:val="both"/>
-        <w:rPr>
-          <w:rFonts w:ascii="Times New Roman" w:hAnsi="Times New Roman" w:cs="Times New Roman"/>
-          <w:sz w:val="24"/>
-          <w:szCs w:val="24"/>
-        </w:rPr>
-      </w:pPr>
-      <w:r>
-        <w:rPr>
-          <w:rFonts w:ascii="Times New Roman" w:hAnsi="Times New Roman" w:cs="Times New Roman"/>
-          <w:sz w:val="24"/>
-          <w:szCs w:val="24"/>
-        </w:rPr>
-        <w:t xml:space="preserve">A </w:t>
-      </w:r>
-      <w:proofErr w:type="spellStart"/>
-      <w:r>
-        <w:rPr>
-          <w:rFonts w:ascii="Times New Roman" w:hAnsi="Times New Roman" w:cs="Times New Roman"/>
-          <w:sz w:val="24"/>
-          <w:szCs w:val="24"/>
-        </w:rPr>
-        <w:t>Discord</w:t>
-      </w:r>
-      <w:proofErr w:type="spellEnd"/>
-      <w:r>
-        <w:rPr>
-          <w:rFonts w:ascii="Times New Roman" w:hAnsi="Times New Roman" w:cs="Times New Roman"/>
-          <w:sz w:val="24"/>
-          <w:szCs w:val="24"/>
-        </w:rPr>
-        <w:t xml:space="preserve"> egy online kommunikációs platform, amely szöveges és hangalapú kapcsolattartást tesz lehetővé. A projekt során a csapattagok közötti kommunikációra és egyeztetésre használtuk. Elősegítette az információk gyors megosztását és az együttműködést.</w:t>
-      </w:r>
-    </w:p>
-    <w:p>
-      <w:pPr>
-        <w:spacing w:line="360" w:lineRule="auto"/>
-        <w:jc w:val="both"/>
-        <w:rPr>
-          <w:rFonts w:ascii="Times New Roman" w:hAnsi="Times New Roman" w:cs="Times New Roman"/>
-          <w:b/>
-          <w:sz w:val="24"/>
-          <w:szCs w:val="24"/>
-          <w:lang w:eastAsia="hu-HU"/>
-        </w:rPr>
-      </w:pPr>
-      <w:proofErr w:type="spellStart"/>
-      <w:r>
-        <w:rPr>
-          <w:rFonts w:ascii="Times New Roman" w:hAnsi="Times New Roman" w:cs="Times New Roman"/>
-          <w:b/>
-          <w:sz w:val="24"/>
-          <w:szCs w:val="24"/>
-          <w:lang w:eastAsia="hu-HU"/>
-        </w:rPr>
-        <w:t>Inkscape</w:t>
-      </w:r>
-      <w:proofErr w:type="spellEnd"/>
-    </w:p>
-    <w:p>
-      <w:pPr>
-        <w:spacing w:line="360" w:lineRule="auto"/>
-        <w:jc w:val="both"/>
-        <w:rPr>
-          <w:rFonts w:ascii="Times New Roman" w:hAnsi="Times New Roman" w:cs="Times New Roman"/>
-          <w:sz w:val="24"/>
-          <w:szCs w:val="24"/>
-        </w:rPr>
-      </w:pPr>
-      <w:r>
-        <w:rPr>
-          <w:rFonts w:ascii="Times New Roman" w:hAnsi="Times New Roman" w:cs="Times New Roman"/>
-          <w:sz w:val="24"/>
-          <w:szCs w:val="24"/>
-        </w:rPr>
-        <w:t xml:space="preserve">Az </w:t>
-      </w:r>
-      <w:proofErr w:type="spellStart"/>
-      <w:r>
-        <w:rPr>
-          <w:rFonts w:ascii="Times New Roman" w:hAnsi="Times New Roman" w:cs="Times New Roman"/>
-          <w:sz w:val="24"/>
-          <w:szCs w:val="24"/>
-        </w:rPr>
-        <w:t>Inkscape</w:t>
-      </w:r>
-      <w:proofErr w:type="spellEnd"/>
-      <w:r>
-        <w:rPr>
-          <w:rFonts w:ascii="Times New Roman" w:hAnsi="Times New Roman" w:cs="Times New Roman"/>
-          <w:sz w:val="24"/>
-          <w:szCs w:val="24"/>
-        </w:rPr>
-        <w:t xml:space="preserve"> egy ingyenes, nyílt forráskódú vektorgrafikus szerkesztőprogram. A projekt logójának megtervezésére és elkészítésére használtuk. Lehetővé tette jó minőségű, méretezhető grafikai elemek létrehozását.</w:t>
-      </w:r>
-    </w:p>
-    <w:p>
-      <w:pPr>
-        <w:spacing w:line="360" w:lineRule="auto"/>
-        <w:jc w:val="both"/>
-        <w:rPr>
-          <w:rFonts w:ascii="Times New Roman" w:hAnsi="Times New Roman" w:cs="Times New Roman"/>
-          <w:b/>
-          <w:sz w:val="24"/>
-          <w:szCs w:val="24"/>
-        </w:rPr>
-      </w:pPr>
-      <w:proofErr w:type="spellStart"/>
-      <w:r>
-        <w:rPr>
-          <w:rFonts w:ascii="Times New Roman" w:hAnsi="Times New Roman" w:cs="Times New Roman"/>
-          <w:b/>
-          <w:sz w:val="24"/>
-          <w:szCs w:val="24"/>
-        </w:rPr>
-        <w:t>Canva</w:t>
-      </w:r>
-      <w:proofErr w:type="spellEnd"/>
-    </w:p>
-    <w:p>
-      <w:pPr>
-        <w:spacing w:line="360" w:lineRule="auto"/>
-        <w:jc w:val="both"/>
-        <w:rPr>
-          <w:rFonts w:ascii="Times New Roman" w:hAnsi="Times New Roman" w:cs="Times New Roman"/>
-          <w:sz w:val="24"/>
-          <w:szCs w:val="24"/>
-        </w:rPr>
-      </w:pPr>
-      <w:r>
-        <w:rPr>
-          <w:rFonts w:ascii="Times New Roman" w:hAnsi="Times New Roman" w:cs="Times New Roman"/>
-          <w:sz w:val="24"/>
-          <w:szCs w:val="24"/>
-        </w:rPr>
-        <w:t xml:space="preserve">A </w:t>
-      </w:r>
-      <w:proofErr w:type="spellStart"/>
-      <w:r>
-        <w:rPr>
-          <w:rFonts w:ascii="Times New Roman" w:hAnsi="Times New Roman" w:cs="Times New Roman"/>
-          <w:sz w:val="24"/>
-          <w:szCs w:val="24"/>
-        </w:rPr>
-        <w:t>Canva</w:t>
-      </w:r>
-      <w:proofErr w:type="spellEnd"/>
-      <w:r>
-        <w:rPr>
-          <w:rFonts w:ascii="Times New Roman" w:hAnsi="Times New Roman" w:cs="Times New Roman"/>
-          <w:sz w:val="24"/>
-          <w:szCs w:val="24"/>
-        </w:rPr>
-        <w:t xml:space="preserve"> egy online grafikai tervezőprogram, amely sablonok és könnyen használható szerkesztőeszközök segítségével teszi lehetővé különböző vizuális tartalmak elkészítését. A projekt során a Gantt-diagram megtervezésére és elkészítésére használtuk. Segítségével átláthatóan tudtuk bemutatni a feladatok ütemezését, időtartamát és egymásra épülését. A sablonok megkönnyítették a strukturált, esztétikus megjelenítés kialakítását.</w:t>
-      </w:r>
-    </w:p>
-    <w:p>
-      <w:pPr>
-        <w:spacing w:line="360" w:lineRule="auto"/>
-        <w:rPr>
-          <w:rFonts w:ascii="Times New Roman" w:hAnsi="Times New Roman" w:cs="Times New Roman"/>
-          <w:b/>
-          <w:sz w:val="24"/>
-          <w:szCs w:val="24"/>
-        </w:rPr>
-      </w:pPr>
-      <w:r>
-        <w:rPr>
-          <w:rFonts w:ascii="Times New Roman" w:hAnsi="Times New Roman" w:cs="Times New Roman"/>
-          <w:b/>
-          <w:sz w:val="24"/>
-          <w:szCs w:val="24"/>
-        </w:rPr>
-        <w:br w:type="page"/>
-      </w:r>
-    </w:p>
-    <w:p>
-      <w:pPr>
-        <w:spacing w:line="360" w:lineRule="auto"/>
-        <w:jc w:val="both"/>
-        <w:rPr>
-          <w:rFonts w:ascii="Times New Roman" w:hAnsi="Times New Roman" w:cs="Times New Roman"/>
-          <w:b/>
-          <w:sz w:val="24"/>
-          <w:szCs w:val="24"/>
-        </w:rPr>
-      </w:pPr>
-      <w:r>
-        <w:rPr>
-          <w:rFonts w:ascii="Times New Roman" w:hAnsi="Times New Roman" w:cs="Times New Roman"/>
-          <w:b/>
-          <w:sz w:val="24"/>
-          <w:szCs w:val="24"/>
-        </w:rPr>
-        <w:lastRenderedPageBreak/>
-        <w:t>GitHub</w:t>
-      </w:r>
-    </w:p>
-    <w:p>
-      <w:pPr>
-        <w:spacing w:line="360" w:lineRule="auto"/>
-        <w:jc w:val="both"/>
-        <w:rPr>
-          <w:rFonts w:ascii="Times New Roman" w:hAnsi="Times New Roman" w:cs="Times New Roman"/>
-          <w:sz w:val="24"/>
-          <w:szCs w:val="24"/>
-        </w:rPr>
-      </w:pPr>
-      <w:r>
-        <w:rPr>
-          <w:rFonts w:ascii="Times New Roman" w:hAnsi="Times New Roman" w:cs="Times New Roman"/>
-          <w:sz w:val="24"/>
-          <w:szCs w:val="24"/>
-        </w:rPr>
-        <w:t xml:space="preserve">A GitHub egy online verziókezelő és kódtároló platform, amely a </w:t>
-      </w:r>
-      <w:proofErr w:type="spellStart"/>
-      <w:r>
-        <w:rPr>
-          <w:rFonts w:ascii="Times New Roman" w:hAnsi="Times New Roman" w:cs="Times New Roman"/>
-          <w:sz w:val="24"/>
-          <w:szCs w:val="24"/>
-        </w:rPr>
-        <w:t>Git</w:t>
-      </w:r>
-      <w:proofErr w:type="spellEnd"/>
-      <w:r>
-        <w:rPr>
-          <w:rFonts w:ascii="Times New Roman" w:hAnsi="Times New Roman" w:cs="Times New Roman"/>
-          <w:sz w:val="24"/>
-          <w:szCs w:val="24"/>
-        </w:rPr>
-        <w:t xml:space="preserve"> rendszerre épül. A projekt során a forráskód tárolására és verziókövetésére használtuk. Lehetővé tette a csapattagok számára a párhuzamos munkavégzést, a módosítások nyomon követését és az egyes verziók visszaállítását. A </w:t>
-      </w:r>
-      <w:proofErr w:type="spellStart"/>
-      <w:r>
-        <w:rPr>
-          <w:rFonts w:ascii="Times New Roman" w:hAnsi="Times New Roman" w:cs="Times New Roman"/>
-          <w:sz w:val="24"/>
-          <w:szCs w:val="24"/>
-        </w:rPr>
-        <w:t>pull</w:t>
-      </w:r>
-      <w:proofErr w:type="spellEnd"/>
-      <w:r>
-        <w:rPr>
-          <w:rFonts w:ascii="Times New Roman" w:hAnsi="Times New Roman" w:cs="Times New Roman"/>
-          <w:sz w:val="24"/>
-          <w:szCs w:val="24"/>
-        </w:rPr>
-        <w:t xml:space="preserve"> </w:t>
-      </w:r>
-      <w:proofErr w:type="spellStart"/>
-      <w:r>
-        <w:rPr>
-          <w:rFonts w:ascii="Times New Roman" w:hAnsi="Times New Roman" w:cs="Times New Roman"/>
-          <w:sz w:val="24"/>
-          <w:szCs w:val="24"/>
-        </w:rPr>
-        <w:t>requestek</w:t>
-      </w:r>
-      <w:proofErr w:type="spellEnd"/>
-      <w:r>
-        <w:rPr>
-          <w:rFonts w:ascii="Times New Roman" w:hAnsi="Times New Roman" w:cs="Times New Roman"/>
-          <w:sz w:val="24"/>
-          <w:szCs w:val="24"/>
-        </w:rPr>
-        <w:t xml:space="preserve"> és </w:t>
-      </w:r>
-      <w:proofErr w:type="spellStart"/>
-      <w:r>
-        <w:rPr>
-          <w:rFonts w:ascii="Times New Roman" w:hAnsi="Times New Roman" w:cs="Times New Roman"/>
-          <w:sz w:val="24"/>
-          <w:szCs w:val="24"/>
-        </w:rPr>
-        <w:t>branch</w:t>
-      </w:r>
-      <w:proofErr w:type="spellEnd"/>
-      <w:r>
-        <w:rPr>
-          <w:rFonts w:ascii="Times New Roman" w:hAnsi="Times New Roman" w:cs="Times New Roman"/>
-          <w:sz w:val="24"/>
-          <w:szCs w:val="24"/>
-        </w:rPr>
-        <w:t>-ek használatával biztosítottuk az átlátható és rendszerezett fejlesztési folyamatot, valamint megkönnyítettük az együttműködést.</w:t>
-      </w:r>
-    </w:p>
-    <w:p>
-      <w:pPr>
-        <w:pStyle w:val="NormlWeb"/>
-        <w:spacing w:line="360" w:lineRule="auto"/>
-      </w:pPr>
-      <w:r>
-        <w:rPr>
-          <w:rStyle w:val="whitespace-normal"/>
-          <w:b/>
-          <w:bCs/>
-        </w:rPr>
-        <w:t>dbdiagram.io</w:t>
-      </w:r>
-      <w:r>
-        <w:br/>
-        <w:t>A dbdiagram.io egy online adatbázistervező eszköz, amely lehetővé teszi adatbázis-diagramok egyszerű és gyors elkészítését. A projekt során az adatbázis szerkezetének megtervezésére és vizuális ábrázolására használtuk. Segítségével áttekinthetően tudtuk megjeleníteni a táblákat, mezőket és a köztük lévő kapcsolatokat. Megkönnyítette a struktúra megértését, a tervezési hibák felismerését, valamint támogatta a csapaton belüli egyeztetést.</w:t>
-      </w:r>
-    </w:p>
-    <w:p>
-      <w:pPr>
-        <w:spacing w:line="360" w:lineRule="auto"/>
-        <w:jc w:val="both"/>
-        <w:rPr>
-          <w:rFonts w:ascii="Times New Roman" w:hAnsi="Times New Roman" w:cs="Times New Roman"/>
-          <w:b/>
-          <w:sz w:val="24"/>
-          <w:szCs w:val="24"/>
-        </w:rPr>
-      </w:pPr>
-      <w:r>
-        <w:rPr>
-          <w:rFonts w:ascii="Times New Roman" w:hAnsi="Times New Roman" w:cs="Times New Roman"/>
-          <w:b/>
-          <w:sz w:val="24"/>
-          <w:szCs w:val="24"/>
-        </w:rPr>
-        <w:t>Microsoft Word</w:t>
-      </w:r>
-    </w:p>
-    <w:p>
-      <w:pPr>
-        <w:spacing w:line="360" w:lineRule="auto"/>
-        <w:jc w:val="both"/>
-        <w:rPr>
-          <w:rFonts w:ascii="Times New Roman" w:hAnsi="Times New Roman" w:cs="Times New Roman"/>
-          <w:b/>
-          <w:sz w:val="24"/>
-          <w:szCs w:val="24"/>
-        </w:rPr>
-      </w:pPr>
-      <w:r>
-        <w:rPr>
-          <w:rFonts w:ascii="Times New Roman" w:hAnsi="Times New Roman" w:cs="Times New Roman"/>
-          <w:sz w:val="24"/>
-          <w:szCs w:val="24"/>
-        </w:rPr>
-        <w:t>A Microsoft Word egy szövegszerkesztő program, amely a Microsoft Office irodai programcsomag része. A projekt során a dokumentáció elkészítésére használtuk. Segítségével formázott szöveges anyagokat, jegyzőkönyveket és részletes leírásokat készítettünk. A beépített stílusok, tartalomjegyzék-készítési lehetőségek és egyéb szerkesztési funkciók megkönnyítették az egységes és átlátható dokumentumstruktúra kialakítását.</w:t>
-      </w:r>
-      <w:bookmarkStart w:id="6" w:name="_GoBack"/>
-      <w:bookmarkEnd w:id="6"/>
+          <w:szCs w:val="24"/>
+        </w:rPr>
+      </w:pPr>
     </w:p>
     <w:sectPr>
-      <w:footerReference w:type="default" r:id="rId10"/>
+      <w:footerReference w:type="default" r:id="rId14"/>
       <w:pgSz w:w="11906" w:h="16838"/>
       <w:pgMar w:top="1417" w:right="1417" w:bottom="1417" w:left="1417" w:header="680" w:footer="680" w:gutter="0"/>
       <w:cols w:space="708"/>
@@ -2109,7 +4326,7 @@
   <w:endnote w:type="separator" w:id="-1">
     <w:p>
       <w:pPr>
-        <w:spacing w:after="0" w:line="240" w:lineRule="auto"/>
+        <w:spacing w:line="240" w:lineRule="auto"/>
       </w:pPr>
       <w:r>
         <w:separator/>
@@ -2119,7 +4336,7 @@
   <w:endnote w:type="continuationSeparator" w:id="0">
     <w:p>
       <w:pPr>
-        <w:spacing w:after="0" w:line="240" w:lineRule="auto"/>
+        <w:spacing w:line="240" w:lineRule="auto"/>
       </w:pPr>
       <w:r>
         <w:continuationSeparator/>
@@ -2177,7 +4394,7 @@
   <w:footnote w:type="separator" w:id="-1">
     <w:p>
       <w:pPr>
-        <w:spacing w:after="0" w:line="240" w:lineRule="auto"/>
+        <w:spacing w:line="240" w:lineRule="auto"/>
       </w:pPr>
       <w:r>
         <w:separator/>
@@ -2187,26 +4404,10 @@
   <w:footnote w:type="continuationSeparator" w:id="0">
     <w:p>
       <w:pPr>
-        <w:spacing w:after="0" w:line="240" w:lineRule="auto"/>
+        <w:spacing w:line="240" w:lineRule="auto"/>
       </w:pPr>
       <w:r>
         <w:continuationSeparator/>
-      </w:r>
-    </w:p>
-  </w:footnote>
-  <w:footnote w:id="1">
-    <w:p>
-      <w:pPr>
-        <w:pStyle w:val="Lbjegyzetszveg"/>
-      </w:pPr>
-      <w:r>
-        <w:rPr>
-          <w:rStyle w:val="Lbjegyzet-hivatkozs"/>
-        </w:rPr>
-        <w:footnoteRef/>
-      </w:r>
-      <w:r>
-        <w:t xml:space="preserve"> Gantt diagram saját forrás</w:t>
       </w:r>
     </w:p>
   </w:footnote>
@@ -2216,6 +4417,2735 @@
 <file path=word/numbering.xml><?xml version="1.0" encoding="utf-8"?>
 <w:numbering xmlns:wpc="http://schemas.microsoft.com/office/word/2010/wordprocessingCanvas" xmlns:cx="http://schemas.microsoft.com/office/drawing/2014/chartex" xmlns:cx1="http://schemas.microsoft.com/office/drawing/2015/9/8/chartex" xmlns:cx2="http://schemas.microsoft.com/office/drawing/2015/10/21/chartex" xmlns:cx3="http://schemas.microsoft.com/office/drawing/2016/5/9/chartex" xmlns:cx4="http://schemas.microsoft.com/office/drawing/2016/5/10/chartex" xmlns:cx5="http://schemas.microsoft.com/office/drawing/2016/5/11/chartex" xmlns:cx6="http://schemas.microsoft.com/office/drawing/2016/5/12/chartex" xmlns:cx7="http://schemas.microsoft.com/office/drawing/2016/5/13/chartex" xmlns:cx8="http://schemas.microsoft.com/office/drawing/2016/5/14/chartex" xmlns:mc="http://schemas.openxmlformats.org/markup-compatibility/2006" xmlns:aink="http://schemas.microsoft.com/office/drawing/2016/ink" xmlns:am3d="http://schemas.microsoft.com/office/drawing/2017/model3d" xmlns:o="urn:schemas-microsoft-com:office:office" xmlns:r="http://schemas.openxmlformats.org/officeDocument/2006/relationships" xmlns:m="http://schemas.openxmlformats.org/officeDocument/2006/math" xmlns:v="urn:schemas-microsoft-com:vml" xmlns:wp14="http://schemas.microsoft.com/office/word/2010/wordprocessingDrawing" xmlns:wp="http://schemas.openxmlformats.org/drawingml/2006/wordprocessingDrawing" xmlns:w10="urn:schemas-microsoft-com:office:word" xmlns:w="http://schemas.openxmlformats.org/wordprocessingml/2006/main" xmlns:w14="http://schemas.microsoft.com/office/word/2010/wordml" xmlns:w15="http://schemas.microsoft.com/office/word/2012/wordml" xmlns:w16cid="http://schemas.microsoft.com/office/word/2016/wordml/cid" xmlns:w16se="http://schemas.microsoft.com/office/word/2015/wordml/symex" xmlns:wpg="http://schemas.microsoft.com/office/word/2010/wordprocessingGroup" xmlns:wpi="http://schemas.microsoft.com/office/word/2010/wordprocessingInk" xmlns:wne="http://schemas.microsoft.com/office/word/2006/wordml" xmlns:wps="http://schemas.microsoft.com/office/word/2010/wordprocessingShape" mc:Ignorable="w14 w15 w16se w16cid wp14">
   <w:abstractNum w:abstractNumId="0" w15:restartNumberingAfterBreak="0">
+    <w:nsid w:val="06325658"/>
+    <w:multiLevelType w:val="multilevel"/>
+    <w:tmpl w:val="8FDECDD2"/>
+    <w:lvl w:ilvl="0">
+      <w:start w:val="1"/>
+      <w:numFmt w:val="bullet"/>
+      <w:lvlText w:val=""/>
+      <w:lvlJc w:val="left"/>
+      <w:pPr>
+        <w:tabs>
+          <w:tab w:val="num" w:pos="720"/>
+        </w:tabs>
+        <w:ind w:left="720" w:hanging="360"/>
+      </w:pPr>
+      <w:rPr>
+        <w:rFonts w:ascii="Symbol" w:hAnsi="Symbol" w:hint="default"/>
+        <w:sz w:val="20"/>
+      </w:rPr>
+    </w:lvl>
+    <w:lvl w:ilvl="1" w:tentative="1">
+      <w:start w:val="1"/>
+      <w:numFmt w:val="bullet"/>
+      <w:lvlText w:val="o"/>
+      <w:lvlJc w:val="left"/>
+      <w:pPr>
+        <w:tabs>
+          <w:tab w:val="num" w:pos="1440"/>
+        </w:tabs>
+        <w:ind w:left="1440" w:hanging="360"/>
+      </w:pPr>
+      <w:rPr>
+        <w:rFonts w:ascii="Courier New" w:hAnsi="Courier New" w:hint="default"/>
+        <w:sz w:val="20"/>
+      </w:rPr>
+    </w:lvl>
+    <w:lvl w:ilvl="2" w:tentative="1">
+      <w:start w:val="1"/>
+      <w:numFmt w:val="bullet"/>
+      <w:lvlText w:val=""/>
+      <w:lvlJc w:val="left"/>
+      <w:pPr>
+        <w:tabs>
+          <w:tab w:val="num" w:pos="2160"/>
+        </w:tabs>
+        <w:ind w:left="2160" w:hanging="360"/>
+      </w:pPr>
+      <w:rPr>
+        <w:rFonts w:ascii="Wingdings" w:hAnsi="Wingdings" w:hint="default"/>
+        <w:sz w:val="20"/>
+      </w:rPr>
+    </w:lvl>
+    <w:lvl w:ilvl="3" w:tentative="1">
+      <w:start w:val="1"/>
+      <w:numFmt w:val="bullet"/>
+      <w:lvlText w:val=""/>
+      <w:lvlJc w:val="left"/>
+      <w:pPr>
+        <w:tabs>
+          <w:tab w:val="num" w:pos="2880"/>
+        </w:tabs>
+        <w:ind w:left="2880" w:hanging="360"/>
+      </w:pPr>
+      <w:rPr>
+        <w:rFonts w:ascii="Wingdings" w:hAnsi="Wingdings" w:hint="default"/>
+        <w:sz w:val="20"/>
+      </w:rPr>
+    </w:lvl>
+    <w:lvl w:ilvl="4" w:tentative="1">
+      <w:start w:val="1"/>
+      <w:numFmt w:val="bullet"/>
+      <w:lvlText w:val=""/>
+      <w:lvlJc w:val="left"/>
+      <w:pPr>
+        <w:tabs>
+          <w:tab w:val="num" w:pos="3600"/>
+        </w:tabs>
+        <w:ind w:left="3600" w:hanging="360"/>
+      </w:pPr>
+      <w:rPr>
+        <w:rFonts w:ascii="Wingdings" w:hAnsi="Wingdings" w:hint="default"/>
+        <w:sz w:val="20"/>
+      </w:rPr>
+    </w:lvl>
+    <w:lvl w:ilvl="5" w:tentative="1">
+      <w:start w:val="1"/>
+      <w:numFmt w:val="bullet"/>
+      <w:lvlText w:val=""/>
+      <w:lvlJc w:val="left"/>
+      <w:pPr>
+        <w:tabs>
+          <w:tab w:val="num" w:pos="4320"/>
+        </w:tabs>
+        <w:ind w:left="4320" w:hanging="360"/>
+      </w:pPr>
+      <w:rPr>
+        <w:rFonts w:ascii="Wingdings" w:hAnsi="Wingdings" w:hint="default"/>
+        <w:sz w:val="20"/>
+      </w:rPr>
+    </w:lvl>
+    <w:lvl w:ilvl="6" w:tentative="1">
+      <w:start w:val="1"/>
+      <w:numFmt w:val="bullet"/>
+      <w:lvlText w:val=""/>
+      <w:lvlJc w:val="left"/>
+      <w:pPr>
+        <w:tabs>
+          <w:tab w:val="num" w:pos="5040"/>
+        </w:tabs>
+        <w:ind w:left="5040" w:hanging="360"/>
+      </w:pPr>
+      <w:rPr>
+        <w:rFonts w:ascii="Wingdings" w:hAnsi="Wingdings" w:hint="default"/>
+        <w:sz w:val="20"/>
+      </w:rPr>
+    </w:lvl>
+    <w:lvl w:ilvl="7" w:tentative="1">
+      <w:start w:val="1"/>
+      <w:numFmt w:val="bullet"/>
+      <w:lvlText w:val=""/>
+      <w:lvlJc w:val="left"/>
+      <w:pPr>
+        <w:tabs>
+          <w:tab w:val="num" w:pos="5760"/>
+        </w:tabs>
+        <w:ind w:left="5760" w:hanging="360"/>
+      </w:pPr>
+      <w:rPr>
+        <w:rFonts w:ascii="Wingdings" w:hAnsi="Wingdings" w:hint="default"/>
+        <w:sz w:val="20"/>
+      </w:rPr>
+    </w:lvl>
+    <w:lvl w:ilvl="8" w:tentative="1">
+      <w:start w:val="1"/>
+      <w:numFmt w:val="bullet"/>
+      <w:lvlText w:val=""/>
+      <w:lvlJc w:val="left"/>
+      <w:pPr>
+        <w:tabs>
+          <w:tab w:val="num" w:pos="6480"/>
+        </w:tabs>
+        <w:ind w:left="6480" w:hanging="360"/>
+      </w:pPr>
+      <w:rPr>
+        <w:rFonts w:ascii="Wingdings" w:hAnsi="Wingdings" w:hint="default"/>
+        <w:sz w:val="20"/>
+      </w:rPr>
+    </w:lvl>
+  </w:abstractNum>
+  <w:abstractNum w:abstractNumId="1" w15:restartNumberingAfterBreak="0">
+    <w:nsid w:val="0F4F0E45"/>
+    <w:multiLevelType w:val="multilevel"/>
+    <w:tmpl w:val="31FE6006"/>
+    <w:lvl w:ilvl="0">
+      <w:start w:val="1"/>
+      <w:numFmt w:val="bullet"/>
+      <w:lvlText w:val=""/>
+      <w:lvlJc w:val="left"/>
+      <w:pPr>
+        <w:tabs>
+          <w:tab w:val="num" w:pos="720"/>
+        </w:tabs>
+        <w:ind w:left="720" w:hanging="360"/>
+      </w:pPr>
+      <w:rPr>
+        <w:rFonts w:ascii="Symbol" w:hAnsi="Symbol" w:hint="default"/>
+        <w:sz w:val="20"/>
+      </w:rPr>
+    </w:lvl>
+    <w:lvl w:ilvl="1" w:tentative="1">
+      <w:start w:val="1"/>
+      <w:numFmt w:val="bullet"/>
+      <w:lvlText w:val="o"/>
+      <w:lvlJc w:val="left"/>
+      <w:pPr>
+        <w:tabs>
+          <w:tab w:val="num" w:pos="1440"/>
+        </w:tabs>
+        <w:ind w:left="1440" w:hanging="360"/>
+      </w:pPr>
+      <w:rPr>
+        <w:rFonts w:ascii="Courier New" w:hAnsi="Courier New" w:hint="default"/>
+        <w:sz w:val="20"/>
+      </w:rPr>
+    </w:lvl>
+    <w:lvl w:ilvl="2" w:tentative="1">
+      <w:start w:val="1"/>
+      <w:numFmt w:val="bullet"/>
+      <w:lvlText w:val=""/>
+      <w:lvlJc w:val="left"/>
+      <w:pPr>
+        <w:tabs>
+          <w:tab w:val="num" w:pos="2160"/>
+        </w:tabs>
+        <w:ind w:left="2160" w:hanging="360"/>
+      </w:pPr>
+      <w:rPr>
+        <w:rFonts w:ascii="Wingdings" w:hAnsi="Wingdings" w:hint="default"/>
+        <w:sz w:val="20"/>
+      </w:rPr>
+    </w:lvl>
+    <w:lvl w:ilvl="3" w:tentative="1">
+      <w:start w:val="1"/>
+      <w:numFmt w:val="bullet"/>
+      <w:lvlText w:val=""/>
+      <w:lvlJc w:val="left"/>
+      <w:pPr>
+        <w:tabs>
+          <w:tab w:val="num" w:pos="2880"/>
+        </w:tabs>
+        <w:ind w:left="2880" w:hanging="360"/>
+      </w:pPr>
+      <w:rPr>
+        <w:rFonts w:ascii="Wingdings" w:hAnsi="Wingdings" w:hint="default"/>
+        <w:sz w:val="20"/>
+      </w:rPr>
+    </w:lvl>
+    <w:lvl w:ilvl="4" w:tentative="1">
+      <w:start w:val="1"/>
+      <w:numFmt w:val="bullet"/>
+      <w:lvlText w:val=""/>
+      <w:lvlJc w:val="left"/>
+      <w:pPr>
+        <w:tabs>
+          <w:tab w:val="num" w:pos="3600"/>
+        </w:tabs>
+        <w:ind w:left="3600" w:hanging="360"/>
+      </w:pPr>
+      <w:rPr>
+        <w:rFonts w:ascii="Wingdings" w:hAnsi="Wingdings" w:hint="default"/>
+        <w:sz w:val="20"/>
+      </w:rPr>
+    </w:lvl>
+    <w:lvl w:ilvl="5" w:tentative="1">
+      <w:start w:val="1"/>
+      <w:numFmt w:val="bullet"/>
+      <w:lvlText w:val=""/>
+      <w:lvlJc w:val="left"/>
+      <w:pPr>
+        <w:tabs>
+          <w:tab w:val="num" w:pos="4320"/>
+        </w:tabs>
+        <w:ind w:left="4320" w:hanging="360"/>
+      </w:pPr>
+      <w:rPr>
+        <w:rFonts w:ascii="Wingdings" w:hAnsi="Wingdings" w:hint="default"/>
+        <w:sz w:val="20"/>
+      </w:rPr>
+    </w:lvl>
+    <w:lvl w:ilvl="6" w:tentative="1">
+      <w:start w:val="1"/>
+      <w:numFmt w:val="bullet"/>
+      <w:lvlText w:val=""/>
+      <w:lvlJc w:val="left"/>
+      <w:pPr>
+        <w:tabs>
+          <w:tab w:val="num" w:pos="5040"/>
+        </w:tabs>
+        <w:ind w:left="5040" w:hanging="360"/>
+      </w:pPr>
+      <w:rPr>
+        <w:rFonts w:ascii="Wingdings" w:hAnsi="Wingdings" w:hint="default"/>
+        <w:sz w:val="20"/>
+      </w:rPr>
+    </w:lvl>
+    <w:lvl w:ilvl="7" w:tentative="1">
+      <w:start w:val="1"/>
+      <w:numFmt w:val="bullet"/>
+      <w:lvlText w:val=""/>
+      <w:lvlJc w:val="left"/>
+      <w:pPr>
+        <w:tabs>
+          <w:tab w:val="num" w:pos="5760"/>
+        </w:tabs>
+        <w:ind w:left="5760" w:hanging="360"/>
+      </w:pPr>
+      <w:rPr>
+        <w:rFonts w:ascii="Wingdings" w:hAnsi="Wingdings" w:hint="default"/>
+        <w:sz w:val="20"/>
+      </w:rPr>
+    </w:lvl>
+    <w:lvl w:ilvl="8" w:tentative="1">
+      <w:start w:val="1"/>
+      <w:numFmt w:val="bullet"/>
+      <w:lvlText w:val=""/>
+      <w:lvlJc w:val="left"/>
+      <w:pPr>
+        <w:tabs>
+          <w:tab w:val="num" w:pos="6480"/>
+        </w:tabs>
+        <w:ind w:left="6480" w:hanging="360"/>
+      </w:pPr>
+      <w:rPr>
+        <w:rFonts w:ascii="Wingdings" w:hAnsi="Wingdings" w:hint="default"/>
+        <w:sz w:val="20"/>
+      </w:rPr>
+    </w:lvl>
+  </w:abstractNum>
+  <w:abstractNum w:abstractNumId="2" w15:restartNumberingAfterBreak="0">
+    <w:nsid w:val="1DB67F0E"/>
+    <w:multiLevelType w:val="multilevel"/>
+    <w:tmpl w:val="2304A09C"/>
+    <w:lvl w:ilvl="0">
+      <w:start w:val="1"/>
+      <w:numFmt w:val="bullet"/>
+      <w:lvlText w:val=""/>
+      <w:lvlJc w:val="left"/>
+      <w:pPr>
+        <w:tabs>
+          <w:tab w:val="num" w:pos="720"/>
+        </w:tabs>
+        <w:ind w:left="720" w:hanging="360"/>
+      </w:pPr>
+      <w:rPr>
+        <w:rFonts w:ascii="Symbol" w:hAnsi="Symbol" w:hint="default"/>
+        <w:sz w:val="20"/>
+      </w:rPr>
+    </w:lvl>
+    <w:lvl w:ilvl="1" w:tentative="1">
+      <w:start w:val="1"/>
+      <w:numFmt w:val="bullet"/>
+      <w:lvlText w:val="o"/>
+      <w:lvlJc w:val="left"/>
+      <w:pPr>
+        <w:tabs>
+          <w:tab w:val="num" w:pos="1440"/>
+        </w:tabs>
+        <w:ind w:left="1440" w:hanging="360"/>
+      </w:pPr>
+      <w:rPr>
+        <w:rFonts w:ascii="Courier New" w:hAnsi="Courier New" w:hint="default"/>
+        <w:sz w:val="20"/>
+      </w:rPr>
+    </w:lvl>
+    <w:lvl w:ilvl="2" w:tentative="1">
+      <w:start w:val="1"/>
+      <w:numFmt w:val="bullet"/>
+      <w:lvlText w:val=""/>
+      <w:lvlJc w:val="left"/>
+      <w:pPr>
+        <w:tabs>
+          <w:tab w:val="num" w:pos="2160"/>
+        </w:tabs>
+        <w:ind w:left="2160" w:hanging="360"/>
+      </w:pPr>
+      <w:rPr>
+        <w:rFonts w:ascii="Wingdings" w:hAnsi="Wingdings" w:hint="default"/>
+        <w:sz w:val="20"/>
+      </w:rPr>
+    </w:lvl>
+    <w:lvl w:ilvl="3" w:tentative="1">
+      <w:start w:val="1"/>
+      <w:numFmt w:val="bullet"/>
+      <w:lvlText w:val=""/>
+      <w:lvlJc w:val="left"/>
+      <w:pPr>
+        <w:tabs>
+          <w:tab w:val="num" w:pos="2880"/>
+        </w:tabs>
+        <w:ind w:left="2880" w:hanging="360"/>
+      </w:pPr>
+      <w:rPr>
+        <w:rFonts w:ascii="Wingdings" w:hAnsi="Wingdings" w:hint="default"/>
+        <w:sz w:val="20"/>
+      </w:rPr>
+    </w:lvl>
+    <w:lvl w:ilvl="4" w:tentative="1">
+      <w:start w:val="1"/>
+      <w:numFmt w:val="bullet"/>
+      <w:lvlText w:val=""/>
+      <w:lvlJc w:val="left"/>
+      <w:pPr>
+        <w:tabs>
+          <w:tab w:val="num" w:pos="3600"/>
+        </w:tabs>
+        <w:ind w:left="3600" w:hanging="360"/>
+      </w:pPr>
+      <w:rPr>
+        <w:rFonts w:ascii="Wingdings" w:hAnsi="Wingdings" w:hint="default"/>
+        <w:sz w:val="20"/>
+      </w:rPr>
+    </w:lvl>
+    <w:lvl w:ilvl="5" w:tentative="1">
+      <w:start w:val="1"/>
+      <w:numFmt w:val="bullet"/>
+      <w:lvlText w:val=""/>
+      <w:lvlJc w:val="left"/>
+      <w:pPr>
+        <w:tabs>
+          <w:tab w:val="num" w:pos="4320"/>
+        </w:tabs>
+        <w:ind w:left="4320" w:hanging="360"/>
+      </w:pPr>
+      <w:rPr>
+        <w:rFonts w:ascii="Wingdings" w:hAnsi="Wingdings" w:hint="default"/>
+        <w:sz w:val="20"/>
+      </w:rPr>
+    </w:lvl>
+    <w:lvl w:ilvl="6" w:tentative="1">
+      <w:start w:val="1"/>
+      <w:numFmt w:val="bullet"/>
+      <w:lvlText w:val=""/>
+      <w:lvlJc w:val="left"/>
+      <w:pPr>
+        <w:tabs>
+          <w:tab w:val="num" w:pos="5040"/>
+        </w:tabs>
+        <w:ind w:left="5040" w:hanging="360"/>
+      </w:pPr>
+      <w:rPr>
+        <w:rFonts w:ascii="Wingdings" w:hAnsi="Wingdings" w:hint="default"/>
+        <w:sz w:val="20"/>
+      </w:rPr>
+    </w:lvl>
+    <w:lvl w:ilvl="7" w:tentative="1">
+      <w:start w:val="1"/>
+      <w:numFmt w:val="bullet"/>
+      <w:lvlText w:val=""/>
+      <w:lvlJc w:val="left"/>
+      <w:pPr>
+        <w:tabs>
+          <w:tab w:val="num" w:pos="5760"/>
+        </w:tabs>
+        <w:ind w:left="5760" w:hanging="360"/>
+      </w:pPr>
+      <w:rPr>
+        <w:rFonts w:ascii="Wingdings" w:hAnsi="Wingdings" w:hint="default"/>
+        <w:sz w:val="20"/>
+      </w:rPr>
+    </w:lvl>
+    <w:lvl w:ilvl="8" w:tentative="1">
+      <w:start w:val="1"/>
+      <w:numFmt w:val="bullet"/>
+      <w:lvlText w:val=""/>
+      <w:lvlJc w:val="left"/>
+      <w:pPr>
+        <w:tabs>
+          <w:tab w:val="num" w:pos="6480"/>
+        </w:tabs>
+        <w:ind w:left="6480" w:hanging="360"/>
+      </w:pPr>
+      <w:rPr>
+        <w:rFonts w:ascii="Wingdings" w:hAnsi="Wingdings" w:hint="default"/>
+        <w:sz w:val="20"/>
+      </w:rPr>
+    </w:lvl>
+  </w:abstractNum>
+  <w:abstractNum w:abstractNumId="3" w15:restartNumberingAfterBreak="0">
+    <w:nsid w:val="1F663528"/>
+    <w:multiLevelType w:val="multilevel"/>
+    <w:tmpl w:val="F288FA7E"/>
+    <w:lvl w:ilvl="0">
+      <w:start w:val="1"/>
+      <w:numFmt w:val="bullet"/>
+      <w:lvlText w:val=""/>
+      <w:lvlJc w:val="left"/>
+      <w:pPr>
+        <w:tabs>
+          <w:tab w:val="num" w:pos="720"/>
+        </w:tabs>
+        <w:ind w:left="720" w:hanging="360"/>
+      </w:pPr>
+      <w:rPr>
+        <w:rFonts w:ascii="Symbol" w:hAnsi="Symbol" w:hint="default"/>
+        <w:sz w:val="20"/>
+      </w:rPr>
+    </w:lvl>
+    <w:lvl w:ilvl="1" w:tentative="1">
+      <w:start w:val="1"/>
+      <w:numFmt w:val="bullet"/>
+      <w:lvlText w:val="o"/>
+      <w:lvlJc w:val="left"/>
+      <w:pPr>
+        <w:tabs>
+          <w:tab w:val="num" w:pos="1440"/>
+        </w:tabs>
+        <w:ind w:left="1440" w:hanging="360"/>
+      </w:pPr>
+      <w:rPr>
+        <w:rFonts w:ascii="Courier New" w:hAnsi="Courier New" w:hint="default"/>
+        <w:sz w:val="20"/>
+      </w:rPr>
+    </w:lvl>
+    <w:lvl w:ilvl="2" w:tentative="1">
+      <w:start w:val="1"/>
+      <w:numFmt w:val="bullet"/>
+      <w:lvlText w:val=""/>
+      <w:lvlJc w:val="left"/>
+      <w:pPr>
+        <w:tabs>
+          <w:tab w:val="num" w:pos="2160"/>
+        </w:tabs>
+        <w:ind w:left="2160" w:hanging="360"/>
+      </w:pPr>
+      <w:rPr>
+        <w:rFonts w:ascii="Wingdings" w:hAnsi="Wingdings" w:hint="default"/>
+        <w:sz w:val="20"/>
+      </w:rPr>
+    </w:lvl>
+    <w:lvl w:ilvl="3" w:tentative="1">
+      <w:start w:val="1"/>
+      <w:numFmt w:val="bullet"/>
+      <w:lvlText w:val=""/>
+      <w:lvlJc w:val="left"/>
+      <w:pPr>
+        <w:tabs>
+          <w:tab w:val="num" w:pos="2880"/>
+        </w:tabs>
+        <w:ind w:left="2880" w:hanging="360"/>
+      </w:pPr>
+      <w:rPr>
+        <w:rFonts w:ascii="Wingdings" w:hAnsi="Wingdings" w:hint="default"/>
+        <w:sz w:val="20"/>
+      </w:rPr>
+    </w:lvl>
+    <w:lvl w:ilvl="4" w:tentative="1">
+      <w:start w:val="1"/>
+      <w:numFmt w:val="bullet"/>
+      <w:lvlText w:val=""/>
+      <w:lvlJc w:val="left"/>
+      <w:pPr>
+        <w:tabs>
+          <w:tab w:val="num" w:pos="3600"/>
+        </w:tabs>
+        <w:ind w:left="3600" w:hanging="360"/>
+      </w:pPr>
+      <w:rPr>
+        <w:rFonts w:ascii="Wingdings" w:hAnsi="Wingdings" w:hint="default"/>
+        <w:sz w:val="20"/>
+      </w:rPr>
+    </w:lvl>
+    <w:lvl w:ilvl="5" w:tentative="1">
+      <w:start w:val="1"/>
+      <w:numFmt w:val="bullet"/>
+      <w:lvlText w:val=""/>
+      <w:lvlJc w:val="left"/>
+      <w:pPr>
+        <w:tabs>
+          <w:tab w:val="num" w:pos="4320"/>
+        </w:tabs>
+        <w:ind w:left="4320" w:hanging="360"/>
+      </w:pPr>
+      <w:rPr>
+        <w:rFonts w:ascii="Wingdings" w:hAnsi="Wingdings" w:hint="default"/>
+        <w:sz w:val="20"/>
+      </w:rPr>
+    </w:lvl>
+    <w:lvl w:ilvl="6" w:tentative="1">
+      <w:start w:val="1"/>
+      <w:numFmt w:val="bullet"/>
+      <w:lvlText w:val=""/>
+      <w:lvlJc w:val="left"/>
+      <w:pPr>
+        <w:tabs>
+          <w:tab w:val="num" w:pos="5040"/>
+        </w:tabs>
+        <w:ind w:left="5040" w:hanging="360"/>
+      </w:pPr>
+      <w:rPr>
+        <w:rFonts w:ascii="Wingdings" w:hAnsi="Wingdings" w:hint="default"/>
+        <w:sz w:val="20"/>
+      </w:rPr>
+    </w:lvl>
+    <w:lvl w:ilvl="7" w:tentative="1">
+      <w:start w:val="1"/>
+      <w:numFmt w:val="bullet"/>
+      <w:lvlText w:val=""/>
+      <w:lvlJc w:val="left"/>
+      <w:pPr>
+        <w:tabs>
+          <w:tab w:val="num" w:pos="5760"/>
+        </w:tabs>
+        <w:ind w:left="5760" w:hanging="360"/>
+      </w:pPr>
+      <w:rPr>
+        <w:rFonts w:ascii="Wingdings" w:hAnsi="Wingdings" w:hint="default"/>
+        <w:sz w:val="20"/>
+      </w:rPr>
+    </w:lvl>
+    <w:lvl w:ilvl="8" w:tentative="1">
+      <w:start w:val="1"/>
+      <w:numFmt w:val="bullet"/>
+      <w:lvlText w:val=""/>
+      <w:lvlJc w:val="left"/>
+      <w:pPr>
+        <w:tabs>
+          <w:tab w:val="num" w:pos="6480"/>
+        </w:tabs>
+        <w:ind w:left="6480" w:hanging="360"/>
+      </w:pPr>
+      <w:rPr>
+        <w:rFonts w:ascii="Wingdings" w:hAnsi="Wingdings" w:hint="default"/>
+        <w:sz w:val="20"/>
+      </w:rPr>
+    </w:lvl>
+  </w:abstractNum>
+  <w:abstractNum w:abstractNumId="4" w15:restartNumberingAfterBreak="0">
+    <w:nsid w:val="216C640F"/>
+    <w:multiLevelType w:val="multilevel"/>
+    <w:tmpl w:val="D4FE8C1E"/>
+    <w:lvl w:ilvl="0">
+      <w:start w:val="1"/>
+      <w:numFmt w:val="bullet"/>
+      <w:lvlText w:val=""/>
+      <w:lvlJc w:val="left"/>
+      <w:pPr>
+        <w:tabs>
+          <w:tab w:val="num" w:pos="720"/>
+        </w:tabs>
+        <w:ind w:left="720" w:hanging="360"/>
+      </w:pPr>
+      <w:rPr>
+        <w:rFonts w:ascii="Symbol" w:hAnsi="Symbol" w:hint="default"/>
+        <w:sz w:val="20"/>
+      </w:rPr>
+    </w:lvl>
+    <w:lvl w:ilvl="1" w:tentative="1">
+      <w:start w:val="1"/>
+      <w:numFmt w:val="bullet"/>
+      <w:lvlText w:val="o"/>
+      <w:lvlJc w:val="left"/>
+      <w:pPr>
+        <w:tabs>
+          <w:tab w:val="num" w:pos="1440"/>
+        </w:tabs>
+        <w:ind w:left="1440" w:hanging="360"/>
+      </w:pPr>
+      <w:rPr>
+        <w:rFonts w:ascii="Courier New" w:hAnsi="Courier New" w:hint="default"/>
+        <w:sz w:val="20"/>
+      </w:rPr>
+    </w:lvl>
+    <w:lvl w:ilvl="2" w:tentative="1">
+      <w:start w:val="1"/>
+      <w:numFmt w:val="bullet"/>
+      <w:lvlText w:val=""/>
+      <w:lvlJc w:val="left"/>
+      <w:pPr>
+        <w:tabs>
+          <w:tab w:val="num" w:pos="2160"/>
+        </w:tabs>
+        <w:ind w:left="2160" w:hanging="360"/>
+      </w:pPr>
+      <w:rPr>
+        <w:rFonts w:ascii="Wingdings" w:hAnsi="Wingdings" w:hint="default"/>
+        <w:sz w:val="20"/>
+      </w:rPr>
+    </w:lvl>
+    <w:lvl w:ilvl="3" w:tentative="1">
+      <w:start w:val="1"/>
+      <w:numFmt w:val="bullet"/>
+      <w:lvlText w:val=""/>
+      <w:lvlJc w:val="left"/>
+      <w:pPr>
+        <w:tabs>
+          <w:tab w:val="num" w:pos="2880"/>
+        </w:tabs>
+        <w:ind w:left="2880" w:hanging="360"/>
+      </w:pPr>
+      <w:rPr>
+        <w:rFonts w:ascii="Wingdings" w:hAnsi="Wingdings" w:hint="default"/>
+        <w:sz w:val="20"/>
+      </w:rPr>
+    </w:lvl>
+    <w:lvl w:ilvl="4" w:tentative="1">
+      <w:start w:val="1"/>
+      <w:numFmt w:val="bullet"/>
+      <w:lvlText w:val=""/>
+      <w:lvlJc w:val="left"/>
+      <w:pPr>
+        <w:tabs>
+          <w:tab w:val="num" w:pos="3600"/>
+        </w:tabs>
+        <w:ind w:left="3600" w:hanging="360"/>
+      </w:pPr>
+      <w:rPr>
+        <w:rFonts w:ascii="Wingdings" w:hAnsi="Wingdings" w:hint="default"/>
+        <w:sz w:val="20"/>
+      </w:rPr>
+    </w:lvl>
+    <w:lvl w:ilvl="5" w:tentative="1">
+      <w:start w:val="1"/>
+      <w:numFmt w:val="bullet"/>
+      <w:lvlText w:val=""/>
+      <w:lvlJc w:val="left"/>
+      <w:pPr>
+        <w:tabs>
+          <w:tab w:val="num" w:pos="4320"/>
+        </w:tabs>
+        <w:ind w:left="4320" w:hanging="360"/>
+      </w:pPr>
+      <w:rPr>
+        <w:rFonts w:ascii="Wingdings" w:hAnsi="Wingdings" w:hint="default"/>
+        <w:sz w:val="20"/>
+      </w:rPr>
+    </w:lvl>
+    <w:lvl w:ilvl="6" w:tentative="1">
+      <w:start w:val="1"/>
+      <w:numFmt w:val="bullet"/>
+      <w:lvlText w:val=""/>
+      <w:lvlJc w:val="left"/>
+      <w:pPr>
+        <w:tabs>
+          <w:tab w:val="num" w:pos="5040"/>
+        </w:tabs>
+        <w:ind w:left="5040" w:hanging="360"/>
+      </w:pPr>
+      <w:rPr>
+        <w:rFonts w:ascii="Wingdings" w:hAnsi="Wingdings" w:hint="default"/>
+        <w:sz w:val="20"/>
+      </w:rPr>
+    </w:lvl>
+    <w:lvl w:ilvl="7" w:tentative="1">
+      <w:start w:val="1"/>
+      <w:numFmt w:val="bullet"/>
+      <w:lvlText w:val=""/>
+      <w:lvlJc w:val="left"/>
+      <w:pPr>
+        <w:tabs>
+          <w:tab w:val="num" w:pos="5760"/>
+        </w:tabs>
+        <w:ind w:left="5760" w:hanging="360"/>
+      </w:pPr>
+      <w:rPr>
+        <w:rFonts w:ascii="Wingdings" w:hAnsi="Wingdings" w:hint="default"/>
+        <w:sz w:val="20"/>
+      </w:rPr>
+    </w:lvl>
+    <w:lvl w:ilvl="8" w:tentative="1">
+      <w:start w:val="1"/>
+      <w:numFmt w:val="bullet"/>
+      <w:lvlText w:val=""/>
+      <w:lvlJc w:val="left"/>
+      <w:pPr>
+        <w:tabs>
+          <w:tab w:val="num" w:pos="6480"/>
+        </w:tabs>
+        <w:ind w:left="6480" w:hanging="360"/>
+      </w:pPr>
+      <w:rPr>
+        <w:rFonts w:ascii="Wingdings" w:hAnsi="Wingdings" w:hint="default"/>
+        <w:sz w:val="20"/>
+      </w:rPr>
+    </w:lvl>
+  </w:abstractNum>
+  <w:abstractNum w:abstractNumId="5" w15:restartNumberingAfterBreak="0">
+    <w:nsid w:val="261069C7"/>
+    <w:multiLevelType w:val="multilevel"/>
+    <w:tmpl w:val="AF946A60"/>
+    <w:lvl w:ilvl="0">
+      <w:start w:val="1"/>
+      <w:numFmt w:val="bullet"/>
+      <w:lvlText w:val=""/>
+      <w:lvlJc w:val="left"/>
+      <w:pPr>
+        <w:tabs>
+          <w:tab w:val="num" w:pos="720"/>
+        </w:tabs>
+        <w:ind w:left="720" w:hanging="360"/>
+      </w:pPr>
+      <w:rPr>
+        <w:rFonts w:ascii="Symbol" w:hAnsi="Symbol" w:hint="default"/>
+        <w:sz w:val="20"/>
+      </w:rPr>
+    </w:lvl>
+    <w:lvl w:ilvl="1" w:tentative="1">
+      <w:start w:val="1"/>
+      <w:numFmt w:val="bullet"/>
+      <w:lvlText w:val="o"/>
+      <w:lvlJc w:val="left"/>
+      <w:pPr>
+        <w:tabs>
+          <w:tab w:val="num" w:pos="1440"/>
+        </w:tabs>
+        <w:ind w:left="1440" w:hanging="360"/>
+      </w:pPr>
+      <w:rPr>
+        <w:rFonts w:ascii="Courier New" w:hAnsi="Courier New" w:hint="default"/>
+        <w:sz w:val="20"/>
+      </w:rPr>
+    </w:lvl>
+    <w:lvl w:ilvl="2" w:tentative="1">
+      <w:start w:val="1"/>
+      <w:numFmt w:val="bullet"/>
+      <w:lvlText w:val=""/>
+      <w:lvlJc w:val="left"/>
+      <w:pPr>
+        <w:tabs>
+          <w:tab w:val="num" w:pos="2160"/>
+        </w:tabs>
+        <w:ind w:left="2160" w:hanging="360"/>
+      </w:pPr>
+      <w:rPr>
+        <w:rFonts w:ascii="Wingdings" w:hAnsi="Wingdings" w:hint="default"/>
+        <w:sz w:val="20"/>
+      </w:rPr>
+    </w:lvl>
+    <w:lvl w:ilvl="3" w:tentative="1">
+      <w:start w:val="1"/>
+      <w:numFmt w:val="bullet"/>
+      <w:lvlText w:val=""/>
+      <w:lvlJc w:val="left"/>
+      <w:pPr>
+        <w:tabs>
+          <w:tab w:val="num" w:pos="2880"/>
+        </w:tabs>
+        <w:ind w:left="2880" w:hanging="360"/>
+      </w:pPr>
+      <w:rPr>
+        <w:rFonts w:ascii="Wingdings" w:hAnsi="Wingdings" w:hint="default"/>
+        <w:sz w:val="20"/>
+      </w:rPr>
+    </w:lvl>
+    <w:lvl w:ilvl="4" w:tentative="1">
+      <w:start w:val="1"/>
+      <w:numFmt w:val="bullet"/>
+      <w:lvlText w:val=""/>
+      <w:lvlJc w:val="left"/>
+      <w:pPr>
+        <w:tabs>
+          <w:tab w:val="num" w:pos="3600"/>
+        </w:tabs>
+        <w:ind w:left="3600" w:hanging="360"/>
+      </w:pPr>
+      <w:rPr>
+        <w:rFonts w:ascii="Wingdings" w:hAnsi="Wingdings" w:hint="default"/>
+        <w:sz w:val="20"/>
+      </w:rPr>
+    </w:lvl>
+    <w:lvl w:ilvl="5" w:tentative="1">
+      <w:start w:val="1"/>
+      <w:numFmt w:val="bullet"/>
+      <w:lvlText w:val=""/>
+      <w:lvlJc w:val="left"/>
+      <w:pPr>
+        <w:tabs>
+          <w:tab w:val="num" w:pos="4320"/>
+        </w:tabs>
+        <w:ind w:left="4320" w:hanging="360"/>
+      </w:pPr>
+      <w:rPr>
+        <w:rFonts w:ascii="Wingdings" w:hAnsi="Wingdings" w:hint="default"/>
+        <w:sz w:val="20"/>
+      </w:rPr>
+    </w:lvl>
+    <w:lvl w:ilvl="6" w:tentative="1">
+      <w:start w:val="1"/>
+      <w:numFmt w:val="bullet"/>
+      <w:lvlText w:val=""/>
+      <w:lvlJc w:val="left"/>
+      <w:pPr>
+        <w:tabs>
+          <w:tab w:val="num" w:pos="5040"/>
+        </w:tabs>
+        <w:ind w:left="5040" w:hanging="360"/>
+      </w:pPr>
+      <w:rPr>
+        <w:rFonts w:ascii="Wingdings" w:hAnsi="Wingdings" w:hint="default"/>
+        <w:sz w:val="20"/>
+      </w:rPr>
+    </w:lvl>
+    <w:lvl w:ilvl="7" w:tentative="1">
+      <w:start w:val="1"/>
+      <w:numFmt w:val="bullet"/>
+      <w:lvlText w:val=""/>
+      <w:lvlJc w:val="left"/>
+      <w:pPr>
+        <w:tabs>
+          <w:tab w:val="num" w:pos="5760"/>
+        </w:tabs>
+        <w:ind w:left="5760" w:hanging="360"/>
+      </w:pPr>
+      <w:rPr>
+        <w:rFonts w:ascii="Wingdings" w:hAnsi="Wingdings" w:hint="default"/>
+        <w:sz w:val="20"/>
+      </w:rPr>
+    </w:lvl>
+    <w:lvl w:ilvl="8" w:tentative="1">
+      <w:start w:val="1"/>
+      <w:numFmt w:val="bullet"/>
+      <w:lvlText w:val=""/>
+      <w:lvlJc w:val="left"/>
+      <w:pPr>
+        <w:tabs>
+          <w:tab w:val="num" w:pos="6480"/>
+        </w:tabs>
+        <w:ind w:left="6480" w:hanging="360"/>
+      </w:pPr>
+      <w:rPr>
+        <w:rFonts w:ascii="Wingdings" w:hAnsi="Wingdings" w:hint="default"/>
+        <w:sz w:val="20"/>
+      </w:rPr>
+    </w:lvl>
+  </w:abstractNum>
+  <w:abstractNum w:abstractNumId="6" w15:restartNumberingAfterBreak="0">
+    <w:nsid w:val="2D9E50E3"/>
+    <w:multiLevelType w:val="multilevel"/>
+    <w:tmpl w:val="A0BCC742"/>
+    <w:lvl w:ilvl="0">
+      <w:start w:val="1"/>
+      <w:numFmt w:val="bullet"/>
+      <w:lvlText w:val=""/>
+      <w:lvlJc w:val="left"/>
+      <w:pPr>
+        <w:tabs>
+          <w:tab w:val="num" w:pos="720"/>
+        </w:tabs>
+        <w:ind w:left="720" w:hanging="360"/>
+      </w:pPr>
+      <w:rPr>
+        <w:rFonts w:ascii="Symbol" w:hAnsi="Symbol" w:hint="default"/>
+        <w:sz w:val="20"/>
+      </w:rPr>
+    </w:lvl>
+    <w:lvl w:ilvl="1" w:tentative="1">
+      <w:start w:val="1"/>
+      <w:numFmt w:val="bullet"/>
+      <w:lvlText w:val="o"/>
+      <w:lvlJc w:val="left"/>
+      <w:pPr>
+        <w:tabs>
+          <w:tab w:val="num" w:pos="1440"/>
+        </w:tabs>
+        <w:ind w:left="1440" w:hanging="360"/>
+      </w:pPr>
+      <w:rPr>
+        <w:rFonts w:ascii="Courier New" w:hAnsi="Courier New" w:hint="default"/>
+        <w:sz w:val="20"/>
+      </w:rPr>
+    </w:lvl>
+    <w:lvl w:ilvl="2" w:tentative="1">
+      <w:start w:val="1"/>
+      <w:numFmt w:val="bullet"/>
+      <w:lvlText w:val=""/>
+      <w:lvlJc w:val="left"/>
+      <w:pPr>
+        <w:tabs>
+          <w:tab w:val="num" w:pos="2160"/>
+        </w:tabs>
+        <w:ind w:left="2160" w:hanging="360"/>
+      </w:pPr>
+      <w:rPr>
+        <w:rFonts w:ascii="Wingdings" w:hAnsi="Wingdings" w:hint="default"/>
+        <w:sz w:val="20"/>
+      </w:rPr>
+    </w:lvl>
+    <w:lvl w:ilvl="3" w:tentative="1">
+      <w:start w:val="1"/>
+      <w:numFmt w:val="bullet"/>
+      <w:lvlText w:val=""/>
+      <w:lvlJc w:val="left"/>
+      <w:pPr>
+        <w:tabs>
+          <w:tab w:val="num" w:pos="2880"/>
+        </w:tabs>
+        <w:ind w:left="2880" w:hanging="360"/>
+      </w:pPr>
+      <w:rPr>
+        <w:rFonts w:ascii="Wingdings" w:hAnsi="Wingdings" w:hint="default"/>
+        <w:sz w:val="20"/>
+      </w:rPr>
+    </w:lvl>
+    <w:lvl w:ilvl="4" w:tentative="1">
+      <w:start w:val="1"/>
+      <w:numFmt w:val="bullet"/>
+      <w:lvlText w:val=""/>
+      <w:lvlJc w:val="left"/>
+      <w:pPr>
+        <w:tabs>
+          <w:tab w:val="num" w:pos="3600"/>
+        </w:tabs>
+        <w:ind w:left="3600" w:hanging="360"/>
+      </w:pPr>
+      <w:rPr>
+        <w:rFonts w:ascii="Wingdings" w:hAnsi="Wingdings" w:hint="default"/>
+        <w:sz w:val="20"/>
+      </w:rPr>
+    </w:lvl>
+    <w:lvl w:ilvl="5" w:tentative="1">
+      <w:start w:val="1"/>
+      <w:numFmt w:val="bullet"/>
+      <w:lvlText w:val=""/>
+      <w:lvlJc w:val="left"/>
+      <w:pPr>
+        <w:tabs>
+          <w:tab w:val="num" w:pos="4320"/>
+        </w:tabs>
+        <w:ind w:left="4320" w:hanging="360"/>
+      </w:pPr>
+      <w:rPr>
+        <w:rFonts w:ascii="Wingdings" w:hAnsi="Wingdings" w:hint="default"/>
+        <w:sz w:val="20"/>
+      </w:rPr>
+    </w:lvl>
+    <w:lvl w:ilvl="6" w:tentative="1">
+      <w:start w:val="1"/>
+      <w:numFmt w:val="bullet"/>
+      <w:lvlText w:val=""/>
+      <w:lvlJc w:val="left"/>
+      <w:pPr>
+        <w:tabs>
+          <w:tab w:val="num" w:pos="5040"/>
+        </w:tabs>
+        <w:ind w:left="5040" w:hanging="360"/>
+      </w:pPr>
+      <w:rPr>
+        <w:rFonts w:ascii="Wingdings" w:hAnsi="Wingdings" w:hint="default"/>
+        <w:sz w:val="20"/>
+      </w:rPr>
+    </w:lvl>
+    <w:lvl w:ilvl="7" w:tentative="1">
+      <w:start w:val="1"/>
+      <w:numFmt w:val="bullet"/>
+      <w:lvlText w:val=""/>
+      <w:lvlJc w:val="left"/>
+      <w:pPr>
+        <w:tabs>
+          <w:tab w:val="num" w:pos="5760"/>
+        </w:tabs>
+        <w:ind w:left="5760" w:hanging="360"/>
+      </w:pPr>
+      <w:rPr>
+        <w:rFonts w:ascii="Wingdings" w:hAnsi="Wingdings" w:hint="default"/>
+        <w:sz w:val="20"/>
+      </w:rPr>
+    </w:lvl>
+    <w:lvl w:ilvl="8" w:tentative="1">
+      <w:start w:val="1"/>
+      <w:numFmt w:val="bullet"/>
+      <w:lvlText w:val=""/>
+      <w:lvlJc w:val="left"/>
+      <w:pPr>
+        <w:tabs>
+          <w:tab w:val="num" w:pos="6480"/>
+        </w:tabs>
+        <w:ind w:left="6480" w:hanging="360"/>
+      </w:pPr>
+      <w:rPr>
+        <w:rFonts w:ascii="Wingdings" w:hAnsi="Wingdings" w:hint="default"/>
+        <w:sz w:val="20"/>
+      </w:rPr>
+    </w:lvl>
+  </w:abstractNum>
+  <w:abstractNum w:abstractNumId="7" w15:restartNumberingAfterBreak="0">
+    <w:nsid w:val="31467DD6"/>
+    <w:multiLevelType w:val="multilevel"/>
+    <w:tmpl w:val="B52E4A08"/>
+    <w:lvl w:ilvl="0">
+      <w:start w:val="1"/>
+      <w:numFmt w:val="bullet"/>
+      <w:lvlText w:val=""/>
+      <w:lvlJc w:val="left"/>
+      <w:pPr>
+        <w:tabs>
+          <w:tab w:val="num" w:pos="720"/>
+        </w:tabs>
+        <w:ind w:left="720" w:hanging="360"/>
+      </w:pPr>
+      <w:rPr>
+        <w:rFonts w:ascii="Symbol" w:hAnsi="Symbol" w:hint="default"/>
+        <w:sz w:val="20"/>
+      </w:rPr>
+    </w:lvl>
+    <w:lvl w:ilvl="1" w:tentative="1">
+      <w:start w:val="1"/>
+      <w:numFmt w:val="bullet"/>
+      <w:lvlText w:val="o"/>
+      <w:lvlJc w:val="left"/>
+      <w:pPr>
+        <w:tabs>
+          <w:tab w:val="num" w:pos="1440"/>
+        </w:tabs>
+        <w:ind w:left="1440" w:hanging="360"/>
+      </w:pPr>
+      <w:rPr>
+        <w:rFonts w:ascii="Courier New" w:hAnsi="Courier New" w:hint="default"/>
+        <w:sz w:val="20"/>
+      </w:rPr>
+    </w:lvl>
+    <w:lvl w:ilvl="2" w:tentative="1">
+      <w:start w:val="1"/>
+      <w:numFmt w:val="bullet"/>
+      <w:lvlText w:val=""/>
+      <w:lvlJc w:val="left"/>
+      <w:pPr>
+        <w:tabs>
+          <w:tab w:val="num" w:pos="2160"/>
+        </w:tabs>
+        <w:ind w:left="2160" w:hanging="360"/>
+      </w:pPr>
+      <w:rPr>
+        <w:rFonts w:ascii="Wingdings" w:hAnsi="Wingdings" w:hint="default"/>
+        <w:sz w:val="20"/>
+      </w:rPr>
+    </w:lvl>
+    <w:lvl w:ilvl="3" w:tentative="1">
+      <w:start w:val="1"/>
+      <w:numFmt w:val="bullet"/>
+      <w:lvlText w:val=""/>
+      <w:lvlJc w:val="left"/>
+      <w:pPr>
+        <w:tabs>
+          <w:tab w:val="num" w:pos="2880"/>
+        </w:tabs>
+        <w:ind w:left="2880" w:hanging="360"/>
+      </w:pPr>
+      <w:rPr>
+        <w:rFonts w:ascii="Wingdings" w:hAnsi="Wingdings" w:hint="default"/>
+        <w:sz w:val="20"/>
+      </w:rPr>
+    </w:lvl>
+    <w:lvl w:ilvl="4" w:tentative="1">
+      <w:start w:val="1"/>
+      <w:numFmt w:val="bullet"/>
+      <w:lvlText w:val=""/>
+      <w:lvlJc w:val="left"/>
+      <w:pPr>
+        <w:tabs>
+          <w:tab w:val="num" w:pos="3600"/>
+        </w:tabs>
+        <w:ind w:left="3600" w:hanging="360"/>
+      </w:pPr>
+      <w:rPr>
+        <w:rFonts w:ascii="Wingdings" w:hAnsi="Wingdings" w:hint="default"/>
+        <w:sz w:val="20"/>
+      </w:rPr>
+    </w:lvl>
+    <w:lvl w:ilvl="5" w:tentative="1">
+      <w:start w:val="1"/>
+      <w:numFmt w:val="bullet"/>
+      <w:lvlText w:val=""/>
+      <w:lvlJc w:val="left"/>
+      <w:pPr>
+        <w:tabs>
+          <w:tab w:val="num" w:pos="4320"/>
+        </w:tabs>
+        <w:ind w:left="4320" w:hanging="360"/>
+      </w:pPr>
+      <w:rPr>
+        <w:rFonts w:ascii="Wingdings" w:hAnsi="Wingdings" w:hint="default"/>
+        <w:sz w:val="20"/>
+      </w:rPr>
+    </w:lvl>
+    <w:lvl w:ilvl="6" w:tentative="1">
+      <w:start w:val="1"/>
+      <w:numFmt w:val="bullet"/>
+      <w:lvlText w:val=""/>
+      <w:lvlJc w:val="left"/>
+      <w:pPr>
+        <w:tabs>
+          <w:tab w:val="num" w:pos="5040"/>
+        </w:tabs>
+        <w:ind w:left="5040" w:hanging="360"/>
+      </w:pPr>
+      <w:rPr>
+        <w:rFonts w:ascii="Wingdings" w:hAnsi="Wingdings" w:hint="default"/>
+        <w:sz w:val="20"/>
+      </w:rPr>
+    </w:lvl>
+    <w:lvl w:ilvl="7" w:tentative="1">
+      <w:start w:val="1"/>
+      <w:numFmt w:val="bullet"/>
+      <w:lvlText w:val=""/>
+      <w:lvlJc w:val="left"/>
+      <w:pPr>
+        <w:tabs>
+          <w:tab w:val="num" w:pos="5760"/>
+        </w:tabs>
+        <w:ind w:left="5760" w:hanging="360"/>
+      </w:pPr>
+      <w:rPr>
+        <w:rFonts w:ascii="Wingdings" w:hAnsi="Wingdings" w:hint="default"/>
+        <w:sz w:val="20"/>
+      </w:rPr>
+    </w:lvl>
+    <w:lvl w:ilvl="8" w:tentative="1">
+      <w:start w:val="1"/>
+      <w:numFmt w:val="bullet"/>
+      <w:lvlText w:val=""/>
+      <w:lvlJc w:val="left"/>
+      <w:pPr>
+        <w:tabs>
+          <w:tab w:val="num" w:pos="6480"/>
+        </w:tabs>
+        <w:ind w:left="6480" w:hanging="360"/>
+      </w:pPr>
+      <w:rPr>
+        <w:rFonts w:ascii="Wingdings" w:hAnsi="Wingdings" w:hint="default"/>
+        <w:sz w:val="20"/>
+      </w:rPr>
+    </w:lvl>
+  </w:abstractNum>
+  <w:abstractNum w:abstractNumId="8" w15:restartNumberingAfterBreak="0">
+    <w:nsid w:val="32430301"/>
+    <w:multiLevelType w:val="multilevel"/>
+    <w:tmpl w:val="CA50FBD6"/>
+    <w:lvl w:ilvl="0">
+      <w:start w:val="1"/>
+      <w:numFmt w:val="bullet"/>
+      <w:lvlText w:val=""/>
+      <w:lvlJc w:val="left"/>
+      <w:pPr>
+        <w:tabs>
+          <w:tab w:val="num" w:pos="720"/>
+        </w:tabs>
+        <w:ind w:left="720" w:hanging="360"/>
+      </w:pPr>
+      <w:rPr>
+        <w:rFonts w:ascii="Symbol" w:hAnsi="Symbol" w:hint="default"/>
+        <w:sz w:val="20"/>
+      </w:rPr>
+    </w:lvl>
+    <w:lvl w:ilvl="1" w:tentative="1">
+      <w:start w:val="1"/>
+      <w:numFmt w:val="bullet"/>
+      <w:lvlText w:val="o"/>
+      <w:lvlJc w:val="left"/>
+      <w:pPr>
+        <w:tabs>
+          <w:tab w:val="num" w:pos="1440"/>
+        </w:tabs>
+        <w:ind w:left="1440" w:hanging="360"/>
+      </w:pPr>
+      <w:rPr>
+        <w:rFonts w:ascii="Courier New" w:hAnsi="Courier New" w:hint="default"/>
+        <w:sz w:val="20"/>
+      </w:rPr>
+    </w:lvl>
+    <w:lvl w:ilvl="2" w:tentative="1">
+      <w:start w:val="1"/>
+      <w:numFmt w:val="bullet"/>
+      <w:lvlText w:val=""/>
+      <w:lvlJc w:val="left"/>
+      <w:pPr>
+        <w:tabs>
+          <w:tab w:val="num" w:pos="2160"/>
+        </w:tabs>
+        <w:ind w:left="2160" w:hanging="360"/>
+      </w:pPr>
+      <w:rPr>
+        <w:rFonts w:ascii="Wingdings" w:hAnsi="Wingdings" w:hint="default"/>
+        <w:sz w:val="20"/>
+      </w:rPr>
+    </w:lvl>
+    <w:lvl w:ilvl="3" w:tentative="1">
+      <w:start w:val="1"/>
+      <w:numFmt w:val="bullet"/>
+      <w:lvlText w:val=""/>
+      <w:lvlJc w:val="left"/>
+      <w:pPr>
+        <w:tabs>
+          <w:tab w:val="num" w:pos="2880"/>
+        </w:tabs>
+        <w:ind w:left="2880" w:hanging="360"/>
+      </w:pPr>
+      <w:rPr>
+        <w:rFonts w:ascii="Wingdings" w:hAnsi="Wingdings" w:hint="default"/>
+        <w:sz w:val="20"/>
+      </w:rPr>
+    </w:lvl>
+    <w:lvl w:ilvl="4" w:tentative="1">
+      <w:start w:val="1"/>
+      <w:numFmt w:val="bullet"/>
+      <w:lvlText w:val=""/>
+      <w:lvlJc w:val="left"/>
+      <w:pPr>
+        <w:tabs>
+          <w:tab w:val="num" w:pos="3600"/>
+        </w:tabs>
+        <w:ind w:left="3600" w:hanging="360"/>
+      </w:pPr>
+      <w:rPr>
+        <w:rFonts w:ascii="Wingdings" w:hAnsi="Wingdings" w:hint="default"/>
+        <w:sz w:val="20"/>
+      </w:rPr>
+    </w:lvl>
+    <w:lvl w:ilvl="5" w:tentative="1">
+      <w:start w:val="1"/>
+      <w:numFmt w:val="bullet"/>
+      <w:lvlText w:val=""/>
+      <w:lvlJc w:val="left"/>
+      <w:pPr>
+        <w:tabs>
+          <w:tab w:val="num" w:pos="4320"/>
+        </w:tabs>
+        <w:ind w:left="4320" w:hanging="360"/>
+      </w:pPr>
+      <w:rPr>
+        <w:rFonts w:ascii="Wingdings" w:hAnsi="Wingdings" w:hint="default"/>
+        <w:sz w:val="20"/>
+      </w:rPr>
+    </w:lvl>
+    <w:lvl w:ilvl="6" w:tentative="1">
+      <w:start w:val="1"/>
+      <w:numFmt w:val="bullet"/>
+      <w:lvlText w:val=""/>
+      <w:lvlJc w:val="left"/>
+      <w:pPr>
+        <w:tabs>
+          <w:tab w:val="num" w:pos="5040"/>
+        </w:tabs>
+        <w:ind w:left="5040" w:hanging="360"/>
+      </w:pPr>
+      <w:rPr>
+        <w:rFonts w:ascii="Wingdings" w:hAnsi="Wingdings" w:hint="default"/>
+        <w:sz w:val="20"/>
+      </w:rPr>
+    </w:lvl>
+    <w:lvl w:ilvl="7" w:tentative="1">
+      <w:start w:val="1"/>
+      <w:numFmt w:val="bullet"/>
+      <w:lvlText w:val=""/>
+      <w:lvlJc w:val="left"/>
+      <w:pPr>
+        <w:tabs>
+          <w:tab w:val="num" w:pos="5760"/>
+        </w:tabs>
+        <w:ind w:left="5760" w:hanging="360"/>
+      </w:pPr>
+      <w:rPr>
+        <w:rFonts w:ascii="Wingdings" w:hAnsi="Wingdings" w:hint="default"/>
+        <w:sz w:val="20"/>
+      </w:rPr>
+    </w:lvl>
+    <w:lvl w:ilvl="8" w:tentative="1">
+      <w:start w:val="1"/>
+      <w:numFmt w:val="bullet"/>
+      <w:lvlText w:val=""/>
+      <w:lvlJc w:val="left"/>
+      <w:pPr>
+        <w:tabs>
+          <w:tab w:val="num" w:pos="6480"/>
+        </w:tabs>
+        <w:ind w:left="6480" w:hanging="360"/>
+      </w:pPr>
+      <w:rPr>
+        <w:rFonts w:ascii="Wingdings" w:hAnsi="Wingdings" w:hint="default"/>
+        <w:sz w:val="20"/>
+      </w:rPr>
+    </w:lvl>
+  </w:abstractNum>
+  <w:abstractNum w:abstractNumId="9" w15:restartNumberingAfterBreak="0">
+    <w:nsid w:val="33975BA6"/>
+    <w:multiLevelType w:val="multilevel"/>
+    <w:tmpl w:val="61AA3D98"/>
+    <w:lvl w:ilvl="0">
+      <w:start w:val="1"/>
+      <w:numFmt w:val="decimal"/>
+      <w:lvlText w:val="%1."/>
+      <w:lvlJc w:val="left"/>
+      <w:pPr>
+        <w:tabs>
+          <w:tab w:val="num" w:pos="720"/>
+        </w:tabs>
+        <w:ind w:left="720" w:hanging="360"/>
+      </w:pPr>
+    </w:lvl>
+    <w:lvl w:ilvl="1" w:tentative="1">
+      <w:start w:val="1"/>
+      <w:numFmt w:val="decimal"/>
+      <w:lvlText w:val="%2."/>
+      <w:lvlJc w:val="left"/>
+      <w:pPr>
+        <w:tabs>
+          <w:tab w:val="num" w:pos="1440"/>
+        </w:tabs>
+        <w:ind w:left="1440" w:hanging="360"/>
+      </w:pPr>
+    </w:lvl>
+    <w:lvl w:ilvl="2" w:tentative="1">
+      <w:start w:val="1"/>
+      <w:numFmt w:val="decimal"/>
+      <w:lvlText w:val="%3."/>
+      <w:lvlJc w:val="left"/>
+      <w:pPr>
+        <w:tabs>
+          <w:tab w:val="num" w:pos="2160"/>
+        </w:tabs>
+        <w:ind w:left="2160" w:hanging="360"/>
+      </w:pPr>
+    </w:lvl>
+    <w:lvl w:ilvl="3" w:tentative="1">
+      <w:start w:val="1"/>
+      <w:numFmt w:val="decimal"/>
+      <w:lvlText w:val="%4."/>
+      <w:lvlJc w:val="left"/>
+      <w:pPr>
+        <w:tabs>
+          <w:tab w:val="num" w:pos="2880"/>
+        </w:tabs>
+        <w:ind w:left="2880" w:hanging="360"/>
+      </w:pPr>
+    </w:lvl>
+    <w:lvl w:ilvl="4" w:tentative="1">
+      <w:start w:val="1"/>
+      <w:numFmt w:val="decimal"/>
+      <w:lvlText w:val="%5."/>
+      <w:lvlJc w:val="left"/>
+      <w:pPr>
+        <w:tabs>
+          <w:tab w:val="num" w:pos="3600"/>
+        </w:tabs>
+        <w:ind w:left="3600" w:hanging="360"/>
+      </w:pPr>
+    </w:lvl>
+    <w:lvl w:ilvl="5" w:tentative="1">
+      <w:start w:val="1"/>
+      <w:numFmt w:val="decimal"/>
+      <w:lvlText w:val="%6."/>
+      <w:lvlJc w:val="left"/>
+      <w:pPr>
+        <w:tabs>
+          <w:tab w:val="num" w:pos="4320"/>
+        </w:tabs>
+        <w:ind w:left="4320" w:hanging="360"/>
+      </w:pPr>
+    </w:lvl>
+    <w:lvl w:ilvl="6" w:tentative="1">
+      <w:start w:val="1"/>
+      <w:numFmt w:val="decimal"/>
+      <w:lvlText w:val="%7."/>
+      <w:lvlJc w:val="left"/>
+      <w:pPr>
+        <w:tabs>
+          <w:tab w:val="num" w:pos="5040"/>
+        </w:tabs>
+        <w:ind w:left="5040" w:hanging="360"/>
+      </w:pPr>
+    </w:lvl>
+    <w:lvl w:ilvl="7" w:tentative="1">
+      <w:start w:val="1"/>
+      <w:numFmt w:val="decimal"/>
+      <w:lvlText w:val="%8."/>
+      <w:lvlJc w:val="left"/>
+      <w:pPr>
+        <w:tabs>
+          <w:tab w:val="num" w:pos="5760"/>
+        </w:tabs>
+        <w:ind w:left="5760" w:hanging="360"/>
+      </w:pPr>
+    </w:lvl>
+    <w:lvl w:ilvl="8" w:tentative="1">
+      <w:start w:val="1"/>
+      <w:numFmt w:val="decimal"/>
+      <w:lvlText w:val="%9."/>
+      <w:lvlJc w:val="left"/>
+      <w:pPr>
+        <w:tabs>
+          <w:tab w:val="num" w:pos="6480"/>
+        </w:tabs>
+        <w:ind w:left="6480" w:hanging="360"/>
+      </w:pPr>
+    </w:lvl>
+  </w:abstractNum>
+  <w:abstractNum w:abstractNumId="10" w15:restartNumberingAfterBreak="0">
+    <w:nsid w:val="39F12225"/>
+    <w:multiLevelType w:val="multilevel"/>
+    <w:tmpl w:val="59B63168"/>
+    <w:lvl w:ilvl="0">
+      <w:start w:val="1"/>
+      <w:numFmt w:val="bullet"/>
+      <w:lvlText w:val=""/>
+      <w:lvlJc w:val="left"/>
+      <w:pPr>
+        <w:tabs>
+          <w:tab w:val="num" w:pos="720"/>
+        </w:tabs>
+        <w:ind w:left="720" w:hanging="360"/>
+      </w:pPr>
+      <w:rPr>
+        <w:rFonts w:ascii="Symbol" w:hAnsi="Symbol" w:hint="default"/>
+        <w:sz w:val="20"/>
+      </w:rPr>
+    </w:lvl>
+    <w:lvl w:ilvl="1" w:tentative="1">
+      <w:start w:val="1"/>
+      <w:numFmt w:val="bullet"/>
+      <w:lvlText w:val="o"/>
+      <w:lvlJc w:val="left"/>
+      <w:pPr>
+        <w:tabs>
+          <w:tab w:val="num" w:pos="1440"/>
+        </w:tabs>
+        <w:ind w:left="1440" w:hanging="360"/>
+      </w:pPr>
+      <w:rPr>
+        <w:rFonts w:ascii="Courier New" w:hAnsi="Courier New" w:hint="default"/>
+        <w:sz w:val="20"/>
+      </w:rPr>
+    </w:lvl>
+    <w:lvl w:ilvl="2" w:tentative="1">
+      <w:start w:val="1"/>
+      <w:numFmt w:val="bullet"/>
+      <w:lvlText w:val=""/>
+      <w:lvlJc w:val="left"/>
+      <w:pPr>
+        <w:tabs>
+          <w:tab w:val="num" w:pos="2160"/>
+        </w:tabs>
+        <w:ind w:left="2160" w:hanging="360"/>
+      </w:pPr>
+      <w:rPr>
+        <w:rFonts w:ascii="Wingdings" w:hAnsi="Wingdings" w:hint="default"/>
+        <w:sz w:val="20"/>
+      </w:rPr>
+    </w:lvl>
+    <w:lvl w:ilvl="3" w:tentative="1">
+      <w:start w:val="1"/>
+      <w:numFmt w:val="bullet"/>
+      <w:lvlText w:val=""/>
+      <w:lvlJc w:val="left"/>
+      <w:pPr>
+        <w:tabs>
+          <w:tab w:val="num" w:pos="2880"/>
+        </w:tabs>
+        <w:ind w:left="2880" w:hanging="360"/>
+      </w:pPr>
+      <w:rPr>
+        <w:rFonts w:ascii="Wingdings" w:hAnsi="Wingdings" w:hint="default"/>
+        <w:sz w:val="20"/>
+      </w:rPr>
+    </w:lvl>
+    <w:lvl w:ilvl="4" w:tentative="1">
+      <w:start w:val="1"/>
+      <w:numFmt w:val="bullet"/>
+      <w:lvlText w:val=""/>
+      <w:lvlJc w:val="left"/>
+      <w:pPr>
+        <w:tabs>
+          <w:tab w:val="num" w:pos="3600"/>
+        </w:tabs>
+        <w:ind w:left="3600" w:hanging="360"/>
+      </w:pPr>
+      <w:rPr>
+        <w:rFonts w:ascii="Wingdings" w:hAnsi="Wingdings" w:hint="default"/>
+        <w:sz w:val="20"/>
+      </w:rPr>
+    </w:lvl>
+    <w:lvl w:ilvl="5" w:tentative="1">
+      <w:start w:val="1"/>
+      <w:numFmt w:val="bullet"/>
+      <w:lvlText w:val=""/>
+      <w:lvlJc w:val="left"/>
+      <w:pPr>
+        <w:tabs>
+          <w:tab w:val="num" w:pos="4320"/>
+        </w:tabs>
+        <w:ind w:left="4320" w:hanging="360"/>
+      </w:pPr>
+      <w:rPr>
+        <w:rFonts w:ascii="Wingdings" w:hAnsi="Wingdings" w:hint="default"/>
+        <w:sz w:val="20"/>
+      </w:rPr>
+    </w:lvl>
+    <w:lvl w:ilvl="6" w:tentative="1">
+      <w:start w:val="1"/>
+      <w:numFmt w:val="bullet"/>
+      <w:lvlText w:val=""/>
+      <w:lvlJc w:val="left"/>
+      <w:pPr>
+        <w:tabs>
+          <w:tab w:val="num" w:pos="5040"/>
+        </w:tabs>
+        <w:ind w:left="5040" w:hanging="360"/>
+      </w:pPr>
+      <w:rPr>
+        <w:rFonts w:ascii="Wingdings" w:hAnsi="Wingdings" w:hint="default"/>
+        <w:sz w:val="20"/>
+      </w:rPr>
+    </w:lvl>
+    <w:lvl w:ilvl="7" w:tentative="1">
+      <w:start w:val="1"/>
+      <w:numFmt w:val="bullet"/>
+      <w:lvlText w:val=""/>
+      <w:lvlJc w:val="left"/>
+      <w:pPr>
+        <w:tabs>
+          <w:tab w:val="num" w:pos="5760"/>
+        </w:tabs>
+        <w:ind w:left="5760" w:hanging="360"/>
+      </w:pPr>
+      <w:rPr>
+        <w:rFonts w:ascii="Wingdings" w:hAnsi="Wingdings" w:hint="default"/>
+        <w:sz w:val="20"/>
+      </w:rPr>
+    </w:lvl>
+    <w:lvl w:ilvl="8" w:tentative="1">
+      <w:start w:val="1"/>
+      <w:numFmt w:val="bullet"/>
+      <w:lvlText w:val=""/>
+      <w:lvlJc w:val="left"/>
+      <w:pPr>
+        <w:tabs>
+          <w:tab w:val="num" w:pos="6480"/>
+        </w:tabs>
+        <w:ind w:left="6480" w:hanging="360"/>
+      </w:pPr>
+      <w:rPr>
+        <w:rFonts w:ascii="Wingdings" w:hAnsi="Wingdings" w:hint="default"/>
+        <w:sz w:val="20"/>
+      </w:rPr>
+    </w:lvl>
+  </w:abstractNum>
+  <w:abstractNum w:abstractNumId="11" w15:restartNumberingAfterBreak="0">
+    <w:nsid w:val="3FC52482"/>
+    <w:multiLevelType w:val="multilevel"/>
+    <w:tmpl w:val="A1D047B6"/>
+    <w:lvl w:ilvl="0">
+      <w:start w:val="1"/>
+      <w:numFmt w:val="bullet"/>
+      <w:lvlText w:val=""/>
+      <w:lvlJc w:val="left"/>
+      <w:pPr>
+        <w:tabs>
+          <w:tab w:val="num" w:pos="720"/>
+        </w:tabs>
+        <w:ind w:left="720" w:hanging="360"/>
+      </w:pPr>
+      <w:rPr>
+        <w:rFonts w:ascii="Symbol" w:hAnsi="Symbol" w:hint="default"/>
+        <w:sz w:val="20"/>
+      </w:rPr>
+    </w:lvl>
+    <w:lvl w:ilvl="1" w:tentative="1">
+      <w:start w:val="1"/>
+      <w:numFmt w:val="bullet"/>
+      <w:lvlText w:val="o"/>
+      <w:lvlJc w:val="left"/>
+      <w:pPr>
+        <w:tabs>
+          <w:tab w:val="num" w:pos="1440"/>
+        </w:tabs>
+        <w:ind w:left="1440" w:hanging="360"/>
+      </w:pPr>
+      <w:rPr>
+        <w:rFonts w:ascii="Courier New" w:hAnsi="Courier New" w:hint="default"/>
+        <w:sz w:val="20"/>
+      </w:rPr>
+    </w:lvl>
+    <w:lvl w:ilvl="2" w:tentative="1">
+      <w:start w:val="1"/>
+      <w:numFmt w:val="bullet"/>
+      <w:lvlText w:val=""/>
+      <w:lvlJc w:val="left"/>
+      <w:pPr>
+        <w:tabs>
+          <w:tab w:val="num" w:pos="2160"/>
+        </w:tabs>
+        <w:ind w:left="2160" w:hanging="360"/>
+      </w:pPr>
+      <w:rPr>
+        <w:rFonts w:ascii="Wingdings" w:hAnsi="Wingdings" w:hint="default"/>
+        <w:sz w:val="20"/>
+      </w:rPr>
+    </w:lvl>
+    <w:lvl w:ilvl="3" w:tentative="1">
+      <w:start w:val="1"/>
+      <w:numFmt w:val="bullet"/>
+      <w:lvlText w:val=""/>
+      <w:lvlJc w:val="left"/>
+      <w:pPr>
+        <w:tabs>
+          <w:tab w:val="num" w:pos="2880"/>
+        </w:tabs>
+        <w:ind w:left="2880" w:hanging="360"/>
+      </w:pPr>
+      <w:rPr>
+        <w:rFonts w:ascii="Wingdings" w:hAnsi="Wingdings" w:hint="default"/>
+        <w:sz w:val="20"/>
+      </w:rPr>
+    </w:lvl>
+    <w:lvl w:ilvl="4" w:tentative="1">
+      <w:start w:val="1"/>
+      <w:numFmt w:val="bullet"/>
+      <w:lvlText w:val=""/>
+      <w:lvlJc w:val="left"/>
+      <w:pPr>
+        <w:tabs>
+          <w:tab w:val="num" w:pos="3600"/>
+        </w:tabs>
+        <w:ind w:left="3600" w:hanging="360"/>
+      </w:pPr>
+      <w:rPr>
+        <w:rFonts w:ascii="Wingdings" w:hAnsi="Wingdings" w:hint="default"/>
+        <w:sz w:val="20"/>
+      </w:rPr>
+    </w:lvl>
+    <w:lvl w:ilvl="5" w:tentative="1">
+      <w:start w:val="1"/>
+      <w:numFmt w:val="bullet"/>
+      <w:lvlText w:val=""/>
+      <w:lvlJc w:val="left"/>
+      <w:pPr>
+        <w:tabs>
+          <w:tab w:val="num" w:pos="4320"/>
+        </w:tabs>
+        <w:ind w:left="4320" w:hanging="360"/>
+      </w:pPr>
+      <w:rPr>
+        <w:rFonts w:ascii="Wingdings" w:hAnsi="Wingdings" w:hint="default"/>
+        <w:sz w:val="20"/>
+      </w:rPr>
+    </w:lvl>
+    <w:lvl w:ilvl="6" w:tentative="1">
+      <w:start w:val="1"/>
+      <w:numFmt w:val="bullet"/>
+      <w:lvlText w:val=""/>
+      <w:lvlJc w:val="left"/>
+      <w:pPr>
+        <w:tabs>
+          <w:tab w:val="num" w:pos="5040"/>
+        </w:tabs>
+        <w:ind w:left="5040" w:hanging="360"/>
+      </w:pPr>
+      <w:rPr>
+        <w:rFonts w:ascii="Wingdings" w:hAnsi="Wingdings" w:hint="default"/>
+        <w:sz w:val="20"/>
+      </w:rPr>
+    </w:lvl>
+    <w:lvl w:ilvl="7" w:tentative="1">
+      <w:start w:val="1"/>
+      <w:numFmt w:val="bullet"/>
+      <w:lvlText w:val=""/>
+      <w:lvlJc w:val="left"/>
+      <w:pPr>
+        <w:tabs>
+          <w:tab w:val="num" w:pos="5760"/>
+        </w:tabs>
+        <w:ind w:left="5760" w:hanging="360"/>
+      </w:pPr>
+      <w:rPr>
+        <w:rFonts w:ascii="Wingdings" w:hAnsi="Wingdings" w:hint="default"/>
+        <w:sz w:val="20"/>
+      </w:rPr>
+    </w:lvl>
+    <w:lvl w:ilvl="8" w:tentative="1">
+      <w:start w:val="1"/>
+      <w:numFmt w:val="bullet"/>
+      <w:lvlText w:val=""/>
+      <w:lvlJc w:val="left"/>
+      <w:pPr>
+        <w:tabs>
+          <w:tab w:val="num" w:pos="6480"/>
+        </w:tabs>
+        <w:ind w:left="6480" w:hanging="360"/>
+      </w:pPr>
+      <w:rPr>
+        <w:rFonts w:ascii="Wingdings" w:hAnsi="Wingdings" w:hint="default"/>
+        <w:sz w:val="20"/>
+      </w:rPr>
+    </w:lvl>
+  </w:abstractNum>
+  <w:abstractNum w:abstractNumId="12" w15:restartNumberingAfterBreak="0">
+    <w:nsid w:val="3FF02069"/>
+    <w:multiLevelType w:val="multilevel"/>
+    <w:tmpl w:val="4B94D15A"/>
+    <w:lvl w:ilvl="0">
+      <w:start w:val="1"/>
+      <w:numFmt w:val="bullet"/>
+      <w:lvlText w:val=""/>
+      <w:lvlJc w:val="left"/>
+      <w:pPr>
+        <w:tabs>
+          <w:tab w:val="num" w:pos="720"/>
+        </w:tabs>
+        <w:ind w:left="720" w:hanging="360"/>
+      </w:pPr>
+      <w:rPr>
+        <w:rFonts w:ascii="Symbol" w:hAnsi="Symbol" w:hint="default"/>
+        <w:sz w:val="20"/>
+      </w:rPr>
+    </w:lvl>
+    <w:lvl w:ilvl="1">
+      <w:start w:val="1"/>
+      <w:numFmt w:val="decimal"/>
+      <w:lvlText w:val="%2."/>
+      <w:lvlJc w:val="left"/>
+      <w:pPr>
+        <w:ind w:left="1440" w:hanging="360"/>
+      </w:pPr>
+      <w:rPr>
+        <w:rFonts w:hint="default"/>
+        <w:sz w:val="24"/>
+      </w:rPr>
+    </w:lvl>
+    <w:lvl w:ilvl="2" w:tentative="1">
+      <w:start w:val="1"/>
+      <w:numFmt w:val="bullet"/>
+      <w:lvlText w:val=""/>
+      <w:lvlJc w:val="left"/>
+      <w:pPr>
+        <w:tabs>
+          <w:tab w:val="num" w:pos="2160"/>
+        </w:tabs>
+        <w:ind w:left="2160" w:hanging="360"/>
+      </w:pPr>
+      <w:rPr>
+        <w:rFonts w:ascii="Wingdings" w:hAnsi="Wingdings" w:hint="default"/>
+        <w:sz w:val="20"/>
+      </w:rPr>
+    </w:lvl>
+    <w:lvl w:ilvl="3" w:tentative="1">
+      <w:start w:val="1"/>
+      <w:numFmt w:val="bullet"/>
+      <w:lvlText w:val=""/>
+      <w:lvlJc w:val="left"/>
+      <w:pPr>
+        <w:tabs>
+          <w:tab w:val="num" w:pos="2880"/>
+        </w:tabs>
+        <w:ind w:left="2880" w:hanging="360"/>
+      </w:pPr>
+      <w:rPr>
+        <w:rFonts w:ascii="Wingdings" w:hAnsi="Wingdings" w:hint="default"/>
+        <w:sz w:val="20"/>
+      </w:rPr>
+    </w:lvl>
+    <w:lvl w:ilvl="4" w:tentative="1">
+      <w:start w:val="1"/>
+      <w:numFmt w:val="bullet"/>
+      <w:lvlText w:val=""/>
+      <w:lvlJc w:val="left"/>
+      <w:pPr>
+        <w:tabs>
+          <w:tab w:val="num" w:pos="3600"/>
+        </w:tabs>
+        <w:ind w:left="3600" w:hanging="360"/>
+      </w:pPr>
+      <w:rPr>
+        <w:rFonts w:ascii="Wingdings" w:hAnsi="Wingdings" w:hint="default"/>
+        <w:sz w:val="20"/>
+      </w:rPr>
+    </w:lvl>
+    <w:lvl w:ilvl="5" w:tentative="1">
+      <w:start w:val="1"/>
+      <w:numFmt w:val="bullet"/>
+      <w:lvlText w:val=""/>
+      <w:lvlJc w:val="left"/>
+      <w:pPr>
+        <w:tabs>
+          <w:tab w:val="num" w:pos="4320"/>
+        </w:tabs>
+        <w:ind w:left="4320" w:hanging="360"/>
+      </w:pPr>
+      <w:rPr>
+        <w:rFonts w:ascii="Wingdings" w:hAnsi="Wingdings" w:hint="default"/>
+        <w:sz w:val="20"/>
+      </w:rPr>
+    </w:lvl>
+    <w:lvl w:ilvl="6" w:tentative="1">
+      <w:start w:val="1"/>
+      <w:numFmt w:val="bullet"/>
+      <w:lvlText w:val=""/>
+      <w:lvlJc w:val="left"/>
+      <w:pPr>
+        <w:tabs>
+          <w:tab w:val="num" w:pos="5040"/>
+        </w:tabs>
+        <w:ind w:left="5040" w:hanging="360"/>
+      </w:pPr>
+      <w:rPr>
+        <w:rFonts w:ascii="Wingdings" w:hAnsi="Wingdings" w:hint="default"/>
+        <w:sz w:val="20"/>
+      </w:rPr>
+    </w:lvl>
+    <w:lvl w:ilvl="7" w:tentative="1">
+      <w:start w:val="1"/>
+      <w:numFmt w:val="bullet"/>
+      <w:lvlText w:val=""/>
+      <w:lvlJc w:val="left"/>
+      <w:pPr>
+        <w:tabs>
+          <w:tab w:val="num" w:pos="5760"/>
+        </w:tabs>
+        <w:ind w:left="5760" w:hanging="360"/>
+      </w:pPr>
+      <w:rPr>
+        <w:rFonts w:ascii="Wingdings" w:hAnsi="Wingdings" w:hint="default"/>
+        <w:sz w:val="20"/>
+      </w:rPr>
+    </w:lvl>
+    <w:lvl w:ilvl="8" w:tentative="1">
+      <w:start w:val="1"/>
+      <w:numFmt w:val="bullet"/>
+      <w:lvlText w:val=""/>
+      <w:lvlJc w:val="left"/>
+      <w:pPr>
+        <w:tabs>
+          <w:tab w:val="num" w:pos="6480"/>
+        </w:tabs>
+        <w:ind w:left="6480" w:hanging="360"/>
+      </w:pPr>
+      <w:rPr>
+        <w:rFonts w:ascii="Wingdings" w:hAnsi="Wingdings" w:hint="default"/>
+        <w:sz w:val="20"/>
+      </w:rPr>
+    </w:lvl>
+  </w:abstractNum>
+  <w:abstractNum w:abstractNumId="13" w15:restartNumberingAfterBreak="0">
+    <w:nsid w:val="43AE3BD7"/>
+    <w:multiLevelType w:val="multilevel"/>
+    <w:tmpl w:val="AC500DA2"/>
+    <w:lvl w:ilvl="0">
+      <w:start w:val="1"/>
+      <w:numFmt w:val="bullet"/>
+      <w:lvlText w:val=""/>
+      <w:lvlJc w:val="left"/>
+      <w:pPr>
+        <w:tabs>
+          <w:tab w:val="num" w:pos="720"/>
+        </w:tabs>
+        <w:ind w:left="720" w:hanging="360"/>
+      </w:pPr>
+      <w:rPr>
+        <w:rFonts w:ascii="Symbol" w:hAnsi="Symbol" w:hint="default"/>
+        <w:sz w:val="20"/>
+      </w:rPr>
+    </w:lvl>
+    <w:lvl w:ilvl="1" w:tentative="1">
+      <w:start w:val="1"/>
+      <w:numFmt w:val="bullet"/>
+      <w:lvlText w:val="o"/>
+      <w:lvlJc w:val="left"/>
+      <w:pPr>
+        <w:tabs>
+          <w:tab w:val="num" w:pos="1440"/>
+        </w:tabs>
+        <w:ind w:left="1440" w:hanging="360"/>
+      </w:pPr>
+      <w:rPr>
+        <w:rFonts w:ascii="Courier New" w:hAnsi="Courier New" w:hint="default"/>
+        <w:sz w:val="20"/>
+      </w:rPr>
+    </w:lvl>
+    <w:lvl w:ilvl="2" w:tentative="1">
+      <w:start w:val="1"/>
+      <w:numFmt w:val="bullet"/>
+      <w:lvlText w:val=""/>
+      <w:lvlJc w:val="left"/>
+      <w:pPr>
+        <w:tabs>
+          <w:tab w:val="num" w:pos="2160"/>
+        </w:tabs>
+        <w:ind w:left="2160" w:hanging="360"/>
+      </w:pPr>
+      <w:rPr>
+        <w:rFonts w:ascii="Wingdings" w:hAnsi="Wingdings" w:hint="default"/>
+        <w:sz w:val="20"/>
+      </w:rPr>
+    </w:lvl>
+    <w:lvl w:ilvl="3" w:tentative="1">
+      <w:start w:val="1"/>
+      <w:numFmt w:val="bullet"/>
+      <w:lvlText w:val=""/>
+      <w:lvlJc w:val="left"/>
+      <w:pPr>
+        <w:tabs>
+          <w:tab w:val="num" w:pos="2880"/>
+        </w:tabs>
+        <w:ind w:left="2880" w:hanging="360"/>
+      </w:pPr>
+      <w:rPr>
+        <w:rFonts w:ascii="Wingdings" w:hAnsi="Wingdings" w:hint="default"/>
+        <w:sz w:val="20"/>
+      </w:rPr>
+    </w:lvl>
+    <w:lvl w:ilvl="4" w:tentative="1">
+      <w:start w:val="1"/>
+      <w:numFmt w:val="bullet"/>
+      <w:lvlText w:val=""/>
+      <w:lvlJc w:val="left"/>
+      <w:pPr>
+        <w:tabs>
+          <w:tab w:val="num" w:pos="3600"/>
+        </w:tabs>
+        <w:ind w:left="3600" w:hanging="360"/>
+      </w:pPr>
+      <w:rPr>
+        <w:rFonts w:ascii="Wingdings" w:hAnsi="Wingdings" w:hint="default"/>
+        <w:sz w:val="20"/>
+      </w:rPr>
+    </w:lvl>
+    <w:lvl w:ilvl="5" w:tentative="1">
+      <w:start w:val="1"/>
+      <w:numFmt w:val="bullet"/>
+      <w:lvlText w:val=""/>
+      <w:lvlJc w:val="left"/>
+      <w:pPr>
+        <w:tabs>
+          <w:tab w:val="num" w:pos="4320"/>
+        </w:tabs>
+        <w:ind w:left="4320" w:hanging="360"/>
+      </w:pPr>
+      <w:rPr>
+        <w:rFonts w:ascii="Wingdings" w:hAnsi="Wingdings" w:hint="default"/>
+        <w:sz w:val="20"/>
+      </w:rPr>
+    </w:lvl>
+    <w:lvl w:ilvl="6" w:tentative="1">
+      <w:start w:val="1"/>
+      <w:numFmt w:val="bullet"/>
+      <w:lvlText w:val=""/>
+      <w:lvlJc w:val="left"/>
+      <w:pPr>
+        <w:tabs>
+          <w:tab w:val="num" w:pos="5040"/>
+        </w:tabs>
+        <w:ind w:left="5040" w:hanging="360"/>
+      </w:pPr>
+      <w:rPr>
+        <w:rFonts w:ascii="Wingdings" w:hAnsi="Wingdings" w:hint="default"/>
+        <w:sz w:val="20"/>
+      </w:rPr>
+    </w:lvl>
+    <w:lvl w:ilvl="7" w:tentative="1">
+      <w:start w:val="1"/>
+      <w:numFmt w:val="bullet"/>
+      <w:lvlText w:val=""/>
+      <w:lvlJc w:val="left"/>
+      <w:pPr>
+        <w:tabs>
+          <w:tab w:val="num" w:pos="5760"/>
+        </w:tabs>
+        <w:ind w:left="5760" w:hanging="360"/>
+      </w:pPr>
+      <w:rPr>
+        <w:rFonts w:ascii="Wingdings" w:hAnsi="Wingdings" w:hint="default"/>
+        <w:sz w:val="20"/>
+      </w:rPr>
+    </w:lvl>
+    <w:lvl w:ilvl="8" w:tentative="1">
+      <w:start w:val="1"/>
+      <w:numFmt w:val="bullet"/>
+      <w:lvlText w:val=""/>
+      <w:lvlJc w:val="left"/>
+      <w:pPr>
+        <w:tabs>
+          <w:tab w:val="num" w:pos="6480"/>
+        </w:tabs>
+        <w:ind w:left="6480" w:hanging="360"/>
+      </w:pPr>
+      <w:rPr>
+        <w:rFonts w:ascii="Wingdings" w:hAnsi="Wingdings" w:hint="default"/>
+        <w:sz w:val="20"/>
+      </w:rPr>
+    </w:lvl>
+  </w:abstractNum>
+  <w:abstractNum w:abstractNumId="14" w15:restartNumberingAfterBreak="0">
+    <w:nsid w:val="4B293A83"/>
+    <w:multiLevelType w:val="multilevel"/>
+    <w:tmpl w:val="F586CC4A"/>
+    <w:lvl w:ilvl="0">
+      <w:start w:val="1"/>
+      <w:numFmt w:val="bullet"/>
+      <w:lvlText w:val=""/>
+      <w:lvlJc w:val="left"/>
+      <w:pPr>
+        <w:tabs>
+          <w:tab w:val="num" w:pos="720"/>
+        </w:tabs>
+        <w:ind w:left="720" w:hanging="360"/>
+      </w:pPr>
+      <w:rPr>
+        <w:rFonts w:ascii="Symbol" w:hAnsi="Symbol" w:hint="default"/>
+        <w:sz w:val="20"/>
+      </w:rPr>
+    </w:lvl>
+    <w:lvl w:ilvl="1">
+      <w:start w:val="1"/>
+      <w:numFmt w:val="bullet"/>
+      <w:lvlText w:val="o"/>
+      <w:lvlJc w:val="left"/>
+      <w:pPr>
+        <w:tabs>
+          <w:tab w:val="num" w:pos="1440"/>
+        </w:tabs>
+        <w:ind w:left="1440" w:hanging="360"/>
+      </w:pPr>
+      <w:rPr>
+        <w:rFonts w:ascii="Courier New" w:hAnsi="Courier New" w:hint="default"/>
+        <w:sz w:val="20"/>
+      </w:rPr>
+    </w:lvl>
+    <w:lvl w:ilvl="2" w:tentative="1">
+      <w:start w:val="1"/>
+      <w:numFmt w:val="bullet"/>
+      <w:lvlText w:val=""/>
+      <w:lvlJc w:val="left"/>
+      <w:pPr>
+        <w:tabs>
+          <w:tab w:val="num" w:pos="2160"/>
+        </w:tabs>
+        <w:ind w:left="2160" w:hanging="360"/>
+      </w:pPr>
+      <w:rPr>
+        <w:rFonts w:ascii="Wingdings" w:hAnsi="Wingdings" w:hint="default"/>
+        <w:sz w:val="20"/>
+      </w:rPr>
+    </w:lvl>
+    <w:lvl w:ilvl="3" w:tentative="1">
+      <w:start w:val="1"/>
+      <w:numFmt w:val="bullet"/>
+      <w:lvlText w:val=""/>
+      <w:lvlJc w:val="left"/>
+      <w:pPr>
+        <w:tabs>
+          <w:tab w:val="num" w:pos="2880"/>
+        </w:tabs>
+        <w:ind w:left="2880" w:hanging="360"/>
+      </w:pPr>
+      <w:rPr>
+        <w:rFonts w:ascii="Wingdings" w:hAnsi="Wingdings" w:hint="default"/>
+        <w:sz w:val="20"/>
+      </w:rPr>
+    </w:lvl>
+    <w:lvl w:ilvl="4" w:tentative="1">
+      <w:start w:val="1"/>
+      <w:numFmt w:val="bullet"/>
+      <w:lvlText w:val=""/>
+      <w:lvlJc w:val="left"/>
+      <w:pPr>
+        <w:tabs>
+          <w:tab w:val="num" w:pos="3600"/>
+        </w:tabs>
+        <w:ind w:left="3600" w:hanging="360"/>
+      </w:pPr>
+      <w:rPr>
+        <w:rFonts w:ascii="Wingdings" w:hAnsi="Wingdings" w:hint="default"/>
+        <w:sz w:val="20"/>
+      </w:rPr>
+    </w:lvl>
+    <w:lvl w:ilvl="5" w:tentative="1">
+      <w:start w:val="1"/>
+      <w:numFmt w:val="bullet"/>
+      <w:lvlText w:val=""/>
+      <w:lvlJc w:val="left"/>
+      <w:pPr>
+        <w:tabs>
+          <w:tab w:val="num" w:pos="4320"/>
+        </w:tabs>
+        <w:ind w:left="4320" w:hanging="360"/>
+      </w:pPr>
+      <w:rPr>
+        <w:rFonts w:ascii="Wingdings" w:hAnsi="Wingdings" w:hint="default"/>
+        <w:sz w:val="20"/>
+      </w:rPr>
+    </w:lvl>
+    <w:lvl w:ilvl="6" w:tentative="1">
+      <w:start w:val="1"/>
+      <w:numFmt w:val="bullet"/>
+      <w:lvlText w:val=""/>
+      <w:lvlJc w:val="left"/>
+      <w:pPr>
+        <w:tabs>
+          <w:tab w:val="num" w:pos="5040"/>
+        </w:tabs>
+        <w:ind w:left="5040" w:hanging="360"/>
+      </w:pPr>
+      <w:rPr>
+        <w:rFonts w:ascii="Wingdings" w:hAnsi="Wingdings" w:hint="default"/>
+        <w:sz w:val="20"/>
+      </w:rPr>
+    </w:lvl>
+    <w:lvl w:ilvl="7" w:tentative="1">
+      <w:start w:val="1"/>
+      <w:numFmt w:val="bullet"/>
+      <w:lvlText w:val=""/>
+      <w:lvlJc w:val="left"/>
+      <w:pPr>
+        <w:tabs>
+          <w:tab w:val="num" w:pos="5760"/>
+        </w:tabs>
+        <w:ind w:left="5760" w:hanging="360"/>
+      </w:pPr>
+      <w:rPr>
+        <w:rFonts w:ascii="Wingdings" w:hAnsi="Wingdings" w:hint="default"/>
+        <w:sz w:val="20"/>
+      </w:rPr>
+    </w:lvl>
+    <w:lvl w:ilvl="8" w:tentative="1">
+      <w:start w:val="1"/>
+      <w:numFmt w:val="bullet"/>
+      <w:lvlText w:val=""/>
+      <w:lvlJc w:val="left"/>
+      <w:pPr>
+        <w:tabs>
+          <w:tab w:val="num" w:pos="6480"/>
+        </w:tabs>
+        <w:ind w:left="6480" w:hanging="360"/>
+      </w:pPr>
+      <w:rPr>
+        <w:rFonts w:ascii="Wingdings" w:hAnsi="Wingdings" w:hint="default"/>
+        <w:sz w:val="20"/>
+      </w:rPr>
+    </w:lvl>
+  </w:abstractNum>
+  <w:abstractNum w:abstractNumId="15" w15:restartNumberingAfterBreak="0">
+    <w:nsid w:val="4CFD5A48"/>
+    <w:multiLevelType w:val="multilevel"/>
+    <w:tmpl w:val="9202CF58"/>
+    <w:lvl w:ilvl="0">
+      <w:start w:val="1"/>
+      <w:numFmt w:val="bullet"/>
+      <w:lvlText w:val=""/>
+      <w:lvlJc w:val="left"/>
+      <w:pPr>
+        <w:tabs>
+          <w:tab w:val="num" w:pos="720"/>
+        </w:tabs>
+        <w:ind w:left="720" w:hanging="360"/>
+      </w:pPr>
+      <w:rPr>
+        <w:rFonts w:ascii="Symbol" w:hAnsi="Symbol" w:hint="default"/>
+        <w:sz w:val="20"/>
+      </w:rPr>
+    </w:lvl>
+    <w:lvl w:ilvl="1" w:tentative="1">
+      <w:start w:val="1"/>
+      <w:numFmt w:val="bullet"/>
+      <w:lvlText w:val="o"/>
+      <w:lvlJc w:val="left"/>
+      <w:pPr>
+        <w:tabs>
+          <w:tab w:val="num" w:pos="1440"/>
+        </w:tabs>
+        <w:ind w:left="1440" w:hanging="360"/>
+      </w:pPr>
+      <w:rPr>
+        <w:rFonts w:ascii="Courier New" w:hAnsi="Courier New" w:hint="default"/>
+        <w:sz w:val="20"/>
+      </w:rPr>
+    </w:lvl>
+    <w:lvl w:ilvl="2" w:tentative="1">
+      <w:start w:val="1"/>
+      <w:numFmt w:val="bullet"/>
+      <w:lvlText w:val=""/>
+      <w:lvlJc w:val="left"/>
+      <w:pPr>
+        <w:tabs>
+          <w:tab w:val="num" w:pos="2160"/>
+        </w:tabs>
+        <w:ind w:left="2160" w:hanging="360"/>
+      </w:pPr>
+      <w:rPr>
+        <w:rFonts w:ascii="Wingdings" w:hAnsi="Wingdings" w:hint="default"/>
+        <w:sz w:val="20"/>
+      </w:rPr>
+    </w:lvl>
+    <w:lvl w:ilvl="3" w:tentative="1">
+      <w:start w:val="1"/>
+      <w:numFmt w:val="bullet"/>
+      <w:lvlText w:val=""/>
+      <w:lvlJc w:val="left"/>
+      <w:pPr>
+        <w:tabs>
+          <w:tab w:val="num" w:pos="2880"/>
+        </w:tabs>
+        <w:ind w:left="2880" w:hanging="360"/>
+      </w:pPr>
+      <w:rPr>
+        <w:rFonts w:ascii="Wingdings" w:hAnsi="Wingdings" w:hint="default"/>
+        <w:sz w:val="20"/>
+      </w:rPr>
+    </w:lvl>
+    <w:lvl w:ilvl="4" w:tentative="1">
+      <w:start w:val="1"/>
+      <w:numFmt w:val="bullet"/>
+      <w:lvlText w:val=""/>
+      <w:lvlJc w:val="left"/>
+      <w:pPr>
+        <w:tabs>
+          <w:tab w:val="num" w:pos="3600"/>
+        </w:tabs>
+        <w:ind w:left="3600" w:hanging="360"/>
+      </w:pPr>
+      <w:rPr>
+        <w:rFonts w:ascii="Wingdings" w:hAnsi="Wingdings" w:hint="default"/>
+        <w:sz w:val="20"/>
+      </w:rPr>
+    </w:lvl>
+    <w:lvl w:ilvl="5" w:tentative="1">
+      <w:start w:val="1"/>
+      <w:numFmt w:val="bullet"/>
+      <w:lvlText w:val=""/>
+      <w:lvlJc w:val="left"/>
+      <w:pPr>
+        <w:tabs>
+          <w:tab w:val="num" w:pos="4320"/>
+        </w:tabs>
+        <w:ind w:left="4320" w:hanging="360"/>
+      </w:pPr>
+      <w:rPr>
+        <w:rFonts w:ascii="Wingdings" w:hAnsi="Wingdings" w:hint="default"/>
+        <w:sz w:val="20"/>
+      </w:rPr>
+    </w:lvl>
+    <w:lvl w:ilvl="6" w:tentative="1">
+      <w:start w:val="1"/>
+      <w:numFmt w:val="bullet"/>
+      <w:lvlText w:val=""/>
+      <w:lvlJc w:val="left"/>
+      <w:pPr>
+        <w:tabs>
+          <w:tab w:val="num" w:pos="5040"/>
+        </w:tabs>
+        <w:ind w:left="5040" w:hanging="360"/>
+      </w:pPr>
+      <w:rPr>
+        <w:rFonts w:ascii="Wingdings" w:hAnsi="Wingdings" w:hint="default"/>
+        <w:sz w:val="20"/>
+      </w:rPr>
+    </w:lvl>
+    <w:lvl w:ilvl="7" w:tentative="1">
+      <w:start w:val="1"/>
+      <w:numFmt w:val="bullet"/>
+      <w:lvlText w:val=""/>
+      <w:lvlJc w:val="left"/>
+      <w:pPr>
+        <w:tabs>
+          <w:tab w:val="num" w:pos="5760"/>
+        </w:tabs>
+        <w:ind w:left="5760" w:hanging="360"/>
+      </w:pPr>
+      <w:rPr>
+        <w:rFonts w:ascii="Wingdings" w:hAnsi="Wingdings" w:hint="default"/>
+        <w:sz w:val="20"/>
+      </w:rPr>
+    </w:lvl>
+    <w:lvl w:ilvl="8" w:tentative="1">
+      <w:start w:val="1"/>
+      <w:numFmt w:val="bullet"/>
+      <w:lvlText w:val=""/>
+      <w:lvlJc w:val="left"/>
+      <w:pPr>
+        <w:tabs>
+          <w:tab w:val="num" w:pos="6480"/>
+        </w:tabs>
+        <w:ind w:left="6480" w:hanging="360"/>
+      </w:pPr>
+      <w:rPr>
+        <w:rFonts w:ascii="Wingdings" w:hAnsi="Wingdings" w:hint="default"/>
+        <w:sz w:val="20"/>
+      </w:rPr>
+    </w:lvl>
+  </w:abstractNum>
+  <w:abstractNum w:abstractNumId="16" w15:restartNumberingAfterBreak="0">
+    <w:nsid w:val="4D3A63CD"/>
+    <w:multiLevelType w:val="hybridMultilevel"/>
+    <w:tmpl w:val="F73450A0"/>
+    <w:lvl w:ilvl="0" w:tplc="040E000F">
+      <w:start w:val="1"/>
+      <w:numFmt w:val="decimal"/>
+      <w:lvlText w:val="%1."/>
+      <w:lvlJc w:val="left"/>
+      <w:pPr>
+        <w:ind w:left="720" w:hanging="360"/>
+      </w:pPr>
+    </w:lvl>
+    <w:lvl w:ilvl="1" w:tplc="040E0019" w:tentative="1">
+      <w:start w:val="1"/>
+      <w:numFmt w:val="lowerLetter"/>
+      <w:lvlText w:val="%2."/>
+      <w:lvlJc w:val="left"/>
+      <w:pPr>
+        <w:ind w:left="1440" w:hanging="360"/>
+      </w:pPr>
+    </w:lvl>
+    <w:lvl w:ilvl="2" w:tplc="040E001B" w:tentative="1">
+      <w:start w:val="1"/>
+      <w:numFmt w:val="lowerRoman"/>
+      <w:lvlText w:val="%3."/>
+      <w:lvlJc w:val="right"/>
+      <w:pPr>
+        <w:ind w:left="2160" w:hanging="180"/>
+      </w:pPr>
+    </w:lvl>
+    <w:lvl w:ilvl="3" w:tplc="040E000F" w:tentative="1">
+      <w:start w:val="1"/>
+      <w:numFmt w:val="decimal"/>
+      <w:lvlText w:val="%4."/>
+      <w:lvlJc w:val="left"/>
+      <w:pPr>
+        <w:ind w:left="2880" w:hanging="360"/>
+      </w:pPr>
+    </w:lvl>
+    <w:lvl w:ilvl="4" w:tplc="040E0019" w:tentative="1">
+      <w:start w:val="1"/>
+      <w:numFmt w:val="lowerLetter"/>
+      <w:lvlText w:val="%5."/>
+      <w:lvlJc w:val="left"/>
+      <w:pPr>
+        <w:ind w:left="3600" w:hanging="360"/>
+      </w:pPr>
+    </w:lvl>
+    <w:lvl w:ilvl="5" w:tplc="040E001B" w:tentative="1">
+      <w:start w:val="1"/>
+      <w:numFmt w:val="lowerRoman"/>
+      <w:lvlText w:val="%6."/>
+      <w:lvlJc w:val="right"/>
+      <w:pPr>
+        <w:ind w:left="4320" w:hanging="180"/>
+      </w:pPr>
+    </w:lvl>
+    <w:lvl w:ilvl="6" w:tplc="040E000F" w:tentative="1">
+      <w:start w:val="1"/>
+      <w:numFmt w:val="decimal"/>
+      <w:lvlText w:val="%7."/>
+      <w:lvlJc w:val="left"/>
+      <w:pPr>
+        <w:ind w:left="5040" w:hanging="360"/>
+      </w:pPr>
+    </w:lvl>
+    <w:lvl w:ilvl="7" w:tplc="040E0019" w:tentative="1">
+      <w:start w:val="1"/>
+      <w:numFmt w:val="lowerLetter"/>
+      <w:lvlText w:val="%8."/>
+      <w:lvlJc w:val="left"/>
+      <w:pPr>
+        <w:ind w:left="5760" w:hanging="360"/>
+      </w:pPr>
+    </w:lvl>
+    <w:lvl w:ilvl="8" w:tplc="040E001B" w:tentative="1">
+      <w:start w:val="1"/>
+      <w:numFmt w:val="lowerRoman"/>
+      <w:lvlText w:val="%9."/>
+      <w:lvlJc w:val="right"/>
+      <w:pPr>
+        <w:ind w:left="6480" w:hanging="180"/>
+      </w:pPr>
+    </w:lvl>
+  </w:abstractNum>
+  <w:abstractNum w:abstractNumId="17" w15:restartNumberingAfterBreak="0">
+    <w:nsid w:val="53570237"/>
+    <w:multiLevelType w:val="multilevel"/>
+    <w:tmpl w:val="2BC6C4C0"/>
+    <w:lvl w:ilvl="0">
+      <w:start w:val="1"/>
+      <w:numFmt w:val="bullet"/>
+      <w:lvlText w:val=""/>
+      <w:lvlJc w:val="left"/>
+      <w:pPr>
+        <w:tabs>
+          <w:tab w:val="num" w:pos="720"/>
+        </w:tabs>
+        <w:ind w:left="720" w:hanging="360"/>
+      </w:pPr>
+      <w:rPr>
+        <w:rFonts w:ascii="Symbol" w:hAnsi="Symbol" w:hint="default"/>
+        <w:sz w:val="20"/>
+      </w:rPr>
+    </w:lvl>
+    <w:lvl w:ilvl="1" w:tentative="1">
+      <w:start w:val="1"/>
+      <w:numFmt w:val="bullet"/>
+      <w:lvlText w:val="o"/>
+      <w:lvlJc w:val="left"/>
+      <w:pPr>
+        <w:tabs>
+          <w:tab w:val="num" w:pos="1440"/>
+        </w:tabs>
+        <w:ind w:left="1440" w:hanging="360"/>
+      </w:pPr>
+      <w:rPr>
+        <w:rFonts w:ascii="Courier New" w:hAnsi="Courier New" w:hint="default"/>
+        <w:sz w:val="20"/>
+      </w:rPr>
+    </w:lvl>
+    <w:lvl w:ilvl="2" w:tentative="1">
+      <w:start w:val="1"/>
+      <w:numFmt w:val="bullet"/>
+      <w:lvlText w:val=""/>
+      <w:lvlJc w:val="left"/>
+      <w:pPr>
+        <w:tabs>
+          <w:tab w:val="num" w:pos="2160"/>
+        </w:tabs>
+        <w:ind w:left="2160" w:hanging="360"/>
+      </w:pPr>
+      <w:rPr>
+        <w:rFonts w:ascii="Wingdings" w:hAnsi="Wingdings" w:hint="default"/>
+        <w:sz w:val="20"/>
+      </w:rPr>
+    </w:lvl>
+    <w:lvl w:ilvl="3" w:tentative="1">
+      <w:start w:val="1"/>
+      <w:numFmt w:val="bullet"/>
+      <w:lvlText w:val=""/>
+      <w:lvlJc w:val="left"/>
+      <w:pPr>
+        <w:tabs>
+          <w:tab w:val="num" w:pos="2880"/>
+        </w:tabs>
+        <w:ind w:left="2880" w:hanging="360"/>
+      </w:pPr>
+      <w:rPr>
+        <w:rFonts w:ascii="Wingdings" w:hAnsi="Wingdings" w:hint="default"/>
+        <w:sz w:val="20"/>
+      </w:rPr>
+    </w:lvl>
+    <w:lvl w:ilvl="4" w:tentative="1">
+      <w:start w:val="1"/>
+      <w:numFmt w:val="bullet"/>
+      <w:lvlText w:val=""/>
+      <w:lvlJc w:val="left"/>
+      <w:pPr>
+        <w:tabs>
+          <w:tab w:val="num" w:pos="3600"/>
+        </w:tabs>
+        <w:ind w:left="3600" w:hanging="360"/>
+      </w:pPr>
+      <w:rPr>
+        <w:rFonts w:ascii="Wingdings" w:hAnsi="Wingdings" w:hint="default"/>
+        <w:sz w:val="20"/>
+      </w:rPr>
+    </w:lvl>
+    <w:lvl w:ilvl="5" w:tentative="1">
+      <w:start w:val="1"/>
+      <w:numFmt w:val="bullet"/>
+      <w:lvlText w:val=""/>
+      <w:lvlJc w:val="left"/>
+      <w:pPr>
+        <w:tabs>
+          <w:tab w:val="num" w:pos="4320"/>
+        </w:tabs>
+        <w:ind w:left="4320" w:hanging="360"/>
+      </w:pPr>
+      <w:rPr>
+        <w:rFonts w:ascii="Wingdings" w:hAnsi="Wingdings" w:hint="default"/>
+        <w:sz w:val="20"/>
+      </w:rPr>
+    </w:lvl>
+    <w:lvl w:ilvl="6" w:tentative="1">
+      <w:start w:val="1"/>
+      <w:numFmt w:val="bullet"/>
+      <w:lvlText w:val=""/>
+      <w:lvlJc w:val="left"/>
+      <w:pPr>
+        <w:tabs>
+          <w:tab w:val="num" w:pos="5040"/>
+        </w:tabs>
+        <w:ind w:left="5040" w:hanging="360"/>
+      </w:pPr>
+      <w:rPr>
+        <w:rFonts w:ascii="Wingdings" w:hAnsi="Wingdings" w:hint="default"/>
+        <w:sz w:val="20"/>
+      </w:rPr>
+    </w:lvl>
+    <w:lvl w:ilvl="7" w:tentative="1">
+      <w:start w:val="1"/>
+      <w:numFmt w:val="bullet"/>
+      <w:lvlText w:val=""/>
+      <w:lvlJc w:val="left"/>
+      <w:pPr>
+        <w:tabs>
+          <w:tab w:val="num" w:pos="5760"/>
+        </w:tabs>
+        <w:ind w:left="5760" w:hanging="360"/>
+      </w:pPr>
+      <w:rPr>
+        <w:rFonts w:ascii="Wingdings" w:hAnsi="Wingdings" w:hint="default"/>
+        <w:sz w:val="20"/>
+      </w:rPr>
+    </w:lvl>
+    <w:lvl w:ilvl="8" w:tentative="1">
+      <w:start w:val="1"/>
+      <w:numFmt w:val="bullet"/>
+      <w:lvlText w:val=""/>
+      <w:lvlJc w:val="left"/>
+      <w:pPr>
+        <w:tabs>
+          <w:tab w:val="num" w:pos="6480"/>
+        </w:tabs>
+        <w:ind w:left="6480" w:hanging="360"/>
+      </w:pPr>
+      <w:rPr>
+        <w:rFonts w:ascii="Wingdings" w:hAnsi="Wingdings" w:hint="default"/>
+        <w:sz w:val="20"/>
+      </w:rPr>
+    </w:lvl>
+  </w:abstractNum>
+  <w:abstractNum w:abstractNumId="18" w15:restartNumberingAfterBreak="0">
+    <w:nsid w:val="53AB12C4"/>
+    <w:multiLevelType w:val="multilevel"/>
+    <w:tmpl w:val="16FAB6DA"/>
+    <w:lvl w:ilvl="0">
+      <w:start w:val="1"/>
+      <w:numFmt w:val="bullet"/>
+      <w:lvlText w:val=""/>
+      <w:lvlJc w:val="left"/>
+      <w:pPr>
+        <w:tabs>
+          <w:tab w:val="num" w:pos="720"/>
+        </w:tabs>
+        <w:ind w:left="720" w:hanging="360"/>
+      </w:pPr>
+      <w:rPr>
+        <w:rFonts w:ascii="Symbol" w:hAnsi="Symbol" w:hint="default"/>
+        <w:sz w:val="20"/>
+      </w:rPr>
+    </w:lvl>
+    <w:lvl w:ilvl="1" w:tentative="1">
+      <w:start w:val="1"/>
+      <w:numFmt w:val="bullet"/>
+      <w:lvlText w:val="o"/>
+      <w:lvlJc w:val="left"/>
+      <w:pPr>
+        <w:tabs>
+          <w:tab w:val="num" w:pos="1440"/>
+        </w:tabs>
+        <w:ind w:left="1440" w:hanging="360"/>
+      </w:pPr>
+      <w:rPr>
+        <w:rFonts w:ascii="Courier New" w:hAnsi="Courier New" w:hint="default"/>
+        <w:sz w:val="20"/>
+      </w:rPr>
+    </w:lvl>
+    <w:lvl w:ilvl="2" w:tentative="1">
+      <w:start w:val="1"/>
+      <w:numFmt w:val="bullet"/>
+      <w:lvlText w:val=""/>
+      <w:lvlJc w:val="left"/>
+      <w:pPr>
+        <w:tabs>
+          <w:tab w:val="num" w:pos="2160"/>
+        </w:tabs>
+        <w:ind w:left="2160" w:hanging="360"/>
+      </w:pPr>
+      <w:rPr>
+        <w:rFonts w:ascii="Wingdings" w:hAnsi="Wingdings" w:hint="default"/>
+        <w:sz w:val="20"/>
+      </w:rPr>
+    </w:lvl>
+    <w:lvl w:ilvl="3" w:tentative="1">
+      <w:start w:val="1"/>
+      <w:numFmt w:val="bullet"/>
+      <w:lvlText w:val=""/>
+      <w:lvlJc w:val="left"/>
+      <w:pPr>
+        <w:tabs>
+          <w:tab w:val="num" w:pos="2880"/>
+        </w:tabs>
+        <w:ind w:left="2880" w:hanging="360"/>
+      </w:pPr>
+      <w:rPr>
+        <w:rFonts w:ascii="Wingdings" w:hAnsi="Wingdings" w:hint="default"/>
+        <w:sz w:val="20"/>
+      </w:rPr>
+    </w:lvl>
+    <w:lvl w:ilvl="4" w:tentative="1">
+      <w:start w:val="1"/>
+      <w:numFmt w:val="bullet"/>
+      <w:lvlText w:val=""/>
+      <w:lvlJc w:val="left"/>
+      <w:pPr>
+        <w:tabs>
+          <w:tab w:val="num" w:pos="3600"/>
+        </w:tabs>
+        <w:ind w:left="3600" w:hanging="360"/>
+      </w:pPr>
+      <w:rPr>
+        <w:rFonts w:ascii="Wingdings" w:hAnsi="Wingdings" w:hint="default"/>
+        <w:sz w:val="20"/>
+      </w:rPr>
+    </w:lvl>
+    <w:lvl w:ilvl="5" w:tentative="1">
+      <w:start w:val="1"/>
+      <w:numFmt w:val="bullet"/>
+      <w:lvlText w:val=""/>
+      <w:lvlJc w:val="left"/>
+      <w:pPr>
+        <w:tabs>
+          <w:tab w:val="num" w:pos="4320"/>
+        </w:tabs>
+        <w:ind w:left="4320" w:hanging="360"/>
+      </w:pPr>
+      <w:rPr>
+        <w:rFonts w:ascii="Wingdings" w:hAnsi="Wingdings" w:hint="default"/>
+        <w:sz w:val="20"/>
+      </w:rPr>
+    </w:lvl>
+    <w:lvl w:ilvl="6" w:tentative="1">
+      <w:start w:val="1"/>
+      <w:numFmt w:val="bullet"/>
+      <w:lvlText w:val=""/>
+      <w:lvlJc w:val="left"/>
+      <w:pPr>
+        <w:tabs>
+          <w:tab w:val="num" w:pos="5040"/>
+        </w:tabs>
+        <w:ind w:left="5040" w:hanging="360"/>
+      </w:pPr>
+      <w:rPr>
+        <w:rFonts w:ascii="Wingdings" w:hAnsi="Wingdings" w:hint="default"/>
+        <w:sz w:val="20"/>
+      </w:rPr>
+    </w:lvl>
+    <w:lvl w:ilvl="7" w:tentative="1">
+      <w:start w:val="1"/>
+      <w:numFmt w:val="bullet"/>
+      <w:lvlText w:val=""/>
+      <w:lvlJc w:val="left"/>
+      <w:pPr>
+        <w:tabs>
+          <w:tab w:val="num" w:pos="5760"/>
+        </w:tabs>
+        <w:ind w:left="5760" w:hanging="360"/>
+      </w:pPr>
+      <w:rPr>
+        <w:rFonts w:ascii="Wingdings" w:hAnsi="Wingdings" w:hint="default"/>
+        <w:sz w:val="20"/>
+      </w:rPr>
+    </w:lvl>
+    <w:lvl w:ilvl="8" w:tentative="1">
+      <w:start w:val="1"/>
+      <w:numFmt w:val="bullet"/>
+      <w:lvlText w:val=""/>
+      <w:lvlJc w:val="left"/>
+      <w:pPr>
+        <w:tabs>
+          <w:tab w:val="num" w:pos="6480"/>
+        </w:tabs>
+        <w:ind w:left="6480" w:hanging="360"/>
+      </w:pPr>
+      <w:rPr>
+        <w:rFonts w:ascii="Wingdings" w:hAnsi="Wingdings" w:hint="default"/>
+        <w:sz w:val="20"/>
+      </w:rPr>
+    </w:lvl>
+  </w:abstractNum>
+  <w:abstractNum w:abstractNumId="19" w15:restartNumberingAfterBreak="0">
     <w:nsid w:val="55DE6E51"/>
     <w:multiLevelType w:val="multilevel"/>
     <w:tmpl w:val="AFF2872E"/>
@@ -2328,7 +7258,454 @@
       </w:pPr>
     </w:lvl>
   </w:abstractNum>
-  <w:abstractNum w:abstractNumId="1" w15:restartNumberingAfterBreak="0">
+  <w:abstractNum w:abstractNumId="20" w15:restartNumberingAfterBreak="0">
+    <w:nsid w:val="5A136075"/>
+    <w:multiLevelType w:val="multilevel"/>
+    <w:tmpl w:val="619C1E32"/>
+    <w:lvl w:ilvl="0">
+      <w:start w:val="1"/>
+      <w:numFmt w:val="bullet"/>
+      <w:lvlText w:val=""/>
+      <w:lvlJc w:val="left"/>
+      <w:pPr>
+        <w:tabs>
+          <w:tab w:val="num" w:pos="720"/>
+        </w:tabs>
+        <w:ind w:left="720" w:hanging="360"/>
+      </w:pPr>
+      <w:rPr>
+        <w:rFonts w:ascii="Symbol" w:hAnsi="Symbol" w:hint="default"/>
+        <w:sz w:val="20"/>
+      </w:rPr>
+    </w:lvl>
+    <w:lvl w:ilvl="1" w:tentative="1">
+      <w:start w:val="1"/>
+      <w:numFmt w:val="bullet"/>
+      <w:lvlText w:val="o"/>
+      <w:lvlJc w:val="left"/>
+      <w:pPr>
+        <w:tabs>
+          <w:tab w:val="num" w:pos="1440"/>
+        </w:tabs>
+        <w:ind w:left="1440" w:hanging="360"/>
+      </w:pPr>
+      <w:rPr>
+        <w:rFonts w:ascii="Courier New" w:hAnsi="Courier New" w:hint="default"/>
+        <w:sz w:val="20"/>
+      </w:rPr>
+    </w:lvl>
+    <w:lvl w:ilvl="2" w:tentative="1">
+      <w:start w:val="1"/>
+      <w:numFmt w:val="bullet"/>
+      <w:lvlText w:val=""/>
+      <w:lvlJc w:val="left"/>
+      <w:pPr>
+        <w:tabs>
+          <w:tab w:val="num" w:pos="2160"/>
+        </w:tabs>
+        <w:ind w:left="2160" w:hanging="360"/>
+      </w:pPr>
+      <w:rPr>
+        <w:rFonts w:ascii="Wingdings" w:hAnsi="Wingdings" w:hint="default"/>
+        <w:sz w:val="20"/>
+      </w:rPr>
+    </w:lvl>
+    <w:lvl w:ilvl="3" w:tentative="1">
+      <w:start w:val="1"/>
+      <w:numFmt w:val="bullet"/>
+      <w:lvlText w:val=""/>
+      <w:lvlJc w:val="left"/>
+      <w:pPr>
+        <w:tabs>
+          <w:tab w:val="num" w:pos="2880"/>
+        </w:tabs>
+        <w:ind w:left="2880" w:hanging="360"/>
+      </w:pPr>
+      <w:rPr>
+        <w:rFonts w:ascii="Wingdings" w:hAnsi="Wingdings" w:hint="default"/>
+        <w:sz w:val="20"/>
+      </w:rPr>
+    </w:lvl>
+    <w:lvl w:ilvl="4" w:tentative="1">
+      <w:start w:val="1"/>
+      <w:numFmt w:val="bullet"/>
+      <w:lvlText w:val=""/>
+      <w:lvlJc w:val="left"/>
+      <w:pPr>
+        <w:tabs>
+          <w:tab w:val="num" w:pos="3600"/>
+        </w:tabs>
+        <w:ind w:left="3600" w:hanging="360"/>
+      </w:pPr>
+      <w:rPr>
+        <w:rFonts w:ascii="Wingdings" w:hAnsi="Wingdings" w:hint="default"/>
+        <w:sz w:val="20"/>
+      </w:rPr>
+    </w:lvl>
+    <w:lvl w:ilvl="5" w:tentative="1">
+      <w:start w:val="1"/>
+      <w:numFmt w:val="bullet"/>
+      <w:lvlText w:val=""/>
+      <w:lvlJc w:val="left"/>
+      <w:pPr>
+        <w:tabs>
+          <w:tab w:val="num" w:pos="4320"/>
+        </w:tabs>
+        <w:ind w:left="4320" w:hanging="360"/>
+      </w:pPr>
+      <w:rPr>
+        <w:rFonts w:ascii="Wingdings" w:hAnsi="Wingdings" w:hint="default"/>
+        <w:sz w:val="20"/>
+      </w:rPr>
+    </w:lvl>
+    <w:lvl w:ilvl="6" w:tentative="1">
+      <w:start w:val="1"/>
+      <w:numFmt w:val="bullet"/>
+      <w:lvlText w:val=""/>
+      <w:lvlJc w:val="left"/>
+      <w:pPr>
+        <w:tabs>
+          <w:tab w:val="num" w:pos="5040"/>
+        </w:tabs>
+        <w:ind w:left="5040" w:hanging="360"/>
+      </w:pPr>
+      <w:rPr>
+        <w:rFonts w:ascii="Wingdings" w:hAnsi="Wingdings" w:hint="default"/>
+        <w:sz w:val="20"/>
+      </w:rPr>
+    </w:lvl>
+    <w:lvl w:ilvl="7" w:tentative="1">
+      <w:start w:val="1"/>
+      <w:numFmt w:val="bullet"/>
+      <w:lvlText w:val=""/>
+      <w:lvlJc w:val="left"/>
+      <w:pPr>
+        <w:tabs>
+          <w:tab w:val="num" w:pos="5760"/>
+        </w:tabs>
+        <w:ind w:left="5760" w:hanging="360"/>
+      </w:pPr>
+      <w:rPr>
+        <w:rFonts w:ascii="Wingdings" w:hAnsi="Wingdings" w:hint="default"/>
+        <w:sz w:val="20"/>
+      </w:rPr>
+    </w:lvl>
+    <w:lvl w:ilvl="8" w:tentative="1">
+      <w:start w:val="1"/>
+      <w:numFmt w:val="bullet"/>
+      <w:lvlText w:val=""/>
+      <w:lvlJc w:val="left"/>
+      <w:pPr>
+        <w:tabs>
+          <w:tab w:val="num" w:pos="6480"/>
+        </w:tabs>
+        <w:ind w:left="6480" w:hanging="360"/>
+      </w:pPr>
+      <w:rPr>
+        <w:rFonts w:ascii="Wingdings" w:hAnsi="Wingdings" w:hint="default"/>
+        <w:sz w:val="20"/>
+      </w:rPr>
+    </w:lvl>
+  </w:abstractNum>
+  <w:abstractNum w:abstractNumId="21" w15:restartNumberingAfterBreak="0">
+    <w:nsid w:val="5F0040EC"/>
+    <w:multiLevelType w:val="multilevel"/>
+    <w:tmpl w:val="E08C199A"/>
+    <w:lvl w:ilvl="0">
+      <w:start w:val="1"/>
+      <w:numFmt w:val="bullet"/>
+      <w:lvlText w:val=""/>
+      <w:lvlJc w:val="left"/>
+      <w:pPr>
+        <w:tabs>
+          <w:tab w:val="num" w:pos="720"/>
+        </w:tabs>
+        <w:ind w:left="720" w:hanging="360"/>
+      </w:pPr>
+      <w:rPr>
+        <w:rFonts w:ascii="Symbol" w:hAnsi="Symbol" w:hint="default"/>
+        <w:sz w:val="20"/>
+      </w:rPr>
+    </w:lvl>
+    <w:lvl w:ilvl="1" w:tentative="1">
+      <w:start w:val="1"/>
+      <w:numFmt w:val="bullet"/>
+      <w:lvlText w:val="o"/>
+      <w:lvlJc w:val="left"/>
+      <w:pPr>
+        <w:tabs>
+          <w:tab w:val="num" w:pos="1440"/>
+        </w:tabs>
+        <w:ind w:left="1440" w:hanging="360"/>
+      </w:pPr>
+      <w:rPr>
+        <w:rFonts w:ascii="Courier New" w:hAnsi="Courier New" w:hint="default"/>
+        <w:sz w:val="20"/>
+      </w:rPr>
+    </w:lvl>
+    <w:lvl w:ilvl="2" w:tentative="1">
+      <w:start w:val="1"/>
+      <w:numFmt w:val="bullet"/>
+      <w:lvlText w:val=""/>
+      <w:lvlJc w:val="left"/>
+      <w:pPr>
+        <w:tabs>
+          <w:tab w:val="num" w:pos="2160"/>
+        </w:tabs>
+        <w:ind w:left="2160" w:hanging="360"/>
+      </w:pPr>
+      <w:rPr>
+        <w:rFonts w:ascii="Wingdings" w:hAnsi="Wingdings" w:hint="default"/>
+        <w:sz w:val="20"/>
+      </w:rPr>
+    </w:lvl>
+    <w:lvl w:ilvl="3" w:tentative="1">
+      <w:start w:val="1"/>
+      <w:numFmt w:val="bullet"/>
+      <w:lvlText w:val=""/>
+      <w:lvlJc w:val="left"/>
+      <w:pPr>
+        <w:tabs>
+          <w:tab w:val="num" w:pos="2880"/>
+        </w:tabs>
+        <w:ind w:left="2880" w:hanging="360"/>
+      </w:pPr>
+      <w:rPr>
+        <w:rFonts w:ascii="Wingdings" w:hAnsi="Wingdings" w:hint="default"/>
+        <w:sz w:val="20"/>
+      </w:rPr>
+    </w:lvl>
+    <w:lvl w:ilvl="4" w:tentative="1">
+      <w:start w:val="1"/>
+      <w:numFmt w:val="bullet"/>
+      <w:lvlText w:val=""/>
+      <w:lvlJc w:val="left"/>
+      <w:pPr>
+        <w:tabs>
+          <w:tab w:val="num" w:pos="3600"/>
+        </w:tabs>
+        <w:ind w:left="3600" w:hanging="360"/>
+      </w:pPr>
+      <w:rPr>
+        <w:rFonts w:ascii="Wingdings" w:hAnsi="Wingdings" w:hint="default"/>
+        <w:sz w:val="20"/>
+      </w:rPr>
+    </w:lvl>
+    <w:lvl w:ilvl="5" w:tentative="1">
+      <w:start w:val="1"/>
+      <w:numFmt w:val="bullet"/>
+      <w:lvlText w:val=""/>
+      <w:lvlJc w:val="left"/>
+      <w:pPr>
+        <w:tabs>
+          <w:tab w:val="num" w:pos="4320"/>
+        </w:tabs>
+        <w:ind w:left="4320" w:hanging="360"/>
+      </w:pPr>
+      <w:rPr>
+        <w:rFonts w:ascii="Wingdings" w:hAnsi="Wingdings" w:hint="default"/>
+        <w:sz w:val="20"/>
+      </w:rPr>
+    </w:lvl>
+    <w:lvl w:ilvl="6" w:tentative="1">
+      <w:start w:val="1"/>
+      <w:numFmt w:val="bullet"/>
+      <w:lvlText w:val=""/>
+      <w:lvlJc w:val="left"/>
+      <w:pPr>
+        <w:tabs>
+          <w:tab w:val="num" w:pos="5040"/>
+        </w:tabs>
+        <w:ind w:left="5040" w:hanging="360"/>
+      </w:pPr>
+      <w:rPr>
+        <w:rFonts w:ascii="Wingdings" w:hAnsi="Wingdings" w:hint="default"/>
+        <w:sz w:val="20"/>
+      </w:rPr>
+    </w:lvl>
+    <w:lvl w:ilvl="7" w:tentative="1">
+      <w:start w:val="1"/>
+      <w:numFmt w:val="bullet"/>
+      <w:lvlText w:val=""/>
+      <w:lvlJc w:val="left"/>
+      <w:pPr>
+        <w:tabs>
+          <w:tab w:val="num" w:pos="5760"/>
+        </w:tabs>
+        <w:ind w:left="5760" w:hanging="360"/>
+      </w:pPr>
+      <w:rPr>
+        <w:rFonts w:ascii="Wingdings" w:hAnsi="Wingdings" w:hint="default"/>
+        <w:sz w:val="20"/>
+      </w:rPr>
+    </w:lvl>
+    <w:lvl w:ilvl="8" w:tentative="1">
+      <w:start w:val="1"/>
+      <w:numFmt w:val="bullet"/>
+      <w:lvlText w:val=""/>
+      <w:lvlJc w:val="left"/>
+      <w:pPr>
+        <w:tabs>
+          <w:tab w:val="num" w:pos="6480"/>
+        </w:tabs>
+        <w:ind w:left="6480" w:hanging="360"/>
+      </w:pPr>
+      <w:rPr>
+        <w:rFonts w:ascii="Wingdings" w:hAnsi="Wingdings" w:hint="default"/>
+        <w:sz w:val="20"/>
+      </w:rPr>
+    </w:lvl>
+  </w:abstractNum>
+  <w:abstractNum w:abstractNumId="22" w15:restartNumberingAfterBreak="0">
+    <w:nsid w:val="6519416C"/>
+    <w:multiLevelType w:val="multilevel"/>
+    <w:tmpl w:val="2D8A5796"/>
+    <w:lvl w:ilvl="0">
+      <w:start w:val="1"/>
+      <w:numFmt w:val="bullet"/>
+      <w:lvlText w:val=""/>
+      <w:lvlJc w:val="left"/>
+      <w:pPr>
+        <w:tabs>
+          <w:tab w:val="num" w:pos="720"/>
+        </w:tabs>
+        <w:ind w:left="720" w:hanging="360"/>
+      </w:pPr>
+      <w:rPr>
+        <w:rFonts w:ascii="Symbol" w:hAnsi="Symbol" w:hint="default"/>
+        <w:sz w:val="20"/>
+      </w:rPr>
+    </w:lvl>
+    <w:lvl w:ilvl="1" w:tentative="1">
+      <w:start w:val="1"/>
+      <w:numFmt w:val="bullet"/>
+      <w:lvlText w:val="o"/>
+      <w:lvlJc w:val="left"/>
+      <w:pPr>
+        <w:tabs>
+          <w:tab w:val="num" w:pos="1440"/>
+        </w:tabs>
+        <w:ind w:left="1440" w:hanging="360"/>
+      </w:pPr>
+      <w:rPr>
+        <w:rFonts w:ascii="Courier New" w:hAnsi="Courier New" w:hint="default"/>
+        <w:sz w:val="20"/>
+      </w:rPr>
+    </w:lvl>
+    <w:lvl w:ilvl="2" w:tentative="1">
+      <w:start w:val="1"/>
+      <w:numFmt w:val="bullet"/>
+      <w:lvlText w:val=""/>
+      <w:lvlJc w:val="left"/>
+      <w:pPr>
+        <w:tabs>
+          <w:tab w:val="num" w:pos="2160"/>
+        </w:tabs>
+        <w:ind w:left="2160" w:hanging="360"/>
+      </w:pPr>
+      <w:rPr>
+        <w:rFonts w:ascii="Wingdings" w:hAnsi="Wingdings" w:hint="default"/>
+        <w:sz w:val="20"/>
+      </w:rPr>
+    </w:lvl>
+    <w:lvl w:ilvl="3" w:tentative="1">
+      <w:start w:val="1"/>
+      <w:numFmt w:val="bullet"/>
+      <w:lvlText w:val=""/>
+      <w:lvlJc w:val="left"/>
+      <w:pPr>
+        <w:tabs>
+          <w:tab w:val="num" w:pos="2880"/>
+        </w:tabs>
+        <w:ind w:left="2880" w:hanging="360"/>
+      </w:pPr>
+      <w:rPr>
+        <w:rFonts w:ascii="Wingdings" w:hAnsi="Wingdings" w:hint="default"/>
+        <w:sz w:val="20"/>
+      </w:rPr>
+    </w:lvl>
+    <w:lvl w:ilvl="4" w:tentative="1">
+      <w:start w:val="1"/>
+      <w:numFmt w:val="bullet"/>
+      <w:lvlText w:val=""/>
+      <w:lvlJc w:val="left"/>
+      <w:pPr>
+        <w:tabs>
+          <w:tab w:val="num" w:pos="3600"/>
+        </w:tabs>
+        <w:ind w:left="3600" w:hanging="360"/>
+      </w:pPr>
+      <w:rPr>
+        <w:rFonts w:ascii="Wingdings" w:hAnsi="Wingdings" w:hint="default"/>
+        <w:sz w:val="20"/>
+      </w:rPr>
+    </w:lvl>
+    <w:lvl w:ilvl="5" w:tentative="1">
+      <w:start w:val="1"/>
+      <w:numFmt w:val="bullet"/>
+      <w:lvlText w:val=""/>
+      <w:lvlJc w:val="left"/>
+      <w:pPr>
+        <w:tabs>
+          <w:tab w:val="num" w:pos="4320"/>
+        </w:tabs>
+        <w:ind w:left="4320" w:hanging="360"/>
+      </w:pPr>
+      <w:rPr>
+        <w:rFonts w:ascii="Wingdings" w:hAnsi="Wingdings" w:hint="default"/>
+        <w:sz w:val="20"/>
+      </w:rPr>
+    </w:lvl>
+    <w:lvl w:ilvl="6" w:tentative="1">
+      <w:start w:val="1"/>
+      <w:numFmt w:val="bullet"/>
+      <w:lvlText w:val=""/>
+      <w:lvlJc w:val="left"/>
+      <w:pPr>
+        <w:tabs>
+          <w:tab w:val="num" w:pos="5040"/>
+        </w:tabs>
+        <w:ind w:left="5040" w:hanging="360"/>
+      </w:pPr>
+      <w:rPr>
+        <w:rFonts w:ascii="Wingdings" w:hAnsi="Wingdings" w:hint="default"/>
+        <w:sz w:val="20"/>
+      </w:rPr>
+    </w:lvl>
+    <w:lvl w:ilvl="7" w:tentative="1">
+      <w:start w:val="1"/>
+      <w:numFmt w:val="bullet"/>
+      <w:lvlText w:val=""/>
+      <w:lvlJc w:val="left"/>
+      <w:pPr>
+        <w:tabs>
+          <w:tab w:val="num" w:pos="5760"/>
+        </w:tabs>
+        <w:ind w:left="5760" w:hanging="360"/>
+      </w:pPr>
+      <w:rPr>
+        <w:rFonts w:ascii="Wingdings" w:hAnsi="Wingdings" w:hint="default"/>
+        <w:sz w:val="20"/>
+      </w:rPr>
+    </w:lvl>
+    <w:lvl w:ilvl="8" w:tentative="1">
+      <w:start w:val="1"/>
+      <w:numFmt w:val="bullet"/>
+      <w:lvlText w:val=""/>
+      <w:lvlJc w:val="left"/>
+      <w:pPr>
+        <w:tabs>
+          <w:tab w:val="num" w:pos="6480"/>
+        </w:tabs>
+        <w:ind w:left="6480" w:hanging="360"/>
+      </w:pPr>
+      <w:rPr>
+        <w:rFonts w:ascii="Wingdings" w:hAnsi="Wingdings" w:hint="default"/>
+        <w:sz w:val="20"/>
+      </w:rPr>
+    </w:lvl>
+  </w:abstractNum>
+  <w:abstractNum w:abstractNumId="23" w15:restartNumberingAfterBreak="0">
     <w:nsid w:val="655120AB"/>
     <w:multiLevelType w:val="hybridMultilevel"/>
     <w:tmpl w:val="000E67CC"/>
@@ -2414,11 +7791,1141 @@
       </w:pPr>
     </w:lvl>
   </w:abstractNum>
+  <w:abstractNum w:abstractNumId="24" w15:restartNumberingAfterBreak="0">
+    <w:nsid w:val="65DC7935"/>
+    <w:multiLevelType w:val="multilevel"/>
+    <w:tmpl w:val="6C72CA16"/>
+    <w:lvl w:ilvl="0">
+      <w:start w:val="1"/>
+      <w:numFmt w:val="bullet"/>
+      <w:lvlText w:val=""/>
+      <w:lvlJc w:val="left"/>
+      <w:pPr>
+        <w:tabs>
+          <w:tab w:val="num" w:pos="720"/>
+        </w:tabs>
+        <w:ind w:left="720" w:hanging="360"/>
+      </w:pPr>
+      <w:rPr>
+        <w:rFonts w:ascii="Symbol" w:hAnsi="Symbol" w:hint="default"/>
+        <w:sz w:val="20"/>
+      </w:rPr>
+    </w:lvl>
+    <w:lvl w:ilvl="1" w:tentative="1">
+      <w:start w:val="1"/>
+      <w:numFmt w:val="bullet"/>
+      <w:lvlText w:val="o"/>
+      <w:lvlJc w:val="left"/>
+      <w:pPr>
+        <w:tabs>
+          <w:tab w:val="num" w:pos="1440"/>
+        </w:tabs>
+        <w:ind w:left="1440" w:hanging="360"/>
+      </w:pPr>
+      <w:rPr>
+        <w:rFonts w:ascii="Courier New" w:hAnsi="Courier New" w:hint="default"/>
+        <w:sz w:val="20"/>
+      </w:rPr>
+    </w:lvl>
+    <w:lvl w:ilvl="2" w:tentative="1">
+      <w:start w:val="1"/>
+      <w:numFmt w:val="bullet"/>
+      <w:lvlText w:val=""/>
+      <w:lvlJc w:val="left"/>
+      <w:pPr>
+        <w:tabs>
+          <w:tab w:val="num" w:pos="2160"/>
+        </w:tabs>
+        <w:ind w:left="2160" w:hanging="360"/>
+      </w:pPr>
+      <w:rPr>
+        <w:rFonts w:ascii="Wingdings" w:hAnsi="Wingdings" w:hint="default"/>
+        <w:sz w:val="20"/>
+      </w:rPr>
+    </w:lvl>
+    <w:lvl w:ilvl="3" w:tentative="1">
+      <w:start w:val="1"/>
+      <w:numFmt w:val="bullet"/>
+      <w:lvlText w:val=""/>
+      <w:lvlJc w:val="left"/>
+      <w:pPr>
+        <w:tabs>
+          <w:tab w:val="num" w:pos="2880"/>
+        </w:tabs>
+        <w:ind w:left="2880" w:hanging="360"/>
+      </w:pPr>
+      <w:rPr>
+        <w:rFonts w:ascii="Wingdings" w:hAnsi="Wingdings" w:hint="default"/>
+        <w:sz w:val="20"/>
+      </w:rPr>
+    </w:lvl>
+    <w:lvl w:ilvl="4" w:tentative="1">
+      <w:start w:val="1"/>
+      <w:numFmt w:val="bullet"/>
+      <w:lvlText w:val=""/>
+      <w:lvlJc w:val="left"/>
+      <w:pPr>
+        <w:tabs>
+          <w:tab w:val="num" w:pos="3600"/>
+        </w:tabs>
+        <w:ind w:left="3600" w:hanging="360"/>
+      </w:pPr>
+      <w:rPr>
+        <w:rFonts w:ascii="Wingdings" w:hAnsi="Wingdings" w:hint="default"/>
+        <w:sz w:val="20"/>
+      </w:rPr>
+    </w:lvl>
+    <w:lvl w:ilvl="5" w:tentative="1">
+      <w:start w:val="1"/>
+      <w:numFmt w:val="bullet"/>
+      <w:lvlText w:val=""/>
+      <w:lvlJc w:val="left"/>
+      <w:pPr>
+        <w:tabs>
+          <w:tab w:val="num" w:pos="4320"/>
+        </w:tabs>
+        <w:ind w:left="4320" w:hanging="360"/>
+      </w:pPr>
+      <w:rPr>
+        <w:rFonts w:ascii="Wingdings" w:hAnsi="Wingdings" w:hint="default"/>
+        <w:sz w:val="20"/>
+      </w:rPr>
+    </w:lvl>
+    <w:lvl w:ilvl="6" w:tentative="1">
+      <w:start w:val="1"/>
+      <w:numFmt w:val="bullet"/>
+      <w:lvlText w:val=""/>
+      <w:lvlJc w:val="left"/>
+      <w:pPr>
+        <w:tabs>
+          <w:tab w:val="num" w:pos="5040"/>
+        </w:tabs>
+        <w:ind w:left="5040" w:hanging="360"/>
+      </w:pPr>
+      <w:rPr>
+        <w:rFonts w:ascii="Wingdings" w:hAnsi="Wingdings" w:hint="default"/>
+        <w:sz w:val="20"/>
+      </w:rPr>
+    </w:lvl>
+    <w:lvl w:ilvl="7" w:tentative="1">
+      <w:start w:val="1"/>
+      <w:numFmt w:val="bullet"/>
+      <w:lvlText w:val=""/>
+      <w:lvlJc w:val="left"/>
+      <w:pPr>
+        <w:tabs>
+          <w:tab w:val="num" w:pos="5760"/>
+        </w:tabs>
+        <w:ind w:left="5760" w:hanging="360"/>
+      </w:pPr>
+      <w:rPr>
+        <w:rFonts w:ascii="Wingdings" w:hAnsi="Wingdings" w:hint="default"/>
+        <w:sz w:val="20"/>
+      </w:rPr>
+    </w:lvl>
+    <w:lvl w:ilvl="8" w:tentative="1">
+      <w:start w:val="1"/>
+      <w:numFmt w:val="bullet"/>
+      <w:lvlText w:val=""/>
+      <w:lvlJc w:val="left"/>
+      <w:pPr>
+        <w:tabs>
+          <w:tab w:val="num" w:pos="6480"/>
+        </w:tabs>
+        <w:ind w:left="6480" w:hanging="360"/>
+      </w:pPr>
+      <w:rPr>
+        <w:rFonts w:ascii="Wingdings" w:hAnsi="Wingdings" w:hint="default"/>
+        <w:sz w:val="20"/>
+      </w:rPr>
+    </w:lvl>
+  </w:abstractNum>
+  <w:abstractNum w:abstractNumId="25" w15:restartNumberingAfterBreak="0">
+    <w:nsid w:val="6A3E080E"/>
+    <w:multiLevelType w:val="multilevel"/>
+    <w:tmpl w:val="6144FD24"/>
+    <w:lvl w:ilvl="0">
+      <w:start w:val="1"/>
+      <w:numFmt w:val="bullet"/>
+      <w:lvlText w:val=""/>
+      <w:lvlJc w:val="left"/>
+      <w:pPr>
+        <w:tabs>
+          <w:tab w:val="num" w:pos="720"/>
+        </w:tabs>
+        <w:ind w:left="720" w:hanging="360"/>
+      </w:pPr>
+      <w:rPr>
+        <w:rFonts w:ascii="Symbol" w:hAnsi="Symbol" w:hint="default"/>
+        <w:sz w:val="20"/>
+      </w:rPr>
+    </w:lvl>
+    <w:lvl w:ilvl="1" w:tentative="1">
+      <w:start w:val="1"/>
+      <w:numFmt w:val="bullet"/>
+      <w:lvlText w:val="o"/>
+      <w:lvlJc w:val="left"/>
+      <w:pPr>
+        <w:tabs>
+          <w:tab w:val="num" w:pos="1440"/>
+        </w:tabs>
+        <w:ind w:left="1440" w:hanging="360"/>
+      </w:pPr>
+      <w:rPr>
+        <w:rFonts w:ascii="Courier New" w:hAnsi="Courier New" w:hint="default"/>
+        <w:sz w:val="20"/>
+      </w:rPr>
+    </w:lvl>
+    <w:lvl w:ilvl="2" w:tentative="1">
+      <w:start w:val="1"/>
+      <w:numFmt w:val="bullet"/>
+      <w:lvlText w:val=""/>
+      <w:lvlJc w:val="left"/>
+      <w:pPr>
+        <w:tabs>
+          <w:tab w:val="num" w:pos="2160"/>
+        </w:tabs>
+        <w:ind w:left="2160" w:hanging="360"/>
+      </w:pPr>
+      <w:rPr>
+        <w:rFonts w:ascii="Wingdings" w:hAnsi="Wingdings" w:hint="default"/>
+        <w:sz w:val="20"/>
+      </w:rPr>
+    </w:lvl>
+    <w:lvl w:ilvl="3" w:tentative="1">
+      <w:start w:val="1"/>
+      <w:numFmt w:val="bullet"/>
+      <w:lvlText w:val=""/>
+      <w:lvlJc w:val="left"/>
+      <w:pPr>
+        <w:tabs>
+          <w:tab w:val="num" w:pos="2880"/>
+        </w:tabs>
+        <w:ind w:left="2880" w:hanging="360"/>
+      </w:pPr>
+      <w:rPr>
+        <w:rFonts w:ascii="Wingdings" w:hAnsi="Wingdings" w:hint="default"/>
+        <w:sz w:val="20"/>
+      </w:rPr>
+    </w:lvl>
+    <w:lvl w:ilvl="4" w:tentative="1">
+      <w:start w:val="1"/>
+      <w:numFmt w:val="bullet"/>
+      <w:lvlText w:val=""/>
+      <w:lvlJc w:val="left"/>
+      <w:pPr>
+        <w:tabs>
+          <w:tab w:val="num" w:pos="3600"/>
+        </w:tabs>
+        <w:ind w:left="3600" w:hanging="360"/>
+      </w:pPr>
+      <w:rPr>
+        <w:rFonts w:ascii="Wingdings" w:hAnsi="Wingdings" w:hint="default"/>
+        <w:sz w:val="20"/>
+      </w:rPr>
+    </w:lvl>
+    <w:lvl w:ilvl="5" w:tentative="1">
+      <w:start w:val="1"/>
+      <w:numFmt w:val="bullet"/>
+      <w:lvlText w:val=""/>
+      <w:lvlJc w:val="left"/>
+      <w:pPr>
+        <w:tabs>
+          <w:tab w:val="num" w:pos="4320"/>
+        </w:tabs>
+        <w:ind w:left="4320" w:hanging="360"/>
+      </w:pPr>
+      <w:rPr>
+        <w:rFonts w:ascii="Wingdings" w:hAnsi="Wingdings" w:hint="default"/>
+        <w:sz w:val="20"/>
+      </w:rPr>
+    </w:lvl>
+    <w:lvl w:ilvl="6" w:tentative="1">
+      <w:start w:val="1"/>
+      <w:numFmt w:val="bullet"/>
+      <w:lvlText w:val=""/>
+      <w:lvlJc w:val="left"/>
+      <w:pPr>
+        <w:tabs>
+          <w:tab w:val="num" w:pos="5040"/>
+        </w:tabs>
+        <w:ind w:left="5040" w:hanging="360"/>
+      </w:pPr>
+      <w:rPr>
+        <w:rFonts w:ascii="Wingdings" w:hAnsi="Wingdings" w:hint="default"/>
+        <w:sz w:val="20"/>
+      </w:rPr>
+    </w:lvl>
+    <w:lvl w:ilvl="7" w:tentative="1">
+      <w:start w:val="1"/>
+      <w:numFmt w:val="bullet"/>
+      <w:lvlText w:val=""/>
+      <w:lvlJc w:val="left"/>
+      <w:pPr>
+        <w:tabs>
+          <w:tab w:val="num" w:pos="5760"/>
+        </w:tabs>
+        <w:ind w:left="5760" w:hanging="360"/>
+      </w:pPr>
+      <w:rPr>
+        <w:rFonts w:ascii="Wingdings" w:hAnsi="Wingdings" w:hint="default"/>
+        <w:sz w:val="20"/>
+      </w:rPr>
+    </w:lvl>
+    <w:lvl w:ilvl="8" w:tentative="1">
+      <w:start w:val="1"/>
+      <w:numFmt w:val="bullet"/>
+      <w:lvlText w:val=""/>
+      <w:lvlJc w:val="left"/>
+      <w:pPr>
+        <w:tabs>
+          <w:tab w:val="num" w:pos="6480"/>
+        </w:tabs>
+        <w:ind w:left="6480" w:hanging="360"/>
+      </w:pPr>
+      <w:rPr>
+        <w:rFonts w:ascii="Wingdings" w:hAnsi="Wingdings" w:hint="default"/>
+        <w:sz w:val="20"/>
+      </w:rPr>
+    </w:lvl>
+  </w:abstractNum>
+  <w:abstractNum w:abstractNumId="26" w15:restartNumberingAfterBreak="0">
+    <w:nsid w:val="6B3E6E17"/>
+    <w:multiLevelType w:val="multilevel"/>
+    <w:tmpl w:val="7AC69D9C"/>
+    <w:lvl w:ilvl="0">
+      <w:start w:val="1"/>
+      <w:numFmt w:val="bullet"/>
+      <w:lvlText w:val=""/>
+      <w:lvlJc w:val="left"/>
+      <w:pPr>
+        <w:tabs>
+          <w:tab w:val="num" w:pos="720"/>
+        </w:tabs>
+        <w:ind w:left="720" w:hanging="360"/>
+      </w:pPr>
+      <w:rPr>
+        <w:rFonts w:ascii="Symbol" w:hAnsi="Symbol" w:hint="default"/>
+        <w:sz w:val="20"/>
+      </w:rPr>
+    </w:lvl>
+    <w:lvl w:ilvl="1" w:tentative="1">
+      <w:start w:val="1"/>
+      <w:numFmt w:val="bullet"/>
+      <w:lvlText w:val="o"/>
+      <w:lvlJc w:val="left"/>
+      <w:pPr>
+        <w:tabs>
+          <w:tab w:val="num" w:pos="1440"/>
+        </w:tabs>
+        <w:ind w:left="1440" w:hanging="360"/>
+      </w:pPr>
+      <w:rPr>
+        <w:rFonts w:ascii="Courier New" w:hAnsi="Courier New" w:hint="default"/>
+        <w:sz w:val="20"/>
+      </w:rPr>
+    </w:lvl>
+    <w:lvl w:ilvl="2" w:tentative="1">
+      <w:start w:val="1"/>
+      <w:numFmt w:val="bullet"/>
+      <w:lvlText w:val=""/>
+      <w:lvlJc w:val="left"/>
+      <w:pPr>
+        <w:tabs>
+          <w:tab w:val="num" w:pos="2160"/>
+        </w:tabs>
+        <w:ind w:left="2160" w:hanging="360"/>
+      </w:pPr>
+      <w:rPr>
+        <w:rFonts w:ascii="Wingdings" w:hAnsi="Wingdings" w:hint="default"/>
+        <w:sz w:val="20"/>
+      </w:rPr>
+    </w:lvl>
+    <w:lvl w:ilvl="3" w:tentative="1">
+      <w:start w:val="1"/>
+      <w:numFmt w:val="bullet"/>
+      <w:lvlText w:val=""/>
+      <w:lvlJc w:val="left"/>
+      <w:pPr>
+        <w:tabs>
+          <w:tab w:val="num" w:pos="2880"/>
+        </w:tabs>
+        <w:ind w:left="2880" w:hanging="360"/>
+      </w:pPr>
+      <w:rPr>
+        <w:rFonts w:ascii="Wingdings" w:hAnsi="Wingdings" w:hint="default"/>
+        <w:sz w:val="20"/>
+      </w:rPr>
+    </w:lvl>
+    <w:lvl w:ilvl="4" w:tentative="1">
+      <w:start w:val="1"/>
+      <w:numFmt w:val="bullet"/>
+      <w:lvlText w:val=""/>
+      <w:lvlJc w:val="left"/>
+      <w:pPr>
+        <w:tabs>
+          <w:tab w:val="num" w:pos="3600"/>
+        </w:tabs>
+        <w:ind w:left="3600" w:hanging="360"/>
+      </w:pPr>
+      <w:rPr>
+        <w:rFonts w:ascii="Wingdings" w:hAnsi="Wingdings" w:hint="default"/>
+        <w:sz w:val="20"/>
+      </w:rPr>
+    </w:lvl>
+    <w:lvl w:ilvl="5" w:tentative="1">
+      <w:start w:val="1"/>
+      <w:numFmt w:val="bullet"/>
+      <w:lvlText w:val=""/>
+      <w:lvlJc w:val="left"/>
+      <w:pPr>
+        <w:tabs>
+          <w:tab w:val="num" w:pos="4320"/>
+        </w:tabs>
+        <w:ind w:left="4320" w:hanging="360"/>
+      </w:pPr>
+      <w:rPr>
+        <w:rFonts w:ascii="Wingdings" w:hAnsi="Wingdings" w:hint="default"/>
+        <w:sz w:val="20"/>
+      </w:rPr>
+    </w:lvl>
+    <w:lvl w:ilvl="6" w:tentative="1">
+      <w:start w:val="1"/>
+      <w:numFmt w:val="bullet"/>
+      <w:lvlText w:val=""/>
+      <w:lvlJc w:val="left"/>
+      <w:pPr>
+        <w:tabs>
+          <w:tab w:val="num" w:pos="5040"/>
+        </w:tabs>
+        <w:ind w:left="5040" w:hanging="360"/>
+      </w:pPr>
+      <w:rPr>
+        <w:rFonts w:ascii="Wingdings" w:hAnsi="Wingdings" w:hint="default"/>
+        <w:sz w:val="20"/>
+      </w:rPr>
+    </w:lvl>
+    <w:lvl w:ilvl="7" w:tentative="1">
+      <w:start w:val="1"/>
+      <w:numFmt w:val="bullet"/>
+      <w:lvlText w:val=""/>
+      <w:lvlJc w:val="left"/>
+      <w:pPr>
+        <w:tabs>
+          <w:tab w:val="num" w:pos="5760"/>
+        </w:tabs>
+        <w:ind w:left="5760" w:hanging="360"/>
+      </w:pPr>
+      <w:rPr>
+        <w:rFonts w:ascii="Wingdings" w:hAnsi="Wingdings" w:hint="default"/>
+        <w:sz w:val="20"/>
+      </w:rPr>
+    </w:lvl>
+    <w:lvl w:ilvl="8" w:tentative="1">
+      <w:start w:val="1"/>
+      <w:numFmt w:val="bullet"/>
+      <w:lvlText w:val=""/>
+      <w:lvlJc w:val="left"/>
+      <w:pPr>
+        <w:tabs>
+          <w:tab w:val="num" w:pos="6480"/>
+        </w:tabs>
+        <w:ind w:left="6480" w:hanging="360"/>
+      </w:pPr>
+      <w:rPr>
+        <w:rFonts w:ascii="Wingdings" w:hAnsi="Wingdings" w:hint="default"/>
+        <w:sz w:val="20"/>
+      </w:rPr>
+    </w:lvl>
+  </w:abstractNum>
+  <w:abstractNum w:abstractNumId="27" w15:restartNumberingAfterBreak="0">
+    <w:nsid w:val="6F0862D9"/>
+    <w:multiLevelType w:val="multilevel"/>
+    <w:tmpl w:val="B630C15E"/>
+    <w:lvl w:ilvl="0">
+      <w:start w:val="1"/>
+      <w:numFmt w:val="bullet"/>
+      <w:lvlText w:val=""/>
+      <w:lvlJc w:val="left"/>
+      <w:pPr>
+        <w:tabs>
+          <w:tab w:val="num" w:pos="720"/>
+        </w:tabs>
+        <w:ind w:left="720" w:hanging="360"/>
+      </w:pPr>
+      <w:rPr>
+        <w:rFonts w:ascii="Symbol" w:hAnsi="Symbol" w:hint="default"/>
+        <w:sz w:val="20"/>
+      </w:rPr>
+    </w:lvl>
+    <w:lvl w:ilvl="1" w:tentative="1">
+      <w:start w:val="1"/>
+      <w:numFmt w:val="bullet"/>
+      <w:lvlText w:val="o"/>
+      <w:lvlJc w:val="left"/>
+      <w:pPr>
+        <w:tabs>
+          <w:tab w:val="num" w:pos="1440"/>
+        </w:tabs>
+        <w:ind w:left="1440" w:hanging="360"/>
+      </w:pPr>
+      <w:rPr>
+        <w:rFonts w:ascii="Courier New" w:hAnsi="Courier New" w:hint="default"/>
+        <w:sz w:val="20"/>
+      </w:rPr>
+    </w:lvl>
+    <w:lvl w:ilvl="2" w:tentative="1">
+      <w:start w:val="1"/>
+      <w:numFmt w:val="bullet"/>
+      <w:lvlText w:val=""/>
+      <w:lvlJc w:val="left"/>
+      <w:pPr>
+        <w:tabs>
+          <w:tab w:val="num" w:pos="2160"/>
+        </w:tabs>
+        <w:ind w:left="2160" w:hanging="360"/>
+      </w:pPr>
+      <w:rPr>
+        <w:rFonts w:ascii="Wingdings" w:hAnsi="Wingdings" w:hint="default"/>
+        <w:sz w:val="20"/>
+      </w:rPr>
+    </w:lvl>
+    <w:lvl w:ilvl="3" w:tentative="1">
+      <w:start w:val="1"/>
+      <w:numFmt w:val="bullet"/>
+      <w:lvlText w:val=""/>
+      <w:lvlJc w:val="left"/>
+      <w:pPr>
+        <w:tabs>
+          <w:tab w:val="num" w:pos="2880"/>
+        </w:tabs>
+        <w:ind w:left="2880" w:hanging="360"/>
+      </w:pPr>
+      <w:rPr>
+        <w:rFonts w:ascii="Wingdings" w:hAnsi="Wingdings" w:hint="default"/>
+        <w:sz w:val="20"/>
+      </w:rPr>
+    </w:lvl>
+    <w:lvl w:ilvl="4" w:tentative="1">
+      <w:start w:val="1"/>
+      <w:numFmt w:val="bullet"/>
+      <w:lvlText w:val=""/>
+      <w:lvlJc w:val="left"/>
+      <w:pPr>
+        <w:tabs>
+          <w:tab w:val="num" w:pos="3600"/>
+        </w:tabs>
+        <w:ind w:left="3600" w:hanging="360"/>
+      </w:pPr>
+      <w:rPr>
+        <w:rFonts w:ascii="Wingdings" w:hAnsi="Wingdings" w:hint="default"/>
+        <w:sz w:val="20"/>
+      </w:rPr>
+    </w:lvl>
+    <w:lvl w:ilvl="5" w:tentative="1">
+      <w:start w:val="1"/>
+      <w:numFmt w:val="bullet"/>
+      <w:lvlText w:val=""/>
+      <w:lvlJc w:val="left"/>
+      <w:pPr>
+        <w:tabs>
+          <w:tab w:val="num" w:pos="4320"/>
+        </w:tabs>
+        <w:ind w:left="4320" w:hanging="360"/>
+      </w:pPr>
+      <w:rPr>
+        <w:rFonts w:ascii="Wingdings" w:hAnsi="Wingdings" w:hint="default"/>
+        <w:sz w:val="20"/>
+      </w:rPr>
+    </w:lvl>
+    <w:lvl w:ilvl="6" w:tentative="1">
+      <w:start w:val="1"/>
+      <w:numFmt w:val="bullet"/>
+      <w:lvlText w:val=""/>
+      <w:lvlJc w:val="left"/>
+      <w:pPr>
+        <w:tabs>
+          <w:tab w:val="num" w:pos="5040"/>
+        </w:tabs>
+        <w:ind w:left="5040" w:hanging="360"/>
+      </w:pPr>
+      <w:rPr>
+        <w:rFonts w:ascii="Wingdings" w:hAnsi="Wingdings" w:hint="default"/>
+        <w:sz w:val="20"/>
+      </w:rPr>
+    </w:lvl>
+    <w:lvl w:ilvl="7" w:tentative="1">
+      <w:start w:val="1"/>
+      <w:numFmt w:val="bullet"/>
+      <w:lvlText w:val=""/>
+      <w:lvlJc w:val="left"/>
+      <w:pPr>
+        <w:tabs>
+          <w:tab w:val="num" w:pos="5760"/>
+        </w:tabs>
+        <w:ind w:left="5760" w:hanging="360"/>
+      </w:pPr>
+      <w:rPr>
+        <w:rFonts w:ascii="Wingdings" w:hAnsi="Wingdings" w:hint="default"/>
+        <w:sz w:val="20"/>
+      </w:rPr>
+    </w:lvl>
+    <w:lvl w:ilvl="8" w:tentative="1">
+      <w:start w:val="1"/>
+      <w:numFmt w:val="bullet"/>
+      <w:lvlText w:val=""/>
+      <w:lvlJc w:val="left"/>
+      <w:pPr>
+        <w:tabs>
+          <w:tab w:val="num" w:pos="6480"/>
+        </w:tabs>
+        <w:ind w:left="6480" w:hanging="360"/>
+      </w:pPr>
+      <w:rPr>
+        <w:rFonts w:ascii="Wingdings" w:hAnsi="Wingdings" w:hint="default"/>
+        <w:sz w:val="20"/>
+      </w:rPr>
+    </w:lvl>
+  </w:abstractNum>
+  <w:abstractNum w:abstractNumId="28" w15:restartNumberingAfterBreak="0">
+    <w:nsid w:val="70B228B6"/>
+    <w:multiLevelType w:val="multilevel"/>
+    <w:tmpl w:val="1150895E"/>
+    <w:lvl w:ilvl="0">
+      <w:start w:val="1"/>
+      <w:numFmt w:val="bullet"/>
+      <w:lvlText w:val=""/>
+      <w:lvlJc w:val="left"/>
+      <w:pPr>
+        <w:tabs>
+          <w:tab w:val="num" w:pos="720"/>
+        </w:tabs>
+        <w:ind w:left="720" w:hanging="360"/>
+      </w:pPr>
+      <w:rPr>
+        <w:rFonts w:ascii="Symbol" w:hAnsi="Symbol" w:hint="default"/>
+        <w:sz w:val="20"/>
+      </w:rPr>
+    </w:lvl>
+    <w:lvl w:ilvl="1" w:tentative="1">
+      <w:start w:val="1"/>
+      <w:numFmt w:val="bullet"/>
+      <w:lvlText w:val="o"/>
+      <w:lvlJc w:val="left"/>
+      <w:pPr>
+        <w:tabs>
+          <w:tab w:val="num" w:pos="1440"/>
+        </w:tabs>
+        <w:ind w:left="1440" w:hanging="360"/>
+      </w:pPr>
+      <w:rPr>
+        <w:rFonts w:ascii="Courier New" w:hAnsi="Courier New" w:hint="default"/>
+        <w:sz w:val="20"/>
+      </w:rPr>
+    </w:lvl>
+    <w:lvl w:ilvl="2" w:tentative="1">
+      <w:start w:val="1"/>
+      <w:numFmt w:val="bullet"/>
+      <w:lvlText w:val=""/>
+      <w:lvlJc w:val="left"/>
+      <w:pPr>
+        <w:tabs>
+          <w:tab w:val="num" w:pos="2160"/>
+        </w:tabs>
+        <w:ind w:left="2160" w:hanging="360"/>
+      </w:pPr>
+      <w:rPr>
+        <w:rFonts w:ascii="Wingdings" w:hAnsi="Wingdings" w:hint="default"/>
+        <w:sz w:val="20"/>
+      </w:rPr>
+    </w:lvl>
+    <w:lvl w:ilvl="3" w:tentative="1">
+      <w:start w:val="1"/>
+      <w:numFmt w:val="bullet"/>
+      <w:lvlText w:val=""/>
+      <w:lvlJc w:val="left"/>
+      <w:pPr>
+        <w:tabs>
+          <w:tab w:val="num" w:pos="2880"/>
+        </w:tabs>
+        <w:ind w:left="2880" w:hanging="360"/>
+      </w:pPr>
+      <w:rPr>
+        <w:rFonts w:ascii="Wingdings" w:hAnsi="Wingdings" w:hint="default"/>
+        <w:sz w:val="20"/>
+      </w:rPr>
+    </w:lvl>
+    <w:lvl w:ilvl="4" w:tentative="1">
+      <w:start w:val="1"/>
+      <w:numFmt w:val="bullet"/>
+      <w:lvlText w:val=""/>
+      <w:lvlJc w:val="left"/>
+      <w:pPr>
+        <w:tabs>
+          <w:tab w:val="num" w:pos="3600"/>
+        </w:tabs>
+        <w:ind w:left="3600" w:hanging="360"/>
+      </w:pPr>
+      <w:rPr>
+        <w:rFonts w:ascii="Wingdings" w:hAnsi="Wingdings" w:hint="default"/>
+        <w:sz w:val="20"/>
+      </w:rPr>
+    </w:lvl>
+    <w:lvl w:ilvl="5" w:tentative="1">
+      <w:start w:val="1"/>
+      <w:numFmt w:val="bullet"/>
+      <w:lvlText w:val=""/>
+      <w:lvlJc w:val="left"/>
+      <w:pPr>
+        <w:tabs>
+          <w:tab w:val="num" w:pos="4320"/>
+        </w:tabs>
+        <w:ind w:left="4320" w:hanging="360"/>
+      </w:pPr>
+      <w:rPr>
+        <w:rFonts w:ascii="Wingdings" w:hAnsi="Wingdings" w:hint="default"/>
+        <w:sz w:val="20"/>
+      </w:rPr>
+    </w:lvl>
+    <w:lvl w:ilvl="6" w:tentative="1">
+      <w:start w:val="1"/>
+      <w:numFmt w:val="bullet"/>
+      <w:lvlText w:val=""/>
+      <w:lvlJc w:val="left"/>
+      <w:pPr>
+        <w:tabs>
+          <w:tab w:val="num" w:pos="5040"/>
+        </w:tabs>
+        <w:ind w:left="5040" w:hanging="360"/>
+      </w:pPr>
+      <w:rPr>
+        <w:rFonts w:ascii="Wingdings" w:hAnsi="Wingdings" w:hint="default"/>
+        <w:sz w:val="20"/>
+      </w:rPr>
+    </w:lvl>
+    <w:lvl w:ilvl="7" w:tentative="1">
+      <w:start w:val="1"/>
+      <w:numFmt w:val="bullet"/>
+      <w:lvlText w:val=""/>
+      <w:lvlJc w:val="left"/>
+      <w:pPr>
+        <w:tabs>
+          <w:tab w:val="num" w:pos="5760"/>
+        </w:tabs>
+        <w:ind w:left="5760" w:hanging="360"/>
+      </w:pPr>
+      <w:rPr>
+        <w:rFonts w:ascii="Wingdings" w:hAnsi="Wingdings" w:hint="default"/>
+        <w:sz w:val="20"/>
+      </w:rPr>
+    </w:lvl>
+    <w:lvl w:ilvl="8" w:tentative="1">
+      <w:start w:val="1"/>
+      <w:numFmt w:val="bullet"/>
+      <w:lvlText w:val=""/>
+      <w:lvlJc w:val="left"/>
+      <w:pPr>
+        <w:tabs>
+          <w:tab w:val="num" w:pos="6480"/>
+        </w:tabs>
+        <w:ind w:left="6480" w:hanging="360"/>
+      </w:pPr>
+      <w:rPr>
+        <w:rFonts w:ascii="Wingdings" w:hAnsi="Wingdings" w:hint="default"/>
+        <w:sz w:val="20"/>
+      </w:rPr>
+    </w:lvl>
+  </w:abstractNum>
+  <w:abstractNum w:abstractNumId="29" w15:restartNumberingAfterBreak="0">
+    <w:nsid w:val="7B33266F"/>
+    <w:multiLevelType w:val="multilevel"/>
+    <w:tmpl w:val="5C4C5F3A"/>
+    <w:lvl w:ilvl="0">
+      <w:start w:val="1"/>
+      <w:numFmt w:val="bullet"/>
+      <w:lvlText w:val=""/>
+      <w:lvlJc w:val="left"/>
+      <w:pPr>
+        <w:tabs>
+          <w:tab w:val="num" w:pos="720"/>
+        </w:tabs>
+        <w:ind w:left="720" w:hanging="360"/>
+      </w:pPr>
+      <w:rPr>
+        <w:rFonts w:ascii="Symbol" w:hAnsi="Symbol" w:hint="default"/>
+        <w:sz w:val="20"/>
+      </w:rPr>
+    </w:lvl>
+    <w:lvl w:ilvl="1" w:tentative="1">
+      <w:start w:val="1"/>
+      <w:numFmt w:val="bullet"/>
+      <w:lvlText w:val="o"/>
+      <w:lvlJc w:val="left"/>
+      <w:pPr>
+        <w:tabs>
+          <w:tab w:val="num" w:pos="1440"/>
+        </w:tabs>
+        <w:ind w:left="1440" w:hanging="360"/>
+      </w:pPr>
+      <w:rPr>
+        <w:rFonts w:ascii="Courier New" w:hAnsi="Courier New" w:hint="default"/>
+        <w:sz w:val="20"/>
+      </w:rPr>
+    </w:lvl>
+    <w:lvl w:ilvl="2" w:tentative="1">
+      <w:start w:val="1"/>
+      <w:numFmt w:val="bullet"/>
+      <w:lvlText w:val=""/>
+      <w:lvlJc w:val="left"/>
+      <w:pPr>
+        <w:tabs>
+          <w:tab w:val="num" w:pos="2160"/>
+        </w:tabs>
+        <w:ind w:left="2160" w:hanging="360"/>
+      </w:pPr>
+      <w:rPr>
+        <w:rFonts w:ascii="Wingdings" w:hAnsi="Wingdings" w:hint="default"/>
+        <w:sz w:val="20"/>
+      </w:rPr>
+    </w:lvl>
+    <w:lvl w:ilvl="3" w:tentative="1">
+      <w:start w:val="1"/>
+      <w:numFmt w:val="bullet"/>
+      <w:lvlText w:val=""/>
+      <w:lvlJc w:val="left"/>
+      <w:pPr>
+        <w:tabs>
+          <w:tab w:val="num" w:pos="2880"/>
+        </w:tabs>
+        <w:ind w:left="2880" w:hanging="360"/>
+      </w:pPr>
+      <w:rPr>
+        <w:rFonts w:ascii="Wingdings" w:hAnsi="Wingdings" w:hint="default"/>
+        <w:sz w:val="20"/>
+      </w:rPr>
+    </w:lvl>
+    <w:lvl w:ilvl="4" w:tentative="1">
+      <w:start w:val="1"/>
+      <w:numFmt w:val="bullet"/>
+      <w:lvlText w:val=""/>
+      <w:lvlJc w:val="left"/>
+      <w:pPr>
+        <w:tabs>
+          <w:tab w:val="num" w:pos="3600"/>
+        </w:tabs>
+        <w:ind w:left="3600" w:hanging="360"/>
+      </w:pPr>
+      <w:rPr>
+        <w:rFonts w:ascii="Wingdings" w:hAnsi="Wingdings" w:hint="default"/>
+        <w:sz w:val="20"/>
+      </w:rPr>
+    </w:lvl>
+    <w:lvl w:ilvl="5" w:tentative="1">
+      <w:start w:val="1"/>
+      <w:numFmt w:val="bullet"/>
+      <w:lvlText w:val=""/>
+      <w:lvlJc w:val="left"/>
+      <w:pPr>
+        <w:tabs>
+          <w:tab w:val="num" w:pos="4320"/>
+        </w:tabs>
+        <w:ind w:left="4320" w:hanging="360"/>
+      </w:pPr>
+      <w:rPr>
+        <w:rFonts w:ascii="Wingdings" w:hAnsi="Wingdings" w:hint="default"/>
+        <w:sz w:val="20"/>
+      </w:rPr>
+    </w:lvl>
+    <w:lvl w:ilvl="6" w:tentative="1">
+      <w:start w:val="1"/>
+      <w:numFmt w:val="bullet"/>
+      <w:lvlText w:val=""/>
+      <w:lvlJc w:val="left"/>
+      <w:pPr>
+        <w:tabs>
+          <w:tab w:val="num" w:pos="5040"/>
+        </w:tabs>
+        <w:ind w:left="5040" w:hanging="360"/>
+      </w:pPr>
+      <w:rPr>
+        <w:rFonts w:ascii="Wingdings" w:hAnsi="Wingdings" w:hint="default"/>
+        <w:sz w:val="20"/>
+      </w:rPr>
+    </w:lvl>
+    <w:lvl w:ilvl="7" w:tentative="1">
+      <w:start w:val="1"/>
+      <w:numFmt w:val="bullet"/>
+      <w:lvlText w:val=""/>
+      <w:lvlJc w:val="left"/>
+      <w:pPr>
+        <w:tabs>
+          <w:tab w:val="num" w:pos="5760"/>
+        </w:tabs>
+        <w:ind w:left="5760" w:hanging="360"/>
+      </w:pPr>
+      <w:rPr>
+        <w:rFonts w:ascii="Wingdings" w:hAnsi="Wingdings" w:hint="default"/>
+        <w:sz w:val="20"/>
+      </w:rPr>
+    </w:lvl>
+    <w:lvl w:ilvl="8" w:tentative="1">
+      <w:start w:val="1"/>
+      <w:numFmt w:val="bullet"/>
+      <w:lvlText w:val=""/>
+      <w:lvlJc w:val="left"/>
+      <w:pPr>
+        <w:tabs>
+          <w:tab w:val="num" w:pos="6480"/>
+        </w:tabs>
+        <w:ind w:left="6480" w:hanging="360"/>
+      </w:pPr>
+      <w:rPr>
+        <w:rFonts w:ascii="Wingdings" w:hAnsi="Wingdings" w:hint="default"/>
+        <w:sz w:val="20"/>
+      </w:rPr>
+    </w:lvl>
+  </w:abstractNum>
+  <w:abstractNum w:abstractNumId="30" w15:restartNumberingAfterBreak="0">
+    <w:nsid w:val="7F1F21D0"/>
+    <w:multiLevelType w:val="multilevel"/>
+    <w:tmpl w:val="BE6CAA52"/>
+    <w:lvl w:ilvl="0">
+      <w:start w:val="1"/>
+      <w:numFmt w:val="bullet"/>
+      <w:lvlText w:val=""/>
+      <w:lvlJc w:val="left"/>
+      <w:pPr>
+        <w:tabs>
+          <w:tab w:val="num" w:pos="720"/>
+        </w:tabs>
+        <w:ind w:left="720" w:hanging="360"/>
+      </w:pPr>
+      <w:rPr>
+        <w:rFonts w:ascii="Symbol" w:hAnsi="Symbol" w:hint="default"/>
+        <w:sz w:val="20"/>
+      </w:rPr>
+    </w:lvl>
+    <w:lvl w:ilvl="1" w:tentative="1">
+      <w:start w:val="1"/>
+      <w:numFmt w:val="bullet"/>
+      <w:lvlText w:val="o"/>
+      <w:lvlJc w:val="left"/>
+      <w:pPr>
+        <w:tabs>
+          <w:tab w:val="num" w:pos="1440"/>
+        </w:tabs>
+        <w:ind w:left="1440" w:hanging="360"/>
+      </w:pPr>
+      <w:rPr>
+        <w:rFonts w:ascii="Courier New" w:hAnsi="Courier New" w:hint="default"/>
+        <w:sz w:val="20"/>
+      </w:rPr>
+    </w:lvl>
+    <w:lvl w:ilvl="2" w:tentative="1">
+      <w:start w:val="1"/>
+      <w:numFmt w:val="bullet"/>
+      <w:lvlText w:val=""/>
+      <w:lvlJc w:val="left"/>
+      <w:pPr>
+        <w:tabs>
+          <w:tab w:val="num" w:pos="2160"/>
+        </w:tabs>
+        <w:ind w:left="2160" w:hanging="360"/>
+      </w:pPr>
+      <w:rPr>
+        <w:rFonts w:ascii="Wingdings" w:hAnsi="Wingdings" w:hint="default"/>
+        <w:sz w:val="20"/>
+      </w:rPr>
+    </w:lvl>
+    <w:lvl w:ilvl="3" w:tentative="1">
+      <w:start w:val="1"/>
+      <w:numFmt w:val="bullet"/>
+      <w:lvlText w:val=""/>
+      <w:lvlJc w:val="left"/>
+      <w:pPr>
+        <w:tabs>
+          <w:tab w:val="num" w:pos="2880"/>
+        </w:tabs>
+        <w:ind w:left="2880" w:hanging="360"/>
+      </w:pPr>
+      <w:rPr>
+        <w:rFonts w:ascii="Wingdings" w:hAnsi="Wingdings" w:hint="default"/>
+        <w:sz w:val="20"/>
+      </w:rPr>
+    </w:lvl>
+    <w:lvl w:ilvl="4" w:tentative="1">
+      <w:start w:val="1"/>
+      <w:numFmt w:val="bullet"/>
+      <w:lvlText w:val=""/>
+      <w:lvlJc w:val="left"/>
+      <w:pPr>
+        <w:tabs>
+          <w:tab w:val="num" w:pos="3600"/>
+        </w:tabs>
+        <w:ind w:left="3600" w:hanging="360"/>
+      </w:pPr>
+      <w:rPr>
+        <w:rFonts w:ascii="Wingdings" w:hAnsi="Wingdings" w:hint="default"/>
+        <w:sz w:val="20"/>
+      </w:rPr>
+    </w:lvl>
+    <w:lvl w:ilvl="5" w:tentative="1">
+      <w:start w:val="1"/>
+      <w:numFmt w:val="bullet"/>
+      <w:lvlText w:val=""/>
+      <w:lvlJc w:val="left"/>
+      <w:pPr>
+        <w:tabs>
+          <w:tab w:val="num" w:pos="4320"/>
+        </w:tabs>
+        <w:ind w:left="4320" w:hanging="360"/>
+      </w:pPr>
+      <w:rPr>
+        <w:rFonts w:ascii="Wingdings" w:hAnsi="Wingdings" w:hint="default"/>
+        <w:sz w:val="20"/>
+      </w:rPr>
+    </w:lvl>
+    <w:lvl w:ilvl="6" w:tentative="1">
+      <w:start w:val="1"/>
+      <w:numFmt w:val="bullet"/>
+      <w:lvlText w:val=""/>
+      <w:lvlJc w:val="left"/>
+      <w:pPr>
+        <w:tabs>
+          <w:tab w:val="num" w:pos="5040"/>
+        </w:tabs>
+        <w:ind w:left="5040" w:hanging="360"/>
+      </w:pPr>
+      <w:rPr>
+        <w:rFonts w:ascii="Wingdings" w:hAnsi="Wingdings" w:hint="default"/>
+        <w:sz w:val="20"/>
+      </w:rPr>
+    </w:lvl>
+    <w:lvl w:ilvl="7" w:tentative="1">
+      <w:start w:val="1"/>
+      <w:numFmt w:val="bullet"/>
+      <w:lvlText w:val=""/>
+      <w:lvlJc w:val="left"/>
+      <w:pPr>
+        <w:tabs>
+          <w:tab w:val="num" w:pos="5760"/>
+        </w:tabs>
+        <w:ind w:left="5760" w:hanging="360"/>
+      </w:pPr>
+      <w:rPr>
+        <w:rFonts w:ascii="Wingdings" w:hAnsi="Wingdings" w:hint="default"/>
+        <w:sz w:val="20"/>
+      </w:rPr>
+    </w:lvl>
+    <w:lvl w:ilvl="8" w:tentative="1">
+      <w:start w:val="1"/>
+      <w:numFmt w:val="bullet"/>
+      <w:lvlText w:val=""/>
+      <w:lvlJc w:val="left"/>
+      <w:pPr>
+        <w:tabs>
+          <w:tab w:val="num" w:pos="6480"/>
+        </w:tabs>
+        <w:ind w:left="6480" w:hanging="360"/>
+      </w:pPr>
+      <w:rPr>
+        <w:rFonts w:ascii="Wingdings" w:hAnsi="Wingdings" w:hint="default"/>
+        <w:sz w:val="20"/>
+      </w:rPr>
+    </w:lvl>
+  </w:abstractNum>
   <w:num w:numId="1">
+    <w:abstractNumId w:val="19"/>
+  </w:num>
+  <w:num w:numId="2">
+    <w:abstractNumId w:val="23"/>
+  </w:num>
+  <w:num w:numId="3">
+    <w:abstractNumId w:val="30"/>
+  </w:num>
+  <w:num w:numId="4">
+    <w:abstractNumId w:val="2"/>
+  </w:num>
+  <w:num w:numId="5">
+    <w:abstractNumId w:val="1"/>
+  </w:num>
+  <w:num w:numId="6">
+    <w:abstractNumId w:val="6"/>
+  </w:num>
+  <w:num w:numId="7">
+    <w:abstractNumId w:val="22"/>
+  </w:num>
+  <w:num w:numId="8">
+    <w:abstractNumId w:val="18"/>
+  </w:num>
+  <w:num w:numId="9">
+    <w:abstractNumId w:val="12"/>
+  </w:num>
+  <w:num w:numId="10">
+    <w:abstractNumId w:val="26"/>
+  </w:num>
+  <w:num w:numId="11">
+    <w:abstractNumId w:val="27"/>
+  </w:num>
+  <w:num w:numId="12">
+    <w:abstractNumId w:val="21"/>
+  </w:num>
+  <w:num w:numId="13">
+    <w:abstractNumId w:val="13"/>
+  </w:num>
+  <w:num w:numId="14">
+    <w:abstractNumId w:val="9"/>
+  </w:num>
+  <w:num w:numId="15">
+    <w:abstractNumId w:val="5"/>
+  </w:num>
+  <w:num w:numId="16">
+    <w:abstractNumId w:val="4"/>
+  </w:num>
+  <w:num w:numId="17">
+    <w:abstractNumId w:val="29"/>
+  </w:num>
+  <w:num w:numId="18">
+    <w:abstractNumId w:val="17"/>
+  </w:num>
+  <w:num w:numId="19">
+    <w:abstractNumId w:val="10"/>
+  </w:num>
+  <w:num w:numId="20">
+    <w:abstractNumId w:val="28"/>
+  </w:num>
+  <w:num w:numId="21">
+    <w:abstractNumId w:val="11"/>
+  </w:num>
+  <w:num w:numId="22">
+    <w:abstractNumId w:val="8"/>
+  </w:num>
+  <w:num w:numId="23">
+    <w:abstractNumId w:val="24"/>
+  </w:num>
+  <w:num w:numId="24">
+    <w:abstractNumId w:val="3"/>
+  </w:num>
+  <w:num w:numId="25">
+    <w:abstractNumId w:val="7"/>
+  </w:num>
+  <w:num w:numId="26">
+    <w:abstractNumId w:val="15"/>
+  </w:num>
+  <w:num w:numId="27">
     <w:abstractNumId w:val="0"/>
   </w:num>
-  <w:num w:numId="2">
-    <w:abstractNumId w:val="1"/>
+  <w:num w:numId="28">
+    <w:abstractNumId w:val="14"/>
+  </w:num>
+  <w:num w:numId="29">
+    <w:abstractNumId w:val="20"/>
+  </w:num>
+  <w:num w:numId="30">
+    <w:abstractNumId w:val="25"/>
+  </w:num>
+  <w:num w:numId="31">
+    <w:abstractNumId w:val="16"/>
   </w:num>
 </w:numbering>
 </file>
@@ -2820,6 +9327,15 @@
   <w:style w:type="paragraph" w:default="1" w:styleId="Norml">
     <w:name w:val="Normal"/>
     <w:qFormat/>
+    <w:rsid w:val="00CD2C34"/>
+    <w:pPr>
+      <w:spacing w:after="0" w:line="360" w:lineRule="auto"/>
+      <w:jc w:val="both"/>
+    </w:pPr>
+    <w:rPr>
+      <w:rFonts w:ascii="Times New Roman" w:hAnsi="Times New Roman"/>
+      <w:sz w:val="24"/>
+    </w:rPr>
   </w:style>
   <w:style w:type="paragraph" w:styleId="Cmsor1">
     <w:name w:val="heading 1"/>
@@ -2828,17 +9344,18 @@
     <w:link w:val="Cmsor1Char"/>
     <w:uiPriority w:val="9"/>
     <w:qFormat/>
-    <w:rsid w:val="00DA06E8"/>
+    <w:rsid w:val="00F17C92"/>
     <w:pPr>
       <w:keepNext/>
       <w:keepLines/>
-      <w:spacing w:before="240" w:after="0"/>
+      <w:spacing w:before="240" w:after="240"/>
       <w:outlineLvl w:val="0"/>
     </w:pPr>
     <w:rPr>
-      <w:rFonts w:asciiTheme="majorHAnsi" w:eastAsiaTheme="majorEastAsia" w:hAnsiTheme="majorHAnsi" w:cstheme="majorBidi"/>
-      <w:color w:val="2F5496" w:themeColor="accent1" w:themeShade="BF"/>
-      <w:sz w:val="32"/>
+      <w:rFonts w:eastAsiaTheme="majorEastAsia" w:cstheme="majorBidi"/>
+      <w:b/>
+      <w:color w:val="000000" w:themeColor="text1"/>
+      <w:sz w:val="28"/>
       <w:szCs w:val="32"/>
     </w:rPr>
   </w:style>
@@ -2850,7 +9367,7 @@
     <w:uiPriority w:val="9"/>
     <w:unhideWhenUsed/>
     <w:qFormat/>
-    <w:rsid w:val="00DA06E8"/>
+    <w:rsid w:val="00B61C1C"/>
     <w:pPr>
       <w:keepNext/>
       <w:keepLines/>
@@ -2858,10 +9375,9 @@
       <w:outlineLvl w:val="1"/>
     </w:pPr>
     <w:rPr>
-      <w:rFonts w:ascii="Times New Roman" w:eastAsiaTheme="majorEastAsia" w:hAnsi="Times New Roman" w:cstheme="majorBidi"/>
+      <w:rFonts w:eastAsiaTheme="majorEastAsia" w:cstheme="majorBidi"/>
       <w:b/>
       <w:color w:val="000000" w:themeColor="text1"/>
-      <w:sz w:val="26"/>
       <w:szCs w:val="26"/>
     </w:rPr>
   </w:style>
@@ -2877,7 +9393,7 @@
       <w:outlineLvl w:val="2"/>
     </w:pPr>
     <w:rPr>
-      <w:rFonts w:ascii="Times New Roman" w:eastAsia="Times New Roman" w:hAnsi="Times New Roman" w:cs="Times New Roman"/>
+      <w:rFonts w:eastAsia="Times New Roman" w:cs="Times New Roman"/>
       <w:b/>
       <w:bCs/>
       <w:sz w:val="27"/>
@@ -2931,15 +9447,13 @@
     <w:name w:val="Normal (Web)"/>
     <w:basedOn w:val="Norml"/>
     <w:uiPriority w:val="99"/>
-    <w:semiHidden/>
     <w:unhideWhenUsed/>
     <w:rsid w:val="000315A5"/>
     <w:pPr>
       <w:spacing w:before="100" w:beforeAutospacing="1" w:after="100" w:afterAutospacing="1" w:line="240" w:lineRule="auto"/>
     </w:pPr>
     <w:rPr>
-      <w:rFonts w:ascii="Times New Roman" w:eastAsia="Times New Roman" w:hAnsi="Times New Roman" w:cs="Times New Roman"/>
-      <w:sz w:val="24"/>
+      <w:rFonts w:eastAsia="Times New Roman" w:cs="Times New Roman"/>
       <w:szCs w:val="24"/>
       <w:lang w:eastAsia="hu-HU"/>
     </w:rPr>
@@ -2967,7 +9481,7 @@
         <w:tab w:val="center" w:pos="4536"/>
         <w:tab w:val="right" w:pos="9072"/>
       </w:tabs>
-      <w:spacing w:after="0" w:line="240" w:lineRule="auto"/>
+      <w:spacing w:line="240" w:lineRule="auto"/>
     </w:pPr>
   </w:style>
   <w:style w:type="character" w:customStyle="1" w:styleId="lfejChar">
@@ -2989,7 +9503,7 @@
         <w:tab w:val="center" w:pos="4536"/>
         <w:tab w:val="right" w:pos="9072"/>
       </w:tabs>
-      <w:spacing w:after="0" w:line="240" w:lineRule="auto"/>
+      <w:spacing w:line="240" w:lineRule="auto"/>
     </w:pPr>
   </w:style>
   <w:style w:type="character" w:customStyle="1" w:styleId="llbChar">
@@ -3015,11 +9529,12 @@
     <w:basedOn w:val="Bekezdsalapbettpusa"/>
     <w:link w:val="Cmsor1"/>
     <w:uiPriority w:val="9"/>
-    <w:rsid w:val="00DA06E8"/>
+    <w:rsid w:val="00F17C92"/>
     <w:rPr>
-      <w:rFonts w:asciiTheme="majorHAnsi" w:eastAsiaTheme="majorEastAsia" w:hAnsiTheme="majorHAnsi" w:cstheme="majorBidi"/>
-      <w:color w:val="2F5496" w:themeColor="accent1" w:themeShade="BF"/>
-      <w:sz w:val="32"/>
+      <w:rFonts w:ascii="Times New Roman" w:eastAsiaTheme="majorEastAsia" w:hAnsi="Times New Roman" w:cstheme="majorBidi"/>
+      <w:b/>
+      <w:color w:val="000000" w:themeColor="text1"/>
+      <w:sz w:val="28"/>
       <w:szCs w:val="32"/>
     </w:rPr>
   </w:style>
@@ -3028,12 +9543,12 @@
     <w:basedOn w:val="Bekezdsalapbettpusa"/>
     <w:link w:val="Cmsor2"/>
     <w:uiPriority w:val="9"/>
-    <w:rsid w:val="00DA06E8"/>
+    <w:rsid w:val="00B61C1C"/>
     <w:rPr>
       <w:rFonts w:ascii="Times New Roman" w:eastAsiaTheme="majorEastAsia" w:hAnsi="Times New Roman" w:cstheme="majorBidi"/>
       <w:b/>
       <w:color w:val="000000" w:themeColor="text1"/>
-      <w:sz w:val="26"/>
+      <w:sz w:val="24"/>
       <w:szCs w:val="26"/>
     </w:rPr>
   </w:style>
@@ -3146,7 +9661,7 @@
     <w:unhideWhenUsed/>
     <w:rsid w:val="004A7D9F"/>
     <w:pPr>
-      <w:spacing w:after="0" w:line="240" w:lineRule="auto"/>
+      <w:spacing w:line="240" w:lineRule="auto"/>
     </w:pPr>
     <w:rPr>
       <w:sz w:val="20"/>
@@ -3180,6 +9695,19 @@
     <w:name w:val="whitespace-normal"/>
     <w:basedOn w:val="Bekezdsalapbettpusa"/>
     <w:rsid w:val="00D066EE"/>
+  </w:style>
+  <w:style w:type="character" w:styleId="HTML-kd">
+    <w:name w:val="HTML Code"/>
+    <w:basedOn w:val="Bekezdsalapbettpusa"/>
+    <w:uiPriority w:val="99"/>
+    <w:semiHidden/>
+    <w:unhideWhenUsed/>
+    <w:rsid w:val="004F17D1"/>
+    <w:rPr>
+      <w:rFonts w:ascii="Courier New" w:eastAsia="Times New Roman" w:hAnsi="Courier New" w:cs="Courier New"/>
+      <w:sz w:val="20"/>
+      <w:szCs w:val="20"/>
+    </w:rPr>
   </w:style>
 </w:styles>
 </file>
@@ -3484,7 +10012,7 @@
 </file>
 
 <file path=customXml/itemProps1.xml><?xml version="1.0" encoding="utf-8"?>
-<ds:datastoreItem xmlns:ds="http://schemas.openxmlformats.org/officeDocument/2006/customXml" ds:itemID="{01279D51-56E9-4D13-A172-2AD00410DDD2}">
+<ds:datastoreItem xmlns:ds="http://schemas.openxmlformats.org/officeDocument/2006/customXml" ds:itemID="{41D4DE40-3824-4DF9-8F75-2AB6F598FA95}">
   <ds:schemaRefs>
     <ds:schemaRef ds:uri="http://schemas.openxmlformats.org/officeDocument/2006/bibliography"/>
   </ds:schemaRefs>

--- a/Vizsgaremek.docx
+++ b/Vizsgaremek.docx
@@ -1067,14 +1067,27 @@
           <w:color w:val="000000" w:themeColor="text1"/>
         </w:rPr>
       </w:pPr>
-      <w:fldSimple w:instr=" SEQ ábra \* ARABIC ">
-        <w:r>
-          <w:rPr>
-            <w:noProof/>
-          </w:rPr>
-          <w:t>1</w:t>
-        </w:r>
-      </w:fldSimple>
+      <w:r>
+        <w:fldChar w:fldCharType="begin"/>
+      </w:r>
+      <w:r>
+        <w:instrText xml:space="preserve"> SEQ ábra \* ARABIC </w:instrText>
+      </w:r>
+      <w:r>
+        <w:fldChar w:fldCharType="separate"/>
+      </w:r>
+      <w:r>
+        <w:rPr>
+          <w:noProof/>
+        </w:rPr>
+        <w:t>1</w:t>
+      </w:r>
+      <w:r>
+        <w:rPr>
+          <w:noProof/>
+        </w:rPr>
+        <w:fldChar w:fldCharType="end"/>
+      </w:r>
       <w:r>
         <w:t>. ábra: adatbázis</w:t>
       </w:r>
@@ -2887,6 +2900,75 @@
     </w:p>
     <w:p>
       <w:pPr>
+        <w:rPr>
+          <w:lang w:eastAsia="hu-HU"/>
+        </w:rPr>
+      </w:pPr>
+      <w:r>
+        <w:rPr>
+          <w:lang w:eastAsia="hu-HU"/>
+        </w:rPr>
+        <w:t>A backend célja, hogy a frontend (</w:t>
+      </w:r>
+      <w:proofErr w:type="spellStart"/>
+      <w:r>
+        <w:rPr>
+          <w:lang w:eastAsia="hu-HU"/>
+        </w:rPr>
+        <w:t>React</w:t>
+      </w:r>
+      <w:proofErr w:type="spellEnd"/>
+      <w:r>
+        <w:rPr>
+          <w:lang w:eastAsia="hu-HU"/>
+        </w:rPr>
+        <w:t>/</w:t>
+      </w:r>
+      <w:proofErr w:type="spellStart"/>
+      <w:r>
+        <w:rPr>
+          <w:lang w:eastAsia="hu-HU"/>
+        </w:rPr>
+        <w:t>Vite</w:t>
+      </w:r>
+      <w:proofErr w:type="spellEnd"/>
+      <w:r>
+        <w:rPr>
+          <w:lang w:eastAsia="hu-HU"/>
+        </w:rPr>
+        <w:t xml:space="preserve">) és a </w:t>
+      </w:r>
+      <w:proofErr w:type="spellStart"/>
+      <w:r>
+        <w:rPr>
+          <w:lang w:eastAsia="hu-HU"/>
+        </w:rPr>
+        <w:t>MySQL</w:t>
+      </w:r>
+      <w:proofErr w:type="spellEnd"/>
+      <w:r>
+        <w:rPr>
+          <w:lang w:eastAsia="hu-HU"/>
+        </w:rPr>
+        <w:t xml:space="preserve"> adatbázis között egy stabil, bővíthető és karbantartható réteget biztosítson. A rendszer úgy van felépítve, hogy minden fontos felelősség külön fájlban legyen, és ezek a fájlok könnyen cserélhetők, </w:t>
+      </w:r>
+      <w:proofErr w:type="spellStart"/>
+      <w:r>
+        <w:rPr>
+          <w:lang w:eastAsia="hu-HU"/>
+        </w:rPr>
+        <w:t>refaktorálhatók</w:t>
+      </w:r>
+      <w:proofErr w:type="spellEnd"/>
+      <w:r>
+        <w:rPr>
+          <w:lang w:eastAsia="hu-HU"/>
+        </w:rPr>
+        <w:t xml:space="preserve"> az indítási pont viszont mindig ugyanaz marad. Ez garantálja, hogy a projektstruktúra későbbi átalakítása (új modulok, új szolgáltatások, más tároló réteg) egyszerű legyen, és ne kelljen minden futtatási parancsot átírni.</w:t>
+      </w:r>
+    </w:p>
+    <w:p>
+      <w:pPr>
         <w:pStyle w:val="Cmsor1"/>
         <w:rPr>
           <w:rFonts w:eastAsia="Times New Roman"/>
@@ -2898,7 +2980,7 @@
           <w:noProof/>
         </w:rPr>
         <w:drawing>
-          <wp:inline distT="0" distB="0" distL="0" distR="0" wp14:anchorId="622E9A2A" wp14:editId="30DD2C61">
+          <wp:inline distT="0" distB="0" distL="0" distR="0" wp14:anchorId="622E9A2A" wp14:editId="02ABF464">
             <wp:extent cx="2828925" cy="1666875"/>
             <wp:effectExtent l="0" t="0" r="9525" b="9525"/>
             <wp:docPr id="6" name="Kép 6"/>
@@ -2950,11 +3032,13 @@
     <w:p>
       <w:pPr>
         <w:rPr>
-          <w:lang w:eastAsia="hu-HU"/>
-        </w:rPr>
-      </w:pPr>
-      <w:r>
-        <w:rPr>
+          <w:b/>
+          <w:lang w:eastAsia="hu-HU"/>
+        </w:rPr>
+      </w:pPr>
+      <w:r>
+        <w:rPr>
+          <w:b/>
           <w:lang w:eastAsia="hu-HU"/>
         </w:rPr>
         <w:t>backend/server.js</w:t>
@@ -2970,7 +3054,7 @@
         <w:rPr>
           <w:lang w:eastAsia="hu-HU"/>
         </w:rPr>
-        <w:t xml:space="preserve">Ez a belépési pont, amely egyszerűen betölti a tényleges alkalmazáslogikát tartalmazó fájlt. Célja, hogy a futtatási környezet (pl. </w:t>
+        <w:t xml:space="preserve">A server.js egy nagyon rövid, célzott belépési pont: amikor a futtatási környezetben (például </w:t>
       </w:r>
       <w:proofErr w:type="spellStart"/>
       <w:r>
@@ -2984,15 +3068,50 @@
         <w:rPr>
           <w:lang w:eastAsia="hu-HU"/>
         </w:rPr>
-        <w:t xml:space="preserve"> backend/server.js) egyetlen, stabil belépési fájlon keresztül indítsa az API-t, így a projektstruktúra később is könnyen bővíthető marad.</w:t>
-      </w:r>
-    </w:p>
-    <w:p>
-      <w:pPr>
-        <w:rPr>
-          <w:lang w:eastAsia="hu-HU"/>
-        </w:rPr>
-      </w:pPr>
+        <w:t xml:space="preserve"> backend/server.js parancsra) elindul a backend, ez a fájl kerül elsőként betöltésre. Először a környezeti változókat tölti be (például a </w:t>
+      </w:r>
+      <w:proofErr w:type="spellStart"/>
+      <w:r>
+        <w:rPr>
+          <w:lang w:eastAsia="hu-HU"/>
+        </w:rPr>
+        <w:t>portot</w:t>
+      </w:r>
+      <w:proofErr w:type="spellEnd"/>
+      <w:r>
+        <w:rPr>
+          <w:lang w:eastAsia="hu-HU"/>
+        </w:rPr>
+        <w:t xml:space="preserve">, amin a szerver hallgat, valamint az adatbázis kapcsolati beállításait), majd belép a tényleges alkalmazás logikájába az </w:t>
+      </w:r>
+      <w:proofErr w:type="spellStart"/>
+      <w:r>
+        <w:rPr>
+          <w:lang w:eastAsia="hu-HU"/>
+        </w:rPr>
+        <w:t>src</w:t>
+      </w:r>
+      <w:proofErr w:type="spellEnd"/>
+      <w:r>
+        <w:rPr>
+          <w:lang w:eastAsia="hu-HU"/>
+        </w:rPr>
+        <w:t>/app.js felé. Ez a felosztás azt biztosítja, hogy az indítási parancs mindig egy stabil, könnyen megtalálható fájlon keresztül történjen, és a mögöttes alkalmazás logikája (</w:t>
+      </w:r>
+      <w:proofErr w:type="spellStart"/>
+      <w:r>
+        <w:rPr>
+          <w:lang w:eastAsia="hu-HU"/>
+        </w:rPr>
+        <w:t>route</w:t>
+      </w:r>
+      <w:proofErr w:type="spellEnd"/>
+      <w:r>
+        <w:rPr>
+          <w:lang w:eastAsia="hu-HU"/>
+        </w:rPr>
+        <w:t>-ok, adatbázis műveletek, hitelesítés) szabadon változhasson anélkül, hogy a belépési pont változna.</w:t>
+      </w:r>
       <w:r>
         <w:rPr>
           <w:noProof/>
@@ -3037,448 +3156,461 @@
     </w:p>
     <w:p>
       <w:pPr>
-        <w:rPr>
-          <w:lang w:eastAsia="hu-HU"/>
-        </w:rPr>
-      </w:pPr>
-    </w:p>
-    <w:p>
-      <w:pPr>
-        <w:rPr>
-          <w:lang w:eastAsia="hu-HU"/>
-        </w:rPr>
-      </w:pPr>
-      <w:r>
-        <w:rPr>
-          <w:lang w:eastAsia="hu-HU"/>
-        </w:rPr>
-        <w:t>backend/</w:t>
-      </w:r>
-      <w:proofErr w:type="spellStart"/>
-      <w:r>
-        <w:rPr>
-          <w:lang w:eastAsia="hu-HU"/>
-        </w:rPr>
-        <w:t>src</w:t>
-      </w:r>
-      <w:proofErr w:type="spellEnd"/>
-      <w:r>
-        <w:rPr>
-          <w:lang w:eastAsia="hu-HU"/>
-        </w:rPr>
-        <w:t>/app.js</w:t>
-      </w:r>
-    </w:p>
-    <w:p>
-      <w:pPr>
-        <w:rPr>
-          <w:lang w:eastAsia="hu-HU"/>
-        </w:rPr>
-      </w:pPr>
-      <w:r>
-        <w:rPr>
-          <w:lang w:eastAsia="hu-HU"/>
-        </w:rPr>
-        <w:t>Ebben a fájlban található a teljes HTTP szerver és az összes API végpont, ezért ez a backend fő logikai központja. A szerver natív Node.js http modult használ, itt történik az útvonalak kezelése, a kérés‑törzs JSON‑ként való beolvasása, a válaszok egységes JSON formátumú visszaadása és a CORS fejlécek beállítása. A fájl kezeli a felhasználói regisztrációt és bejelentkezést, jelszó‑</w:t>
-      </w:r>
-      <w:proofErr w:type="spellStart"/>
-      <w:r>
-        <w:rPr>
-          <w:lang w:eastAsia="hu-HU"/>
-        </w:rPr>
-        <w:t>hashinget</w:t>
-      </w:r>
-      <w:proofErr w:type="spellEnd"/>
-      <w:r>
-        <w:rPr>
-          <w:lang w:eastAsia="hu-HU"/>
-        </w:rPr>
-        <w:t xml:space="preserve"> végez </w:t>
-      </w:r>
-      <w:proofErr w:type="spellStart"/>
-      <w:r>
-        <w:rPr>
-          <w:lang w:eastAsia="hu-HU"/>
-        </w:rPr>
-        <w:t>scrypt</w:t>
-      </w:r>
-      <w:proofErr w:type="spellEnd"/>
-      <w:r>
-        <w:rPr>
-          <w:lang w:eastAsia="hu-HU"/>
-        </w:rPr>
-        <w:t xml:space="preserve"> segítségével, </w:t>
-      </w:r>
-      <w:proofErr w:type="spellStart"/>
-      <w:r>
-        <w:rPr>
-          <w:lang w:eastAsia="hu-HU"/>
-        </w:rPr>
-        <w:t>admin</w:t>
-      </w:r>
-      <w:proofErr w:type="spellEnd"/>
-      <w:r>
-        <w:rPr>
-          <w:lang w:eastAsia="hu-HU"/>
-        </w:rPr>
-        <w:t xml:space="preserve"> jogosultságot ellenőriz, valamint naplózza a bejelentkezéseket IP‑címmel és sikerességi állapottal. Ugyanitt van a sportlehetőségek listázása, létrehozása, módosítása és törlése, továbbá a kedvencek kezelése, így ez a fájl köti össze a kliens kéréseit az adatbázis műveletekkel. A logika tranzakciókat használ a sportlehetőségek létrehozásánál és módosításánál, és gondoskodik arról is, hogy az egyes kapcsolódó táblák (kategória, sportág, helyszín, szervező) szükség esetén létrejöjjenek vagy frissüljenek.</w:t>
-      </w:r>
-      <w:r>
-        <w:t xml:space="preserve"> </w:t>
-      </w:r>
-      <w:r>
-        <w:rPr>
-          <w:lang w:eastAsia="hu-HU"/>
-        </w:rPr>
-        <w:t xml:space="preserve">Ide illessz be képet: [KÉP: API végpontok és kérés‑válasz folyamat áttekintése]. Ide illessz be képet: [KÉP: sportlehetőség létrehozásának </w:t>
-      </w:r>
-      <w:proofErr w:type="spellStart"/>
-      <w:r>
-        <w:rPr>
-          <w:lang w:eastAsia="hu-HU"/>
-        </w:rPr>
-        <w:t>adatfolyama</w:t>
-      </w:r>
-      <w:proofErr w:type="spellEnd"/>
-      <w:r>
-        <w:rPr>
-          <w:lang w:eastAsia="hu-HU"/>
-        </w:rPr>
-        <w:t xml:space="preserve"> és tranzakciós lépések]. Ide illessz be képet: [KÉP: hitelesítési és </w:t>
-      </w:r>
-      <w:proofErr w:type="spellStart"/>
-      <w:r>
-        <w:rPr>
-          <w:lang w:eastAsia="hu-HU"/>
-        </w:rPr>
-        <w:t>admin</w:t>
-      </w:r>
-      <w:proofErr w:type="spellEnd"/>
-      <w:r>
-        <w:rPr>
-          <w:lang w:eastAsia="hu-HU"/>
-        </w:rPr>
-        <w:t xml:space="preserve"> jogosultsági ellenőrzés folyamata].</w:t>
-      </w:r>
-      <w:bookmarkStart w:id="3" w:name="_GoBack"/>
-      <w:bookmarkEnd w:id="3"/>
-    </w:p>
-    <w:p>
-      <w:pPr>
-        <w:rPr>
-          <w:lang w:eastAsia="hu-HU"/>
-        </w:rPr>
-      </w:pPr>
-    </w:p>
-    <w:p>
-      <w:pPr>
-        <w:rPr>
-          <w:lang w:eastAsia="hu-HU"/>
-        </w:rPr>
-      </w:pPr>
-    </w:p>
-    <w:p>
-      <w:pPr>
-        <w:rPr>
-          <w:lang w:eastAsia="hu-HU"/>
-        </w:rPr>
-      </w:pPr>
-    </w:p>
-    <w:p>
-      <w:pPr>
-        <w:rPr>
-          <w:lang w:eastAsia="hu-HU"/>
-        </w:rPr>
-      </w:pPr>
-      <w:r>
-        <w:rPr>
-          <w:lang w:eastAsia="hu-HU"/>
-        </w:rPr>
-        <w:t>backend/</w:t>
-      </w:r>
-      <w:proofErr w:type="spellStart"/>
-      <w:r>
-        <w:rPr>
-          <w:lang w:eastAsia="hu-HU"/>
-        </w:rPr>
-        <w:t>src</w:t>
-      </w:r>
-      <w:proofErr w:type="spellEnd"/>
-      <w:r>
-        <w:rPr>
-          <w:lang w:eastAsia="hu-HU"/>
-        </w:rPr>
-        <w:t>/</w:t>
-      </w:r>
-      <w:proofErr w:type="spellStart"/>
-      <w:r>
-        <w:rPr>
-          <w:lang w:eastAsia="hu-HU"/>
-        </w:rPr>
-        <w:t>config</w:t>
-      </w:r>
-      <w:proofErr w:type="spellEnd"/>
-      <w:r>
-        <w:rPr>
-          <w:lang w:eastAsia="hu-HU"/>
-        </w:rPr>
-        <w:t>/db.js</w:t>
-      </w:r>
-    </w:p>
-    <w:p>
-      <w:pPr>
-        <w:rPr>
-          <w:lang w:eastAsia="hu-HU"/>
-        </w:rPr>
-      </w:pPr>
-      <w:r>
-        <w:rPr>
-          <w:lang w:eastAsia="hu-HU"/>
-        </w:rPr>
-        <w:t xml:space="preserve">Ez a fájl kezeli az adatbázis kapcsolatot és az adatbázis séma inicializálását. Itt jön létre a </w:t>
-      </w:r>
-      <w:proofErr w:type="spellStart"/>
-      <w:r>
-        <w:rPr>
-          <w:lang w:eastAsia="hu-HU"/>
-        </w:rPr>
-        <w:t>MySQL</w:t>
-      </w:r>
-      <w:proofErr w:type="spellEnd"/>
-      <w:r>
-        <w:rPr>
-          <w:lang w:eastAsia="hu-HU"/>
-        </w:rPr>
-        <w:t xml:space="preserve"> kapcsolat </w:t>
-      </w:r>
-      <w:proofErr w:type="spellStart"/>
-      <w:r>
-        <w:rPr>
-          <w:lang w:eastAsia="hu-HU"/>
-        </w:rPr>
-        <w:t>pool</w:t>
-      </w:r>
-      <w:proofErr w:type="spellEnd"/>
-      <w:r>
-        <w:rPr>
-          <w:lang w:eastAsia="hu-HU"/>
-        </w:rPr>
-        <w:t>, a környezeti változók alapján konfigurálva (</w:t>
-      </w:r>
-      <w:proofErr w:type="spellStart"/>
-      <w:r>
-        <w:rPr>
-          <w:lang w:eastAsia="hu-HU"/>
-        </w:rPr>
-        <w:t>host</w:t>
-      </w:r>
-      <w:proofErr w:type="spellEnd"/>
-      <w:r>
-        <w:rPr>
-          <w:lang w:eastAsia="hu-HU"/>
-        </w:rPr>
-        <w:t>, port, felhasználó, jelszó, adatbázis). A fájl biztosít segédfüggvényeket általános lekérdezéshez, végrehajtáshoz és tranzakcióhoz, valamint implementálja az adatbázis elérhetőségének megvárását újra‑próbálkozásokkal, ami stabil indulást biztosít. A fájl tartalmazza a szükséges táblák létrehozását, indexek és idegen kulcsok beállítását, továbbá egy migrációs logikát is, amely régebbi séma esetén frissíti a sportlehetőségek táblát az új struktúrára. Ez a réteg garantálja, hogy az alkalmazás futásakor a teljes adatmodell konzisztens és a backend logika számára használható legyen. Ide illessz be képet: [KÉP: adatbázis séma áttekintő diagram]. Ide illessz be képet: [KÉP: migrációs folyamat lépései].</w:t>
-      </w:r>
-    </w:p>
-    <w:p>
-      <w:pPr>
-        <w:rPr>
-          <w:lang w:eastAsia="hu-HU"/>
-        </w:rPr>
-      </w:pPr>
-    </w:p>
-    <w:p>
-      <w:pPr>
-        <w:rPr>
-          <w:lang w:eastAsia="hu-HU"/>
-        </w:rPr>
-      </w:pPr>
-      <w:r>
-        <w:rPr>
-          <w:lang w:eastAsia="hu-HU"/>
-        </w:rPr>
-        <w:t>backend/.</w:t>
-      </w:r>
-      <w:proofErr w:type="spellStart"/>
-      <w:r>
-        <w:rPr>
-          <w:lang w:eastAsia="hu-HU"/>
-        </w:rPr>
-        <w:t>env.example</w:t>
-      </w:r>
-      <w:proofErr w:type="spellEnd"/>
-    </w:p>
-    <w:p>
-      <w:pPr>
-        <w:rPr>
-          <w:lang w:eastAsia="hu-HU"/>
-        </w:rPr>
-      </w:pPr>
-      <w:r>
-        <w:rPr>
-          <w:lang w:eastAsia="hu-HU"/>
-        </w:rPr>
-        <w:t xml:space="preserve">Ez a fájl mintaként szolgál a környezeti változók beállításához, amelyeket a backend induláskor használ. Ide kerül a szerver </w:t>
-      </w:r>
-      <w:proofErr w:type="spellStart"/>
-      <w:r>
-        <w:rPr>
-          <w:lang w:eastAsia="hu-HU"/>
-        </w:rPr>
-        <w:t>portja</w:t>
-      </w:r>
-      <w:proofErr w:type="spellEnd"/>
-      <w:r>
-        <w:rPr>
-          <w:lang w:eastAsia="hu-HU"/>
-        </w:rPr>
-        <w:t>, illetve az adatbázis kapcsolat paraméterei és a kapcsolódási várakozás beállításai. A célja, hogy egységes és dokumentált legyen, milyen konfiguráció szükséges a futtatáshoz, és hogy fejlesztői környezetben könnyen lehessen egy .</w:t>
-      </w:r>
-      <w:proofErr w:type="spellStart"/>
-      <w:r>
-        <w:rPr>
-          <w:lang w:eastAsia="hu-HU"/>
-        </w:rPr>
-        <w:t>env</w:t>
-      </w:r>
-      <w:proofErr w:type="spellEnd"/>
-      <w:r>
-        <w:rPr>
-          <w:lang w:eastAsia="hu-HU"/>
-        </w:rPr>
-        <w:t xml:space="preserve"> fájlt létrehozni. Ide illessz be képet: [KÉP: környezeti változók szerepe és beállítási példa].</w:t>
-      </w:r>
-    </w:p>
-    <w:p>
-      <w:pPr>
-        <w:rPr>
-          <w:lang w:eastAsia="hu-HU"/>
-        </w:rPr>
-      </w:pPr>
-    </w:p>
-    <w:p>
-      <w:pPr>
-        <w:rPr>
-          <w:lang w:eastAsia="hu-HU"/>
-        </w:rPr>
-      </w:pPr>
-      <w:r>
-        <w:rPr>
-          <w:lang w:eastAsia="hu-HU"/>
-        </w:rPr>
-        <w:t>backend/Dockerfile</w:t>
-      </w:r>
-    </w:p>
-    <w:p>
-      <w:pPr>
-        <w:rPr>
-          <w:lang w:eastAsia="hu-HU"/>
-        </w:rPr>
-      </w:pPr>
-      <w:r>
-        <w:rPr>
-          <w:lang w:eastAsia="hu-HU"/>
-        </w:rPr>
-        <w:t xml:space="preserve">Ez a Dockerfile jelenleg egy .NET alapú </w:t>
-      </w:r>
-      <w:proofErr w:type="spellStart"/>
-      <w:r>
-        <w:rPr>
-          <w:lang w:eastAsia="hu-HU"/>
-        </w:rPr>
-        <w:t>build</w:t>
-      </w:r>
-      <w:proofErr w:type="spellEnd"/>
-      <w:r>
-        <w:rPr>
-          <w:lang w:eastAsia="hu-HU"/>
-        </w:rPr>
-        <w:t xml:space="preserve"> és </w:t>
-      </w:r>
-      <w:proofErr w:type="spellStart"/>
-      <w:r>
-        <w:rPr>
-          <w:lang w:eastAsia="hu-HU"/>
-        </w:rPr>
-        <w:t>runtime</w:t>
-      </w:r>
-      <w:proofErr w:type="spellEnd"/>
-      <w:r>
-        <w:rPr>
-          <w:lang w:eastAsia="hu-HU"/>
-        </w:rPr>
-        <w:t xml:space="preserve"> folyamatot definiál, ami eltér a Node.js alapú backendtől, ezért itt valószínűleg egy korábbi vagy másik projekthez tartozó sablon maradt a mappában. A fájl kétlépcsős </w:t>
-      </w:r>
-      <w:proofErr w:type="spellStart"/>
-      <w:r>
-        <w:rPr>
-          <w:lang w:eastAsia="hu-HU"/>
-        </w:rPr>
-        <w:t>buildet</w:t>
-      </w:r>
-      <w:proofErr w:type="spellEnd"/>
-      <w:r>
-        <w:rPr>
-          <w:lang w:eastAsia="hu-HU"/>
-        </w:rPr>
-        <w:t xml:space="preserve"> ír le, először egy SDK képpel fordít és publikál, majd egy </w:t>
-      </w:r>
-      <w:proofErr w:type="spellStart"/>
-      <w:r>
-        <w:rPr>
-          <w:lang w:eastAsia="hu-HU"/>
-        </w:rPr>
-        <w:t>runtime</w:t>
-      </w:r>
-      <w:proofErr w:type="spellEnd"/>
-      <w:r>
-        <w:rPr>
-          <w:lang w:eastAsia="hu-HU"/>
-        </w:rPr>
-        <w:t xml:space="preserve"> képre másolja az elkészült DLL‑t, és </w:t>
-      </w:r>
-      <w:proofErr w:type="spellStart"/>
-      <w:r>
-        <w:rPr>
-          <w:lang w:eastAsia="hu-HU"/>
-        </w:rPr>
-        <w:t>dotnet</w:t>
-      </w:r>
-      <w:proofErr w:type="spellEnd"/>
-      <w:r>
-        <w:rPr>
-          <w:lang w:eastAsia="hu-HU"/>
-        </w:rPr>
-        <w:t xml:space="preserve"> paranccsal indítja a szolgáltatást. Ha ezt a backendhez szeretnéd használni, akkor a tartalma átírásra szorul, hogy Node.js környezetet és server.js indítást használjon; ha pedig nem része a jelenlegi backendnek, akkor dokumentációban jelezni érdemes a tényleges szerepét vagy a cseréjének szükségességét. Ide illessz be képet: [KÉP: jelenlegi Docker </w:t>
-      </w:r>
-      <w:proofErr w:type="spellStart"/>
-      <w:r>
-        <w:rPr>
-          <w:lang w:eastAsia="hu-HU"/>
-        </w:rPr>
-        <w:t>build</w:t>
-      </w:r>
-      <w:proofErr w:type="spellEnd"/>
-      <w:r>
-        <w:rPr>
-          <w:lang w:eastAsia="hu-HU"/>
-        </w:rPr>
-        <w:t xml:space="preserve"> folyamat és a tervezett backend‑konténer indítás összevetése].</w:t>
-      </w:r>
-    </w:p>
-    <w:p>
-      <w:pPr>
         <w:spacing w:after="160" w:line="259" w:lineRule="auto"/>
         <w:jc w:val="left"/>
         <w:rPr>
-          <w:rFonts w:eastAsia="Times New Roman" w:cs="Times New Roman"/>
-          <w:szCs w:val="24"/>
-          <w:lang w:eastAsia="hu-HU"/>
-        </w:rPr>
-      </w:pPr>
-      <w:bookmarkStart w:id="4" w:name="_Toc221528224"/>
-      <w:r>
+          <w:lang w:eastAsia="hu-HU"/>
+        </w:rPr>
+      </w:pPr>
+      <w:r>
+        <w:rPr>
+          <w:lang w:eastAsia="hu-HU"/>
+        </w:rPr>
         <w:br w:type="page"/>
+      </w:r>
+    </w:p>
+    <w:p>
+      <w:pPr>
+        <w:rPr>
+          <w:b/>
+          <w:lang w:eastAsia="hu-HU"/>
+        </w:rPr>
+      </w:pPr>
+      <w:r>
+        <w:rPr>
+          <w:b/>
+          <w:lang w:eastAsia="hu-HU"/>
+        </w:rPr>
+        <w:lastRenderedPageBreak/>
+        <w:t>backend/.</w:t>
+      </w:r>
+      <w:proofErr w:type="spellStart"/>
+      <w:r>
+        <w:rPr>
+          <w:b/>
+          <w:lang w:eastAsia="hu-HU"/>
+        </w:rPr>
+        <w:t>env.example</w:t>
+      </w:r>
+      <w:proofErr w:type="spellEnd"/>
+    </w:p>
+    <w:p>
+      <w:pPr>
+        <w:rPr>
+          <w:lang w:eastAsia="hu-HU"/>
+        </w:rPr>
+      </w:pPr>
+      <w:r>
+        <w:rPr>
+          <w:lang w:eastAsia="hu-HU"/>
+        </w:rPr>
+        <w:t xml:space="preserve">Ez a fájl mintaként szolgál a környezeti változók beállításához, amelyeket a backend induláskor használ. Ide kerül a szerver </w:t>
+      </w:r>
+      <w:proofErr w:type="spellStart"/>
+      <w:r>
+        <w:rPr>
+          <w:lang w:eastAsia="hu-HU"/>
+        </w:rPr>
+        <w:t>portja</w:t>
+      </w:r>
+      <w:proofErr w:type="spellEnd"/>
+      <w:r>
+        <w:rPr>
+          <w:lang w:eastAsia="hu-HU"/>
+        </w:rPr>
+        <w:t>, illetve az adatbázis kapcsolat paraméterei és a kapcsolódási várakozás beállításai. A célja, hogy egységes és dokumentált legyen, milyen konfiguráció szükséges a futtatáshoz, és hogy fejlesztői környezetben könnyen lehessen egy .</w:t>
+      </w:r>
+      <w:proofErr w:type="spellStart"/>
+      <w:r>
+        <w:rPr>
+          <w:lang w:eastAsia="hu-HU"/>
+        </w:rPr>
+        <w:t>env</w:t>
+      </w:r>
+      <w:proofErr w:type="spellEnd"/>
+      <w:r>
+        <w:rPr>
+          <w:lang w:eastAsia="hu-HU"/>
+        </w:rPr>
+        <w:t xml:space="preserve"> fájlt létrehozni.</w:t>
+      </w:r>
+    </w:p>
+    <w:p>
+      <w:pPr>
+        <w:rPr>
+          <w:lang w:eastAsia="hu-HU"/>
+        </w:rPr>
+      </w:pPr>
+      <w:r>
+        <w:rPr>
+          <w:lang w:eastAsia="hu-HU"/>
+        </w:rPr>
+        <w:drawing>
+          <wp:inline distT="0" distB="0" distL="0" distR="0" wp14:anchorId="1037DC47" wp14:editId="5A454A88">
+            <wp:extent cx="4772025" cy="2594069"/>
+            <wp:effectExtent l="0" t="0" r="0" b="0"/>
+            <wp:docPr id="10" name="Kép 10"/>
+            <wp:cNvGraphicFramePr>
+              <a:graphicFrameLocks xmlns:a="http://schemas.openxmlformats.org/drawingml/2006/main" noChangeAspect="1"/>
+            </wp:cNvGraphicFramePr>
+            <a:graphic xmlns:a="http://schemas.openxmlformats.org/drawingml/2006/main">
+              <a:graphicData uri="http://schemas.openxmlformats.org/drawingml/2006/picture">
+                <pic:pic xmlns:pic="http://schemas.openxmlformats.org/drawingml/2006/picture">
+                  <pic:nvPicPr>
+                    <pic:cNvPr id="1" name=""/>
+                    <pic:cNvPicPr/>
+                  </pic:nvPicPr>
+                  <pic:blipFill>
+                    <a:blip r:embed="rId13"/>
+                    <a:stretch>
+                      <a:fillRect/>
+                    </a:stretch>
+                  </pic:blipFill>
+                  <pic:spPr>
+                    <a:xfrm>
+                      <a:off x="0" y="0"/>
+                      <a:ext cx="4826012" cy="2623416"/>
+                    </a:xfrm>
+                    <a:prstGeom prst="rect">
+                      <a:avLst/>
+                    </a:prstGeom>
+                  </pic:spPr>
+                </pic:pic>
+              </a:graphicData>
+            </a:graphic>
+          </wp:inline>
+        </w:drawing>
+      </w:r>
+    </w:p>
+    <w:p>
+      <w:pPr>
+        <w:rPr>
+          <w:b/>
+          <w:lang w:eastAsia="hu-HU"/>
+        </w:rPr>
+      </w:pPr>
+      <w:r>
+        <w:rPr>
+          <w:b/>
+          <w:lang w:eastAsia="hu-HU"/>
+        </w:rPr>
+        <w:t>backend/</w:t>
+      </w:r>
+      <w:proofErr w:type="spellStart"/>
+      <w:r>
+        <w:rPr>
+          <w:b/>
+          <w:lang w:eastAsia="hu-HU"/>
+        </w:rPr>
+        <w:t>src</w:t>
+      </w:r>
+      <w:proofErr w:type="spellEnd"/>
+      <w:r>
+        <w:rPr>
+          <w:b/>
+          <w:lang w:eastAsia="hu-HU"/>
+        </w:rPr>
+        <w:t>/app.js</w:t>
+      </w:r>
+    </w:p>
+    <w:p>
+      <w:pPr>
+        <w:rPr>
+          <w:lang w:eastAsia="hu-HU"/>
+        </w:rPr>
+      </w:pPr>
+      <w:r>
+        <w:rPr>
+          <w:lang w:eastAsia="hu-HU"/>
+        </w:rPr>
+        <w:t>A app.js ennél a projektnél tényleg a backend szíve: ez az a fájl, amelyben a beérkező HTTP-kérések teljes feldolgozása zajlik, ezért itt koncentrálódik az a logika, ami a frontend (</w:t>
+      </w:r>
+      <w:proofErr w:type="spellStart"/>
+      <w:r>
+        <w:rPr>
+          <w:lang w:eastAsia="hu-HU"/>
+        </w:rPr>
+        <w:t>React</w:t>
+      </w:r>
+      <w:proofErr w:type="spellEnd"/>
+      <w:r>
+        <w:rPr>
+          <w:lang w:eastAsia="hu-HU"/>
+        </w:rPr>
+        <w:t>/</w:t>
+      </w:r>
+      <w:proofErr w:type="spellStart"/>
+      <w:r>
+        <w:rPr>
+          <w:lang w:eastAsia="hu-HU"/>
+        </w:rPr>
+        <w:t>Vite</w:t>
+      </w:r>
+      <w:proofErr w:type="spellEnd"/>
+      <w:r>
+        <w:rPr>
+          <w:lang w:eastAsia="hu-HU"/>
+        </w:rPr>
+        <w:t xml:space="preserve">) felől érkező interakciót tényleges működéssé alakítja. Az app.js natív Node.js http szerverre épít, tehát nem használ keretrendszert, hanem a </w:t>
+      </w:r>
+      <w:proofErr w:type="spellStart"/>
+      <w:r>
+        <w:rPr>
+          <w:lang w:eastAsia="hu-HU"/>
+        </w:rPr>
+        <w:t>Node</w:t>
+      </w:r>
+      <w:proofErr w:type="spellEnd"/>
+      <w:r>
+        <w:rPr>
+          <w:lang w:eastAsia="hu-HU"/>
+        </w:rPr>
+        <w:t xml:space="preserve"> alapszintű API-in keresztül fogadja a bejövő kapcsolatot és kezeli az útvonalakat. A bejövő kérés törzsét (body) összeállítja aszinkron módon, hogy JSON-ként tudja értelmezni, és egységes választ ad vissza: ha a kérés feldolgozása sikeres, az eredmény JSON objektumban kerül visszaadásra, ha pedig bármilyen hiba történik (hibás bemenet, jogosultság hiánya, adatbázis hiba), akkor a kimenetben szintén </w:t>
+      </w:r>
+      <w:proofErr w:type="spellStart"/>
+      <w:r>
+        <w:rPr>
+          <w:lang w:eastAsia="hu-HU"/>
+        </w:rPr>
+        <w:t>struktúrált</w:t>
+      </w:r>
+      <w:proofErr w:type="spellEnd"/>
+      <w:r>
+        <w:rPr>
+          <w:lang w:eastAsia="hu-HU"/>
+        </w:rPr>
+        <w:t xml:space="preserve"> hibainformációt ad vissza. A szerver szempontjából minden válasz azonos szerkezetű, így a frontend oldali feldolgozás is egyszerűbb.</w:t>
+      </w:r>
+    </w:p>
+    <w:p>
+      <w:pPr>
+        <w:rPr>
+          <w:lang w:eastAsia="hu-HU"/>
+        </w:rPr>
+      </w:pPr>
+    </w:p>
+    <w:p>
+      <w:pPr>
+        <w:rPr>
+          <w:lang w:eastAsia="hu-HU"/>
+        </w:rPr>
+      </w:pPr>
+      <w:r>
+        <w:rPr>
+          <w:lang w:eastAsia="hu-HU"/>
+        </w:rPr>
+        <w:t xml:space="preserve">Ennek a fájlnak a felelőssége a felhasználói életút kezelése: a regisztráció a jelszavak </w:t>
+      </w:r>
+      <w:proofErr w:type="spellStart"/>
+      <w:r>
+        <w:rPr>
+          <w:lang w:eastAsia="hu-HU"/>
+        </w:rPr>
+        <w:t>scrypt</w:t>
+      </w:r>
+      <w:proofErr w:type="spellEnd"/>
+      <w:r>
+        <w:rPr>
+          <w:lang w:eastAsia="hu-HU"/>
+        </w:rPr>
+        <w:t xml:space="preserve"> alapú </w:t>
+      </w:r>
+      <w:proofErr w:type="spellStart"/>
+      <w:r>
+        <w:rPr>
+          <w:lang w:eastAsia="hu-HU"/>
+        </w:rPr>
+        <w:t>hash-elésével</w:t>
+      </w:r>
+      <w:proofErr w:type="spellEnd"/>
+      <w:r>
+        <w:rPr>
+          <w:lang w:eastAsia="hu-HU"/>
+        </w:rPr>
+        <w:t xml:space="preserve"> történik, így a jelszó egyáltalán nem kerül tárolásra, csak a belőle származtatott </w:t>
+      </w:r>
+      <w:proofErr w:type="spellStart"/>
+      <w:r>
+        <w:rPr>
+          <w:lang w:eastAsia="hu-HU"/>
+        </w:rPr>
+        <w:t>hash</w:t>
+      </w:r>
+      <w:proofErr w:type="spellEnd"/>
+      <w:r>
+        <w:rPr>
+          <w:lang w:eastAsia="hu-HU"/>
+        </w:rPr>
+        <w:t xml:space="preserve">; a bejelentkezésnél ez a </w:t>
+      </w:r>
+      <w:proofErr w:type="spellStart"/>
+      <w:r>
+        <w:rPr>
+          <w:lang w:eastAsia="hu-HU"/>
+        </w:rPr>
+        <w:t>hash</w:t>
+      </w:r>
+      <w:proofErr w:type="spellEnd"/>
+      <w:r>
+        <w:rPr>
+          <w:lang w:eastAsia="hu-HU"/>
+        </w:rPr>
+        <w:t xml:space="preserve"> összehasonlításra kerül, és a kért felhasználóhoz kapcsolódó IP cím és sikeresség </w:t>
+      </w:r>
+      <w:proofErr w:type="spellStart"/>
+      <w:r>
+        <w:rPr>
+          <w:lang w:eastAsia="hu-HU"/>
+        </w:rPr>
+        <w:t>naplózódik</w:t>
+      </w:r>
+      <w:proofErr w:type="spellEnd"/>
+      <w:r>
+        <w:rPr>
+          <w:lang w:eastAsia="hu-HU"/>
+        </w:rPr>
+        <w:t xml:space="preserve">. Az </w:t>
+      </w:r>
+      <w:proofErr w:type="spellStart"/>
+      <w:r>
+        <w:rPr>
+          <w:lang w:eastAsia="hu-HU"/>
+        </w:rPr>
+        <w:t>admin</w:t>
+      </w:r>
+      <w:proofErr w:type="spellEnd"/>
+      <w:r>
+        <w:rPr>
+          <w:lang w:eastAsia="hu-HU"/>
+        </w:rPr>
+        <w:t xml:space="preserve"> jogosultság ellenőrzése is itt épül be: egyes végpontok csak olyan felhasználók számára engedélyezettek, akik </w:t>
+      </w:r>
+      <w:proofErr w:type="spellStart"/>
+      <w:r>
+        <w:rPr>
+          <w:lang w:eastAsia="hu-HU"/>
+        </w:rPr>
+        <w:t>admin</w:t>
+      </w:r>
+      <w:proofErr w:type="spellEnd"/>
+      <w:r>
+        <w:rPr>
+          <w:lang w:eastAsia="hu-HU"/>
+        </w:rPr>
+        <w:t xml:space="preserve"> </w:t>
+      </w:r>
+      <w:r>
+        <w:rPr>
+          <w:lang w:eastAsia="hu-HU"/>
+        </w:rPr>
+        <w:lastRenderedPageBreak/>
+        <w:t>szerepkörben vannak, és a jogosultsági réteg arra is vigyáz, hogy ne lehessen egyszerűen körbejárni a rendszer védelmét. A jogosultsági logika mellett itt történik minden olyan általános művelet is, ami a felhasználó állapotát és az ő számára elérhető erőforrásokat érinti, például hogy egy regisztrált felhasználó milyen sportlehetőségeket láthat, vagy hogy a felhasználói kedvencek hogyan tárolódnak és milyen módon kérhetők le.</w:t>
+      </w:r>
+    </w:p>
+    <w:p>
+      <w:pPr>
+        <w:rPr>
+          <w:lang w:eastAsia="hu-HU"/>
+        </w:rPr>
+      </w:pPr>
+    </w:p>
+    <w:p>
+      <w:pPr>
+        <w:rPr>
+          <w:lang w:eastAsia="hu-HU"/>
+        </w:rPr>
+      </w:pPr>
+      <w:r>
+        <w:rPr>
+          <w:lang w:eastAsia="hu-HU"/>
+        </w:rPr>
+        <w:t>A sportlehetőségek kezelése szintén itt van. Az app.js a sportlehetőségekhez kapcsolódó CRUD (létrehozás/módosítás/törlés/lekérdezés) műveletek egész sorát szolgáltatja úgy, hogy figyel a referenciális integritásra. Amikor egy új sportlehetőség érkezik, a kérést feldolgozva először ellenőrzi, hogy a kapcsolódó entitások (kategória, sportág, helyszín, szervező) léteznek-e, és ha nem, akkor automatikusan létrehozza őket. Ez a művelet tranzakcióban történik, tehát ha bármelyik rész megbukik, az egész folyamat visszagördül, hogy ne maradjanak félig beírt adatok. A módosítások és törlések is hasonló biztosítékok mellett zajlanak, hogy a rendszer konzisztensen tartsa a kapcsolódó táblák között a relációkat. A kedvencekhez kapcsolódó végpontok is itt kaptak helyett: a felhasználói kedvencek listázása, hozzáadása és törlése funkciók mind az app.js-ben vannak definiálva, és a logika feltételezi, hogy a felhasználó be van jelentkezve, hiszen a kedvenceket felhasználói azonosítóhoz köti.</w:t>
+      </w:r>
+    </w:p>
+    <w:p>
+      <w:pPr>
+        <w:rPr>
+          <w:lang w:eastAsia="hu-HU"/>
+        </w:rPr>
+      </w:pPr>
+    </w:p>
+    <w:p>
+      <w:pPr>
+        <w:rPr>
+          <w:lang w:eastAsia="hu-HU"/>
+        </w:rPr>
+      </w:pPr>
+      <w:r>
+        <w:rPr>
+          <w:lang w:eastAsia="hu-HU"/>
+        </w:rPr>
+        <w:t>Mindent összevetve az app.js a backend “vezérlőközpontja”, ahol a bejövő HTTP-kérések útvonallá alakulnak, az üzleti logika érvényesül, a jogosultságok ellenőrzése megtörténik, a hibakezelés egységesített és a válaszok konzisztensen JSON-ban kerülnek visszaadásra, hogy</w:t>
+      </w:r>
+      <w:r>
+        <w:rPr>
+          <w:lang w:eastAsia="hu-HU"/>
+        </w:rPr>
+        <w:t xml:space="preserve"> </w:t>
+      </w:r>
+      <w:r>
+        <w:rPr>
+          <w:lang w:eastAsia="hu-HU"/>
+        </w:rPr>
+        <w:t>a frontend oldali interfész egységesen tudjon dolgozni.</w:t>
+      </w:r>
+    </w:p>
+    <w:p>
+      <w:pPr>
+        <w:rPr>
+          <w:lang w:eastAsia="hu-HU"/>
+        </w:rPr>
+      </w:pPr>
+      <w:r>
+        <w:rPr>
+          <w:lang w:eastAsia="hu-HU"/>
+        </w:rPr>
+        <w:lastRenderedPageBreak/>
+        <w:drawing>
+          <wp:inline distT="0" distB="0" distL="0" distR="0" wp14:anchorId="1CA23F32" wp14:editId="7CC1D4A9">
+            <wp:extent cx="5038725" cy="3877907"/>
+            <wp:effectExtent l="0" t="0" r="0" b="8890"/>
+            <wp:docPr id="8" name="Kép 8"/>
+            <wp:cNvGraphicFramePr>
+              <a:graphicFrameLocks xmlns:a="http://schemas.openxmlformats.org/drawingml/2006/main" noChangeAspect="1"/>
+            </wp:cNvGraphicFramePr>
+            <a:graphic xmlns:a="http://schemas.openxmlformats.org/drawingml/2006/main">
+              <a:graphicData uri="http://schemas.openxmlformats.org/drawingml/2006/picture">
+                <pic:pic xmlns:pic="http://schemas.openxmlformats.org/drawingml/2006/picture">
+                  <pic:nvPicPr>
+                    <pic:cNvPr id="1" name=""/>
+                    <pic:cNvPicPr/>
+                  </pic:nvPicPr>
+                  <pic:blipFill>
+                    <a:blip r:embed="rId14" cstate="print">
+                      <a:extLst>
+                        <a:ext uri="{28A0092B-C50C-407E-A947-70E740481C1C}">
+                          <a14:useLocalDpi xmlns:a14="http://schemas.microsoft.com/office/drawing/2010/main" val="0"/>
+                        </a:ext>
+                      </a:extLst>
+                    </a:blip>
+                    <a:stretch>
+                      <a:fillRect/>
+                    </a:stretch>
+                  </pic:blipFill>
+                  <pic:spPr>
+                    <a:xfrm>
+                      <a:off x="0" y="0"/>
+                      <a:ext cx="5099350" cy="3924565"/>
+                    </a:xfrm>
+                    <a:prstGeom prst="rect">
+                      <a:avLst/>
+                    </a:prstGeom>
+                  </pic:spPr>
+                </pic:pic>
+              </a:graphicData>
+            </a:graphic>
+          </wp:inline>
+        </w:drawing>
       </w:r>
     </w:p>
     <w:p>
@@ -3486,80 +3618,622 @@
         <w:spacing w:after="160" w:line="259" w:lineRule="auto"/>
         <w:jc w:val="left"/>
         <w:rPr>
-          <w:rFonts w:eastAsia="Times New Roman"/>
-          <w:lang w:eastAsia="hu-HU"/>
-        </w:rPr>
-      </w:pPr>
+          <w:lang w:eastAsia="hu-HU"/>
+        </w:rPr>
+      </w:pPr>
+    </w:p>
+    <w:p>
+      <w:pPr>
+        <w:rPr>
+          <w:b/>
+          <w:lang w:eastAsia="hu-HU"/>
+        </w:rPr>
+      </w:pPr>
+      <w:r>
+        <w:rPr>
+          <w:b/>
+          <w:lang w:eastAsia="hu-HU"/>
+        </w:rPr>
+        <w:t>backend/</w:t>
+      </w:r>
+      <w:proofErr w:type="spellStart"/>
+      <w:r>
+        <w:rPr>
+          <w:b/>
+          <w:lang w:eastAsia="hu-HU"/>
+        </w:rPr>
+        <w:t>src</w:t>
+      </w:r>
+      <w:proofErr w:type="spellEnd"/>
+      <w:r>
+        <w:rPr>
+          <w:b/>
+          <w:lang w:eastAsia="hu-HU"/>
+        </w:rPr>
+        <w:t>/</w:t>
+      </w:r>
+      <w:proofErr w:type="spellStart"/>
+      <w:r>
+        <w:rPr>
+          <w:b/>
+          <w:lang w:eastAsia="hu-HU"/>
+        </w:rPr>
+        <w:t>config</w:t>
+      </w:r>
+      <w:proofErr w:type="spellEnd"/>
+      <w:r>
+        <w:rPr>
+          <w:b/>
+          <w:lang w:eastAsia="hu-HU"/>
+        </w:rPr>
+        <w:t>/db.js</w:t>
+      </w:r>
+    </w:p>
+    <w:p>
+      <w:pPr>
+        <w:rPr>
+          <w:lang w:eastAsia="hu-HU"/>
+        </w:rPr>
+      </w:pPr>
+      <w:r>
+        <w:rPr>
+          <w:lang w:eastAsia="hu-HU"/>
+        </w:rPr>
+        <w:t xml:space="preserve">A db.js az adatbázisrétegért felel, de nem csak simán kapcsolatot hoz létre: ez a fájl kezeli az </w:t>
+      </w:r>
+      <w:proofErr w:type="spellStart"/>
+      <w:r>
+        <w:rPr>
+          <w:lang w:eastAsia="hu-HU"/>
+        </w:rPr>
+        <w:t>adatbázisriasztásos</w:t>
+      </w:r>
+      <w:proofErr w:type="spellEnd"/>
+      <w:r>
+        <w:rPr>
+          <w:lang w:eastAsia="hu-HU"/>
+        </w:rPr>
+        <w:t xml:space="preserve"> indulást, az adatbázis séma felépítését és fenntartását, valamint azt, hogy a projekt éles, teszt és fejlesztői környezetben is ugyanazokkal a szabályokkal csatlakozzon a </w:t>
+      </w:r>
+      <w:proofErr w:type="spellStart"/>
+      <w:r>
+        <w:rPr>
+          <w:lang w:eastAsia="hu-HU"/>
+        </w:rPr>
+        <w:t>MySQL-hez</w:t>
+      </w:r>
+      <w:proofErr w:type="spellEnd"/>
+      <w:r>
+        <w:rPr>
+          <w:lang w:eastAsia="hu-HU"/>
+        </w:rPr>
+        <w:t xml:space="preserve">. A fájl egy </w:t>
+      </w:r>
+      <w:proofErr w:type="spellStart"/>
+      <w:r>
+        <w:rPr>
+          <w:lang w:eastAsia="hu-HU"/>
+        </w:rPr>
+        <w:t>MySQL</w:t>
+      </w:r>
+      <w:proofErr w:type="spellEnd"/>
+      <w:r>
+        <w:rPr>
+          <w:lang w:eastAsia="hu-HU"/>
+        </w:rPr>
+        <w:t xml:space="preserve"> kapcsolat </w:t>
+      </w:r>
+      <w:proofErr w:type="spellStart"/>
+      <w:r>
+        <w:rPr>
+          <w:lang w:eastAsia="hu-HU"/>
+        </w:rPr>
+        <w:t>poolt</w:t>
+      </w:r>
+      <w:proofErr w:type="spellEnd"/>
+      <w:r>
+        <w:rPr>
+          <w:lang w:eastAsia="hu-HU"/>
+        </w:rPr>
+        <w:t xml:space="preserve"> hoz létre, amelyet a környezeti változók paramétereznek (</w:t>
+      </w:r>
+      <w:proofErr w:type="spellStart"/>
+      <w:r>
+        <w:rPr>
+          <w:lang w:eastAsia="hu-HU"/>
+        </w:rPr>
+        <w:t>host</w:t>
+      </w:r>
+      <w:proofErr w:type="spellEnd"/>
+      <w:r>
+        <w:rPr>
+          <w:lang w:eastAsia="hu-HU"/>
+        </w:rPr>
+        <w:t xml:space="preserve">, port, </w:t>
+      </w:r>
+      <w:proofErr w:type="spellStart"/>
+      <w:r>
+        <w:rPr>
+          <w:lang w:eastAsia="hu-HU"/>
+        </w:rPr>
+        <w:t>user</w:t>
+      </w:r>
+      <w:proofErr w:type="spellEnd"/>
+      <w:r>
+        <w:rPr>
+          <w:lang w:eastAsia="hu-HU"/>
+        </w:rPr>
+        <w:t xml:space="preserve">, </w:t>
+      </w:r>
+      <w:proofErr w:type="spellStart"/>
+      <w:r>
+        <w:rPr>
+          <w:lang w:eastAsia="hu-HU"/>
+        </w:rPr>
+        <w:t>password</w:t>
+      </w:r>
+      <w:proofErr w:type="spellEnd"/>
+      <w:r>
+        <w:rPr>
+          <w:lang w:eastAsia="hu-HU"/>
+        </w:rPr>
+        <w:t xml:space="preserve">, </w:t>
+      </w:r>
+      <w:proofErr w:type="spellStart"/>
+      <w:r>
+        <w:rPr>
+          <w:lang w:eastAsia="hu-HU"/>
+        </w:rPr>
+        <w:t>database</w:t>
+      </w:r>
+      <w:proofErr w:type="spellEnd"/>
+      <w:r>
+        <w:rPr>
+          <w:lang w:eastAsia="hu-HU"/>
+        </w:rPr>
+        <w:t xml:space="preserve">), és ezen kapcsolat </w:t>
+      </w:r>
+      <w:proofErr w:type="spellStart"/>
+      <w:r>
+        <w:rPr>
+          <w:lang w:eastAsia="hu-HU"/>
+        </w:rPr>
+        <w:t>pool</w:t>
+      </w:r>
+      <w:proofErr w:type="spellEnd"/>
+      <w:r>
+        <w:rPr>
+          <w:lang w:eastAsia="hu-HU"/>
+        </w:rPr>
+        <w:t xml:space="preserve"> fölé épülnek olyan segédfüggvények, amelyek egyszerűsítik a lekérdezések, a végrehajtások és a tranzakciók végrehajtását. Ezek a segédfüggvények (például </w:t>
+      </w:r>
+      <w:proofErr w:type="spellStart"/>
+      <w:r>
+        <w:rPr>
+          <w:lang w:eastAsia="hu-HU"/>
+        </w:rPr>
+        <w:t>query</w:t>
+      </w:r>
+      <w:proofErr w:type="spellEnd"/>
+      <w:r>
+        <w:rPr>
+          <w:lang w:eastAsia="hu-HU"/>
+        </w:rPr>
+        <w:t xml:space="preserve">, </w:t>
+      </w:r>
+      <w:proofErr w:type="spellStart"/>
+      <w:r>
+        <w:rPr>
+          <w:lang w:eastAsia="hu-HU"/>
+        </w:rPr>
+        <w:t>execute</w:t>
+      </w:r>
+      <w:proofErr w:type="spellEnd"/>
+      <w:r>
+        <w:rPr>
+          <w:lang w:eastAsia="hu-HU"/>
+        </w:rPr>
+        <w:t xml:space="preserve">, </w:t>
+      </w:r>
+      <w:proofErr w:type="spellStart"/>
+      <w:r>
+        <w:rPr>
+          <w:lang w:eastAsia="hu-HU"/>
+        </w:rPr>
+        <w:t>transaction</w:t>
+      </w:r>
+      <w:proofErr w:type="spellEnd"/>
+      <w:r>
+        <w:rPr>
+          <w:lang w:eastAsia="hu-HU"/>
+        </w:rPr>
+        <w:t>) biztosítják, hogy minden adatbázisművelet ugyanúgy viselkedjen, és hogy a hibák egységes módon kerüljenek elő a hívó réteg felé.</w:t>
+      </w:r>
+    </w:p>
+    <w:p>
+      <w:pPr>
+        <w:rPr>
+          <w:lang w:eastAsia="hu-HU"/>
+        </w:rPr>
+      </w:pPr>
+    </w:p>
+    <w:p>
+      <w:pPr>
+        <w:rPr>
+          <w:lang w:eastAsia="hu-HU"/>
+        </w:rPr>
+      </w:pPr>
+      <w:r>
+        <w:rPr>
+          <w:lang w:eastAsia="hu-HU"/>
+        </w:rPr>
+        <w:t xml:space="preserve">Amikor a backend elindul, a db.js gondoskodik arról, hogy az adatbázis ténylegesen elérhető legyen, mielőtt bármilyen lekérdezést megpróbálna lefuttatni. Ez azt jelenti, hogy a fájl beépített </w:t>
+      </w:r>
+      <w:proofErr w:type="spellStart"/>
+      <w:r>
+        <w:rPr>
+          <w:lang w:eastAsia="hu-HU"/>
+        </w:rPr>
+        <w:t>retry</w:t>
+      </w:r>
+      <w:proofErr w:type="spellEnd"/>
+      <w:r>
+        <w:rPr>
+          <w:lang w:eastAsia="hu-HU"/>
+        </w:rPr>
+        <w:t xml:space="preserve"> logikával rendelkezik: ha a </w:t>
+      </w:r>
+      <w:proofErr w:type="spellStart"/>
+      <w:r>
+        <w:rPr>
+          <w:lang w:eastAsia="hu-HU"/>
+        </w:rPr>
+        <w:t>MySQL</w:t>
+      </w:r>
+      <w:proofErr w:type="spellEnd"/>
+      <w:r>
+        <w:rPr>
+          <w:lang w:eastAsia="hu-HU"/>
+        </w:rPr>
+        <w:t xml:space="preserve"> nem elérhető (például Docker </w:t>
+      </w:r>
+      <w:proofErr w:type="spellStart"/>
+      <w:r>
+        <w:rPr>
+          <w:lang w:eastAsia="hu-HU"/>
+        </w:rPr>
+        <w:t>Compose</w:t>
+      </w:r>
+      <w:proofErr w:type="spellEnd"/>
+      <w:r>
+        <w:rPr>
+          <w:lang w:eastAsia="hu-HU"/>
+        </w:rPr>
+        <w:t>-ban, amikor a tároló késik az indulással), akkor a db.js többször próbálkozik csatlakozni, meghatározott várakozással. Ez a stabilitást biztosítja, hogy a backend ne fulladjon le már az indulásnál, hanem megvárja, amíg a szükséges szolgáltatások felállnak.</w:t>
+      </w:r>
+    </w:p>
+    <w:p>
+      <w:pPr>
+        <w:rPr>
+          <w:lang w:eastAsia="hu-HU"/>
+        </w:rPr>
+      </w:pPr>
+    </w:p>
+    <w:p>
+      <w:pPr>
+        <w:rPr>
+          <w:lang w:eastAsia="hu-HU"/>
+        </w:rPr>
+      </w:pPr>
+      <w:r>
+        <w:rPr>
+          <w:lang w:eastAsia="hu-HU"/>
+        </w:rPr>
+        <w:t xml:space="preserve">A </w:t>
+      </w:r>
+      <w:proofErr w:type="spellStart"/>
+      <w:r>
+        <w:rPr>
+          <w:lang w:eastAsia="hu-HU"/>
+        </w:rPr>
+        <w:t>sémainicializáció</w:t>
+      </w:r>
+      <w:proofErr w:type="spellEnd"/>
+      <w:r>
+        <w:rPr>
+          <w:lang w:eastAsia="hu-HU"/>
+        </w:rPr>
+        <w:t xml:space="preserve"> is ebben a fájlban történik, itt jönnek létre a szükséges táblák, indexek és idegen kulcsok. Ez a logika azt is tartalmazza, hogy ha a projekt egy korábbi verziójának adatbázisával indulunk (amelyben például a </w:t>
+      </w:r>
+      <w:proofErr w:type="spellStart"/>
+      <w:r>
+        <w:rPr>
+          <w:lang w:eastAsia="hu-HU"/>
+        </w:rPr>
+        <w:t>sportlehetosegek</w:t>
+      </w:r>
+      <w:proofErr w:type="spellEnd"/>
+      <w:r>
+        <w:rPr>
+          <w:lang w:eastAsia="hu-HU"/>
+        </w:rPr>
+        <w:t xml:space="preserve"> tábla szerkezete eltér), akkor a db.js migrációs lépéseket hajt végre: frissíti a táblát az új struktúrára, átmozgatja az adatokat, és biztosítja, hogy a korábbi adatok ne vesszenek el, miközben a kód újabb elvárásainak megfelelnek. Így a backend úgy képes futni, hogy közben biztosítja a régi adatok konzisztenciáját és a séma következetességét.</w:t>
+      </w:r>
+    </w:p>
+    <w:p>
+      <w:pPr>
+        <w:rPr>
+          <w:lang w:eastAsia="hu-HU"/>
+        </w:rPr>
+      </w:pPr>
+    </w:p>
+    <w:p>
+      <w:pPr>
+        <w:rPr>
+          <w:lang w:eastAsia="hu-HU"/>
+        </w:rPr>
+      </w:pPr>
+      <w:r>
+        <w:rPr>
+          <w:lang w:eastAsia="hu-HU"/>
+        </w:rPr>
+        <w:t xml:space="preserve">Összefoglalva, a db.js réteg az, ami a backend és a </w:t>
+      </w:r>
+      <w:proofErr w:type="spellStart"/>
+      <w:r>
+        <w:rPr>
+          <w:lang w:eastAsia="hu-HU"/>
+        </w:rPr>
+        <w:t>MySQL</w:t>
+      </w:r>
+      <w:proofErr w:type="spellEnd"/>
+      <w:r>
+        <w:rPr>
+          <w:lang w:eastAsia="hu-HU"/>
+        </w:rPr>
+        <w:t xml:space="preserve"> között lefekteti az alapokat: stabil kapcsolat, egységes lekérdezési felület, indításkori </w:t>
+      </w:r>
+      <w:proofErr w:type="spellStart"/>
+      <w:r>
+        <w:rPr>
+          <w:lang w:eastAsia="hu-HU"/>
+        </w:rPr>
+        <w:t>retry</w:t>
+      </w:r>
+      <w:proofErr w:type="spellEnd"/>
+      <w:r>
+        <w:rPr>
+          <w:lang w:eastAsia="hu-HU"/>
+        </w:rPr>
+        <w:t xml:space="preserve"> mechanizmus és a séma karbantartása (táblák, indexek, migrációk).</w:t>
+      </w:r>
+    </w:p>
+    <w:p>
+      <w:pPr>
+        <w:rPr>
+          <w:lang w:eastAsia="hu-HU"/>
+        </w:rPr>
+      </w:pPr>
+      <w:r>
+        <w:rPr>
+          <w:lang w:eastAsia="hu-HU"/>
+        </w:rPr>
+        <w:drawing>
+          <wp:inline distT="0" distB="0" distL="0" distR="0" wp14:anchorId="26459194" wp14:editId="5AF94720">
+            <wp:extent cx="5760720" cy="4440555"/>
+            <wp:effectExtent l="0" t="0" r="0" b="0"/>
+            <wp:docPr id="9" name="Kép 9"/>
+            <wp:cNvGraphicFramePr>
+              <a:graphicFrameLocks xmlns:a="http://schemas.openxmlformats.org/drawingml/2006/main" noChangeAspect="1"/>
+            </wp:cNvGraphicFramePr>
+            <a:graphic xmlns:a="http://schemas.openxmlformats.org/drawingml/2006/main">
+              <a:graphicData uri="http://schemas.openxmlformats.org/drawingml/2006/picture">
+                <pic:pic xmlns:pic="http://schemas.openxmlformats.org/drawingml/2006/picture">
+                  <pic:nvPicPr>
+                    <pic:cNvPr id="1" name=""/>
+                    <pic:cNvPicPr/>
+                  </pic:nvPicPr>
+                  <pic:blipFill>
+                    <a:blip r:embed="rId15"/>
+                    <a:stretch>
+                      <a:fillRect/>
+                    </a:stretch>
+                  </pic:blipFill>
+                  <pic:spPr>
+                    <a:xfrm>
+                      <a:off x="0" y="0"/>
+                      <a:ext cx="5760720" cy="4440555"/>
+                    </a:xfrm>
+                    <a:prstGeom prst="rect">
+                      <a:avLst/>
+                    </a:prstGeom>
+                  </pic:spPr>
+                </pic:pic>
+              </a:graphicData>
+            </a:graphic>
+          </wp:inline>
+        </w:drawing>
+      </w:r>
     </w:p>
     <w:p>
       <w:pPr>
         <w:spacing w:after="160" w:line="259" w:lineRule="auto"/>
         <w:jc w:val="left"/>
         <w:rPr>
-          <w:rFonts w:eastAsia="Times New Roman"/>
-          <w:lang w:eastAsia="hu-HU"/>
-        </w:rPr>
-      </w:pPr>
+          <w:b/>
+          <w:lang w:eastAsia="hu-HU"/>
+        </w:rPr>
+      </w:pPr>
+      <w:r>
+        <w:rPr>
+          <w:b/>
+          <w:lang w:eastAsia="hu-HU"/>
+        </w:rPr>
+        <w:br w:type="page"/>
+      </w:r>
+    </w:p>
+    <w:p>
+      <w:pPr>
+        <w:rPr>
+          <w:b/>
+          <w:lang w:eastAsia="hu-HU"/>
+        </w:rPr>
+      </w:pPr>
+      <w:r>
+        <w:rPr>
+          <w:b/>
+          <w:lang w:eastAsia="hu-HU"/>
+        </w:rPr>
+        <w:lastRenderedPageBreak/>
+        <w:t>backend/Dockerfile</w:t>
+      </w:r>
+    </w:p>
+    <w:p>
+      <w:pPr>
+        <w:rPr>
+          <w:lang w:eastAsia="hu-HU"/>
+        </w:rPr>
+      </w:pPr>
+      <w:r>
+        <w:rPr>
+          <w:lang w:eastAsia="hu-HU"/>
+        </w:rPr>
+        <w:t xml:space="preserve">Ez a Dockerfile jelenleg egy .NET alapú </w:t>
+      </w:r>
+      <w:proofErr w:type="spellStart"/>
+      <w:r>
+        <w:rPr>
+          <w:lang w:eastAsia="hu-HU"/>
+        </w:rPr>
+        <w:t>build</w:t>
+      </w:r>
+      <w:proofErr w:type="spellEnd"/>
+      <w:r>
+        <w:rPr>
+          <w:lang w:eastAsia="hu-HU"/>
+        </w:rPr>
+        <w:t xml:space="preserve"> és </w:t>
+      </w:r>
+      <w:proofErr w:type="spellStart"/>
+      <w:r>
+        <w:rPr>
+          <w:lang w:eastAsia="hu-HU"/>
+        </w:rPr>
+        <w:t>runtime</w:t>
+      </w:r>
+      <w:proofErr w:type="spellEnd"/>
+      <w:r>
+        <w:rPr>
+          <w:lang w:eastAsia="hu-HU"/>
+        </w:rPr>
+        <w:t xml:space="preserve"> folyamatot definiál, ami eltér a Node.js alapú backendtől, ezért itt valószínűleg egy korábbi vagy másik projekthez tartozó sablon maradt a mappában. A fájl kétlépcsős </w:t>
+      </w:r>
+      <w:proofErr w:type="spellStart"/>
+      <w:r>
+        <w:rPr>
+          <w:lang w:eastAsia="hu-HU"/>
+        </w:rPr>
+        <w:t>buildet</w:t>
+      </w:r>
+      <w:proofErr w:type="spellEnd"/>
+      <w:r>
+        <w:rPr>
+          <w:lang w:eastAsia="hu-HU"/>
+        </w:rPr>
+        <w:t xml:space="preserve"> ír le, először egy SDK képpel fordít és publikál, majd egy </w:t>
+      </w:r>
+      <w:proofErr w:type="spellStart"/>
+      <w:r>
+        <w:rPr>
+          <w:lang w:eastAsia="hu-HU"/>
+        </w:rPr>
+        <w:t>runtime</w:t>
+      </w:r>
+      <w:proofErr w:type="spellEnd"/>
+      <w:r>
+        <w:rPr>
+          <w:lang w:eastAsia="hu-HU"/>
+        </w:rPr>
+        <w:t xml:space="preserve"> képre másolja az elkészült DLL‑t, és </w:t>
+      </w:r>
+      <w:proofErr w:type="spellStart"/>
+      <w:r>
+        <w:rPr>
+          <w:lang w:eastAsia="hu-HU"/>
+        </w:rPr>
+        <w:t>dotnet</w:t>
+      </w:r>
+      <w:proofErr w:type="spellEnd"/>
+      <w:r>
+        <w:rPr>
+          <w:lang w:eastAsia="hu-HU"/>
+        </w:rPr>
+        <w:t xml:space="preserve"> paranccsal indítja a szolgáltatást. Ha ezt a backendhez szeretnéd használni, akkor a tartalma átírásra szorul, hogy Node.js környezetet és server.js indítást használjon; ha pedig nem része a jelenlegi backendnek, akkor dokumentációban jelezni érdemes a tényleges szerepét vagy a cseréjének szükségességét.</w:t>
+      </w:r>
+    </w:p>
+    <w:p>
+      <w:pPr>
+        <w:rPr>
+          <w:lang w:eastAsia="hu-HU"/>
+        </w:rPr>
+      </w:pPr>
+      <w:r>
+        <w:rPr>
+          <w:lang w:eastAsia="hu-HU"/>
+        </w:rPr>
+        <w:drawing>
+          <wp:inline distT="0" distB="0" distL="0" distR="0" wp14:anchorId="3D3891B0" wp14:editId="5C43B647">
+            <wp:extent cx="5760720" cy="4502785"/>
+            <wp:effectExtent l="0" t="0" r="0" b="0"/>
+            <wp:docPr id="11" name="Kép 11"/>
+            <wp:cNvGraphicFramePr>
+              <a:graphicFrameLocks xmlns:a="http://schemas.openxmlformats.org/drawingml/2006/main" noChangeAspect="1"/>
+            </wp:cNvGraphicFramePr>
+            <a:graphic xmlns:a="http://schemas.openxmlformats.org/drawingml/2006/main">
+              <a:graphicData uri="http://schemas.openxmlformats.org/drawingml/2006/picture">
+                <pic:pic xmlns:pic="http://schemas.openxmlformats.org/drawingml/2006/picture">
+                  <pic:nvPicPr>
+                    <pic:cNvPr id="1" name=""/>
+                    <pic:cNvPicPr/>
+                  </pic:nvPicPr>
+                  <pic:blipFill>
+                    <a:blip r:embed="rId16"/>
+                    <a:stretch>
+                      <a:fillRect/>
+                    </a:stretch>
+                  </pic:blipFill>
+                  <pic:spPr>
+                    <a:xfrm>
+                      <a:off x="0" y="0"/>
+                      <a:ext cx="5760720" cy="4502785"/>
+                    </a:xfrm>
+                    <a:prstGeom prst="rect">
+                      <a:avLst/>
+                    </a:prstGeom>
+                  </pic:spPr>
+                </pic:pic>
+              </a:graphicData>
+            </a:graphic>
+          </wp:inline>
+        </w:drawing>
+      </w:r>
     </w:p>
     <w:p>
       <w:pPr>
         <w:spacing w:after="160" w:line="259" w:lineRule="auto"/>
         <w:jc w:val="left"/>
         <w:rPr>
-          <w:rFonts w:eastAsia="Times New Roman"/>
-          <w:lang w:eastAsia="hu-HU"/>
-        </w:rPr>
-      </w:pPr>
-    </w:p>
-    <w:p>
-      <w:pPr>
-        <w:spacing w:after="160" w:line="259" w:lineRule="auto"/>
-        <w:jc w:val="left"/>
-        <w:rPr>
-          <w:rFonts w:eastAsia="Times New Roman"/>
-          <w:lang w:eastAsia="hu-HU"/>
-        </w:rPr>
-      </w:pPr>
-    </w:p>
-    <w:p>
-      <w:pPr>
-        <w:spacing w:after="160" w:line="259" w:lineRule="auto"/>
-        <w:jc w:val="left"/>
-        <w:rPr>
-          <w:rFonts w:eastAsia="Times New Roman"/>
-          <w:lang w:eastAsia="hu-HU"/>
-        </w:rPr>
-      </w:pPr>
-    </w:p>
-    <w:p>
-      <w:pPr>
-        <w:spacing w:after="160" w:line="259" w:lineRule="auto"/>
-        <w:jc w:val="left"/>
-        <w:rPr>
-          <w:rFonts w:eastAsia="Times New Roman"/>
-          <w:lang w:eastAsia="hu-HU"/>
-        </w:rPr>
-      </w:pPr>
-    </w:p>
-    <w:p>
-      <w:pPr>
-        <w:spacing w:after="160" w:line="259" w:lineRule="auto"/>
-        <w:jc w:val="left"/>
-        <w:rPr>
-          <w:rFonts w:eastAsia="Times New Roman" w:cstheme="majorBidi"/>
-          <w:b/>
-          <w:color w:val="000000" w:themeColor="text1"/>
-          <w:szCs w:val="26"/>
-          <w:lang w:eastAsia="hu-HU"/>
-        </w:rPr>
-      </w:pPr>
-      <w:r>
-        <w:rPr>
-          <w:rFonts w:eastAsia="Times New Roman"/>
-          <w:lang w:eastAsia="hu-HU"/>
-        </w:rPr>
+          <w:rFonts w:eastAsia="Times New Roman" w:cs="Times New Roman"/>
+          <w:szCs w:val="24"/>
+          <w:lang w:eastAsia="hu-HU"/>
+        </w:rPr>
+      </w:pPr>
+      <w:bookmarkStart w:id="3" w:name="_Toc221528224"/>
+      <w:r>
         <w:br w:type="page"/>
       </w:r>
+      <w:bookmarkStart w:id="4" w:name="_GoBack"/>
+      <w:bookmarkEnd w:id="4"/>
     </w:p>
     <w:p>
       <w:pPr>
@@ -3577,7 +4251,7 @@
         <w:lastRenderedPageBreak/>
         <w:t>Frontend</w:t>
       </w:r>
-      <w:bookmarkEnd w:id="4"/>
+      <w:bookmarkEnd w:id="3"/>
     </w:p>
     <w:p>
       <w:pPr>
@@ -4142,19 +4816,11 @@
           <w:lang w:eastAsia="hu-HU"/>
         </w:rPr>
       </w:pPr>
-      <w:proofErr w:type="spellStart"/>
-      <w:r>
-        <w:rPr>
-          <w:lang w:eastAsia="hu-HU"/>
-        </w:rPr>
-        <w:t>Gantt</w:t>
-      </w:r>
-      <w:proofErr w:type="spellEnd"/>
-      <w:r>
-        <w:rPr>
-          <w:lang w:eastAsia="hu-HU"/>
-        </w:rPr>
-        <w:t xml:space="preserve"> diagram</w:t>
+      <w:r>
+        <w:rPr>
+          <w:lang w:eastAsia="hu-HU"/>
+        </w:rPr>
+        <w:t>Gantt diagram</w:t>
       </w:r>
     </w:p>
     <w:p>
@@ -4184,7 +4850,7 @@
                     </pic:cNvPicPr>
                   </pic:nvPicPr>
                   <pic:blipFill>
-                    <a:blip r:embed="rId13" cstate="print">
+                    <a:blip r:embed="rId17" cstate="print">
                       <a:extLst>
                         <a:ext uri="{28A0092B-C50C-407E-A947-70E740481C1C}">
                           <a14:useLocalDpi xmlns:a14="http://schemas.microsoft.com/office/drawing/2010/main" val="0"/>
@@ -4279,25 +4945,7 @@
           <w:sz w:val="20"/>
           <w:szCs w:val="20"/>
         </w:rPr>
-        <w:t xml:space="preserve">. ábra: </w:t>
-      </w:r>
-      <w:proofErr w:type="spellStart"/>
-      <w:r>
-        <w:rPr>
-          <w:rFonts w:cs="Times New Roman"/>
-          <w:sz w:val="20"/>
-          <w:szCs w:val="20"/>
-        </w:rPr>
-        <w:t>Gantt</w:t>
-      </w:r>
-      <w:proofErr w:type="spellEnd"/>
-      <w:r>
-        <w:rPr>
-          <w:rFonts w:cs="Times New Roman"/>
-          <w:sz w:val="20"/>
-          <w:szCs w:val="20"/>
-        </w:rPr>
-        <w:t xml:space="preserve"> diagram (saját forrás)</w:t>
+        <w:t>. ábra: Gantt diagram (saját forrás)</w:t>
       </w:r>
     </w:p>
     <w:p>
@@ -4310,7 +4958,7 @@
       </w:pPr>
     </w:p>
     <w:sectPr>
-      <w:footerReference w:type="default" r:id="rId14"/>
+      <w:footerReference w:type="default" r:id="rId18"/>
       <w:pgSz w:w="11906" w:h="16838"/>
       <w:pgMar w:top="1417" w:right="1417" w:bottom="1417" w:left="1417" w:header="680" w:footer="680" w:gutter="0"/>
       <w:cols w:space="708"/>
@@ -9709,6 +10357,11 @@
       <w:szCs w:val="20"/>
     </w:rPr>
   </w:style>
+  <w:style w:type="character" w:customStyle="1" w:styleId="icon-label">
+    <w:name w:val="icon-label"/>
+    <w:basedOn w:val="Bekezdsalapbettpusa"/>
+    <w:rsid w:val="002931A0"/>
+  </w:style>
 </w:styles>
 </file>
 
@@ -10012,7 +10665,7 @@
 </file>
 
 <file path=customXml/itemProps1.xml><?xml version="1.0" encoding="utf-8"?>
-<ds:datastoreItem xmlns:ds="http://schemas.openxmlformats.org/officeDocument/2006/customXml" ds:itemID="{41D4DE40-3824-4DF9-8F75-2AB6F598FA95}">
+<ds:datastoreItem xmlns:ds="http://schemas.openxmlformats.org/officeDocument/2006/customXml" ds:itemID="{FEDA5BA8-DCDF-4AAA-AF9A-BC225C3F26AC}">
   <ds:schemaRefs>
     <ds:schemaRef ds:uri="http://schemas.openxmlformats.org/officeDocument/2006/bibliography"/>
   </ds:schemaRefs>

--- a/Vizsgaremek.docx
+++ b/Vizsgaremek.docx
@@ -1067,27 +1067,14 @@
           <w:color w:val="000000" w:themeColor="text1"/>
         </w:rPr>
       </w:pPr>
-      <w:r>
-        <w:fldChar w:fldCharType="begin"/>
-      </w:r>
-      <w:r>
-        <w:instrText xml:space="preserve"> SEQ ábra \* ARABIC </w:instrText>
-      </w:r>
-      <w:r>
-        <w:fldChar w:fldCharType="separate"/>
-      </w:r>
-      <w:r>
-        <w:rPr>
-          <w:noProof/>
-        </w:rPr>
-        <w:t>1</w:t>
-      </w:r>
-      <w:r>
-        <w:rPr>
-          <w:noProof/>
-        </w:rPr>
-        <w:fldChar w:fldCharType="end"/>
-      </w:r>
+      <w:fldSimple w:instr=" SEQ ábra \* ARABIC ">
+        <w:r>
+          <w:rPr>
+            <w:noProof/>
+          </w:rPr>
+          <w:t>1</w:t>
+        </w:r>
+      </w:fldSimple>
       <w:r>
         <w:t>. ábra: adatbázis</w:t>
       </w:r>
@@ -1169,29 +1156,8 @@
         </w:numPr>
         <w:spacing w:line="360" w:lineRule="auto"/>
       </w:pPr>
-      <w:proofErr w:type="spellStart"/>
-      <w:r>
-        <w:t>id</w:t>
-      </w:r>
-      <w:proofErr w:type="spellEnd"/>
-      <w:r>
-        <w:t xml:space="preserve"> (int, elsődleges kulcs, </w:t>
-      </w:r>
-      <w:proofErr w:type="spellStart"/>
-      <w:r>
-        <w:t>auto</w:t>
-      </w:r>
-      <w:proofErr w:type="spellEnd"/>
-      <w:r>
-        <w:t xml:space="preserve"> </w:t>
-      </w:r>
-      <w:proofErr w:type="spellStart"/>
-      <w:r>
-        <w:t>increment</w:t>
-      </w:r>
-      <w:proofErr w:type="spellEnd"/>
-      <w:r>
-        <w:t>) – egyedi azonosító</w:t>
+      <w:r>
+        <w:t>id (int, elsődleges kulcs, auto increment) – egyedi azonosító</w:t>
       </w:r>
     </w:p>
     <w:p>
@@ -1204,15 +1170,7 @@
         <w:spacing w:line="360" w:lineRule="auto"/>
       </w:pPr>
       <w:r>
-        <w:t>varos (</w:t>
-      </w:r>
-      <w:proofErr w:type="spellStart"/>
-      <w:r>
-        <w:t>varchar</w:t>
-      </w:r>
-      <w:proofErr w:type="spellEnd"/>
-      <w:r>
-        <w:t>(100)) – a helyszín városa</w:t>
+        <w:t>varos (varchar(100)) – a helyszín városa</w:t>
       </w:r>
     </w:p>
     <w:p>
@@ -1224,21 +1182,8 @@
         </w:numPr>
         <w:spacing w:line="360" w:lineRule="auto"/>
       </w:pPr>
-      <w:proofErr w:type="spellStart"/>
-      <w:r>
-        <w:t>cim</w:t>
-      </w:r>
-      <w:proofErr w:type="spellEnd"/>
-      <w:r>
-        <w:t xml:space="preserve"> (</w:t>
-      </w:r>
-      <w:proofErr w:type="spellStart"/>
-      <w:r>
-        <w:t>varchar</w:t>
-      </w:r>
-      <w:proofErr w:type="spellEnd"/>
-      <w:r>
-        <w:t>(255)) – pontos cím</w:t>
+      <w:r>
+        <w:t>cim (varchar(255)) – pontos cím</w:t>
       </w:r>
     </w:p>
     <w:p>
@@ -1290,29 +1235,8 @@
         </w:numPr>
         <w:spacing w:line="360" w:lineRule="auto"/>
       </w:pPr>
-      <w:proofErr w:type="spellStart"/>
-      <w:r>
-        <w:t>id</w:t>
-      </w:r>
-      <w:proofErr w:type="spellEnd"/>
-      <w:r>
-        <w:t xml:space="preserve"> (int, elsődleges kulcs, </w:t>
-      </w:r>
-      <w:proofErr w:type="spellStart"/>
-      <w:r>
-        <w:t>auto</w:t>
-      </w:r>
-      <w:proofErr w:type="spellEnd"/>
-      <w:r>
-        <w:t xml:space="preserve"> </w:t>
-      </w:r>
-      <w:proofErr w:type="spellStart"/>
-      <w:r>
-        <w:t>increment</w:t>
-      </w:r>
-      <w:proofErr w:type="spellEnd"/>
-      <w:r>
-        <w:t>) – egyedi azonosító</w:t>
+      <w:r>
+        <w:t>id (int, elsődleges kulcs, auto increment) – egyedi azonosító</w:t>
       </w:r>
     </w:p>
     <w:p>
@@ -1324,21 +1248,8 @@
         </w:numPr>
         <w:spacing w:line="360" w:lineRule="auto"/>
       </w:pPr>
-      <w:proofErr w:type="spellStart"/>
-      <w:r>
-        <w:t>nev</w:t>
-      </w:r>
-      <w:proofErr w:type="spellEnd"/>
-      <w:r>
-        <w:t xml:space="preserve"> (</w:t>
-      </w:r>
-      <w:proofErr w:type="spellStart"/>
-      <w:r>
-        <w:t>varchar</w:t>
-      </w:r>
-      <w:proofErr w:type="spellEnd"/>
-      <w:r>
-        <w:t>(150)) – a szervező neve</w:t>
+      <w:r>
+        <w:t>nev (varchar(150)) – a szervező neve</w:t>
       </w:r>
     </w:p>
     <w:p>
@@ -1351,15 +1262,7 @@
         <w:spacing w:line="360" w:lineRule="auto"/>
       </w:pPr>
       <w:r>
-        <w:t>telefon (</w:t>
-      </w:r>
-      <w:proofErr w:type="spellStart"/>
-      <w:r>
-        <w:t>varchar</w:t>
-      </w:r>
-      <w:proofErr w:type="spellEnd"/>
-      <w:r>
-        <w:t>(30)) – telefonszám</w:t>
+        <w:t>telefon (varchar(30)) – telefonszám</w:t>
       </w:r>
     </w:p>
     <w:p>
@@ -1372,15 +1275,7 @@
         <w:spacing w:line="360" w:lineRule="auto"/>
       </w:pPr>
       <w:r>
-        <w:t>email (</w:t>
-      </w:r>
-      <w:proofErr w:type="spellStart"/>
-      <w:r>
-        <w:t>varchar</w:t>
-      </w:r>
-      <w:proofErr w:type="spellEnd"/>
-      <w:r>
-        <w:t>(150)) – email cím</w:t>
+        <w:t>email (varchar(150)) – email cím</w:t>
       </w:r>
     </w:p>
     <w:p>
@@ -1393,15 +1288,7 @@
         <w:spacing w:line="360" w:lineRule="auto"/>
       </w:pPr>
       <w:r>
-        <w:t>weboldal (</w:t>
-      </w:r>
-      <w:proofErr w:type="spellStart"/>
-      <w:r>
-        <w:t>varchar</w:t>
-      </w:r>
-      <w:proofErr w:type="spellEnd"/>
-      <w:r>
-        <w:t>(255)) – hivatalos weboldal</w:t>
+        <w:t>weboldal (varchar(255)) – hivatalos weboldal</w:t>
       </w:r>
     </w:p>
     <w:p>
@@ -1444,29 +1331,8 @@
         </w:numPr>
         <w:spacing w:line="360" w:lineRule="auto"/>
       </w:pPr>
-      <w:proofErr w:type="spellStart"/>
-      <w:r>
-        <w:t>id</w:t>
-      </w:r>
-      <w:proofErr w:type="spellEnd"/>
-      <w:r>
-        <w:t xml:space="preserve"> (int, elsődleges kulcs, </w:t>
-      </w:r>
-      <w:proofErr w:type="spellStart"/>
-      <w:r>
-        <w:t>auto</w:t>
-      </w:r>
-      <w:proofErr w:type="spellEnd"/>
-      <w:r>
-        <w:t xml:space="preserve"> </w:t>
-      </w:r>
-      <w:proofErr w:type="spellStart"/>
-      <w:r>
-        <w:t>increment</w:t>
-      </w:r>
-      <w:proofErr w:type="spellEnd"/>
-      <w:r>
-        <w:t>) – egyedi azonosító</w:t>
+      <w:r>
+        <w:t>id (int, elsődleges kulcs, auto increment) – egyedi azonosító</w:t>
       </w:r>
     </w:p>
     <w:p>
@@ -1478,21 +1344,8 @@
         </w:numPr>
         <w:spacing w:line="360" w:lineRule="auto"/>
       </w:pPr>
-      <w:proofErr w:type="spellStart"/>
-      <w:r>
-        <w:t>nev</w:t>
-      </w:r>
-      <w:proofErr w:type="spellEnd"/>
-      <w:r>
-        <w:t xml:space="preserve"> (</w:t>
-      </w:r>
-      <w:proofErr w:type="spellStart"/>
-      <w:r>
-        <w:t>varchar</w:t>
-      </w:r>
-      <w:proofErr w:type="spellEnd"/>
-      <w:r>
-        <w:t>(50)) – a kategória neve</w:t>
+      <w:r>
+        <w:t>nev (varchar(50)) – a kategória neve</w:t>
       </w:r>
     </w:p>
     <w:p>
@@ -1541,29 +1394,8 @@
         </w:numPr>
         <w:spacing w:line="360" w:lineRule="auto"/>
       </w:pPr>
-      <w:proofErr w:type="spellStart"/>
-      <w:r>
-        <w:t>id</w:t>
-      </w:r>
-      <w:proofErr w:type="spellEnd"/>
-      <w:r>
-        <w:t xml:space="preserve"> (int, elsődleges kulcs, </w:t>
-      </w:r>
-      <w:proofErr w:type="spellStart"/>
-      <w:r>
-        <w:t>auto</w:t>
-      </w:r>
-      <w:proofErr w:type="spellEnd"/>
-      <w:r>
-        <w:t xml:space="preserve"> </w:t>
-      </w:r>
-      <w:proofErr w:type="spellStart"/>
-      <w:r>
-        <w:t>increment</w:t>
-      </w:r>
-      <w:proofErr w:type="spellEnd"/>
-      <w:r>
-        <w:t>) – egyedi azonosító</w:t>
+      <w:r>
+        <w:t>id (int, elsődleges kulcs, auto increment) – egyedi azonosító</w:t>
       </w:r>
     </w:p>
     <w:p>
@@ -1575,21 +1407,8 @@
         </w:numPr>
         <w:spacing w:line="360" w:lineRule="auto"/>
       </w:pPr>
-      <w:proofErr w:type="spellStart"/>
-      <w:r>
-        <w:t>datum</w:t>
-      </w:r>
-      <w:proofErr w:type="spellEnd"/>
-      <w:r>
-        <w:t xml:space="preserve"> (</w:t>
-      </w:r>
-      <w:proofErr w:type="spellStart"/>
-      <w:r>
-        <w:t>date</w:t>
-      </w:r>
-      <w:proofErr w:type="spellEnd"/>
-      <w:r>
-        <w:t>) – az esemény dátuma</w:t>
+      <w:r>
+        <w:t>datum (date) – az esemény dátuma</w:t>
       </w:r>
     </w:p>
     <w:p>
@@ -1601,21 +1420,8 @@
         </w:numPr>
         <w:spacing w:line="360" w:lineRule="auto"/>
       </w:pPr>
-      <w:proofErr w:type="spellStart"/>
-      <w:r>
-        <w:t>idopont</w:t>
-      </w:r>
-      <w:proofErr w:type="spellEnd"/>
-      <w:r>
-        <w:t xml:space="preserve"> (</w:t>
-      </w:r>
-      <w:proofErr w:type="spellStart"/>
-      <w:r>
-        <w:t>time</w:t>
-      </w:r>
-      <w:proofErr w:type="spellEnd"/>
-      <w:r>
-        <w:t>) – az esemény kezdési időpontja</w:t>
+      <w:r>
+        <w:t>idopont (time) – az esemény kezdési időpontja</w:t>
       </w:r>
     </w:p>
     <w:p>
@@ -1652,29 +1458,8 @@
         </w:numPr>
         <w:spacing w:line="360" w:lineRule="auto"/>
       </w:pPr>
-      <w:proofErr w:type="spellStart"/>
-      <w:r>
-        <w:t>id</w:t>
-      </w:r>
-      <w:proofErr w:type="spellEnd"/>
-      <w:r>
-        <w:t xml:space="preserve"> (int, elsődleges kulcs, </w:t>
-      </w:r>
-      <w:proofErr w:type="spellStart"/>
-      <w:r>
-        <w:t>auto</w:t>
-      </w:r>
-      <w:proofErr w:type="spellEnd"/>
-      <w:r>
-        <w:t xml:space="preserve"> </w:t>
-      </w:r>
-      <w:proofErr w:type="spellStart"/>
-      <w:r>
-        <w:t>increment</w:t>
-      </w:r>
-      <w:proofErr w:type="spellEnd"/>
-      <w:r>
-        <w:t>) – egyedi azonosító</w:t>
+      <w:r>
+        <w:t>id (int, elsődleges kulcs, auto increment) – egyedi azonosító</w:t>
       </w:r>
     </w:p>
     <w:p>
@@ -1686,21 +1471,8 @@
         </w:numPr>
         <w:spacing w:line="360" w:lineRule="auto"/>
       </w:pPr>
-      <w:proofErr w:type="spellStart"/>
-      <w:r>
-        <w:t>nev</w:t>
-      </w:r>
-      <w:proofErr w:type="spellEnd"/>
-      <w:r>
-        <w:t xml:space="preserve"> (</w:t>
-      </w:r>
-      <w:proofErr w:type="spellStart"/>
-      <w:r>
-        <w:t>varchar</w:t>
-      </w:r>
-      <w:proofErr w:type="spellEnd"/>
-      <w:r>
-        <w:t>(100)) – a program neve</w:t>
+      <w:r>
+        <w:t>nev (varchar(100)) – a program neve</w:t>
       </w:r>
     </w:p>
     <w:p>
@@ -1713,15 +1485,7 @@
         <w:spacing w:line="360" w:lineRule="auto"/>
       </w:pPr>
       <w:r>
-        <w:t>sport (</w:t>
-      </w:r>
-      <w:proofErr w:type="spellStart"/>
-      <w:r>
-        <w:t>varchar</w:t>
-      </w:r>
-      <w:proofErr w:type="spellEnd"/>
-      <w:r>
-        <w:t>(100)) – a sportág megnevezése</w:t>
+        <w:t>sport (varchar(100)) – a sportág megnevezése</w:t>
       </w:r>
     </w:p>
     <w:p>
@@ -1733,13 +1497,8 @@
         </w:numPr>
         <w:spacing w:line="360" w:lineRule="auto"/>
       </w:pPr>
-      <w:proofErr w:type="spellStart"/>
-      <w:r>
-        <w:t>ar</w:t>
-      </w:r>
-      <w:proofErr w:type="spellEnd"/>
-      <w:r>
-        <w:t xml:space="preserve"> (int) – részvételi díj</w:t>
+      <w:r>
+        <w:t>ar (int) – részvételi díj</w:t>
       </w:r>
     </w:p>
     <w:p>
@@ -1751,13 +1510,8 @@
         </w:numPr>
         <w:spacing w:line="360" w:lineRule="auto"/>
       </w:pPr>
-      <w:proofErr w:type="spellStart"/>
-      <w:r>
-        <w:t>korosztaly</w:t>
-      </w:r>
-      <w:proofErr w:type="spellEnd"/>
-      <w:r>
-        <w:t xml:space="preserve"> (int) – ajánlott életkor</w:t>
+      <w:r>
+        <w:t>korosztaly (int) – ajánlott életkor</w:t>
       </w:r>
     </w:p>
     <w:p>
@@ -1769,13 +1523,8 @@
         </w:numPr>
         <w:spacing w:line="360" w:lineRule="auto"/>
       </w:pPr>
-      <w:proofErr w:type="spellStart"/>
-      <w:r>
-        <w:t>megjegyzes</w:t>
-      </w:r>
-      <w:proofErr w:type="spellEnd"/>
-      <w:r>
-        <w:t xml:space="preserve"> (text) – egyéb információk</w:t>
+      <w:r>
+        <w:t>megjegyzes (text) – egyéb információk</w:t>
       </w:r>
     </w:p>
     <w:p>
@@ -1787,21 +1536,8 @@
         </w:numPr>
         <w:spacing w:line="360" w:lineRule="auto"/>
       </w:pPr>
-      <w:proofErr w:type="spellStart"/>
-      <w:r>
-        <w:t>szervezo_id</w:t>
-      </w:r>
-      <w:proofErr w:type="spellEnd"/>
-      <w:r>
-        <w:t xml:space="preserve"> (int, idegen kulcs) – hivatkozás a </w:t>
-      </w:r>
-      <w:proofErr w:type="spellStart"/>
-      <w:r>
-        <w:t>szervezo</w:t>
-      </w:r>
-      <w:proofErr w:type="spellEnd"/>
-      <w:r>
-        <w:t xml:space="preserve"> táblára</w:t>
+      <w:r>
+        <w:t>szervezo_id (int, idegen kulcs) – hivatkozás a szervezo táblára</w:t>
       </w:r>
     </w:p>
     <w:p>
@@ -1813,21 +1549,8 @@
         </w:numPr>
         <w:spacing w:line="360" w:lineRule="auto"/>
       </w:pPr>
-      <w:proofErr w:type="spellStart"/>
-      <w:r>
-        <w:t>helyszin_id</w:t>
-      </w:r>
-      <w:proofErr w:type="spellEnd"/>
-      <w:r>
-        <w:t xml:space="preserve"> (int, idegen kulcs) – hivatkozás a </w:t>
-      </w:r>
-      <w:proofErr w:type="spellStart"/>
-      <w:r>
-        <w:t>helyszin</w:t>
-      </w:r>
-      <w:proofErr w:type="spellEnd"/>
-      <w:r>
-        <w:t xml:space="preserve"> táblára</w:t>
+      <w:r>
+        <w:t>helyszin_id (int, idegen kulcs) – hivatkozás a helyszin táblára</w:t>
       </w:r>
     </w:p>
     <w:p>
@@ -1839,22 +1562,9 @@
         </w:numPr>
         <w:spacing w:line="360" w:lineRule="auto"/>
       </w:pPr>
-      <w:proofErr w:type="spellStart"/>
       <w:r>
         <w:lastRenderedPageBreak/>
-        <w:t>idopont_id</w:t>
-      </w:r>
-      <w:proofErr w:type="spellEnd"/>
-      <w:r>
-        <w:t xml:space="preserve"> (int, idegen kulcs) – hivatkozás az </w:t>
-      </w:r>
-      <w:proofErr w:type="spellStart"/>
-      <w:r>
-        <w:t>idopont</w:t>
-      </w:r>
-      <w:proofErr w:type="spellEnd"/>
-      <w:r>
-        <w:t xml:space="preserve"> táblára</w:t>
+        <w:t>idopont_id (int, idegen kulcs) – hivatkozás az idopont táblára</w:t>
       </w:r>
     </w:p>
     <w:p>
@@ -1866,21 +1576,8 @@
         </w:numPr>
         <w:spacing w:line="360" w:lineRule="auto"/>
       </w:pPr>
-      <w:proofErr w:type="spellStart"/>
-      <w:r>
-        <w:t>kategoria_id</w:t>
-      </w:r>
-      <w:proofErr w:type="spellEnd"/>
-      <w:r>
-        <w:t xml:space="preserve"> (int, idegen kulcs) – hivatkozás a </w:t>
-      </w:r>
-      <w:proofErr w:type="spellStart"/>
-      <w:r>
-        <w:t>kategoria</w:t>
-      </w:r>
-      <w:proofErr w:type="spellEnd"/>
-      <w:r>
-        <w:t xml:space="preserve"> táblára</w:t>
+      <w:r>
+        <w:t>kategoria_id (int, idegen kulcs) – hivatkozás a kategoria táblára</w:t>
       </w:r>
     </w:p>
     <w:p>
@@ -1929,29 +1626,8 @@
         </w:numPr>
         <w:spacing w:line="360" w:lineRule="auto"/>
       </w:pPr>
-      <w:proofErr w:type="spellStart"/>
-      <w:r>
-        <w:t>id</w:t>
-      </w:r>
-      <w:proofErr w:type="spellEnd"/>
-      <w:r>
-        <w:t xml:space="preserve"> (int, elsődleges kulcs, </w:t>
-      </w:r>
-      <w:proofErr w:type="spellStart"/>
-      <w:r>
-        <w:t>auto</w:t>
-      </w:r>
-      <w:proofErr w:type="spellEnd"/>
-      <w:r>
-        <w:t xml:space="preserve"> </w:t>
-      </w:r>
-      <w:proofErr w:type="spellStart"/>
-      <w:r>
-        <w:t>increment</w:t>
-      </w:r>
-      <w:proofErr w:type="spellEnd"/>
-      <w:r>
-        <w:t>) – egyedi azonosító</w:t>
+      <w:r>
+        <w:t>id (int, elsődleges kulcs, auto increment) – egyedi azonosító</w:t>
       </w:r>
     </w:p>
     <w:p>
@@ -1963,21 +1639,8 @@
         </w:numPr>
         <w:spacing w:line="360" w:lineRule="auto"/>
       </w:pPr>
-      <w:proofErr w:type="spellStart"/>
-      <w:r>
-        <w:t>felhasznalonev</w:t>
-      </w:r>
-      <w:proofErr w:type="spellEnd"/>
-      <w:r>
-        <w:t xml:space="preserve"> (</w:t>
-      </w:r>
-      <w:proofErr w:type="spellStart"/>
-      <w:r>
-        <w:t>varchar</w:t>
-      </w:r>
-      <w:proofErr w:type="spellEnd"/>
-      <w:r>
-        <w:t>(50), egyedi) – egyedi felhasználónév</w:t>
+      <w:r>
+        <w:t>felhasznalonev (varchar(50), egyedi) – egyedi felhasználónév</w:t>
       </w:r>
     </w:p>
     <w:p>
@@ -1990,15 +1653,7 @@
         <w:spacing w:line="360" w:lineRule="auto"/>
       </w:pPr>
       <w:r>
-        <w:t>email (</w:t>
-      </w:r>
-      <w:proofErr w:type="spellStart"/>
-      <w:r>
-        <w:t>varchar</w:t>
-      </w:r>
-      <w:proofErr w:type="spellEnd"/>
-      <w:r>
-        <w:t>(150), egyedi) – egyedi email cím</w:t>
+        <w:t>email (varchar(150), egyedi) – egyedi email cím</w:t>
       </w:r>
     </w:p>
     <w:p>
@@ -2010,21 +1665,8 @@
         </w:numPr>
         <w:spacing w:line="360" w:lineRule="auto"/>
       </w:pPr>
-      <w:proofErr w:type="spellStart"/>
-      <w:r>
-        <w:t>jelszo_hash</w:t>
-      </w:r>
-      <w:proofErr w:type="spellEnd"/>
-      <w:r>
-        <w:t xml:space="preserve"> (</w:t>
-      </w:r>
-      <w:proofErr w:type="spellStart"/>
-      <w:r>
-        <w:t>varchar</w:t>
-      </w:r>
-      <w:proofErr w:type="spellEnd"/>
-      <w:r>
-        <w:t>(255)) – titkosított jelszó</w:t>
+      <w:r>
+        <w:t>jelszo_hash (varchar(255)) – titkosított jelszó</w:t>
       </w:r>
     </w:p>
     <w:p>
@@ -2036,21 +1678,8 @@
         </w:numPr>
         <w:spacing w:line="360" w:lineRule="auto"/>
       </w:pPr>
-      <w:proofErr w:type="spellStart"/>
-      <w:r>
-        <w:t>regisztracio_datum</w:t>
-      </w:r>
-      <w:proofErr w:type="spellEnd"/>
-      <w:r>
-        <w:t xml:space="preserve"> (</w:t>
-      </w:r>
-      <w:proofErr w:type="spellStart"/>
-      <w:r>
-        <w:t>datetime</w:t>
-      </w:r>
-      <w:proofErr w:type="spellEnd"/>
-      <w:r>
-        <w:t>) – a regisztráció időpontja</w:t>
+      <w:r>
+        <w:t>regisztracio_datum (datetime) – a regisztráció időpontja</w:t>
       </w:r>
     </w:p>
     <w:p>
@@ -2063,15 +1692,7 @@
         <w:spacing w:line="360" w:lineRule="auto"/>
       </w:pPr>
       <w:r>
-        <w:t>szerepkor (</w:t>
-      </w:r>
-      <w:proofErr w:type="spellStart"/>
-      <w:r>
-        <w:t>varchar</w:t>
-      </w:r>
-      <w:proofErr w:type="spellEnd"/>
-      <w:r>
-        <w:t>(50)) – jogosultsági szint</w:t>
+        <w:t>szerepkor (varchar(50)) – jogosultsági szint</w:t>
       </w:r>
     </w:p>
     <w:p>
@@ -2123,29 +1744,8 @@
         </w:numPr>
         <w:spacing w:line="360" w:lineRule="auto"/>
       </w:pPr>
-      <w:proofErr w:type="spellStart"/>
-      <w:r>
-        <w:t>id</w:t>
-      </w:r>
-      <w:proofErr w:type="spellEnd"/>
-      <w:r>
-        <w:t xml:space="preserve"> (int, elsődleges kulcs, </w:t>
-      </w:r>
-      <w:proofErr w:type="spellStart"/>
-      <w:r>
-        <w:t>auto</w:t>
-      </w:r>
-      <w:proofErr w:type="spellEnd"/>
-      <w:r>
-        <w:t xml:space="preserve"> </w:t>
-      </w:r>
-      <w:proofErr w:type="spellStart"/>
-      <w:r>
-        <w:t>increment</w:t>
-      </w:r>
-      <w:proofErr w:type="spellEnd"/>
-      <w:r>
-        <w:t>) – egyedi azonosító</w:t>
+      <w:r>
+        <w:t>id (int, elsődleges kulcs, auto increment) – egyedi azonosító</w:t>
       </w:r>
     </w:p>
     <w:p>
@@ -2157,21 +1757,8 @@
         </w:numPr>
         <w:spacing w:line="360" w:lineRule="auto"/>
       </w:pPr>
-      <w:proofErr w:type="spellStart"/>
-      <w:r>
-        <w:t>felhasznalo_id</w:t>
-      </w:r>
-      <w:proofErr w:type="spellEnd"/>
-      <w:r>
-        <w:t xml:space="preserve"> (int, idegen kulcs) – hivatkozás a </w:t>
-      </w:r>
-      <w:proofErr w:type="spellStart"/>
-      <w:r>
-        <w:t>felhasznalo</w:t>
-      </w:r>
-      <w:proofErr w:type="spellEnd"/>
-      <w:r>
-        <w:t xml:space="preserve"> táblára</w:t>
+      <w:r>
+        <w:t>felhasznalo_id (int, idegen kulcs) – hivatkozás a felhasznalo táblára</w:t>
       </w:r>
     </w:p>
     <w:p>
@@ -2183,21 +1770,8 @@
         </w:numPr>
         <w:spacing w:line="360" w:lineRule="auto"/>
       </w:pPr>
-      <w:proofErr w:type="spellStart"/>
-      <w:r>
-        <w:t>bejelentkezes_idopont</w:t>
-      </w:r>
-      <w:proofErr w:type="spellEnd"/>
-      <w:r>
-        <w:t xml:space="preserve"> (</w:t>
-      </w:r>
-      <w:proofErr w:type="spellStart"/>
-      <w:r>
-        <w:t>datetime</w:t>
-      </w:r>
-      <w:proofErr w:type="spellEnd"/>
-      <w:r>
-        <w:t>) – a bejelentkezés időpontja</w:t>
+      <w:r>
+        <w:t>bejelentkezes_idopont (datetime) – a bejelentkezés időpontja</w:t>
       </w:r>
     </w:p>
     <w:p>
@@ -2209,21 +1783,8 @@
         </w:numPr>
         <w:spacing w:line="360" w:lineRule="auto"/>
       </w:pPr>
-      <w:proofErr w:type="spellStart"/>
-      <w:r>
-        <w:t>ip_cim</w:t>
-      </w:r>
-      <w:proofErr w:type="spellEnd"/>
-      <w:r>
-        <w:t xml:space="preserve"> (</w:t>
-      </w:r>
-      <w:proofErr w:type="spellStart"/>
-      <w:r>
-        <w:t>varchar</w:t>
-      </w:r>
-      <w:proofErr w:type="spellEnd"/>
-      <w:r>
-        <w:t>(45)) – a felhasználó IP címe</w:t>
+      <w:r>
+        <w:t>ip_cim (varchar(45)) – a felhasználó IP címe</w:t>
       </w:r>
     </w:p>
     <w:p>
@@ -2236,15 +1797,7 @@
         <w:spacing w:line="360" w:lineRule="auto"/>
       </w:pPr>
       <w:r>
-        <w:t>sikeres (</w:t>
-      </w:r>
-      <w:proofErr w:type="spellStart"/>
-      <w:r>
-        <w:t>boolean</w:t>
-      </w:r>
-      <w:proofErr w:type="spellEnd"/>
-      <w:r>
-        <w:t>) – jelzi, hogy a bejelentkezés sikeres volt-e</w:t>
+        <w:t>sikeres (boolean) – jelzi, hogy a bejelentkezés sikeres volt-e</w:t>
       </w:r>
     </w:p>
     <w:p>
@@ -2296,61 +1849,7 @@
           <w:szCs w:val="24"/>
           <w:lang w:eastAsia="hu-HU"/>
         </w:rPr>
-        <w:t>Az ER modell (</w:t>
-      </w:r>
-      <w:proofErr w:type="spellStart"/>
-      <w:r>
-        <w:rPr>
-          <w:rFonts w:eastAsia="Times New Roman" w:cs="Times New Roman"/>
-          <w:szCs w:val="24"/>
-          <w:lang w:eastAsia="hu-HU"/>
-        </w:rPr>
-        <w:t>Entity</w:t>
-      </w:r>
-      <w:proofErr w:type="spellEnd"/>
-      <w:r>
-        <w:rPr>
-          <w:rFonts w:eastAsia="Times New Roman" w:cs="Times New Roman"/>
-          <w:szCs w:val="24"/>
-          <w:lang w:eastAsia="hu-HU"/>
-        </w:rPr>
-        <w:t>–</w:t>
-      </w:r>
-      <w:proofErr w:type="spellStart"/>
-      <w:r>
-        <w:rPr>
-          <w:rFonts w:eastAsia="Times New Roman" w:cs="Times New Roman"/>
-          <w:szCs w:val="24"/>
-          <w:lang w:eastAsia="hu-HU"/>
-        </w:rPr>
-        <w:t>Relationship</w:t>
-      </w:r>
-      <w:proofErr w:type="spellEnd"/>
-      <w:r>
-        <w:rPr>
-          <w:rFonts w:eastAsia="Times New Roman" w:cs="Times New Roman"/>
-          <w:szCs w:val="24"/>
-          <w:lang w:eastAsia="hu-HU"/>
-        </w:rPr>
-        <w:t xml:space="preserve"> modell) egy adatbázis-tervezési módszer, amely megmutatja, milyen </w:t>
-      </w:r>
-      <w:proofErr w:type="spellStart"/>
-      <w:r>
-        <w:rPr>
-          <w:rFonts w:eastAsia="Times New Roman" w:cs="Times New Roman"/>
-          <w:szCs w:val="24"/>
-          <w:lang w:eastAsia="hu-HU"/>
-        </w:rPr>
-        <w:t>egyedek</w:t>
-      </w:r>
-      <w:proofErr w:type="spellEnd"/>
-      <w:r>
-        <w:rPr>
-          <w:rFonts w:eastAsia="Times New Roman" w:cs="Times New Roman"/>
-          <w:szCs w:val="24"/>
-          <w:lang w:eastAsia="hu-HU"/>
-        </w:rPr>
-        <w:t xml:space="preserve"> (például táblák), azok milyen tulajdonságokkal rendelkeznek, és hogyan kapcsolódnak egymáshoz. Segítségével még a tényleges adatbázis létrehozása előtt meg lehet tervezni a rendszer felépítését. Leggyakrabban ER diagram formájában ábrázolják.</w:t>
+        <w:t>Az ER modell (Entity–Relationship modell) egy adatbázis-tervezési módszer, amely megmutatja, milyen egyedek (például táblák), azok milyen tulajdonságokkal rendelkeznek, és hogyan kapcsolódnak egymáshoz. Segítségével még a tényleges adatbázis létrehozása előtt meg lehet tervezni a rendszer felépítését. Leggyakrabban ER diagram formájában ábrázolják.</w:t>
       </w:r>
     </w:p>
     <w:p>
@@ -2491,7 +1990,6 @@
         </w:rPr>
         <w:t xml:space="preserve">A </w:t>
       </w:r>
-      <w:proofErr w:type="spellStart"/>
       <w:r>
         <w:rPr>
           <w:rFonts w:eastAsia="Times New Roman" w:cs="Times New Roman"/>
@@ -2501,7 +1999,6 @@
         </w:rPr>
         <w:t>sportlehetosegek</w:t>
       </w:r>
-      <w:proofErr w:type="spellEnd"/>
       <w:r>
         <w:rPr>
           <w:rFonts w:eastAsia="Times New Roman" w:cs="Times New Roman"/>
@@ -2510,7 +2007,6 @@
         </w:rPr>
         <w:t xml:space="preserve"> tábla kapcsolatban áll a </w:t>
       </w:r>
-      <w:proofErr w:type="spellStart"/>
       <w:r>
         <w:rPr>
           <w:rFonts w:eastAsia="Times New Roman" w:cs="Times New Roman"/>
@@ -2520,7 +2016,6 @@
         </w:rPr>
         <w:t>szervezo</w:t>
       </w:r>
-      <w:proofErr w:type="spellEnd"/>
       <w:r>
         <w:rPr>
           <w:rFonts w:eastAsia="Times New Roman" w:cs="Times New Roman"/>
@@ -2529,7 +2024,6 @@
         </w:rPr>
         <w:t xml:space="preserve">, </w:t>
       </w:r>
-      <w:proofErr w:type="spellStart"/>
       <w:r>
         <w:rPr>
           <w:rFonts w:eastAsia="Times New Roman" w:cs="Times New Roman"/>
@@ -2539,7 +2033,6 @@
         </w:rPr>
         <w:t>helyszin</w:t>
       </w:r>
-      <w:proofErr w:type="spellEnd"/>
       <w:r>
         <w:rPr>
           <w:rFonts w:eastAsia="Times New Roman" w:cs="Times New Roman"/>
@@ -2548,7 +2041,6 @@
         </w:rPr>
         <w:t xml:space="preserve">, </w:t>
       </w:r>
-      <w:proofErr w:type="spellStart"/>
       <w:r>
         <w:rPr>
           <w:rFonts w:eastAsia="Times New Roman" w:cs="Times New Roman"/>
@@ -2558,7 +2050,6 @@
         </w:rPr>
         <w:t>idopont</w:t>
       </w:r>
-      <w:proofErr w:type="spellEnd"/>
       <w:r>
         <w:rPr>
           <w:rFonts w:eastAsia="Times New Roman" w:cs="Times New Roman"/>
@@ -2567,7 +2058,6 @@
         </w:rPr>
         <w:t xml:space="preserve"> és </w:t>
       </w:r>
-      <w:proofErr w:type="spellStart"/>
       <w:r>
         <w:rPr>
           <w:rFonts w:eastAsia="Times New Roman" w:cs="Times New Roman"/>
@@ -2577,7 +2067,6 @@
         </w:rPr>
         <w:t>kategoria</w:t>
       </w:r>
-      <w:proofErr w:type="spellEnd"/>
       <w:r>
         <w:rPr>
           <w:rFonts w:eastAsia="Times New Roman" w:cs="Times New Roman"/>
@@ -2586,7 +2075,6 @@
         </w:rPr>
         <w:t xml:space="preserve"> táblákkal. A </w:t>
       </w:r>
-      <w:proofErr w:type="spellStart"/>
       <w:r>
         <w:rPr>
           <w:rFonts w:eastAsia="Times New Roman" w:cs="Times New Roman"/>
@@ -2595,7 +2083,6 @@
         </w:rPr>
         <w:t>szervezo_id</w:t>
       </w:r>
-      <w:proofErr w:type="spellEnd"/>
       <w:r>
         <w:rPr>
           <w:rFonts w:eastAsia="Times New Roman" w:cs="Times New Roman"/>
@@ -2604,7 +2091,6 @@
         </w:rPr>
         <w:t xml:space="preserve">, </w:t>
       </w:r>
-      <w:proofErr w:type="spellStart"/>
       <w:r>
         <w:rPr>
           <w:rFonts w:eastAsia="Times New Roman" w:cs="Times New Roman"/>
@@ -2613,7 +2099,6 @@
         </w:rPr>
         <w:t>helyszin_id</w:t>
       </w:r>
-      <w:proofErr w:type="spellEnd"/>
       <w:r>
         <w:rPr>
           <w:rFonts w:eastAsia="Times New Roman" w:cs="Times New Roman"/>
@@ -2622,7 +2107,6 @@
         </w:rPr>
         <w:t xml:space="preserve">, </w:t>
       </w:r>
-      <w:proofErr w:type="spellStart"/>
       <w:r>
         <w:rPr>
           <w:rFonts w:eastAsia="Times New Roman" w:cs="Times New Roman"/>
@@ -2631,7 +2115,6 @@
         </w:rPr>
         <w:t>idopont_id</w:t>
       </w:r>
-      <w:proofErr w:type="spellEnd"/>
       <w:r>
         <w:rPr>
           <w:rFonts w:eastAsia="Times New Roman" w:cs="Times New Roman"/>
@@ -2640,7 +2123,6 @@
         </w:rPr>
         <w:t xml:space="preserve"> és </w:t>
       </w:r>
-      <w:proofErr w:type="spellStart"/>
       <w:r>
         <w:rPr>
           <w:rFonts w:eastAsia="Times New Roman" w:cs="Times New Roman"/>
@@ -2649,7 +2131,6 @@
         </w:rPr>
         <w:t>kategoria_id</w:t>
       </w:r>
-      <w:proofErr w:type="spellEnd"/>
       <w:r>
         <w:rPr>
           <w:rFonts w:eastAsia="Times New Roman" w:cs="Times New Roman"/>
@@ -2677,7 +2158,6 @@
         <w:lastRenderedPageBreak/>
         <w:t xml:space="preserve">A </w:t>
       </w:r>
-      <w:proofErr w:type="spellStart"/>
       <w:r>
         <w:rPr>
           <w:rFonts w:eastAsia="Times New Roman" w:cs="Times New Roman"/>
@@ -2687,7 +2167,6 @@
         </w:rPr>
         <w:t>helyszin</w:t>
       </w:r>
-      <w:proofErr w:type="spellEnd"/>
       <w:r>
         <w:rPr>
           <w:rFonts w:eastAsia="Times New Roman" w:cs="Times New Roman"/>
@@ -2696,7 +2175,6 @@
         </w:rPr>
         <w:t xml:space="preserve"> tábla a </w:t>
       </w:r>
-      <w:proofErr w:type="spellStart"/>
       <w:r>
         <w:rPr>
           <w:rFonts w:eastAsia="Times New Roman" w:cs="Times New Roman"/>
@@ -2706,7 +2184,6 @@
         </w:rPr>
         <w:t>telepules</w:t>
       </w:r>
-      <w:proofErr w:type="spellEnd"/>
       <w:r>
         <w:rPr>
           <w:rFonts w:eastAsia="Times New Roman" w:cs="Times New Roman"/>
@@ -2715,7 +2192,6 @@
         </w:rPr>
         <w:t xml:space="preserve"> táblához kapcsolódik a </w:t>
       </w:r>
-      <w:proofErr w:type="spellStart"/>
       <w:r>
         <w:rPr>
           <w:rFonts w:eastAsia="Times New Roman" w:cs="Times New Roman"/>
@@ -2724,7 +2200,6 @@
         </w:rPr>
         <w:t>telepules_id</w:t>
       </w:r>
-      <w:proofErr w:type="spellEnd"/>
       <w:r>
         <w:rPr>
           <w:rFonts w:eastAsia="Times New Roman" w:cs="Times New Roman"/>
@@ -2751,7 +2226,6 @@
         </w:rPr>
         <w:t xml:space="preserve">A </w:t>
       </w:r>
-      <w:proofErr w:type="spellStart"/>
       <w:r>
         <w:rPr>
           <w:rFonts w:eastAsia="Times New Roman" w:cs="Times New Roman"/>
@@ -2761,7 +2235,6 @@
         </w:rPr>
         <w:t>bejelentkezes</w:t>
       </w:r>
-      <w:proofErr w:type="spellEnd"/>
       <w:r>
         <w:rPr>
           <w:rFonts w:eastAsia="Times New Roman" w:cs="Times New Roman"/>
@@ -2770,7 +2243,6 @@
         </w:rPr>
         <w:t xml:space="preserve"> tábla a </w:t>
       </w:r>
-      <w:proofErr w:type="spellStart"/>
       <w:r>
         <w:rPr>
           <w:rFonts w:eastAsia="Times New Roman" w:cs="Times New Roman"/>
@@ -2780,7 +2252,6 @@
         </w:rPr>
         <w:t>felhasznalo</w:t>
       </w:r>
-      <w:proofErr w:type="spellEnd"/>
       <w:r>
         <w:rPr>
           <w:rFonts w:eastAsia="Times New Roman" w:cs="Times New Roman"/>
@@ -2789,7 +2260,6 @@
         </w:rPr>
         <w:t xml:space="preserve"> táblához kapcsolódik a </w:t>
       </w:r>
-      <w:proofErr w:type="spellStart"/>
       <w:r>
         <w:rPr>
           <w:rFonts w:eastAsia="Times New Roman" w:cs="Times New Roman"/>
@@ -2798,7 +2268,6 @@
         </w:rPr>
         <w:t>felhasznalo_id</w:t>
       </w:r>
-      <w:proofErr w:type="spellEnd"/>
       <w:r>
         <w:rPr>
           <w:rFonts w:eastAsia="Times New Roman" w:cs="Times New Roman"/>
@@ -2823,25 +2292,7 @@
           <w:szCs w:val="24"/>
           <w:lang w:eastAsia="hu-HU"/>
         </w:rPr>
-        <w:t xml:space="preserve">Az alkalmazott kapcsolati struktúra megfelel a relációs adatmodell elveinek, elősegíti a normalizált adattárolást, minimalizálja az </w:t>
-      </w:r>
-      <w:proofErr w:type="spellStart"/>
-      <w:r>
-        <w:rPr>
-          <w:rFonts w:eastAsia="Times New Roman" w:cs="Times New Roman"/>
-          <w:szCs w:val="24"/>
-          <w:lang w:eastAsia="hu-HU"/>
-        </w:rPr>
-        <w:t>adatduplikációt</w:t>
-      </w:r>
-      <w:proofErr w:type="spellEnd"/>
-      <w:r>
-        <w:rPr>
-          <w:rFonts w:eastAsia="Times New Roman" w:cs="Times New Roman"/>
-          <w:szCs w:val="24"/>
-          <w:lang w:eastAsia="hu-HU"/>
-        </w:rPr>
-        <w:t>, és biztosítja az adatintegritást az idegen kulcs megszorítások révén.</w:t>
+        <w:t>Az alkalmazott kapcsolati struktúra megfelel a relációs adatmodell elveinek, elősegíti a normalizált adattárolást, minimalizálja az adatduplikációt, és biztosítja az adatintegritást az idegen kulcs megszorítások révén.</w:t>
       </w:r>
     </w:p>
     <w:p/>
@@ -2908,82 +2359,24 @@
         <w:rPr>
           <w:lang w:eastAsia="hu-HU"/>
         </w:rPr>
-        <w:t>A backend célja, hogy a frontend (</w:t>
-      </w:r>
-      <w:proofErr w:type="spellStart"/>
-      <w:r>
-        <w:rPr>
-          <w:lang w:eastAsia="hu-HU"/>
-        </w:rPr>
-        <w:t>React</w:t>
-      </w:r>
-      <w:proofErr w:type="spellEnd"/>
-      <w:r>
-        <w:rPr>
-          <w:lang w:eastAsia="hu-HU"/>
-        </w:rPr>
-        <w:t>/</w:t>
-      </w:r>
-      <w:proofErr w:type="spellStart"/>
-      <w:r>
-        <w:rPr>
-          <w:lang w:eastAsia="hu-HU"/>
-        </w:rPr>
-        <w:t>Vite</w:t>
-      </w:r>
-      <w:proofErr w:type="spellEnd"/>
-      <w:r>
-        <w:rPr>
-          <w:lang w:eastAsia="hu-HU"/>
-        </w:rPr>
-        <w:t xml:space="preserve">) és a </w:t>
-      </w:r>
-      <w:proofErr w:type="spellStart"/>
-      <w:r>
-        <w:rPr>
-          <w:lang w:eastAsia="hu-HU"/>
-        </w:rPr>
-        <w:t>MySQL</w:t>
-      </w:r>
-      <w:proofErr w:type="spellEnd"/>
-      <w:r>
-        <w:rPr>
-          <w:lang w:eastAsia="hu-HU"/>
-        </w:rPr>
-        <w:t xml:space="preserve"> adatbázis között egy stabil, bővíthető és karbantartható réteget biztosítson. A rendszer úgy van felépítve, hogy minden fontos felelősség külön fájlban legyen, és ezek a fájlok könnyen cserélhetők, </w:t>
-      </w:r>
-      <w:proofErr w:type="spellStart"/>
-      <w:r>
-        <w:rPr>
-          <w:lang w:eastAsia="hu-HU"/>
-        </w:rPr>
-        <w:t>refaktorálhatók</w:t>
-      </w:r>
-      <w:proofErr w:type="spellEnd"/>
-      <w:r>
-        <w:rPr>
-          <w:lang w:eastAsia="hu-HU"/>
-        </w:rPr>
-        <w:t xml:space="preserve"> az indítási pont viszont mindig ugyanaz marad. Ez garantálja, hogy a projektstruktúra későbbi átalakítása (új modulok, új szolgáltatások, más tároló réteg) egyszerű legyen, és ne kelljen minden futtatási parancsot átírni.</w:t>
-      </w:r>
-    </w:p>
-    <w:p>
-      <w:pPr>
-        <w:pStyle w:val="Cmsor1"/>
-        <w:rPr>
-          <w:rFonts w:eastAsia="Times New Roman"/>
-          <w:lang w:eastAsia="hu-HU"/>
-        </w:rPr>
-      </w:pPr>
-      <w:r>
-        <w:rPr>
-          <w:noProof/>
+        <w:t>A backend célja, hogy a frontend (React/Vite) és a MySQL adatbázis között egy stabil, bővíthető és karbantartható réteget biztosítson. A rendszer úgy van felépítve, hogy minden fontos felelősség külön fájlban legyen, és ezek a fájlok könnyen cserélhetők, refaktorálhatók az indítási pont viszont mindig ugyanaz marad. Ez garantálja, hogy a projektstruktúra későbbi átalakítása (új modulok, új szolgáltatások, más tároló réteg) egyszerű legyen, és ne kelljen minden futtatási parancsot átírni.</w:t>
+      </w:r>
+    </w:p>
+    <w:p>
+      <w:pPr>
+        <w:rPr>
+          <w:lang w:eastAsia="hu-HU"/>
+        </w:rPr>
+      </w:pPr>
+      <w:r>
+        <w:rPr>
+          <w:lang w:eastAsia="hu-HU"/>
         </w:rPr>
         <w:drawing>
-          <wp:inline distT="0" distB="0" distL="0" distR="0" wp14:anchorId="622E9A2A" wp14:editId="02ABF464">
-            <wp:extent cx="2828925" cy="1666875"/>
-            <wp:effectExtent l="0" t="0" r="9525" b="9525"/>
-            <wp:docPr id="6" name="Kép 6"/>
+          <wp:inline distT="0" distB="0" distL="0" distR="0" wp14:anchorId="0739DD3F" wp14:editId="51E97DD9">
+            <wp:extent cx="2676899" cy="5611008"/>
+            <wp:effectExtent l="0" t="0" r="9525" b="0"/>
+            <wp:docPr id="12" name="Kép 12"/>
             <wp:cNvGraphicFramePr>
               <a:graphicFrameLocks xmlns:a="http://schemas.openxmlformats.org/drawingml/2006/main" noChangeAspect="1"/>
             </wp:cNvGraphicFramePr>
@@ -2991,36 +2384,23 @@
               <a:graphicData uri="http://schemas.openxmlformats.org/drawingml/2006/picture">
                 <pic:pic xmlns:pic="http://schemas.openxmlformats.org/drawingml/2006/picture">
                   <pic:nvPicPr>
-                    <pic:cNvPr id="0" name="Picture 51"/>
-                    <pic:cNvPicPr>
-                      <a:picLocks noChangeAspect="1" noChangeArrowheads="1"/>
-                    </pic:cNvPicPr>
+                    <pic:cNvPr id="1" name=""/>
+                    <pic:cNvPicPr/>
                   </pic:nvPicPr>
                   <pic:blipFill>
-                    <a:blip r:embed="rId11">
-                      <a:extLst>
-                        <a:ext uri="{28A0092B-C50C-407E-A947-70E740481C1C}">
-                          <a14:useLocalDpi xmlns:a14="http://schemas.microsoft.com/office/drawing/2010/main" val="0"/>
-                        </a:ext>
-                      </a:extLst>
-                    </a:blip>
-                    <a:srcRect/>
+                    <a:blip r:embed="rId11"/>
                     <a:stretch>
                       <a:fillRect/>
                     </a:stretch>
                   </pic:blipFill>
-                  <pic:spPr bwMode="auto">
+                  <pic:spPr>
                     <a:xfrm>
                       <a:off x="0" y="0"/>
-                      <a:ext cx="2828925" cy="1666875"/>
+                      <a:ext cx="2676899" cy="5611008"/>
                     </a:xfrm>
                     <a:prstGeom prst="rect">
                       <a:avLst/>
                     </a:prstGeom>
-                    <a:noFill/>
-                    <a:ln>
-                      <a:noFill/>
-                    </a:ln>
                   </pic:spPr>
                 </pic:pic>
               </a:graphicData>
@@ -3031,97 +2411,87 @@
     </w:p>
     <w:p>
       <w:pPr>
-        <w:rPr>
+        <w:spacing w:after="160" w:line="259" w:lineRule="auto"/>
+        <w:jc w:val="left"/>
+        <w:rPr>
+          <w:rFonts w:cs="Times New Roman"/>
+          <w:szCs w:val="24"/>
+          <w:lang w:eastAsia="hu-HU"/>
+        </w:rPr>
+      </w:pPr>
+      <w:r>
+        <w:rPr>
+          <w:rFonts w:cs="Times New Roman"/>
+          <w:szCs w:val="24"/>
+          <w:lang w:eastAsia="hu-HU"/>
+        </w:rPr>
+        <w:br w:type="page"/>
+      </w:r>
+    </w:p>
+    <w:p>
+      <w:pPr>
+        <w:rPr>
+          <w:rFonts w:cs="Times New Roman"/>
+          <w:szCs w:val="24"/>
+          <w:lang w:eastAsia="hu-HU"/>
+        </w:rPr>
+      </w:pPr>
+    </w:p>
+    <w:p>
+      <w:pPr>
+        <w:rPr>
+          <w:rFonts w:cs="Times New Roman"/>
           <w:b/>
-          <w:lang w:eastAsia="hu-HU"/>
-        </w:rPr>
-      </w:pPr>
-      <w:r>
-        <w:rPr>
+          <w:szCs w:val="24"/>
+          <w:lang w:eastAsia="hu-HU"/>
+        </w:rPr>
+      </w:pPr>
+      <w:r>
+        <w:rPr>
+          <w:rFonts w:cs="Times New Roman"/>
           <w:b/>
-          <w:lang w:eastAsia="hu-HU"/>
-        </w:rPr>
-        <w:t>backend/server.js</w:t>
-      </w:r>
-    </w:p>
-    <w:p>
-      <w:pPr>
-        <w:rPr>
-          <w:lang w:eastAsia="hu-HU"/>
-        </w:rPr>
-      </w:pPr>
-      <w:r>
-        <w:rPr>
-          <w:lang w:eastAsia="hu-HU"/>
-        </w:rPr>
-        <w:t xml:space="preserve">A server.js egy nagyon rövid, célzott belépési pont: amikor a futtatási környezetben (például </w:t>
-      </w:r>
-      <w:proofErr w:type="spellStart"/>
-      <w:r>
-        <w:rPr>
-          <w:lang w:eastAsia="hu-HU"/>
-        </w:rPr>
-        <w:t>node</w:t>
-      </w:r>
-      <w:proofErr w:type="spellEnd"/>
-      <w:r>
-        <w:rPr>
-          <w:lang w:eastAsia="hu-HU"/>
-        </w:rPr>
-        <w:t xml:space="preserve"> backend/server.js parancsra) elindul a backend, ez a fájl kerül elsőként betöltésre. Először a környezeti változókat tölti be (például a </w:t>
-      </w:r>
-      <w:proofErr w:type="spellStart"/>
-      <w:r>
-        <w:rPr>
-          <w:lang w:eastAsia="hu-HU"/>
-        </w:rPr>
-        <w:t>portot</w:t>
-      </w:r>
-      <w:proofErr w:type="spellEnd"/>
-      <w:r>
-        <w:rPr>
-          <w:lang w:eastAsia="hu-HU"/>
-        </w:rPr>
-        <w:t xml:space="preserve">, amin a szerver hallgat, valamint az adatbázis kapcsolati beállításait), majd belép a tényleges alkalmazás logikájába az </w:t>
-      </w:r>
-      <w:proofErr w:type="spellStart"/>
-      <w:r>
-        <w:rPr>
-          <w:lang w:eastAsia="hu-HU"/>
-        </w:rPr>
-        <w:t>src</w:t>
-      </w:r>
-      <w:proofErr w:type="spellEnd"/>
-      <w:r>
-        <w:rPr>
-          <w:lang w:eastAsia="hu-HU"/>
-        </w:rPr>
-        <w:t>/app.js felé. Ez a felosztás azt biztosítja, hogy az indítási parancs mindig egy stabil, könnyen megtalálható fájlon keresztül történjen, és a mögöttes alkalmazás logikája (</w:t>
-      </w:r>
-      <w:proofErr w:type="spellStart"/>
-      <w:r>
-        <w:rPr>
-          <w:lang w:eastAsia="hu-HU"/>
-        </w:rPr>
-        <w:t>route</w:t>
-      </w:r>
-      <w:proofErr w:type="spellEnd"/>
-      <w:r>
-        <w:rPr>
-          <w:lang w:eastAsia="hu-HU"/>
-        </w:rPr>
-        <w:t>-ok, adatbázis műveletek, hitelesítés) szabadon változhasson anélkül, hogy a belépési pont változna.</w:t>
-      </w:r>
-      <w:r>
-        <w:rPr>
-          <w:noProof/>
+          <w:szCs w:val="24"/>
+          <w:lang w:eastAsia="hu-HU"/>
+        </w:rPr>
+        <w:t>server.js</w:t>
+      </w:r>
+    </w:p>
+    <w:p>
+      <w:pPr>
+        <w:rPr>
+          <w:rFonts w:cs="Times New Roman"/>
+          <w:szCs w:val="24"/>
+          <w:lang w:eastAsia="hu-HU"/>
+        </w:rPr>
+      </w:pPr>
+      <w:r>
+        <w:rPr>
+          <w:rFonts w:cs="Times New Roman"/>
+          <w:szCs w:val="24"/>
+          <w:lang w:eastAsia="hu-HU"/>
+        </w:rPr>
+        <w:t>A SportHub backend egy Node.js Express-alapú REST API, amely moduláris architektúrával rendelkezik a sporttevékenységek, felhasználói regisztrációk és adminisztratív műveletek kezelésére. A rendszer rétegzett megközelítést követ, ahol az útválasztás, üzleti logika, adatbázis-interakciók és segédfunkciók külön vannak választva. A backend belépési pontja a server.js fájl, amely importálja és elindítja az Express alkalmazást, amely a src/app.js-ben van definiálva. A szerver alapértelmezés szerint a 3001-es porton fut, de ez a PORT környezeti változóval felülírható. Az alkalmazás központosított kéréskezelő mintát használ, ahol minden beérkező kérés egy általános útvonalkezelőn keresztül megy, amely a kérés útvonalától függően delegálja a specifikus kezelőkhöz. Az Express alkalmazás több kulcsfontosságú middleware komponenssel inicializálódik. A Helmet middleware biztosítja a biztonsági fejléceket. A CORS konfigurálva van, hogy minden eredetből engedélyezze a kéréseket specifikus módszerekkel (GET, POST, PUT, DELETE, OPTIONS) és fejlécekkel (Content-Type, X-Admin-Email, X-User-Email). A Morgan használatos a HTTP kérések naplózására fejlesztési módban. A kérés payload-ok elemzése express.json és express.urlencoded middleware-ekkel történik, mindkettő 50MB méretkorláttal konfigurálva a nagy adatátvitelek kezelésére. Egy egészségügyi ellenőrzési végpont a /api/health címen egyszerű JSON választ ad a szerver elérhetőségéről. Az alkalmazás globális hibakezelő middleware-t implementál, amely elkapja a nem kezelt hibákat az útvonal feldolgozása során, és 500 státusszal tér vissza magyar hibaüzenettel. Az indulási folyamat magában foglalja az adatbázis-kapcsolat ellenőrzését és a séma inicializálását, mielőtt a szerver elkezdi hallgatni a kéréseket.</w:t>
+      </w:r>
+    </w:p>
+    <w:p>
+      <w:pPr>
+        <w:rPr>
+          <w:rFonts w:cs="Times New Roman"/>
+          <w:szCs w:val="24"/>
+          <w:lang w:eastAsia="hu-HU"/>
+        </w:rPr>
+      </w:pPr>
+      <w:r>
+        <w:rPr>
+          <w:rFonts w:cs="Times New Roman"/>
+          <w:szCs w:val="24"/>
           <w:lang w:eastAsia="hu-HU"/>
         </w:rPr>
         <w:drawing>
-          <wp:inline distT="0" distB="0" distL="0" distR="0" wp14:anchorId="59F756BF" wp14:editId="00C7C58B">
-            <wp:extent cx="3162741" cy="1162212"/>
-            <wp:effectExtent l="0" t="0" r="0" b="0"/>
-            <wp:docPr id="7" name="Kép 7"/>
+          <wp:inline distT="0" distB="0" distL="0" distR="0" wp14:anchorId="4207AC53" wp14:editId="3B6AC8FD">
+            <wp:extent cx="2543530" cy="590632"/>
+            <wp:effectExtent l="0" t="0" r="9525" b="0"/>
+            <wp:docPr id="14" name="Kép 14"/>
             <wp:cNvGraphicFramePr>
               <a:graphicFrameLocks xmlns:a="http://schemas.openxmlformats.org/drawingml/2006/main" noChangeAspect="1"/>
             </wp:cNvGraphicFramePr>
@@ -3141,7 +2511,7 @@
                   <pic:spPr>
                     <a:xfrm>
                       <a:off x="0" y="0"/>
-                      <a:ext cx="3162741" cy="1162212"/>
+                      <a:ext cx="2543530" cy="590632"/>
                     </a:xfrm>
                     <a:prstGeom prst="rect">
                       <a:avLst/>
@@ -3156,100 +2526,77 @@
     </w:p>
     <w:p>
       <w:pPr>
-        <w:spacing w:after="160" w:line="259" w:lineRule="auto"/>
-        <w:jc w:val="left"/>
-        <w:rPr>
-          <w:lang w:eastAsia="hu-HU"/>
-        </w:rPr>
-      </w:pPr>
-      <w:r>
-        <w:rPr>
-          <w:lang w:eastAsia="hu-HU"/>
-        </w:rPr>
-        <w:br w:type="page"/>
-      </w:r>
-    </w:p>
-    <w:p>
-      <w:pPr>
-        <w:rPr>
+        <w:rPr>
+          <w:rFonts w:cs="Times New Roman"/>
+          <w:szCs w:val="24"/>
+          <w:lang w:eastAsia="hu-HU"/>
+        </w:rPr>
+      </w:pPr>
+    </w:p>
+    <w:p>
+      <w:pPr>
+        <w:rPr>
+          <w:rFonts w:cs="Times New Roman"/>
           <w:b/>
-          <w:lang w:eastAsia="hu-HU"/>
-        </w:rPr>
-      </w:pPr>
-      <w:r>
-        <w:rPr>
+          <w:szCs w:val="24"/>
+          <w:lang w:eastAsia="hu-HU"/>
+        </w:rPr>
+      </w:pPr>
+      <w:r>
+        <w:rPr>
+          <w:rFonts w:cs="Times New Roman"/>
           <w:b/>
+          <w:szCs w:val="24"/>
+          <w:lang w:eastAsia="hu-HU"/>
+        </w:rPr>
+        <w:t>src/config/db.js</w:t>
+      </w:r>
+    </w:p>
+    <w:p>
+      <w:pPr>
+        <w:rPr>
+          <w:rFonts w:cs="Times New Roman"/>
+          <w:szCs w:val="24"/>
+          <w:lang w:eastAsia="hu-HU"/>
+        </w:rPr>
+      </w:pPr>
+      <w:r>
+        <w:rPr>
+          <w:rFonts w:cs="Times New Roman"/>
+          <w:szCs w:val="24"/>
+          <w:lang w:eastAsia="hu-HU"/>
+        </w:rPr>
+        <w:t xml:space="preserve">Az adatbázis-konfiguráció központosított a src/config/db.js-ben, és MySQL kapcsolatkészletet használ a mysql2/promise könyvtárral. A készlet környezeti változókkal van konfigurálva a host, port, felhasználó, jelszó és adatbázis nevéhez, ésszerű alapértelmezésekkel (host: 127.0.0.1, port: 3307, felhasználó: appuser, jelszó: apppw, adatbázis: sporthub). A készlet legfeljebb 10 egyidejű kapcsolatot tart fenn, 10 másodperces kapcsolat időtúllépéssel alapértelmezés szerint. A modul több kulcsfontosságú függvényt exportál az adatbázis-interakciókhoz. A waitForDatabase() függvény kezeli a kezdeti adatbázis-kapcsolódást, </w:t>
+      </w:r>
+      <w:r>
+        <w:rPr>
+          <w:rFonts w:cs="Times New Roman"/>
+          <w:szCs w:val="24"/>
           <w:lang w:eastAsia="hu-HU"/>
         </w:rPr>
         <w:lastRenderedPageBreak/>
-        <w:t>backend/.</w:t>
-      </w:r>
-      <w:proofErr w:type="spellStart"/>
-      <w:r>
-        <w:rPr>
-          <w:b/>
-          <w:lang w:eastAsia="hu-HU"/>
-        </w:rPr>
-        <w:t>env.example</w:t>
-      </w:r>
-      <w:proofErr w:type="spellEnd"/>
-    </w:p>
-    <w:p>
-      <w:pPr>
-        <w:rPr>
-          <w:lang w:eastAsia="hu-HU"/>
-        </w:rPr>
-      </w:pPr>
-      <w:r>
-        <w:rPr>
-          <w:lang w:eastAsia="hu-HU"/>
-        </w:rPr>
-        <w:t xml:space="preserve">Ez a fájl mintaként szolgál a környezeti változók beállításához, amelyeket a backend induláskor használ. Ide kerül a szerver </w:t>
-      </w:r>
-      <w:proofErr w:type="spellStart"/>
-      <w:r>
-        <w:rPr>
-          <w:lang w:eastAsia="hu-HU"/>
-        </w:rPr>
-        <w:t>portja</w:t>
-      </w:r>
-      <w:proofErr w:type="spellEnd"/>
-      <w:r>
-        <w:rPr>
-          <w:lang w:eastAsia="hu-HU"/>
-        </w:rPr>
-        <w:t>, illetve az adatbázis kapcsolat paraméterei és a kapcsolódási várakozás beállításai. A célja, hogy egységes és dokumentált legyen, milyen konfiguráció szükséges a futtatáshoz, és hogy fejlesztői környezetben könnyen lehessen egy .</w:t>
-      </w:r>
-      <w:proofErr w:type="spellStart"/>
-      <w:r>
-        <w:rPr>
-          <w:lang w:eastAsia="hu-HU"/>
-        </w:rPr>
-        <w:t>env</w:t>
-      </w:r>
-      <w:proofErr w:type="spellEnd"/>
-      <w:r>
-        <w:rPr>
-          <w:lang w:eastAsia="hu-HU"/>
-        </w:rPr>
-        <w:t xml:space="preserve"> fájlt létrehozni.</w:t>
-      </w:r>
-    </w:p>
-    <w:p>
-      <w:pPr>
-        <w:rPr>
-          <w:lang w:eastAsia="hu-HU"/>
-        </w:rPr>
-      </w:pPr>
-      <w:r>
-        <w:rPr>
+        <w:t>többször próbálkozva konfigurálható újrapróbálkozási logikával (alapértelmezés: 15 újrapróbálkozás 2 másodperces késésekkel). A query() függvény adatokat kérdez le az adatbázisból, míg az execute() INSERT, UPDATE és DELETE műveletekhez használatos. A tranzakciók támogatottak a withTransaction() függvénnyel, amely automatikusan kezeli a kapcsolat életciklusát, commit-ot és rollback-ot. A tableExists() függvény ellenőrzi, hogy egy tábla létezik-e a sémában, míg a columnExists() függvény egy oszlop létezését vizsgálja. Ez a konfigurációs fájl biztosítja az adatbázis kapcsolat absztrakcióját, központosítva a pooling-ot és tranzakció kezelést az egész alkalmazásban.</w:t>
+      </w:r>
+    </w:p>
+    <w:p>
+      <w:pPr>
+        <w:rPr>
+          <w:rFonts w:cs="Times New Roman"/>
+          <w:szCs w:val="24"/>
+          <w:lang w:eastAsia="hu-HU"/>
+        </w:rPr>
+      </w:pPr>
+      <w:r>
+        <w:rPr>
+          <w:rFonts w:cs="Times New Roman"/>
+          <w:szCs w:val="24"/>
           <w:lang w:eastAsia="hu-HU"/>
         </w:rPr>
         <w:drawing>
-          <wp:inline distT="0" distB="0" distL="0" distR="0" wp14:anchorId="1037DC47" wp14:editId="5A454A88">
-            <wp:extent cx="4772025" cy="2594069"/>
-            <wp:effectExtent l="0" t="0" r="0" b="0"/>
-            <wp:docPr id="10" name="Kép 10"/>
+          <wp:inline distT="0" distB="0" distL="0" distR="0" wp14:anchorId="604CB397" wp14:editId="5C2E39B7">
+            <wp:extent cx="5760720" cy="3612515"/>
+            <wp:effectExtent l="0" t="0" r="0" b="6985"/>
+            <wp:docPr id="15" name="Kép 15"/>
             <wp:cNvGraphicFramePr>
               <a:graphicFrameLocks xmlns:a="http://schemas.openxmlformats.org/drawingml/2006/main" noChangeAspect="1"/>
             </wp:cNvGraphicFramePr>
@@ -3269,7 +2616,7 @@
                   <pic:spPr>
                     <a:xfrm>
                       <a:off x="0" y="0"/>
-                      <a:ext cx="4826012" cy="2623416"/>
+                      <a:ext cx="5760720" cy="3612515"/>
                     </a:xfrm>
                     <a:prstGeom prst="rect">
                       <a:avLst/>
@@ -3285,296 +2632,76 @@
     <w:p>
       <w:pPr>
         <w:rPr>
+          <w:rFonts w:cs="Times New Roman"/>
+          <w:szCs w:val="24"/>
+          <w:lang w:eastAsia="hu-HU"/>
+        </w:rPr>
+      </w:pPr>
+    </w:p>
+    <w:p>
+      <w:pPr>
+        <w:rPr>
+          <w:rFonts w:cs="Times New Roman"/>
           <w:b/>
-          <w:lang w:eastAsia="hu-HU"/>
-        </w:rPr>
-      </w:pPr>
-      <w:r>
-        <w:rPr>
+          <w:szCs w:val="24"/>
+          <w:lang w:eastAsia="hu-HU"/>
+        </w:rPr>
+      </w:pPr>
+      <w:r>
+        <w:rPr>
+          <w:rFonts w:cs="Times New Roman"/>
           <w:b/>
-          <w:lang w:eastAsia="hu-HU"/>
-        </w:rPr>
-        <w:t>backend/</w:t>
-      </w:r>
-      <w:proofErr w:type="spellStart"/>
-      <w:r>
-        <w:rPr>
-          <w:b/>
-          <w:lang w:eastAsia="hu-HU"/>
-        </w:rPr>
-        <w:t>src</w:t>
-      </w:r>
-      <w:proofErr w:type="spellEnd"/>
-      <w:r>
-        <w:rPr>
-          <w:b/>
-          <w:lang w:eastAsia="hu-HU"/>
-        </w:rPr>
-        <w:t>/app.js</w:t>
-      </w:r>
-    </w:p>
-    <w:p>
-      <w:pPr>
-        <w:rPr>
-          <w:lang w:eastAsia="hu-HU"/>
-        </w:rPr>
-      </w:pPr>
-      <w:r>
-        <w:rPr>
-          <w:lang w:eastAsia="hu-HU"/>
-        </w:rPr>
-        <w:t>A app.js ennél a projektnél tényleg a backend szíve: ez az a fájl, amelyben a beérkező HTTP-kérések teljes feldolgozása zajlik, ezért itt koncentrálódik az a logika, ami a frontend (</w:t>
-      </w:r>
-      <w:proofErr w:type="spellStart"/>
-      <w:r>
-        <w:rPr>
-          <w:lang w:eastAsia="hu-HU"/>
-        </w:rPr>
-        <w:t>React</w:t>
-      </w:r>
-      <w:proofErr w:type="spellEnd"/>
-      <w:r>
-        <w:rPr>
-          <w:lang w:eastAsia="hu-HU"/>
-        </w:rPr>
-        <w:t>/</w:t>
-      </w:r>
-      <w:proofErr w:type="spellStart"/>
-      <w:r>
-        <w:rPr>
-          <w:lang w:eastAsia="hu-HU"/>
-        </w:rPr>
-        <w:t>Vite</w:t>
-      </w:r>
-      <w:proofErr w:type="spellEnd"/>
-      <w:r>
-        <w:rPr>
-          <w:lang w:eastAsia="hu-HU"/>
-        </w:rPr>
-        <w:t xml:space="preserve">) felől érkező interakciót tényleges működéssé alakítja. Az app.js natív Node.js http szerverre épít, tehát nem használ keretrendszert, hanem a </w:t>
-      </w:r>
-      <w:proofErr w:type="spellStart"/>
-      <w:r>
-        <w:rPr>
-          <w:lang w:eastAsia="hu-HU"/>
-        </w:rPr>
-        <w:t>Node</w:t>
-      </w:r>
-      <w:proofErr w:type="spellEnd"/>
-      <w:r>
-        <w:rPr>
-          <w:lang w:eastAsia="hu-HU"/>
-        </w:rPr>
-        <w:t xml:space="preserve"> alapszintű API-in keresztül fogadja a bejövő kapcsolatot és kezeli az útvonalakat. A bejövő kérés törzsét (body) összeállítja aszinkron módon, hogy JSON-ként tudja értelmezni, és egységes választ ad vissza: ha a kérés feldolgozása sikeres, az eredmény JSON objektumban kerül visszaadásra, ha pedig bármilyen hiba történik (hibás bemenet, jogosultság hiánya, adatbázis hiba), akkor a kimenetben szintén </w:t>
-      </w:r>
-      <w:proofErr w:type="spellStart"/>
-      <w:r>
-        <w:rPr>
-          <w:lang w:eastAsia="hu-HU"/>
-        </w:rPr>
-        <w:t>struktúrált</w:t>
-      </w:r>
-      <w:proofErr w:type="spellEnd"/>
-      <w:r>
-        <w:rPr>
-          <w:lang w:eastAsia="hu-HU"/>
-        </w:rPr>
-        <w:t xml:space="preserve"> hibainformációt ad vissza. A szerver szempontjából minden válasz azonos szerkezetű, így a frontend oldali feldolgozás is egyszerűbb.</w:t>
-      </w:r>
-    </w:p>
-    <w:p>
-      <w:pPr>
-        <w:rPr>
-          <w:lang w:eastAsia="hu-HU"/>
-        </w:rPr>
-      </w:pPr>
-    </w:p>
-    <w:p>
-      <w:pPr>
-        <w:rPr>
-          <w:lang w:eastAsia="hu-HU"/>
-        </w:rPr>
-      </w:pPr>
-      <w:r>
-        <w:rPr>
-          <w:lang w:eastAsia="hu-HU"/>
-        </w:rPr>
-        <w:t xml:space="preserve">Ennek a fájlnak a felelőssége a felhasználói életút kezelése: a regisztráció a jelszavak </w:t>
-      </w:r>
-      <w:proofErr w:type="spellStart"/>
-      <w:r>
-        <w:rPr>
-          <w:lang w:eastAsia="hu-HU"/>
-        </w:rPr>
-        <w:t>scrypt</w:t>
-      </w:r>
-      <w:proofErr w:type="spellEnd"/>
-      <w:r>
-        <w:rPr>
-          <w:lang w:eastAsia="hu-HU"/>
-        </w:rPr>
-        <w:t xml:space="preserve"> alapú </w:t>
-      </w:r>
-      <w:proofErr w:type="spellStart"/>
-      <w:r>
-        <w:rPr>
-          <w:lang w:eastAsia="hu-HU"/>
-        </w:rPr>
-        <w:t>hash-elésével</w:t>
-      </w:r>
-      <w:proofErr w:type="spellEnd"/>
-      <w:r>
-        <w:rPr>
-          <w:lang w:eastAsia="hu-HU"/>
-        </w:rPr>
-        <w:t xml:space="preserve"> történik, így a jelszó egyáltalán nem kerül tárolásra, csak a belőle származtatott </w:t>
-      </w:r>
-      <w:proofErr w:type="spellStart"/>
-      <w:r>
-        <w:rPr>
-          <w:lang w:eastAsia="hu-HU"/>
-        </w:rPr>
-        <w:t>hash</w:t>
-      </w:r>
-      <w:proofErr w:type="spellEnd"/>
-      <w:r>
-        <w:rPr>
-          <w:lang w:eastAsia="hu-HU"/>
-        </w:rPr>
-        <w:t xml:space="preserve">; a bejelentkezésnél ez a </w:t>
-      </w:r>
-      <w:proofErr w:type="spellStart"/>
-      <w:r>
-        <w:rPr>
-          <w:lang w:eastAsia="hu-HU"/>
-        </w:rPr>
-        <w:t>hash</w:t>
-      </w:r>
-      <w:proofErr w:type="spellEnd"/>
-      <w:r>
-        <w:rPr>
-          <w:lang w:eastAsia="hu-HU"/>
-        </w:rPr>
-        <w:t xml:space="preserve"> összehasonlításra kerül, és a kért felhasználóhoz kapcsolódó IP cím és sikeresség </w:t>
-      </w:r>
-      <w:proofErr w:type="spellStart"/>
-      <w:r>
-        <w:rPr>
-          <w:lang w:eastAsia="hu-HU"/>
-        </w:rPr>
-        <w:t>naplózódik</w:t>
-      </w:r>
-      <w:proofErr w:type="spellEnd"/>
-      <w:r>
-        <w:rPr>
-          <w:lang w:eastAsia="hu-HU"/>
-        </w:rPr>
-        <w:t xml:space="preserve">. Az </w:t>
-      </w:r>
-      <w:proofErr w:type="spellStart"/>
-      <w:r>
-        <w:rPr>
-          <w:lang w:eastAsia="hu-HU"/>
-        </w:rPr>
-        <w:t>admin</w:t>
-      </w:r>
-      <w:proofErr w:type="spellEnd"/>
-      <w:r>
-        <w:rPr>
-          <w:lang w:eastAsia="hu-HU"/>
-        </w:rPr>
-        <w:t xml:space="preserve"> jogosultság ellenőrzése is itt épül be: egyes végpontok csak olyan felhasználók számára engedélyezettek, akik </w:t>
-      </w:r>
-      <w:proofErr w:type="spellStart"/>
-      <w:r>
-        <w:rPr>
-          <w:lang w:eastAsia="hu-HU"/>
-        </w:rPr>
-        <w:t>admin</w:t>
-      </w:r>
-      <w:proofErr w:type="spellEnd"/>
-      <w:r>
-        <w:rPr>
-          <w:lang w:eastAsia="hu-HU"/>
-        </w:rPr>
-        <w:t xml:space="preserve"> </w:t>
-      </w:r>
-      <w:r>
-        <w:rPr>
+          <w:szCs w:val="24"/>
+          <w:lang w:eastAsia="hu-HU"/>
+        </w:rPr>
+        <w:t>src/routes/auth.js</w:t>
+      </w:r>
+    </w:p>
+    <w:p>
+      <w:pPr>
+        <w:rPr>
+          <w:rFonts w:cs="Times New Roman"/>
+          <w:szCs w:val="24"/>
+          <w:lang w:eastAsia="hu-HU"/>
+        </w:rPr>
+      </w:pPr>
+      <w:r>
+        <w:rPr>
+          <w:rFonts w:cs="Times New Roman"/>
+          <w:szCs w:val="24"/>
+          <w:lang w:eastAsia="hu-HU"/>
+        </w:rPr>
+        <w:t xml:space="preserve">A src/routes/auth.js fájl kezeli az autentikációs végpontokat a felhasználói regisztrációhoz, bejelentkezéshez és e-mail elérhetőség ellenőrzéshez. A GET /api/auth/check-email végpont elfogad egy e-mail lekérdezési paramétert és visszaadja, hogy az e-mail már regisztrálva van-e a rendszerben, lehetővé téve a valós idejű érvényesítést az előtérben. A POST /api/auth/signup végpont új felhasználó regisztrálására szolgál, érvényesítve a felhasználónevet (legalább 3 karakter), e-mail formátumot és jelszót (legalább 6 karakter), megakadályozva a duplikált e-maileket és felhasználóneveket, majd visszaadja az új felhasználói profilt. A POST /api/auth/signin végpont lehetővé teszi a bejelentkezést e-mail vagy felhasználónév és jelszó alapján, visszaadva a felhasználói profilt sikeres autentikáció esetén. Ez a fájl függ a </w:t>
+      </w:r>
+      <w:r>
+        <w:rPr>
+          <w:rFonts w:cs="Times New Roman"/>
+          <w:szCs w:val="24"/>
           <w:lang w:eastAsia="hu-HU"/>
         </w:rPr>
         <w:lastRenderedPageBreak/>
-        <w:t>szerepkörben vannak, és a jogosultsági réteg arra is vigyáz, hogy ne lehessen egyszerűen körbejárni a rendszer védelmét. A jogosultsági logika mellett itt történik minden olyan általános művelet is, ami a felhasználó állapotát és az ő számára elérhető erőforrásokat érinti, például hogy egy regisztrált felhasználó milyen sportlehetőségeket láthat, vagy hogy a felhasználói kedvencek hogyan tárolódnak és milyen módon kérhetők le.</w:t>
-      </w:r>
-    </w:p>
-    <w:p>
-      <w:pPr>
-        <w:rPr>
-          <w:lang w:eastAsia="hu-HU"/>
-        </w:rPr>
-      </w:pPr>
-    </w:p>
-    <w:p>
-      <w:pPr>
-        <w:rPr>
-          <w:lang w:eastAsia="hu-HU"/>
-        </w:rPr>
-      </w:pPr>
-      <w:r>
-        <w:rPr>
-          <w:lang w:eastAsia="hu-HU"/>
-        </w:rPr>
-        <w:t>A sportlehetőségek kezelése szintén itt van. Az app.js a sportlehetőségekhez kapcsolódó CRUD (létrehozás/módosítás/törlés/lekérdezés) műveletek egész sorát szolgáltatja úgy, hogy figyel a referenciális integritásra. Amikor egy új sportlehetőség érkezik, a kérést feldolgozva először ellenőrzi, hogy a kapcsolódó entitások (kategória, sportág, helyszín, szervező) léteznek-e, és ha nem, akkor automatikusan létrehozza őket. Ez a művelet tranzakcióban történik, tehát ha bármelyik rész megbukik, az egész folyamat visszagördül, hogy ne maradjanak félig beírt adatok. A módosítások és törlések is hasonló biztosítékok mellett zajlanak, hogy a rendszer konzisztensen tartsa a kapcsolódó táblák között a relációkat. A kedvencekhez kapcsolódó végpontok is itt kaptak helyett: a felhasználói kedvencek listázása, hozzáadása és törlése funkciók mind az app.js-ben vannak definiálva, és a logika feltételezi, hogy a felhasználó be van jelentkezve, hiszen a kedvenceket felhasználói azonosítóhoz köti.</w:t>
-      </w:r>
-    </w:p>
-    <w:p>
-      <w:pPr>
-        <w:rPr>
-          <w:lang w:eastAsia="hu-HU"/>
-        </w:rPr>
-      </w:pPr>
-    </w:p>
-    <w:p>
-      <w:pPr>
-        <w:rPr>
-          <w:lang w:eastAsia="hu-HU"/>
-        </w:rPr>
-      </w:pPr>
-      <w:r>
-        <w:rPr>
-          <w:lang w:eastAsia="hu-HU"/>
-        </w:rPr>
-        <w:t>Mindent összevetve az app.js a backend “vezérlőközpontja”, ahol a bejövő HTTP-kérések útvonallá alakulnak, az üzleti logika érvényesül, a jogosultságok ellenőrzése megtörténik, a hibakezelés egységesített és a válaszok konzisztensen JSON-ban kerülnek visszaadásra, hogy</w:t>
-      </w:r>
-      <w:r>
-        <w:rPr>
-          <w:lang w:eastAsia="hu-HU"/>
-        </w:rPr>
-        <w:t xml:space="preserve"> </w:t>
-      </w:r>
-      <w:r>
-        <w:rPr>
-          <w:lang w:eastAsia="hu-HU"/>
-        </w:rPr>
-        <w:t>a frontend oldali interfész egységesen tudjon dolgozni.</w:t>
-      </w:r>
-    </w:p>
-    <w:p>
-      <w:pPr>
-        <w:rPr>
-          <w:lang w:eastAsia="hu-HU"/>
-        </w:rPr>
-      </w:pPr>
-      <w:r>
-        <w:rPr>
-          <w:lang w:eastAsia="hu-HU"/>
-        </w:rPr>
-        <w:lastRenderedPageBreak/>
+        <w:t>authService.js, validators.js és helpers.js moduloktól, biztosítva az input érvényesítést, szolgáltatási hívásokat és JSON válaszokat.</w:t>
+      </w:r>
+    </w:p>
+    <w:p>
+      <w:pPr>
+        <w:rPr>
+          <w:rFonts w:cs="Times New Roman"/>
+          <w:szCs w:val="24"/>
+          <w:lang w:eastAsia="hu-HU"/>
+        </w:rPr>
+      </w:pPr>
+      <w:r>
+        <w:rPr>
+          <w:rFonts w:cs="Times New Roman"/>
+          <w:szCs w:val="24"/>
+          <w:lang w:eastAsia="hu-HU"/>
+        </w:rPr>
         <w:drawing>
-          <wp:inline distT="0" distB="0" distL="0" distR="0" wp14:anchorId="1CA23F32" wp14:editId="7CC1D4A9">
-            <wp:extent cx="5038725" cy="3877907"/>
-            <wp:effectExtent l="0" t="0" r="0" b="8890"/>
-            <wp:docPr id="8" name="Kép 8"/>
+          <wp:inline distT="0" distB="0" distL="0" distR="0" wp14:anchorId="312737B4" wp14:editId="1BBE9B91">
+            <wp:extent cx="5760720" cy="5001895"/>
+            <wp:effectExtent l="0" t="0" r="0" b="8255"/>
+            <wp:docPr id="17" name="Kép 17"/>
             <wp:cNvGraphicFramePr>
               <a:graphicFrameLocks xmlns:a="http://schemas.openxmlformats.org/drawingml/2006/main" noChangeAspect="1"/>
             </wp:cNvGraphicFramePr>
@@ -3586,13 +2713,7 @@
                     <pic:cNvPicPr/>
                   </pic:nvPicPr>
                   <pic:blipFill>
-                    <a:blip r:embed="rId14" cstate="print">
-                      <a:extLst>
-                        <a:ext uri="{28A0092B-C50C-407E-A947-70E740481C1C}">
-                          <a14:useLocalDpi xmlns:a14="http://schemas.microsoft.com/office/drawing/2010/main" val="0"/>
-                        </a:ext>
-                      </a:extLst>
-                    </a:blip>
+                    <a:blip r:embed="rId14"/>
                     <a:stretch>
                       <a:fillRect/>
                     </a:stretch>
@@ -3600,7 +2721,7 @@
                   <pic:spPr>
                     <a:xfrm>
                       <a:off x="0" y="0"/>
-                      <a:ext cx="5099350" cy="3924565"/>
+                      <a:ext cx="5760720" cy="5001895"/>
                     </a:xfrm>
                     <a:prstGeom prst="rect">
                       <a:avLst/>
@@ -3615,414 +2736,69 @@
     </w:p>
     <w:p>
       <w:pPr>
-        <w:spacing w:after="160" w:line="259" w:lineRule="auto"/>
-        <w:jc w:val="left"/>
-        <w:rPr>
-          <w:lang w:eastAsia="hu-HU"/>
-        </w:rPr>
-      </w:pPr>
-    </w:p>
-    <w:p>
-      <w:pPr>
-        <w:rPr>
+        <w:rPr>
+          <w:rFonts w:cs="Times New Roman"/>
+          <w:szCs w:val="24"/>
+          <w:lang w:eastAsia="hu-HU"/>
+        </w:rPr>
+      </w:pPr>
+    </w:p>
+    <w:p>
+      <w:pPr>
+        <w:rPr>
+          <w:rFonts w:cs="Times New Roman"/>
           <w:b/>
-          <w:lang w:eastAsia="hu-HU"/>
-        </w:rPr>
-      </w:pPr>
-      <w:r>
-        <w:rPr>
+          <w:szCs w:val="24"/>
+          <w:lang w:eastAsia="hu-HU"/>
+        </w:rPr>
+      </w:pPr>
+      <w:r>
+        <w:rPr>
+          <w:rFonts w:cs="Times New Roman"/>
           <w:b/>
-          <w:lang w:eastAsia="hu-HU"/>
-        </w:rPr>
-        <w:t>backend/</w:t>
-      </w:r>
-      <w:proofErr w:type="spellStart"/>
-      <w:r>
-        <w:rPr>
-          <w:b/>
-          <w:lang w:eastAsia="hu-HU"/>
-        </w:rPr>
-        <w:t>src</w:t>
-      </w:r>
-      <w:proofErr w:type="spellEnd"/>
-      <w:r>
-        <w:rPr>
-          <w:b/>
-          <w:lang w:eastAsia="hu-HU"/>
-        </w:rPr>
-        <w:t>/</w:t>
-      </w:r>
-      <w:proofErr w:type="spellStart"/>
-      <w:r>
-        <w:rPr>
-          <w:b/>
-          <w:lang w:eastAsia="hu-HU"/>
-        </w:rPr>
-        <w:t>config</w:t>
-      </w:r>
-      <w:proofErr w:type="spellEnd"/>
-      <w:r>
-        <w:rPr>
-          <w:b/>
-          <w:lang w:eastAsia="hu-HU"/>
-        </w:rPr>
-        <w:t>/db.js</w:t>
-      </w:r>
-    </w:p>
-    <w:p>
-      <w:pPr>
-        <w:rPr>
-          <w:lang w:eastAsia="hu-HU"/>
-        </w:rPr>
-      </w:pPr>
-      <w:r>
-        <w:rPr>
-          <w:lang w:eastAsia="hu-HU"/>
-        </w:rPr>
-        <w:t xml:space="preserve">A db.js az adatbázisrétegért felel, de nem csak simán kapcsolatot hoz létre: ez a fájl kezeli az </w:t>
-      </w:r>
-      <w:proofErr w:type="spellStart"/>
-      <w:r>
-        <w:rPr>
-          <w:lang w:eastAsia="hu-HU"/>
-        </w:rPr>
-        <w:t>adatbázisriasztásos</w:t>
-      </w:r>
-      <w:proofErr w:type="spellEnd"/>
-      <w:r>
-        <w:rPr>
-          <w:lang w:eastAsia="hu-HU"/>
-        </w:rPr>
-        <w:t xml:space="preserve"> indulást, az adatbázis séma felépítését és fenntartását, valamint azt, hogy a projekt éles, teszt és fejlesztői környezetben is ugyanazokkal a szabályokkal csatlakozzon a </w:t>
-      </w:r>
-      <w:proofErr w:type="spellStart"/>
-      <w:r>
-        <w:rPr>
-          <w:lang w:eastAsia="hu-HU"/>
-        </w:rPr>
-        <w:t>MySQL-hez</w:t>
-      </w:r>
-      <w:proofErr w:type="spellEnd"/>
-      <w:r>
-        <w:rPr>
-          <w:lang w:eastAsia="hu-HU"/>
-        </w:rPr>
-        <w:t xml:space="preserve">. A fájl egy </w:t>
-      </w:r>
-      <w:proofErr w:type="spellStart"/>
-      <w:r>
-        <w:rPr>
-          <w:lang w:eastAsia="hu-HU"/>
-        </w:rPr>
-        <w:t>MySQL</w:t>
-      </w:r>
-      <w:proofErr w:type="spellEnd"/>
-      <w:r>
-        <w:rPr>
-          <w:lang w:eastAsia="hu-HU"/>
-        </w:rPr>
-        <w:t xml:space="preserve"> kapcsolat </w:t>
-      </w:r>
-      <w:proofErr w:type="spellStart"/>
-      <w:r>
-        <w:rPr>
-          <w:lang w:eastAsia="hu-HU"/>
-        </w:rPr>
-        <w:t>poolt</w:t>
-      </w:r>
-      <w:proofErr w:type="spellEnd"/>
-      <w:r>
-        <w:rPr>
-          <w:lang w:eastAsia="hu-HU"/>
-        </w:rPr>
-        <w:t xml:space="preserve"> hoz létre, amelyet a környezeti változók paramétereznek (</w:t>
-      </w:r>
-      <w:proofErr w:type="spellStart"/>
-      <w:r>
-        <w:rPr>
-          <w:lang w:eastAsia="hu-HU"/>
-        </w:rPr>
-        <w:t>host</w:t>
-      </w:r>
-      <w:proofErr w:type="spellEnd"/>
-      <w:r>
-        <w:rPr>
-          <w:lang w:eastAsia="hu-HU"/>
-        </w:rPr>
-        <w:t xml:space="preserve">, port, </w:t>
-      </w:r>
-      <w:proofErr w:type="spellStart"/>
-      <w:r>
-        <w:rPr>
-          <w:lang w:eastAsia="hu-HU"/>
-        </w:rPr>
-        <w:t>user</w:t>
-      </w:r>
-      <w:proofErr w:type="spellEnd"/>
-      <w:r>
-        <w:rPr>
-          <w:lang w:eastAsia="hu-HU"/>
-        </w:rPr>
-        <w:t xml:space="preserve">, </w:t>
-      </w:r>
-      <w:proofErr w:type="spellStart"/>
-      <w:r>
-        <w:rPr>
-          <w:lang w:eastAsia="hu-HU"/>
-        </w:rPr>
-        <w:t>password</w:t>
-      </w:r>
-      <w:proofErr w:type="spellEnd"/>
-      <w:r>
-        <w:rPr>
-          <w:lang w:eastAsia="hu-HU"/>
-        </w:rPr>
-        <w:t xml:space="preserve">, </w:t>
-      </w:r>
-      <w:proofErr w:type="spellStart"/>
-      <w:r>
-        <w:rPr>
-          <w:lang w:eastAsia="hu-HU"/>
-        </w:rPr>
-        <w:t>database</w:t>
-      </w:r>
-      <w:proofErr w:type="spellEnd"/>
-      <w:r>
-        <w:rPr>
-          <w:lang w:eastAsia="hu-HU"/>
-        </w:rPr>
-        <w:t xml:space="preserve">), és ezen kapcsolat </w:t>
-      </w:r>
-      <w:proofErr w:type="spellStart"/>
-      <w:r>
-        <w:rPr>
-          <w:lang w:eastAsia="hu-HU"/>
-        </w:rPr>
-        <w:t>pool</w:t>
-      </w:r>
-      <w:proofErr w:type="spellEnd"/>
-      <w:r>
-        <w:rPr>
-          <w:lang w:eastAsia="hu-HU"/>
-        </w:rPr>
-        <w:t xml:space="preserve"> fölé épülnek olyan segédfüggvények, amelyek egyszerűsítik a lekérdezések, a végrehajtások és a tranzakciók végrehajtását. Ezek a segédfüggvények (például </w:t>
-      </w:r>
-      <w:proofErr w:type="spellStart"/>
-      <w:r>
-        <w:rPr>
-          <w:lang w:eastAsia="hu-HU"/>
-        </w:rPr>
-        <w:t>query</w:t>
-      </w:r>
-      <w:proofErr w:type="spellEnd"/>
-      <w:r>
-        <w:rPr>
-          <w:lang w:eastAsia="hu-HU"/>
-        </w:rPr>
-        <w:t xml:space="preserve">, </w:t>
-      </w:r>
-      <w:proofErr w:type="spellStart"/>
-      <w:r>
-        <w:rPr>
-          <w:lang w:eastAsia="hu-HU"/>
-        </w:rPr>
-        <w:t>execute</w:t>
-      </w:r>
-      <w:proofErr w:type="spellEnd"/>
-      <w:r>
-        <w:rPr>
-          <w:lang w:eastAsia="hu-HU"/>
-        </w:rPr>
-        <w:t xml:space="preserve">, </w:t>
-      </w:r>
-      <w:proofErr w:type="spellStart"/>
-      <w:r>
-        <w:rPr>
-          <w:lang w:eastAsia="hu-HU"/>
-        </w:rPr>
-        <w:t>transaction</w:t>
-      </w:r>
-      <w:proofErr w:type="spellEnd"/>
-      <w:r>
-        <w:rPr>
-          <w:lang w:eastAsia="hu-HU"/>
-        </w:rPr>
-        <w:t>) biztosítják, hogy minden adatbázisművelet ugyanúgy viselkedjen, és hogy a hibák egységes módon kerüljenek elő a hívó réteg felé.</w:t>
-      </w:r>
-    </w:p>
-    <w:p>
-      <w:pPr>
-        <w:rPr>
-          <w:lang w:eastAsia="hu-HU"/>
-        </w:rPr>
-      </w:pPr>
-    </w:p>
-    <w:p>
-      <w:pPr>
-        <w:rPr>
-          <w:lang w:eastAsia="hu-HU"/>
-        </w:rPr>
-      </w:pPr>
-      <w:r>
-        <w:rPr>
-          <w:lang w:eastAsia="hu-HU"/>
-        </w:rPr>
-        <w:t xml:space="preserve">Amikor a backend elindul, a db.js gondoskodik arról, hogy az adatbázis ténylegesen elérhető legyen, mielőtt bármilyen lekérdezést megpróbálna lefuttatni. Ez azt jelenti, hogy a fájl beépített </w:t>
-      </w:r>
-      <w:proofErr w:type="spellStart"/>
-      <w:r>
-        <w:rPr>
-          <w:lang w:eastAsia="hu-HU"/>
-        </w:rPr>
-        <w:t>retry</w:t>
-      </w:r>
-      <w:proofErr w:type="spellEnd"/>
-      <w:r>
-        <w:rPr>
-          <w:lang w:eastAsia="hu-HU"/>
-        </w:rPr>
-        <w:t xml:space="preserve"> logikával rendelkezik: ha a </w:t>
-      </w:r>
-      <w:proofErr w:type="spellStart"/>
-      <w:r>
-        <w:rPr>
-          <w:lang w:eastAsia="hu-HU"/>
-        </w:rPr>
-        <w:t>MySQL</w:t>
-      </w:r>
-      <w:proofErr w:type="spellEnd"/>
-      <w:r>
-        <w:rPr>
-          <w:lang w:eastAsia="hu-HU"/>
-        </w:rPr>
-        <w:t xml:space="preserve"> nem elérhető (például Docker </w:t>
-      </w:r>
-      <w:proofErr w:type="spellStart"/>
-      <w:r>
-        <w:rPr>
-          <w:lang w:eastAsia="hu-HU"/>
-        </w:rPr>
-        <w:t>Compose</w:t>
-      </w:r>
-      <w:proofErr w:type="spellEnd"/>
-      <w:r>
-        <w:rPr>
-          <w:lang w:eastAsia="hu-HU"/>
-        </w:rPr>
-        <w:t>-ban, amikor a tároló késik az indulással), akkor a db.js többször próbálkozik csatlakozni, meghatározott várakozással. Ez a stabilitást biztosítja, hogy a backend ne fulladjon le már az indulásnál, hanem megvárja, amíg a szükséges szolgáltatások felállnak.</w:t>
-      </w:r>
-    </w:p>
-    <w:p>
-      <w:pPr>
-        <w:rPr>
-          <w:lang w:eastAsia="hu-HU"/>
-        </w:rPr>
-      </w:pPr>
-    </w:p>
-    <w:p>
-      <w:pPr>
-        <w:rPr>
-          <w:lang w:eastAsia="hu-HU"/>
-        </w:rPr>
-      </w:pPr>
-      <w:r>
-        <w:rPr>
-          <w:lang w:eastAsia="hu-HU"/>
-        </w:rPr>
-        <w:t xml:space="preserve">A </w:t>
-      </w:r>
-      <w:proofErr w:type="spellStart"/>
-      <w:r>
-        <w:rPr>
-          <w:lang w:eastAsia="hu-HU"/>
-        </w:rPr>
-        <w:t>sémainicializáció</w:t>
-      </w:r>
-      <w:proofErr w:type="spellEnd"/>
-      <w:r>
-        <w:rPr>
-          <w:lang w:eastAsia="hu-HU"/>
-        </w:rPr>
-        <w:t xml:space="preserve"> is ebben a fájlban történik, itt jönnek létre a szükséges táblák, indexek és idegen kulcsok. Ez a logika azt is tartalmazza, hogy ha a projekt egy korábbi verziójának adatbázisával indulunk (amelyben például a </w:t>
-      </w:r>
-      <w:proofErr w:type="spellStart"/>
-      <w:r>
-        <w:rPr>
-          <w:lang w:eastAsia="hu-HU"/>
-        </w:rPr>
-        <w:t>sportlehetosegek</w:t>
-      </w:r>
-      <w:proofErr w:type="spellEnd"/>
-      <w:r>
-        <w:rPr>
-          <w:lang w:eastAsia="hu-HU"/>
-        </w:rPr>
-        <w:t xml:space="preserve"> tábla szerkezete eltér), akkor a db.js migrációs lépéseket hajt végre: frissíti a táblát az új struktúrára, átmozgatja az adatokat, és biztosítja, hogy a korábbi adatok ne vesszenek el, miközben a kód újabb elvárásainak megfelelnek. Így a backend úgy képes futni, hogy közben biztosítja a régi adatok konzisztenciáját és a séma következetességét.</w:t>
-      </w:r>
-    </w:p>
-    <w:p>
-      <w:pPr>
-        <w:rPr>
-          <w:lang w:eastAsia="hu-HU"/>
-        </w:rPr>
-      </w:pPr>
-    </w:p>
-    <w:p>
-      <w:pPr>
-        <w:rPr>
-          <w:lang w:eastAsia="hu-HU"/>
-        </w:rPr>
-      </w:pPr>
-      <w:r>
-        <w:rPr>
-          <w:lang w:eastAsia="hu-HU"/>
-        </w:rPr>
-        <w:t xml:space="preserve">Összefoglalva, a db.js réteg az, ami a backend és a </w:t>
-      </w:r>
-      <w:proofErr w:type="spellStart"/>
-      <w:r>
-        <w:rPr>
-          <w:lang w:eastAsia="hu-HU"/>
-        </w:rPr>
-        <w:t>MySQL</w:t>
-      </w:r>
-      <w:proofErr w:type="spellEnd"/>
-      <w:r>
-        <w:rPr>
-          <w:lang w:eastAsia="hu-HU"/>
-        </w:rPr>
-        <w:t xml:space="preserve"> között lefekteti az alapokat: stabil kapcsolat, egységes lekérdezési felület, indításkori </w:t>
-      </w:r>
-      <w:proofErr w:type="spellStart"/>
-      <w:r>
-        <w:rPr>
-          <w:lang w:eastAsia="hu-HU"/>
-        </w:rPr>
-        <w:t>retry</w:t>
-      </w:r>
-      <w:proofErr w:type="spellEnd"/>
-      <w:r>
-        <w:rPr>
-          <w:lang w:eastAsia="hu-HU"/>
-        </w:rPr>
-        <w:t xml:space="preserve"> mechanizmus és a séma karbantartása (táblák, indexek, migrációk).</w:t>
-      </w:r>
-    </w:p>
-    <w:p>
-      <w:pPr>
-        <w:rPr>
-          <w:lang w:eastAsia="hu-HU"/>
-        </w:rPr>
-      </w:pPr>
-      <w:r>
-        <w:rPr>
-          <w:lang w:eastAsia="hu-HU"/>
-        </w:rPr>
+          <w:szCs w:val="24"/>
+          <w:lang w:eastAsia="hu-HU"/>
+        </w:rPr>
+        <w:t>src/routes/sports.js</w:t>
+      </w:r>
+    </w:p>
+    <w:p>
+      <w:pPr>
+        <w:rPr>
+          <w:rFonts w:cs="Times New Roman"/>
+          <w:szCs w:val="24"/>
+          <w:lang w:eastAsia="hu-HU"/>
+        </w:rPr>
+      </w:pPr>
+      <w:r>
+        <w:rPr>
+          <w:rFonts w:cs="Times New Roman"/>
+          <w:szCs w:val="24"/>
+          <w:lang w:eastAsia="hu-HU"/>
+        </w:rPr>
+        <w:t>A src/routes/sports.js fájl kezeli a sport tevékenység CRUD műveleteket és keresést adminisztrátori engedélyezéssel. A GET /api/sports végpont listázza az összes sportot vagy keres szűrőkkel, mint sportType, category, city, timeSlot vagy maxPrice. A POST /api/sports végpont új sport létrehozására szolgál, de csak adminisztrátorok számára az X-Admin-Email fejléccel. A GET /api/sports/:id végpont egy specifikus sport részleteit adja vissza, míg a PUT és DELETE végpontok frissítésre és törlésre szolgálnak, szintén admin jogosultsággal. Ez a fájl komplex keresési logikát implementál opcionális szűrőkkel és kaszkád törlést, ahol a nem használt szervezők, helyszínek és kategóriák automatikusan eltávolításra kerülnek. Függ a sportsService.js, authService.js és validators.js moduloktól, biztosítva a sport készlet hatékony kezelését.</w:t>
+      </w:r>
+    </w:p>
+    <w:p>
+      <w:pPr>
+        <w:rPr>
+          <w:rFonts w:cs="Times New Roman"/>
+          <w:szCs w:val="24"/>
+          <w:lang w:eastAsia="hu-HU"/>
+        </w:rPr>
+      </w:pPr>
+      <w:r>
+        <w:rPr>
+          <w:rFonts w:cs="Times New Roman"/>
+          <w:szCs w:val="24"/>
+          <w:lang w:eastAsia="hu-HU"/>
+        </w:rPr>
+        <w:lastRenderedPageBreak/>
         <w:drawing>
-          <wp:inline distT="0" distB="0" distL="0" distR="0" wp14:anchorId="26459194" wp14:editId="5AF94720">
-            <wp:extent cx="5760720" cy="4440555"/>
+          <wp:inline distT="0" distB="0" distL="0" distR="0" wp14:anchorId="1920E20F" wp14:editId="05FBBD6E">
+            <wp:extent cx="5760720" cy="4255770"/>
             <wp:effectExtent l="0" t="0" r="0" b="0"/>
-            <wp:docPr id="9" name="Kép 9"/>
+            <wp:docPr id="18" name="Kép 18"/>
             <wp:cNvGraphicFramePr>
               <a:graphicFrameLocks xmlns:a="http://schemas.openxmlformats.org/drawingml/2006/main" noChangeAspect="1"/>
             </wp:cNvGraphicFramePr>
@@ -4042,7 +2818,7 @@
                   <pic:spPr>
                     <a:xfrm>
                       <a:off x="0" y="0"/>
-                      <a:ext cx="5760720" cy="4440555"/>
+                      <a:ext cx="5760720" cy="4255770"/>
                     </a:xfrm>
                     <a:prstGeom prst="rect">
                       <a:avLst/>
@@ -4057,135 +2833,69 @@
     </w:p>
     <w:p>
       <w:pPr>
-        <w:spacing w:after="160" w:line="259" w:lineRule="auto"/>
-        <w:jc w:val="left"/>
-        <w:rPr>
+        <w:rPr>
+          <w:rFonts w:cs="Times New Roman"/>
+          <w:szCs w:val="24"/>
+          <w:lang w:eastAsia="hu-HU"/>
+        </w:rPr>
+      </w:pPr>
+    </w:p>
+    <w:p>
+      <w:pPr>
+        <w:rPr>
+          <w:rFonts w:cs="Times New Roman"/>
           <w:b/>
-          <w:lang w:eastAsia="hu-HU"/>
-        </w:rPr>
-      </w:pPr>
-      <w:r>
-        <w:rPr>
+          <w:szCs w:val="24"/>
+          <w:lang w:eastAsia="hu-HU"/>
+        </w:rPr>
+      </w:pPr>
+      <w:r>
+        <w:rPr>
+          <w:rFonts w:cs="Times New Roman"/>
           <w:b/>
-          <w:lang w:eastAsia="hu-HU"/>
-        </w:rPr>
-        <w:br w:type="page"/>
-      </w:r>
-    </w:p>
-    <w:p>
-      <w:pPr>
-        <w:rPr>
-          <w:b/>
-          <w:lang w:eastAsia="hu-HU"/>
-        </w:rPr>
-      </w:pPr>
-      <w:r>
-        <w:rPr>
-          <w:b/>
+          <w:szCs w:val="24"/>
+          <w:lang w:eastAsia="hu-HU"/>
+        </w:rPr>
+        <w:t>src/routes/favorites.js</w:t>
+      </w:r>
+    </w:p>
+    <w:p>
+      <w:pPr>
+        <w:rPr>
+          <w:rFonts w:cs="Times New Roman"/>
+          <w:szCs w:val="24"/>
+          <w:lang w:eastAsia="hu-HU"/>
+        </w:rPr>
+      </w:pPr>
+      <w:r>
+        <w:rPr>
+          <w:rFonts w:cs="Times New Roman"/>
+          <w:szCs w:val="24"/>
+          <w:lang w:eastAsia="hu-HU"/>
+        </w:rPr>
+        <w:t>A src/routes/favorites.js fájl a felhasználói kedvenc sportok kezelését végzi, egyszerű műveleteket biztosítva a hozzáadásra, eltávolításra és ellenőrzésre. A GET /api/favorites végpont visszaadja a bejelentkezett felhasználó kedvenc sportjainak ID-jait. A POST /api/favorites végpont hozzáad egy sportot a kedvencekhez, míg a DELETE végpont eltávolítja azt. A GET /api/favorites/:sportId/status végpont ellenőrzi a kedvenc státuszt. Minden végpont igényel érvényes X-User-Email fejlécet a felhasználói autentikációhoz. Ez a fájl függ a favoritesService.js, authService.js és sportsService.js moduloktól, támogatva a felhasználói preferenciák kezelését.</w:t>
+      </w:r>
+    </w:p>
+    <w:p>
+      <w:pPr>
+        <w:rPr>
+          <w:rFonts w:cs="Times New Roman"/>
+          <w:szCs w:val="24"/>
+          <w:lang w:eastAsia="hu-HU"/>
+        </w:rPr>
+      </w:pPr>
+      <w:r>
+        <w:rPr>
+          <w:rFonts w:cs="Times New Roman"/>
+          <w:szCs w:val="24"/>
           <w:lang w:eastAsia="hu-HU"/>
         </w:rPr>
         <w:lastRenderedPageBreak/>
-        <w:t>backend/Dockerfile</w:t>
-      </w:r>
-    </w:p>
-    <w:p>
-      <w:pPr>
-        <w:rPr>
-          <w:lang w:eastAsia="hu-HU"/>
-        </w:rPr>
-      </w:pPr>
-      <w:r>
-        <w:rPr>
-          <w:lang w:eastAsia="hu-HU"/>
-        </w:rPr>
-        <w:t xml:space="preserve">Ez a Dockerfile jelenleg egy .NET alapú </w:t>
-      </w:r>
-      <w:proofErr w:type="spellStart"/>
-      <w:r>
-        <w:rPr>
-          <w:lang w:eastAsia="hu-HU"/>
-        </w:rPr>
-        <w:t>build</w:t>
-      </w:r>
-      <w:proofErr w:type="spellEnd"/>
-      <w:r>
-        <w:rPr>
-          <w:lang w:eastAsia="hu-HU"/>
-        </w:rPr>
-        <w:t xml:space="preserve"> és </w:t>
-      </w:r>
-      <w:proofErr w:type="spellStart"/>
-      <w:r>
-        <w:rPr>
-          <w:lang w:eastAsia="hu-HU"/>
-        </w:rPr>
-        <w:t>runtime</w:t>
-      </w:r>
-      <w:proofErr w:type="spellEnd"/>
-      <w:r>
-        <w:rPr>
-          <w:lang w:eastAsia="hu-HU"/>
-        </w:rPr>
-        <w:t xml:space="preserve"> folyamatot definiál, ami eltér a Node.js alapú backendtől, ezért itt valószínűleg egy korábbi vagy másik projekthez tartozó sablon maradt a mappában. A fájl kétlépcsős </w:t>
-      </w:r>
-      <w:proofErr w:type="spellStart"/>
-      <w:r>
-        <w:rPr>
-          <w:lang w:eastAsia="hu-HU"/>
-        </w:rPr>
-        <w:t>buildet</w:t>
-      </w:r>
-      <w:proofErr w:type="spellEnd"/>
-      <w:r>
-        <w:rPr>
-          <w:lang w:eastAsia="hu-HU"/>
-        </w:rPr>
-        <w:t xml:space="preserve"> ír le, először egy SDK képpel fordít és publikál, majd egy </w:t>
-      </w:r>
-      <w:proofErr w:type="spellStart"/>
-      <w:r>
-        <w:rPr>
-          <w:lang w:eastAsia="hu-HU"/>
-        </w:rPr>
-        <w:t>runtime</w:t>
-      </w:r>
-      <w:proofErr w:type="spellEnd"/>
-      <w:r>
-        <w:rPr>
-          <w:lang w:eastAsia="hu-HU"/>
-        </w:rPr>
-        <w:t xml:space="preserve"> képre másolja az elkészült DLL‑t, és </w:t>
-      </w:r>
-      <w:proofErr w:type="spellStart"/>
-      <w:r>
-        <w:rPr>
-          <w:lang w:eastAsia="hu-HU"/>
-        </w:rPr>
-        <w:t>dotnet</w:t>
-      </w:r>
-      <w:proofErr w:type="spellEnd"/>
-      <w:r>
-        <w:rPr>
-          <w:lang w:eastAsia="hu-HU"/>
-        </w:rPr>
-        <w:t xml:space="preserve"> paranccsal indítja a szolgáltatást. Ha ezt a backendhez szeretnéd használni, akkor a tartalma átírásra szorul, hogy Node.js környezetet és server.js indítást használjon; ha pedig nem része a jelenlegi backendnek, akkor dokumentációban jelezni érdemes a tényleges szerepét vagy a cseréjének szükségességét.</w:t>
-      </w:r>
-    </w:p>
-    <w:p>
-      <w:pPr>
-        <w:rPr>
-          <w:lang w:eastAsia="hu-HU"/>
-        </w:rPr>
-      </w:pPr>
-      <w:r>
-        <w:rPr>
-          <w:lang w:eastAsia="hu-HU"/>
-        </w:rPr>
         <w:drawing>
-          <wp:inline distT="0" distB="0" distL="0" distR="0" wp14:anchorId="3D3891B0" wp14:editId="5C43B647">
-            <wp:extent cx="5760720" cy="4502785"/>
-            <wp:effectExtent l="0" t="0" r="0" b="0"/>
-            <wp:docPr id="11" name="Kép 11"/>
+          <wp:inline distT="0" distB="0" distL="0" distR="0" wp14:anchorId="0DAF9A21" wp14:editId="4572A8FC">
+            <wp:extent cx="5760720" cy="5022215"/>
+            <wp:effectExtent l="0" t="0" r="0" b="6985"/>
+            <wp:docPr id="19" name="Kép 19"/>
             <wp:cNvGraphicFramePr>
               <a:graphicFrameLocks xmlns:a="http://schemas.openxmlformats.org/drawingml/2006/main" noChangeAspect="1"/>
             </wp:cNvGraphicFramePr>
@@ -4205,7 +2915,7 @@
                   <pic:spPr>
                     <a:xfrm>
                       <a:off x="0" y="0"/>
-                      <a:ext cx="5760720" cy="4502785"/>
+                      <a:ext cx="5760720" cy="5022215"/>
                     </a:xfrm>
                     <a:prstGeom prst="rect">
                       <a:avLst/>
@@ -4220,29 +2930,995 @@
     </w:p>
     <w:p>
       <w:pPr>
-        <w:spacing w:after="160" w:line="259" w:lineRule="auto"/>
-        <w:jc w:val="left"/>
-        <w:rPr>
-          <w:rFonts w:eastAsia="Times New Roman" w:cs="Times New Roman"/>
-          <w:szCs w:val="24"/>
-          <w:lang w:eastAsia="hu-HU"/>
-        </w:rPr>
-      </w:pPr>
+        <w:rPr>
+          <w:rFonts w:cs="Times New Roman"/>
+          <w:szCs w:val="24"/>
+          <w:lang w:eastAsia="hu-HU"/>
+        </w:rPr>
+      </w:pPr>
+    </w:p>
+    <w:p>
+      <w:pPr>
+        <w:rPr>
+          <w:rFonts w:cs="Times New Roman"/>
+          <w:b/>
+          <w:szCs w:val="24"/>
+          <w:lang w:eastAsia="hu-HU"/>
+        </w:rPr>
+      </w:pPr>
+      <w:r>
+        <w:rPr>
+          <w:rFonts w:cs="Times New Roman"/>
+          <w:b/>
+          <w:szCs w:val="24"/>
+          <w:lang w:eastAsia="hu-HU"/>
+        </w:rPr>
+        <w:t>src/routes/registrations.js</w:t>
+      </w:r>
+    </w:p>
+    <w:p>
+      <w:pPr>
+        <w:rPr>
+          <w:rFonts w:cs="Times New Roman"/>
+          <w:szCs w:val="24"/>
+          <w:lang w:eastAsia="hu-HU"/>
+        </w:rPr>
+      </w:pPr>
+      <w:r>
+        <w:rPr>
+          <w:rFonts w:cs="Times New Roman"/>
+          <w:szCs w:val="24"/>
+          <w:lang w:eastAsia="hu-HU"/>
+        </w:rPr>
+        <w:t>A src/routes/registrations.js fájl kezeli a felhasználói sport tevékenység jelentkezéseket és lemondásokat. A GET /api/registrations végpont listázza a felhasználó aktív és lemondott jelentkezéseit. A POST /api/registrations végpont új jelentkezést hoz létre, érvényesítve a sport létezését és megakadályozva a duplikált jelentkezéseket. A GET /api/registrations/:id végpont egy specifikus jelentkezés részleteit adja vissza, csak a tulajdonos számára. A DELETE végpont lemondja a jelentkezést, státuszt változtatva lemondva-ra teljes törlés helyett. A GET /api/registrations/stats végpont aggregált statisztikákat biztosít. Ez a fájl függ a registrationsService.js, authService.js és sportsService.js moduloktól, biztosítva a jelentkezési életciklus kezelését.</w:t>
+      </w:r>
+    </w:p>
+    <w:p>
+      <w:pPr>
+        <w:rPr>
+          <w:rFonts w:cs="Times New Roman"/>
+          <w:szCs w:val="24"/>
+          <w:lang w:eastAsia="hu-HU"/>
+        </w:rPr>
+      </w:pPr>
+      <w:r>
+        <w:rPr>
+          <w:rFonts w:cs="Times New Roman"/>
+          <w:szCs w:val="24"/>
+          <w:lang w:eastAsia="hu-HU"/>
+        </w:rPr>
+        <w:lastRenderedPageBreak/>
+        <w:drawing>
+          <wp:inline distT="0" distB="0" distL="0" distR="0" wp14:anchorId="37A0440C" wp14:editId="20A6E042">
+            <wp:extent cx="5760720" cy="3122295"/>
+            <wp:effectExtent l="0" t="0" r="0" b="1905"/>
+            <wp:docPr id="20" name="Kép 20"/>
+            <wp:cNvGraphicFramePr>
+              <a:graphicFrameLocks xmlns:a="http://schemas.openxmlformats.org/drawingml/2006/main" noChangeAspect="1"/>
+            </wp:cNvGraphicFramePr>
+            <a:graphic xmlns:a="http://schemas.openxmlformats.org/drawingml/2006/main">
+              <a:graphicData uri="http://schemas.openxmlformats.org/drawingml/2006/picture">
+                <pic:pic xmlns:pic="http://schemas.openxmlformats.org/drawingml/2006/picture">
+                  <pic:nvPicPr>
+                    <pic:cNvPr id="1" name=""/>
+                    <pic:cNvPicPr/>
+                  </pic:nvPicPr>
+                  <pic:blipFill>
+                    <a:blip r:embed="rId17"/>
+                    <a:stretch>
+                      <a:fillRect/>
+                    </a:stretch>
+                  </pic:blipFill>
+                  <pic:spPr>
+                    <a:xfrm>
+                      <a:off x="0" y="0"/>
+                      <a:ext cx="5760720" cy="3122295"/>
+                    </a:xfrm>
+                    <a:prstGeom prst="rect">
+                      <a:avLst/>
+                    </a:prstGeom>
+                  </pic:spPr>
+                </pic:pic>
+              </a:graphicData>
+            </a:graphic>
+          </wp:inline>
+        </w:drawing>
+      </w:r>
+    </w:p>
+    <w:p>
+      <w:pPr>
+        <w:rPr>
+          <w:rFonts w:cs="Times New Roman"/>
+          <w:szCs w:val="24"/>
+          <w:lang w:eastAsia="hu-HU"/>
+        </w:rPr>
+      </w:pPr>
+    </w:p>
+    <w:p>
+      <w:pPr>
+        <w:rPr>
+          <w:rFonts w:cs="Times New Roman"/>
+          <w:b/>
+          <w:szCs w:val="24"/>
+          <w:lang w:eastAsia="hu-HU"/>
+        </w:rPr>
+      </w:pPr>
+      <w:r>
+        <w:rPr>
+          <w:rFonts w:cs="Times New Roman"/>
+          <w:b/>
+          <w:szCs w:val="24"/>
+          <w:lang w:eastAsia="hu-HU"/>
+        </w:rPr>
+        <w:t>src/routes/admin.js</w:t>
+      </w:r>
+    </w:p>
+    <w:p>
+      <w:pPr>
+        <w:rPr>
+          <w:rFonts w:cs="Times New Roman"/>
+          <w:szCs w:val="24"/>
+          <w:lang w:eastAsia="hu-HU"/>
+        </w:rPr>
+      </w:pPr>
+      <w:r>
+        <w:rPr>
+          <w:rFonts w:cs="Times New Roman"/>
+          <w:szCs w:val="24"/>
+          <w:lang w:eastAsia="hu-HU"/>
+        </w:rPr>
+        <w:t>A src/routes/admin.js fájl kizárólag adminisztrátori végpontokat biztosít a rendszer kezeléséhez, jelentéshez és metaadatokhoz. A GET /api/admin/users végpont listázza az összes felhasználót bejelentkezési statisztikákkal, míg a GET /api/admin/registrations az összes jelentkezést. A metaadat végpontok, mint categories, sport-types, locations és organizers, referencia adatokat szolgáltatnak, és a bulk metadata végpont egyszerre adja vissza mindet. A GET /api/admin/stats végpont rendszer-szintű statisztikákat aggregál. Minden végpont igényel X-Admin-Email fejlécet admin szerepkör ellenőrzéssel. Ez a fájl függ az adminService.js, authService.js és registrationsService.js moduloktól, támogatva az admin irányítópultokat és monitorozást.</w:t>
+      </w:r>
+    </w:p>
+    <w:p>
+      <w:pPr>
+        <w:rPr>
+          <w:rFonts w:cs="Times New Roman"/>
+          <w:szCs w:val="24"/>
+          <w:lang w:eastAsia="hu-HU"/>
+        </w:rPr>
+      </w:pPr>
+      <w:r>
+        <w:rPr>
+          <w:rFonts w:cs="Times New Roman"/>
+          <w:szCs w:val="24"/>
+          <w:lang w:eastAsia="hu-HU"/>
+        </w:rPr>
+        <w:drawing>
+          <wp:inline distT="0" distB="0" distL="0" distR="0" wp14:anchorId="79B37902" wp14:editId="05CD353F">
+            <wp:extent cx="4531544" cy="2771775"/>
+            <wp:effectExtent l="0" t="0" r="2540" b="0"/>
+            <wp:docPr id="22" name="Kép 22"/>
+            <wp:cNvGraphicFramePr>
+              <a:graphicFrameLocks xmlns:a="http://schemas.openxmlformats.org/drawingml/2006/main" noChangeAspect="1"/>
+            </wp:cNvGraphicFramePr>
+            <a:graphic xmlns:a="http://schemas.openxmlformats.org/drawingml/2006/main">
+              <a:graphicData uri="http://schemas.openxmlformats.org/drawingml/2006/picture">
+                <pic:pic xmlns:pic="http://schemas.openxmlformats.org/drawingml/2006/picture">
+                  <pic:nvPicPr>
+                    <pic:cNvPr id="1" name=""/>
+                    <pic:cNvPicPr/>
+                  </pic:nvPicPr>
+                  <pic:blipFill>
+                    <a:blip r:embed="rId18"/>
+                    <a:stretch>
+                      <a:fillRect/>
+                    </a:stretch>
+                  </pic:blipFill>
+                  <pic:spPr>
+                    <a:xfrm>
+                      <a:off x="0" y="0"/>
+                      <a:ext cx="4583610" cy="2803622"/>
+                    </a:xfrm>
+                    <a:prstGeom prst="rect">
+                      <a:avLst/>
+                    </a:prstGeom>
+                  </pic:spPr>
+                </pic:pic>
+              </a:graphicData>
+            </a:graphic>
+          </wp:inline>
+        </w:drawing>
+      </w:r>
+    </w:p>
+    <w:p>
+      <w:pPr>
+        <w:rPr>
+          <w:rFonts w:cs="Times New Roman"/>
+          <w:szCs w:val="24"/>
+          <w:lang w:eastAsia="hu-HU"/>
+        </w:rPr>
+      </w:pPr>
+    </w:p>
+    <w:p>
+      <w:pPr>
+        <w:rPr>
+          <w:rFonts w:cs="Times New Roman"/>
+          <w:b/>
+          <w:szCs w:val="24"/>
+          <w:lang w:eastAsia="hu-HU"/>
+        </w:rPr>
+      </w:pPr>
+      <w:r>
+        <w:rPr>
+          <w:rFonts w:cs="Times New Roman"/>
+          <w:b/>
+          <w:szCs w:val="24"/>
+          <w:lang w:eastAsia="hu-HU"/>
+        </w:rPr>
+        <w:t>src/services/authService.js</w:t>
+      </w:r>
+    </w:p>
+    <w:p>
+      <w:pPr>
+        <w:rPr>
+          <w:rFonts w:cs="Times New Roman"/>
+          <w:szCs w:val="24"/>
+          <w:lang w:eastAsia="hu-HU"/>
+        </w:rPr>
+      </w:pPr>
+      <w:r>
+        <w:rPr>
+          <w:rFonts w:cs="Times New Roman"/>
+          <w:szCs w:val="24"/>
+          <w:lang w:eastAsia="hu-HU"/>
+        </w:rPr>
+        <w:t>A src/services/authService.js implementálja az autentikációs és felhasználó kezelés üzleti logikáját. Az isEmailTaken() függvény ellenőrzi az e-mail egyediségét. A registerUser() függvény új fiókokat hoz létre jelszó hash-szel scrypt és só használatával, beállítja az alapértelmezett user szerepkört és naplózza a bejelentkezési eseményt. A signInUser() függvény autentikál felhasználókat, ellenőrzi a jelszót időzítés-biztos összehasonlítással és naplózza az eseményt IP címmel. Az isAdminEmail() függvény ellenőrzi az admin szerepkört, használva környezeti változó alapú engedélyezési listát vagy adatbázis szerepkört. További függvények, mint findUserIdByEmail() és insertLoginEvent(), támogatják az identitás kezelést. Ez a szolgáltatás biztosítja a biztonságos autentikációt és felhasználói adatokat.</w:t>
+      </w:r>
+    </w:p>
+    <w:p>
+      <w:pPr>
+        <w:rPr>
+          <w:rFonts w:cs="Times New Roman"/>
+          <w:szCs w:val="24"/>
+          <w:lang w:eastAsia="hu-HU"/>
+        </w:rPr>
+      </w:pPr>
+      <w:r>
+        <w:rPr>
+          <w:rFonts w:cs="Times New Roman"/>
+          <w:szCs w:val="24"/>
+          <w:lang w:eastAsia="hu-HU"/>
+        </w:rPr>
+        <w:drawing>
+          <wp:inline distT="0" distB="0" distL="0" distR="0" wp14:anchorId="0246268C" wp14:editId="69F79CE0">
+            <wp:extent cx="5760720" cy="3261995"/>
+            <wp:effectExtent l="0" t="0" r="0" b="0"/>
+            <wp:docPr id="23" name="Kép 23"/>
+            <wp:cNvGraphicFramePr>
+              <a:graphicFrameLocks xmlns:a="http://schemas.openxmlformats.org/drawingml/2006/main" noChangeAspect="1"/>
+            </wp:cNvGraphicFramePr>
+            <a:graphic xmlns:a="http://schemas.openxmlformats.org/drawingml/2006/main">
+              <a:graphicData uri="http://schemas.openxmlformats.org/drawingml/2006/picture">
+                <pic:pic xmlns:pic="http://schemas.openxmlformats.org/drawingml/2006/picture">
+                  <pic:nvPicPr>
+                    <pic:cNvPr id="1" name=""/>
+                    <pic:cNvPicPr/>
+                  </pic:nvPicPr>
+                  <pic:blipFill>
+                    <a:blip r:embed="rId19"/>
+                    <a:stretch>
+                      <a:fillRect/>
+                    </a:stretch>
+                  </pic:blipFill>
+                  <pic:spPr>
+                    <a:xfrm>
+                      <a:off x="0" y="0"/>
+                      <a:ext cx="5760720" cy="3261995"/>
+                    </a:xfrm>
+                    <a:prstGeom prst="rect">
+                      <a:avLst/>
+                    </a:prstGeom>
+                  </pic:spPr>
+                </pic:pic>
+              </a:graphicData>
+            </a:graphic>
+          </wp:inline>
+        </w:drawing>
+      </w:r>
+    </w:p>
+    <w:p>
+      <w:pPr>
+        <w:rPr>
+          <w:rFonts w:cs="Times New Roman"/>
+          <w:szCs w:val="24"/>
+          <w:lang w:eastAsia="hu-HU"/>
+        </w:rPr>
+      </w:pPr>
+    </w:p>
+    <w:p>
+      <w:pPr>
+        <w:rPr>
+          <w:rFonts w:cs="Times New Roman"/>
+          <w:b/>
+          <w:szCs w:val="24"/>
+          <w:lang w:eastAsia="hu-HU"/>
+        </w:rPr>
+      </w:pPr>
+      <w:r>
+        <w:rPr>
+          <w:rFonts w:cs="Times New Roman"/>
+          <w:b/>
+          <w:szCs w:val="24"/>
+          <w:lang w:eastAsia="hu-HU"/>
+        </w:rPr>
+        <w:t>src/services/sportsService.js</w:t>
+      </w:r>
+    </w:p>
+    <w:p>
+      <w:pPr>
+        <w:rPr>
+          <w:rFonts w:cs="Times New Roman"/>
+          <w:szCs w:val="24"/>
+          <w:lang w:eastAsia="hu-HU"/>
+        </w:rPr>
+      </w:pPr>
+      <w:r>
+        <w:rPr>
+          <w:rFonts w:cs="Times New Roman"/>
+          <w:szCs w:val="24"/>
+          <w:lang w:eastAsia="hu-HU"/>
+        </w:rPr>
+        <w:t>A src/services/sportsService.js kezeli az összes sporttal kapcsolatos műveletet, CRUD-dal, kereséssel és entitás létrehozással. A listSports() függvény visszaadja az összes sportot csatlakoztatott adatokkal, míg a getSportById() egy sportot. A sportExists() gyors létezés ellenőrzést biztosít. A createSport() tranzakcióval hoz létre új sportokat, auto-létrehozva vagy újrafelhasználva kategóriákat, típusokat, helyszíneket és szervezőket. Az updateSport() és deleteSport() frissíti és törli a sportokat kaszkád tisztítással. A searchSports() dinamikus szűrőket alkalmaz. Segédfüggvények, mint getOrCreateCategoryId(), kezelik az entitásokat. Ez a szolgáltatás összetett kapcsolatokat kezel a sport készletben.</w:t>
+      </w:r>
+    </w:p>
+    <w:p>
+      <w:pPr>
+        <w:rPr>
+          <w:rFonts w:cs="Times New Roman"/>
+          <w:szCs w:val="24"/>
+          <w:lang w:eastAsia="hu-HU"/>
+        </w:rPr>
+      </w:pPr>
+      <w:r>
+        <w:rPr>
+          <w:rFonts w:cs="Times New Roman"/>
+          <w:szCs w:val="24"/>
+          <w:lang w:eastAsia="hu-HU"/>
+        </w:rPr>
+        <w:lastRenderedPageBreak/>
+        <w:drawing>
+          <wp:inline distT="0" distB="0" distL="0" distR="0" wp14:anchorId="2BCCB242" wp14:editId="28900B15">
+            <wp:extent cx="5760720" cy="2934335"/>
+            <wp:effectExtent l="0" t="0" r="0" b="0"/>
+            <wp:docPr id="24" name="Kép 24"/>
+            <wp:cNvGraphicFramePr>
+              <a:graphicFrameLocks xmlns:a="http://schemas.openxmlformats.org/drawingml/2006/main" noChangeAspect="1"/>
+            </wp:cNvGraphicFramePr>
+            <a:graphic xmlns:a="http://schemas.openxmlformats.org/drawingml/2006/main">
+              <a:graphicData uri="http://schemas.openxmlformats.org/drawingml/2006/picture">
+                <pic:pic xmlns:pic="http://schemas.openxmlformats.org/drawingml/2006/picture">
+                  <pic:nvPicPr>
+                    <pic:cNvPr id="1" name=""/>
+                    <pic:cNvPicPr/>
+                  </pic:nvPicPr>
+                  <pic:blipFill>
+                    <a:blip r:embed="rId20"/>
+                    <a:stretch>
+                      <a:fillRect/>
+                    </a:stretch>
+                  </pic:blipFill>
+                  <pic:spPr>
+                    <a:xfrm>
+                      <a:off x="0" y="0"/>
+                      <a:ext cx="5760720" cy="2934335"/>
+                    </a:xfrm>
+                    <a:prstGeom prst="rect">
+                      <a:avLst/>
+                    </a:prstGeom>
+                  </pic:spPr>
+                </pic:pic>
+              </a:graphicData>
+            </a:graphic>
+          </wp:inline>
+        </w:drawing>
+      </w:r>
+    </w:p>
+    <w:p>
+      <w:pPr>
+        <w:rPr>
+          <w:rFonts w:cs="Times New Roman"/>
+          <w:szCs w:val="24"/>
+          <w:lang w:eastAsia="hu-HU"/>
+        </w:rPr>
+      </w:pPr>
+    </w:p>
+    <w:p>
+      <w:pPr>
+        <w:rPr>
+          <w:rFonts w:cs="Times New Roman"/>
+          <w:b/>
+          <w:szCs w:val="24"/>
+          <w:lang w:eastAsia="hu-HU"/>
+        </w:rPr>
+      </w:pPr>
+      <w:r>
+        <w:rPr>
+          <w:rFonts w:cs="Times New Roman"/>
+          <w:b/>
+          <w:szCs w:val="24"/>
+          <w:lang w:eastAsia="hu-HU"/>
+        </w:rPr>
+        <w:t>src/services/registrationsService.js</w:t>
+      </w:r>
+    </w:p>
+    <w:p>
+      <w:pPr>
+        <w:rPr>
+          <w:rFonts w:cs="Times New Roman"/>
+          <w:szCs w:val="24"/>
+          <w:lang w:eastAsia="hu-HU"/>
+        </w:rPr>
+      </w:pPr>
+      <w:r>
+        <w:rPr>
+          <w:rFonts w:cs="Times New Roman"/>
+          <w:szCs w:val="24"/>
+          <w:lang w:eastAsia="hu-HU"/>
+        </w:rPr>
+        <w:t>A src/services/registrationsService.js kezeli a felhasználói jelentkezéseket és statisztikákat. A listRegistrations() csatlakoztatott sport adatokkal listázza a felhasználó jelentkezéseit. A createRegistration() új jelentkezéseket hoz létre, kikényszerítve az egyediséget. A cancelRegistration() soft-törlést végez státusz frissítéssel. A getRegistrationById() tulajdonjog ellenőrzéssel ad vissza jelentkezéseket. A listAllRegistrations() admin nézetet biztosít, míg a getRegistrationStats() aggregált számokat. Ez a szolgáltatás támogatja a jelentkezési életciklust történelmi rekordokkal.</w:t>
+      </w:r>
+    </w:p>
+    <w:p>
+      <w:pPr>
+        <w:rPr>
+          <w:rFonts w:cs="Times New Roman"/>
+          <w:szCs w:val="24"/>
+          <w:lang w:eastAsia="hu-HU"/>
+        </w:rPr>
+      </w:pPr>
+      <w:r>
+        <w:rPr>
+          <w:rFonts w:cs="Times New Roman"/>
+          <w:szCs w:val="24"/>
+          <w:lang w:eastAsia="hu-HU"/>
+        </w:rPr>
+        <w:drawing>
+          <wp:inline distT="0" distB="0" distL="0" distR="0" wp14:anchorId="6A23AF06" wp14:editId="4DD14D2A">
+            <wp:extent cx="4583875" cy="3452055"/>
+            <wp:effectExtent l="0" t="0" r="7620" b="0"/>
+            <wp:docPr id="25" name="Kép 25"/>
+            <wp:cNvGraphicFramePr>
+              <a:graphicFrameLocks xmlns:a="http://schemas.openxmlformats.org/drawingml/2006/main" noChangeAspect="1"/>
+            </wp:cNvGraphicFramePr>
+            <a:graphic xmlns:a="http://schemas.openxmlformats.org/drawingml/2006/main">
+              <a:graphicData uri="http://schemas.openxmlformats.org/drawingml/2006/picture">
+                <pic:pic xmlns:pic="http://schemas.openxmlformats.org/drawingml/2006/picture">
+                  <pic:nvPicPr>
+                    <pic:cNvPr id="1" name=""/>
+                    <pic:cNvPicPr/>
+                  </pic:nvPicPr>
+                  <pic:blipFill>
+                    <a:blip r:embed="rId21"/>
+                    <a:stretch>
+                      <a:fillRect/>
+                    </a:stretch>
+                  </pic:blipFill>
+                  <pic:spPr>
+                    <a:xfrm>
+                      <a:off x="0" y="0"/>
+                      <a:ext cx="4613419" cy="3474304"/>
+                    </a:xfrm>
+                    <a:prstGeom prst="rect">
+                      <a:avLst/>
+                    </a:prstGeom>
+                  </pic:spPr>
+                </pic:pic>
+              </a:graphicData>
+            </a:graphic>
+          </wp:inline>
+        </w:drawing>
+      </w:r>
+    </w:p>
+    <w:p>
+      <w:pPr>
+        <w:rPr>
+          <w:rFonts w:cs="Times New Roman"/>
+          <w:szCs w:val="24"/>
+          <w:lang w:eastAsia="hu-HU"/>
+        </w:rPr>
+      </w:pPr>
+    </w:p>
+    <w:p>
+      <w:pPr>
+        <w:rPr>
+          <w:rFonts w:cs="Times New Roman"/>
+          <w:b/>
+          <w:szCs w:val="24"/>
+          <w:lang w:eastAsia="hu-HU"/>
+        </w:rPr>
+      </w:pPr>
+      <w:r>
+        <w:rPr>
+          <w:rFonts w:cs="Times New Roman"/>
+          <w:b/>
+          <w:szCs w:val="24"/>
+          <w:lang w:eastAsia="hu-HU"/>
+        </w:rPr>
+        <w:t>src/services/favoritesService.js</w:t>
+      </w:r>
+    </w:p>
+    <w:p>
+      <w:pPr>
+        <w:rPr>
+          <w:rFonts w:cs="Times New Roman"/>
+          <w:szCs w:val="24"/>
+          <w:lang w:eastAsia="hu-HU"/>
+        </w:rPr>
+      </w:pPr>
+      <w:r>
+        <w:rPr>
+          <w:rFonts w:cs="Times New Roman"/>
+          <w:szCs w:val="24"/>
+          <w:lang w:eastAsia="hu-HU"/>
+        </w:rPr>
+        <w:t>A src/services/favoritesService.js egyszerű kedvencek kezelést biztosít. A listFavorites() visszaadja a kedvenc ID-kat, az addFavorite() hozzáad vagy frissít időbélyeget, a removeFavorite() eltávolít, az isFavorite() ellenőrzi a státuszt. Ez a szolgáltatás támogatja a felhasználói preferenciákat egyszerű join táblával.</w:t>
+      </w:r>
+    </w:p>
+    <w:p>
+      <w:pPr>
+        <w:rPr>
+          <w:rFonts w:cs="Times New Roman"/>
+          <w:szCs w:val="24"/>
+          <w:lang w:eastAsia="hu-HU"/>
+        </w:rPr>
+      </w:pPr>
+      <w:r>
+        <w:rPr>
+          <w:rFonts w:cs="Times New Roman"/>
+          <w:szCs w:val="24"/>
+          <w:lang w:eastAsia="hu-HU"/>
+        </w:rPr>
+        <w:drawing>
+          <wp:inline distT="0" distB="0" distL="0" distR="0" wp14:anchorId="667A2C35" wp14:editId="37BF5333">
+            <wp:extent cx="5760720" cy="3089275"/>
+            <wp:effectExtent l="0" t="0" r="0" b="0"/>
+            <wp:docPr id="26" name="Kép 26"/>
+            <wp:cNvGraphicFramePr>
+              <a:graphicFrameLocks xmlns:a="http://schemas.openxmlformats.org/drawingml/2006/main" noChangeAspect="1"/>
+            </wp:cNvGraphicFramePr>
+            <a:graphic xmlns:a="http://schemas.openxmlformats.org/drawingml/2006/main">
+              <a:graphicData uri="http://schemas.openxmlformats.org/drawingml/2006/picture">
+                <pic:pic xmlns:pic="http://schemas.openxmlformats.org/drawingml/2006/picture">
+                  <pic:nvPicPr>
+                    <pic:cNvPr id="1" name=""/>
+                    <pic:cNvPicPr/>
+                  </pic:nvPicPr>
+                  <pic:blipFill>
+                    <a:blip r:embed="rId22"/>
+                    <a:stretch>
+                      <a:fillRect/>
+                    </a:stretch>
+                  </pic:blipFill>
+                  <pic:spPr>
+                    <a:xfrm>
+                      <a:off x="0" y="0"/>
+                      <a:ext cx="5760720" cy="3089275"/>
+                    </a:xfrm>
+                    <a:prstGeom prst="rect">
+                      <a:avLst/>
+                    </a:prstGeom>
+                  </pic:spPr>
+                </pic:pic>
+              </a:graphicData>
+            </a:graphic>
+          </wp:inline>
+        </w:drawing>
+      </w:r>
+    </w:p>
+    <w:p>
+      <w:pPr>
+        <w:rPr>
+          <w:rFonts w:cs="Times New Roman"/>
+          <w:szCs w:val="24"/>
+          <w:lang w:eastAsia="hu-HU"/>
+        </w:rPr>
+      </w:pPr>
+    </w:p>
+    <w:p>
+      <w:pPr>
+        <w:rPr>
+          <w:rFonts w:cs="Times New Roman"/>
+          <w:b/>
+          <w:szCs w:val="24"/>
+          <w:lang w:eastAsia="hu-HU"/>
+        </w:rPr>
+      </w:pPr>
+      <w:r>
+        <w:rPr>
+          <w:rFonts w:cs="Times New Roman"/>
+          <w:b/>
+          <w:szCs w:val="24"/>
+          <w:lang w:eastAsia="hu-HU"/>
+        </w:rPr>
+        <w:t>src/services/adminService.js</w:t>
+      </w:r>
+    </w:p>
+    <w:p>
+      <w:pPr>
+        <w:rPr>
+          <w:rFonts w:cs="Times New Roman"/>
+          <w:szCs w:val="24"/>
+          <w:lang w:eastAsia="hu-HU"/>
+        </w:rPr>
+      </w:pPr>
+      <w:r>
+        <w:rPr>
+          <w:rFonts w:cs="Times New Roman"/>
+          <w:szCs w:val="24"/>
+          <w:lang w:eastAsia="hu-HU"/>
+        </w:rPr>
+        <w:t>A src/services/adminService.js admin jelentéseket és metaadatokat szolgáltat. A listUsersForAdmin() aggregált bejelentkezési statisztikákkal listázza a felhasználókat. A listCategories(), listSportTypes(), listLocations() és listOrganizers() metaadatokat adnak vissza. A getAdminStats() rendszer-szintű statisztikákat aggregál. Ez a szolgáltatás támogatja az admin irányítópultokat és jelentéseket.</w:t>
+      </w:r>
+    </w:p>
+    <w:p>
+      <w:pPr>
+        <w:rPr>
+          <w:rFonts w:cs="Times New Roman"/>
+          <w:szCs w:val="24"/>
+          <w:lang w:eastAsia="hu-HU"/>
+        </w:rPr>
+      </w:pPr>
+      <w:r>
+        <w:rPr>
+          <w:rFonts w:cs="Times New Roman"/>
+          <w:szCs w:val="24"/>
+          <w:lang w:eastAsia="hu-HU"/>
+        </w:rPr>
+        <w:drawing>
+          <wp:inline distT="0" distB="0" distL="0" distR="0" wp14:anchorId="72198D9E" wp14:editId="1D985DE2">
+            <wp:extent cx="4772025" cy="2288699"/>
+            <wp:effectExtent l="0" t="0" r="0" b="0"/>
+            <wp:docPr id="27" name="Kép 27"/>
+            <wp:cNvGraphicFramePr>
+              <a:graphicFrameLocks xmlns:a="http://schemas.openxmlformats.org/drawingml/2006/main" noChangeAspect="1"/>
+            </wp:cNvGraphicFramePr>
+            <a:graphic xmlns:a="http://schemas.openxmlformats.org/drawingml/2006/main">
+              <a:graphicData uri="http://schemas.openxmlformats.org/drawingml/2006/picture">
+                <pic:pic xmlns:pic="http://schemas.openxmlformats.org/drawingml/2006/picture">
+                  <pic:nvPicPr>
+                    <pic:cNvPr id="1" name=""/>
+                    <pic:cNvPicPr/>
+                  </pic:nvPicPr>
+                  <pic:blipFill>
+                    <a:blip r:embed="rId23"/>
+                    <a:stretch>
+                      <a:fillRect/>
+                    </a:stretch>
+                  </pic:blipFill>
+                  <pic:spPr>
+                    <a:xfrm>
+                      <a:off x="0" y="0"/>
+                      <a:ext cx="4812886" cy="2308296"/>
+                    </a:xfrm>
+                    <a:prstGeom prst="rect">
+                      <a:avLst/>
+                    </a:prstGeom>
+                  </pic:spPr>
+                </pic:pic>
+              </a:graphicData>
+            </a:graphic>
+          </wp:inline>
+        </w:drawing>
+      </w:r>
+    </w:p>
+    <w:p>
+      <w:pPr>
+        <w:rPr>
+          <w:rFonts w:cs="Times New Roman"/>
+          <w:szCs w:val="24"/>
+          <w:lang w:eastAsia="hu-HU"/>
+        </w:rPr>
+      </w:pPr>
+    </w:p>
+    <w:p>
+      <w:pPr>
+        <w:rPr>
+          <w:rFonts w:cs="Times New Roman"/>
+          <w:b/>
+          <w:szCs w:val="24"/>
+          <w:lang w:eastAsia="hu-HU"/>
+        </w:rPr>
+      </w:pPr>
+      <w:r>
+        <w:rPr>
+          <w:rFonts w:cs="Times New Roman"/>
+          <w:b/>
+          <w:szCs w:val="24"/>
+          <w:lang w:eastAsia="hu-HU"/>
+        </w:rPr>
+        <w:t>src/utils/helpers.js</w:t>
+      </w:r>
+    </w:p>
+    <w:p>
+      <w:pPr>
+        <w:rPr>
+          <w:rFonts w:cs="Times New Roman"/>
+          <w:szCs w:val="24"/>
+          <w:lang w:eastAsia="hu-HU"/>
+        </w:rPr>
+      </w:pPr>
+      <w:r>
+        <w:rPr>
+          <w:rFonts w:cs="Times New Roman"/>
+          <w:szCs w:val="24"/>
+          <w:lang w:eastAsia="hu-HU"/>
+        </w:rPr>
+        <w:t>A src/utils/helpers.js általános segédfüggvényeket biztosít kriptóhoz, normalizáláshoz és formázáshoz. A normalizeEmail() és normalizeHeaderValue() konzisztens adatokat biztosítanak. A hashPassword() scrypt hash-t generál sóval, a verifyPassword() időzítés-biztos ellenőrzést végez. A toPriceLabel() árakat formáz magyarul, az readBody() és json() válaszokat kezelnek. Ez az eszközkészlet újrafelhasználható minden szolgáltatásban.</w:t>
+      </w:r>
+    </w:p>
+    <w:p>
+      <w:pPr>
+        <w:rPr>
+          <w:rFonts w:cs="Times New Roman"/>
+          <w:szCs w:val="24"/>
+          <w:lang w:eastAsia="hu-HU"/>
+        </w:rPr>
+      </w:pPr>
+      <w:r>
+        <w:rPr>
+          <w:rFonts w:cs="Times New Roman"/>
+          <w:szCs w:val="24"/>
+          <w:lang w:eastAsia="hu-HU"/>
+        </w:rPr>
+        <w:drawing>
+          <wp:inline distT="0" distB="0" distL="0" distR="0" wp14:anchorId="2F1DC8B4" wp14:editId="0EC5A84A">
+            <wp:extent cx="5760720" cy="2789555"/>
+            <wp:effectExtent l="0" t="0" r="0" b="0"/>
+            <wp:docPr id="28" name="Kép 28"/>
+            <wp:cNvGraphicFramePr>
+              <a:graphicFrameLocks xmlns:a="http://schemas.openxmlformats.org/drawingml/2006/main" noChangeAspect="1"/>
+            </wp:cNvGraphicFramePr>
+            <a:graphic xmlns:a="http://schemas.openxmlformats.org/drawingml/2006/main">
+              <a:graphicData uri="http://schemas.openxmlformats.org/drawingml/2006/picture">
+                <pic:pic xmlns:pic="http://schemas.openxmlformats.org/drawingml/2006/picture">
+                  <pic:nvPicPr>
+                    <pic:cNvPr id="1" name=""/>
+                    <pic:cNvPicPr/>
+                  </pic:nvPicPr>
+                  <pic:blipFill>
+                    <a:blip r:embed="rId24"/>
+                    <a:stretch>
+                      <a:fillRect/>
+                    </a:stretch>
+                  </pic:blipFill>
+                  <pic:spPr>
+                    <a:xfrm>
+                      <a:off x="0" y="0"/>
+                      <a:ext cx="5760720" cy="2789555"/>
+                    </a:xfrm>
+                    <a:prstGeom prst="rect">
+                      <a:avLst/>
+                    </a:prstGeom>
+                  </pic:spPr>
+                </pic:pic>
+              </a:graphicData>
+            </a:graphic>
+          </wp:inline>
+        </w:drawing>
+      </w:r>
+    </w:p>
+    <w:p>
+      <w:pPr>
+        <w:rPr>
+          <w:rFonts w:cs="Times New Roman"/>
+          <w:szCs w:val="24"/>
+          <w:lang w:eastAsia="hu-HU"/>
+        </w:rPr>
+      </w:pPr>
+    </w:p>
+    <w:p>
+      <w:pPr>
+        <w:rPr>
+          <w:rFonts w:cs="Times New Roman"/>
+          <w:b/>
+          <w:szCs w:val="24"/>
+          <w:lang w:eastAsia="hu-HU"/>
+        </w:rPr>
+      </w:pPr>
+      <w:r>
+        <w:rPr>
+          <w:rFonts w:cs="Times New Roman"/>
+          <w:b/>
+          <w:szCs w:val="24"/>
+          <w:lang w:eastAsia="hu-HU"/>
+        </w:rPr>
+        <w:t>src/utils/mappers.js</w:t>
+      </w:r>
+    </w:p>
+    <w:p>
+      <w:pPr>
+        <w:rPr>
+          <w:rFonts w:cs="Times New Roman"/>
+          <w:szCs w:val="24"/>
+          <w:lang w:eastAsia="hu-HU"/>
+        </w:rPr>
+      </w:pPr>
+      <w:r>
+        <w:rPr>
+          <w:rFonts w:cs="Times New Roman"/>
+          <w:szCs w:val="24"/>
+          <w:lang w:eastAsia="hu-HU"/>
+        </w:rPr>
+        <w:t>A src/utils/mappers.js átalakítja az adatbázis sorokat API válaszokká. A mapRowToSport() sport objektumokat hoz létre számított értékekkel. A mapUserRowToProfile() felhasználói profilokat, figyelembe véve az admin szerepkört. Egyéb függvények, mint mapRegistrationRow(), különböző nézeteket biztosítanak. Konfigurációs függvények kezelik az admin engedélyezési listát. Ez a réteg biztosítja a konzisztens API szerződéseket.</w:t>
+      </w:r>
+    </w:p>
+    <w:p>
+      <w:pPr>
+        <w:rPr>
+          <w:rFonts w:cs="Times New Roman"/>
+          <w:szCs w:val="24"/>
+          <w:lang w:eastAsia="hu-HU"/>
+        </w:rPr>
+      </w:pPr>
+      <w:r>
+        <w:rPr>
+          <w:rFonts w:cs="Times New Roman"/>
+          <w:szCs w:val="24"/>
+          <w:lang w:eastAsia="hu-HU"/>
+        </w:rPr>
+        <w:drawing>
+          <wp:inline distT="0" distB="0" distL="0" distR="0" wp14:anchorId="5922C7FD" wp14:editId="42FA4042">
+            <wp:extent cx="4200525" cy="2321560"/>
+            <wp:effectExtent l="0" t="0" r="9525" b="2540"/>
+            <wp:docPr id="29" name="Kép 29"/>
+            <wp:cNvGraphicFramePr>
+              <a:graphicFrameLocks xmlns:a="http://schemas.openxmlformats.org/drawingml/2006/main" noChangeAspect="1"/>
+            </wp:cNvGraphicFramePr>
+            <a:graphic xmlns:a="http://schemas.openxmlformats.org/drawingml/2006/main">
+              <a:graphicData uri="http://schemas.openxmlformats.org/drawingml/2006/picture">
+                <pic:pic xmlns:pic="http://schemas.openxmlformats.org/drawingml/2006/picture">
+                  <pic:nvPicPr>
+                    <pic:cNvPr id="1" name=""/>
+                    <pic:cNvPicPr/>
+                  </pic:nvPicPr>
+                  <pic:blipFill>
+                    <a:blip r:embed="rId25"/>
+                    <a:stretch>
+                      <a:fillRect/>
+                    </a:stretch>
+                  </pic:blipFill>
+                  <pic:spPr>
+                    <a:xfrm>
+                      <a:off x="0" y="0"/>
+                      <a:ext cx="4359278" cy="2409300"/>
+                    </a:xfrm>
+                    <a:prstGeom prst="rect">
+                      <a:avLst/>
+                    </a:prstGeom>
+                  </pic:spPr>
+                </pic:pic>
+              </a:graphicData>
+            </a:graphic>
+          </wp:inline>
+        </w:drawing>
+      </w:r>
+    </w:p>
+    <w:p>
+      <w:pPr>
+        <w:rPr>
+          <w:rFonts w:cs="Times New Roman"/>
+          <w:b/>
+          <w:szCs w:val="24"/>
+          <w:lang w:eastAsia="hu-HU"/>
+        </w:rPr>
+      </w:pPr>
+      <w:r>
+        <w:rPr>
+          <w:rFonts w:cs="Times New Roman"/>
+          <w:b/>
+          <w:szCs w:val="24"/>
+          <w:lang w:eastAsia="hu-HU"/>
+        </w:rPr>
+        <w:lastRenderedPageBreak/>
+        <w:t>src/utils/validators.js</w:t>
+      </w:r>
+    </w:p>
+    <w:p>
+      <w:pPr>
+        <w:rPr>
+          <w:rFonts w:cs="Times New Roman"/>
+          <w:szCs w:val="24"/>
+          <w:lang w:eastAsia="hu-HU"/>
+        </w:rPr>
+      </w:pPr>
+      <w:r>
+        <w:rPr>
+          <w:rFonts w:cs="Times New Roman"/>
+          <w:szCs w:val="24"/>
+          <w:lang w:eastAsia="hu-HU"/>
+        </w:rPr>
+        <w:t>A src/utils/validators.js bemenet érvényesítést végez magyar hibaüzenetekkel. A validateSignupPayload() regisztrációt, a validateSigninPayload() bejelentkezést, a validateSportPayload() sportokat érvényesít, ellenőrizve a szükséges mezőket és formátumokat. Ez a réteg biztosítja az adat integritást.</w:t>
+      </w:r>
+    </w:p>
+    <w:p>
+      <w:pPr>
+        <w:rPr>
+          <w:rFonts w:cs="Times New Roman"/>
+          <w:szCs w:val="24"/>
+          <w:lang w:eastAsia="hu-HU"/>
+        </w:rPr>
+      </w:pPr>
+      <w:r>
+        <w:rPr>
+          <w:rFonts w:cs="Times New Roman"/>
+          <w:szCs w:val="24"/>
+          <w:lang w:eastAsia="hu-HU"/>
+        </w:rPr>
+        <w:drawing>
+          <wp:inline distT="0" distB="0" distL="0" distR="0" wp14:anchorId="7A282B18" wp14:editId="5E7C106F">
+            <wp:extent cx="5760720" cy="2894330"/>
+            <wp:effectExtent l="0" t="0" r="0" b="1270"/>
+            <wp:docPr id="30" name="Kép 30"/>
+            <wp:cNvGraphicFramePr>
+              <a:graphicFrameLocks xmlns:a="http://schemas.openxmlformats.org/drawingml/2006/main" noChangeAspect="1"/>
+            </wp:cNvGraphicFramePr>
+            <a:graphic xmlns:a="http://schemas.openxmlformats.org/drawingml/2006/main">
+              <a:graphicData uri="http://schemas.openxmlformats.org/drawingml/2006/picture">
+                <pic:pic xmlns:pic="http://schemas.openxmlformats.org/drawingml/2006/picture">
+                  <pic:nvPicPr>
+                    <pic:cNvPr id="1" name=""/>
+                    <pic:cNvPicPr/>
+                  </pic:nvPicPr>
+                  <pic:blipFill>
+                    <a:blip r:embed="rId26"/>
+                    <a:stretch>
+                      <a:fillRect/>
+                    </a:stretch>
+                  </pic:blipFill>
+                  <pic:spPr>
+                    <a:xfrm>
+                      <a:off x="0" y="0"/>
+                      <a:ext cx="5760720" cy="2894330"/>
+                    </a:xfrm>
+                    <a:prstGeom prst="rect">
+                      <a:avLst/>
+                    </a:prstGeom>
+                  </pic:spPr>
+                </pic:pic>
+              </a:graphicData>
+            </a:graphic>
+          </wp:inline>
+        </w:drawing>
+      </w:r>
+    </w:p>
+    <w:p>
+      <w:pPr>
+        <w:rPr>
+          <w:rFonts w:cs="Times New Roman"/>
+          <w:szCs w:val="24"/>
+          <w:lang w:eastAsia="hu-HU"/>
+        </w:rPr>
+      </w:pPr>
+    </w:p>
+    <w:p>
+      <w:pPr>
+        <w:rPr>
+          <w:rFonts w:cs="Times New Roman"/>
+          <w:szCs w:val="24"/>
+          <w:lang w:eastAsia="hu-HU"/>
+        </w:rPr>
+      </w:pPr>
+      <w:r>
+        <w:rPr>
+          <w:rFonts w:cs="Times New Roman"/>
+          <w:szCs w:val="24"/>
+          <w:lang w:eastAsia="hu-HU"/>
+        </w:rPr>
+        <w:t>Összességében a backend rétegzett tervezéssel rendelkezik, ahol a routes kezelik a HTTP kéréseket, a services az üzleti logikát, a config/db az adat hozzáférést, az utils pedig a segédeszközöket. Az autentikáció fejléc-alapú, az adatbázis magyar nevekkel és referenciális integritással rendelkezik. A kulcs minták közé tartozik a tranzakciók használata, soft törlések, auto-entitás létrehozás és admin engedélyezés. Ez a rendszer robusztusan támogatja a sportközösség igényeit, ösztönözve a fizikai aktivitást és közösségi részvételt a digitális platformon keresztül. A tervezés figyelembe veszi a skálázhatóságot és karbantarthatóságot, modularizált komponensekkel, amelyek könnyen tesztelhetők és módosíthatók. Az adatbázis kapcsolatkészlet hatékony erőforrás-kezelést biztosít nagy terhelés alatt, míg a tranzakciók megakadályozzák az adat inkonzisztenciát komplex műveletek során. A magyar lokalizáció minden felhasználói felületen keresztül érvényesül, a hibaüzenetektől az adat formázásig, biztosítva a helyi felhasználók számára intuitív élményt. A biztonsági intézkedések, mint a jelszó hash-elés és időzítés-biztos összehasonlítás, védik a felhasználói adatokat a közös támadási vektoroktól. Az adminisztratív funkciók részletes auditálást és statisztikákat biztosítanak a rendszer egészségének és használatának monitorozására, lehetővé téve az adminisztrátorok számára az informált döntéshozatalt.</w:t>
+      </w:r>
       <w:bookmarkStart w:id="3" w:name="_Toc221528224"/>
-      <w:r>
-        <w:br w:type="page"/>
-      </w:r>
+    </w:p>
+    <w:p>
+      <w:pPr>
+        <w:pStyle w:val="Cmsor2"/>
+        <w:rPr>
+          <w:rFonts w:eastAsia="Times New Roman"/>
+          <w:lang w:eastAsia="hu-HU"/>
+        </w:rPr>
+      </w:pPr>
       <w:bookmarkStart w:id="4" w:name="_GoBack"/>
       <w:bookmarkEnd w:id="4"/>
-    </w:p>
-    <w:p>
-      <w:pPr>
-        <w:pStyle w:val="Cmsor2"/>
-        <w:rPr>
-          <w:rFonts w:eastAsia="Times New Roman"/>
-          <w:lang w:eastAsia="hu-HU"/>
-        </w:rPr>
-      </w:pPr>
       <w:r>
         <w:rPr>
           <w:rFonts w:eastAsia="Times New Roman"/>
@@ -4303,159 +3979,122 @@
           <w:szCs w:val="24"/>
           <w:lang w:eastAsia="hu-HU"/>
         </w:rPr>
-        <w:t xml:space="preserve">Visual </w:t>
-      </w:r>
-      <w:proofErr w:type="spellStart"/>
-      <w:r>
+        <w:t>Visual Studio Code</w:t>
+      </w:r>
+    </w:p>
+    <w:p>
+      <w:pPr>
+        <w:rPr>
+          <w:rFonts w:cs="Times New Roman"/>
+          <w:szCs w:val="24"/>
+        </w:rPr>
+      </w:pPr>
+      <w:r>
+        <w:rPr>
+          <w:rFonts w:cs="Times New Roman"/>
+          <w:szCs w:val="24"/>
+        </w:rPr>
+        <w:t>A Visual Studio Code egy ingyenes forráskódszerkesztő, amely számos programozási nyelvet támogat. A projekt során a frontend és backend kódok megírására és szerkesztésére használtuk. Bővítményei segítségével hatékonyabbá tette a fejlesztési folyamatot.</w:t>
+      </w:r>
+    </w:p>
+    <w:p>
+      <w:pPr>
         <w:rPr>
           <w:rFonts w:cs="Times New Roman"/>
           <w:b/>
           <w:szCs w:val="24"/>
-          <w:lang w:eastAsia="hu-HU"/>
-        </w:rPr>
-        <w:t>Studio</w:t>
-      </w:r>
-      <w:proofErr w:type="spellEnd"/>
+        </w:rPr>
+      </w:pPr>
       <w:r>
         <w:rPr>
           <w:rFonts w:cs="Times New Roman"/>
           <w:b/>
           <w:szCs w:val="24"/>
-          <w:lang w:eastAsia="hu-HU"/>
-        </w:rPr>
-        <w:t xml:space="preserve"> </w:t>
-      </w:r>
-      <w:proofErr w:type="spellStart"/>
-      <w:r>
+        </w:rPr>
+        <w:t>Docker Desktop</w:t>
+      </w:r>
+    </w:p>
+    <w:p>
+      <w:pPr>
+        <w:rPr>
+          <w:rFonts w:cs="Times New Roman"/>
+          <w:szCs w:val="24"/>
+        </w:rPr>
+      </w:pPr>
+      <w:r>
+        <w:rPr>
+          <w:rFonts w:cs="Times New Roman"/>
+          <w:szCs w:val="24"/>
+        </w:rPr>
+        <w:t>A Docker Desktop egy konténerizációs platform, amely lehetővé teszi alkalmazások futtatását elkülönített környezetben. A projekt során a fejlesztői környezet kialakítására és a rendszer helyi futtatására használtuk. Segítségével biztosítottuk az egységes környezetet a backend és az adatbázis számára, valamint leegyszerűsítettük a telepítési és futtatási folyamatot. A konténerek használata megkönnyítette a projekt hordozhatóságát és a csapattagok közötti egységes működést.</w:t>
+      </w:r>
+    </w:p>
+    <w:p>
+      <w:pPr>
         <w:rPr>
           <w:rFonts w:cs="Times New Roman"/>
           <w:b/>
           <w:szCs w:val="24"/>
           <w:lang w:eastAsia="hu-HU"/>
         </w:rPr>
-        <w:t>Code</w:t>
-      </w:r>
-      <w:proofErr w:type="spellEnd"/>
-    </w:p>
-    <w:p>
-      <w:pPr>
-        <w:rPr>
-          <w:rFonts w:cs="Times New Roman"/>
-          <w:szCs w:val="24"/>
-        </w:rPr>
-      </w:pPr>
-      <w:r>
-        <w:rPr>
-          <w:rFonts w:cs="Times New Roman"/>
-          <w:szCs w:val="24"/>
-        </w:rPr>
-        <w:t xml:space="preserve">A Visual </w:t>
-      </w:r>
-      <w:proofErr w:type="spellStart"/>
-      <w:r>
-        <w:rPr>
-          <w:rFonts w:cs="Times New Roman"/>
-          <w:szCs w:val="24"/>
-        </w:rPr>
-        <w:t>Studio</w:t>
-      </w:r>
-      <w:proofErr w:type="spellEnd"/>
-      <w:r>
-        <w:rPr>
-          <w:rFonts w:cs="Times New Roman"/>
-          <w:szCs w:val="24"/>
-        </w:rPr>
-        <w:t xml:space="preserve"> </w:t>
-      </w:r>
-      <w:proofErr w:type="spellStart"/>
-      <w:r>
-        <w:rPr>
-          <w:rFonts w:cs="Times New Roman"/>
-          <w:szCs w:val="24"/>
-        </w:rPr>
-        <w:t>Code</w:t>
-      </w:r>
-      <w:proofErr w:type="spellEnd"/>
-      <w:r>
-        <w:rPr>
-          <w:rFonts w:cs="Times New Roman"/>
-          <w:szCs w:val="24"/>
-        </w:rPr>
-        <w:t xml:space="preserve"> egy ingyenes forráskódszerkesztő, amely számos programozási nyelvet támogat. A projekt során a frontend és backend kódok megírására és szerkesztésére használtuk. Bővítményei segítségével hatékonyabbá tette a fejlesztési folyamatot.</w:t>
-      </w:r>
-    </w:p>
-    <w:p>
-      <w:pPr>
+      </w:pPr>
+      <w:r>
         <w:rPr>
           <w:rFonts w:cs="Times New Roman"/>
           <w:b/>
           <w:szCs w:val="24"/>
-        </w:rPr>
-      </w:pPr>
-      <w:r>
+          <w:lang w:eastAsia="hu-HU"/>
+        </w:rPr>
+        <w:t>Discord</w:t>
+      </w:r>
+    </w:p>
+    <w:p>
+      <w:pPr>
+        <w:rPr>
+          <w:rFonts w:cs="Times New Roman"/>
+          <w:szCs w:val="24"/>
+        </w:rPr>
+      </w:pPr>
+      <w:r>
+        <w:rPr>
+          <w:rFonts w:cs="Times New Roman"/>
+          <w:szCs w:val="24"/>
+        </w:rPr>
+        <w:t>A Discord egy online kommunikációs platform, amely szöveges és hangalapú kapcsolattartást tesz lehetővé. A projekt során a csapattagok közötti kommunikációra és egyeztetésre használtuk. Elősegítette az információk gyors megosztását és az együttműködést.</w:t>
+      </w:r>
+    </w:p>
+    <w:p>
+      <w:pPr>
         <w:rPr>
           <w:rFonts w:cs="Times New Roman"/>
           <w:b/>
           <w:szCs w:val="24"/>
-        </w:rPr>
-        <w:t xml:space="preserve">Docker </w:t>
-      </w:r>
-      <w:proofErr w:type="spellStart"/>
+          <w:lang w:eastAsia="hu-HU"/>
+        </w:rPr>
+      </w:pPr>
       <w:r>
         <w:rPr>
           <w:rFonts w:cs="Times New Roman"/>
           <w:b/>
           <w:szCs w:val="24"/>
-        </w:rPr>
-        <w:t>Desktop</w:t>
-      </w:r>
-      <w:proofErr w:type="spellEnd"/>
-    </w:p>
-    <w:p>
-      <w:pPr>
-        <w:rPr>
-          <w:rFonts w:cs="Times New Roman"/>
-          <w:szCs w:val="24"/>
-        </w:rPr>
-      </w:pPr>
-      <w:r>
-        <w:rPr>
-          <w:rFonts w:cs="Times New Roman"/>
-          <w:szCs w:val="24"/>
-        </w:rPr>
-        <w:t xml:space="preserve">A Docker </w:t>
-      </w:r>
-      <w:proofErr w:type="spellStart"/>
-      <w:r>
-        <w:rPr>
-          <w:rFonts w:cs="Times New Roman"/>
-          <w:szCs w:val="24"/>
-        </w:rPr>
-        <w:t>Desktop</w:t>
-      </w:r>
-      <w:proofErr w:type="spellEnd"/>
-      <w:r>
-        <w:rPr>
-          <w:rFonts w:cs="Times New Roman"/>
-          <w:szCs w:val="24"/>
-        </w:rPr>
-        <w:t xml:space="preserve"> egy </w:t>
-      </w:r>
-      <w:proofErr w:type="spellStart"/>
-      <w:r>
-        <w:rPr>
-          <w:rFonts w:cs="Times New Roman"/>
-          <w:szCs w:val="24"/>
-        </w:rPr>
-        <w:t>konténerizációs</w:t>
-      </w:r>
-      <w:proofErr w:type="spellEnd"/>
-      <w:r>
-        <w:rPr>
-          <w:rFonts w:cs="Times New Roman"/>
-          <w:szCs w:val="24"/>
-        </w:rPr>
-        <w:t xml:space="preserve"> platform, amely lehetővé teszi alkalmazások futtatását elkülönített környezetben. A projekt során a fejlesztői környezet kialakítására és a rendszer helyi futtatására használtuk. Segítségével biztosítottuk az egységes környezetet a backend és az adatbázis számára, valamint leegyszerűsítettük a telepítési és futtatási folyamatot. A konténerek használata megkönnyítette a projekt hordozhatóságát és a csapattagok közötti egységes működést.</w:t>
+          <w:lang w:eastAsia="hu-HU"/>
+        </w:rPr>
+        <w:t>Inkscape</w:t>
+      </w:r>
+    </w:p>
+    <w:p>
+      <w:pPr>
+        <w:rPr>
+          <w:rFonts w:cs="Times New Roman"/>
+          <w:szCs w:val="24"/>
+        </w:rPr>
+      </w:pPr>
+      <w:r>
+        <w:rPr>
+          <w:rFonts w:cs="Times New Roman"/>
+          <w:szCs w:val="24"/>
+        </w:rPr>
+        <w:t>Az Inkscape egy ingyenes, nyílt forráskódú vektorgrafikus szerkesztőprogram. A projekt logójának megtervezésére és elkészítésére használtuk. Lehetővé tette jó minőségű, méretezhető grafikai elemek létrehozását.</w:t>
       </w:r>
     </w:p>
     <w:p>
@@ -4464,152 +4103,30 @@
           <w:rFonts w:cs="Times New Roman"/>
           <w:b/>
           <w:szCs w:val="24"/>
-          <w:lang w:eastAsia="hu-HU"/>
-        </w:rPr>
-      </w:pPr>
-      <w:proofErr w:type="spellStart"/>
+        </w:rPr>
+      </w:pPr>
       <w:r>
         <w:rPr>
           <w:rFonts w:cs="Times New Roman"/>
           <w:b/>
           <w:szCs w:val="24"/>
-          <w:lang w:eastAsia="hu-HU"/>
-        </w:rPr>
-        <w:t>Discord</w:t>
-      </w:r>
-      <w:proofErr w:type="spellEnd"/>
-    </w:p>
-    <w:p>
-      <w:pPr>
-        <w:rPr>
-          <w:rFonts w:cs="Times New Roman"/>
-          <w:szCs w:val="24"/>
-        </w:rPr>
-      </w:pPr>
-      <w:r>
-        <w:rPr>
-          <w:rFonts w:cs="Times New Roman"/>
-          <w:szCs w:val="24"/>
-        </w:rPr>
-        <w:t xml:space="preserve">A </w:t>
-      </w:r>
-      <w:proofErr w:type="spellStart"/>
-      <w:r>
-        <w:rPr>
-          <w:rFonts w:cs="Times New Roman"/>
-          <w:szCs w:val="24"/>
-        </w:rPr>
-        <w:t>Discord</w:t>
-      </w:r>
-      <w:proofErr w:type="spellEnd"/>
-      <w:r>
-        <w:rPr>
-          <w:rFonts w:cs="Times New Roman"/>
-          <w:szCs w:val="24"/>
-        </w:rPr>
-        <w:t xml:space="preserve"> egy online kommunikációs platform, amely szöveges és hangalapú kapcsolattartást tesz lehetővé. A projekt során a csapattagok közötti kommunikációra és egyeztetésre használtuk. Elősegítette az információk gyors megosztását és az együttműködést.</w:t>
-      </w:r>
-    </w:p>
-    <w:p>
-      <w:pPr>
-        <w:rPr>
-          <w:rFonts w:cs="Times New Roman"/>
-          <w:b/>
-          <w:szCs w:val="24"/>
-          <w:lang w:eastAsia="hu-HU"/>
-        </w:rPr>
-      </w:pPr>
-      <w:proofErr w:type="spellStart"/>
-      <w:r>
-        <w:rPr>
-          <w:rFonts w:cs="Times New Roman"/>
-          <w:b/>
-          <w:szCs w:val="24"/>
-          <w:lang w:eastAsia="hu-HU"/>
-        </w:rPr>
-        <w:t>Inkscape</w:t>
-      </w:r>
-      <w:proofErr w:type="spellEnd"/>
-    </w:p>
-    <w:p>
-      <w:pPr>
-        <w:rPr>
-          <w:rFonts w:cs="Times New Roman"/>
-          <w:szCs w:val="24"/>
-        </w:rPr>
-      </w:pPr>
-      <w:r>
-        <w:rPr>
-          <w:rFonts w:cs="Times New Roman"/>
-          <w:szCs w:val="24"/>
-        </w:rPr>
-        <w:t xml:space="preserve">Az </w:t>
-      </w:r>
-      <w:proofErr w:type="spellStart"/>
-      <w:r>
-        <w:rPr>
-          <w:rFonts w:cs="Times New Roman"/>
-          <w:szCs w:val="24"/>
-        </w:rPr>
-        <w:t>Inkscape</w:t>
-      </w:r>
-      <w:proofErr w:type="spellEnd"/>
-      <w:r>
-        <w:rPr>
-          <w:rFonts w:cs="Times New Roman"/>
-          <w:szCs w:val="24"/>
-        </w:rPr>
-        <w:t xml:space="preserve"> egy ingyenes, nyílt forráskódú vektorgrafikus szerkesztőprogram. A projekt logójának megtervezésére és elkészítésére használtuk. Lehetővé tette jó minőségű, méretezhető grafikai elemek létrehozását.</w:t>
-      </w:r>
-    </w:p>
-    <w:p>
-      <w:pPr>
-        <w:rPr>
-          <w:rFonts w:cs="Times New Roman"/>
-          <w:b/>
-          <w:szCs w:val="24"/>
-        </w:rPr>
-      </w:pPr>
-      <w:proofErr w:type="spellStart"/>
-      <w:r>
-        <w:rPr>
-          <w:rFonts w:cs="Times New Roman"/>
-          <w:b/>
-          <w:szCs w:val="24"/>
         </w:rPr>
         <w:t>Canva</w:t>
       </w:r>
-      <w:proofErr w:type="spellEnd"/>
-    </w:p>
-    <w:p>
-      <w:pPr>
-        <w:rPr>
-          <w:rFonts w:cs="Times New Roman"/>
-          <w:szCs w:val="24"/>
-        </w:rPr>
-      </w:pPr>
-      <w:r>
-        <w:rPr>
-          <w:rFonts w:cs="Times New Roman"/>
-          <w:szCs w:val="24"/>
-        </w:rPr>
-        <w:t xml:space="preserve">A </w:t>
-      </w:r>
-      <w:proofErr w:type="spellStart"/>
-      <w:r>
-        <w:rPr>
-          <w:rFonts w:cs="Times New Roman"/>
-          <w:szCs w:val="24"/>
-        </w:rPr>
-        <w:t>Canva</w:t>
-      </w:r>
-      <w:proofErr w:type="spellEnd"/>
-      <w:r>
-        <w:rPr>
-          <w:rFonts w:cs="Times New Roman"/>
-          <w:szCs w:val="24"/>
-        </w:rPr>
-        <w:t xml:space="preserve"> egy online grafikai tervezőprogram, amely sablonok és könnyen használható szerkesztőeszközök segítségével teszi lehetővé különböző vizuális tartalmak elkészítését. A projekt során a Gantt-diagram megtervezésére és elkészítésére használtuk. Segítségével átláthatóan tudtuk bemutatni a feladatok ütemezését, időtartamát és egymásra épülését. A sablonok megkönnyítették a strukturált, esztétikus megjelenítés kialakítását.</w:t>
+    </w:p>
+    <w:p>
+      <w:pPr>
+        <w:rPr>
+          <w:rFonts w:cs="Times New Roman"/>
+          <w:szCs w:val="24"/>
+        </w:rPr>
+      </w:pPr>
+      <w:r>
+        <w:rPr>
+          <w:rFonts w:cs="Times New Roman"/>
+          <w:szCs w:val="24"/>
+        </w:rPr>
+        <w:t>A Canva egy online grafikai tervezőprogram, amely sablonok és könnyen használható szerkesztőeszközök segítségével teszi lehetővé különböző vizuális tartalmak elkészítését. A projekt során a Gantt-diagram megtervezésére és elkészítésére használtuk. Segítségével átláthatóan tudtuk bemutatni a feladatok ütemezését, időtartamát és egymásra épülését. A sablonok megkönnyítették a strukturált, esztétikus megjelenítés kialakítását.</w:t>
       </w:r>
     </w:p>
     <w:p>
@@ -4659,71 +4176,7 @@
           <w:rFonts w:cs="Times New Roman"/>
           <w:szCs w:val="24"/>
         </w:rPr>
-        <w:t xml:space="preserve">A GitHub egy online verziókezelő és kódtároló platform, amely a </w:t>
-      </w:r>
-      <w:proofErr w:type="spellStart"/>
-      <w:r>
-        <w:rPr>
-          <w:rFonts w:cs="Times New Roman"/>
-          <w:szCs w:val="24"/>
-        </w:rPr>
-        <w:t>Git</w:t>
-      </w:r>
-      <w:proofErr w:type="spellEnd"/>
-      <w:r>
-        <w:rPr>
-          <w:rFonts w:cs="Times New Roman"/>
-          <w:szCs w:val="24"/>
-        </w:rPr>
-        <w:t xml:space="preserve"> rendszerre épül. A projekt során a forráskód tárolására és verziókövetésére használtuk. Lehetővé tette a csapattagok számára a párhuzamos munkavégzést, a módosítások nyomon követését és az egyes verziók visszaállítását. A </w:t>
-      </w:r>
-      <w:proofErr w:type="spellStart"/>
-      <w:r>
-        <w:rPr>
-          <w:rFonts w:cs="Times New Roman"/>
-          <w:szCs w:val="24"/>
-        </w:rPr>
-        <w:t>pull</w:t>
-      </w:r>
-      <w:proofErr w:type="spellEnd"/>
-      <w:r>
-        <w:rPr>
-          <w:rFonts w:cs="Times New Roman"/>
-          <w:szCs w:val="24"/>
-        </w:rPr>
-        <w:t xml:space="preserve"> </w:t>
-      </w:r>
-      <w:proofErr w:type="spellStart"/>
-      <w:r>
-        <w:rPr>
-          <w:rFonts w:cs="Times New Roman"/>
-          <w:szCs w:val="24"/>
-        </w:rPr>
-        <w:t>requestek</w:t>
-      </w:r>
-      <w:proofErr w:type="spellEnd"/>
-      <w:r>
-        <w:rPr>
-          <w:rFonts w:cs="Times New Roman"/>
-          <w:szCs w:val="24"/>
-        </w:rPr>
-        <w:t xml:space="preserve"> és </w:t>
-      </w:r>
-      <w:proofErr w:type="spellStart"/>
-      <w:r>
-        <w:rPr>
-          <w:rFonts w:cs="Times New Roman"/>
-          <w:szCs w:val="24"/>
-        </w:rPr>
-        <w:t>branch</w:t>
-      </w:r>
-      <w:proofErr w:type="spellEnd"/>
-      <w:r>
-        <w:rPr>
-          <w:rFonts w:cs="Times New Roman"/>
-          <w:szCs w:val="24"/>
-        </w:rPr>
-        <w:t>-ek használatával biztosítottuk az átlátható és rendszerezett fejlesztési folyamatot, valamint megkönnyítettük az együttműködést.</w:t>
+        <w:t>A GitHub egy online verziókezelő és kódtároló platform, amely a Git rendszerre épül. A projekt során a forráskód tárolására és verziókövetésére használtuk. Lehetővé tette a csapattagok számára a párhuzamos munkavégzést, a módosítások nyomon követését és az egyes verziók visszaállítását. A pull requestek és branch-ek használatával biztosítottuk az átlátható és rendszerezett fejlesztési folyamatot, valamint megkönnyítettük az együttműködést.</w:t>
       </w:r>
     </w:p>
     <w:p>
@@ -4850,7 +4303,7 @@
                     </pic:cNvPicPr>
                   </pic:nvPicPr>
                   <pic:blipFill>
-                    <a:blip r:embed="rId17" cstate="print">
+                    <a:blip r:embed="rId27" cstate="print">
                       <a:extLst>
                         <a:ext uri="{28A0092B-C50C-407E-A947-70E740481C1C}">
                           <a14:useLocalDpi xmlns:a14="http://schemas.microsoft.com/office/drawing/2010/main" val="0"/>
@@ -4958,7 +4411,7 @@
       </w:pPr>
     </w:p>
     <w:sectPr>
-      <w:footerReference w:type="default" r:id="rId18"/>
+      <w:footerReference w:type="default" r:id="rId28"/>
       <w:pgSz w:w="11906" w:h="16838"/>
       <w:pgMar w:top="1417" w:right="1417" w:bottom="1417" w:left="1417" w:header="680" w:footer="680" w:gutter="0"/>
       <w:cols w:space="708"/>
@@ -10665,7 +10118,7 @@
 </file>
 
 <file path=customXml/itemProps1.xml><?xml version="1.0" encoding="utf-8"?>
-<ds:datastoreItem xmlns:ds="http://schemas.openxmlformats.org/officeDocument/2006/customXml" ds:itemID="{FEDA5BA8-DCDF-4AAA-AF9A-BC225C3F26AC}">
+<ds:datastoreItem xmlns:ds="http://schemas.openxmlformats.org/officeDocument/2006/customXml" ds:itemID="{2AEC56FA-7371-4136-9755-2B68A4E2A40B}">
   <ds:schemaRefs>
     <ds:schemaRef ds:uri="http://schemas.openxmlformats.org/officeDocument/2006/bibliography"/>
   </ds:schemaRefs>
